--- a/data/outputs/v2/General_Science/SS1.1_Introduction_to_General_Science/General_Science_Introduction_to_General_Science_CBE_LessonSequence.docx
+++ b/data/outputs/v2/General_Science/SS1.1_Introduction_to_General_Science/General_Science_Introduction_to_General_Science_CBE_LessonSequence.docx
@@ -2987,7 +2987,7 @@
             <w:pPr>
               <w:spacing w:after="20" w:before="0"/>
             </w:pPr>
-            <w:hyperlink w:history="1" r:id="rId3chwy4munvyqdxfrkhjqx">
+            <w:hyperlink w:history="1" r:id="rIdupalvs82umqwgvkqvcbvw">
               <w:r>
                 <w:rPr>
                   <w:rFonts w:ascii="Arial" w:cs="Arial" w:eastAsia="Arial" w:hAnsi="Arial"/>
@@ -2996,7 +2996,7 @@
                   <w:szCs w:val="16"/>
                   <w:u w:val="single" w:color="2E75B6"/>
                 </w:rPr>
-                <w:t xml:space="preserve">When to use z or t statistics in significance tests</w:t>
+                <w:t xml:space="preserve">Citing evidence in literary analysis | Reading</w:t>
               </w:r>
             </w:hyperlink>
           </w:p>
@@ -3020,7 +3020,7 @@
               <w:spacing w:after="10" w:before="0"/>
               <w:ind w:left="120"/>
             </w:pPr>
-            <w:hyperlink w:history="1" r:id="rIdp7ozjq4q7xswa59878uqk">
+            <w:hyperlink w:history="1" r:id="rIdoydneqksf7f9cqkpy3qdp">
               <w:r>
                 <w:rPr>
                   <w:rFonts w:ascii="Arial" w:cs="Arial" w:eastAsia="Arial" w:hAnsi="Arial"/>
@@ -3058,14 +3058,14 @@
                 <w:sz w:val="16"/>
                 <w:szCs w:val="16"/>
               </w:rPr>
-              <w:t xml:space="preserve">📖 HTML:</w:t>
+              <w:t xml:space="preserve">📖 EXERCISE:</w:t>
             </w:r>
           </w:p>
           <w:p>
             <w:pPr>
               <w:spacing w:after="20" w:before="0"/>
             </w:pPr>
-            <w:hyperlink w:history="1" r:id="rIdbbbrf97bolw0ukuopzwi9">
+            <w:hyperlink w:history="1" r:id="rId5wr94e2mvsl2qmdn4o3pi">
               <w:r>
                 <w:rPr>
                   <w:rFonts w:ascii="Arial" w:cs="Arial" w:eastAsia="Arial" w:hAnsi="Arial"/>
@@ -3074,7 +3074,7 @@
                   <w:szCs w:val="16"/>
                   <w:u w:val="single" w:color="2E75B6"/>
                 </w:rPr>
-                <w:t xml:space="preserve">Scale and Indirect Measurement Applications (Flexbook)</w:t>
+                <w:t xml:space="preserve">Choosing an appropriate inference procedure</w:t>
               </w:r>
             </w:hyperlink>
           </w:p>
@@ -3090,7 +3090,7 @@
                 <w:sz w:val="14"/>
                 <w:szCs w:val="14"/>
               </w:rPr>
-              <w:t xml:space="preserve">Source: CK-12</w:t>
+              <w:t xml:space="preserve">Source: Khan Academy (English - US curriculum)</w:t>
             </w:r>
           </w:p>
           <w:p>
@@ -3098,7 +3098,7 @@
               <w:spacing w:after="10" w:before="0"/>
               <w:ind w:left="120"/>
             </w:pPr>
-            <w:hyperlink w:history="1" r:id="rId-_h2mypuxtpuepatjivlt">
+            <w:hyperlink w:history="1" r:id="rIdnirhuziwwg3pyd9dixmuv">
               <w:r>
                 <w:rPr>
                   <w:rFonts w:ascii="Arial" w:cs="Arial" w:eastAsia="Arial" w:hAnsi="Arial"/>
@@ -3293,7 +3293,7 @@
             <w:pPr>
               <w:spacing w:after="20" w:before="0"/>
             </w:pPr>
-            <w:hyperlink w:history="1" r:id="rIdv22rmk-uqjtkjguq-qm0f">
+            <w:hyperlink w:history="1" r:id="rIdd7m44-qxpdf-2ro89vopb">
               <w:r>
                 <w:rPr>
                   <w:rFonts w:ascii="Arial" w:cs="Arial" w:eastAsia="Arial" w:hAnsi="Arial"/>
@@ -3302,7 +3302,7 @@
                   <w:szCs w:val="16"/>
                   <w:u w:val="single" w:color="2E75B6"/>
                 </w:rPr>
-                <w:t xml:space="preserve">When to use z or t statistics in significance tests</w:t>
+                <w:t xml:space="preserve">Making inferences in informational texts | Reading</w:t>
               </w:r>
             </w:hyperlink>
           </w:p>
@@ -3326,7 +3326,7 @@
               <w:spacing w:after="10" w:before="0"/>
               <w:ind w:left="120"/>
             </w:pPr>
-            <w:hyperlink w:history="1" r:id="rIdzbqy6uivhob55-scajh1f">
+            <w:hyperlink w:history="1" r:id="rIdwijcyd6r_chix5nuvqju_">
               <w:r>
                 <w:rPr>
                   <w:rFonts w:ascii="Arial" w:cs="Arial" w:eastAsia="Arial" w:hAnsi="Arial"/>
@@ -3371,7 +3371,7 @@
             <w:pPr>
               <w:spacing w:after="20" w:before="0"/>
             </w:pPr>
-            <w:hyperlink w:history="1" r:id="rIdtlxwthejx4rab8oasl-wx">
+            <w:hyperlink w:history="1" r:id="rIdk86im2nnd2qtxuoxez_ev">
               <w:r>
                 <w:rPr>
                   <w:rFonts w:ascii="Arial" w:cs="Arial" w:eastAsia="Arial" w:hAnsi="Arial"/>
@@ -3380,7 +3380,7 @@
                   <w:szCs w:val="16"/>
                   <w:u w:val="single" w:color="2E75B6"/>
                 </w:rPr>
-                <w:t xml:space="preserve">Scale and Indirect Measurement Applications (Flexbook)</w:t>
+                <w:t xml:space="preserve">Inferences about Regression (Flexbook)</w:t>
               </w:r>
             </w:hyperlink>
           </w:p>
@@ -3404,7 +3404,7 @@
               <w:spacing w:after="10" w:before="0"/>
               <w:ind w:left="120"/>
             </w:pPr>
-            <w:hyperlink w:history="1" r:id="rIds-yqxg0qm4y9_ozyyglzu">
+            <w:hyperlink w:history="1" r:id="rId1dyfnoospxxd-dbxf0bhk">
               <w:r>
                 <w:rPr>
                   <w:rFonts w:ascii="Arial" w:cs="Arial" w:eastAsia="Arial" w:hAnsi="Arial"/>
@@ -3599,7 +3599,7 @@
             <w:pPr>
               <w:spacing w:after="20" w:before="0"/>
             </w:pPr>
-            <w:hyperlink w:history="1" r:id="rIdd2vlk4zfmqykuhgsxlohb">
+            <w:hyperlink w:history="1" r:id="rIdjnn53obiii-1ocjwgshrs">
               <w:r>
                 <w:rPr>
                   <w:rFonts w:ascii="Arial" w:cs="Arial" w:eastAsia="Arial" w:hAnsi="Arial"/>
@@ -3608,7 +3608,7 @@
                   <w:szCs w:val="16"/>
                   <w:u w:val="single" w:color="2E75B6"/>
                 </w:rPr>
-                <w:t xml:space="preserve">When to use z or t statistics in significance tests</w:t>
+                <w:t xml:space="preserve">Evidence of evolution: anatomy</w:t>
               </w:r>
             </w:hyperlink>
           </w:p>
@@ -3632,7 +3632,7 @@
               <w:spacing w:after="10" w:before="0"/>
               <w:ind w:left="120"/>
             </w:pPr>
-            <w:hyperlink w:history="1" r:id="rIdagngcqasmxaf19gdlyl9x">
+            <w:hyperlink w:history="1" r:id="rIdjcy10lgn9yb0yw7onaf-5">
               <w:r>
                 <w:rPr>
                   <w:rFonts w:ascii="Arial" w:cs="Arial" w:eastAsia="Arial" w:hAnsi="Arial"/>
@@ -3670,14 +3670,14 @@
                 <w:sz w:val="16"/>
                 <w:szCs w:val="16"/>
               </w:rPr>
-              <w:t xml:space="preserve">📖 HTML:</w:t>
+              <w:t xml:space="preserve">📖 EXERCISE:</w:t>
             </w:r>
           </w:p>
           <w:p>
             <w:pPr>
               <w:spacing w:after="20" w:before="0"/>
             </w:pPr>
-            <w:hyperlink w:history="1" r:id="rIdjtx_-xlhesq9siptti4zs">
+            <w:hyperlink w:history="1" r:id="rIdn2ny-gabumyvedfqa3k5b">
               <w:r>
                 <w:rPr>
                   <w:rFonts w:ascii="Arial" w:cs="Arial" w:eastAsia="Arial" w:hAnsi="Arial"/>
@@ -3686,7 +3686,7 @@
                   <w:szCs w:val="16"/>
                   <w:u w:val="single" w:color="2E75B6"/>
                 </w:rPr>
-                <w:t xml:space="preserve">Scale and Indirect Measurement Applications (Flexbook)</w:t>
+                <w:t xml:space="preserve">Inferences about Regression Practice</w:t>
               </w:r>
             </w:hyperlink>
           </w:p>
@@ -3710,7 +3710,7 @@
               <w:spacing w:after="10" w:before="0"/>
               <w:ind w:left="120"/>
             </w:pPr>
-            <w:hyperlink w:history="1" r:id="rIduzbhijdx_bbjhrae4h6a7">
+            <w:hyperlink w:history="1" r:id="rIdrsn8eeqikvrsdhhptg1wi">
               <w:r>
                 <w:rPr>
                   <w:rFonts w:ascii="Arial" w:cs="Arial" w:eastAsia="Arial" w:hAnsi="Arial"/>
@@ -3905,7 +3905,7 @@
             <w:pPr>
               <w:spacing w:after="20" w:before="0"/>
             </w:pPr>
-            <w:hyperlink w:history="1" r:id="rIdakvtoskoq6ufz1gdeful0">
+            <w:hyperlink w:history="1" r:id="rId_-nmgfhns72krnf4qx2cc">
               <w:r>
                 <w:rPr>
                   <w:rFonts w:ascii="Arial" w:cs="Arial" w:eastAsia="Arial" w:hAnsi="Arial"/>
@@ -3914,7 +3914,7 @@
                   <w:szCs w:val="16"/>
                   <w:u w:val="single" w:color="2E75B6"/>
                 </w:rPr>
-                <w:t xml:space="preserve">When to use z or t statistics in significance tests</w:t>
+                <w:t xml:space="preserve">Making inferences in literary texts | Reading</w:t>
               </w:r>
             </w:hyperlink>
           </w:p>
@@ -3938,7 +3938,7 @@
               <w:spacing w:after="10" w:before="0"/>
               <w:ind w:left="120"/>
             </w:pPr>
-            <w:hyperlink w:history="1" r:id="rIdvyccfdrugkjnzwo1i69he">
+            <w:hyperlink w:history="1" r:id="rId0hbgjbo7kjvmig8kt1r9i">
               <w:r>
                 <w:rPr>
                   <w:rFonts w:ascii="Arial" w:cs="Arial" w:eastAsia="Arial" w:hAnsi="Arial"/>
@@ -3976,14 +3976,14 @@
                 <w:sz w:val="16"/>
                 <w:szCs w:val="16"/>
               </w:rPr>
-              <w:t xml:space="preserve">📖 HTML:</w:t>
+              <w:t xml:space="preserve">📖 EXERCISE:</w:t>
             </w:r>
           </w:p>
           <w:p>
             <w:pPr>
               <w:spacing w:after="20" w:before="0"/>
             </w:pPr>
-            <w:hyperlink w:history="1" r:id="rIdzxogjlaqsyoc0fyq3bbny">
+            <w:hyperlink w:history="1" r:id="rIdc9dlbkirnxyvs6winu5mv">
               <w:r>
                 <w:rPr>
                   <w:rFonts w:ascii="Arial" w:cs="Arial" w:eastAsia="Arial" w:hAnsi="Arial"/>
@@ -3992,7 +3992,7 @@
                   <w:szCs w:val="16"/>
                   <w:u w:val="single" w:color="2E75B6"/>
                 </w:rPr>
-                <w:t xml:space="preserve">Scale and Indirect Measurement Applications (Flexbook)</w:t>
+                <w:t xml:space="preserve">Making inferences from random samples</w:t>
               </w:r>
             </w:hyperlink>
           </w:p>
@@ -4008,7 +4008,7 @@
                 <w:sz w:val="14"/>
                 <w:szCs w:val="14"/>
               </w:rPr>
-              <w:t xml:space="preserve">Source: CK-12</w:t>
+              <w:t xml:space="preserve">Source: Khan Academy (English - US curriculum)</w:t>
             </w:r>
           </w:p>
           <w:p>
@@ -4016,7 +4016,7 @@
               <w:spacing w:after="10" w:before="0"/>
               <w:ind w:left="120"/>
             </w:pPr>
-            <w:hyperlink w:history="1" r:id="rId_boremo_ex5xwagfy5eug">
+            <w:hyperlink w:history="1" r:id="rIdxacnu1horwemneiuk7_xg">
               <w:r>
                 <w:rPr>
                   <w:rFonts w:ascii="Arial" w:cs="Arial" w:eastAsia="Arial" w:hAnsi="Arial"/>
@@ -4211,7 +4211,7 @@
             <w:pPr>
               <w:spacing w:after="20" w:before="0"/>
             </w:pPr>
-            <w:hyperlink w:history="1" r:id="rId_tmanjc249w0xp_fh7suf">
+            <w:hyperlink w:history="1" r:id="rIdxfoob5isq6xm3zttoil-m">
               <w:r>
                 <w:rPr>
                   <w:rFonts w:ascii="Arial" w:cs="Arial" w:eastAsia="Arial" w:hAnsi="Arial"/>
@@ -4220,7 +4220,7 @@
                   <w:szCs w:val="16"/>
                   <w:u w:val="single" w:color="2E75B6"/>
                 </w:rPr>
-                <w:t xml:space="preserve">When to use z or t statistics in significance tests</w:t>
+                <w:t xml:space="preserve">Conditions for inference on slope</w:t>
               </w:r>
             </w:hyperlink>
           </w:p>
@@ -4244,7 +4244,7 @@
               <w:spacing w:after="10" w:before="0"/>
               <w:ind w:left="120"/>
             </w:pPr>
-            <w:hyperlink w:history="1" r:id="rIdbfn0vqgdso7vlakcf4eaj">
+            <w:hyperlink w:history="1" r:id="rIdayhflik44lqw249ka-y5h">
               <w:r>
                 <w:rPr>
                   <w:rFonts w:ascii="Arial" w:cs="Arial" w:eastAsia="Arial" w:hAnsi="Arial"/>
@@ -4282,14 +4282,14 @@
                 <w:sz w:val="16"/>
                 <w:szCs w:val="16"/>
               </w:rPr>
-              <w:t xml:space="preserve">📖 HTML:</w:t>
+              <w:t xml:space="preserve">📖 EXERCISE:</w:t>
             </w:r>
           </w:p>
           <w:p>
             <w:pPr>
               <w:spacing w:after="20" w:before="0"/>
             </w:pPr>
-            <w:hyperlink w:history="1" r:id="rId4vqdhnfwvw84le__y81bi">
+            <w:hyperlink w:history="1" r:id="rIdneap2vmagebvncenine3k">
               <w:r>
                 <w:rPr>
                   <w:rFonts w:ascii="Arial" w:cs="Arial" w:eastAsia="Arial" w:hAnsi="Arial"/>
@@ -4298,7 +4298,7 @@
                   <w:szCs w:val="16"/>
                   <w:u w:val="single" w:color="2E75B6"/>
                 </w:rPr>
-                <w:t xml:space="preserve">Scale and Indirect Measurement Applications (Flexbook)</w:t>
+                <w:t xml:space="preserve">Conditions for inference on two means</w:t>
               </w:r>
             </w:hyperlink>
           </w:p>
@@ -4314,7 +4314,7 @@
                 <w:sz w:val="14"/>
                 <w:szCs w:val="14"/>
               </w:rPr>
-              <w:t xml:space="preserve">Source: CK-12</w:t>
+              <w:t xml:space="preserve">Source: Khan Academy (English - US curriculum)</w:t>
             </w:r>
           </w:p>
           <w:p>
@@ -4322,7 +4322,7 @@
               <w:spacing w:after="10" w:before="0"/>
               <w:ind w:left="120"/>
             </w:pPr>
-            <w:hyperlink w:history="1" r:id="rIdrs0rd-s9kfehkvlpkibrc">
+            <w:hyperlink w:history="1" r:id="rIdz1ao1vzptde-pg0zkpbgv">
               <w:r>
                 <w:rPr>
                   <w:rFonts w:ascii="Arial" w:cs="Arial" w:eastAsia="Arial" w:hAnsi="Arial"/>
@@ -5809,7 +5809,7 @@
             <w:pPr>
               <w:spacing w:after="20" w:before="0"/>
             </w:pPr>
-            <w:hyperlink w:history="1" r:id="rIdootag_9cnqt1okh37gjmd">
+            <w:hyperlink w:history="1" r:id="rIdq3scli1izmybrfkvrrv8r">
               <w:r>
                 <w:rPr>
                   <w:rFonts w:ascii="Arial" w:cs="Arial" w:eastAsia="Arial" w:hAnsi="Arial"/>
@@ -5818,7 +5818,7 @@
                   <w:szCs w:val="16"/>
                   <w:u w:val="single" w:color="2E75B6"/>
                 </w:rPr>
-                <w:t xml:space="preserve">Scale and Indirect Measurement</w:t>
+                <w:t xml:space="preserve">Health care community liaison: My budget and planning for the future</w:t>
               </w:r>
             </w:hyperlink>
           </w:p>
@@ -5834,7 +5834,7 @@
                 <w:sz w:val="14"/>
                 <w:szCs w:val="14"/>
               </w:rPr>
-              <w:t xml:space="preserve">Source: CK-12</w:t>
+              <w:t xml:space="preserve">Source: Khan Academy (English - US curriculum)</w:t>
             </w:r>
           </w:p>
           <w:p>
@@ -5842,7 +5842,7 @@
               <w:spacing w:after="10" w:before="0"/>
               <w:ind w:left="120"/>
             </w:pPr>
-            <w:hyperlink w:history="1" r:id="rIdwgvnpjc8ub6bw626zcj5y">
+            <w:hyperlink w:history="1" r:id="rId8jrfcm1egqjxgde4d9mud">
               <w:r>
                 <w:rPr>
                   <w:rFonts w:ascii="Arial" w:cs="Arial" w:eastAsia="Arial" w:hAnsi="Arial"/>
@@ -5880,14 +5880,241 @@
                 <w:sz w:val="16"/>
                 <w:szCs w:val="16"/>
               </w:rPr>
-              <w:t xml:space="preserve">📖 HTML:</w:t>
+              <w:t xml:space="preserve">📖 READING:</w:t>
             </w:r>
           </w:p>
           <w:p>
             <w:pPr>
               <w:spacing w:after="20" w:before="0"/>
             </w:pPr>
-            <w:hyperlink w:history="1" r:id="rIdkywywfh6aa_vmgxkapp-z">
+            <w:r>
+              <w:rPr>
+                <w:rFonts w:ascii="Arial" w:cs="Arial" w:eastAsia="Arial" w:hAnsi="Arial"/>
+                <w:i/>
+                <w:iCs/>
+                <w:color w:val="595959"/>
+                <w:sz w:val="16"/>
+                <w:szCs w:val="16"/>
+              </w:rPr>
+              <w:t xml:space="preserve">No closely matching reading in the ARES library for this activity.</w:t>
+            </w:r>
+          </w:p>
+          <w:p>
+            <w:pPr>
+              <w:spacing w:after="10" w:before="0"/>
+              <w:ind w:left="120"/>
+            </w:pPr>
+            <w:hyperlink w:history="1" r:id="rIda2bn5wsx38jvt1lliu_ro">
+              <w:r>
+                <w:rPr>
+                  <w:rFonts w:ascii="Arial" w:cs="Arial" w:eastAsia="Arial" w:hAnsi="Arial"/>
+                  <w:color w:val="595959"/>
+                  <w:sz w:val="14"/>
+                  <w:szCs w:val="14"/>
+                  <w:u w:val="single" w:color="595959"/>
+                </w:rPr>
+                <w:t xml:space="preserve">🔍 Search ARES for readings</w:t>
+              </w:r>
+            </w:hyperlink>
+          </w:p>
+          <w:p>
+            <w:pPr>
+              <w:spacing w:after="10" w:before="0"/>
+              <w:ind w:left="120"/>
+            </w:pPr>
+            <w:r>
+              <w:rPr>
+                <w:rFonts w:ascii="Arial" w:cs="Arial" w:eastAsia="Arial" w:hAnsi="Arial"/>
+                <w:color w:val="595959"/>
+                <w:sz w:val="14"/>
+                <w:szCs w:val="14"/>
+              </w:rPr>
+              <w:t xml:space="preserve">Search terms: general definition importance community</w:t>
+            </w:r>
+          </w:p>
+        </w:tc>
+        <w:tc>
+          <w:tcPr>
+            <w:tcW w:type="dxa" w:w="3040"/>
+            <w:shd w:fill="FFFFFF" w:color="auto" w:val="clear"/>
+            <w:tcMar>
+              <w:top w:type="dxa" w:w="60"/>
+              <w:left w:type="dxa" w:w="120"/>
+              <w:bottom w:type="dxa" w:w="60"/>
+              <w:right w:type="dxa" w:w="120"/>
+            </w:tcMar>
+            <w:vAlign w:val="top"/>
+          </w:tcPr>
+          <w:p>
+            <w:pPr>
+              <w:spacing w:after="40" w:before="0"/>
+              <w:jc w:val="left"/>
+            </w:pPr>
+            <w:r>
+              <w:rPr>
+                <w:rFonts w:ascii="Arial" w:cs="Arial" w:eastAsia="Arial" w:hAnsi="Arial"/>
+                <w:b w:val="false"/>
+                <w:bCs w:val="false"/>
+                <w:i w:val="false"/>
+                <w:iCs w:val="false"/>
+                <w:color w:val="000000"/>
+                <w:sz w:val="18"/>
+                <w:szCs w:val="18"/>
+              </w:rPr>
+              <w:t xml:space="preserve">Working individually (2 min silent think), each learner writes two responses in their exercise book: (a) 'In one sentence, what do YOU think General Science is?' and (b) 'Give one example from your village, town, or home where someone is doing something that looks like science — even if they don't call it that.' Learners then share with an elbow partner (1 min). No whole-class sharing yet — predictions are held privately to be tested against research findings.</w:t>
+            </w:r>
+          </w:p>
+        </w:tc>
+        <w:tc>
+          <w:tcPr>
+            <w:tcW w:type="dxa" w:w="3040"/>
+            <w:shd w:fill="F2F2F2" w:color="auto" w:val="clear"/>
+            <w:tcMar>
+              <w:top w:type="dxa" w:w="60"/>
+              <w:left w:type="dxa" w:w="120"/>
+              <w:bottom w:type="dxa" w:w="60"/>
+              <w:right w:type="dxa" w:w="120"/>
+            </w:tcMar>
+            <w:vAlign w:val="top"/>
+          </w:tcPr>
+          <w:p>
+            <w:pPr>
+              <w:spacing w:after="40" w:before="0"/>
+              <w:jc w:val="left"/>
+            </w:pPr>
+            <w:r>
+              <w:rPr>
+                <w:rFonts w:ascii="Arial" w:cs="Arial" w:eastAsia="Arial" w:hAnsi="Arial"/>
+                <w:b w:val="false"/>
+                <w:bCs w:val="false"/>
+                <w:i w:val="false"/>
+                <w:iCs w:val="false"/>
+                <w:color w:val="000000"/>
+                <w:sz w:val="18"/>
+                <w:szCs w:val="18"/>
+              </w:rPr>
+              <w:t xml:space="preserve">1. Display the prompt on the board or read it aloud twice: 'What is General Science? Write your own definition and give one real example from your community.' 2. Say: 'You have two minutes — write in your own words, there is no wrong answer right now.' Set a visible timer. 3. After 2 min, say: 'Share your idea with the person next to you. Listen carefully — you will use their idea later.' Allow 1 min. 4. Do NOT take whole-class answers yet. Say: 'Hold your ideas — let us go and find some evidence to test them.'</w:t>
+            </w:r>
+          </w:p>
+        </w:tc>
+        <w:tc>
+          <w:tcPr>
+            <w:tcW w:type="dxa" w:w="3040"/>
+            <w:shd w:fill="FFFFFF" w:color="auto" w:val="clear"/>
+            <w:tcMar>
+              <w:top w:type="dxa" w:w="60"/>
+              <w:left w:type="dxa" w:w="120"/>
+              <w:bottom w:type="dxa" w:w="60"/>
+              <w:right w:type="dxa" w:w="120"/>
+            </w:tcMar>
+            <w:vAlign w:val="top"/>
+          </w:tcPr>
+          <w:p>
+            <w:pPr>
+              <w:spacing w:after="40" w:before="0"/>
+              <w:jc w:val="left"/>
+            </w:pPr>
+            <w:r>
+              <w:rPr>
+                <w:rFonts w:ascii="Arial" w:cs="Arial" w:eastAsia="Arial" w:hAnsi="Arial"/>
+                <w:b w:val="false"/>
+                <w:bCs w:val="false"/>
+                <w:i w:val="false"/>
+                <w:iCs w:val="false"/>
+                <w:color w:val="000000"/>
+                <w:sz w:val="18"/>
+                <w:szCs w:val="18"/>
+              </w:rPr>
+              <w:t xml:space="preserve">Think-Write-Pair (individual prediction before instruction): activates prior knowledge and creates a personal stake in the research that follows. By committing a prediction to paper, learners have a concrete claim to confirm, revise, or reject — mirroring the scientific practice of forming a hypothesis before gathering evidence.</w:t>
+            </w:r>
+          </w:p>
+        </w:tc>
+        <w:tc>
+          <w:tcPr>
+            <w:tcW w:type="dxa" w:w="3040"/>
+            <w:shd w:fill="F2F2F2" w:color="auto" w:val="clear"/>
+            <w:tcMar>
+              <w:top w:type="dxa" w:w="60"/>
+              <w:left w:type="dxa" w:w="120"/>
+              <w:bottom w:type="dxa" w:w="60"/>
+              <w:right w:type="dxa" w:w="120"/>
+            </w:tcMar>
+            <w:vAlign w:val="top"/>
+          </w:tcPr>
+          <w:p>
+            <w:pPr>
+              <w:spacing w:after="40" w:before="0"/>
+              <w:jc w:val="left"/>
+            </w:pPr>
+            <w:r>
+              <w:rPr>
+                <w:rFonts w:ascii="Arial" w:cs="Arial" w:eastAsia="Arial" w:hAnsi="Arial"/>
+                <w:b w:val="false"/>
+                <w:bCs w:val="false"/>
+                <w:i w:val="false"/>
+                <w:iCs w:val="false"/>
+                <w:color w:val="000000"/>
+                <w:sz w:val="18"/>
+                <w:szCs w:val="18"/>
+              </w:rPr>
+              <w:t xml:space="preserve">Circulate during silent writing and scan exercise books. Look for: (a) whether learners can produce any working definition, however informal; (b) whether community examples are locally grounded (e.g., a mama mboga judging ripeness, a shamba boy mixing fertiliser, a nurse taking temperature). Flag learners who leave the page blank — seat them next to a more confident partner during the research phase.</w:t>
+            </w:r>
+          </w:p>
+        </w:tc>
+      </w:tr>
+      <w:tr>
+        <w:tc>
+          <w:tcPr>
+            <w:tcW w:type="dxa" w:w="1520"/>
+            <w:shd w:fill="D9EEF1" w:color="auto" w:val="clear"/>
+            <w:tcMar>
+              <w:top w:type="dxa" w:w="60"/>
+              <w:left w:type="dxa" w:w="120"/>
+              <w:bottom w:type="dxa" w:w="60"/>
+              <w:right w:type="dxa" w:w="120"/>
+            </w:tcMar>
+            <w:vAlign w:val="top"/>
+          </w:tcPr>
+          <w:p>
+            <w:pPr>
+              <w:spacing w:after="40" w:before="0"/>
+              <w:jc w:val="left"/>
+            </w:pPr>
+            <w:r>
+              <w:rPr>
+                <w:rFonts w:ascii="Arial" w:cs="Arial" w:eastAsia="Arial" w:hAnsi="Arial"/>
+                <w:b/>
+                <w:bCs/>
+                <w:i w:val="false"/>
+                <w:iCs w:val="false"/>
+                <w:color w:val="000000"/>
+                <w:sz w:val="18"/>
+                <w:szCs w:val="18"/>
+              </w:rPr>
+              <w:t xml:space="preserve">Observe Phase</w:t>
+            </w:r>
+          </w:p>
+          <w:p>
+            <w:pPr>
+              <w:spacing w:after="20" w:before="0"/>
+            </w:pPr>
+            <w:r>
+              <w:rPr>
+                <w:rFonts w:ascii="Arial" w:cs="Arial" w:eastAsia="Arial" w:hAnsi="Arial"/>
+                <w:b/>
+                <w:bCs/>
+                <w:color w:val="1F3864"/>
+                <w:sz w:val="16"/>
+                <w:szCs w:val="16"/>
+              </w:rPr>
+              <w:t xml:space="preserve">📹 VIDEO:</w:t>
+            </w:r>
+          </w:p>
+          <w:p>
+            <w:pPr>
+              <w:spacing w:after="20" w:before="0"/>
+            </w:pPr>
+            <w:hyperlink w:history="1" r:id="rIdv0e50v3e9bspqwgolyid8">
               <w:r>
                 <w:rPr>
                   <w:rFonts w:ascii="Arial" w:cs="Arial" w:eastAsia="Arial" w:hAnsi="Arial"/>
@@ -5896,7 +6123,7 @@
                   <w:szCs w:val="16"/>
                   <w:u w:val="single" w:color="2E75B6"/>
                 </w:rPr>
-                <w:t xml:space="preserve">Using the General Absolute Value Equation and the Graphing Calculator (Flexbook)</w:t>
+                <w:t xml:space="preserve">Health care community liaison: How I got my job and where I'm going</w:t>
               </w:r>
             </w:hyperlink>
           </w:p>
@@ -5912,7 +6139,7 @@
                 <w:sz w:val="14"/>
                 <w:szCs w:val="14"/>
               </w:rPr>
-              <w:t xml:space="preserve">Source: CK-12</w:t>
+              <w:t xml:space="preserve">Source: Khan Academy (English - US curriculum)</w:t>
             </w:r>
           </w:p>
           <w:p>
@@ -5920,235 +6147,7 @@
               <w:spacing w:after="10" w:before="0"/>
               <w:ind w:left="120"/>
             </w:pPr>
-            <w:hyperlink w:history="1" r:id="rIdhu8tgy8whrqi_kwuv12pb">
-              <w:r>
-                <w:rPr>
-                  <w:rFonts w:ascii="Arial" w:cs="Arial" w:eastAsia="Arial" w:hAnsi="Arial"/>
-                  <w:color w:val="595959"/>
-                  <w:sz w:val="14"/>
-                  <w:szCs w:val="14"/>
-                  <w:u w:val="single" w:color="595959"/>
-                </w:rPr>
-                <w:t xml:space="preserve">🔍 Search ARES for similar readings</w:t>
-              </w:r>
-            </w:hyperlink>
-          </w:p>
-        </w:tc>
-        <w:tc>
-          <w:tcPr>
-            <w:tcW w:type="dxa" w:w="3040"/>
-            <w:shd w:fill="FFFFFF" w:color="auto" w:val="clear"/>
-            <w:tcMar>
-              <w:top w:type="dxa" w:w="60"/>
-              <w:left w:type="dxa" w:w="120"/>
-              <w:bottom w:type="dxa" w:w="60"/>
-              <w:right w:type="dxa" w:w="120"/>
-            </w:tcMar>
-            <w:vAlign w:val="top"/>
-          </w:tcPr>
-          <w:p>
-            <w:pPr>
-              <w:spacing w:after="40" w:before="0"/>
-              <w:jc w:val="left"/>
-            </w:pPr>
-            <w:r>
-              <w:rPr>
-                <w:rFonts w:ascii="Arial" w:cs="Arial" w:eastAsia="Arial" w:hAnsi="Arial"/>
-                <w:b w:val="false"/>
-                <w:bCs w:val="false"/>
-                <w:i w:val="false"/>
-                <w:iCs w:val="false"/>
-                <w:color w:val="000000"/>
-                <w:sz w:val="18"/>
-                <w:szCs w:val="18"/>
-              </w:rPr>
-              <w:t xml:space="preserve">Working individually (2 min silent think), each learner writes two responses in their exercise book: (a) 'In one sentence, what do YOU think General Science is?' and (b) 'Give one example from your village, town, or home where someone is doing something that looks like science — even if they don't call it that.' Learners then share with an elbow partner (1 min). No whole-class sharing yet — predictions are held privately to be tested against research findings.</w:t>
-            </w:r>
-          </w:p>
-        </w:tc>
-        <w:tc>
-          <w:tcPr>
-            <w:tcW w:type="dxa" w:w="3040"/>
-            <w:shd w:fill="F2F2F2" w:color="auto" w:val="clear"/>
-            <w:tcMar>
-              <w:top w:type="dxa" w:w="60"/>
-              <w:left w:type="dxa" w:w="120"/>
-              <w:bottom w:type="dxa" w:w="60"/>
-              <w:right w:type="dxa" w:w="120"/>
-            </w:tcMar>
-            <w:vAlign w:val="top"/>
-          </w:tcPr>
-          <w:p>
-            <w:pPr>
-              <w:spacing w:after="40" w:before="0"/>
-              <w:jc w:val="left"/>
-            </w:pPr>
-            <w:r>
-              <w:rPr>
-                <w:rFonts w:ascii="Arial" w:cs="Arial" w:eastAsia="Arial" w:hAnsi="Arial"/>
-                <w:b w:val="false"/>
-                <w:bCs w:val="false"/>
-                <w:i w:val="false"/>
-                <w:iCs w:val="false"/>
-                <w:color w:val="000000"/>
-                <w:sz w:val="18"/>
-                <w:szCs w:val="18"/>
-              </w:rPr>
-              <w:t xml:space="preserve">1. Display the prompt on the board or read it aloud twice: 'What is General Science? Write your own definition and give one real example from your community.' 2. Say: 'You have two minutes — write in your own words, there is no wrong answer right now.' Set a visible timer. 3. After 2 min, say: 'Share your idea with the person next to you. Listen carefully — you will use their idea later.' Allow 1 min. 4. Do NOT take whole-class answers yet. Say: 'Hold your ideas — let us go and find some evidence to test them.'</w:t>
-            </w:r>
-          </w:p>
-        </w:tc>
-        <w:tc>
-          <w:tcPr>
-            <w:tcW w:type="dxa" w:w="3040"/>
-            <w:shd w:fill="FFFFFF" w:color="auto" w:val="clear"/>
-            <w:tcMar>
-              <w:top w:type="dxa" w:w="60"/>
-              <w:left w:type="dxa" w:w="120"/>
-              <w:bottom w:type="dxa" w:w="60"/>
-              <w:right w:type="dxa" w:w="120"/>
-            </w:tcMar>
-            <w:vAlign w:val="top"/>
-          </w:tcPr>
-          <w:p>
-            <w:pPr>
-              <w:spacing w:after="40" w:before="0"/>
-              <w:jc w:val="left"/>
-            </w:pPr>
-            <w:r>
-              <w:rPr>
-                <w:rFonts w:ascii="Arial" w:cs="Arial" w:eastAsia="Arial" w:hAnsi="Arial"/>
-                <w:b w:val="false"/>
-                <w:bCs w:val="false"/>
-                <w:i w:val="false"/>
-                <w:iCs w:val="false"/>
-                <w:color w:val="000000"/>
-                <w:sz w:val="18"/>
-                <w:szCs w:val="18"/>
-              </w:rPr>
-              <w:t xml:space="preserve">Think-Write-Pair (individual prediction before instruction): activates prior knowledge and creates a personal stake in the research that follows. By committing a prediction to paper, learners have a concrete claim to confirm, revise, or reject — mirroring the scientific practice of forming a hypothesis before gathering evidence.</w:t>
-            </w:r>
-          </w:p>
-        </w:tc>
-        <w:tc>
-          <w:tcPr>
-            <w:tcW w:type="dxa" w:w="3040"/>
-            <w:shd w:fill="F2F2F2" w:color="auto" w:val="clear"/>
-            <w:tcMar>
-              <w:top w:type="dxa" w:w="60"/>
-              <w:left w:type="dxa" w:w="120"/>
-              <w:bottom w:type="dxa" w:w="60"/>
-              <w:right w:type="dxa" w:w="120"/>
-            </w:tcMar>
-            <w:vAlign w:val="top"/>
-          </w:tcPr>
-          <w:p>
-            <w:pPr>
-              <w:spacing w:after="40" w:before="0"/>
-              <w:jc w:val="left"/>
-            </w:pPr>
-            <w:r>
-              <w:rPr>
-                <w:rFonts w:ascii="Arial" w:cs="Arial" w:eastAsia="Arial" w:hAnsi="Arial"/>
-                <w:b w:val="false"/>
-                <w:bCs w:val="false"/>
-                <w:i w:val="false"/>
-                <w:iCs w:val="false"/>
-                <w:color w:val="000000"/>
-                <w:sz w:val="18"/>
-                <w:szCs w:val="18"/>
-              </w:rPr>
-              <w:t xml:space="preserve">Circulate during silent writing and scan exercise books. Look for: (a) whether learners can produce any working definition, however informal; (b) whether community examples are locally grounded (e.g., a mama mboga judging ripeness, a shamba boy mixing fertiliser, a nurse taking temperature). Flag learners who leave the page blank — seat them next to a more confident partner during the research phase.</w:t>
-            </w:r>
-          </w:p>
-        </w:tc>
-      </w:tr>
-      <w:tr>
-        <w:tc>
-          <w:tcPr>
-            <w:tcW w:type="dxa" w:w="1520"/>
-            <w:shd w:fill="D9EEF1" w:color="auto" w:val="clear"/>
-            <w:tcMar>
-              <w:top w:type="dxa" w:w="60"/>
-              <w:left w:type="dxa" w:w="120"/>
-              <w:bottom w:type="dxa" w:w="60"/>
-              <w:right w:type="dxa" w:w="120"/>
-            </w:tcMar>
-            <w:vAlign w:val="top"/>
-          </w:tcPr>
-          <w:p>
-            <w:pPr>
-              <w:spacing w:after="40" w:before="0"/>
-              <w:jc w:val="left"/>
-            </w:pPr>
-            <w:r>
-              <w:rPr>
-                <w:rFonts w:ascii="Arial" w:cs="Arial" w:eastAsia="Arial" w:hAnsi="Arial"/>
-                <w:b/>
-                <w:bCs/>
-                <w:i w:val="false"/>
-                <w:iCs w:val="false"/>
-                <w:color w:val="000000"/>
-                <w:sz w:val="18"/>
-                <w:szCs w:val="18"/>
-              </w:rPr>
-              <w:t xml:space="preserve">Observe Phase</w:t>
-            </w:r>
-          </w:p>
-          <w:p>
-            <w:pPr>
-              <w:spacing w:after="20" w:before="0"/>
-            </w:pPr>
-            <w:r>
-              <w:rPr>
-                <w:rFonts w:ascii="Arial" w:cs="Arial" w:eastAsia="Arial" w:hAnsi="Arial"/>
-                <w:b/>
-                <w:bCs/>
-                <w:color w:val="1F3864"/>
-                <w:sz w:val="16"/>
-                <w:szCs w:val="16"/>
-              </w:rPr>
-              <w:t xml:space="preserve">📹 VIDEO:</w:t>
-            </w:r>
-          </w:p>
-          <w:p>
-            <w:pPr>
-              <w:spacing w:after="20" w:before="0"/>
-            </w:pPr>
-            <w:hyperlink w:history="1" r:id="rId71nvanjwnnughdpks21ml">
-              <w:r>
-                <w:rPr>
-                  <w:rFonts w:ascii="Arial" w:cs="Arial" w:eastAsia="Arial" w:hAnsi="Arial"/>
-                  <w:color w:val="2E75B6"/>
-                  <w:sz w:val="16"/>
-                  <w:szCs w:val="16"/>
-                  <w:u w:val="single" w:color="2E75B6"/>
-                </w:rPr>
-                <w:t xml:space="preserve">Scale and Indirect Measurement</w:t>
-              </w:r>
-            </w:hyperlink>
-          </w:p>
-          <w:p>
-            <w:pPr>
-              <w:spacing w:after="10" w:before="0"/>
-              <w:ind w:left="120"/>
-            </w:pPr>
-            <w:r>
-              <w:rPr>
-                <w:rFonts w:ascii="Arial" w:cs="Arial" w:eastAsia="Arial" w:hAnsi="Arial"/>
-                <w:color w:val="595959"/>
-                <w:sz w:val="14"/>
-                <w:szCs w:val="14"/>
-              </w:rPr>
-              <w:t xml:space="preserve">Source: CK-12</w:t>
-            </w:r>
-          </w:p>
-          <w:p>
-            <w:pPr>
-              <w:spacing w:after="10" w:before="0"/>
-              <w:ind w:left="120"/>
-            </w:pPr>
-            <w:hyperlink w:history="1" r:id="rIdoblgexhwsva5-ftf6atnj">
+            <w:hyperlink w:history="1" r:id="rIdsx_zl7qfs74lx0anu4gbj">
               <w:r>
                 <w:rPr>
                   <w:rFonts w:ascii="Arial" w:cs="Arial" w:eastAsia="Arial" w:hAnsi="Arial"/>
@@ -6186,14 +6185,241 @@
                 <w:sz w:val="16"/>
                 <w:szCs w:val="16"/>
               </w:rPr>
-              <w:t xml:space="preserve">📖 HTML:</w:t>
+              <w:t xml:space="preserve">📖 READING:</w:t>
             </w:r>
           </w:p>
           <w:p>
             <w:pPr>
               <w:spacing w:after="20" w:before="0"/>
             </w:pPr>
-            <w:hyperlink w:history="1" r:id="rId73lhuc3hlgvkwio68yzpj">
+            <w:r>
+              <w:rPr>
+                <w:rFonts w:ascii="Arial" w:cs="Arial" w:eastAsia="Arial" w:hAnsi="Arial"/>
+                <w:i/>
+                <w:iCs/>
+                <w:color w:val="595959"/>
+                <w:sz w:val="16"/>
+                <w:szCs w:val="16"/>
+              </w:rPr>
+              <w:t xml:space="preserve">No closely matching reading in the ARES library for this activity.</w:t>
+            </w:r>
+          </w:p>
+          <w:p>
+            <w:pPr>
+              <w:spacing w:after="10" w:before="0"/>
+              <w:ind w:left="120"/>
+            </w:pPr>
+            <w:hyperlink w:history="1" r:id="rIdo__5jujep202d6jdpnpum">
+              <w:r>
+                <w:rPr>
+                  <w:rFonts w:ascii="Arial" w:cs="Arial" w:eastAsia="Arial" w:hAnsi="Arial"/>
+                  <w:color w:val="595959"/>
+                  <w:sz w:val="14"/>
+                  <w:szCs w:val="14"/>
+                  <w:u w:val="single" w:color="595959"/>
+                </w:rPr>
+                <w:t xml:space="preserve">🔍 Search ARES for readings</w:t>
+              </w:r>
+            </w:hyperlink>
+          </w:p>
+          <w:p>
+            <w:pPr>
+              <w:spacing w:after="10" w:before="0"/>
+              <w:ind w:left="120"/>
+            </w:pPr>
+            <w:r>
+              <w:rPr>
+                <w:rFonts w:ascii="Arial" w:cs="Arial" w:eastAsia="Arial" w:hAnsi="Arial"/>
+                <w:color w:val="595959"/>
+                <w:sz w:val="14"/>
+                <w:szCs w:val="14"/>
+              </w:rPr>
+              <w:t xml:space="preserve">Search terms: general definition importance community</w:t>
+            </w:r>
+          </w:p>
+        </w:tc>
+        <w:tc>
+          <w:tcPr>
+            <w:tcW w:type="dxa" w:w="3040"/>
+            <w:shd w:fill="FFFFFF" w:color="auto" w:val="clear"/>
+            <w:tcMar>
+              <w:top w:type="dxa" w:w="60"/>
+              <w:left w:type="dxa" w:w="120"/>
+              <w:bottom w:type="dxa" w:w="60"/>
+              <w:right w:type="dxa" w:w="120"/>
+            </w:tcMar>
+            <w:vAlign w:val="top"/>
+          </w:tcPr>
+          <w:p>
+            <w:pPr>
+              <w:spacing w:after="40" w:before="0"/>
+              <w:jc w:val="left"/>
+            </w:pPr>
+            <w:r>
+              <w:rPr>
+                <w:rFonts w:ascii="Arial" w:cs="Arial" w:eastAsia="Arial" w:hAnsi="Arial"/>
+                <w:b w:val="false"/>
+                <w:bCs w:val="false"/>
+                <w:i w:val="false"/>
+                <w:iCs w:val="false"/>
+                <w:color w:val="000000"/>
+                <w:sz w:val="18"/>
+                <w:szCs w:val="18"/>
+              </w:rPr>
+              <w:t xml:space="preserve">Pairs use available digital devices (phones, tablets, school computers) or print resources (Grade 10 General Science textbook, magazines, KICD curriculum card) to research: (a) the definition of General Science, (b) at least three areas of life in Kenya where General Science is important (choosing from: food and agriculture, health and medicine, environment, technology and industry). Each pair records findings in a simple two-column table in their exercise book: 'What General Science is' | 'How it connects to our community'. After 8 minutes of pair research, pairs combine into groups of four and spend 4 minutes preparing a 2-minute spoken summary. One group member is the timekeeper, one is the speaker, one records the group's three community connections on a half-sheet of paper to be posted on the class board.</w:t>
+            </w:r>
+          </w:p>
+        </w:tc>
+        <w:tc>
+          <w:tcPr>
+            <w:tcW w:type="dxa" w:w="3040"/>
+            <w:shd w:fill="F2F2F2" w:color="auto" w:val="clear"/>
+            <w:tcMar>
+              <w:top w:type="dxa" w:w="60"/>
+              <w:left w:type="dxa" w:w="120"/>
+              <w:bottom w:type="dxa" w:w="60"/>
+              <w:right w:type="dxa" w:w="120"/>
+            </w:tcMar>
+            <w:vAlign w:val="top"/>
+          </w:tcPr>
+          <w:p>
+            <w:pPr>
+              <w:spacing w:after="40" w:before="0"/>
+              <w:jc w:val="left"/>
+            </w:pPr>
+            <w:r>
+              <w:rPr>
+                <w:rFonts w:ascii="Arial" w:cs="Arial" w:eastAsia="Arial" w:hAnsi="Arial"/>
+                <w:b w:val="false"/>
+                <w:bCs w:val="false"/>
+                <w:i w:val="false"/>
+                <w:iCs w:val="false"/>
+                <w:color w:val="000000"/>
+                <w:sz w:val="18"/>
+                <w:szCs w:val="18"/>
+              </w:rPr>
+              <w:t xml:space="preserve">1. Distribute or confirm access to resources. Say: 'You have eight minutes in pairs. Your mission: find out what General Science means and write down at least three ways it touches life here in Kenya — think about food, health, environment, technology. Use your textbook, a device, or ask me.' 2. Circulate actively. After 3 min, cold-call two pairs: 'Amina and Brian, what is the most interesting connection you have found so far?' (Wait 10 seconds for response.) 'Joseph and Faith, do you agree or have a different one?' 3. After 8 min, say: 'Pairs, join another pair — you are now a group of four. In four minutes, agree on your three best community connections and choose one person to share them with the class. You will have exactly two minutes to present.' 4. While groups prepare, write on the board: 'General Science is… / It matters in Kenya because… / One thing that surprised us…' — this is the scaffold for presentations.</w:t>
+            </w:r>
+          </w:p>
+        </w:tc>
+        <w:tc>
+          <w:tcPr>
+            <w:tcW w:type="dxa" w:w="3040"/>
+            <w:shd w:fill="FFFFFF" w:color="auto" w:val="clear"/>
+            <w:tcMar>
+              <w:top w:type="dxa" w:w="60"/>
+              <w:left w:type="dxa" w:w="120"/>
+              <w:bottom w:type="dxa" w:w="60"/>
+              <w:right w:type="dxa" w:w="120"/>
+            </w:tcMar>
+            <w:vAlign w:val="top"/>
+          </w:tcPr>
+          <w:p>
+            <w:pPr>
+              <w:spacing w:after="40" w:before="0"/>
+              <w:jc w:val="left"/>
+            </w:pPr>
+            <w:r>
+              <w:rPr>
+                <w:rFonts w:ascii="Arial" w:cs="Arial" w:eastAsia="Arial" w:hAnsi="Arial"/>
+                <w:b w:val="false"/>
+                <w:bCs w:val="false"/>
+                <w:i w:val="false"/>
+                <w:iCs w:val="false"/>
+                <w:color w:val="000000"/>
+                <w:sz w:val="18"/>
+                <w:szCs w:val="18"/>
+              </w:rPr>
+              <w:t xml:space="preserve">Collaborative Jigsaw Research with Structured Reporting: each pair acts as a mini-research team, then pools findings with another pair. The structured reporting scaffold ('General Science is… / It matters because… / One surprise…') forces learners to synthesise rather than just copy, and the 2-minute time limit requires prioritisation — both are core science-communication skills.</w:t>
+            </w:r>
+          </w:p>
+        </w:tc>
+        <w:tc>
+          <w:tcPr>
+            <w:tcW w:type="dxa" w:w="3040"/>
+            <w:shd w:fill="F2F2F2" w:color="auto" w:val="clear"/>
+            <w:tcMar>
+              <w:top w:type="dxa" w:w="60"/>
+              <w:left w:type="dxa" w:w="120"/>
+              <w:bottom w:type="dxa" w:w="60"/>
+              <w:right w:type="dxa" w:w="120"/>
+            </w:tcMar>
+            <w:vAlign w:val="top"/>
+          </w:tcPr>
+          <w:p>
+            <w:pPr>
+              <w:spacing w:after="40" w:before="0"/>
+              <w:jc w:val="left"/>
+            </w:pPr>
+            <w:r>
+              <w:rPr>
+                <w:rFonts w:ascii="Arial" w:cs="Arial" w:eastAsia="Arial" w:hAnsi="Arial"/>
+                <w:b w:val="false"/>
+                <w:bCs w:val="false"/>
+                <w:i w:val="false"/>
+                <w:iCs w:val="false"/>
+                <w:color w:val="000000"/>
+                <w:sz w:val="18"/>
+                <w:szCs w:val="18"/>
+              </w:rPr>
+              <w:t xml:space="preserve">During circulation, listen for whether pairs are connecting General Science to concrete Kenyan contexts (e.g., soil science helping maize farmers in the Rift Valley, medical lab technologists testing blood in Kenyatta National Hospital, NEMA scientists measuring pollution in Nairobi rivers). If pairs are producing only abstract definitions copied from text, prompt: 'That is a good start — now, where do you see this in Kisumu or your own home area?' Record which groups have strong local connections vs. generic definitions — use this to sequence the presentations (strong examples last, to build to the sensemaking phase).</w:t>
+            </w:r>
+          </w:p>
+        </w:tc>
+      </w:tr>
+      <w:tr>
+        <w:tc>
+          <w:tcPr>
+            <w:tcW w:type="dxa" w:w="1520"/>
+            <w:shd w:fill="E2EFDA" w:color="auto" w:val="clear"/>
+            <w:tcMar>
+              <w:top w:type="dxa" w:w="60"/>
+              <w:left w:type="dxa" w:w="120"/>
+              <w:bottom w:type="dxa" w:w="60"/>
+              <w:right w:type="dxa" w:w="120"/>
+            </w:tcMar>
+            <w:vAlign w:val="top"/>
+          </w:tcPr>
+          <w:p>
+            <w:pPr>
+              <w:spacing w:after="40" w:before="0"/>
+              <w:jc w:val="left"/>
+            </w:pPr>
+            <w:r>
+              <w:rPr>
+                <w:rFonts w:ascii="Arial" w:cs="Arial" w:eastAsia="Arial" w:hAnsi="Arial"/>
+                <w:b/>
+                <w:bCs/>
+                <w:i w:val="false"/>
+                <w:iCs w:val="false"/>
+                <w:color w:val="000000"/>
+                <w:sz w:val="18"/>
+                <w:szCs w:val="18"/>
+              </w:rPr>
+              <w:t xml:space="preserve">Explain Phase</w:t>
+            </w:r>
+          </w:p>
+          <w:p>
+            <w:pPr>
+              <w:spacing w:after="20" w:before="0"/>
+            </w:pPr>
+            <w:r>
+              <w:rPr>
+                <w:rFonts w:ascii="Arial" w:cs="Arial" w:eastAsia="Arial" w:hAnsi="Arial"/>
+                <w:b/>
+                <w:bCs/>
+                <w:color w:val="1F3864"/>
+                <w:sz w:val="16"/>
+                <w:szCs w:val="16"/>
+              </w:rPr>
+              <w:t xml:space="preserve">📹 VIDEO:</w:t>
+            </w:r>
+          </w:p>
+          <w:p>
+            <w:pPr>
+              <w:spacing w:after="20" w:before="0"/>
+            </w:pPr>
+            <w:hyperlink w:history="1" r:id="rIdnub4fcgepyfjzyt3zipvy">
               <w:r>
                 <w:rPr>
                   <w:rFonts w:ascii="Arial" w:cs="Arial" w:eastAsia="Arial" w:hAnsi="Arial"/>
@@ -6202,7 +6428,7 @@
                   <w:szCs w:val="16"/>
                   <w:u w:val="single" w:color="2E75B6"/>
                 </w:rPr>
-                <w:t xml:space="preserve">Using the General Absolute Value Equation and the Graphing Calculator (Flexbook)</w:t>
+                <w:t xml:space="preserve">Health care community liaison: How I got my job and where I'm going</w:t>
               </w:r>
             </w:hyperlink>
           </w:p>
@@ -6218,7 +6444,7 @@
                 <w:sz w:val="14"/>
                 <w:szCs w:val="14"/>
               </w:rPr>
-              <w:t xml:space="preserve">Source: CK-12</w:t>
+              <w:t xml:space="preserve">Source: Khan Academy (English - US curriculum)</w:t>
             </w:r>
           </w:p>
           <w:p>
@@ -6226,235 +6452,7 @@
               <w:spacing w:after="10" w:before="0"/>
               <w:ind w:left="120"/>
             </w:pPr>
-            <w:hyperlink w:history="1" r:id="rId-exawcygn6sfdipn2dijn">
-              <w:r>
-                <w:rPr>
-                  <w:rFonts w:ascii="Arial" w:cs="Arial" w:eastAsia="Arial" w:hAnsi="Arial"/>
-                  <w:color w:val="595959"/>
-                  <w:sz w:val="14"/>
-                  <w:szCs w:val="14"/>
-                  <w:u w:val="single" w:color="595959"/>
-                </w:rPr>
-                <w:t xml:space="preserve">🔍 Search ARES for similar readings</w:t>
-              </w:r>
-            </w:hyperlink>
-          </w:p>
-        </w:tc>
-        <w:tc>
-          <w:tcPr>
-            <w:tcW w:type="dxa" w:w="3040"/>
-            <w:shd w:fill="FFFFFF" w:color="auto" w:val="clear"/>
-            <w:tcMar>
-              <w:top w:type="dxa" w:w="60"/>
-              <w:left w:type="dxa" w:w="120"/>
-              <w:bottom w:type="dxa" w:w="60"/>
-              <w:right w:type="dxa" w:w="120"/>
-            </w:tcMar>
-            <w:vAlign w:val="top"/>
-          </w:tcPr>
-          <w:p>
-            <w:pPr>
-              <w:spacing w:after="40" w:before="0"/>
-              <w:jc w:val="left"/>
-            </w:pPr>
-            <w:r>
-              <w:rPr>
-                <w:rFonts w:ascii="Arial" w:cs="Arial" w:eastAsia="Arial" w:hAnsi="Arial"/>
-                <w:b w:val="false"/>
-                <w:bCs w:val="false"/>
-                <w:i w:val="false"/>
-                <w:iCs w:val="false"/>
-                <w:color w:val="000000"/>
-                <w:sz w:val="18"/>
-                <w:szCs w:val="18"/>
-              </w:rPr>
-              <w:t xml:space="preserve">Pairs use available digital devices (phones, tablets, school computers) or print resources (Grade 10 General Science textbook, magazines, KICD curriculum card) to research: (a) the definition of General Science, (b) at least three areas of life in Kenya where General Science is important (choosing from: food and agriculture, health and medicine, environment, technology and industry). Each pair records findings in a simple two-column table in their exercise book: 'What General Science is' | 'How it connects to our community'. After 8 minutes of pair research, pairs combine into groups of four and spend 4 minutes preparing a 2-minute spoken summary. One group member is the timekeeper, one is the speaker, one records the group's three community connections on a half-sheet of paper to be posted on the class board.</w:t>
-            </w:r>
-          </w:p>
-        </w:tc>
-        <w:tc>
-          <w:tcPr>
-            <w:tcW w:type="dxa" w:w="3040"/>
-            <w:shd w:fill="F2F2F2" w:color="auto" w:val="clear"/>
-            <w:tcMar>
-              <w:top w:type="dxa" w:w="60"/>
-              <w:left w:type="dxa" w:w="120"/>
-              <w:bottom w:type="dxa" w:w="60"/>
-              <w:right w:type="dxa" w:w="120"/>
-            </w:tcMar>
-            <w:vAlign w:val="top"/>
-          </w:tcPr>
-          <w:p>
-            <w:pPr>
-              <w:spacing w:after="40" w:before="0"/>
-              <w:jc w:val="left"/>
-            </w:pPr>
-            <w:r>
-              <w:rPr>
-                <w:rFonts w:ascii="Arial" w:cs="Arial" w:eastAsia="Arial" w:hAnsi="Arial"/>
-                <w:b w:val="false"/>
-                <w:bCs w:val="false"/>
-                <w:i w:val="false"/>
-                <w:iCs w:val="false"/>
-                <w:color w:val="000000"/>
-                <w:sz w:val="18"/>
-                <w:szCs w:val="18"/>
-              </w:rPr>
-              <w:t xml:space="preserve">1. Distribute or confirm access to resources. Say: 'You have eight minutes in pairs. Your mission: find out what General Science means and write down at least three ways it touches life here in Kenya — think about food, health, environment, technology. Use your textbook, a device, or ask me.' 2. Circulate actively. After 3 min, cold-call two pairs: 'Amina and Brian, what is the most interesting connection you have found so far?' (Wait 10 seconds for response.) 'Joseph and Faith, do you agree or have a different one?' 3. After 8 min, say: 'Pairs, join another pair — you are now a group of four. In four minutes, agree on your three best community connections and choose one person to share them with the class. You will have exactly two minutes to present.' 4. While groups prepare, write on the board: 'General Science is… / It matters in Kenya because… / One thing that surprised us…' — this is the scaffold for presentations.</w:t>
-            </w:r>
-          </w:p>
-        </w:tc>
-        <w:tc>
-          <w:tcPr>
-            <w:tcW w:type="dxa" w:w="3040"/>
-            <w:shd w:fill="FFFFFF" w:color="auto" w:val="clear"/>
-            <w:tcMar>
-              <w:top w:type="dxa" w:w="60"/>
-              <w:left w:type="dxa" w:w="120"/>
-              <w:bottom w:type="dxa" w:w="60"/>
-              <w:right w:type="dxa" w:w="120"/>
-            </w:tcMar>
-            <w:vAlign w:val="top"/>
-          </w:tcPr>
-          <w:p>
-            <w:pPr>
-              <w:spacing w:after="40" w:before="0"/>
-              <w:jc w:val="left"/>
-            </w:pPr>
-            <w:r>
-              <w:rPr>
-                <w:rFonts w:ascii="Arial" w:cs="Arial" w:eastAsia="Arial" w:hAnsi="Arial"/>
-                <w:b w:val="false"/>
-                <w:bCs w:val="false"/>
-                <w:i w:val="false"/>
-                <w:iCs w:val="false"/>
-                <w:color w:val="000000"/>
-                <w:sz w:val="18"/>
-                <w:szCs w:val="18"/>
-              </w:rPr>
-              <w:t xml:space="preserve">Collaborative Jigsaw Research with Structured Reporting: each pair acts as a mini-research team, then pools findings with another pair. The structured reporting scaffold ('General Science is… / It matters because… / One surprise…') forces learners to synthesise rather than just copy, and the 2-minute time limit requires prioritisation — both are core science-communication skills.</w:t>
-            </w:r>
-          </w:p>
-        </w:tc>
-        <w:tc>
-          <w:tcPr>
-            <w:tcW w:type="dxa" w:w="3040"/>
-            <w:shd w:fill="F2F2F2" w:color="auto" w:val="clear"/>
-            <w:tcMar>
-              <w:top w:type="dxa" w:w="60"/>
-              <w:left w:type="dxa" w:w="120"/>
-              <w:bottom w:type="dxa" w:w="60"/>
-              <w:right w:type="dxa" w:w="120"/>
-            </w:tcMar>
-            <w:vAlign w:val="top"/>
-          </w:tcPr>
-          <w:p>
-            <w:pPr>
-              <w:spacing w:after="40" w:before="0"/>
-              <w:jc w:val="left"/>
-            </w:pPr>
-            <w:r>
-              <w:rPr>
-                <w:rFonts w:ascii="Arial" w:cs="Arial" w:eastAsia="Arial" w:hAnsi="Arial"/>
-                <w:b w:val="false"/>
-                <w:bCs w:val="false"/>
-                <w:i w:val="false"/>
-                <w:iCs w:val="false"/>
-                <w:color w:val="000000"/>
-                <w:sz w:val="18"/>
-                <w:szCs w:val="18"/>
-              </w:rPr>
-              <w:t xml:space="preserve">During circulation, listen for whether pairs are connecting General Science to concrete Kenyan contexts (e.g., soil science helping maize farmers in the Rift Valley, medical lab technologists testing blood in Kenyatta National Hospital, NEMA scientists measuring pollution in Nairobi rivers). If pairs are producing only abstract definitions copied from text, prompt: 'That is a good start — now, where do you see this in Kisumu or your own home area?' Record which groups have strong local connections vs. generic definitions — use this to sequence the presentations (strong examples last, to build to the sensemaking phase).</w:t>
-            </w:r>
-          </w:p>
-        </w:tc>
-      </w:tr>
-      <w:tr>
-        <w:tc>
-          <w:tcPr>
-            <w:tcW w:type="dxa" w:w="1520"/>
-            <w:shd w:fill="E2EFDA" w:color="auto" w:val="clear"/>
-            <w:tcMar>
-              <w:top w:type="dxa" w:w="60"/>
-              <w:left w:type="dxa" w:w="120"/>
-              <w:bottom w:type="dxa" w:w="60"/>
-              <w:right w:type="dxa" w:w="120"/>
-            </w:tcMar>
-            <w:vAlign w:val="top"/>
-          </w:tcPr>
-          <w:p>
-            <w:pPr>
-              <w:spacing w:after="40" w:before="0"/>
-              <w:jc w:val="left"/>
-            </w:pPr>
-            <w:r>
-              <w:rPr>
-                <w:rFonts w:ascii="Arial" w:cs="Arial" w:eastAsia="Arial" w:hAnsi="Arial"/>
-                <w:b/>
-                <w:bCs/>
-                <w:i w:val="false"/>
-                <w:iCs w:val="false"/>
-                <w:color w:val="000000"/>
-                <w:sz w:val="18"/>
-                <w:szCs w:val="18"/>
-              </w:rPr>
-              <w:t xml:space="preserve">Explain Phase</w:t>
-            </w:r>
-          </w:p>
-          <w:p>
-            <w:pPr>
-              <w:spacing w:after="20" w:before="0"/>
-            </w:pPr>
-            <w:r>
-              <w:rPr>
-                <w:rFonts w:ascii="Arial" w:cs="Arial" w:eastAsia="Arial" w:hAnsi="Arial"/>
-                <w:b/>
-                <w:bCs/>
-                <w:color w:val="1F3864"/>
-                <w:sz w:val="16"/>
-                <w:szCs w:val="16"/>
-              </w:rPr>
-              <w:t xml:space="preserve">📹 VIDEO:</w:t>
-            </w:r>
-          </w:p>
-          <w:p>
-            <w:pPr>
-              <w:spacing w:after="20" w:before="0"/>
-            </w:pPr>
-            <w:hyperlink w:history="1" r:id="rIdqsbp-wqgqftvtskqm8z_h">
-              <w:r>
-                <w:rPr>
-                  <w:rFonts w:ascii="Arial" w:cs="Arial" w:eastAsia="Arial" w:hAnsi="Arial"/>
-                  <w:color w:val="2E75B6"/>
-                  <w:sz w:val="16"/>
-                  <w:szCs w:val="16"/>
-                  <w:u w:val="single" w:color="2E75B6"/>
-                </w:rPr>
-                <w:t xml:space="preserve">Scale and Indirect Measurement</w:t>
-              </w:r>
-            </w:hyperlink>
-          </w:p>
-          <w:p>
-            <w:pPr>
-              <w:spacing w:after="10" w:before="0"/>
-              <w:ind w:left="120"/>
-            </w:pPr>
-            <w:r>
-              <w:rPr>
-                <w:rFonts w:ascii="Arial" w:cs="Arial" w:eastAsia="Arial" w:hAnsi="Arial"/>
-                <w:color w:val="595959"/>
-                <w:sz w:val="14"/>
-                <w:szCs w:val="14"/>
-              </w:rPr>
-              <w:t xml:space="preserve">Source: CK-12</w:t>
-            </w:r>
-          </w:p>
-          <w:p>
-            <w:pPr>
-              <w:spacing w:after="10" w:before="0"/>
-              <w:ind w:left="120"/>
-            </w:pPr>
-            <w:hyperlink w:history="1" r:id="rIdxwdbsg2gpzznnfeaqvgyz">
+            <w:hyperlink w:history="1" r:id="rIdw09ab3ib4dy1s1u9kxz42">
               <w:r>
                 <w:rPr>
                   <w:rFonts w:ascii="Arial" w:cs="Arial" w:eastAsia="Arial" w:hAnsi="Arial"/>
@@ -6492,14 +6490,241 @@
                 <w:sz w:val="16"/>
                 <w:szCs w:val="16"/>
               </w:rPr>
-              <w:t xml:space="preserve">📖 HTML:</w:t>
+              <w:t xml:space="preserve">📖 READING:</w:t>
             </w:r>
           </w:p>
           <w:p>
             <w:pPr>
               <w:spacing w:after="20" w:before="0"/>
             </w:pPr>
-            <w:hyperlink w:history="1" r:id="rIdtol5cyejc7kzf2msion-t">
+            <w:r>
+              <w:rPr>
+                <w:rFonts w:ascii="Arial" w:cs="Arial" w:eastAsia="Arial" w:hAnsi="Arial"/>
+                <w:i/>
+                <w:iCs/>
+                <w:color w:val="595959"/>
+                <w:sz w:val="16"/>
+                <w:szCs w:val="16"/>
+              </w:rPr>
+              <w:t xml:space="preserve">No closely matching reading in the ARES library for this activity.</w:t>
+            </w:r>
+          </w:p>
+          <w:p>
+            <w:pPr>
+              <w:spacing w:after="10" w:before="0"/>
+              <w:ind w:left="120"/>
+            </w:pPr>
+            <w:hyperlink w:history="1" r:id="rIddb2xjghiwh_qswzb9jhr6">
+              <w:r>
+                <w:rPr>
+                  <w:rFonts w:ascii="Arial" w:cs="Arial" w:eastAsia="Arial" w:hAnsi="Arial"/>
+                  <w:color w:val="595959"/>
+                  <w:sz w:val="14"/>
+                  <w:szCs w:val="14"/>
+                  <w:u w:val="single" w:color="595959"/>
+                </w:rPr>
+                <w:t xml:space="preserve">🔍 Search ARES for readings</w:t>
+              </w:r>
+            </w:hyperlink>
+          </w:p>
+          <w:p>
+            <w:pPr>
+              <w:spacing w:after="10" w:before="0"/>
+              <w:ind w:left="120"/>
+            </w:pPr>
+            <w:r>
+              <w:rPr>
+                <w:rFonts w:ascii="Arial" w:cs="Arial" w:eastAsia="Arial" w:hAnsi="Arial"/>
+                <w:color w:val="595959"/>
+                <w:sz w:val="14"/>
+                <w:szCs w:val="14"/>
+              </w:rPr>
+              <w:t xml:space="preserve">Search terms: general definition importance community</w:t>
+            </w:r>
+          </w:p>
+        </w:tc>
+        <w:tc>
+          <w:tcPr>
+            <w:tcW w:type="dxa" w:w="3040"/>
+            <w:shd w:fill="FFFFFF" w:color="auto" w:val="clear"/>
+            <w:tcMar>
+              <w:top w:type="dxa" w:w="60"/>
+              <w:left w:type="dxa" w:w="120"/>
+              <w:bottom w:type="dxa" w:w="60"/>
+              <w:right w:type="dxa" w:w="120"/>
+            </w:tcMar>
+            <w:vAlign w:val="top"/>
+          </w:tcPr>
+          <w:p>
+            <w:pPr>
+              <w:spacing w:after="40" w:before="0"/>
+              <w:jc w:val="left"/>
+            </w:pPr>
+            <w:r>
+              <w:rPr>
+                <w:rFonts w:ascii="Arial" w:cs="Arial" w:eastAsia="Arial" w:hAnsi="Arial"/>
+                <w:b w:val="false"/>
+                <w:bCs w:val="false"/>
+                <w:i w:val="false"/>
+                <w:iCs w:val="false"/>
+                <w:color w:val="000000"/>
+                <w:sz w:val="18"/>
+                <w:szCs w:val="18"/>
+              </w:rPr>
+              <w:t xml:space="preserve">Groups present their 2-minute summaries one at a time while the rest of the class listens and ticks off any community connection they also found ('Yes, we had that too') or marks a star if it is a new connection they did not think of. After all groups present, learners individually revisit their opening prediction in their exercise books and annotate it: underlining anything that was confirmed, crossing out anything they now disagree with, and adding at least one new idea in a different colour. The class then co-constructs a shared one-sentence definition on the board. Teacher uses the Kisumu farmer story to clinch the concept: the farmer is doing General Science.</w:t>
+            </w:r>
+          </w:p>
+        </w:tc>
+        <w:tc>
+          <w:tcPr>
+            <w:tcW w:type="dxa" w:w="3040"/>
+            <w:shd w:fill="F2F2F2" w:color="auto" w:val="clear"/>
+            <w:tcMar>
+              <w:top w:type="dxa" w:w="60"/>
+              <w:left w:type="dxa" w:w="120"/>
+              <w:bottom w:type="dxa" w:w="60"/>
+              <w:right w:type="dxa" w:w="120"/>
+            </w:tcMar>
+            <w:vAlign w:val="top"/>
+          </w:tcPr>
+          <w:p>
+            <w:pPr>
+              <w:spacing w:after="40" w:before="0"/>
+              <w:jc w:val="left"/>
+            </w:pPr>
+            <w:r>
+              <w:rPr>
+                <w:rFonts w:ascii="Arial" w:cs="Arial" w:eastAsia="Arial" w:hAnsi="Arial"/>
+                <w:b w:val="false"/>
+                <w:bCs w:val="false"/>
+                <w:i w:val="false"/>
+                <w:iCs w:val="false"/>
+                <w:color w:val="000000"/>
+                <w:sz w:val="18"/>
+                <w:szCs w:val="18"/>
+              </w:rPr>
+              <w:t xml:space="preserve">1. Call groups to present in sequence (weakest-to-strongest community connections based on your circulation notes). For each presentation, ask ONE follow-up question — choose from: 'How does this connect to food security in Kenya?' / 'Could a farmer in Kericho use this?' / 'Is the farmer in our phenomenon doing this kind of science?' 2. After all presentations, say: 'Look back at what you wrote at the start of the lesson. Underline what turned out to be true. Cross out what you now think is wrong. Add one new idea you did not have before — use a different colour pen or pencil.' Allow 2 min. 3. Cold-call three learners (choose one who had a thin prediction, one who had a strong prediction, one who is usually quiet): 'Wanjiru, what did you add to your prediction?' (Wait 12 seconds.) 'Otieno, what did you cross out and why?' (Wait 12 seconds.) 'Aisha, did anything surprise you?' (Wait 10 seconds.) 4. Facilitate co-construction: 'Using everything we have heard, who can give me a sentence that starts: General Science is…?' Accept two or three offers, then guide the class to agree on one sentence and write it prominently on the board. 5. Return to the phenomenon: 'The maize farmer in Kisumu — she watered her crop, she fertilised it, she observed the wilting pattern, she reasoned about the cause she could not see. Is she doing General Science?' Pause 15 seconds. Take three cold-calls. Affirm: 'Yes — General Science is a way of asking questions and finding answers using evidence. She is doing exactly that.'</w:t>
+            </w:r>
+          </w:p>
+        </w:tc>
+        <w:tc>
+          <w:tcPr>
+            <w:tcW w:type="dxa" w:w="3040"/>
+            <w:shd w:fill="FFFFFF" w:color="auto" w:val="clear"/>
+            <w:tcMar>
+              <w:top w:type="dxa" w:w="60"/>
+              <w:left w:type="dxa" w:w="120"/>
+              <w:bottom w:type="dxa" w:w="60"/>
+              <w:right w:type="dxa" w:w="120"/>
+            </w:tcMar>
+            <w:vAlign w:val="top"/>
+          </w:tcPr>
+          <w:p>
+            <w:pPr>
+              <w:spacing w:after="40" w:before="0"/>
+              <w:jc w:val="left"/>
+            </w:pPr>
+            <w:r>
+              <w:rPr>
+                <w:rFonts w:ascii="Arial" w:cs="Arial" w:eastAsia="Arial" w:hAnsi="Arial"/>
+                <w:b w:val="false"/>
+                <w:bCs w:val="false"/>
+                <w:i w:val="false"/>
+                <w:iCs w:val="false"/>
+                <w:color w:val="000000"/>
+                <w:sz w:val="18"/>
+                <w:szCs w:val="18"/>
+              </w:rPr>
+              <w:t xml:space="preserve">Predict–Observe–Explain Annotation (POE Annotation): learners return to their written prediction and annotate it using a three-action protocol (confirm / revise / add). This makes conceptual change visible to both teacher and learner, and directly mirrors the scientific practice of revising claims in light of new evidence — a meta-cognitive move that prepares learners for the inference lessons ahead. The co-constructed definition further consolidates shared understanding.</w:t>
+            </w:r>
+          </w:p>
+        </w:tc>
+        <w:tc>
+          <w:tcPr>
+            <w:tcW w:type="dxa" w:w="3040"/>
+            <w:shd w:fill="F2F2F2" w:color="auto" w:val="clear"/>
+            <w:tcMar>
+              <w:top w:type="dxa" w:w="60"/>
+              <w:left w:type="dxa" w:w="120"/>
+              <w:bottom w:type="dxa" w:w="60"/>
+              <w:right w:type="dxa" w:w="120"/>
+            </w:tcMar>
+            <w:vAlign w:val="top"/>
+          </w:tcPr>
+          <w:p>
+            <w:pPr>
+              <w:spacing w:after="40" w:before="0"/>
+              <w:jc w:val="left"/>
+            </w:pPr>
+            <w:r>
+              <w:rPr>
+                <w:rFonts w:ascii="Arial" w:cs="Arial" w:eastAsia="Arial" w:hAnsi="Arial"/>
+                <w:b w:val="false"/>
+                <w:bCs w:val="false"/>
+                <w:i w:val="false"/>
+                <w:iCs w:val="false"/>
+                <w:color w:val="000000"/>
+                <w:sz w:val="18"/>
+                <w:szCs w:val="18"/>
+              </w:rPr>
+              <w:t xml:space="preserve">Collect the half-sheets posted on the board (three community connections per group). Scan for: (a) diversity of connections across food, health, environment, technology; (b) genuine Kenyan specificity (names of places, crops, careers). During the annotation step, circulate and look for learners who are only confirming (not revising or adding) — this signals over-confidence or shallow reading; prompt them: 'Did any group mention something you had not thought of?' Exit-check: ask two or three learners at random: 'In one breath — what is General Science?' They should be able to produce a working sentence.</w:t>
+            </w:r>
+          </w:p>
+        </w:tc>
+      </w:tr>
+      <w:tr>
+        <w:tc>
+          <w:tcPr>
+            <w:tcW w:type="dxa" w:w="1520"/>
+            <w:shd w:fill="FCE4D6" w:color="auto" w:val="clear"/>
+            <w:tcMar>
+              <w:top w:type="dxa" w:w="60"/>
+              <w:left w:type="dxa" w:w="120"/>
+              <w:bottom w:type="dxa" w:w="60"/>
+              <w:right w:type="dxa" w:w="120"/>
+            </w:tcMar>
+            <w:vAlign w:val="top"/>
+          </w:tcPr>
+          <w:p>
+            <w:pPr>
+              <w:spacing w:after="40" w:before="0"/>
+              <w:jc w:val="left"/>
+            </w:pPr>
+            <w:r>
+              <w:rPr>
+                <w:rFonts w:ascii="Arial" w:cs="Arial" w:eastAsia="Arial" w:hAnsi="Arial"/>
+                <w:b/>
+                <w:bCs/>
+                <w:i w:val="false"/>
+                <w:iCs w:val="false"/>
+                <w:color w:val="000000"/>
+                <w:sz w:val="18"/>
+                <w:szCs w:val="18"/>
+              </w:rPr>
+              <w:t xml:space="preserve">Driving Question Board (DQB) Creation</w:t>
+            </w:r>
+          </w:p>
+          <w:p>
+            <w:pPr>
+              <w:spacing w:after="20" w:before="0"/>
+            </w:pPr>
+            <w:r>
+              <w:rPr>
+                <w:rFonts w:ascii="Arial" w:cs="Arial" w:eastAsia="Arial" w:hAnsi="Arial"/>
+                <w:b/>
+                <w:bCs/>
+                <w:color w:val="1F3864"/>
+                <w:sz w:val="16"/>
+                <w:szCs w:val="16"/>
+              </w:rPr>
+              <w:t xml:space="preserve">📹 VIDEO:</w:t>
+            </w:r>
+          </w:p>
+          <w:p>
+            <w:pPr>
+              <w:spacing w:after="20" w:before="0"/>
+            </w:pPr>
+            <w:hyperlink w:history="1" r:id="rId4erzll6zxarac_5j3hv6g">
               <w:r>
                 <w:rPr>
                   <w:rFonts w:ascii="Arial" w:cs="Arial" w:eastAsia="Arial" w:hAnsi="Arial"/>
@@ -6508,7 +6733,7 @@
                   <w:szCs w:val="16"/>
                   <w:u w:val="single" w:color="2E75B6"/>
                 </w:rPr>
-                <w:t xml:space="preserve">Using the General Absolute Value Equation and the Graphing Calculator (Flexbook)</w:t>
+                <w:t xml:space="preserve">Health care community liaison: My budget and planning for the future</w:t>
               </w:r>
             </w:hyperlink>
           </w:p>
@@ -6524,7 +6749,7 @@
                 <w:sz w:val="14"/>
                 <w:szCs w:val="14"/>
               </w:rPr>
-              <w:t xml:space="preserve">Source: CK-12</w:t>
+              <w:t xml:space="preserve">Source: Khan Academy (English - US curriculum)</w:t>
             </w:r>
           </w:p>
           <w:p>
@@ -6532,235 +6757,7 @@
               <w:spacing w:after="10" w:before="0"/>
               <w:ind w:left="120"/>
             </w:pPr>
-            <w:hyperlink w:history="1" r:id="rId5m72ue1w_8r0ydbvx8vxj">
-              <w:r>
-                <w:rPr>
-                  <w:rFonts w:ascii="Arial" w:cs="Arial" w:eastAsia="Arial" w:hAnsi="Arial"/>
-                  <w:color w:val="595959"/>
-                  <w:sz w:val="14"/>
-                  <w:szCs w:val="14"/>
-                  <w:u w:val="single" w:color="595959"/>
-                </w:rPr>
-                <w:t xml:space="preserve">🔍 Search ARES for similar readings</w:t>
-              </w:r>
-            </w:hyperlink>
-          </w:p>
-        </w:tc>
-        <w:tc>
-          <w:tcPr>
-            <w:tcW w:type="dxa" w:w="3040"/>
-            <w:shd w:fill="FFFFFF" w:color="auto" w:val="clear"/>
-            <w:tcMar>
-              <w:top w:type="dxa" w:w="60"/>
-              <w:left w:type="dxa" w:w="120"/>
-              <w:bottom w:type="dxa" w:w="60"/>
-              <w:right w:type="dxa" w:w="120"/>
-            </w:tcMar>
-            <w:vAlign w:val="top"/>
-          </w:tcPr>
-          <w:p>
-            <w:pPr>
-              <w:spacing w:after="40" w:before="0"/>
-              <w:jc w:val="left"/>
-            </w:pPr>
-            <w:r>
-              <w:rPr>
-                <w:rFonts w:ascii="Arial" w:cs="Arial" w:eastAsia="Arial" w:hAnsi="Arial"/>
-                <w:b w:val="false"/>
-                <w:bCs w:val="false"/>
-                <w:i w:val="false"/>
-                <w:iCs w:val="false"/>
-                <w:color w:val="000000"/>
-                <w:sz w:val="18"/>
-                <w:szCs w:val="18"/>
-              </w:rPr>
-              <w:t xml:space="preserve">Groups present their 2-minute summaries one at a time while the rest of the class listens and ticks off any community connection they also found ('Yes, we had that too') or marks a star if it is a new connection they did not think of. After all groups present, learners individually revisit their opening prediction in their exercise books and annotate it: underlining anything that was confirmed, crossing out anything they now disagree with, and adding at least one new idea in a different colour. The class then co-constructs a shared one-sentence definition on the board. Teacher uses the Kisumu farmer story to clinch the concept: the farmer is doing General Science.</w:t>
-            </w:r>
-          </w:p>
-        </w:tc>
-        <w:tc>
-          <w:tcPr>
-            <w:tcW w:type="dxa" w:w="3040"/>
-            <w:shd w:fill="F2F2F2" w:color="auto" w:val="clear"/>
-            <w:tcMar>
-              <w:top w:type="dxa" w:w="60"/>
-              <w:left w:type="dxa" w:w="120"/>
-              <w:bottom w:type="dxa" w:w="60"/>
-              <w:right w:type="dxa" w:w="120"/>
-            </w:tcMar>
-            <w:vAlign w:val="top"/>
-          </w:tcPr>
-          <w:p>
-            <w:pPr>
-              <w:spacing w:after="40" w:before="0"/>
-              <w:jc w:val="left"/>
-            </w:pPr>
-            <w:r>
-              <w:rPr>
-                <w:rFonts w:ascii="Arial" w:cs="Arial" w:eastAsia="Arial" w:hAnsi="Arial"/>
-                <w:b w:val="false"/>
-                <w:bCs w:val="false"/>
-                <w:i w:val="false"/>
-                <w:iCs w:val="false"/>
-                <w:color w:val="000000"/>
-                <w:sz w:val="18"/>
-                <w:szCs w:val="18"/>
-              </w:rPr>
-              <w:t xml:space="preserve">1. Call groups to present in sequence (weakest-to-strongest community connections based on your circulation notes). For each presentation, ask ONE follow-up question — choose from: 'How does this connect to food security in Kenya?' / 'Could a farmer in Kericho use this?' / 'Is the farmer in our phenomenon doing this kind of science?' 2. After all presentations, say: 'Look back at what you wrote at the start of the lesson. Underline what turned out to be true. Cross out what you now think is wrong. Add one new idea you did not have before — use a different colour pen or pencil.' Allow 2 min. 3. Cold-call three learners (choose one who had a thin prediction, one who had a strong prediction, one who is usually quiet): 'Wanjiru, what did you add to your prediction?' (Wait 12 seconds.) 'Otieno, what did you cross out and why?' (Wait 12 seconds.) 'Aisha, did anything surprise you?' (Wait 10 seconds.) 4. Facilitate co-construction: 'Using everything we have heard, who can give me a sentence that starts: General Science is…?' Accept two or three offers, then guide the class to agree on one sentence and write it prominently on the board. 5. Return to the phenomenon: 'The maize farmer in Kisumu — she watered her crop, she fertilised it, she observed the wilting pattern, she reasoned about the cause she could not see. Is she doing General Science?' Pause 15 seconds. Take three cold-calls. Affirm: 'Yes — General Science is a way of asking questions and finding answers using evidence. She is doing exactly that.'</w:t>
-            </w:r>
-          </w:p>
-        </w:tc>
-        <w:tc>
-          <w:tcPr>
-            <w:tcW w:type="dxa" w:w="3040"/>
-            <w:shd w:fill="FFFFFF" w:color="auto" w:val="clear"/>
-            <w:tcMar>
-              <w:top w:type="dxa" w:w="60"/>
-              <w:left w:type="dxa" w:w="120"/>
-              <w:bottom w:type="dxa" w:w="60"/>
-              <w:right w:type="dxa" w:w="120"/>
-            </w:tcMar>
-            <w:vAlign w:val="top"/>
-          </w:tcPr>
-          <w:p>
-            <w:pPr>
-              <w:spacing w:after="40" w:before="0"/>
-              <w:jc w:val="left"/>
-            </w:pPr>
-            <w:r>
-              <w:rPr>
-                <w:rFonts w:ascii="Arial" w:cs="Arial" w:eastAsia="Arial" w:hAnsi="Arial"/>
-                <w:b w:val="false"/>
-                <w:bCs w:val="false"/>
-                <w:i w:val="false"/>
-                <w:iCs w:val="false"/>
-                <w:color w:val="000000"/>
-                <w:sz w:val="18"/>
-                <w:szCs w:val="18"/>
-              </w:rPr>
-              <w:t xml:space="preserve">Predict–Observe–Explain Annotation (POE Annotation): learners return to their written prediction and annotate it using a three-action protocol (confirm / revise / add). This makes conceptual change visible to both teacher and learner, and directly mirrors the scientific practice of revising claims in light of new evidence — a meta-cognitive move that prepares learners for the inference lessons ahead. The co-constructed definition further consolidates shared understanding.</w:t>
-            </w:r>
-          </w:p>
-        </w:tc>
-        <w:tc>
-          <w:tcPr>
-            <w:tcW w:type="dxa" w:w="3040"/>
-            <w:shd w:fill="F2F2F2" w:color="auto" w:val="clear"/>
-            <w:tcMar>
-              <w:top w:type="dxa" w:w="60"/>
-              <w:left w:type="dxa" w:w="120"/>
-              <w:bottom w:type="dxa" w:w="60"/>
-              <w:right w:type="dxa" w:w="120"/>
-            </w:tcMar>
-            <w:vAlign w:val="top"/>
-          </w:tcPr>
-          <w:p>
-            <w:pPr>
-              <w:spacing w:after="40" w:before="0"/>
-              <w:jc w:val="left"/>
-            </w:pPr>
-            <w:r>
-              <w:rPr>
-                <w:rFonts w:ascii="Arial" w:cs="Arial" w:eastAsia="Arial" w:hAnsi="Arial"/>
-                <w:b w:val="false"/>
-                <w:bCs w:val="false"/>
-                <w:i w:val="false"/>
-                <w:iCs w:val="false"/>
-                <w:color w:val="000000"/>
-                <w:sz w:val="18"/>
-                <w:szCs w:val="18"/>
-              </w:rPr>
-              <w:t xml:space="preserve">Collect the half-sheets posted on the board (three community connections per group). Scan for: (a) diversity of connections across food, health, environment, technology; (b) genuine Kenyan specificity (names of places, crops, careers). During the annotation step, circulate and look for learners who are only confirming (not revising or adding) — this signals over-confidence or shallow reading; prompt them: 'Did any group mention something you had not thought of?' Exit-check: ask two or three learners at random: 'In one breath — what is General Science?' They should be able to produce a working sentence.</w:t>
-            </w:r>
-          </w:p>
-        </w:tc>
-      </w:tr>
-      <w:tr>
-        <w:tc>
-          <w:tcPr>
-            <w:tcW w:type="dxa" w:w="1520"/>
-            <w:shd w:fill="FCE4D6" w:color="auto" w:val="clear"/>
-            <w:tcMar>
-              <w:top w:type="dxa" w:w="60"/>
-              <w:left w:type="dxa" w:w="120"/>
-              <w:bottom w:type="dxa" w:w="60"/>
-              <w:right w:type="dxa" w:w="120"/>
-            </w:tcMar>
-            <w:vAlign w:val="top"/>
-          </w:tcPr>
-          <w:p>
-            <w:pPr>
-              <w:spacing w:after="40" w:before="0"/>
-              <w:jc w:val="left"/>
-            </w:pPr>
-            <w:r>
-              <w:rPr>
-                <w:rFonts w:ascii="Arial" w:cs="Arial" w:eastAsia="Arial" w:hAnsi="Arial"/>
-                <w:b/>
-                <w:bCs/>
-                <w:i w:val="false"/>
-                <w:iCs w:val="false"/>
-                <w:color w:val="000000"/>
-                <w:sz w:val="18"/>
-                <w:szCs w:val="18"/>
-              </w:rPr>
-              <w:t xml:space="preserve">Driving Question Board (DQB) Creation</w:t>
-            </w:r>
-          </w:p>
-          <w:p>
-            <w:pPr>
-              <w:spacing w:after="20" w:before="0"/>
-            </w:pPr>
-            <w:r>
-              <w:rPr>
-                <w:rFonts w:ascii="Arial" w:cs="Arial" w:eastAsia="Arial" w:hAnsi="Arial"/>
-                <w:b/>
-                <w:bCs/>
-                <w:color w:val="1F3864"/>
-                <w:sz w:val="16"/>
-                <w:szCs w:val="16"/>
-              </w:rPr>
-              <w:t xml:space="preserve">📹 VIDEO:</w:t>
-            </w:r>
-          </w:p>
-          <w:p>
-            <w:pPr>
-              <w:spacing w:after="20" w:before="0"/>
-            </w:pPr>
-            <w:hyperlink w:history="1" r:id="rId21ha6zgiwxciqiodmcph-">
-              <w:r>
-                <w:rPr>
-                  <w:rFonts w:ascii="Arial" w:cs="Arial" w:eastAsia="Arial" w:hAnsi="Arial"/>
-                  <w:color w:val="2E75B6"/>
-                  <w:sz w:val="16"/>
-                  <w:szCs w:val="16"/>
-                  <w:u w:val="single" w:color="2E75B6"/>
-                </w:rPr>
-                <w:t xml:space="preserve">Scale and Indirect Measurement</w:t>
-              </w:r>
-            </w:hyperlink>
-          </w:p>
-          <w:p>
-            <w:pPr>
-              <w:spacing w:after="10" w:before="0"/>
-              <w:ind w:left="120"/>
-            </w:pPr>
-            <w:r>
-              <w:rPr>
-                <w:rFonts w:ascii="Arial" w:cs="Arial" w:eastAsia="Arial" w:hAnsi="Arial"/>
-                <w:color w:val="595959"/>
-                <w:sz w:val="14"/>
-                <w:szCs w:val="14"/>
-              </w:rPr>
-              <w:t xml:space="preserve">Source: CK-12</w:t>
-            </w:r>
-          </w:p>
-          <w:p>
-            <w:pPr>
-              <w:spacing w:after="10" w:before="0"/>
-              <w:ind w:left="120"/>
-            </w:pPr>
-            <w:hyperlink w:history="1" r:id="rIdxw4p_vbjefsq9aybezkys">
+            <w:hyperlink w:history="1" r:id="rIdm2tl1y7h3lmpptjprdfef">
               <w:r>
                 <w:rPr>
                   <w:rFonts w:ascii="Arial" w:cs="Arial" w:eastAsia="Arial" w:hAnsi="Arial"/>
@@ -6798,14 +6795,241 @@
                 <w:sz w:val="16"/>
                 <w:szCs w:val="16"/>
               </w:rPr>
-              <w:t xml:space="preserve">📖 HTML:</w:t>
+              <w:t xml:space="preserve">📖 READING:</w:t>
             </w:r>
           </w:p>
           <w:p>
             <w:pPr>
               <w:spacing w:after="20" w:before="0"/>
             </w:pPr>
-            <w:hyperlink w:history="1" r:id="rId4m4ijpnfiggea6i4tcc6u">
+            <w:r>
+              <w:rPr>
+                <w:rFonts w:ascii="Arial" w:cs="Arial" w:eastAsia="Arial" w:hAnsi="Arial"/>
+                <w:i/>
+                <w:iCs/>
+                <w:color w:val="595959"/>
+                <w:sz w:val="16"/>
+                <w:szCs w:val="16"/>
+              </w:rPr>
+              <w:t xml:space="preserve">No closely matching reading in the ARES library for this activity.</w:t>
+            </w:r>
+          </w:p>
+          <w:p>
+            <w:pPr>
+              <w:spacing w:after="10" w:before="0"/>
+              <w:ind w:left="120"/>
+            </w:pPr>
+            <w:hyperlink w:history="1" r:id="rIdl16irrcir64gcblitwgtr">
+              <w:r>
+                <w:rPr>
+                  <w:rFonts w:ascii="Arial" w:cs="Arial" w:eastAsia="Arial" w:hAnsi="Arial"/>
+                  <w:color w:val="595959"/>
+                  <w:sz w:val="14"/>
+                  <w:szCs w:val="14"/>
+                  <w:u w:val="single" w:color="595959"/>
+                </w:rPr>
+                <w:t xml:space="preserve">🔍 Search ARES for readings</w:t>
+              </w:r>
+            </w:hyperlink>
+          </w:p>
+          <w:p>
+            <w:pPr>
+              <w:spacing w:after="10" w:before="0"/>
+              <w:ind w:left="120"/>
+            </w:pPr>
+            <w:r>
+              <w:rPr>
+                <w:rFonts w:ascii="Arial" w:cs="Arial" w:eastAsia="Arial" w:hAnsi="Arial"/>
+                <w:color w:val="595959"/>
+                <w:sz w:val="14"/>
+                <w:szCs w:val="14"/>
+              </w:rPr>
+              <w:t xml:space="preserve">Search terms: general definition importance community</w:t>
+            </w:r>
+          </w:p>
+        </w:tc>
+        <w:tc>
+          <w:tcPr>
+            <w:tcW w:type="dxa" w:w="3040"/>
+            <w:shd w:fill="FFFFFF" w:color="auto" w:val="clear"/>
+            <w:tcMar>
+              <w:top w:type="dxa" w:w="60"/>
+              <w:left w:type="dxa" w:w="120"/>
+              <w:bottom w:type="dxa" w:w="60"/>
+              <w:right w:type="dxa" w:w="120"/>
+            </w:tcMar>
+            <w:vAlign w:val="top"/>
+          </w:tcPr>
+          <w:p>
+            <w:pPr>
+              <w:spacing w:after="40" w:before="0"/>
+              <w:jc w:val="left"/>
+            </w:pPr>
+            <w:r>
+              <w:rPr>
+                <w:rFonts w:ascii="Arial" w:cs="Arial" w:eastAsia="Arial" w:hAnsi="Arial"/>
+                <w:b w:val="false"/>
+                <w:bCs w:val="false"/>
+                <w:i w:val="false"/>
+                <w:iCs w:val="false"/>
+                <w:color w:val="000000"/>
+                <w:sz w:val="18"/>
+                <w:szCs w:val="18"/>
+              </w:rPr>
+              <w:t xml:space="preserve">Each learner receives one sticky note (or tears a small piece of paper). They write ONE new question that today's research has raised for them — something they now want to know more about. Learners post their sticky notes on the class DQB under the column 'Questions we now have'. The teacher reads three or four questions aloud and briefly sorts them into emerging themes visible on the board: 'Questions about careers', 'Questions about how scientists prove things', 'Questions about the environment'. Learners copy the class driving question into their exercise books and write beneath it: 'Today I learned… and now I wonder…'</w:t>
+            </w:r>
+          </w:p>
+        </w:tc>
+        <w:tc>
+          <w:tcPr>
+            <w:tcW w:type="dxa" w:w="3040"/>
+            <w:shd w:fill="F2F2F2" w:color="auto" w:val="clear"/>
+            <w:tcMar>
+              <w:top w:type="dxa" w:w="60"/>
+              <w:left w:type="dxa" w:w="120"/>
+              <w:bottom w:type="dxa" w:w="60"/>
+              <w:right w:type="dxa" w:w="120"/>
+            </w:tcMar>
+            <w:vAlign w:val="top"/>
+          </w:tcPr>
+          <w:p>
+            <w:pPr>
+              <w:spacing w:after="40" w:before="0"/>
+              <w:jc w:val="left"/>
+            </w:pPr>
+            <w:r>
+              <w:rPr>
+                <w:rFonts w:ascii="Arial" w:cs="Arial" w:eastAsia="Arial" w:hAnsi="Arial"/>
+                <w:b w:val="false"/>
+                <w:bCs w:val="false"/>
+                <w:i w:val="false"/>
+                <w:iCs w:val="false"/>
+                <w:color w:val="000000"/>
+                <w:sz w:val="18"/>
+                <w:szCs w:val="18"/>
+              </w:rPr>
+              <w:t xml:space="preserve">1. Direct learners to the DQB (a section of the board or a chart). Say: 'You now know more about General Science than you did 30 minutes ago. But knowing more often means asking better questions. On your sticky note, write ONE question that is now burning in your mind — something today's research made you curious about.' Allow 2 min. 2. Collect and post notes on the DQB. Read four aloud (choose ones that foreshadow Lessons 3–8 — e.g., 'How does a scientist prove something they cannot see?', 'What careers use General Science in Kenya?', 'How do we know if evidence is reliable?'). 3. Say: 'Look at these questions — do you notice that many of them are really asking: how does a scientist know something is true? That is exactly the direction we are heading.' Point to the class driving question on the board and read it together. 4. Say: 'In your exercise book, under your annotated prediction, write: Today I learned… and now I wonder… — two sentences only, one minute.' 5. Cold-call two learners to share their 'I wonder' statement. Affirm connections to the DQB.</w:t>
+            </w:r>
+          </w:p>
+        </w:tc>
+        <w:tc>
+          <w:tcPr>
+            <w:tcW w:type="dxa" w:w="3040"/>
+            <w:shd w:fill="FFFFFF" w:color="auto" w:val="clear"/>
+            <w:tcMar>
+              <w:top w:type="dxa" w:w="60"/>
+              <w:left w:type="dxa" w:w="120"/>
+              <w:bottom w:type="dxa" w:w="60"/>
+              <w:right w:type="dxa" w:w="120"/>
+            </w:tcMar>
+            <w:vAlign w:val="top"/>
+          </w:tcPr>
+          <w:p>
+            <w:pPr>
+              <w:spacing w:after="40" w:before="0"/>
+              <w:jc w:val="left"/>
+            </w:pPr>
+            <w:r>
+              <w:rPr>
+                <w:rFonts w:ascii="Arial" w:cs="Arial" w:eastAsia="Arial" w:hAnsi="Arial"/>
+                <w:b w:val="false"/>
+                <w:bCs w:val="false"/>
+                <w:i w:val="false"/>
+                <w:iCs w:val="false"/>
+                <w:color w:val="000000"/>
+                <w:sz w:val="18"/>
+                <w:szCs w:val="18"/>
+              </w:rPr>
+              <w:t xml:space="preserve">Driving Question Board Question Generation: learners generate questions rather than just answering them, practising the NGSS science practice of 'Asking Questions and Defining Problems'. Publicly posting questions makes the class's collective curiosity visible and creates accountability — learners can return to the board in later lessons to see which questions have been answered. The 'Today I learned… now I wonder…' sentence frame reinforces metacognitive awareness of the boundary between current knowledge and the unknown.</w:t>
+            </w:r>
+          </w:p>
+        </w:tc>
+        <w:tc>
+          <w:tcPr>
+            <w:tcW w:type="dxa" w:w="3040"/>
+            <w:shd w:fill="F2F2F2" w:color="auto" w:val="clear"/>
+            <w:tcMar>
+              <w:top w:type="dxa" w:w="60"/>
+              <w:left w:type="dxa" w:w="120"/>
+              <w:bottom w:type="dxa" w:w="60"/>
+              <w:right w:type="dxa" w:w="120"/>
+            </w:tcMar>
+            <w:vAlign w:val="top"/>
+          </w:tcPr>
+          <w:p>
+            <w:pPr>
+              <w:spacing w:after="40" w:before="0"/>
+              <w:jc w:val="left"/>
+            </w:pPr>
+            <w:r>
+              <w:rPr>
+                <w:rFonts w:ascii="Arial" w:cs="Arial" w:eastAsia="Arial" w:hAnsi="Arial"/>
+                <w:b w:val="false"/>
+                <w:bCs w:val="false"/>
+                <w:i w:val="false"/>
+                <w:iCs w:val="false"/>
+                <w:color w:val="000000"/>
+                <w:sz w:val="18"/>
+                <w:szCs w:val="18"/>
+              </w:rPr>
+              <w:t xml:space="preserve">Read all posted sticky-note questions before the next lesson. Sort them into: (a) questions already answered by today's lesson (misconception still present — address at the start of Lesson 3); (b) questions that anticipate Lessons 3–5 on inference (good — acknowledge in Lesson 3 opener); (c) questions outside the sub-strand scope (park on a 'Parking Lot' section of the DQB and note which learners wrote them — potential enrichment candidates). Count how many learners wrote a genuine question vs. a statement — those writing statements need prompting on question formation.</w:t>
+            </w:r>
+          </w:p>
+        </w:tc>
+      </w:tr>
+      <w:tr>
+        <w:tc>
+          <w:tcPr>
+            <w:tcW w:type="dxa" w:w="1520"/>
+            <w:shd w:fill="D5E8F0" w:color="auto" w:val="clear"/>
+            <w:tcMar>
+              <w:top w:type="dxa" w:w="60"/>
+              <w:left w:type="dxa" w:w="120"/>
+              <w:bottom w:type="dxa" w:w="60"/>
+              <w:right w:type="dxa" w:w="120"/>
+            </w:tcMar>
+            <w:vAlign w:val="top"/>
+          </w:tcPr>
+          <w:p>
+            <w:pPr>
+              <w:spacing w:after="40" w:before="0"/>
+              <w:jc w:val="left"/>
+            </w:pPr>
+            <w:r>
+              <w:rPr>
+                <w:rFonts w:ascii="Arial" w:cs="Arial" w:eastAsia="Arial" w:hAnsi="Arial"/>
+                <w:b/>
+                <w:bCs/>
+                <w:i w:val="false"/>
+                <w:iCs w:val="false"/>
+                <w:color w:val="000000"/>
+                <w:sz w:val="18"/>
+                <w:szCs w:val="18"/>
+              </w:rPr>
+              <w:t xml:space="preserve">Model Building Phase</w:t>
+            </w:r>
+          </w:p>
+          <w:p>
+            <w:pPr>
+              <w:spacing w:after="20" w:before="0"/>
+            </w:pPr>
+            <w:r>
+              <w:rPr>
+                <w:rFonts w:ascii="Arial" w:cs="Arial" w:eastAsia="Arial" w:hAnsi="Arial"/>
+                <w:b/>
+                <w:bCs/>
+                <w:color w:val="1F3864"/>
+                <w:sz w:val="16"/>
+                <w:szCs w:val="16"/>
+              </w:rPr>
+              <w:t xml:space="preserve">📹 VIDEO:</w:t>
+            </w:r>
+          </w:p>
+          <w:p>
+            <w:pPr>
+              <w:spacing w:after="20" w:before="0"/>
+            </w:pPr>
+            <w:hyperlink w:history="1" r:id="rIdniu9_mybbg-rs2xbazws-">
               <w:r>
                 <w:rPr>
                   <w:rFonts w:ascii="Arial" w:cs="Arial" w:eastAsia="Arial" w:hAnsi="Arial"/>
@@ -6814,7 +7038,7 @@
                   <w:szCs w:val="16"/>
                   <w:u w:val="single" w:color="2E75B6"/>
                 </w:rPr>
-                <w:t xml:space="preserve">Using the General Absolute Value Equation and the Graphing Calculator (Flexbook)</w:t>
+                <w:t xml:space="preserve">Health care community liaison: My budget and planning for the future</w:t>
               </w:r>
             </w:hyperlink>
           </w:p>
@@ -6830,7 +7054,7 @@
                 <w:sz w:val="14"/>
                 <w:szCs w:val="14"/>
               </w:rPr>
-              <w:t xml:space="preserve">Source: CK-12</w:t>
+              <w:t xml:space="preserve">Source: Khan Academy (English - US curriculum)</w:t>
             </w:r>
           </w:p>
           <w:p>
@@ -6838,235 +7062,7 @@
               <w:spacing w:after="10" w:before="0"/>
               <w:ind w:left="120"/>
             </w:pPr>
-            <w:hyperlink w:history="1" r:id="rId1t2om9bd_8uljozaugw4l">
-              <w:r>
-                <w:rPr>
-                  <w:rFonts w:ascii="Arial" w:cs="Arial" w:eastAsia="Arial" w:hAnsi="Arial"/>
-                  <w:color w:val="595959"/>
-                  <w:sz w:val="14"/>
-                  <w:szCs w:val="14"/>
-                  <w:u w:val="single" w:color="595959"/>
-                </w:rPr>
-                <w:t xml:space="preserve">🔍 Search ARES for similar readings</w:t>
-              </w:r>
-            </w:hyperlink>
-          </w:p>
-        </w:tc>
-        <w:tc>
-          <w:tcPr>
-            <w:tcW w:type="dxa" w:w="3040"/>
-            <w:shd w:fill="FFFFFF" w:color="auto" w:val="clear"/>
-            <w:tcMar>
-              <w:top w:type="dxa" w:w="60"/>
-              <w:left w:type="dxa" w:w="120"/>
-              <w:bottom w:type="dxa" w:w="60"/>
-              <w:right w:type="dxa" w:w="120"/>
-            </w:tcMar>
-            <w:vAlign w:val="top"/>
-          </w:tcPr>
-          <w:p>
-            <w:pPr>
-              <w:spacing w:after="40" w:before="0"/>
-              <w:jc w:val="left"/>
-            </w:pPr>
-            <w:r>
-              <w:rPr>
-                <w:rFonts w:ascii="Arial" w:cs="Arial" w:eastAsia="Arial" w:hAnsi="Arial"/>
-                <w:b w:val="false"/>
-                <w:bCs w:val="false"/>
-                <w:i w:val="false"/>
-                <w:iCs w:val="false"/>
-                <w:color w:val="000000"/>
-                <w:sz w:val="18"/>
-                <w:szCs w:val="18"/>
-              </w:rPr>
-              <w:t xml:space="preserve">Each learner receives one sticky note (or tears a small piece of paper). They write ONE new question that today's research has raised for them — something they now want to know more about. Learners post their sticky notes on the class DQB under the column 'Questions we now have'. The teacher reads three or four questions aloud and briefly sorts them into emerging themes visible on the board: 'Questions about careers', 'Questions about how scientists prove things', 'Questions about the environment'. Learners copy the class driving question into their exercise books and write beneath it: 'Today I learned… and now I wonder…'</w:t>
-            </w:r>
-          </w:p>
-        </w:tc>
-        <w:tc>
-          <w:tcPr>
-            <w:tcW w:type="dxa" w:w="3040"/>
-            <w:shd w:fill="F2F2F2" w:color="auto" w:val="clear"/>
-            <w:tcMar>
-              <w:top w:type="dxa" w:w="60"/>
-              <w:left w:type="dxa" w:w="120"/>
-              <w:bottom w:type="dxa" w:w="60"/>
-              <w:right w:type="dxa" w:w="120"/>
-            </w:tcMar>
-            <w:vAlign w:val="top"/>
-          </w:tcPr>
-          <w:p>
-            <w:pPr>
-              <w:spacing w:after="40" w:before="0"/>
-              <w:jc w:val="left"/>
-            </w:pPr>
-            <w:r>
-              <w:rPr>
-                <w:rFonts w:ascii="Arial" w:cs="Arial" w:eastAsia="Arial" w:hAnsi="Arial"/>
-                <w:b w:val="false"/>
-                <w:bCs w:val="false"/>
-                <w:i w:val="false"/>
-                <w:iCs w:val="false"/>
-                <w:color w:val="000000"/>
-                <w:sz w:val="18"/>
-                <w:szCs w:val="18"/>
-              </w:rPr>
-              <w:t xml:space="preserve">1. Direct learners to the DQB (a section of the board or a chart). Say: 'You now know more about General Science than you did 30 minutes ago. But knowing more often means asking better questions. On your sticky note, write ONE question that is now burning in your mind — something today's research made you curious about.' Allow 2 min. 2. Collect and post notes on the DQB. Read four aloud (choose ones that foreshadow Lessons 3–8 — e.g., 'How does a scientist prove something they cannot see?', 'What careers use General Science in Kenya?', 'How do we know if evidence is reliable?'). 3. Say: 'Look at these questions — do you notice that many of them are really asking: how does a scientist know something is true? That is exactly the direction we are heading.' Point to the class driving question on the board and read it together. 4. Say: 'In your exercise book, under your annotated prediction, write: Today I learned… and now I wonder… — two sentences only, one minute.' 5. Cold-call two learners to share their 'I wonder' statement. Affirm connections to the DQB.</w:t>
-            </w:r>
-          </w:p>
-        </w:tc>
-        <w:tc>
-          <w:tcPr>
-            <w:tcW w:type="dxa" w:w="3040"/>
-            <w:shd w:fill="FFFFFF" w:color="auto" w:val="clear"/>
-            <w:tcMar>
-              <w:top w:type="dxa" w:w="60"/>
-              <w:left w:type="dxa" w:w="120"/>
-              <w:bottom w:type="dxa" w:w="60"/>
-              <w:right w:type="dxa" w:w="120"/>
-            </w:tcMar>
-            <w:vAlign w:val="top"/>
-          </w:tcPr>
-          <w:p>
-            <w:pPr>
-              <w:spacing w:after="40" w:before="0"/>
-              <w:jc w:val="left"/>
-            </w:pPr>
-            <w:r>
-              <w:rPr>
-                <w:rFonts w:ascii="Arial" w:cs="Arial" w:eastAsia="Arial" w:hAnsi="Arial"/>
-                <w:b w:val="false"/>
-                <w:bCs w:val="false"/>
-                <w:i w:val="false"/>
-                <w:iCs w:val="false"/>
-                <w:color w:val="000000"/>
-                <w:sz w:val="18"/>
-                <w:szCs w:val="18"/>
-              </w:rPr>
-              <w:t xml:space="preserve">Driving Question Board Question Generation: learners generate questions rather than just answering them, practising the NGSS science practice of 'Asking Questions and Defining Problems'. Publicly posting questions makes the class's collective curiosity visible and creates accountability — learners can return to the board in later lessons to see which questions have been answered. The 'Today I learned… now I wonder…' sentence frame reinforces metacognitive awareness of the boundary between current knowledge and the unknown.</w:t>
-            </w:r>
-          </w:p>
-        </w:tc>
-        <w:tc>
-          <w:tcPr>
-            <w:tcW w:type="dxa" w:w="3040"/>
-            <w:shd w:fill="F2F2F2" w:color="auto" w:val="clear"/>
-            <w:tcMar>
-              <w:top w:type="dxa" w:w="60"/>
-              <w:left w:type="dxa" w:w="120"/>
-              <w:bottom w:type="dxa" w:w="60"/>
-              <w:right w:type="dxa" w:w="120"/>
-            </w:tcMar>
-            <w:vAlign w:val="top"/>
-          </w:tcPr>
-          <w:p>
-            <w:pPr>
-              <w:spacing w:after="40" w:before="0"/>
-              <w:jc w:val="left"/>
-            </w:pPr>
-            <w:r>
-              <w:rPr>
-                <w:rFonts w:ascii="Arial" w:cs="Arial" w:eastAsia="Arial" w:hAnsi="Arial"/>
-                <w:b w:val="false"/>
-                <w:bCs w:val="false"/>
-                <w:i w:val="false"/>
-                <w:iCs w:val="false"/>
-                <w:color w:val="000000"/>
-                <w:sz w:val="18"/>
-                <w:szCs w:val="18"/>
-              </w:rPr>
-              <w:t xml:space="preserve">Read all posted sticky-note questions before the next lesson. Sort them into: (a) questions already answered by today's lesson (misconception still present — address at the start of Lesson 3); (b) questions that anticipate Lessons 3–5 on inference (good — acknowledge in Lesson 3 opener); (c) questions outside the sub-strand scope (park on a 'Parking Lot' section of the DQB and note which learners wrote them — potential enrichment candidates). Count how many learners wrote a genuine question vs. a statement — those writing statements need prompting on question formation.</w:t>
-            </w:r>
-          </w:p>
-        </w:tc>
-      </w:tr>
-      <w:tr>
-        <w:tc>
-          <w:tcPr>
-            <w:tcW w:type="dxa" w:w="1520"/>
-            <w:shd w:fill="D5E8F0" w:color="auto" w:val="clear"/>
-            <w:tcMar>
-              <w:top w:type="dxa" w:w="60"/>
-              <w:left w:type="dxa" w:w="120"/>
-              <w:bottom w:type="dxa" w:w="60"/>
-              <w:right w:type="dxa" w:w="120"/>
-            </w:tcMar>
-            <w:vAlign w:val="top"/>
-          </w:tcPr>
-          <w:p>
-            <w:pPr>
-              <w:spacing w:after="40" w:before="0"/>
-              <w:jc w:val="left"/>
-            </w:pPr>
-            <w:r>
-              <w:rPr>
-                <w:rFonts w:ascii="Arial" w:cs="Arial" w:eastAsia="Arial" w:hAnsi="Arial"/>
-                <w:b/>
-                <w:bCs/>
-                <w:i w:val="false"/>
-                <w:iCs w:val="false"/>
-                <w:color w:val="000000"/>
-                <w:sz w:val="18"/>
-                <w:szCs w:val="18"/>
-              </w:rPr>
-              <w:t xml:space="preserve">Model Building Phase</w:t>
-            </w:r>
-          </w:p>
-          <w:p>
-            <w:pPr>
-              <w:spacing w:after="20" w:before="0"/>
-            </w:pPr>
-            <w:r>
-              <w:rPr>
-                <w:rFonts w:ascii="Arial" w:cs="Arial" w:eastAsia="Arial" w:hAnsi="Arial"/>
-                <w:b/>
-                <w:bCs/>
-                <w:color w:val="1F3864"/>
-                <w:sz w:val="16"/>
-                <w:szCs w:val="16"/>
-              </w:rPr>
-              <w:t xml:space="preserve">📹 VIDEO:</w:t>
-            </w:r>
-          </w:p>
-          <w:p>
-            <w:pPr>
-              <w:spacing w:after="20" w:before="0"/>
-            </w:pPr>
-            <w:hyperlink w:history="1" r:id="rIdyhlo3fw5f_rqfqltw5-xg">
-              <w:r>
-                <w:rPr>
-                  <w:rFonts w:ascii="Arial" w:cs="Arial" w:eastAsia="Arial" w:hAnsi="Arial"/>
-                  <w:color w:val="2E75B6"/>
-                  <w:sz w:val="16"/>
-                  <w:szCs w:val="16"/>
-                  <w:u w:val="single" w:color="2E75B6"/>
-                </w:rPr>
-                <w:t xml:space="preserve">Scale and Indirect Measurement</w:t>
-              </w:r>
-            </w:hyperlink>
-          </w:p>
-          <w:p>
-            <w:pPr>
-              <w:spacing w:after="10" w:before="0"/>
-              <w:ind w:left="120"/>
-            </w:pPr>
-            <w:r>
-              <w:rPr>
-                <w:rFonts w:ascii="Arial" w:cs="Arial" w:eastAsia="Arial" w:hAnsi="Arial"/>
-                <w:color w:val="595959"/>
-                <w:sz w:val="14"/>
-                <w:szCs w:val="14"/>
-              </w:rPr>
-              <w:t xml:space="preserve">Source: CK-12</w:t>
-            </w:r>
-          </w:p>
-          <w:p>
-            <w:pPr>
-              <w:spacing w:after="10" w:before="0"/>
-              <w:ind w:left="120"/>
-            </w:pPr>
-            <w:hyperlink w:history="1" r:id="rIda4vjdysgq09nlnlhsfxjr">
+            <w:hyperlink w:history="1" r:id="rIdllfc_acqbzmkolivwamqm">
               <w:r>
                 <w:rPr>
                   <w:rFonts w:ascii="Arial" w:cs="Arial" w:eastAsia="Arial" w:hAnsi="Arial"/>
@@ -7104,47 +7100,31 @@
                 <w:sz w:val="16"/>
                 <w:szCs w:val="16"/>
               </w:rPr>
-              <w:t xml:space="preserve">📖 HTML:</w:t>
+              <w:t xml:space="preserve">📖 READING:</w:t>
             </w:r>
           </w:p>
           <w:p>
             <w:pPr>
               <w:spacing w:after="20" w:before="0"/>
             </w:pPr>
-            <w:hyperlink w:history="1" r:id="rIdq__bebe9nmizqg_mijyai">
-              <w:r>
-                <w:rPr>
-                  <w:rFonts w:ascii="Arial" w:cs="Arial" w:eastAsia="Arial" w:hAnsi="Arial"/>
-                  <w:color w:val="2E75B6"/>
-                  <w:sz w:val="16"/>
-                  <w:szCs w:val="16"/>
-                  <w:u w:val="single" w:color="2E75B6"/>
-                </w:rPr>
-                <w:t xml:space="preserve">Using the General Absolute Value Equation and the Graphing Calculator (Flexbook)</w:t>
-              </w:r>
-            </w:hyperlink>
+            <w:r>
+              <w:rPr>
+                <w:rFonts w:ascii="Arial" w:cs="Arial" w:eastAsia="Arial" w:hAnsi="Arial"/>
+                <w:i/>
+                <w:iCs/>
+                <w:color w:val="595959"/>
+                <w:sz w:val="16"/>
+                <w:szCs w:val="16"/>
+              </w:rPr>
+              <w:t xml:space="preserve">No closely matching reading in the ARES library for this activity.</w:t>
+            </w:r>
           </w:p>
           <w:p>
             <w:pPr>
               <w:spacing w:after="10" w:before="0"/>
               <w:ind w:left="120"/>
             </w:pPr>
-            <w:r>
-              <w:rPr>
-                <w:rFonts w:ascii="Arial" w:cs="Arial" w:eastAsia="Arial" w:hAnsi="Arial"/>
-                <w:color w:val="595959"/>
-                <w:sz w:val="14"/>
-                <w:szCs w:val="14"/>
-              </w:rPr>
-              <w:t xml:space="preserve">Source: CK-12</w:t>
-            </w:r>
-          </w:p>
-          <w:p>
-            <w:pPr>
-              <w:spacing w:after="10" w:before="0"/>
-              <w:ind w:left="120"/>
-            </w:pPr>
-            <w:hyperlink w:history="1" r:id="rIdikuzzdhrdpjzo_xce_yy4">
+            <w:hyperlink w:history="1" r:id="rIdpfsaawjqvitsg5t6pw-kl">
               <w:r>
                 <w:rPr>
                   <w:rFonts w:ascii="Arial" w:cs="Arial" w:eastAsia="Arial" w:hAnsi="Arial"/>
@@ -7153,9 +7133,24 @@
                   <w:szCs w:val="14"/>
                   <w:u w:val="single" w:color="595959"/>
                 </w:rPr>
-                <w:t xml:space="preserve">🔍 Search ARES for similar readings</w:t>
+                <w:t xml:space="preserve">🔍 Search ARES for readings</w:t>
               </w:r>
             </w:hyperlink>
+          </w:p>
+          <w:p>
+            <w:pPr>
+              <w:spacing w:after="10" w:before="0"/>
+              <w:ind w:left="120"/>
+            </w:pPr>
+            <w:r>
+              <w:rPr>
+                <w:rFonts w:ascii="Arial" w:cs="Arial" w:eastAsia="Arial" w:hAnsi="Arial"/>
+                <w:color w:val="595959"/>
+                <w:sz w:val="14"/>
+                <w:szCs w:val="14"/>
+              </w:rPr>
+              <w:t xml:space="preserve">Search terms: general definition importance community</w:t>
+            </w:r>
           </w:p>
         </w:tc>
         <w:tc>
@@ -8631,40 +8626,24 @@
             <w:pPr>
               <w:spacing w:after="20" w:before="0"/>
             </w:pPr>
-            <w:hyperlink w:history="1" r:id="rIdv_bxvyvlzdqbu8nnhew2z">
-              <w:r>
-                <w:rPr>
-                  <w:rFonts w:ascii="Arial" w:cs="Arial" w:eastAsia="Arial" w:hAnsi="Arial"/>
-                  <w:color w:val="2E75B6"/>
-                  <w:sz w:val="16"/>
-                  <w:szCs w:val="16"/>
-                  <w:u w:val="single" w:color="2E75B6"/>
-                </w:rPr>
-                <w:t xml:space="preserve">When to use z or t statistics in significance tests</w:t>
-              </w:r>
-            </w:hyperlink>
+            <w:r>
+              <w:rPr>
+                <w:rFonts w:ascii="Arial" w:cs="Arial" w:eastAsia="Arial" w:hAnsi="Arial"/>
+                <w:i/>
+                <w:iCs/>
+                <w:color w:val="595959"/>
+                <w:sz w:val="16"/>
+                <w:szCs w:val="16"/>
+              </w:rPr>
+              <w:t xml:space="preserve">No closely matching video in the ARES library for this activity.</w:t>
+            </w:r>
           </w:p>
           <w:p>
             <w:pPr>
               <w:spacing w:after="10" w:before="0"/>
               <w:ind w:left="120"/>
             </w:pPr>
-            <w:r>
-              <w:rPr>
-                <w:rFonts w:ascii="Arial" w:cs="Arial" w:eastAsia="Arial" w:hAnsi="Arial"/>
-                <w:color w:val="595959"/>
-                <w:sz w:val="14"/>
-                <w:szCs w:val="14"/>
-              </w:rPr>
-              <w:t xml:space="preserve">Source: Khan Academy (English - US curriculum)</w:t>
-            </w:r>
-          </w:p>
-          <w:p>
-            <w:pPr>
-              <w:spacing w:after="10" w:before="0"/>
-              <w:ind w:left="120"/>
-            </w:pPr>
-            <w:hyperlink w:history="1" r:id="rIdet9sny63-dlzo0mspgeou">
+            <w:hyperlink w:history="1" r:id="rIdqn2wzmaaj0lnj_6ryy_g5">
               <w:r>
                 <w:rPr>
                   <w:rFonts w:ascii="Arial" w:cs="Arial" w:eastAsia="Arial" w:hAnsi="Arial"/>
@@ -8673,9 +8652,24 @@
                   <w:szCs w:val="14"/>
                   <w:u w:val="single" w:color="595959"/>
                 </w:rPr>
-                <w:t xml:space="preserve">🔍 Search ARES for similar videos</w:t>
+                <w:t xml:space="preserve">🔍 Search ARES for videos</w:t>
               </w:r>
             </w:hyperlink>
+          </w:p>
+          <w:p>
+            <w:pPr>
+              <w:spacing w:after="10" w:before="0"/>
+              <w:ind w:left="120"/>
+            </w:pPr>
+            <w:r>
+              <w:rPr>
+                <w:rFonts w:ascii="Arial" w:cs="Arial" w:eastAsia="Arial" w:hAnsi="Arial"/>
+                <w:color w:val="595959"/>
+                <w:sz w:val="14"/>
+                <w:szCs w:val="14"/>
+              </w:rPr>
+              <w:t xml:space="preserve">Search terms: general importance inference indirect</w:t>
+            </w:r>
           </w:p>
           <w:p>
             <w:pPr>
@@ -8702,47 +8696,31 @@
                 <w:sz w:val="16"/>
                 <w:szCs w:val="16"/>
               </w:rPr>
-              <w:t xml:space="preserve">📖 HTML:</w:t>
+              <w:t xml:space="preserve">📖 READING:</w:t>
             </w:r>
           </w:p>
           <w:p>
             <w:pPr>
               <w:spacing w:after="20" w:before="0"/>
             </w:pPr>
-            <w:hyperlink w:history="1" r:id="rIdrdrj-a-a-c_a1luq6lbv5">
-              <w:r>
-                <w:rPr>
-                  <w:rFonts w:ascii="Arial" w:cs="Arial" w:eastAsia="Arial" w:hAnsi="Arial"/>
-                  <w:color w:val="2E75B6"/>
-                  <w:sz w:val="16"/>
-                  <w:szCs w:val="16"/>
-                  <w:u w:val="single" w:color="2E75B6"/>
-                </w:rPr>
-                <w:t xml:space="preserve">Using the General Absolute Value Equation and the Graphing Calculator (Flexbook)</w:t>
-              </w:r>
-            </w:hyperlink>
+            <w:r>
+              <w:rPr>
+                <w:rFonts w:ascii="Arial" w:cs="Arial" w:eastAsia="Arial" w:hAnsi="Arial"/>
+                <w:i/>
+                <w:iCs/>
+                <w:color w:val="595959"/>
+                <w:sz w:val="16"/>
+                <w:szCs w:val="16"/>
+              </w:rPr>
+              <w:t xml:space="preserve">No closely matching reading in the ARES library for this activity.</w:t>
+            </w:r>
           </w:p>
           <w:p>
             <w:pPr>
               <w:spacing w:after="10" w:before="0"/>
               <w:ind w:left="120"/>
             </w:pPr>
-            <w:r>
-              <w:rPr>
-                <w:rFonts w:ascii="Arial" w:cs="Arial" w:eastAsia="Arial" w:hAnsi="Arial"/>
-                <w:color w:val="595959"/>
-                <w:sz w:val="14"/>
-                <w:szCs w:val="14"/>
-              </w:rPr>
-              <w:t xml:space="preserve">Source: CK-12</w:t>
-            </w:r>
-          </w:p>
-          <w:p>
-            <w:pPr>
-              <w:spacing w:after="10" w:before="0"/>
-              <w:ind w:left="120"/>
-            </w:pPr>
-            <w:hyperlink w:history="1" r:id="rIdozzwykponwaexfiuscjfa">
+            <w:hyperlink w:history="1" r:id="rId9ycqhiusstarw377i1zav">
               <w:r>
                 <w:rPr>
                   <w:rFonts w:ascii="Arial" w:cs="Arial" w:eastAsia="Arial" w:hAnsi="Arial"/>
@@ -8751,9 +8729,24 @@
                   <w:szCs w:val="14"/>
                   <w:u w:val="single" w:color="595959"/>
                 </w:rPr>
-                <w:t xml:space="preserve">🔍 Search ARES for similar readings</w:t>
+                <w:t xml:space="preserve">🔍 Search ARES for readings</w:t>
               </w:r>
             </w:hyperlink>
+          </w:p>
+          <w:p>
+            <w:pPr>
+              <w:spacing w:after="10" w:before="0"/>
+              <w:ind w:left="120"/>
+            </w:pPr>
+            <w:r>
+              <w:rPr>
+                <w:rFonts w:ascii="Arial" w:cs="Arial" w:eastAsia="Arial" w:hAnsi="Arial"/>
+                <w:color w:val="595959"/>
+                <w:sz w:val="14"/>
+                <w:szCs w:val="14"/>
+              </w:rPr>
+              <w:t xml:space="preserve">Search terms: general importance inference indirect</w:t>
+            </w:r>
           </w:p>
         </w:tc>
         <w:tc>
@@ -8937,40 +8930,24 @@
             <w:pPr>
               <w:spacing w:after="20" w:before="0"/>
             </w:pPr>
-            <w:hyperlink w:history="1" r:id="rIdo5b-a-3n3bg8-x6tk0mgt">
-              <w:r>
-                <w:rPr>
-                  <w:rFonts w:ascii="Arial" w:cs="Arial" w:eastAsia="Arial" w:hAnsi="Arial"/>
-                  <w:color w:val="2E75B6"/>
-                  <w:sz w:val="16"/>
-                  <w:szCs w:val="16"/>
-                  <w:u w:val="single" w:color="2E75B6"/>
-                </w:rPr>
-                <w:t xml:space="preserve">When to use z or t statistics in significance tests</w:t>
-              </w:r>
-            </w:hyperlink>
+            <w:r>
+              <w:rPr>
+                <w:rFonts w:ascii="Arial" w:cs="Arial" w:eastAsia="Arial" w:hAnsi="Arial"/>
+                <w:i/>
+                <w:iCs/>
+                <w:color w:val="595959"/>
+                <w:sz w:val="16"/>
+                <w:szCs w:val="16"/>
+              </w:rPr>
+              <w:t xml:space="preserve">No closely matching video in the ARES library for this activity.</w:t>
+            </w:r>
           </w:p>
           <w:p>
             <w:pPr>
               <w:spacing w:after="10" w:before="0"/>
               <w:ind w:left="120"/>
             </w:pPr>
-            <w:r>
-              <w:rPr>
-                <w:rFonts w:ascii="Arial" w:cs="Arial" w:eastAsia="Arial" w:hAnsi="Arial"/>
-                <w:color w:val="595959"/>
-                <w:sz w:val="14"/>
-                <w:szCs w:val="14"/>
-              </w:rPr>
-              <w:t xml:space="preserve">Source: Khan Academy (English - US curriculum)</w:t>
-            </w:r>
-          </w:p>
-          <w:p>
-            <w:pPr>
-              <w:spacing w:after="10" w:before="0"/>
-              <w:ind w:left="120"/>
-            </w:pPr>
-            <w:hyperlink w:history="1" r:id="rIdiqgcohecd8aislx3-ns67">
+            <w:hyperlink w:history="1" r:id="rIdylm3d26uevuqhmga3taui">
               <w:r>
                 <w:rPr>
                   <w:rFonts w:ascii="Arial" w:cs="Arial" w:eastAsia="Arial" w:hAnsi="Arial"/>
@@ -8979,9 +8956,24 @@
                   <w:szCs w:val="14"/>
                   <w:u w:val="single" w:color="595959"/>
                 </w:rPr>
-                <w:t xml:space="preserve">🔍 Search ARES for similar videos</w:t>
+                <w:t xml:space="preserve">🔍 Search ARES for videos</w:t>
               </w:r>
             </w:hyperlink>
+          </w:p>
+          <w:p>
+            <w:pPr>
+              <w:spacing w:after="10" w:before="0"/>
+              <w:ind w:left="120"/>
+            </w:pPr>
+            <w:r>
+              <w:rPr>
+                <w:rFonts w:ascii="Arial" w:cs="Arial" w:eastAsia="Arial" w:hAnsi="Arial"/>
+                <w:color w:val="595959"/>
+                <w:sz w:val="14"/>
+                <w:szCs w:val="14"/>
+              </w:rPr>
+              <w:t xml:space="preserve">Search terms: general importance inference indirect</w:t>
+            </w:r>
           </w:p>
           <w:p>
             <w:pPr>
@@ -9008,47 +9000,31 @@
                 <w:sz w:val="16"/>
                 <w:szCs w:val="16"/>
               </w:rPr>
-              <w:t xml:space="preserve">📖 HTML:</w:t>
+              <w:t xml:space="preserve">📖 READING:</w:t>
             </w:r>
           </w:p>
           <w:p>
             <w:pPr>
               <w:spacing w:after="20" w:before="0"/>
             </w:pPr>
-            <w:hyperlink w:history="1" r:id="rId-3ntjd5vc3f5djr5ians-">
-              <w:r>
-                <w:rPr>
-                  <w:rFonts w:ascii="Arial" w:cs="Arial" w:eastAsia="Arial" w:hAnsi="Arial"/>
-                  <w:color w:val="2E75B6"/>
-                  <w:sz w:val="16"/>
-                  <w:szCs w:val="16"/>
-                  <w:u w:val="single" w:color="2E75B6"/>
-                </w:rPr>
-                <w:t xml:space="preserve">Using the General Absolute Value Equation and the Graphing Calculator (Flexbook)</w:t>
-              </w:r>
-            </w:hyperlink>
+            <w:r>
+              <w:rPr>
+                <w:rFonts w:ascii="Arial" w:cs="Arial" w:eastAsia="Arial" w:hAnsi="Arial"/>
+                <w:i/>
+                <w:iCs/>
+                <w:color w:val="595959"/>
+                <w:sz w:val="16"/>
+                <w:szCs w:val="16"/>
+              </w:rPr>
+              <w:t xml:space="preserve">No closely matching reading in the ARES library for this activity.</w:t>
+            </w:r>
           </w:p>
           <w:p>
             <w:pPr>
               <w:spacing w:after="10" w:before="0"/>
               <w:ind w:left="120"/>
             </w:pPr>
-            <w:r>
-              <w:rPr>
-                <w:rFonts w:ascii="Arial" w:cs="Arial" w:eastAsia="Arial" w:hAnsi="Arial"/>
-                <w:color w:val="595959"/>
-                <w:sz w:val="14"/>
-                <w:szCs w:val="14"/>
-              </w:rPr>
-              <w:t xml:space="preserve">Source: CK-12</w:t>
-            </w:r>
-          </w:p>
-          <w:p>
-            <w:pPr>
-              <w:spacing w:after="10" w:before="0"/>
-              <w:ind w:left="120"/>
-            </w:pPr>
-            <w:hyperlink w:history="1" r:id="rIdt2nqzzvlmpuc9gszzcibr">
+            <w:hyperlink w:history="1" r:id="rId32nypmhrxagondhzqtqvv">
               <w:r>
                 <w:rPr>
                   <w:rFonts w:ascii="Arial" w:cs="Arial" w:eastAsia="Arial" w:hAnsi="Arial"/>
@@ -9057,9 +9033,24 @@
                   <w:szCs w:val="14"/>
                   <w:u w:val="single" w:color="595959"/>
                 </w:rPr>
-                <w:t xml:space="preserve">🔍 Search ARES for similar readings</w:t>
+                <w:t xml:space="preserve">🔍 Search ARES for readings</w:t>
               </w:r>
             </w:hyperlink>
+          </w:p>
+          <w:p>
+            <w:pPr>
+              <w:spacing w:after="10" w:before="0"/>
+              <w:ind w:left="120"/>
+            </w:pPr>
+            <w:r>
+              <w:rPr>
+                <w:rFonts w:ascii="Arial" w:cs="Arial" w:eastAsia="Arial" w:hAnsi="Arial"/>
+                <w:color w:val="595959"/>
+                <w:sz w:val="14"/>
+                <w:szCs w:val="14"/>
+              </w:rPr>
+              <w:t xml:space="preserve">Search terms: general importance inference indirect</w:t>
+            </w:r>
           </w:p>
         </w:tc>
         <w:tc>
@@ -9243,40 +9234,24 @@
             <w:pPr>
               <w:spacing w:after="20" w:before="0"/>
             </w:pPr>
-            <w:hyperlink w:history="1" r:id="rIdox9m8vpthpxpz1qjdw2ul">
-              <w:r>
-                <w:rPr>
-                  <w:rFonts w:ascii="Arial" w:cs="Arial" w:eastAsia="Arial" w:hAnsi="Arial"/>
-                  <w:color w:val="2E75B6"/>
-                  <w:sz w:val="16"/>
-                  <w:szCs w:val="16"/>
-                  <w:u w:val="single" w:color="2E75B6"/>
-                </w:rPr>
-                <w:t xml:space="preserve">When to use z or t statistics in significance tests</w:t>
-              </w:r>
-            </w:hyperlink>
+            <w:r>
+              <w:rPr>
+                <w:rFonts w:ascii="Arial" w:cs="Arial" w:eastAsia="Arial" w:hAnsi="Arial"/>
+                <w:i/>
+                <w:iCs/>
+                <w:color w:val="595959"/>
+                <w:sz w:val="16"/>
+                <w:szCs w:val="16"/>
+              </w:rPr>
+              <w:t xml:space="preserve">No closely matching video in the ARES library for this activity.</w:t>
+            </w:r>
           </w:p>
           <w:p>
             <w:pPr>
               <w:spacing w:after="10" w:before="0"/>
               <w:ind w:left="120"/>
             </w:pPr>
-            <w:r>
-              <w:rPr>
-                <w:rFonts w:ascii="Arial" w:cs="Arial" w:eastAsia="Arial" w:hAnsi="Arial"/>
-                <w:color w:val="595959"/>
-                <w:sz w:val="14"/>
-                <w:szCs w:val="14"/>
-              </w:rPr>
-              <w:t xml:space="preserve">Source: Khan Academy (English - US curriculum)</w:t>
-            </w:r>
-          </w:p>
-          <w:p>
-            <w:pPr>
-              <w:spacing w:after="10" w:before="0"/>
-              <w:ind w:left="120"/>
-            </w:pPr>
-            <w:hyperlink w:history="1" r:id="rIdfniqv03atqcblcp2zzs_p">
+            <w:hyperlink w:history="1" r:id="rIdmwhcycocrjs5aaz6kjain">
               <w:r>
                 <w:rPr>
                   <w:rFonts w:ascii="Arial" w:cs="Arial" w:eastAsia="Arial" w:hAnsi="Arial"/>
@@ -9285,9 +9260,24 @@
                   <w:szCs w:val="14"/>
                   <w:u w:val="single" w:color="595959"/>
                 </w:rPr>
-                <w:t xml:space="preserve">🔍 Search ARES for similar videos</w:t>
+                <w:t xml:space="preserve">🔍 Search ARES for videos</w:t>
               </w:r>
             </w:hyperlink>
+          </w:p>
+          <w:p>
+            <w:pPr>
+              <w:spacing w:after="10" w:before="0"/>
+              <w:ind w:left="120"/>
+            </w:pPr>
+            <w:r>
+              <w:rPr>
+                <w:rFonts w:ascii="Arial" w:cs="Arial" w:eastAsia="Arial" w:hAnsi="Arial"/>
+                <w:color w:val="595959"/>
+                <w:sz w:val="14"/>
+                <w:szCs w:val="14"/>
+              </w:rPr>
+              <w:t xml:space="preserve">Search terms: general importance inference indirect</w:t>
+            </w:r>
           </w:p>
           <w:p>
             <w:pPr>
@@ -9314,47 +9304,31 @@
                 <w:sz w:val="16"/>
                 <w:szCs w:val="16"/>
               </w:rPr>
-              <w:t xml:space="preserve">📖 HTML:</w:t>
+              <w:t xml:space="preserve">📖 READING:</w:t>
             </w:r>
           </w:p>
           <w:p>
             <w:pPr>
               <w:spacing w:after="20" w:before="0"/>
             </w:pPr>
-            <w:hyperlink w:history="1" r:id="rIdsvo5gk94ewxrn7bslcbf7">
-              <w:r>
-                <w:rPr>
-                  <w:rFonts w:ascii="Arial" w:cs="Arial" w:eastAsia="Arial" w:hAnsi="Arial"/>
-                  <w:color w:val="2E75B6"/>
-                  <w:sz w:val="16"/>
-                  <w:szCs w:val="16"/>
-                  <w:u w:val="single" w:color="2E75B6"/>
-                </w:rPr>
-                <w:t xml:space="preserve">Using the General Absolute Value Equation and the Graphing Calculator (Flexbook)</w:t>
-              </w:r>
-            </w:hyperlink>
+            <w:r>
+              <w:rPr>
+                <w:rFonts w:ascii="Arial" w:cs="Arial" w:eastAsia="Arial" w:hAnsi="Arial"/>
+                <w:i/>
+                <w:iCs/>
+                <w:color w:val="595959"/>
+                <w:sz w:val="16"/>
+                <w:szCs w:val="16"/>
+              </w:rPr>
+              <w:t xml:space="preserve">No closely matching reading in the ARES library for this activity.</w:t>
+            </w:r>
           </w:p>
           <w:p>
             <w:pPr>
               <w:spacing w:after="10" w:before="0"/>
               <w:ind w:left="120"/>
             </w:pPr>
-            <w:r>
-              <w:rPr>
-                <w:rFonts w:ascii="Arial" w:cs="Arial" w:eastAsia="Arial" w:hAnsi="Arial"/>
-                <w:color w:val="595959"/>
-                <w:sz w:val="14"/>
-                <w:szCs w:val="14"/>
-              </w:rPr>
-              <w:t xml:space="preserve">Source: CK-12</w:t>
-            </w:r>
-          </w:p>
-          <w:p>
-            <w:pPr>
-              <w:spacing w:after="10" w:before="0"/>
-              <w:ind w:left="120"/>
-            </w:pPr>
-            <w:hyperlink w:history="1" r:id="rId8bhv4x2wcd5yyproepat3">
+            <w:hyperlink w:history="1" r:id="rIdetfdwgjecrsgdheudv7lb">
               <w:r>
                 <w:rPr>
                   <w:rFonts w:ascii="Arial" w:cs="Arial" w:eastAsia="Arial" w:hAnsi="Arial"/>
@@ -9363,9 +9337,24 @@
                   <w:szCs w:val="14"/>
                   <w:u w:val="single" w:color="595959"/>
                 </w:rPr>
-                <w:t xml:space="preserve">🔍 Search ARES for similar readings</w:t>
+                <w:t xml:space="preserve">🔍 Search ARES for readings</w:t>
               </w:r>
             </w:hyperlink>
+          </w:p>
+          <w:p>
+            <w:pPr>
+              <w:spacing w:after="10" w:before="0"/>
+              <w:ind w:left="120"/>
+            </w:pPr>
+            <w:r>
+              <w:rPr>
+                <w:rFonts w:ascii="Arial" w:cs="Arial" w:eastAsia="Arial" w:hAnsi="Arial"/>
+                <w:color w:val="595959"/>
+                <w:sz w:val="14"/>
+                <w:szCs w:val="14"/>
+              </w:rPr>
+              <w:t xml:space="preserve">Search terms: general importance inference indirect</w:t>
+            </w:r>
           </w:p>
         </w:tc>
         <w:tc>
@@ -9549,40 +9538,24 @@
             <w:pPr>
               <w:spacing w:after="20" w:before="0"/>
             </w:pPr>
-            <w:hyperlink w:history="1" r:id="rIdcwntml5th64wb-wetniwe">
-              <w:r>
-                <w:rPr>
-                  <w:rFonts w:ascii="Arial" w:cs="Arial" w:eastAsia="Arial" w:hAnsi="Arial"/>
-                  <w:color w:val="2E75B6"/>
-                  <w:sz w:val="16"/>
-                  <w:szCs w:val="16"/>
-                  <w:u w:val="single" w:color="2E75B6"/>
-                </w:rPr>
-                <w:t xml:space="preserve">When to use z or t statistics in significance tests</w:t>
-              </w:r>
-            </w:hyperlink>
+            <w:r>
+              <w:rPr>
+                <w:rFonts w:ascii="Arial" w:cs="Arial" w:eastAsia="Arial" w:hAnsi="Arial"/>
+                <w:i/>
+                <w:iCs/>
+                <w:color w:val="595959"/>
+                <w:sz w:val="16"/>
+                <w:szCs w:val="16"/>
+              </w:rPr>
+              <w:t xml:space="preserve">No closely matching video in the ARES library for this activity.</w:t>
+            </w:r>
           </w:p>
           <w:p>
             <w:pPr>
               <w:spacing w:after="10" w:before="0"/>
               <w:ind w:left="120"/>
             </w:pPr>
-            <w:r>
-              <w:rPr>
-                <w:rFonts w:ascii="Arial" w:cs="Arial" w:eastAsia="Arial" w:hAnsi="Arial"/>
-                <w:color w:val="595959"/>
-                <w:sz w:val="14"/>
-                <w:szCs w:val="14"/>
-              </w:rPr>
-              <w:t xml:space="preserve">Source: Khan Academy (English - US curriculum)</w:t>
-            </w:r>
-          </w:p>
-          <w:p>
-            <w:pPr>
-              <w:spacing w:after="10" w:before="0"/>
-              <w:ind w:left="120"/>
-            </w:pPr>
-            <w:hyperlink w:history="1" r:id="rIdaohlil-7p0ioxcfvvjvpv">
+            <w:hyperlink w:history="1" r:id="rIdgw4tex28rioujuuzbrice">
               <w:r>
                 <w:rPr>
                   <w:rFonts w:ascii="Arial" w:cs="Arial" w:eastAsia="Arial" w:hAnsi="Arial"/>
@@ -9591,9 +9564,24 @@
                   <w:szCs w:val="14"/>
                   <w:u w:val="single" w:color="595959"/>
                 </w:rPr>
-                <w:t xml:space="preserve">🔍 Search ARES for similar videos</w:t>
+                <w:t xml:space="preserve">🔍 Search ARES for videos</w:t>
               </w:r>
             </w:hyperlink>
+          </w:p>
+          <w:p>
+            <w:pPr>
+              <w:spacing w:after="10" w:before="0"/>
+              <w:ind w:left="120"/>
+            </w:pPr>
+            <w:r>
+              <w:rPr>
+                <w:rFonts w:ascii="Arial" w:cs="Arial" w:eastAsia="Arial" w:hAnsi="Arial"/>
+                <w:color w:val="595959"/>
+                <w:sz w:val="14"/>
+                <w:szCs w:val="14"/>
+              </w:rPr>
+              <w:t xml:space="preserve">Search terms: general importance inference indirect</w:t>
+            </w:r>
           </w:p>
           <w:p>
             <w:pPr>
@@ -9620,47 +9608,31 @@
                 <w:sz w:val="16"/>
                 <w:szCs w:val="16"/>
               </w:rPr>
-              <w:t xml:space="preserve">📖 HTML:</w:t>
+              <w:t xml:space="preserve">📖 READING:</w:t>
             </w:r>
           </w:p>
           <w:p>
             <w:pPr>
               <w:spacing w:after="20" w:before="0"/>
             </w:pPr>
-            <w:hyperlink w:history="1" r:id="rIdqjnie0nxshtqxgt0j4sod">
-              <w:r>
-                <w:rPr>
-                  <w:rFonts w:ascii="Arial" w:cs="Arial" w:eastAsia="Arial" w:hAnsi="Arial"/>
-                  <w:color w:val="2E75B6"/>
-                  <w:sz w:val="16"/>
-                  <w:szCs w:val="16"/>
-                  <w:u w:val="single" w:color="2E75B6"/>
-                </w:rPr>
-                <w:t xml:space="preserve">Using the General Absolute Value Equation and the Graphing Calculator (Flexbook)</w:t>
-              </w:r>
-            </w:hyperlink>
+            <w:r>
+              <w:rPr>
+                <w:rFonts w:ascii="Arial" w:cs="Arial" w:eastAsia="Arial" w:hAnsi="Arial"/>
+                <w:i/>
+                <w:iCs/>
+                <w:color w:val="595959"/>
+                <w:sz w:val="16"/>
+                <w:szCs w:val="16"/>
+              </w:rPr>
+              <w:t xml:space="preserve">No closely matching reading in the ARES library for this activity.</w:t>
+            </w:r>
           </w:p>
           <w:p>
             <w:pPr>
               <w:spacing w:after="10" w:before="0"/>
               <w:ind w:left="120"/>
             </w:pPr>
-            <w:r>
-              <w:rPr>
-                <w:rFonts w:ascii="Arial" w:cs="Arial" w:eastAsia="Arial" w:hAnsi="Arial"/>
-                <w:color w:val="595959"/>
-                <w:sz w:val="14"/>
-                <w:szCs w:val="14"/>
-              </w:rPr>
-              <w:t xml:space="preserve">Source: CK-12</w:t>
-            </w:r>
-          </w:p>
-          <w:p>
-            <w:pPr>
-              <w:spacing w:after="10" w:before="0"/>
-              <w:ind w:left="120"/>
-            </w:pPr>
-            <w:hyperlink w:history="1" r:id="rId6vmg5dhmnpbltzetjjm0o">
+            <w:hyperlink w:history="1" r:id="rIdov3vuzwexfayywkff3vuj">
               <w:r>
                 <w:rPr>
                   <w:rFonts w:ascii="Arial" w:cs="Arial" w:eastAsia="Arial" w:hAnsi="Arial"/>
@@ -9669,9 +9641,24 @@
                   <w:szCs w:val="14"/>
                   <w:u w:val="single" w:color="595959"/>
                 </w:rPr>
-                <w:t xml:space="preserve">🔍 Search ARES for similar readings</w:t>
+                <w:t xml:space="preserve">🔍 Search ARES for readings</w:t>
               </w:r>
             </w:hyperlink>
+          </w:p>
+          <w:p>
+            <w:pPr>
+              <w:spacing w:after="10" w:before="0"/>
+              <w:ind w:left="120"/>
+            </w:pPr>
+            <w:r>
+              <w:rPr>
+                <w:rFonts w:ascii="Arial" w:cs="Arial" w:eastAsia="Arial" w:hAnsi="Arial"/>
+                <w:color w:val="595959"/>
+                <w:sz w:val="14"/>
+                <w:szCs w:val="14"/>
+              </w:rPr>
+              <w:t xml:space="preserve">Search terms: general importance inference indirect</w:t>
+            </w:r>
           </w:p>
         </w:tc>
         <w:tc>
@@ -9855,40 +9842,24 @@
             <w:pPr>
               <w:spacing w:after="20" w:before="0"/>
             </w:pPr>
-            <w:hyperlink w:history="1" r:id="rIdalbkmwws2zsqwbbdli7lq">
-              <w:r>
-                <w:rPr>
-                  <w:rFonts w:ascii="Arial" w:cs="Arial" w:eastAsia="Arial" w:hAnsi="Arial"/>
-                  <w:color w:val="2E75B6"/>
-                  <w:sz w:val="16"/>
-                  <w:szCs w:val="16"/>
-                  <w:u w:val="single" w:color="2E75B6"/>
-                </w:rPr>
-                <w:t xml:space="preserve">When to use z or t statistics in significance tests</w:t>
-              </w:r>
-            </w:hyperlink>
+            <w:r>
+              <w:rPr>
+                <w:rFonts w:ascii="Arial" w:cs="Arial" w:eastAsia="Arial" w:hAnsi="Arial"/>
+                <w:i/>
+                <w:iCs/>
+                <w:color w:val="595959"/>
+                <w:sz w:val="16"/>
+                <w:szCs w:val="16"/>
+              </w:rPr>
+              <w:t xml:space="preserve">No closely matching video in the ARES library for this activity.</w:t>
+            </w:r>
           </w:p>
           <w:p>
             <w:pPr>
               <w:spacing w:after="10" w:before="0"/>
               <w:ind w:left="120"/>
             </w:pPr>
-            <w:r>
-              <w:rPr>
-                <w:rFonts w:ascii="Arial" w:cs="Arial" w:eastAsia="Arial" w:hAnsi="Arial"/>
-                <w:color w:val="595959"/>
-                <w:sz w:val="14"/>
-                <w:szCs w:val="14"/>
-              </w:rPr>
-              <w:t xml:space="preserve">Source: Khan Academy (English - US curriculum)</w:t>
-            </w:r>
-          </w:p>
-          <w:p>
-            <w:pPr>
-              <w:spacing w:after="10" w:before="0"/>
-              <w:ind w:left="120"/>
-            </w:pPr>
-            <w:hyperlink w:history="1" r:id="rIdxrw7o_kjqhpy9tda8zub4">
+            <w:hyperlink w:history="1" r:id="rIdjdqgap6oayftls5ozcdk5">
               <w:r>
                 <w:rPr>
                   <w:rFonts w:ascii="Arial" w:cs="Arial" w:eastAsia="Arial" w:hAnsi="Arial"/>
@@ -9897,9 +9868,24 @@
                   <w:szCs w:val="14"/>
                   <w:u w:val="single" w:color="595959"/>
                 </w:rPr>
-                <w:t xml:space="preserve">🔍 Search ARES for similar videos</w:t>
+                <w:t xml:space="preserve">🔍 Search ARES for videos</w:t>
               </w:r>
             </w:hyperlink>
+          </w:p>
+          <w:p>
+            <w:pPr>
+              <w:spacing w:after="10" w:before="0"/>
+              <w:ind w:left="120"/>
+            </w:pPr>
+            <w:r>
+              <w:rPr>
+                <w:rFonts w:ascii="Arial" w:cs="Arial" w:eastAsia="Arial" w:hAnsi="Arial"/>
+                <w:color w:val="595959"/>
+                <w:sz w:val="14"/>
+                <w:szCs w:val="14"/>
+              </w:rPr>
+              <w:t xml:space="preserve">Search terms: general importance inference indirect</w:t>
+            </w:r>
           </w:p>
           <w:p>
             <w:pPr>
@@ -9926,47 +9912,31 @@
                 <w:sz w:val="16"/>
                 <w:szCs w:val="16"/>
               </w:rPr>
-              <w:t xml:space="preserve">📖 HTML:</w:t>
+              <w:t xml:space="preserve">📖 READING:</w:t>
             </w:r>
           </w:p>
           <w:p>
             <w:pPr>
               <w:spacing w:after="20" w:before="0"/>
             </w:pPr>
-            <w:hyperlink w:history="1" r:id="rIdw2bl8yadqxrb8hsysnhnu">
-              <w:r>
-                <w:rPr>
-                  <w:rFonts w:ascii="Arial" w:cs="Arial" w:eastAsia="Arial" w:hAnsi="Arial"/>
-                  <w:color w:val="2E75B6"/>
-                  <w:sz w:val="16"/>
-                  <w:szCs w:val="16"/>
-                  <w:u w:val="single" w:color="2E75B6"/>
-                </w:rPr>
-                <w:t xml:space="preserve">Using the General Absolute Value Equation and the Graphing Calculator (Flexbook)</w:t>
-              </w:r>
-            </w:hyperlink>
+            <w:r>
+              <w:rPr>
+                <w:rFonts w:ascii="Arial" w:cs="Arial" w:eastAsia="Arial" w:hAnsi="Arial"/>
+                <w:i/>
+                <w:iCs/>
+                <w:color w:val="595959"/>
+                <w:sz w:val="16"/>
+                <w:szCs w:val="16"/>
+              </w:rPr>
+              <w:t xml:space="preserve">No closely matching reading in the ARES library for this activity.</w:t>
+            </w:r>
           </w:p>
           <w:p>
             <w:pPr>
               <w:spacing w:after="10" w:before="0"/>
               <w:ind w:left="120"/>
             </w:pPr>
-            <w:r>
-              <w:rPr>
-                <w:rFonts w:ascii="Arial" w:cs="Arial" w:eastAsia="Arial" w:hAnsi="Arial"/>
-                <w:color w:val="595959"/>
-                <w:sz w:val="14"/>
-                <w:szCs w:val="14"/>
-              </w:rPr>
-              <w:t xml:space="preserve">Source: CK-12</w:t>
-            </w:r>
-          </w:p>
-          <w:p>
-            <w:pPr>
-              <w:spacing w:after="10" w:before="0"/>
-              <w:ind w:left="120"/>
-            </w:pPr>
-            <w:hyperlink w:history="1" r:id="rIdml39oicgcdkojcfekvp3g">
+            <w:hyperlink w:history="1" r:id="rId8bpsfpc9rkrsl8rrycntt">
               <w:r>
                 <w:rPr>
                   <w:rFonts w:ascii="Arial" w:cs="Arial" w:eastAsia="Arial" w:hAnsi="Arial"/>
@@ -9975,9 +9945,24 @@
                   <w:szCs w:val="14"/>
                   <w:u w:val="single" w:color="595959"/>
                 </w:rPr>
-                <w:t xml:space="preserve">🔍 Search ARES for similar readings</w:t>
+                <w:t xml:space="preserve">🔍 Search ARES for readings</w:t>
               </w:r>
             </w:hyperlink>
+          </w:p>
+          <w:p>
+            <w:pPr>
+              <w:spacing w:after="10" w:before="0"/>
+              <w:ind w:left="120"/>
+            </w:pPr>
+            <w:r>
+              <w:rPr>
+                <w:rFonts w:ascii="Arial" w:cs="Arial" w:eastAsia="Arial" w:hAnsi="Arial"/>
+                <w:color w:val="595959"/>
+                <w:sz w:val="14"/>
+                <w:szCs w:val="14"/>
+              </w:rPr>
+              <w:t xml:space="preserve">Search terms: general importance inference indirect</w:t>
+            </w:r>
           </w:p>
         </w:tc>
         <w:tc>
@@ -11453,40 +11438,24 @@
             <w:pPr>
               <w:spacing w:after="20" w:before="0"/>
             </w:pPr>
-            <w:hyperlink w:history="1" r:id="rIdnj0ffkzlonqlgpzevrxwq">
-              <w:r>
-                <w:rPr>
-                  <w:rFonts w:ascii="Arial" w:cs="Arial" w:eastAsia="Arial" w:hAnsi="Arial"/>
-                  <w:color w:val="2E75B6"/>
-                  <w:sz w:val="16"/>
-                  <w:szCs w:val="16"/>
-                  <w:u w:val="single" w:color="2E75B6"/>
-                </w:rPr>
-                <w:t xml:space="preserve">Prime numbers</w:t>
-              </w:r>
-            </w:hyperlink>
+            <w:r>
+              <w:rPr>
+                <w:rFonts w:ascii="Arial" w:cs="Arial" w:eastAsia="Arial" w:hAnsi="Arial"/>
+                <w:i/>
+                <w:iCs/>
+                <w:color w:val="595959"/>
+                <w:sz w:val="16"/>
+                <w:szCs w:val="16"/>
+              </w:rPr>
+              <w:t xml:space="preserve">No closely matching video in the ARES library for this activity.</w:t>
+            </w:r>
           </w:p>
           <w:p>
             <w:pPr>
               <w:spacing w:after="10" w:before="0"/>
               <w:ind w:left="120"/>
             </w:pPr>
-            <w:r>
-              <w:rPr>
-                <w:rFonts w:ascii="Arial" w:cs="Arial" w:eastAsia="Arial" w:hAnsi="Arial"/>
-                <w:color w:val="595959"/>
-                <w:sz w:val="14"/>
-                <w:szCs w:val="14"/>
-              </w:rPr>
-              <w:t xml:space="preserve">Source: Khan Academy (English - US curriculum)</w:t>
-            </w:r>
-          </w:p>
-          <w:p>
-            <w:pPr>
-              <w:spacing w:after="10" w:before="0"/>
-              <w:ind w:left="120"/>
-            </w:pPr>
-            <w:hyperlink w:history="1" r:id="rId8jfvht0va-4epw0uxlcyk">
+            <w:hyperlink w:history="1" r:id="rIdgx7nsurwwqqooeup-ymwp">
               <w:r>
                 <w:rPr>
                   <w:rFonts w:ascii="Arial" w:cs="Arial" w:eastAsia="Arial" w:hAnsi="Arial"/>
@@ -11495,9 +11464,24 @@
                   <w:szCs w:val="14"/>
                   <w:u w:val="single" w:color="595959"/>
                 </w:rPr>
-                <w:t xml:space="preserve">🔍 Search ARES for similar videos</w:t>
+                <w:t xml:space="preserve">🔍 Search ARES for videos</w:t>
               </w:r>
             </w:hyperlink>
+          </w:p>
+          <w:p>
+            <w:pPr>
+              <w:spacing w:after="10" w:before="0"/>
+              <w:ind w:left="120"/>
+            </w:pPr>
+            <w:r>
+              <w:rPr>
+                <w:rFonts w:ascii="Arial" w:cs="Arial" w:eastAsia="Arial" w:hAnsi="Arial"/>
+                <w:color w:val="595959"/>
+                <w:sz w:val="14"/>
+                <w:szCs w:val="14"/>
+              </w:rPr>
+              <w:t xml:space="preserve">Search terms: general careers career path</w:t>
+            </w:r>
           </w:p>
           <w:p>
             <w:pPr>
@@ -11524,47 +11508,31 @@
                 <w:sz w:val="16"/>
                 <w:szCs w:val="16"/>
               </w:rPr>
-              <w:t xml:space="preserve">📖 HTML:</w:t>
+              <w:t xml:space="preserve">📖 READING:</w:t>
             </w:r>
           </w:p>
           <w:p>
             <w:pPr>
               <w:spacing w:after="20" w:before="0"/>
             </w:pPr>
-            <w:hyperlink w:history="1" r:id="rIdwd6t6nednftquzxc4ozuh">
-              <w:r>
-                <w:rPr>
-                  <w:rFonts w:ascii="Arial" w:cs="Arial" w:eastAsia="Arial" w:hAnsi="Arial"/>
-                  <w:color w:val="2E75B6"/>
-                  <w:sz w:val="16"/>
-                  <w:szCs w:val="16"/>
-                  <w:u w:val="single" w:color="2E75B6"/>
-                </w:rPr>
-                <w:t xml:space="preserve">Using the General Absolute Value Equation and the Graphing Calculator (Flexbook)</w:t>
-              </w:r>
-            </w:hyperlink>
+            <w:r>
+              <w:rPr>
+                <w:rFonts w:ascii="Arial" w:cs="Arial" w:eastAsia="Arial" w:hAnsi="Arial"/>
+                <w:i/>
+                <w:iCs/>
+                <w:color w:val="595959"/>
+                <w:sz w:val="16"/>
+                <w:szCs w:val="16"/>
+              </w:rPr>
+              <w:t xml:space="preserve">No closely matching reading in the ARES library for this activity.</w:t>
+            </w:r>
           </w:p>
           <w:p>
             <w:pPr>
               <w:spacing w:after="10" w:before="0"/>
               <w:ind w:left="120"/>
             </w:pPr>
-            <w:r>
-              <w:rPr>
-                <w:rFonts w:ascii="Arial" w:cs="Arial" w:eastAsia="Arial" w:hAnsi="Arial"/>
-                <w:color w:val="595959"/>
-                <w:sz w:val="14"/>
-                <w:szCs w:val="14"/>
-              </w:rPr>
-              <w:t xml:space="preserve">Source: CK-12</w:t>
-            </w:r>
-          </w:p>
-          <w:p>
-            <w:pPr>
-              <w:spacing w:after="10" w:before="0"/>
-              <w:ind w:left="120"/>
-            </w:pPr>
-            <w:hyperlink w:history="1" r:id="rIdtzrun-4sefzvv5op_vqi8">
+            <w:hyperlink w:history="1" r:id="rIdsscks7go97wjwzey85nqf">
               <w:r>
                 <w:rPr>
                   <w:rFonts w:ascii="Arial" w:cs="Arial" w:eastAsia="Arial" w:hAnsi="Arial"/>
@@ -11573,9 +11541,24 @@
                   <w:szCs w:val="14"/>
                   <w:u w:val="single" w:color="595959"/>
                 </w:rPr>
-                <w:t xml:space="preserve">🔍 Search ARES for similar readings</w:t>
+                <w:t xml:space="preserve">🔍 Search ARES for readings</w:t>
               </w:r>
             </w:hyperlink>
+          </w:p>
+          <w:p>
+            <w:pPr>
+              <w:spacing w:after="10" w:before="0"/>
+              <w:ind w:left="120"/>
+            </w:pPr>
+            <w:r>
+              <w:rPr>
+                <w:rFonts w:ascii="Arial" w:cs="Arial" w:eastAsia="Arial" w:hAnsi="Arial"/>
+                <w:color w:val="595959"/>
+                <w:sz w:val="14"/>
+                <w:szCs w:val="14"/>
+              </w:rPr>
+              <w:t xml:space="preserve">Search terms: general careers career path</w:t>
+            </w:r>
           </w:p>
         </w:tc>
         <w:tc>
@@ -11759,40 +11742,24 @@
             <w:pPr>
               <w:spacing w:after="20" w:before="0"/>
             </w:pPr>
-            <w:hyperlink w:history="1" r:id="rIdthbpzfgonoyamyhz-jdxj">
-              <w:r>
-                <w:rPr>
-                  <w:rFonts w:ascii="Arial" w:cs="Arial" w:eastAsia="Arial" w:hAnsi="Arial"/>
-                  <w:color w:val="2E75B6"/>
-                  <w:sz w:val="16"/>
-                  <w:szCs w:val="16"/>
-                  <w:u w:val="single" w:color="2E75B6"/>
-                </w:rPr>
-                <w:t xml:space="preserve">Prime numbers</w:t>
-              </w:r>
-            </w:hyperlink>
+            <w:r>
+              <w:rPr>
+                <w:rFonts w:ascii="Arial" w:cs="Arial" w:eastAsia="Arial" w:hAnsi="Arial"/>
+                <w:i/>
+                <w:iCs/>
+                <w:color w:val="595959"/>
+                <w:sz w:val="16"/>
+                <w:szCs w:val="16"/>
+              </w:rPr>
+              <w:t xml:space="preserve">No closely matching video in the ARES library for this activity.</w:t>
+            </w:r>
           </w:p>
           <w:p>
             <w:pPr>
               <w:spacing w:after="10" w:before="0"/>
               <w:ind w:left="120"/>
             </w:pPr>
-            <w:r>
-              <w:rPr>
-                <w:rFonts w:ascii="Arial" w:cs="Arial" w:eastAsia="Arial" w:hAnsi="Arial"/>
-                <w:color w:val="595959"/>
-                <w:sz w:val="14"/>
-                <w:szCs w:val="14"/>
-              </w:rPr>
-              <w:t xml:space="preserve">Source: Khan Academy (English - US curriculum)</w:t>
-            </w:r>
-          </w:p>
-          <w:p>
-            <w:pPr>
-              <w:spacing w:after="10" w:before="0"/>
-              <w:ind w:left="120"/>
-            </w:pPr>
-            <w:hyperlink w:history="1" r:id="rIddfe2aruuhpteegwpgbamr">
+            <w:hyperlink w:history="1" r:id="rIdjcze15bvnu9phvwr6lulr">
               <w:r>
                 <w:rPr>
                   <w:rFonts w:ascii="Arial" w:cs="Arial" w:eastAsia="Arial" w:hAnsi="Arial"/>
@@ -11801,9 +11768,24 @@
                   <w:szCs w:val="14"/>
                   <w:u w:val="single" w:color="595959"/>
                 </w:rPr>
-                <w:t xml:space="preserve">🔍 Search ARES for similar videos</w:t>
+                <w:t xml:space="preserve">🔍 Search ARES for videos</w:t>
               </w:r>
             </w:hyperlink>
+          </w:p>
+          <w:p>
+            <w:pPr>
+              <w:spacing w:after="10" w:before="0"/>
+              <w:ind w:left="120"/>
+            </w:pPr>
+            <w:r>
+              <w:rPr>
+                <w:rFonts w:ascii="Arial" w:cs="Arial" w:eastAsia="Arial" w:hAnsi="Arial"/>
+                <w:color w:val="595959"/>
+                <w:sz w:val="14"/>
+                <w:szCs w:val="14"/>
+              </w:rPr>
+              <w:t xml:space="preserve">Search terms: general careers career path</w:t>
+            </w:r>
           </w:p>
           <w:p>
             <w:pPr>
@@ -11830,47 +11812,31 @@
                 <w:sz w:val="16"/>
                 <w:szCs w:val="16"/>
               </w:rPr>
-              <w:t xml:space="preserve">📖 HTML:</w:t>
+              <w:t xml:space="preserve">📖 READING:</w:t>
             </w:r>
           </w:p>
           <w:p>
             <w:pPr>
               <w:spacing w:after="20" w:before="0"/>
             </w:pPr>
-            <w:hyperlink w:history="1" r:id="rIdqn6xqzkdll9muid3v00e4">
-              <w:r>
-                <w:rPr>
-                  <w:rFonts w:ascii="Arial" w:cs="Arial" w:eastAsia="Arial" w:hAnsi="Arial"/>
-                  <w:color w:val="2E75B6"/>
-                  <w:sz w:val="16"/>
-                  <w:szCs w:val="16"/>
-                  <w:u w:val="single" w:color="2E75B6"/>
-                </w:rPr>
-                <w:t xml:space="preserve">Using the General Absolute Value Equation and the Graphing Calculator (Flexbook)</w:t>
-              </w:r>
-            </w:hyperlink>
+            <w:r>
+              <w:rPr>
+                <w:rFonts w:ascii="Arial" w:cs="Arial" w:eastAsia="Arial" w:hAnsi="Arial"/>
+                <w:i/>
+                <w:iCs/>
+                <w:color w:val="595959"/>
+                <w:sz w:val="16"/>
+                <w:szCs w:val="16"/>
+              </w:rPr>
+              <w:t xml:space="preserve">No closely matching reading in the ARES library for this activity.</w:t>
+            </w:r>
           </w:p>
           <w:p>
             <w:pPr>
               <w:spacing w:after="10" w:before="0"/>
               <w:ind w:left="120"/>
             </w:pPr>
-            <w:r>
-              <w:rPr>
-                <w:rFonts w:ascii="Arial" w:cs="Arial" w:eastAsia="Arial" w:hAnsi="Arial"/>
-                <w:color w:val="595959"/>
-                <w:sz w:val="14"/>
-                <w:szCs w:val="14"/>
-              </w:rPr>
-              <w:t xml:space="preserve">Source: CK-12</w:t>
-            </w:r>
-          </w:p>
-          <w:p>
-            <w:pPr>
-              <w:spacing w:after="10" w:before="0"/>
-              <w:ind w:left="120"/>
-            </w:pPr>
-            <w:hyperlink w:history="1" r:id="rIdu1qiitalcevjejtnwvca9">
+            <w:hyperlink w:history="1" r:id="rIdmdtb82grpcb4gohh5ho52">
               <w:r>
                 <w:rPr>
                   <w:rFonts w:ascii="Arial" w:cs="Arial" w:eastAsia="Arial" w:hAnsi="Arial"/>
@@ -11879,9 +11845,24 @@
                   <w:szCs w:val="14"/>
                   <w:u w:val="single" w:color="595959"/>
                 </w:rPr>
-                <w:t xml:space="preserve">🔍 Search ARES for similar readings</w:t>
+                <w:t xml:space="preserve">🔍 Search ARES for readings</w:t>
               </w:r>
             </w:hyperlink>
+          </w:p>
+          <w:p>
+            <w:pPr>
+              <w:spacing w:after="10" w:before="0"/>
+              <w:ind w:left="120"/>
+            </w:pPr>
+            <w:r>
+              <w:rPr>
+                <w:rFonts w:ascii="Arial" w:cs="Arial" w:eastAsia="Arial" w:hAnsi="Arial"/>
+                <w:color w:val="595959"/>
+                <w:sz w:val="14"/>
+                <w:szCs w:val="14"/>
+              </w:rPr>
+              <w:t xml:space="preserve">Search terms: general careers career path</w:t>
+            </w:r>
           </w:p>
         </w:tc>
         <w:tc>
@@ -12065,40 +12046,24 @@
             <w:pPr>
               <w:spacing w:after="20" w:before="0"/>
             </w:pPr>
-            <w:hyperlink w:history="1" r:id="rIdg9suzatjgqfqcmn-xb64e">
-              <w:r>
-                <w:rPr>
-                  <w:rFonts w:ascii="Arial" w:cs="Arial" w:eastAsia="Arial" w:hAnsi="Arial"/>
-                  <w:color w:val="2E75B6"/>
-                  <w:sz w:val="16"/>
-                  <w:szCs w:val="16"/>
-                  <w:u w:val="single" w:color="2E75B6"/>
-                </w:rPr>
-                <w:t xml:space="preserve">Prime numbers</w:t>
-              </w:r>
-            </w:hyperlink>
+            <w:r>
+              <w:rPr>
+                <w:rFonts w:ascii="Arial" w:cs="Arial" w:eastAsia="Arial" w:hAnsi="Arial"/>
+                <w:i/>
+                <w:iCs/>
+                <w:color w:val="595959"/>
+                <w:sz w:val="16"/>
+                <w:szCs w:val="16"/>
+              </w:rPr>
+              <w:t xml:space="preserve">No closely matching video in the ARES library for this activity.</w:t>
+            </w:r>
           </w:p>
           <w:p>
             <w:pPr>
               <w:spacing w:after="10" w:before="0"/>
               <w:ind w:left="120"/>
             </w:pPr>
-            <w:r>
-              <w:rPr>
-                <w:rFonts w:ascii="Arial" w:cs="Arial" w:eastAsia="Arial" w:hAnsi="Arial"/>
-                <w:color w:val="595959"/>
-                <w:sz w:val="14"/>
-                <w:szCs w:val="14"/>
-              </w:rPr>
-              <w:t xml:space="preserve">Source: Khan Academy (English - US curriculum)</w:t>
-            </w:r>
-          </w:p>
-          <w:p>
-            <w:pPr>
-              <w:spacing w:after="10" w:before="0"/>
-              <w:ind w:left="120"/>
-            </w:pPr>
-            <w:hyperlink w:history="1" r:id="rIdt1v3ukcfyreoegieuh_kt">
+            <w:hyperlink w:history="1" r:id="rIdpeiuqmdboy7smw0hff0t3">
               <w:r>
                 <w:rPr>
                   <w:rFonts w:ascii="Arial" w:cs="Arial" w:eastAsia="Arial" w:hAnsi="Arial"/>
@@ -12107,9 +12072,24 @@
                   <w:szCs w:val="14"/>
                   <w:u w:val="single" w:color="595959"/>
                 </w:rPr>
-                <w:t xml:space="preserve">🔍 Search ARES for similar videos</w:t>
+                <w:t xml:space="preserve">🔍 Search ARES for videos</w:t>
               </w:r>
             </w:hyperlink>
+          </w:p>
+          <w:p>
+            <w:pPr>
+              <w:spacing w:after="10" w:before="0"/>
+              <w:ind w:left="120"/>
+            </w:pPr>
+            <w:r>
+              <w:rPr>
+                <w:rFonts w:ascii="Arial" w:cs="Arial" w:eastAsia="Arial" w:hAnsi="Arial"/>
+                <w:color w:val="595959"/>
+                <w:sz w:val="14"/>
+                <w:szCs w:val="14"/>
+              </w:rPr>
+              <w:t xml:space="preserve">Search terms: general careers career path</w:t>
+            </w:r>
           </w:p>
           <w:p>
             <w:pPr>
@@ -12136,47 +12116,31 @@
                 <w:sz w:val="16"/>
                 <w:szCs w:val="16"/>
               </w:rPr>
-              <w:t xml:space="preserve">📖 HTML:</w:t>
+              <w:t xml:space="preserve">📖 READING:</w:t>
             </w:r>
           </w:p>
           <w:p>
             <w:pPr>
               <w:spacing w:after="20" w:before="0"/>
             </w:pPr>
-            <w:hyperlink w:history="1" r:id="rIdnx9vnshaydmrvn13rpwap">
-              <w:r>
-                <w:rPr>
-                  <w:rFonts w:ascii="Arial" w:cs="Arial" w:eastAsia="Arial" w:hAnsi="Arial"/>
-                  <w:color w:val="2E75B6"/>
-                  <w:sz w:val="16"/>
-                  <w:szCs w:val="16"/>
-                  <w:u w:val="single" w:color="2E75B6"/>
-                </w:rPr>
-                <w:t xml:space="preserve">Using the General Absolute Value Equation and the Graphing Calculator (Flexbook)</w:t>
-              </w:r>
-            </w:hyperlink>
+            <w:r>
+              <w:rPr>
+                <w:rFonts w:ascii="Arial" w:cs="Arial" w:eastAsia="Arial" w:hAnsi="Arial"/>
+                <w:i/>
+                <w:iCs/>
+                <w:color w:val="595959"/>
+                <w:sz w:val="16"/>
+                <w:szCs w:val="16"/>
+              </w:rPr>
+              <w:t xml:space="preserve">No closely matching reading in the ARES library for this activity.</w:t>
+            </w:r>
           </w:p>
           <w:p>
             <w:pPr>
               <w:spacing w:after="10" w:before="0"/>
               <w:ind w:left="120"/>
             </w:pPr>
-            <w:r>
-              <w:rPr>
-                <w:rFonts w:ascii="Arial" w:cs="Arial" w:eastAsia="Arial" w:hAnsi="Arial"/>
-                <w:color w:val="595959"/>
-                <w:sz w:val="14"/>
-                <w:szCs w:val="14"/>
-              </w:rPr>
-              <w:t xml:space="preserve">Source: CK-12</w:t>
-            </w:r>
-          </w:p>
-          <w:p>
-            <w:pPr>
-              <w:spacing w:after="10" w:before="0"/>
-              <w:ind w:left="120"/>
-            </w:pPr>
-            <w:hyperlink w:history="1" r:id="rIdhtpv7dzk6f-sved3do9sr">
+            <w:hyperlink w:history="1" r:id="rId7gmhzbocenexrng0y0wjq">
               <w:r>
                 <w:rPr>
                   <w:rFonts w:ascii="Arial" w:cs="Arial" w:eastAsia="Arial" w:hAnsi="Arial"/>
@@ -12185,9 +12149,24 @@
                   <w:szCs w:val="14"/>
                   <w:u w:val="single" w:color="595959"/>
                 </w:rPr>
-                <w:t xml:space="preserve">🔍 Search ARES for similar readings</w:t>
+                <w:t xml:space="preserve">🔍 Search ARES for readings</w:t>
               </w:r>
             </w:hyperlink>
+          </w:p>
+          <w:p>
+            <w:pPr>
+              <w:spacing w:after="10" w:before="0"/>
+              <w:ind w:left="120"/>
+            </w:pPr>
+            <w:r>
+              <w:rPr>
+                <w:rFonts w:ascii="Arial" w:cs="Arial" w:eastAsia="Arial" w:hAnsi="Arial"/>
+                <w:color w:val="595959"/>
+                <w:sz w:val="14"/>
+                <w:szCs w:val="14"/>
+              </w:rPr>
+              <w:t xml:space="preserve">Search terms: general careers career path</w:t>
+            </w:r>
           </w:p>
         </w:tc>
         <w:tc>
@@ -12371,40 +12350,24 @@
             <w:pPr>
               <w:spacing w:after="20" w:before="0"/>
             </w:pPr>
-            <w:hyperlink w:history="1" r:id="rIdmf3gnxs7datasjrmawhhr">
-              <w:r>
-                <w:rPr>
-                  <w:rFonts w:ascii="Arial" w:cs="Arial" w:eastAsia="Arial" w:hAnsi="Arial"/>
-                  <w:color w:val="2E75B6"/>
-                  <w:sz w:val="16"/>
-                  <w:szCs w:val="16"/>
-                  <w:u w:val="single" w:color="2E75B6"/>
-                </w:rPr>
-                <w:t xml:space="preserve">Prime numbers</w:t>
-              </w:r>
-            </w:hyperlink>
+            <w:r>
+              <w:rPr>
+                <w:rFonts w:ascii="Arial" w:cs="Arial" w:eastAsia="Arial" w:hAnsi="Arial"/>
+                <w:i/>
+                <w:iCs/>
+                <w:color w:val="595959"/>
+                <w:sz w:val="16"/>
+                <w:szCs w:val="16"/>
+              </w:rPr>
+              <w:t xml:space="preserve">No closely matching video in the ARES library for this activity.</w:t>
+            </w:r>
           </w:p>
           <w:p>
             <w:pPr>
               <w:spacing w:after="10" w:before="0"/>
               <w:ind w:left="120"/>
             </w:pPr>
-            <w:r>
-              <w:rPr>
-                <w:rFonts w:ascii="Arial" w:cs="Arial" w:eastAsia="Arial" w:hAnsi="Arial"/>
-                <w:color w:val="595959"/>
-                <w:sz w:val="14"/>
-                <w:szCs w:val="14"/>
-              </w:rPr>
-              <w:t xml:space="preserve">Source: Khan Academy (English - US curriculum)</w:t>
-            </w:r>
-          </w:p>
-          <w:p>
-            <w:pPr>
-              <w:spacing w:after="10" w:before="0"/>
-              <w:ind w:left="120"/>
-            </w:pPr>
-            <w:hyperlink w:history="1" r:id="rIdoggbynn2xb0idn3izblrx">
+            <w:hyperlink w:history="1" r:id="rIdqzqgmw6ftwc1j33q7-brg">
               <w:r>
                 <w:rPr>
                   <w:rFonts w:ascii="Arial" w:cs="Arial" w:eastAsia="Arial" w:hAnsi="Arial"/>
@@ -12413,9 +12376,24 @@
                   <w:szCs w:val="14"/>
                   <w:u w:val="single" w:color="595959"/>
                 </w:rPr>
-                <w:t xml:space="preserve">🔍 Search ARES for similar videos</w:t>
+                <w:t xml:space="preserve">🔍 Search ARES for videos</w:t>
               </w:r>
             </w:hyperlink>
+          </w:p>
+          <w:p>
+            <w:pPr>
+              <w:spacing w:after="10" w:before="0"/>
+              <w:ind w:left="120"/>
+            </w:pPr>
+            <w:r>
+              <w:rPr>
+                <w:rFonts w:ascii="Arial" w:cs="Arial" w:eastAsia="Arial" w:hAnsi="Arial"/>
+                <w:color w:val="595959"/>
+                <w:sz w:val="14"/>
+                <w:szCs w:val="14"/>
+              </w:rPr>
+              <w:t xml:space="preserve">Search terms: general careers career path</w:t>
+            </w:r>
           </w:p>
           <w:p>
             <w:pPr>
@@ -12442,47 +12420,31 @@
                 <w:sz w:val="16"/>
                 <w:szCs w:val="16"/>
               </w:rPr>
-              <w:t xml:space="preserve">📖 HTML:</w:t>
+              <w:t xml:space="preserve">📖 READING:</w:t>
             </w:r>
           </w:p>
           <w:p>
             <w:pPr>
               <w:spacing w:after="20" w:before="0"/>
             </w:pPr>
-            <w:hyperlink w:history="1" r:id="rIdxqtgqrjwuc05bysakqijk">
-              <w:r>
-                <w:rPr>
-                  <w:rFonts w:ascii="Arial" w:cs="Arial" w:eastAsia="Arial" w:hAnsi="Arial"/>
-                  <w:color w:val="2E75B6"/>
-                  <w:sz w:val="16"/>
-                  <w:szCs w:val="16"/>
-                  <w:u w:val="single" w:color="2E75B6"/>
-                </w:rPr>
-                <w:t xml:space="preserve">Using the General Absolute Value Equation and the Graphing Calculator (Flexbook)</w:t>
-              </w:r>
-            </w:hyperlink>
+            <w:r>
+              <w:rPr>
+                <w:rFonts w:ascii="Arial" w:cs="Arial" w:eastAsia="Arial" w:hAnsi="Arial"/>
+                <w:i/>
+                <w:iCs/>
+                <w:color w:val="595959"/>
+                <w:sz w:val="16"/>
+                <w:szCs w:val="16"/>
+              </w:rPr>
+              <w:t xml:space="preserve">No closely matching reading in the ARES library for this activity.</w:t>
+            </w:r>
           </w:p>
           <w:p>
             <w:pPr>
               <w:spacing w:after="10" w:before="0"/>
               <w:ind w:left="120"/>
             </w:pPr>
-            <w:r>
-              <w:rPr>
-                <w:rFonts w:ascii="Arial" w:cs="Arial" w:eastAsia="Arial" w:hAnsi="Arial"/>
-                <w:color w:val="595959"/>
-                <w:sz w:val="14"/>
-                <w:szCs w:val="14"/>
-              </w:rPr>
-              <w:t xml:space="preserve">Source: CK-12</w:t>
-            </w:r>
-          </w:p>
-          <w:p>
-            <w:pPr>
-              <w:spacing w:after="10" w:before="0"/>
-              <w:ind w:left="120"/>
-            </w:pPr>
-            <w:hyperlink w:history="1" r:id="rId2srulijapfxx8kmz6aocr">
+            <w:hyperlink w:history="1" r:id="rIdsuhnwlqthhr8xc9l4fksw">
               <w:r>
                 <w:rPr>
                   <w:rFonts w:ascii="Arial" w:cs="Arial" w:eastAsia="Arial" w:hAnsi="Arial"/>
@@ -12491,9 +12453,24 @@
                   <w:szCs w:val="14"/>
                   <w:u w:val="single" w:color="595959"/>
                 </w:rPr>
-                <w:t xml:space="preserve">🔍 Search ARES for similar readings</w:t>
+                <w:t xml:space="preserve">🔍 Search ARES for readings</w:t>
               </w:r>
             </w:hyperlink>
+          </w:p>
+          <w:p>
+            <w:pPr>
+              <w:spacing w:after="10" w:before="0"/>
+              <w:ind w:left="120"/>
+            </w:pPr>
+            <w:r>
+              <w:rPr>
+                <w:rFonts w:ascii="Arial" w:cs="Arial" w:eastAsia="Arial" w:hAnsi="Arial"/>
+                <w:color w:val="595959"/>
+                <w:sz w:val="14"/>
+                <w:szCs w:val="14"/>
+              </w:rPr>
+              <w:t xml:space="preserve">Search terms: general careers career path</w:t>
+            </w:r>
           </w:p>
         </w:tc>
         <w:tc>
@@ -12677,40 +12654,24 @@
             <w:pPr>
               <w:spacing w:after="20" w:before="0"/>
             </w:pPr>
-            <w:hyperlink w:history="1" r:id="rIdefurxl-d3qmx0bhi9bl7h">
-              <w:r>
-                <w:rPr>
-                  <w:rFonts w:ascii="Arial" w:cs="Arial" w:eastAsia="Arial" w:hAnsi="Arial"/>
-                  <w:color w:val="2E75B6"/>
-                  <w:sz w:val="16"/>
-                  <w:szCs w:val="16"/>
-                  <w:u w:val="single" w:color="2E75B6"/>
-                </w:rPr>
-                <w:t xml:space="preserve">Prime numbers</w:t>
-              </w:r>
-            </w:hyperlink>
+            <w:r>
+              <w:rPr>
+                <w:rFonts w:ascii="Arial" w:cs="Arial" w:eastAsia="Arial" w:hAnsi="Arial"/>
+                <w:i/>
+                <w:iCs/>
+                <w:color w:val="595959"/>
+                <w:sz w:val="16"/>
+                <w:szCs w:val="16"/>
+              </w:rPr>
+              <w:t xml:space="preserve">No closely matching video in the ARES library for this activity.</w:t>
+            </w:r>
           </w:p>
           <w:p>
             <w:pPr>
               <w:spacing w:after="10" w:before="0"/>
               <w:ind w:left="120"/>
             </w:pPr>
-            <w:r>
-              <w:rPr>
-                <w:rFonts w:ascii="Arial" w:cs="Arial" w:eastAsia="Arial" w:hAnsi="Arial"/>
-                <w:color w:val="595959"/>
-                <w:sz w:val="14"/>
-                <w:szCs w:val="14"/>
-              </w:rPr>
-              <w:t xml:space="preserve">Source: Khan Academy (English - US curriculum)</w:t>
-            </w:r>
-          </w:p>
-          <w:p>
-            <w:pPr>
-              <w:spacing w:after="10" w:before="0"/>
-              <w:ind w:left="120"/>
-            </w:pPr>
-            <w:hyperlink w:history="1" r:id="rIdizizqir9wydr4eeyjqnyn">
+            <w:hyperlink w:history="1" r:id="rIdscikpqvtzcie1hlyr92on">
               <w:r>
                 <w:rPr>
                   <w:rFonts w:ascii="Arial" w:cs="Arial" w:eastAsia="Arial" w:hAnsi="Arial"/>
@@ -12719,9 +12680,24 @@
                   <w:szCs w:val="14"/>
                   <w:u w:val="single" w:color="595959"/>
                 </w:rPr>
-                <w:t xml:space="preserve">🔍 Search ARES for similar videos</w:t>
+                <w:t xml:space="preserve">🔍 Search ARES for videos</w:t>
               </w:r>
             </w:hyperlink>
+          </w:p>
+          <w:p>
+            <w:pPr>
+              <w:spacing w:after="10" w:before="0"/>
+              <w:ind w:left="120"/>
+            </w:pPr>
+            <w:r>
+              <w:rPr>
+                <w:rFonts w:ascii="Arial" w:cs="Arial" w:eastAsia="Arial" w:hAnsi="Arial"/>
+                <w:color w:val="595959"/>
+                <w:sz w:val="14"/>
+                <w:szCs w:val="14"/>
+              </w:rPr>
+              <w:t xml:space="preserve">Search terms: general careers career path</w:t>
+            </w:r>
           </w:p>
           <w:p>
             <w:pPr>
@@ -12748,47 +12724,31 @@
                 <w:sz w:val="16"/>
                 <w:szCs w:val="16"/>
               </w:rPr>
-              <w:t xml:space="preserve">📖 HTML:</w:t>
+              <w:t xml:space="preserve">📖 READING:</w:t>
             </w:r>
           </w:p>
           <w:p>
             <w:pPr>
               <w:spacing w:after="20" w:before="0"/>
             </w:pPr>
-            <w:hyperlink w:history="1" r:id="rIdhesn45i63to8ggdmbxbon">
-              <w:r>
-                <w:rPr>
-                  <w:rFonts w:ascii="Arial" w:cs="Arial" w:eastAsia="Arial" w:hAnsi="Arial"/>
-                  <w:color w:val="2E75B6"/>
-                  <w:sz w:val="16"/>
-                  <w:szCs w:val="16"/>
-                  <w:u w:val="single" w:color="2E75B6"/>
-                </w:rPr>
-                <w:t xml:space="preserve">Using the General Absolute Value Equation and the Graphing Calculator (Flexbook)</w:t>
-              </w:r>
-            </w:hyperlink>
+            <w:r>
+              <w:rPr>
+                <w:rFonts w:ascii="Arial" w:cs="Arial" w:eastAsia="Arial" w:hAnsi="Arial"/>
+                <w:i/>
+                <w:iCs/>
+                <w:color w:val="595959"/>
+                <w:sz w:val="16"/>
+                <w:szCs w:val="16"/>
+              </w:rPr>
+              <w:t xml:space="preserve">No closely matching reading in the ARES library for this activity.</w:t>
+            </w:r>
           </w:p>
           <w:p>
             <w:pPr>
               <w:spacing w:after="10" w:before="0"/>
               <w:ind w:left="120"/>
             </w:pPr>
-            <w:r>
-              <w:rPr>
-                <w:rFonts w:ascii="Arial" w:cs="Arial" w:eastAsia="Arial" w:hAnsi="Arial"/>
-                <w:color w:val="595959"/>
-                <w:sz w:val="14"/>
-                <w:szCs w:val="14"/>
-              </w:rPr>
-              <w:t xml:space="preserve">Source: CK-12</w:t>
-            </w:r>
-          </w:p>
-          <w:p>
-            <w:pPr>
-              <w:spacing w:after="10" w:before="0"/>
-              <w:ind w:left="120"/>
-            </w:pPr>
-            <w:hyperlink w:history="1" r:id="rIdl5cwmgsvuydhgq8cjpfet">
+            <w:hyperlink w:history="1" r:id="rIdbmcwz-hkwiebiure5bwco">
               <w:r>
                 <w:rPr>
                   <w:rFonts w:ascii="Arial" w:cs="Arial" w:eastAsia="Arial" w:hAnsi="Arial"/>
@@ -12797,9 +12757,24 @@
                   <w:szCs w:val="14"/>
                   <w:u w:val="single" w:color="595959"/>
                 </w:rPr>
-                <w:t xml:space="preserve">🔍 Search ARES for similar readings</w:t>
+                <w:t xml:space="preserve">🔍 Search ARES for readings</w:t>
               </w:r>
             </w:hyperlink>
+          </w:p>
+          <w:p>
+            <w:pPr>
+              <w:spacing w:after="10" w:before="0"/>
+              <w:ind w:left="120"/>
+            </w:pPr>
+            <w:r>
+              <w:rPr>
+                <w:rFonts w:ascii="Arial" w:cs="Arial" w:eastAsia="Arial" w:hAnsi="Arial"/>
+                <w:color w:val="595959"/>
+                <w:sz w:val="14"/>
+                <w:szCs w:val="14"/>
+              </w:rPr>
+              <w:t xml:space="preserve">Search terms: general careers career path</w:t>
+            </w:r>
           </w:p>
         </w:tc>
         <w:tc>
@@ -14389,7 +14364,7 @@
             <w:pPr>
               <w:spacing w:after="20" w:before="0"/>
             </w:pPr>
-            <w:hyperlink w:history="1" r:id="rIdccit28rtwifdqhxkaodda">
+            <w:hyperlink w:history="1" r:id="rIdskfs0wqzzraimraxh-bij">
               <w:r>
                 <w:rPr>
                   <w:rFonts w:ascii="Arial" w:cs="Arial" w:eastAsia="Arial" w:hAnsi="Arial"/>
@@ -14398,7 +14373,7 @@
                   <w:szCs w:val="16"/>
                   <w:u w:val="single" w:color="2E75B6"/>
                 </w:rPr>
-                <w:t xml:space="preserve">When to use z or t statistics in significance tests</w:t>
+                <w:t xml:space="preserve">Evaluating a source’s reasoning and evidence</w:t>
               </w:r>
             </w:hyperlink>
           </w:p>
@@ -14422,7 +14397,7 @@
               <w:spacing w:after="10" w:before="0"/>
               <w:ind w:left="120"/>
             </w:pPr>
-            <w:hyperlink w:history="1" r:id="rIdxzr4suxsmu9pczsesyzzh">
+            <w:hyperlink w:history="1" r:id="rId3xg1zrqa3-nvt4i8ae_0f">
               <w:r>
                 <w:rPr>
                   <w:rFonts w:ascii="Arial" w:cs="Arial" w:eastAsia="Arial" w:hAnsi="Arial"/>
@@ -14467,7 +14442,7 @@
             <w:pPr>
               <w:spacing w:after="20" w:before="0"/>
             </w:pPr>
-            <w:hyperlink w:history="1" r:id="rIdqbtrbniywnyqhpkxv6j2_">
+            <w:hyperlink w:history="1" r:id="rId4n-rlhppaidhrjoaou5t4">
               <w:r>
                 <w:rPr>
                   <w:rFonts w:ascii="Arial" w:cs="Arial" w:eastAsia="Arial" w:hAnsi="Arial"/>
@@ -14476,7 +14451,7 @@
                   <w:szCs w:val="16"/>
                   <w:u w:val="single" w:color="2E75B6"/>
                 </w:rPr>
-                <w:t xml:space="preserve">Bathymetric Evidence for Seafloor Spreading (Flexbook)</w:t>
+                <w:t xml:space="preserve">Scientific Process (Flexbook)</w:t>
               </w:r>
             </w:hyperlink>
           </w:p>
@@ -14500,7 +14475,7 @@
               <w:spacing w:after="10" w:before="0"/>
               <w:ind w:left="120"/>
             </w:pPr>
-            <w:hyperlink w:history="1" r:id="rIdcc5ww7wsc5vvtylujgbw9">
+            <w:hyperlink w:history="1" r:id="rId6yeqolfodm_ylc3zmrm3p">
               <w:r>
                 <w:rPr>
                   <w:rFonts w:ascii="Arial" w:cs="Arial" w:eastAsia="Arial" w:hAnsi="Arial"/>
@@ -14695,7 +14670,7 @@
             <w:pPr>
               <w:spacing w:after="20" w:before="0"/>
             </w:pPr>
-            <w:hyperlink w:history="1" r:id="rIdovbu9aqkwjsxzwphiplv7">
+            <w:hyperlink w:history="1" r:id="rIdm5at7huw-jjmndki6nr_f">
               <w:r>
                 <w:rPr>
                   <w:rFonts w:ascii="Arial" w:cs="Arial" w:eastAsia="Arial" w:hAnsi="Arial"/>
@@ -14704,7 +14679,7 @@
                   <w:szCs w:val="16"/>
                   <w:u w:val="single" w:color="2E75B6"/>
                 </w:rPr>
-                <w:t xml:space="preserve">When to use z or t statistics in significance tests</w:t>
+                <w:t xml:space="preserve">Deductive Reasoning Principles</w:t>
               </w:r>
             </w:hyperlink>
           </w:p>
@@ -14720,7 +14695,7 @@
                 <w:sz w:val="14"/>
                 <w:szCs w:val="14"/>
               </w:rPr>
-              <w:t xml:space="preserve">Source: Khan Academy (English - US curriculum)</w:t>
+              <w:t xml:space="preserve">Source: CK-12</w:t>
             </w:r>
           </w:p>
           <w:p>
@@ -14728,7 +14703,7 @@
               <w:spacing w:after="10" w:before="0"/>
               <w:ind w:left="120"/>
             </w:pPr>
-            <w:hyperlink w:history="1" r:id="rIdzdegknfqcvjia7i7ox234">
+            <w:hyperlink w:history="1" r:id="rId74wgnaz7xoq1rsnczva7i">
               <w:r>
                 <w:rPr>
                   <w:rFonts w:ascii="Arial" w:cs="Arial" w:eastAsia="Arial" w:hAnsi="Arial"/>
@@ -14766,14 +14741,14 @@
                 <w:sz w:val="16"/>
                 <w:szCs w:val="16"/>
               </w:rPr>
-              <w:t xml:space="preserve">📖 HTML:</w:t>
+              <w:t xml:space="preserve">📖 EXERCISE:</w:t>
             </w:r>
           </w:p>
           <w:p>
             <w:pPr>
               <w:spacing w:after="20" w:before="0"/>
             </w:pPr>
-            <w:hyperlink w:history="1" r:id="rIdb296pv2oep2focfqchfn4">
+            <w:hyperlink w:history="1" r:id="rIdx1fosq936fnxr6fa5m5dl">
               <w:r>
                 <w:rPr>
                   <w:rFonts w:ascii="Arial" w:cs="Arial" w:eastAsia="Arial" w:hAnsi="Arial"/>
@@ -14782,7 +14757,7 @@
                   <w:szCs w:val="16"/>
                   <w:u w:val="single" w:color="2E75B6"/>
                 </w:rPr>
-                <w:t xml:space="preserve">Bathymetric Evidence for Seafloor Spreading (Flexbook)</w:t>
+                <w:t xml:space="preserve">Scientific Process Practice</w:t>
               </w:r>
             </w:hyperlink>
           </w:p>
@@ -14806,7 +14781,7 @@
               <w:spacing w:after="10" w:before="0"/>
               <w:ind w:left="120"/>
             </w:pPr>
-            <w:hyperlink w:history="1" r:id="rIdlfdgq35mekbhjmo1tnptx">
+            <w:hyperlink w:history="1" r:id="rIdaallojwff6-omwreutyay">
               <w:r>
                 <w:rPr>
                   <w:rFonts w:ascii="Arial" w:cs="Arial" w:eastAsia="Arial" w:hAnsi="Arial"/>
@@ -15001,7 +14976,7 @@
             <w:pPr>
               <w:spacing w:after="20" w:before="0"/>
             </w:pPr>
-            <w:hyperlink w:history="1" r:id="rIdtkdwgwg9ndmm-tfos--ka">
+            <w:hyperlink w:history="1" r:id="rIdztrfqmdreugt8dhzbkp3l">
               <w:r>
                 <w:rPr>
                   <w:rFonts w:ascii="Arial" w:cs="Arial" w:eastAsia="Arial" w:hAnsi="Arial"/>
@@ -15010,7 +14985,7 @@
                   <w:szCs w:val="16"/>
                   <w:u w:val="single" w:color="2E75B6"/>
                 </w:rPr>
-                <w:t xml:space="preserve">When to use z or t statistics in significance tests</w:t>
+                <w:t xml:space="preserve">Evidence of evolution: anatomy</w:t>
               </w:r>
             </w:hyperlink>
           </w:p>
@@ -15034,7 +15009,7 @@
               <w:spacing w:after="10" w:before="0"/>
               <w:ind w:left="120"/>
             </w:pPr>
-            <w:hyperlink w:history="1" r:id="rIdpyj7zfefvdwyc10rirkhx">
+            <w:hyperlink w:history="1" r:id="rIdn3vvezvokypa_kixou7p0">
               <w:r>
                 <w:rPr>
                   <w:rFonts w:ascii="Arial" w:cs="Arial" w:eastAsia="Arial" w:hAnsi="Arial"/>
@@ -15079,7 +15054,7 @@
             <w:pPr>
               <w:spacing w:after="20" w:before="0"/>
             </w:pPr>
-            <w:hyperlink w:history="1" r:id="rIdhtm5-twsszgf-iomebitr">
+            <w:hyperlink w:history="1" r:id="rId8n7gl9vvfppfzpphb15es">
               <w:r>
                 <w:rPr>
                   <w:rFonts w:ascii="Arial" w:cs="Arial" w:eastAsia="Arial" w:hAnsi="Arial"/>
@@ -15088,7 +15063,7 @@
                   <w:szCs w:val="16"/>
                   <w:u w:val="single" w:color="2E75B6"/>
                 </w:rPr>
-                <w:t xml:space="preserve">Bathymetric Evidence for Seafloor Spreading (Flexbook)</w:t>
+                <w:t xml:space="preserve">Inferences about Regression (Flexbook)</w:t>
               </w:r>
             </w:hyperlink>
           </w:p>
@@ -15112,7 +15087,7 @@
               <w:spacing w:after="10" w:before="0"/>
               <w:ind w:left="120"/>
             </w:pPr>
-            <w:hyperlink w:history="1" r:id="rId3w2ewopoashi8qrzvylf4">
+            <w:hyperlink w:history="1" r:id="rIdgyrddklpdbxyznz6-faii">
               <w:r>
                 <w:rPr>
                   <w:rFonts w:ascii="Arial" w:cs="Arial" w:eastAsia="Arial" w:hAnsi="Arial"/>
@@ -15307,7 +15282,7 @@
             <w:pPr>
               <w:spacing w:after="20" w:before="0"/>
             </w:pPr>
-            <w:hyperlink w:history="1" r:id="rIdtryqcygtf9z4bhm7d8hzz">
+            <w:hyperlink w:history="1" r:id="rIdhi9hsrcwnfxzgbl6pz4ba">
               <w:r>
                 <w:rPr>
                   <w:rFonts w:ascii="Arial" w:cs="Arial" w:eastAsia="Arial" w:hAnsi="Arial"/>
@@ -15316,7 +15291,7 @@
                   <w:szCs w:val="16"/>
                   <w:u w:val="single" w:color="2E75B6"/>
                 </w:rPr>
-                <w:t xml:space="preserve">When to use z or t statistics in significance tests</w:t>
+                <w:t xml:space="preserve">Citing evidence in literary analysis | Reading</w:t>
               </w:r>
             </w:hyperlink>
           </w:p>
@@ -15340,7 +15315,7 @@
               <w:spacing w:after="10" w:before="0"/>
               <w:ind w:left="120"/>
             </w:pPr>
-            <w:hyperlink w:history="1" r:id="rIdlcyflpqbtxhgtavnrazpt">
+            <w:hyperlink w:history="1" r:id="rId-baemycbp-zo2d3d1ncon">
               <w:r>
                 <w:rPr>
                   <w:rFonts w:ascii="Arial" w:cs="Arial" w:eastAsia="Arial" w:hAnsi="Arial"/>
@@ -15378,14 +15353,14 @@
                 <w:sz w:val="16"/>
                 <w:szCs w:val="16"/>
               </w:rPr>
-              <w:t xml:space="preserve">📖 HTML:</w:t>
+              <w:t xml:space="preserve">📖 EXERCISE:</w:t>
             </w:r>
           </w:p>
           <w:p>
             <w:pPr>
               <w:spacing w:after="20" w:before="0"/>
             </w:pPr>
-            <w:hyperlink w:history="1" r:id="rIddvw2jtkb40jmj494jq-rn">
+            <w:hyperlink w:history="1" r:id="rIdk4gpxocnkggdi-ymkpryj">
               <w:r>
                 <w:rPr>
                   <w:rFonts w:ascii="Arial" w:cs="Arial" w:eastAsia="Arial" w:hAnsi="Arial"/>
@@ -15394,7 +15369,7 @@
                   <w:szCs w:val="16"/>
                   <w:u w:val="single" w:color="2E75B6"/>
                 </w:rPr>
-                <w:t xml:space="preserve">Bathymetric Evidence for Seafloor Spreading (Flexbook)</w:t>
+                <w:t xml:space="preserve">Inferences about Regression Practice</w:t>
               </w:r>
             </w:hyperlink>
           </w:p>
@@ -15418,7 +15393,7 @@
               <w:spacing w:after="10" w:before="0"/>
               <w:ind w:left="120"/>
             </w:pPr>
-            <w:hyperlink w:history="1" r:id="rIdubcdj3f4bn_wvg_ebgy_o">
+            <w:hyperlink w:history="1" r:id="rIdeqrjmritx3p3e-bvfeezl">
               <w:r>
                 <w:rPr>
                   <w:rFonts w:ascii="Arial" w:cs="Arial" w:eastAsia="Arial" w:hAnsi="Arial"/>
@@ -15613,7 +15588,7 @@
             <w:pPr>
               <w:spacing w:after="20" w:before="0"/>
             </w:pPr>
-            <w:hyperlink w:history="1" r:id="rIdg-yld-w6vfyphdfpdj3dv">
+            <w:hyperlink w:history="1" r:id="rId8jnie1qga6h_j0up64kbx">
               <w:r>
                 <w:rPr>
                   <w:rFonts w:ascii="Arial" w:cs="Arial" w:eastAsia="Arial" w:hAnsi="Arial"/>
@@ -15622,7 +15597,7 @@
                   <w:szCs w:val="16"/>
                   <w:u w:val="single" w:color="2E75B6"/>
                 </w:rPr>
-                <w:t xml:space="preserve">When to use z or t statistics in significance tests</w:t>
+                <w:t xml:space="preserve">DNA as the "transforming principle"</w:t>
               </w:r>
             </w:hyperlink>
           </w:p>
@@ -15646,7 +15621,7 @@
               <w:spacing w:after="10" w:before="0"/>
               <w:ind w:left="120"/>
             </w:pPr>
-            <w:hyperlink w:history="1" r:id="rIdonsjzyajlltgpjbqz11sz">
+            <w:hyperlink w:history="1" r:id="rId6gukwd7fpfo1cjw1h6pwe">
               <w:r>
                 <w:rPr>
                   <w:rFonts w:ascii="Arial" w:cs="Arial" w:eastAsia="Arial" w:hAnsi="Arial"/>
@@ -15684,14 +15659,14 @@
                 <w:sz w:val="16"/>
                 <w:szCs w:val="16"/>
               </w:rPr>
-              <w:t xml:space="preserve">📖 HTML:</w:t>
+              <w:t xml:space="preserve">📖 EXERCISE:</w:t>
             </w:r>
           </w:p>
           <w:p>
             <w:pPr>
               <w:spacing w:after="20" w:before="0"/>
             </w:pPr>
-            <w:hyperlink w:history="1" r:id="rIdu6hngwpt2fdknkfxjcdjm">
+            <w:hyperlink w:history="1" r:id="rIdp_mirlyqa7wmqy6dvg1wv">
               <w:r>
                 <w:rPr>
                   <w:rFonts w:ascii="Arial" w:cs="Arial" w:eastAsia="Arial" w:hAnsi="Arial"/>
@@ -15700,7 +15675,7 @@
                   <w:szCs w:val="16"/>
                   <w:u w:val="single" w:color="2E75B6"/>
                 </w:rPr>
-                <w:t xml:space="preserve">Bathymetric Evidence for Seafloor Spreading (Flexbook)</w:t>
+                <w:t xml:space="preserve">Making inferences from random samples</w:t>
               </w:r>
             </w:hyperlink>
           </w:p>
@@ -15716,7 +15691,7 @@
                 <w:sz w:val="14"/>
                 <w:szCs w:val="14"/>
               </w:rPr>
-              <w:t xml:space="preserve">Source: CK-12</w:t>
+              <w:t xml:space="preserve">Source: Khan Academy (English - US curriculum)</w:t>
             </w:r>
           </w:p>
           <w:p>
@@ -15724,7 +15699,7 @@
               <w:spacing w:after="10" w:before="0"/>
               <w:ind w:left="120"/>
             </w:pPr>
-            <w:hyperlink w:history="1" r:id="rIdhxzdo2njx5md1ykldhtqx">
+            <w:hyperlink w:history="1" r:id="rId6vssew0v3qzgg5nxpl6k6">
               <w:r>
                 <w:rPr>
                   <w:rFonts w:ascii="Arial" w:cs="Arial" w:eastAsia="Arial" w:hAnsi="Arial"/>
@@ -17211,7 +17186,7 @@
             <w:pPr>
               <w:spacing w:after="20" w:before="0"/>
             </w:pPr>
-            <w:hyperlink w:history="1" r:id="rIdrjq5tknqolvxmixrvfiep">
+            <w:hyperlink w:history="1" r:id="rId04xgdf1cawpnqj6o9tkui">
               <w:r>
                 <w:rPr>
                   <w:rFonts w:ascii="Arial" w:cs="Arial" w:eastAsia="Arial" w:hAnsi="Arial"/>
@@ -17220,7 +17195,7 @@
                   <w:szCs w:val="16"/>
                   <w:u w:val="single" w:color="2E75B6"/>
                 </w:rPr>
-                <w:t xml:space="preserve">When to use z or t statistics in significance tests</w:t>
+                <w:t xml:space="preserve">Examples identifying conditions for inference on two proportions</w:t>
               </w:r>
             </w:hyperlink>
           </w:p>
@@ -17244,7 +17219,7 @@
               <w:spacing w:after="10" w:before="0"/>
               <w:ind w:left="120"/>
             </w:pPr>
-            <w:hyperlink w:history="1" r:id="rIdcevlybyokuat912lb-k2v">
+            <w:hyperlink w:history="1" r:id="rIdx-mqky25exoomxmhqf0oh">
               <w:r>
                 <w:rPr>
                   <w:rFonts w:ascii="Arial" w:cs="Arial" w:eastAsia="Arial" w:hAnsi="Arial"/>
@@ -17289,7 +17264,7 @@
             <w:pPr>
               <w:spacing w:after="20" w:before="0"/>
             </w:pPr>
-            <w:hyperlink w:history="1" r:id="rIdh4g7zpxmma_c_oyjz-kys">
+            <w:hyperlink w:history="1" r:id="rId9gehfy4ylk9w3vrpn6sa2">
               <w:r>
                 <w:rPr>
                   <w:rFonts w:ascii="Arial" w:cs="Arial" w:eastAsia="Arial" w:hAnsi="Arial"/>
@@ -17298,7 +17273,7 @@
                   <w:szCs w:val="16"/>
                   <w:u w:val="single" w:color="2E75B6"/>
                 </w:rPr>
-                <w:t xml:space="preserve">Scale and Indirect Measurement Applications (Flexbook)</w:t>
+                <w:t xml:space="preserve">2 Process Skills</w:t>
               </w:r>
             </w:hyperlink>
           </w:p>
@@ -17314,7 +17289,7 @@
                 <w:sz w:val="14"/>
                 <w:szCs w:val="14"/>
               </w:rPr>
-              <w:t xml:space="preserve">Source: CK-12</w:t>
+              <w:t xml:space="preserve">Source: iicba</w:t>
             </w:r>
           </w:p>
           <w:p>
@@ -17322,7 +17297,7 @@
               <w:spacing w:after="10" w:before="0"/>
               <w:ind w:left="120"/>
             </w:pPr>
-            <w:hyperlink w:history="1" r:id="rIdhtj7v_xbkdcyln7kwpkr_">
+            <w:hyperlink w:history="1" r:id="rIdcp8ojlzqltbhsr4-4hxnl">
               <w:r>
                 <w:rPr>
                   <w:rFonts w:ascii="Arial" w:cs="Arial" w:eastAsia="Arial" w:hAnsi="Arial"/>
@@ -17517,7 +17492,7 @@
             <w:pPr>
               <w:spacing w:after="20" w:before="0"/>
             </w:pPr>
-            <w:hyperlink w:history="1" r:id="rIdmmwmialjr_c37xkdvmoj7">
+            <w:hyperlink w:history="1" r:id="rIdotljlisxq1biixavvc3m3">
               <w:r>
                 <w:rPr>
                   <w:rFonts w:ascii="Arial" w:cs="Arial" w:eastAsia="Arial" w:hAnsi="Arial"/>
@@ -17526,7 +17501,7 @@
                   <w:szCs w:val="16"/>
                   <w:u w:val="single" w:color="2E75B6"/>
                 </w:rPr>
-                <w:t xml:space="preserve">When to use z or t statistics in significance tests</w:t>
+                <w:t xml:space="preserve">Evidence of evolution: anatomy</w:t>
               </w:r>
             </w:hyperlink>
           </w:p>
@@ -17550,7 +17525,7 @@
               <w:spacing w:after="10" w:before="0"/>
               <w:ind w:left="120"/>
             </w:pPr>
-            <w:hyperlink w:history="1" r:id="rIdckmgiuz39pe8vouwp89td">
+            <w:hyperlink w:history="1" r:id="rId1uub3mpfiqfpgf-21nv5m">
               <w:r>
                 <w:rPr>
                   <w:rFonts w:ascii="Arial" w:cs="Arial" w:eastAsia="Arial" w:hAnsi="Arial"/>
@@ -17595,7 +17570,7 @@
             <w:pPr>
               <w:spacing w:after="20" w:before="0"/>
             </w:pPr>
-            <w:hyperlink w:history="1" r:id="rIdkffsf4ttqbyviibhhoeps">
+            <w:hyperlink w:history="1" r:id="rIdwnnkeod_tkon7rv0nkaqe">
               <w:r>
                 <w:rPr>
                   <w:rFonts w:ascii="Arial" w:cs="Arial" w:eastAsia="Arial" w:hAnsi="Arial"/>
@@ -17604,7 +17579,7 @@
                   <w:szCs w:val="16"/>
                   <w:u w:val="single" w:color="2E75B6"/>
                 </w:rPr>
-                <w:t xml:space="preserve">Scale and Indirect Measurement Applications (Flexbook)</w:t>
+                <w:t xml:space="preserve">2 Process Skills</w:t>
               </w:r>
             </w:hyperlink>
           </w:p>
@@ -17620,7 +17595,7 @@
                 <w:sz w:val="14"/>
                 <w:szCs w:val="14"/>
               </w:rPr>
-              <w:t xml:space="preserve">Source: CK-12</w:t>
+              <w:t xml:space="preserve">Source: iicba</w:t>
             </w:r>
           </w:p>
           <w:p>
@@ -17628,7 +17603,7 @@
               <w:spacing w:after="10" w:before="0"/>
               <w:ind w:left="120"/>
             </w:pPr>
-            <w:hyperlink w:history="1" r:id="rIdf4lygkgifwuuat7wcwpki">
+            <w:hyperlink w:history="1" r:id="rIdsio89qdytu-eykuth0sil">
               <w:r>
                 <w:rPr>
                   <w:rFonts w:ascii="Arial" w:cs="Arial" w:eastAsia="Arial" w:hAnsi="Arial"/>
@@ -17823,7 +17798,7 @@
             <w:pPr>
               <w:spacing w:after="20" w:before="0"/>
             </w:pPr>
-            <w:hyperlink w:history="1" r:id="rIdivzcy0ai5e0qm5qlg3v7b">
+            <w:hyperlink w:history="1" r:id="rIdtmgegmx2dviwdu2gwhjap">
               <w:r>
                 <w:rPr>
                   <w:rFonts w:ascii="Arial" w:cs="Arial" w:eastAsia="Arial" w:hAnsi="Arial"/>
@@ -17832,7 +17807,7 @@
                   <w:szCs w:val="16"/>
                   <w:u w:val="single" w:color="2E75B6"/>
                 </w:rPr>
-                <w:t xml:space="preserve">When to use z or t statistics in significance tests</w:t>
+                <w:t xml:space="preserve">Citing evidence in literary analysis | Reading</w:t>
               </w:r>
             </w:hyperlink>
           </w:p>
@@ -17856,7 +17831,7 @@
               <w:spacing w:after="10" w:before="0"/>
               <w:ind w:left="120"/>
             </w:pPr>
-            <w:hyperlink w:history="1" r:id="rId9-cdww5ql3tmx5srfkfmw">
+            <w:hyperlink w:history="1" r:id="rIdu7pf7mb9t3thamrshhqmv">
               <w:r>
                 <w:rPr>
                   <w:rFonts w:ascii="Arial" w:cs="Arial" w:eastAsia="Arial" w:hAnsi="Arial"/>
@@ -17901,7 +17876,7 @@
             <w:pPr>
               <w:spacing w:after="20" w:before="0"/>
             </w:pPr>
-            <w:hyperlink w:history="1" r:id="rIdieffvf8mljmsdli-ybl8c">
+            <w:hyperlink w:history="1" r:id="rId9piysjhzflvea1knqq5bk">
               <w:r>
                 <w:rPr>
                   <w:rFonts w:ascii="Arial" w:cs="Arial" w:eastAsia="Arial" w:hAnsi="Arial"/>
@@ -17910,7 +17885,7 @@
                   <w:szCs w:val="16"/>
                   <w:u w:val="single" w:color="2E75B6"/>
                 </w:rPr>
-                <w:t xml:space="preserve">Scale and Indirect Measurement Applications (Flexbook)</w:t>
+                <w:t xml:space="preserve">2 Process Skills</w:t>
               </w:r>
             </w:hyperlink>
           </w:p>
@@ -17926,7 +17901,7 @@
                 <w:sz w:val="14"/>
                 <w:szCs w:val="14"/>
               </w:rPr>
-              <w:t xml:space="preserve">Source: CK-12</w:t>
+              <w:t xml:space="preserve">Source: iicba</w:t>
             </w:r>
           </w:p>
           <w:p>
@@ -17934,7 +17909,7 @@
               <w:spacing w:after="10" w:before="0"/>
               <w:ind w:left="120"/>
             </w:pPr>
-            <w:hyperlink w:history="1" r:id="rId6tlytnrbhrypt8-zacwnu">
+            <w:hyperlink w:history="1" r:id="rIdqh9tqqh3uzbgeajicum9t">
               <w:r>
                 <w:rPr>
                   <w:rFonts w:ascii="Arial" w:cs="Arial" w:eastAsia="Arial" w:hAnsi="Arial"/>
@@ -18129,7 +18104,7 @@
             <w:pPr>
               <w:spacing w:after="20" w:before="0"/>
             </w:pPr>
-            <w:hyperlink w:history="1" r:id="rIddz5p-ztpiiuk9b5cg72ve">
+            <w:hyperlink w:history="1" r:id="rIdmv3qlgwks75llylrsqgwj">
               <w:r>
                 <w:rPr>
                   <w:rFonts w:ascii="Arial" w:cs="Arial" w:eastAsia="Arial" w:hAnsi="Arial"/>
@@ -18138,7 +18113,7 @@
                   <w:szCs w:val="16"/>
                   <w:u w:val="single" w:color="2E75B6"/>
                 </w:rPr>
-                <w:t xml:space="preserve">When to use z or t statistics in significance tests</w:t>
+                <w:t xml:space="preserve">Making inferences in literary texts | Reading</w:t>
               </w:r>
             </w:hyperlink>
           </w:p>
@@ -18162,7 +18137,7 @@
               <w:spacing w:after="10" w:before="0"/>
               <w:ind w:left="120"/>
             </w:pPr>
-            <w:hyperlink w:history="1" r:id="rIdiwt77td9rhyzqw7nkxggt">
+            <w:hyperlink w:history="1" r:id="rIdck5rsvjxnonl5qbm516uw">
               <w:r>
                 <w:rPr>
                   <w:rFonts w:ascii="Arial" w:cs="Arial" w:eastAsia="Arial" w:hAnsi="Arial"/>
@@ -18207,7 +18182,7 @@
             <w:pPr>
               <w:spacing w:after="20" w:before="0"/>
             </w:pPr>
-            <w:hyperlink w:history="1" r:id="rIdbwk65tp9h5yc8r6hz7mj_">
+            <w:hyperlink w:history="1" r:id="rIdlqta9apolp_zy7oj6zqid">
               <w:r>
                 <w:rPr>
                   <w:rFonts w:ascii="Arial" w:cs="Arial" w:eastAsia="Arial" w:hAnsi="Arial"/>
@@ -18216,7 +18191,7 @@
                   <w:szCs w:val="16"/>
                   <w:u w:val="single" w:color="2E75B6"/>
                 </w:rPr>
-                <w:t xml:space="preserve">Scale and Indirect Measurement Applications (Flexbook)</w:t>
+                <w:t xml:space="preserve">2 Process Skills</w:t>
               </w:r>
             </w:hyperlink>
           </w:p>
@@ -18232,7 +18207,7 @@
                 <w:sz w:val="14"/>
                 <w:szCs w:val="14"/>
               </w:rPr>
-              <w:t xml:space="preserve">Source: CK-12</w:t>
+              <w:t xml:space="preserve">Source: iicba</w:t>
             </w:r>
           </w:p>
           <w:p>
@@ -18240,7 +18215,7 @@
               <w:spacing w:after="10" w:before="0"/>
               <w:ind w:left="120"/>
             </w:pPr>
-            <w:hyperlink w:history="1" r:id="rIdmbn715kxs-5kvcbpx_egz">
+            <w:hyperlink w:history="1" r:id="rIdvbswf5thsuywbz8skd-nn">
               <w:r>
                 <w:rPr>
                   <w:rFonts w:ascii="Arial" w:cs="Arial" w:eastAsia="Arial" w:hAnsi="Arial"/>
@@ -18435,7 +18410,7 @@
             <w:pPr>
               <w:spacing w:after="20" w:before="0"/>
             </w:pPr>
-            <w:hyperlink w:history="1" r:id="rIdx93ymuqunsarf6zxyydvz">
+            <w:hyperlink w:history="1" r:id="rIda90eiyutg2ybchgn-w7gv">
               <w:r>
                 <w:rPr>
                   <w:rFonts w:ascii="Arial" w:cs="Arial" w:eastAsia="Arial" w:hAnsi="Arial"/>
@@ -18444,7 +18419,7 @@
                   <w:szCs w:val="16"/>
                   <w:u w:val="single" w:color="2E75B6"/>
                 </w:rPr>
-                <w:t xml:space="preserve">When to use z or t statistics in significance tests</w:t>
+                <w:t xml:space="preserve">Making inferences in informational texts | Reading</w:t>
               </w:r>
             </w:hyperlink>
           </w:p>
@@ -18468,7 +18443,7 @@
               <w:spacing w:after="10" w:before="0"/>
               <w:ind w:left="120"/>
             </w:pPr>
-            <w:hyperlink w:history="1" r:id="rIdtnkoaiwdzdku4r9mnq1pp">
+            <w:hyperlink w:history="1" r:id="rIddde83o8cvxiu_vflhbu7z">
               <w:r>
                 <w:rPr>
                   <w:rFonts w:ascii="Arial" w:cs="Arial" w:eastAsia="Arial" w:hAnsi="Arial"/>
@@ -18513,7 +18488,7 @@
             <w:pPr>
               <w:spacing w:after="20" w:before="0"/>
             </w:pPr>
-            <w:hyperlink w:history="1" r:id="rIdrnqpv3nqke51avuratemt">
+            <w:hyperlink w:history="1" r:id="rId7f-s_a16xsevjvwbdhq8i">
               <w:r>
                 <w:rPr>
                   <w:rFonts w:ascii="Arial" w:cs="Arial" w:eastAsia="Arial" w:hAnsi="Arial"/>
@@ -18522,7 +18497,7 @@
                   <w:szCs w:val="16"/>
                   <w:u w:val="single" w:color="2E75B6"/>
                 </w:rPr>
-                <w:t xml:space="preserve">Scale and Indirect Measurement Applications (Flexbook)</w:t>
+                <w:t xml:space="preserve">2 Process Skills</w:t>
               </w:r>
             </w:hyperlink>
           </w:p>
@@ -18538,7 +18513,7 @@
                 <w:sz w:val="14"/>
                 <w:szCs w:val="14"/>
               </w:rPr>
-              <w:t xml:space="preserve">Source: CK-12</w:t>
+              <w:t xml:space="preserve">Source: iicba</w:t>
             </w:r>
           </w:p>
           <w:p>
@@ -18546,7 +18521,7 @@
               <w:spacing w:after="10" w:before="0"/>
               <w:ind w:left="120"/>
             </w:pPr>
-            <w:hyperlink w:history="1" r:id="rIdr03bgivzvquup4wrgyi7j">
+            <w:hyperlink w:history="1" r:id="rIdwm2lxcqmy8sppeo_jqz0z">
               <w:r>
                 <w:rPr>
                   <w:rFonts w:ascii="Arial" w:cs="Arial" w:eastAsia="Arial" w:hAnsi="Arial"/>
@@ -20261,40 +20236,24 @@
             <w:pPr>
               <w:spacing w:after="20" w:before="0"/>
             </w:pPr>
-            <w:hyperlink w:history="1" r:id="rIdyy09-y6mv0okpggdzwdqb">
-              <w:r>
-                <w:rPr>
-                  <w:rFonts w:ascii="Arial" w:cs="Arial" w:eastAsia="Arial" w:hAnsi="Arial"/>
-                  <w:color w:val="2E75B6"/>
-                  <w:sz w:val="16"/>
-                  <w:szCs w:val="16"/>
-                  <w:u w:val="single" w:color="2E75B6"/>
-                </w:rPr>
-                <w:t xml:space="preserve">Analyzing a cumulative relative frequency graph</w:t>
-              </w:r>
-            </w:hyperlink>
+            <w:r>
+              <w:rPr>
+                <w:rFonts w:ascii="Arial" w:cs="Arial" w:eastAsia="Arial" w:hAnsi="Arial"/>
+                <w:i/>
+                <w:iCs/>
+                <w:color w:val="595959"/>
+                <w:sz w:val="16"/>
+                <w:szCs w:val="16"/>
+              </w:rPr>
+              <w:t xml:space="preserve">No closely matching video in the ARES library for this activity.</w:t>
+            </w:r>
           </w:p>
           <w:p>
             <w:pPr>
               <w:spacing w:after="10" w:before="0"/>
               <w:ind w:left="120"/>
             </w:pPr>
-            <w:r>
-              <w:rPr>
-                <w:rFonts w:ascii="Arial" w:cs="Arial" w:eastAsia="Arial" w:hAnsi="Arial"/>
-                <w:color w:val="595959"/>
-                <w:sz w:val="14"/>
-                <w:szCs w:val="14"/>
-              </w:rPr>
-              <w:t xml:space="preserve">Source: Khan Academy (English - US curriculum)</w:t>
-            </w:r>
-          </w:p>
-          <w:p>
-            <w:pPr>
-              <w:spacing w:after="10" w:before="0"/>
-              <w:ind w:left="120"/>
-            </w:pPr>
-            <w:hyperlink w:history="1" r:id="rId0eimfssw4faueffmkc-l1">
+            <w:hyperlink w:history="1" r:id="rIddwv5a5n8asomu_bnpmmfg">
               <w:r>
                 <w:rPr>
                   <w:rFonts w:ascii="Arial" w:cs="Arial" w:eastAsia="Arial" w:hAnsi="Arial"/>
@@ -20303,9 +20262,24 @@
                   <w:szCs w:val="14"/>
                   <w:u w:val="single" w:color="595959"/>
                 </w:rPr>
-                <w:t xml:space="preserve">🔍 Search ARES for similar videos</w:t>
+                <w:t xml:space="preserve">🔍 Search ARES for videos</w:t>
               </w:r>
             </w:hyperlink>
+          </w:p>
+          <w:p>
+            <w:pPr>
+              <w:spacing w:after="10" w:before="0"/>
+              <w:ind w:left="120"/>
+            </w:pPr>
+            <w:r>
+              <w:rPr>
+                <w:rFonts w:ascii="Arial" w:cs="Arial" w:eastAsia="Arial" w:hAnsi="Arial"/>
+                <w:color w:val="595959"/>
+                <w:sz w:val="14"/>
+                <w:szCs w:val="14"/>
+              </w:rPr>
+              <w:t xml:space="preserve">Search terms: general curation principle inference</w:t>
+            </w:r>
           </w:p>
           <w:p>
             <w:pPr>
@@ -20332,47 +20306,31 @@
                 <w:sz w:val="16"/>
                 <w:szCs w:val="16"/>
               </w:rPr>
-              <w:t xml:space="preserve">📖 HTML:</w:t>
+              <w:t xml:space="preserve">📖 READING:</w:t>
             </w:r>
           </w:p>
           <w:p>
             <w:pPr>
               <w:spacing w:after="20" w:before="0"/>
             </w:pPr>
-            <w:hyperlink w:history="1" r:id="rIdysc_mve3rki1domwpinkk">
-              <w:r>
-                <w:rPr>
-                  <w:rFonts w:ascii="Arial" w:cs="Arial" w:eastAsia="Arial" w:hAnsi="Arial"/>
-                  <w:color w:val="2E75B6"/>
-                  <w:sz w:val="16"/>
-                  <w:szCs w:val="16"/>
-                  <w:u w:val="single" w:color="2E75B6"/>
-                </w:rPr>
-                <w:t xml:space="preserve">Cumulative Frequencies (Flexbook)</w:t>
-              </w:r>
-            </w:hyperlink>
+            <w:r>
+              <w:rPr>
+                <w:rFonts w:ascii="Arial" w:cs="Arial" w:eastAsia="Arial" w:hAnsi="Arial"/>
+                <w:i/>
+                <w:iCs/>
+                <w:color w:val="595959"/>
+                <w:sz w:val="16"/>
+                <w:szCs w:val="16"/>
+              </w:rPr>
+              <w:t xml:space="preserve">No closely matching reading in the ARES library for this activity.</w:t>
+            </w:r>
           </w:p>
           <w:p>
             <w:pPr>
               <w:spacing w:after="10" w:before="0"/>
               <w:ind w:left="120"/>
             </w:pPr>
-            <w:r>
-              <w:rPr>
-                <w:rFonts w:ascii="Arial" w:cs="Arial" w:eastAsia="Arial" w:hAnsi="Arial"/>
-                <w:color w:val="595959"/>
-                <w:sz w:val="14"/>
-                <w:szCs w:val="14"/>
-              </w:rPr>
-              <w:t xml:space="preserve">Source: CK-12</w:t>
-            </w:r>
-          </w:p>
-          <w:p>
-            <w:pPr>
-              <w:spacing w:after="10" w:before="0"/>
-              <w:ind w:left="120"/>
-            </w:pPr>
-            <w:hyperlink w:history="1" r:id="rIdmroyatzescumyjx_h8lla">
+            <w:hyperlink w:history="1" r:id="rIdrixr1ojx0zlqqluau58vv">
               <w:r>
                 <w:rPr>
                   <w:rFonts w:ascii="Arial" w:cs="Arial" w:eastAsia="Arial" w:hAnsi="Arial"/>
@@ -20381,9 +20339,24 @@
                   <w:szCs w:val="14"/>
                   <w:u w:val="single" w:color="595959"/>
                 </w:rPr>
-                <w:t xml:space="preserve">🔍 Search ARES for similar readings</w:t>
+                <w:t xml:space="preserve">🔍 Search ARES for readings</w:t>
               </w:r>
             </w:hyperlink>
+          </w:p>
+          <w:p>
+            <w:pPr>
+              <w:spacing w:after="10" w:before="0"/>
+              <w:ind w:left="120"/>
+            </w:pPr>
+            <w:r>
+              <w:rPr>
+                <w:rFonts w:ascii="Arial" w:cs="Arial" w:eastAsia="Arial" w:hAnsi="Arial"/>
+                <w:color w:val="595959"/>
+                <w:sz w:val="14"/>
+                <w:szCs w:val="14"/>
+              </w:rPr>
+              <w:t xml:space="preserve">Search terms: general curation principle inference</w:t>
+            </w:r>
           </w:p>
         </w:tc>
         <w:tc>
@@ -20567,40 +20540,24 @@
             <w:pPr>
               <w:spacing w:after="20" w:before="0"/>
             </w:pPr>
-            <w:hyperlink w:history="1" r:id="rIddwqlgrythrcpiq4qqdkf_">
-              <w:r>
-                <w:rPr>
-                  <w:rFonts w:ascii="Arial" w:cs="Arial" w:eastAsia="Arial" w:hAnsi="Arial"/>
-                  <w:color w:val="2E75B6"/>
-                  <w:sz w:val="16"/>
-                  <w:szCs w:val="16"/>
-                  <w:u w:val="single" w:color="2E75B6"/>
-                </w:rPr>
-                <w:t xml:space="preserve">Analyzing a cumulative relative frequency graph</w:t>
-              </w:r>
-            </w:hyperlink>
+            <w:r>
+              <w:rPr>
+                <w:rFonts w:ascii="Arial" w:cs="Arial" w:eastAsia="Arial" w:hAnsi="Arial"/>
+                <w:i/>
+                <w:iCs/>
+                <w:color w:val="595959"/>
+                <w:sz w:val="16"/>
+                <w:szCs w:val="16"/>
+              </w:rPr>
+              <w:t xml:space="preserve">No closely matching video in the ARES library for this activity.</w:t>
+            </w:r>
           </w:p>
           <w:p>
             <w:pPr>
               <w:spacing w:after="10" w:before="0"/>
               <w:ind w:left="120"/>
             </w:pPr>
-            <w:r>
-              <w:rPr>
-                <w:rFonts w:ascii="Arial" w:cs="Arial" w:eastAsia="Arial" w:hAnsi="Arial"/>
-                <w:color w:val="595959"/>
-                <w:sz w:val="14"/>
-                <w:szCs w:val="14"/>
-              </w:rPr>
-              <w:t xml:space="preserve">Source: Khan Academy (English - US curriculum)</w:t>
-            </w:r>
-          </w:p>
-          <w:p>
-            <w:pPr>
-              <w:spacing w:after="10" w:before="0"/>
-              <w:ind w:left="120"/>
-            </w:pPr>
-            <w:hyperlink w:history="1" r:id="rIdkm2deu9lt0qmqg1700o-k">
+            <w:hyperlink w:history="1" r:id="rIdsjliod3kliumay1memn1k">
               <w:r>
                 <w:rPr>
                   <w:rFonts w:ascii="Arial" w:cs="Arial" w:eastAsia="Arial" w:hAnsi="Arial"/>
@@ -20609,9 +20566,24 @@
                   <w:szCs w:val="14"/>
                   <w:u w:val="single" w:color="595959"/>
                 </w:rPr>
-                <w:t xml:space="preserve">🔍 Search ARES for similar videos</w:t>
+                <w:t xml:space="preserve">🔍 Search ARES for videos</w:t>
               </w:r>
             </w:hyperlink>
+          </w:p>
+          <w:p>
+            <w:pPr>
+              <w:spacing w:after="10" w:before="0"/>
+              <w:ind w:left="120"/>
+            </w:pPr>
+            <w:r>
+              <w:rPr>
+                <w:rFonts w:ascii="Arial" w:cs="Arial" w:eastAsia="Arial" w:hAnsi="Arial"/>
+                <w:color w:val="595959"/>
+                <w:sz w:val="14"/>
+                <w:szCs w:val="14"/>
+              </w:rPr>
+              <w:t xml:space="preserve">Search terms: general curation principle inference</w:t>
+            </w:r>
           </w:p>
           <w:p>
             <w:pPr>
@@ -20638,47 +20610,31 @@
                 <w:sz w:val="16"/>
                 <w:szCs w:val="16"/>
               </w:rPr>
-              <w:t xml:space="preserve">📖 HTML:</w:t>
+              <w:t xml:space="preserve">📖 READING:</w:t>
             </w:r>
           </w:p>
           <w:p>
             <w:pPr>
               <w:spacing w:after="20" w:before="0"/>
             </w:pPr>
-            <w:hyperlink w:history="1" r:id="rIdvcbgh4ewsnhibphbedsei">
-              <w:r>
-                <w:rPr>
-                  <w:rFonts w:ascii="Arial" w:cs="Arial" w:eastAsia="Arial" w:hAnsi="Arial"/>
-                  <w:color w:val="2E75B6"/>
-                  <w:sz w:val="16"/>
-                  <w:szCs w:val="16"/>
-                  <w:u w:val="single" w:color="2E75B6"/>
-                </w:rPr>
-                <w:t xml:space="preserve">Cumulative Frequencies (Flexbook)</w:t>
-              </w:r>
-            </w:hyperlink>
+            <w:r>
+              <w:rPr>
+                <w:rFonts w:ascii="Arial" w:cs="Arial" w:eastAsia="Arial" w:hAnsi="Arial"/>
+                <w:i/>
+                <w:iCs/>
+                <w:color w:val="595959"/>
+                <w:sz w:val="16"/>
+                <w:szCs w:val="16"/>
+              </w:rPr>
+              <w:t xml:space="preserve">No closely matching reading in the ARES library for this activity.</w:t>
+            </w:r>
           </w:p>
           <w:p>
             <w:pPr>
               <w:spacing w:after="10" w:before="0"/>
               <w:ind w:left="120"/>
             </w:pPr>
-            <w:r>
-              <w:rPr>
-                <w:rFonts w:ascii="Arial" w:cs="Arial" w:eastAsia="Arial" w:hAnsi="Arial"/>
-                <w:color w:val="595959"/>
-                <w:sz w:val="14"/>
-                <w:szCs w:val="14"/>
-              </w:rPr>
-              <w:t xml:space="preserve">Source: CK-12</w:t>
-            </w:r>
-          </w:p>
-          <w:p>
-            <w:pPr>
-              <w:spacing w:after="10" w:before="0"/>
-              <w:ind w:left="120"/>
-            </w:pPr>
-            <w:hyperlink w:history="1" r:id="rId13txjfprzkq4vkiudhvkv">
+            <w:hyperlink w:history="1" r:id="rIdkrknw4w9xgcvqn8pvix5n">
               <w:r>
                 <w:rPr>
                   <w:rFonts w:ascii="Arial" w:cs="Arial" w:eastAsia="Arial" w:hAnsi="Arial"/>
@@ -20687,9 +20643,24 @@
                   <w:szCs w:val="14"/>
                   <w:u w:val="single" w:color="595959"/>
                 </w:rPr>
-                <w:t xml:space="preserve">🔍 Search ARES for similar readings</w:t>
+                <w:t xml:space="preserve">🔍 Search ARES for readings</w:t>
               </w:r>
             </w:hyperlink>
+          </w:p>
+          <w:p>
+            <w:pPr>
+              <w:spacing w:after="10" w:before="0"/>
+              <w:ind w:left="120"/>
+            </w:pPr>
+            <w:r>
+              <w:rPr>
+                <w:rFonts w:ascii="Arial" w:cs="Arial" w:eastAsia="Arial" w:hAnsi="Arial"/>
+                <w:color w:val="595959"/>
+                <w:sz w:val="14"/>
+                <w:szCs w:val="14"/>
+              </w:rPr>
+              <w:t xml:space="preserve">Search terms: general curation principle inference</w:t>
+            </w:r>
           </w:p>
         </w:tc>
         <w:tc>
@@ -20873,40 +20844,24 @@
             <w:pPr>
               <w:spacing w:after="20" w:before="0"/>
             </w:pPr>
-            <w:hyperlink w:history="1" r:id="rIdwdbgp_ssasw_8eagaqcfv">
-              <w:r>
-                <w:rPr>
-                  <w:rFonts w:ascii="Arial" w:cs="Arial" w:eastAsia="Arial" w:hAnsi="Arial"/>
-                  <w:color w:val="2E75B6"/>
-                  <w:sz w:val="16"/>
-                  <w:szCs w:val="16"/>
-                  <w:u w:val="single" w:color="2E75B6"/>
-                </w:rPr>
-                <w:t xml:space="preserve">Analyzing a cumulative relative frequency graph</w:t>
-              </w:r>
-            </w:hyperlink>
+            <w:r>
+              <w:rPr>
+                <w:rFonts w:ascii="Arial" w:cs="Arial" w:eastAsia="Arial" w:hAnsi="Arial"/>
+                <w:i/>
+                <w:iCs/>
+                <w:color w:val="595959"/>
+                <w:sz w:val="16"/>
+                <w:szCs w:val="16"/>
+              </w:rPr>
+              <w:t xml:space="preserve">No closely matching video in the ARES library for this activity.</w:t>
+            </w:r>
           </w:p>
           <w:p>
             <w:pPr>
               <w:spacing w:after="10" w:before="0"/>
               <w:ind w:left="120"/>
             </w:pPr>
-            <w:r>
-              <w:rPr>
-                <w:rFonts w:ascii="Arial" w:cs="Arial" w:eastAsia="Arial" w:hAnsi="Arial"/>
-                <w:color w:val="595959"/>
-                <w:sz w:val="14"/>
-                <w:szCs w:val="14"/>
-              </w:rPr>
-              <w:t xml:space="preserve">Source: Khan Academy (English - US curriculum)</w:t>
-            </w:r>
-          </w:p>
-          <w:p>
-            <w:pPr>
-              <w:spacing w:after="10" w:before="0"/>
-              <w:ind w:left="120"/>
-            </w:pPr>
-            <w:hyperlink w:history="1" r:id="rId0xfsnmecc9u1a_iikqn-d">
+            <w:hyperlink w:history="1" r:id="rIdil2gnwftasgx3uk2c0olq">
               <w:r>
                 <w:rPr>
                   <w:rFonts w:ascii="Arial" w:cs="Arial" w:eastAsia="Arial" w:hAnsi="Arial"/>
@@ -20915,9 +20870,24 @@
                   <w:szCs w:val="14"/>
                   <w:u w:val="single" w:color="595959"/>
                 </w:rPr>
-                <w:t xml:space="preserve">🔍 Search ARES for similar videos</w:t>
+                <w:t xml:space="preserve">🔍 Search ARES for videos</w:t>
               </w:r>
             </w:hyperlink>
+          </w:p>
+          <w:p>
+            <w:pPr>
+              <w:spacing w:after="10" w:before="0"/>
+              <w:ind w:left="120"/>
+            </w:pPr>
+            <w:r>
+              <w:rPr>
+                <w:rFonts w:ascii="Arial" w:cs="Arial" w:eastAsia="Arial" w:hAnsi="Arial"/>
+                <w:color w:val="595959"/>
+                <w:sz w:val="14"/>
+                <w:szCs w:val="14"/>
+              </w:rPr>
+              <w:t xml:space="preserve">Search terms: general curation principle inference</w:t>
+            </w:r>
           </w:p>
           <w:p>
             <w:pPr>
@@ -20944,47 +20914,31 @@
                 <w:sz w:val="16"/>
                 <w:szCs w:val="16"/>
               </w:rPr>
-              <w:t xml:space="preserve">📖 HTML:</w:t>
+              <w:t xml:space="preserve">📖 READING:</w:t>
             </w:r>
           </w:p>
           <w:p>
             <w:pPr>
               <w:spacing w:after="20" w:before="0"/>
             </w:pPr>
-            <w:hyperlink w:history="1" r:id="rId92-8s3xb8bbjopigwikol">
-              <w:r>
-                <w:rPr>
-                  <w:rFonts w:ascii="Arial" w:cs="Arial" w:eastAsia="Arial" w:hAnsi="Arial"/>
-                  <w:color w:val="2E75B6"/>
-                  <w:sz w:val="16"/>
-                  <w:szCs w:val="16"/>
-                  <w:u w:val="single" w:color="2E75B6"/>
-                </w:rPr>
-                <w:t xml:space="preserve">Cumulative Frequencies (Flexbook)</w:t>
-              </w:r>
-            </w:hyperlink>
+            <w:r>
+              <w:rPr>
+                <w:rFonts w:ascii="Arial" w:cs="Arial" w:eastAsia="Arial" w:hAnsi="Arial"/>
+                <w:i/>
+                <w:iCs/>
+                <w:color w:val="595959"/>
+                <w:sz w:val="16"/>
+                <w:szCs w:val="16"/>
+              </w:rPr>
+              <w:t xml:space="preserve">No closely matching reading in the ARES library for this activity.</w:t>
+            </w:r>
           </w:p>
           <w:p>
             <w:pPr>
               <w:spacing w:after="10" w:before="0"/>
               <w:ind w:left="120"/>
             </w:pPr>
-            <w:r>
-              <w:rPr>
-                <w:rFonts w:ascii="Arial" w:cs="Arial" w:eastAsia="Arial" w:hAnsi="Arial"/>
-                <w:color w:val="595959"/>
-                <w:sz w:val="14"/>
-                <w:szCs w:val="14"/>
-              </w:rPr>
-              <w:t xml:space="preserve">Source: CK-12</w:t>
-            </w:r>
-          </w:p>
-          <w:p>
-            <w:pPr>
-              <w:spacing w:after="10" w:before="0"/>
-              <w:ind w:left="120"/>
-            </w:pPr>
-            <w:hyperlink w:history="1" r:id="rIdzehn2wewmagl1fqukxwre">
+            <w:hyperlink w:history="1" r:id="rIdcoovl7tiu2brfgjhb9s_a">
               <w:r>
                 <w:rPr>
                   <w:rFonts w:ascii="Arial" w:cs="Arial" w:eastAsia="Arial" w:hAnsi="Arial"/>
@@ -20993,9 +20947,24 @@
                   <w:szCs w:val="14"/>
                   <w:u w:val="single" w:color="595959"/>
                 </w:rPr>
-                <w:t xml:space="preserve">🔍 Search ARES for similar readings</w:t>
+                <w:t xml:space="preserve">🔍 Search ARES for readings</w:t>
               </w:r>
             </w:hyperlink>
+          </w:p>
+          <w:p>
+            <w:pPr>
+              <w:spacing w:after="10" w:before="0"/>
+              <w:ind w:left="120"/>
+            </w:pPr>
+            <w:r>
+              <w:rPr>
+                <w:rFonts w:ascii="Arial" w:cs="Arial" w:eastAsia="Arial" w:hAnsi="Arial"/>
+                <w:color w:val="595959"/>
+                <w:sz w:val="14"/>
+                <w:szCs w:val="14"/>
+              </w:rPr>
+              <w:t xml:space="preserve">Search terms: general curation principle inference</w:t>
+            </w:r>
           </w:p>
         </w:tc>
         <w:tc>
@@ -21179,40 +21148,24 @@
             <w:pPr>
               <w:spacing w:after="20" w:before="0"/>
             </w:pPr>
-            <w:hyperlink w:history="1" r:id="rIdubkr0qlgasazptdyylrxf">
-              <w:r>
-                <w:rPr>
-                  <w:rFonts w:ascii="Arial" w:cs="Arial" w:eastAsia="Arial" w:hAnsi="Arial"/>
-                  <w:color w:val="2E75B6"/>
-                  <w:sz w:val="16"/>
-                  <w:szCs w:val="16"/>
-                  <w:u w:val="single" w:color="2E75B6"/>
-                </w:rPr>
-                <w:t xml:space="preserve">Analyzing a cumulative relative frequency graph</w:t>
-              </w:r>
-            </w:hyperlink>
+            <w:r>
+              <w:rPr>
+                <w:rFonts w:ascii="Arial" w:cs="Arial" w:eastAsia="Arial" w:hAnsi="Arial"/>
+                <w:i/>
+                <w:iCs/>
+                <w:color w:val="595959"/>
+                <w:sz w:val="16"/>
+                <w:szCs w:val="16"/>
+              </w:rPr>
+              <w:t xml:space="preserve">No closely matching video in the ARES library for this activity.</w:t>
+            </w:r>
           </w:p>
           <w:p>
             <w:pPr>
               <w:spacing w:after="10" w:before="0"/>
               <w:ind w:left="120"/>
             </w:pPr>
-            <w:r>
-              <w:rPr>
-                <w:rFonts w:ascii="Arial" w:cs="Arial" w:eastAsia="Arial" w:hAnsi="Arial"/>
-                <w:color w:val="595959"/>
-                <w:sz w:val="14"/>
-                <w:szCs w:val="14"/>
-              </w:rPr>
-              <w:t xml:space="preserve">Source: Khan Academy (English - US curriculum)</w:t>
-            </w:r>
-          </w:p>
-          <w:p>
-            <w:pPr>
-              <w:spacing w:after="10" w:before="0"/>
-              <w:ind w:left="120"/>
-            </w:pPr>
-            <w:hyperlink w:history="1" r:id="rIddi-pqsdp9di8zygiv0ugm">
+            <w:hyperlink w:history="1" r:id="rIdbrakolsfkqd5dcrkxtx6g">
               <w:r>
                 <w:rPr>
                   <w:rFonts w:ascii="Arial" w:cs="Arial" w:eastAsia="Arial" w:hAnsi="Arial"/>
@@ -21221,9 +21174,24 @@
                   <w:szCs w:val="14"/>
                   <w:u w:val="single" w:color="595959"/>
                 </w:rPr>
-                <w:t xml:space="preserve">🔍 Search ARES for similar videos</w:t>
+                <w:t xml:space="preserve">🔍 Search ARES for videos</w:t>
               </w:r>
             </w:hyperlink>
+          </w:p>
+          <w:p>
+            <w:pPr>
+              <w:spacing w:after="10" w:before="0"/>
+              <w:ind w:left="120"/>
+            </w:pPr>
+            <w:r>
+              <w:rPr>
+                <w:rFonts w:ascii="Arial" w:cs="Arial" w:eastAsia="Arial" w:hAnsi="Arial"/>
+                <w:color w:val="595959"/>
+                <w:sz w:val="14"/>
+                <w:szCs w:val="14"/>
+              </w:rPr>
+              <w:t xml:space="preserve">Search terms: general curation principle inference</w:t>
+            </w:r>
           </w:p>
           <w:p>
             <w:pPr>
@@ -21250,47 +21218,31 @@
                 <w:sz w:val="16"/>
                 <w:szCs w:val="16"/>
               </w:rPr>
-              <w:t xml:space="preserve">📖 HTML:</w:t>
+              <w:t xml:space="preserve">📖 READING:</w:t>
             </w:r>
           </w:p>
           <w:p>
             <w:pPr>
               <w:spacing w:after="20" w:before="0"/>
             </w:pPr>
-            <w:hyperlink w:history="1" r:id="rIdsoomj1ztcpwjsbh_nvba3">
-              <w:r>
-                <w:rPr>
-                  <w:rFonts w:ascii="Arial" w:cs="Arial" w:eastAsia="Arial" w:hAnsi="Arial"/>
-                  <w:color w:val="2E75B6"/>
-                  <w:sz w:val="16"/>
-                  <w:szCs w:val="16"/>
-                  <w:u w:val="single" w:color="2E75B6"/>
-                </w:rPr>
-                <w:t xml:space="preserve">Cumulative Frequencies (Flexbook)</w:t>
-              </w:r>
-            </w:hyperlink>
+            <w:r>
+              <w:rPr>
+                <w:rFonts w:ascii="Arial" w:cs="Arial" w:eastAsia="Arial" w:hAnsi="Arial"/>
+                <w:i/>
+                <w:iCs/>
+                <w:color w:val="595959"/>
+                <w:sz w:val="16"/>
+                <w:szCs w:val="16"/>
+              </w:rPr>
+              <w:t xml:space="preserve">No closely matching reading in the ARES library for this activity.</w:t>
+            </w:r>
           </w:p>
           <w:p>
             <w:pPr>
               <w:spacing w:after="10" w:before="0"/>
               <w:ind w:left="120"/>
             </w:pPr>
-            <w:r>
-              <w:rPr>
-                <w:rFonts w:ascii="Arial" w:cs="Arial" w:eastAsia="Arial" w:hAnsi="Arial"/>
-                <w:color w:val="595959"/>
-                <w:sz w:val="14"/>
-                <w:szCs w:val="14"/>
-              </w:rPr>
-              <w:t xml:space="preserve">Source: CK-12</w:t>
-            </w:r>
-          </w:p>
-          <w:p>
-            <w:pPr>
-              <w:spacing w:after="10" w:before="0"/>
-              <w:ind w:left="120"/>
-            </w:pPr>
-            <w:hyperlink w:history="1" r:id="rId2kkqn0sj01jwiasfa0fjz">
+            <w:hyperlink w:history="1" r:id="rIdlgtxk7xtuylokgh7e0hch">
               <w:r>
                 <w:rPr>
                   <w:rFonts w:ascii="Arial" w:cs="Arial" w:eastAsia="Arial" w:hAnsi="Arial"/>
@@ -21299,9 +21251,24 @@
                   <w:szCs w:val="14"/>
                   <w:u w:val="single" w:color="595959"/>
                 </w:rPr>
-                <w:t xml:space="preserve">🔍 Search ARES for similar readings</w:t>
+                <w:t xml:space="preserve">🔍 Search ARES for readings</w:t>
               </w:r>
             </w:hyperlink>
+          </w:p>
+          <w:p>
+            <w:pPr>
+              <w:spacing w:after="10" w:before="0"/>
+              <w:ind w:left="120"/>
+            </w:pPr>
+            <w:r>
+              <w:rPr>
+                <w:rFonts w:ascii="Arial" w:cs="Arial" w:eastAsia="Arial" w:hAnsi="Arial"/>
+                <w:color w:val="595959"/>
+                <w:sz w:val="14"/>
+                <w:szCs w:val="14"/>
+              </w:rPr>
+              <w:t xml:space="preserve">Search terms: general curation principle inference</w:t>
+            </w:r>
           </w:p>
         </w:tc>
         <w:tc>
@@ -21485,40 +21452,24 @@
             <w:pPr>
               <w:spacing w:after="20" w:before="0"/>
             </w:pPr>
-            <w:hyperlink w:history="1" r:id="rIdulum6u5qlvajwvl7n8suy">
-              <w:r>
-                <w:rPr>
-                  <w:rFonts w:ascii="Arial" w:cs="Arial" w:eastAsia="Arial" w:hAnsi="Arial"/>
-                  <w:color w:val="2E75B6"/>
-                  <w:sz w:val="16"/>
-                  <w:szCs w:val="16"/>
-                  <w:u w:val="single" w:color="2E75B6"/>
-                </w:rPr>
-                <w:t xml:space="preserve">Analyzing a cumulative relative frequency graph</w:t>
-              </w:r>
-            </w:hyperlink>
+            <w:r>
+              <w:rPr>
+                <w:rFonts w:ascii="Arial" w:cs="Arial" w:eastAsia="Arial" w:hAnsi="Arial"/>
+                <w:i/>
+                <w:iCs/>
+                <w:color w:val="595959"/>
+                <w:sz w:val="16"/>
+                <w:szCs w:val="16"/>
+              </w:rPr>
+              <w:t xml:space="preserve">No closely matching video in the ARES library for this activity.</w:t>
+            </w:r>
           </w:p>
           <w:p>
             <w:pPr>
               <w:spacing w:after="10" w:before="0"/>
               <w:ind w:left="120"/>
             </w:pPr>
-            <w:r>
-              <w:rPr>
-                <w:rFonts w:ascii="Arial" w:cs="Arial" w:eastAsia="Arial" w:hAnsi="Arial"/>
-                <w:color w:val="595959"/>
-                <w:sz w:val="14"/>
-                <w:szCs w:val="14"/>
-              </w:rPr>
-              <w:t xml:space="preserve">Source: Khan Academy (English - US curriculum)</w:t>
-            </w:r>
-          </w:p>
-          <w:p>
-            <w:pPr>
-              <w:spacing w:after="10" w:before="0"/>
-              <w:ind w:left="120"/>
-            </w:pPr>
-            <w:hyperlink w:history="1" r:id="rIdxucbltmlb390uxvugqz-j">
+            <w:hyperlink w:history="1" r:id="rIdxfx0dgt2ayzc7kpft8kwc">
               <w:r>
                 <w:rPr>
                   <w:rFonts w:ascii="Arial" w:cs="Arial" w:eastAsia="Arial" w:hAnsi="Arial"/>
@@ -21527,9 +21478,24 @@
                   <w:szCs w:val="14"/>
                   <w:u w:val="single" w:color="595959"/>
                 </w:rPr>
-                <w:t xml:space="preserve">🔍 Search ARES for similar videos</w:t>
+                <w:t xml:space="preserve">🔍 Search ARES for videos</w:t>
               </w:r>
             </w:hyperlink>
+          </w:p>
+          <w:p>
+            <w:pPr>
+              <w:spacing w:after="10" w:before="0"/>
+              <w:ind w:left="120"/>
+            </w:pPr>
+            <w:r>
+              <w:rPr>
+                <w:rFonts w:ascii="Arial" w:cs="Arial" w:eastAsia="Arial" w:hAnsi="Arial"/>
+                <w:color w:val="595959"/>
+                <w:sz w:val="14"/>
+                <w:szCs w:val="14"/>
+              </w:rPr>
+              <w:t xml:space="preserve">Search terms: general curation principle inference</w:t>
+            </w:r>
           </w:p>
           <w:p>
             <w:pPr>
@@ -21556,47 +21522,31 @@
                 <w:sz w:val="16"/>
                 <w:szCs w:val="16"/>
               </w:rPr>
-              <w:t xml:space="preserve">📖 HTML:</w:t>
+              <w:t xml:space="preserve">📖 READING:</w:t>
             </w:r>
           </w:p>
           <w:p>
             <w:pPr>
               <w:spacing w:after="20" w:before="0"/>
             </w:pPr>
-            <w:hyperlink w:history="1" r:id="rIdlopqcoyrdqdiqujdbsv1c">
-              <w:r>
-                <w:rPr>
-                  <w:rFonts w:ascii="Arial" w:cs="Arial" w:eastAsia="Arial" w:hAnsi="Arial"/>
-                  <w:color w:val="2E75B6"/>
-                  <w:sz w:val="16"/>
-                  <w:szCs w:val="16"/>
-                  <w:u w:val="single" w:color="2E75B6"/>
-                </w:rPr>
-                <w:t xml:space="preserve">Cumulative Frequencies (Flexbook)</w:t>
-              </w:r>
-            </w:hyperlink>
+            <w:r>
+              <w:rPr>
+                <w:rFonts w:ascii="Arial" w:cs="Arial" w:eastAsia="Arial" w:hAnsi="Arial"/>
+                <w:i/>
+                <w:iCs/>
+                <w:color w:val="595959"/>
+                <w:sz w:val="16"/>
+                <w:szCs w:val="16"/>
+              </w:rPr>
+              <w:t xml:space="preserve">No closely matching reading in the ARES library for this activity.</w:t>
+            </w:r>
           </w:p>
           <w:p>
             <w:pPr>
               <w:spacing w:after="10" w:before="0"/>
               <w:ind w:left="120"/>
             </w:pPr>
-            <w:r>
-              <w:rPr>
-                <w:rFonts w:ascii="Arial" w:cs="Arial" w:eastAsia="Arial" w:hAnsi="Arial"/>
-                <w:color w:val="595959"/>
-                <w:sz w:val="14"/>
-                <w:szCs w:val="14"/>
-              </w:rPr>
-              <w:t xml:space="preserve">Source: CK-12</w:t>
-            </w:r>
-          </w:p>
-          <w:p>
-            <w:pPr>
-              <w:spacing w:after="10" w:before="0"/>
-              <w:ind w:left="120"/>
-            </w:pPr>
-            <w:hyperlink w:history="1" r:id="rId11jqhctwjjvahtnvea9oi">
+            <w:hyperlink w:history="1" r:id="rIddfdstuz_4ezr2qczdal5n">
               <w:r>
                 <w:rPr>
                   <w:rFonts w:ascii="Arial" w:cs="Arial" w:eastAsia="Arial" w:hAnsi="Arial"/>
@@ -21605,9 +21555,24 @@
                   <w:szCs w:val="14"/>
                   <w:u w:val="single" w:color="595959"/>
                 </w:rPr>
-                <w:t xml:space="preserve">🔍 Search ARES for similar readings</w:t>
+                <w:t xml:space="preserve">🔍 Search ARES for readings</w:t>
               </w:r>
             </w:hyperlink>
+          </w:p>
+          <w:p>
+            <w:pPr>
+              <w:spacing w:after="10" w:before="0"/>
+              <w:ind w:left="120"/>
+            </w:pPr>
+            <w:r>
+              <w:rPr>
+                <w:rFonts w:ascii="Arial" w:cs="Arial" w:eastAsia="Arial" w:hAnsi="Arial"/>
+                <w:color w:val="595959"/>
+                <w:sz w:val="14"/>
+                <w:szCs w:val="14"/>
+              </w:rPr>
+              <w:t xml:space="preserve">Search terms: general curation principle inference</w:t>
+            </w:r>
           </w:p>
         </w:tc>
         <w:tc>
@@ -23322,40 +23287,24 @@
             <w:pPr>
               <w:spacing w:after="20" w:before="0"/>
             </w:pPr>
-            <w:hyperlink w:history="1" r:id="rIdew_qsoctg8_7ompzkhazy">
-              <w:r>
-                <w:rPr>
-                  <w:rFonts w:ascii="Arial" w:cs="Arial" w:eastAsia="Arial" w:hAnsi="Arial"/>
-                  <w:color w:val="2E75B6"/>
-                  <w:sz w:val="16"/>
-                  <w:szCs w:val="16"/>
-                  <w:u w:val="single" w:color="2E75B6"/>
-                </w:rPr>
-                <w:t xml:space="preserve">When to use z or t statistics in significance tests</w:t>
-              </w:r>
-            </w:hyperlink>
+            <w:r>
+              <w:rPr>
+                <w:rFonts w:ascii="Arial" w:cs="Arial" w:eastAsia="Arial" w:hAnsi="Arial"/>
+                <w:i/>
+                <w:iCs/>
+                <w:color w:val="595959"/>
+                <w:sz w:val="16"/>
+                <w:szCs w:val="16"/>
+              </w:rPr>
+              <w:t xml:space="preserve">No closely matching video in the ARES library for this activity.</w:t>
+            </w:r>
           </w:p>
           <w:p>
             <w:pPr>
               <w:spacing w:after="10" w:before="0"/>
               <w:ind w:left="120"/>
             </w:pPr>
-            <w:r>
-              <w:rPr>
-                <w:rFonts w:ascii="Arial" w:cs="Arial" w:eastAsia="Arial" w:hAnsi="Arial"/>
-                <w:color w:val="595959"/>
-                <w:sz w:val="14"/>
-                <w:szCs w:val="14"/>
-              </w:rPr>
-              <w:t xml:space="preserve">Source: Khan Academy (English - US curriculum)</w:t>
-            </w:r>
-          </w:p>
-          <w:p>
-            <w:pPr>
-              <w:spacing w:after="10" w:before="0"/>
-              <w:ind w:left="120"/>
-            </w:pPr>
-            <w:hyperlink w:history="1" r:id="rIdupukagnrbosbpa1c3jpqi">
+            <w:hyperlink w:history="1" r:id="rIdwvb3yikwb8lgzihzcp2vi">
               <w:r>
                 <w:rPr>
                   <w:rFonts w:ascii="Arial" w:cs="Arial" w:eastAsia="Arial" w:hAnsi="Arial"/>
@@ -23364,9 +23313,24 @@
                   <w:szCs w:val="14"/>
                   <w:u w:val="single" w:color="595959"/>
                 </w:rPr>
-                <w:t xml:space="preserve">🔍 Search ARES for similar videos</w:t>
+                <w:t xml:space="preserve">🔍 Search ARES for videos</w:t>
               </w:r>
             </w:hyperlink>
+          </w:p>
+          <w:p>
+            <w:pPr>
+              <w:spacing w:after="10" w:before="0"/>
+              <w:ind w:left="120"/>
+            </w:pPr>
+            <w:r>
+              <w:rPr>
+                <w:rFonts w:ascii="Arial" w:cs="Arial" w:eastAsia="Arial" w:hAnsi="Arial"/>
+                <w:color w:val="595959"/>
+                <w:sz w:val="14"/>
+                <w:szCs w:val="14"/>
+              </w:rPr>
+              <w:t xml:space="preserve">Search terms: general scientific inference indirect</w:t>
+            </w:r>
           </w:p>
           <w:p>
             <w:pPr>
@@ -23393,47 +23357,31 @@
                 <w:sz w:val="16"/>
                 <w:szCs w:val="16"/>
               </w:rPr>
-              <w:t xml:space="preserve">📖 HTML:</w:t>
+              <w:t xml:space="preserve">📖 READING:</w:t>
             </w:r>
           </w:p>
           <w:p>
             <w:pPr>
               <w:spacing w:after="20" w:before="0"/>
             </w:pPr>
-            <w:hyperlink w:history="1" r:id="rIdjvugysdj-efct8i6vyl3d">
-              <w:r>
-                <w:rPr>
-                  <w:rFonts w:ascii="Arial" w:cs="Arial" w:eastAsia="Arial" w:hAnsi="Arial"/>
-                  <w:color w:val="2E75B6"/>
-                  <w:sz w:val="16"/>
-                  <w:szCs w:val="16"/>
-                  <w:u w:val="single" w:color="2E75B6"/>
-                </w:rPr>
-                <w:t xml:space="preserve">Scientific Notation Values (Flexbook)</w:t>
-              </w:r>
-            </w:hyperlink>
+            <w:r>
+              <w:rPr>
+                <w:rFonts w:ascii="Arial" w:cs="Arial" w:eastAsia="Arial" w:hAnsi="Arial"/>
+                <w:i/>
+                <w:iCs/>
+                <w:color w:val="595959"/>
+                <w:sz w:val="16"/>
+                <w:szCs w:val="16"/>
+              </w:rPr>
+              <w:t xml:space="preserve">No closely matching reading in the ARES library for this activity.</w:t>
+            </w:r>
           </w:p>
           <w:p>
             <w:pPr>
               <w:spacing w:after="10" w:before="0"/>
               <w:ind w:left="120"/>
             </w:pPr>
-            <w:r>
-              <w:rPr>
-                <w:rFonts w:ascii="Arial" w:cs="Arial" w:eastAsia="Arial" w:hAnsi="Arial"/>
-                <w:color w:val="595959"/>
-                <w:sz w:val="14"/>
-                <w:szCs w:val="14"/>
-              </w:rPr>
-              <w:t xml:space="preserve">Source: CK-12</w:t>
-            </w:r>
-          </w:p>
-          <w:p>
-            <w:pPr>
-              <w:spacing w:after="10" w:before="0"/>
-              <w:ind w:left="120"/>
-            </w:pPr>
-            <w:hyperlink w:history="1" r:id="rIdgzokbyjbanpuqmz7a5jji">
+            <w:hyperlink w:history="1" r:id="rIddd9ffkg4rtdoxpmgj9tbo">
               <w:r>
                 <w:rPr>
                   <w:rFonts w:ascii="Arial" w:cs="Arial" w:eastAsia="Arial" w:hAnsi="Arial"/>
@@ -23442,9 +23390,24 @@
                   <w:szCs w:val="14"/>
                   <w:u w:val="single" w:color="595959"/>
                 </w:rPr>
-                <w:t xml:space="preserve">🔍 Search ARES for similar readings</w:t>
+                <w:t xml:space="preserve">🔍 Search ARES for readings</w:t>
               </w:r>
             </w:hyperlink>
+          </w:p>
+          <w:p>
+            <w:pPr>
+              <w:spacing w:after="10" w:before="0"/>
+              <w:ind w:left="120"/>
+            </w:pPr>
+            <w:r>
+              <w:rPr>
+                <w:rFonts w:ascii="Arial" w:cs="Arial" w:eastAsia="Arial" w:hAnsi="Arial"/>
+                <w:color w:val="595959"/>
+                <w:sz w:val="14"/>
+                <w:szCs w:val="14"/>
+              </w:rPr>
+              <w:t xml:space="preserve">Search terms: general scientific inference indirect</w:t>
+            </w:r>
           </w:p>
         </w:tc>
         <w:tc>
@@ -23628,40 +23591,24 @@
             <w:pPr>
               <w:spacing w:after="20" w:before="0"/>
             </w:pPr>
-            <w:hyperlink w:history="1" r:id="rIdmvxfg_joau9ldm5grhudl">
-              <w:r>
-                <w:rPr>
-                  <w:rFonts w:ascii="Arial" w:cs="Arial" w:eastAsia="Arial" w:hAnsi="Arial"/>
-                  <w:color w:val="2E75B6"/>
-                  <w:sz w:val="16"/>
-                  <w:szCs w:val="16"/>
-                  <w:u w:val="single" w:color="2E75B6"/>
-                </w:rPr>
-                <w:t xml:space="preserve">When to use z or t statistics in significance tests</w:t>
-              </w:r>
-            </w:hyperlink>
+            <w:r>
+              <w:rPr>
+                <w:rFonts w:ascii="Arial" w:cs="Arial" w:eastAsia="Arial" w:hAnsi="Arial"/>
+                <w:i/>
+                <w:iCs/>
+                <w:color w:val="595959"/>
+                <w:sz w:val="16"/>
+                <w:szCs w:val="16"/>
+              </w:rPr>
+              <w:t xml:space="preserve">No closely matching video in the ARES library for this activity.</w:t>
+            </w:r>
           </w:p>
           <w:p>
             <w:pPr>
               <w:spacing w:after="10" w:before="0"/>
               <w:ind w:left="120"/>
             </w:pPr>
-            <w:r>
-              <w:rPr>
-                <w:rFonts w:ascii="Arial" w:cs="Arial" w:eastAsia="Arial" w:hAnsi="Arial"/>
-                <w:color w:val="595959"/>
-                <w:sz w:val="14"/>
-                <w:szCs w:val="14"/>
-              </w:rPr>
-              <w:t xml:space="preserve">Source: Khan Academy (English - US curriculum)</w:t>
-            </w:r>
-          </w:p>
-          <w:p>
-            <w:pPr>
-              <w:spacing w:after="10" w:before="0"/>
-              <w:ind w:left="120"/>
-            </w:pPr>
-            <w:hyperlink w:history="1" r:id="rIdkioefn66tvn4jwlsgcw76">
+            <w:hyperlink w:history="1" r:id="rIdvw_5usmvqq5pfgcrpopkz">
               <w:r>
                 <w:rPr>
                   <w:rFonts w:ascii="Arial" w:cs="Arial" w:eastAsia="Arial" w:hAnsi="Arial"/>
@@ -23670,9 +23617,24 @@
                   <w:szCs w:val="14"/>
                   <w:u w:val="single" w:color="595959"/>
                 </w:rPr>
-                <w:t xml:space="preserve">🔍 Search ARES for similar videos</w:t>
+                <w:t xml:space="preserve">🔍 Search ARES for videos</w:t>
               </w:r>
             </w:hyperlink>
+          </w:p>
+          <w:p>
+            <w:pPr>
+              <w:spacing w:after="10" w:before="0"/>
+              <w:ind w:left="120"/>
+            </w:pPr>
+            <w:r>
+              <w:rPr>
+                <w:rFonts w:ascii="Arial" w:cs="Arial" w:eastAsia="Arial" w:hAnsi="Arial"/>
+                <w:color w:val="595959"/>
+                <w:sz w:val="14"/>
+                <w:szCs w:val="14"/>
+              </w:rPr>
+              <w:t xml:space="preserve">Search terms: general scientific inference indirect</w:t>
+            </w:r>
           </w:p>
           <w:p>
             <w:pPr>
@@ -23699,47 +23661,31 @@
                 <w:sz w:val="16"/>
                 <w:szCs w:val="16"/>
               </w:rPr>
-              <w:t xml:space="preserve">📖 HTML:</w:t>
+              <w:t xml:space="preserve">📖 READING:</w:t>
             </w:r>
           </w:p>
           <w:p>
             <w:pPr>
               <w:spacing w:after="20" w:before="0"/>
             </w:pPr>
-            <w:hyperlink w:history="1" r:id="rIdrvwg9i-glbaayjhj1kp3e">
-              <w:r>
-                <w:rPr>
-                  <w:rFonts w:ascii="Arial" w:cs="Arial" w:eastAsia="Arial" w:hAnsi="Arial"/>
-                  <w:color w:val="2E75B6"/>
-                  <w:sz w:val="16"/>
-                  <w:szCs w:val="16"/>
-                  <w:u w:val="single" w:color="2E75B6"/>
-                </w:rPr>
-                <w:t xml:space="preserve">Scientific Notation Values (Flexbook)</w:t>
-              </w:r>
-            </w:hyperlink>
+            <w:r>
+              <w:rPr>
+                <w:rFonts w:ascii="Arial" w:cs="Arial" w:eastAsia="Arial" w:hAnsi="Arial"/>
+                <w:i/>
+                <w:iCs/>
+                <w:color w:val="595959"/>
+                <w:sz w:val="16"/>
+                <w:szCs w:val="16"/>
+              </w:rPr>
+              <w:t xml:space="preserve">No closely matching reading in the ARES library for this activity.</w:t>
+            </w:r>
           </w:p>
           <w:p>
             <w:pPr>
               <w:spacing w:after="10" w:before="0"/>
               <w:ind w:left="120"/>
             </w:pPr>
-            <w:r>
-              <w:rPr>
-                <w:rFonts w:ascii="Arial" w:cs="Arial" w:eastAsia="Arial" w:hAnsi="Arial"/>
-                <w:color w:val="595959"/>
-                <w:sz w:val="14"/>
-                <w:szCs w:val="14"/>
-              </w:rPr>
-              <w:t xml:space="preserve">Source: CK-12</w:t>
-            </w:r>
-          </w:p>
-          <w:p>
-            <w:pPr>
-              <w:spacing w:after="10" w:before="0"/>
-              <w:ind w:left="120"/>
-            </w:pPr>
-            <w:hyperlink w:history="1" r:id="rIdnmv2usx3nx1ai2qlurcsj">
+            <w:hyperlink w:history="1" r:id="rIdg_esebzi_rgyh_d6hcj9b">
               <w:r>
                 <w:rPr>
                   <w:rFonts w:ascii="Arial" w:cs="Arial" w:eastAsia="Arial" w:hAnsi="Arial"/>
@@ -23748,9 +23694,24 @@
                   <w:szCs w:val="14"/>
                   <w:u w:val="single" w:color="595959"/>
                 </w:rPr>
-                <w:t xml:space="preserve">🔍 Search ARES for similar readings</w:t>
+                <w:t xml:space="preserve">🔍 Search ARES for readings</w:t>
               </w:r>
             </w:hyperlink>
+          </w:p>
+          <w:p>
+            <w:pPr>
+              <w:spacing w:after="10" w:before="0"/>
+              <w:ind w:left="120"/>
+            </w:pPr>
+            <w:r>
+              <w:rPr>
+                <w:rFonts w:ascii="Arial" w:cs="Arial" w:eastAsia="Arial" w:hAnsi="Arial"/>
+                <w:color w:val="595959"/>
+                <w:sz w:val="14"/>
+                <w:szCs w:val="14"/>
+              </w:rPr>
+              <w:t xml:space="preserve">Search terms: general scientific inference indirect</w:t>
+            </w:r>
           </w:p>
         </w:tc>
         <w:tc>
@@ -23934,40 +23895,24 @@
             <w:pPr>
               <w:spacing w:after="20" w:before="0"/>
             </w:pPr>
-            <w:hyperlink w:history="1" r:id="rIdxs6tpumbeuk2e6f7lww4v">
-              <w:r>
-                <w:rPr>
-                  <w:rFonts w:ascii="Arial" w:cs="Arial" w:eastAsia="Arial" w:hAnsi="Arial"/>
-                  <w:color w:val="2E75B6"/>
-                  <w:sz w:val="16"/>
-                  <w:szCs w:val="16"/>
-                  <w:u w:val="single" w:color="2E75B6"/>
-                </w:rPr>
-                <w:t xml:space="preserve">When to use z or t statistics in significance tests</w:t>
-              </w:r>
-            </w:hyperlink>
+            <w:r>
+              <w:rPr>
+                <w:rFonts w:ascii="Arial" w:cs="Arial" w:eastAsia="Arial" w:hAnsi="Arial"/>
+                <w:i/>
+                <w:iCs/>
+                <w:color w:val="595959"/>
+                <w:sz w:val="16"/>
+                <w:szCs w:val="16"/>
+              </w:rPr>
+              <w:t xml:space="preserve">No closely matching video in the ARES library for this activity.</w:t>
+            </w:r>
           </w:p>
           <w:p>
             <w:pPr>
               <w:spacing w:after="10" w:before="0"/>
               <w:ind w:left="120"/>
             </w:pPr>
-            <w:r>
-              <w:rPr>
-                <w:rFonts w:ascii="Arial" w:cs="Arial" w:eastAsia="Arial" w:hAnsi="Arial"/>
-                <w:color w:val="595959"/>
-                <w:sz w:val="14"/>
-                <w:szCs w:val="14"/>
-              </w:rPr>
-              <w:t xml:space="preserve">Source: Khan Academy (English - US curriculum)</w:t>
-            </w:r>
-          </w:p>
-          <w:p>
-            <w:pPr>
-              <w:spacing w:after="10" w:before="0"/>
-              <w:ind w:left="120"/>
-            </w:pPr>
-            <w:hyperlink w:history="1" r:id="rIdnezs8_qlzn-2cpn1yoqg3">
+            <w:hyperlink w:history="1" r:id="rIdoeupul1lu1unp3d44-iee">
               <w:r>
                 <w:rPr>
                   <w:rFonts w:ascii="Arial" w:cs="Arial" w:eastAsia="Arial" w:hAnsi="Arial"/>
@@ -23976,9 +23921,24 @@
                   <w:szCs w:val="14"/>
                   <w:u w:val="single" w:color="595959"/>
                 </w:rPr>
-                <w:t xml:space="preserve">🔍 Search ARES for similar videos</w:t>
+                <w:t xml:space="preserve">🔍 Search ARES for videos</w:t>
               </w:r>
             </w:hyperlink>
+          </w:p>
+          <w:p>
+            <w:pPr>
+              <w:spacing w:after="10" w:before="0"/>
+              <w:ind w:left="120"/>
+            </w:pPr>
+            <w:r>
+              <w:rPr>
+                <w:rFonts w:ascii="Arial" w:cs="Arial" w:eastAsia="Arial" w:hAnsi="Arial"/>
+                <w:color w:val="595959"/>
+                <w:sz w:val="14"/>
+                <w:szCs w:val="14"/>
+              </w:rPr>
+              <w:t xml:space="preserve">Search terms: general scientific inference indirect</w:t>
+            </w:r>
           </w:p>
           <w:p>
             <w:pPr>
@@ -24005,47 +23965,31 @@
                 <w:sz w:val="16"/>
                 <w:szCs w:val="16"/>
               </w:rPr>
-              <w:t xml:space="preserve">📖 HTML:</w:t>
+              <w:t xml:space="preserve">📖 READING:</w:t>
             </w:r>
           </w:p>
           <w:p>
             <w:pPr>
               <w:spacing w:after="20" w:before="0"/>
             </w:pPr>
-            <w:hyperlink w:history="1" r:id="rIdqg7za6kn2uhexicu5zfu4">
-              <w:r>
-                <w:rPr>
-                  <w:rFonts w:ascii="Arial" w:cs="Arial" w:eastAsia="Arial" w:hAnsi="Arial"/>
-                  <w:color w:val="2E75B6"/>
-                  <w:sz w:val="16"/>
-                  <w:szCs w:val="16"/>
-                  <w:u w:val="single" w:color="2E75B6"/>
-                </w:rPr>
-                <w:t xml:space="preserve">Scientific Notation Values (Flexbook)</w:t>
-              </w:r>
-            </w:hyperlink>
+            <w:r>
+              <w:rPr>
+                <w:rFonts w:ascii="Arial" w:cs="Arial" w:eastAsia="Arial" w:hAnsi="Arial"/>
+                <w:i/>
+                <w:iCs/>
+                <w:color w:val="595959"/>
+                <w:sz w:val="16"/>
+                <w:szCs w:val="16"/>
+              </w:rPr>
+              <w:t xml:space="preserve">No closely matching reading in the ARES library for this activity.</w:t>
+            </w:r>
           </w:p>
           <w:p>
             <w:pPr>
               <w:spacing w:after="10" w:before="0"/>
               <w:ind w:left="120"/>
             </w:pPr>
-            <w:r>
-              <w:rPr>
-                <w:rFonts w:ascii="Arial" w:cs="Arial" w:eastAsia="Arial" w:hAnsi="Arial"/>
-                <w:color w:val="595959"/>
-                <w:sz w:val="14"/>
-                <w:szCs w:val="14"/>
-              </w:rPr>
-              <w:t xml:space="preserve">Source: CK-12</w:t>
-            </w:r>
-          </w:p>
-          <w:p>
-            <w:pPr>
-              <w:spacing w:after="10" w:before="0"/>
-              <w:ind w:left="120"/>
-            </w:pPr>
-            <w:hyperlink w:history="1" r:id="rIdgt2zaesdn4tpkrmi-uej3">
+            <w:hyperlink w:history="1" r:id="rIdcnv3efu-cn8zbxlykn4bv">
               <w:r>
                 <w:rPr>
                   <w:rFonts w:ascii="Arial" w:cs="Arial" w:eastAsia="Arial" w:hAnsi="Arial"/>
@@ -24054,9 +23998,24 @@
                   <w:szCs w:val="14"/>
                   <w:u w:val="single" w:color="595959"/>
                 </w:rPr>
-                <w:t xml:space="preserve">🔍 Search ARES for similar readings</w:t>
+                <w:t xml:space="preserve">🔍 Search ARES for readings</w:t>
               </w:r>
             </w:hyperlink>
+          </w:p>
+          <w:p>
+            <w:pPr>
+              <w:spacing w:after="10" w:before="0"/>
+              <w:ind w:left="120"/>
+            </w:pPr>
+            <w:r>
+              <w:rPr>
+                <w:rFonts w:ascii="Arial" w:cs="Arial" w:eastAsia="Arial" w:hAnsi="Arial"/>
+                <w:color w:val="595959"/>
+                <w:sz w:val="14"/>
+                <w:szCs w:val="14"/>
+              </w:rPr>
+              <w:t xml:space="preserve">Search terms: general scientific inference indirect</w:t>
+            </w:r>
           </w:p>
         </w:tc>
         <w:tc>
@@ -24240,40 +24199,24 @@
             <w:pPr>
               <w:spacing w:after="20" w:before="0"/>
             </w:pPr>
-            <w:hyperlink w:history="1" r:id="rIdyb4mqytkhb98i8p32gb1q">
-              <w:r>
-                <w:rPr>
-                  <w:rFonts w:ascii="Arial" w:cs="Arial" w:eastAsia="Arial" w:hAnsi="Arial"/>
-                  <w:color w:val="2E75B6"/>
-                  <w:sz w:val="16"/>
-                  <w:szCs w:val="16"/>
-                  <w:u w:val="single" w:color="2E75B6"/>
-                </w:rPr>
-                <w:t xml:space="preserve">When to use z or t statistics in significance tests</w:t>
-              </w:r>
-            </w:hyperlink>
+            <w:r>
+              <w:rPr>
+                <w:rFonts w:ascii="Arial" w:cs="Arial" w:eastAsia="Arial" w:hAnsi="Arial"/>
+                <w:i/>
+                <w:iCs/>
+                <w:color w:val="595959"/>
+                <w:sz w:val="16"/>
+                <w:szCs w:val="16"/>
+              </w:rPr>
+              <w:t xml:space="preserve">No closely matching video in the ARES library for this activity.</w:t>
+            </w:r>
           </w:p>
           <w:p>
             <w:pPr>
               <w:spacing w:after="10" w:before="0"/>
               <w:ind w:left="120"/>
             </w:pPr>
-            <w:r>
-              <w:rPr>
-                <w:rFonts w:ascii="Arial" w:cs="Arial" w:eastAsia="Arial" w:hAnsi="Arial"/>
-                <w:color w:val="595959"/>
-                <w:sz w:val="14"/>
-                <w:szCs w:val="14"/>
-              </w:rPr>
-              <w:t xml:space="preserve">Source: Khan Academy (English - US curriculum)</w:t>
-            </w:r>
-          </w:p>
-          <w:p>
-            <w:pPr>
-              <w:spacing w:after="10" w:before="0"/>
-              <w:ind w:left="120"/>
-            </w:pPr>
-            <w:hyperlink w:history="1" r:id="rIdq7l5cdwrdmfjwytpmsyrl">
+            <w:hyperlink w:history="1" r:id="rIdoe5w41df3kf_4lhabzg1v">
               <w:r>
                 <w:rPr>
                   <w:rFonts w:ascii="Arial" w:cs="Arial" w:eastAsia="Arial" w:hAnsi="Arial"/>
@@ -24282,9 +24225,24 @@
                   <w:szCs w:val="14"/>
                   <w:u w:val="single" w:color="595959"/>
                 </w:rPr>
-                <w:t xml:space="preserve">🔍 Search ARES for similar videos</w:t>
+                <w:t xml:space="preserve">🔍 Search ARES for videos</w:t>
               </w:r>
             </w:hyperlink>
+          </w:p>
+          <w:p>
+            <w:pPr>
+              <w:spacing w:after="10" w:before="0"/>
+              <w:ind w:left="120"/>
+            </w:pPr>
+            <w:r>
+              <w:rPr>
+                <w:rFonts w:ascii="Arial" w:cs="Arial" w:eastAsia="Arial" w:hAnsi="Arial"/>
+                <w:color w:val="595959"/>
+                <w:sz w:val="14"/>
+                <w:szCs w:val="14"/>
+              </w:rPr>
+              <w:t xml:space="preserve">Search terms: general scientific inference indirect</w:t>
+            </w:r>
           </w:p>
           <w:p>
             <w:pPr>
@@ -24311,47 +24269,31 @@
                 <w:sz w:val="16"/>
                 <w:szCs w:val="16"/>
               </w:rPr>
-              <w:t xml:space="preserve">📖 HTML:</w:t>
+              <w:t xml:space="preserve">📖 READING:</w:t>
             </w:r>
           </w:p>
           <w:p>
             <w:pPr>
               <w:spacing w:after="20" w:before="0"/>
             </w:pPr>
-            <w:hyperlink w:history="1" r:id="rIdfujffxjmklytftjviw8g3">
-              <w:r>
-                <w:rPr>
-                  <w:rFonts w:ascii="Arial" w:cs="Arial" w:eastAsia="Arial" w:hAnsi="Arial"/>
-                  <w:color w:val="2E75B6"/>
-                  <w:sz w:val="16"/>
-                  <w:szCs w:val="16"/>
-                  <w:u w:val="single" w:color="2E75B6"/>
-                </w:rPr>
-                <w:t xml:space="preserve">Scientific Notation Values (Flexbook)</w:t>
-              </w:r>
-            </w:hyperlink>
+            <w:r>
+              <w:rPr>
+                <w:rFonts w:ascii="Arial" w:cs="Arial" w:eastAsia="Arial" w:hAnsi="Arial"/>
+                <w:i/>
+                <w:iCs/>
+                <w:color w:val="595959"/>
+                <w:sz w:val="16"/>
+                <w:szCs w:val="16"/>
+              </w:rPr>
+              <w:t xml:space="preserve">No closely matching reading in the ARES library for this activity.</w:t>
+            </w:r>
           </w:p>
           <w:p>
             <w:pPr>
               <w:spacing w:after="10" w:before="0"/>
               <w:ind w:left="120"/>
             </w:pPr>
-            <w:r>
-              <w:rPr>
-                <w:rFonts w:ascii="Arial" w:cs="Arial" w:eastAsia="Arial" w:hAnsi="Arial"/>
-                <w:color w:val="595959"/>
-                <w:sz w:val="14"/>
-                <w:szCs w:val="14"/>
-              </w:rPr>
-              <w:t xml:space="preserve">Source: CK-12</w:t>
-            </w:r>
-          </w:p>
-          <w:p>
-            <w:pPr>
-              <w:spacing w:after="10" w:before="0"/>
-              <w:ind w:left="120"/>
-            </w:pPr>
-            <w:hyperlink w:history="1" r:id="rIdtulm4slsaucynzcd-hpai">
+            <w:hyperlink w:history="1" r:id="rIdq1nktfpggn7ykzarixkef">
               <w:r>
                 <w:rPr>
                   <w:rFonts w:ascii="Arial" w:cs="Arial" w:eastAsia="Arial" w:hAnsi="Arial"/>
@@ -24360,9 +24302,24 @@
                   <w:szCs w:val="14"/>
                   <w:u w:val="single" w:color="595959"/>
                 </w:rPr>
-                <w:t xml:space="preserve">🔍 Search ARES for similar readings</w:t>
+                <w:t xml:space="preserve">🔍 Search ARES for readings</w:t>
               </w:r>
             </w:hyperlink>
+          </w:p>
+          <w:p>
+            <w:pPr>
+              <w:spacing w:after="10" w:before="0"/>
+              <w:ind w:left="120"/>
+            </w:pPr>
+            <w:r>
+              <w:rPr>
+                <w:rFonts w:ascii="Arial" w:cs="Arial" w:eastAsia="Arial" w:hAnsi="Arial"/>
+                <w:color w:val="595959"/>
+                <w:sz w:val="14"/>
+                <w:szCs w:val="14"/>
+              </w:rPr>
+              <w:t xml:space="preserve">Search terms: general scientific inference indirect</w:t>
+            </w:r>
           </w:p>
         </w:tc>
         <w:tc>
@@ -24546,40 +24503,24 @@
             <w:pPr>
               <w:spacing w:after="20" w:before="0"/>
             </w:pPr>
-            <w:hyperlink w:history="1" r:id="rIdetyfsblhcr4xq0ulndwb3">
-              <w:r>
-                <w:rPr>
-                  <w:rFonts w:ascii="Arial" w:cs="Arial" w:eastAsia="Arial" w:hAnsi="Arial"/>
-                  <w:color w:val="2E75B6"/>
-                  <w:sz w:val="16"/>
-                  <w:szCs w:val="16"/>
-                  <w:u w:val="single" w:color="2E75B6"/>
-                </w:rPr>
-                <w:t xml:space="preserve">When to use z or t statistics in significance tests</w:t>
-              </w:r>
-            </w:hyperlink>
+            <w:r>
+              <w:rPr>
+                <w:rFonts w:ascii="Arial" w:cs="Arial" w:eastAsia="Arial" w:hAnsi="Arial"/>
+                <w:i/>
+                <w:iCs/>
+                <w:color w:val="595959"/>
+                <w:sz w:val="16"/>
+                <w:szCs w:val="16"/>
+              </w:rPr>
+              <w:t xml:space="preserve">No closely matching video in the ARES library for this activity.</w:t>
+            </w:r>
           </w:p>
           <w:p>
             <w:pPr>
               <w:spacing w:after="10" w:before="0"/>
               <w:ind w:left="120"/>
             </w:pPr>
-            <w:r>
-              <w:rPr>
-                <w:rFonts w:ascii="Arial" w:cs="Arial" w:eastAsia="Arial" w:hAnsi="Arial"/>
-                <w:color w:val="595959"/>
-                <w:sz w:val="14"/>
-                <w:szCs w:val="14"/>
-              </w:rPr>
-              <w:t xml:space="preserve">Source: Khan Academy (English - US curriculum)</w:t>
-            </w:r>
-          </w:p>
-          <w:p>
-            <w:pPr>
-              <w:spacing w:after="10" w:before="0"/>
-              <w:ind w:left="120"/>
-            </w:pPr>
-            <w:hyperlink w:history="1" r:id="rIdsvv9xb8hfoof2ipfmucd2">
+            <w:hyperlink w:history="1" r:id="rIds8qzjl6g4rhrtoca0whvw">
               <w:r>
                 <w:rPr>
                   <w:rFonts w:ascii="Arial" w:cs="Arial" w:eastAsia="Arial" w:hAnsi="Arial"/>
@@ -24588,9 +24529,24 @@
                   <w:szCs w:val="14"/>
                   <w:u w:val="single" w:color="595959"/>
                 </w:rPr>
-                <w:t xml:space="preserve">🔍 Search ARES for similar videos</w:t>
+                <w:t xml:space="preserve">🔍 Search ARES for videos</w:t>
               </w:r>
             </w:hyperlink>
+          </w:p>
+          <w:p>
+            <w:pPr>
+              <w:spacing w:after="10" w:before="0"/>
+              <w:ind w:left="120"/>
+            </w:pPr>
+            <w:r>
+              <w:rPr>
+                <w:rFonts w:ascii="Arial" w:cs="Arial" w:eastAsia="Arial" w:hAnsi="Arial"/>
+                <w:color w:val="595959"/>
+                <w:sz w:val="14"/>
+                <w:szCs w:val="14"/>
+              </w:rPr>
+              <w:t xml:space="preserve">Search terms: general scientific inference indirect</w:t>
+            </w:r>
           </w:p>
           <w:p>
             <w:pPr>
@@ -24617,47 +24573,31 @@
                 <w:sz w:val="16"/>
                 <w:szCs w:val="16"/>
               </w:rPr>
-              <w:t xml:space="preserve">📖 HTML:</w:t>
+              <w:t xml:space="preserve">📖 READING:</w:t>
             </w:r>
           </w:p>
           <w:p>
             <w:pPr>
               <w:spacing w:after="20" w:before="0"/>
             </w:pPr>
-            <w:hyperlink w:history="1" r:id="rIdyo_wuzorobkh_ca7amfij">
-              <w:r>
-                <w:rPr>
-                  <w:rFonts w:ascii="Arial" w:cs="Arial" w:eastAsia="Arial" w:hAnsi="Arial"/>
-                  <w:color w:val="2E75B6"/>
-                  <w:sz w:val="16"/>
-                  <w:szCs w:val="16"/>
-                  <w:u w:val="single" w:color="2E75B6"/>
-                </w:rPr>
-                <w:t xml:space="preserve">Scientific Notation Values (Flexbook)</w:t>
-              </w:r>
-            </w:hyperlink>
+            <w:r>
+              <w:rPr>
+                <w:rFonts w:ascii="Arial" w:cs="Arial" w:eastAsia="Arial" w:hAnsi="Arial"/>
+                <w:i/>
+                <w:iCs/>
+                <w:color w:val="595959"/>
+                <w:sz w:val="16"/>
+                <w:szCs w:val="16"/>
+              </w:rPr>
+              <w:t xml:space="preserve">No closely matching reading in the ARES library for this activity.</w:t>
+            </w:r>
           </w:p>
           <w:p>
             <w:pPr>
               <w:spacing w:after="10" w:before="0"/>
               <w:ind w:left="120"/>
             </w:pPr>
-            <w:r>
-              <w:rPr>
-                <w:rFonts w:ascii="Arial" w:cs="Arial" w:eastAsia="Arial" w:hAnsi="Arial"/>
-                <w:color w:val="595959"/>
-                <w:sz w:val="14"/>
-                <w:szCs w:val="14"/>
-              </w:rPr>
-              <w:t xml:space="preserve">Source: CK-12</w:t>
-            </w:r>
-          </w:p>
-          <w:p>
-            <w:pPr>
-              <w:spacing w:after="10" w:before="0"/>
-              <w:ind w:left="120"/>
-            </w:pPr>
-            <w:hyperlink w:history="1" r:id="rIdlgyifwjk0cqji1dkd_e7t">
+            <w:hyperlink w:history="1" r:id="rIdkaz3hz_yuru_biymlrmtp">
               <w:r>
                 <w:rPr>
                   <w:rFonts w:ascii="Arial" w:cs="Arial" w:eastAsia="Arial" w:hAnsi="Arial"/>
@@ -24666,9 +24606,24 @@
                   <w:szCs w:val="14"/>
                   <w:u w:val="single" w:color="595959"/>
                 </w:rPr>
-                <w:t xml:space="preserve">🔍 Search ARES for similar readings</w:t>
+                <w:t xml:space="preserve">🔍 Search ARES for readings</w:t>
               </w:r>
             </w:hyperlink>
+          </w:p>
+          <w:p>
+            <w:pPr>
+              <w:spacing w:after="10" w:before="0"/>
+              <w:ind w:left="120"/>
+            </w:pPr>
+            <w:r>
+              <w:rPr>
+                <w:rFonts w:ascii="Arial" w:cs="Arial" w:eastAsia="Arial" w:hAnsi="Arial"/>
+                <w:color w:val="595959"/>
+                <w:sz w:val="14"/>
+                <w:szCs w:val="14"/>
+              </w:rPr>
+              <w:t xml:space="preserve">Search terms: general scientific inference indirect</w:t>
+            </w:r>
           </w:p>
         </w:tc>
         <w:tc>

--- a/data/outputs/v2/General_Science/SS1.1_Introduction_to_General_Science/General_Science_Introduction_to_General_Science_CBE_LessonSequence.docx
+++ b/data/outputs/v2/General_Science/SS1.1_Introduction_to_General_Science/General_Science_Introduction_to_General_Science_CBE_LessonSequence.docx
@@ -2987,7 +2987,7 @@
             <w:pPr>
               <w:spacing w:after="20" w:before="0"/>
             </w:pPr>
-            <w:hyperlink w:history="1" r:id="rIdupalvs82umqwgvkqvcbvw">
+            <w:hyperlink w:history="1" r:id="rIdk_vilbkbii-7jn4xlatgu">
               <w:r>
                 <w:rPr>
                   <w:rFonts w:ascii="Arial" w:cs="Arial" w:eastAsia="Arial" w:hAnsi="Arial"/>
@@ -3020,7 +3020,7 @@
               <w:spacing w:after="10" w:before="0"/>
               <w:ind w:left="120"/>
             </w:pPr>
-            <w:hyperlink w:history="1" r:id="rIdoydneqksf7f9cqkpy3qdp">
+            <w:hyperlink w:history="1" r:id="rId4gxwunawuem8hoyf_izfi">
               <w:r>
                 <w:rPr>
                   <w:rFonts w:ascii="Arial" w:cs="Arial" w:eastAsia="Arial" w:hAnsi="Arial"/>
@@ -3065,7 +3065,7 @@
             <w:pPr>
               <w:spacing w:after="20" w:before="0"/>
             </w:pPr>
-            <w:hyperlink w:history="1" r:id="rId5wr94e2mvsl2qmdn4o3pi">
+            <w:hyperlink w:history="1" r:id="rIdn30omxaxejnbjmyl6i7d8">
               <w:r>
                 <w:rPr>
                   <w:rFonts w:ascii="Arial" w:cs="Arial" w:eastAsia="Arial" w:hAnsi="Arial"/>
@@ -3098,7 +3098,7 @@
               <w:spacing w:after="10" w:before="0"/>
               <w:ind w:left="120"/>
             </w:pPr>
-            <w:hyperlink w:history="1" r:id="rIdnirhuziwwg3pyd9dixmuv">
+            <w:hyperlink w:history="1" r:id="rId_g60p1hcgvkuwtts5y1-e">
               <w:r>
                 <w:rPr>
                   <w:rFonts w:ascii="Arial" w:cs="Arial" w:eastAsia="Arial" w:hAnsi="Arial"/>
@@ -3293,7 +3293,7 @@
             <w:pPr>
               <w:spacing w:after="20" w:before="0"/>
             </w:pPr>
-            <w:hyperlink w:history="1" r:id="rIdd7m44-qxpdf-2ro89vopb">
+            <w:hyperlink w:history="1" r:id="rIdevctaztctasuxl-bj44kx">
               <w:r>
                 <w:rPr>
                   <w:rFonts w:ascii="Arial" w:cs="Arial" w:eastAsia="Arial" w:hAnsi="Arial"/>
@@ -3326,7 +3326,7 @@
               <w:spacing w:after="10" w:before="0"/>
               <w:ind w:left="120"/>
             </w:pPr>
-            <w:hyperlink w:history="1" r:id="rIdwijcyd6r_chix5nuvqju_">
+            <w:hyperlink w:history="1" r:id="rIdkagszqe2hzbnhwvnklnhz">
               <w:r>
                 <w:rPr>
                   <w:rFonts w:ascii="Arial" w:cs="Arial" w:eastAsia="Arial" w:hAnsi="Arial"/>
@@ -3371,7 +3371,7 @@
             <w:pPr>
               <w:spacing w:after="20" w:before="0"/>
             </w:pPr>
-            <w:hyperlink w:history="1" r:id="rIdk86im2nnd2qtxuoxez_ev">
+            <w:hyperlink w:history="1" r:id="rIdwdnu_2jco0urqptmiybrf">
               <w:r>
                 <w:rPr>
                   <w:rFonts w:ascii="Arial" w:cs="Arial" w:eastAsia="Arial" w:hAnsi="Arial"/>
@@ -3404,7 +3404,7 @@
               <w:spacing w:after="10" w:before="0"/>
               <w:ind w:left="120"/>
             </w:pPr>
-            <w:hyperlink w:history="1" r:id="rId1dyfnoospxxd-dbxf0bhk">
+            <w:hyperlink w:history="1" r:id="rIdxhfadh0kd8uxinvhiqy5t">
               <w:r>
                 <w:rPr>
                   <w:rFonts w:ascii="Arial" w:cs="Arial" w:eastAsia="Arial" w:hAnsi="Arial"/>
@@ -3599,7 +3599,7 @@
             <w:pPr>
               <w:spacing w:after="20" w:before="0"/>
             </w:pPr>
-            <w:hyperlink w:history="1" r:id="rIdjnn53obiii-1ocjwgshrs">
+            <w:hyperlink w:history="1" r:id="rId6adtfjq9frcmiezgzlx0r">
               <w:r>
                 <w:rPr>
                   <w:rFonts w:ascii="Arial" w:cs="Arial" w:eastAsia="Arial" w:hAnsi="Arial"/>
@@ -3632,7 +3632,7 @@
               <w:spacing w:after="10" w:before="0"/>
               <w:ind w:left="120"/>
             </w:pPr>
-            <w:hyperlink w:history="1" r:id="rIdjcy10lgn9yb0yw7onaf-5">
+            <w:hyperlink w:history="1" r:id="rIdmaktkwrhtztp_sj8bvtex">
               <w:r>
                 <w:rPr>
                   <w:rFonts w:ascii="Arial" w:cs="Arial" w:eastAsia="Arial" w:hAnsi="Arial"/>
@@ -3677,7 +3677,7 @@
             <w:pPr>
               <w:spacing w:after="20" w:before="0"/>
             </w:pPr>
-            <w:hyperlink w:history="1" r:id="rIdn2ny-gabumyvedfqa3k5b">
+            <w:hyperlink w:history="1" r:id="rId2f25nvw77bzcqa9fbixvi">
               <w:r>
                 <w:rPr>
                   <w:rFonts w:ascii="Arial" w:cs="Arial" w:eastAsia="Arial" w:hAnsi="Arial"/>
@@ -3710,7 +3710,7 @@
               <w:spacing w:after="10" w:before="0"/>
               <w:ind w:left="120"/>
             </w:pPr>
-            <w:hyperlink w:history="1" r:id="rIdrsn8eeqikvrsdhhptg1wi">
+            <w:hyperlink w:history="1" r:id="rIdumkxmmiw3gx-zh3rxblht">
               <w:r>
                 <w:rPr>
                   <w:rFonts w:ascii="Arial" w:cs="Arial" w:eastAsia="Arial" w:hAnsi="Arial"/>
@@ -3905,7 +3905,7 @@
             <w:pPr>
               <w:spacing w:after="20" w:before="0"/>
             </w:pPr>
-            <w:hyperlink w:history="1" r:id="rId_-nmgfhns72krnf4qx2cc">
+            <w:hyperlink w:history="1" r:id="rIdles0-88ckkocdcqefsl23">
               <w:r>
                 <w:rPr>
                   <w:rFonts w:ascii="Arial" w:cs="Arial" w:eastAsia="Arial" w:hAnsi="Arial"/>
@@ -3938,7 +3938,7 @@
               <w:spacing w:after="10" w:before="0"/>
               <w:ind w:left="120"/>
             </w:pPr>
-            <w:hyperlink w:history="1" r:id="rId0hbgjbo7kjvmig8kt1r9i">
+            <w:hyperlink w:history="1" r:id="rIdtvxuhuyvxz66x310hcrk-">
               <w:r>
                 <w:rPr>
                   <w:rFonts w:ascii="Arial" w:cs="Arial" w:eastAsia="Arial" w:hAnsi="Arial"/>
@@ -3983,7 +3983,7 @@
             <w:pPr>
               <w:spacing w:after="20" w:before="0"/>
             </w:pPr>
-            <w:hyperlink w:history="1" r:id="rIdc9dlbkirnxyvs6winu5mv">
+            <w:hyperlink w:history="1" r:id="rIdx_xkxhfyhyv20vixtknt0">
               <w:r>
                 <w:rPr>
                   <w:rFonts w:ascii="Arial" w:cs="Arial" w:eastAsia="Arial" w:hAnsi="Arial"/>
@@ -4016,7 +4016,7 @@
               <w:spacing w:after="10" w:before="0"/>
               <w:ind w:left="120"/>
             </w:pPr>
-            <w:hyperlink w:history="1" r:id="rIdxacnu1horwemneiuk7_xg">
+            <w:hyperlink w:history="1" r:id="rIdm8y05p7tidkkgpnwxdlll">
               <w:r>
                 <w:rPr>
                   <w:rFonts w:ascii="Arial" w:cs="Arial" w:eastAsia="Arial" w:hAnsi="Arial"/>
@@ -4211,7 +4211,7 @@
             <w:pPr>
               <w:spacing w:after="20" w:before="0"/>
             </w:pPr>
-            <w:hyperlink w:history="1" r:id="rIdxfoob5isq6xm3zttoil-m">
+            <w:hyperlink w:history="1" r:id="rIdhd6lprlpvphch190ryeli">
               <w:r>
                 <w:rPr>
                   <w:rFonts w:ascii="Arial" w:cs="Arial" w:eastAsia="Arial" w:hAnsi="Arial"/>
@@ -4244,7 +4244,7 @@
               <w:spacing w:after="10" w:before="0"/>
               <w:ind w:left="120"/>
             </w:pPr>
-            <w:hyperlink w:history="1" r:id="rIdayhflik44lqw249ka-y5h">
+            <w:hyperlink w:history="1" r:id="rIdgxt4c7orn4b81_qoy2eza">
               <w:r>
                 <w:rPr>
                   <w:rFonts w:ascii="Arial" w:cs="Arial" w:eastAsia="Arial" w:hAnsi="Arial"/>
@@ -4289,7 +4289,7 @@
             <w:pPr>
               <w:spacing w:after="20" w:before="0"/>
             </w:pPr>
-            <w:hyperlink w:history="1" r:id="rIdneap2vmagebvncenine3k">
+            <w:hyperlink w:history="1" r:id="rId_16z4utctl-wbrivnhbmj">
               <w:r>
                 <w:rPr>
                   <w:rFonts w:ascii="Arial" w:cs="Arial" w:eastAsia="Arial" w:hAnsi="Arial"/>
@@ -4322,7 +4322,7 @@
               <w:spacing w:after="10" w:before="0"/>
               <w:ind w:left="120"/>
             </w:pPr>
-            <w:hyperlink w:history="1" r:id="rIdz1ao1vzptde-pg0zkpbgv">
+            <w:hyperlink w:history="1" r:id="rIdi-itiguzair_u9suemulg">
               <w:r>
                 <w:rPr>
                   <w:rFonts w:ascii="Arial" w:cs="Arial" w:eastAsia="Arial" w:hAnsi="Arial"/>
@@ -5809,7 +5809,7 @@
             <w:pPr>
               <w:spacing w:after="20" w:before="0"/>
             </w:pPr>
-            <w:hyperlink w:history="1" r:id="rIdq3scli1izmybrfkvrrv8r">
+            <w:hyperlink w:history="1" r:id="rIdaf3iabfcqrc1i6-vkmqhc">
               <w:r>
                 <w:rPr>
                   <w:rFonts w:ascii="Arial" w:cs="Arial" w:eastAsia="Arial" w:hAnsi="Arial"/>
@@ -5842,7 +5842,7 @@
               <w:spacing w:after="10" w:before="0"/>
               <w:ind w:left="120"/>
             </w:pPr>
-            <w:hyperlink w:history="1" r:id="rId8jrfcm1egqjxgde4d9mud">
+            <w:hyperlink w:history="1" r:id="rIdmohjdympttmkwgboxuew6">
               <w:r>
                 <w:rPr>
                   <w:rFonts w:ascii="Arial" w:cs="Arial" w:eastAsia="Arial" w:hAnsi="Arial"/>
@@ -5904,7 +5904,7 @@
               <w:spacing w:after="10" w:before="0"/>
               <w:ind w:left="120"/>
             </w:pPr>
-            <w:hyperlink w:history="1" r:id="rIda2bn5wsx38jvt1lliu_ro">
+            <w:hyperlink w:history="1" r:id="rIdfp6oz6w47bdrkrg8m4lyk">
               <w:r>
                 <w:rPr>
                   <w:rFonts w:ascii="Arial" w:cs="Arial" w:eastAsia="Arial" w:hAnsi="Arial"/>
@@ -6114,7 +6114,7 @@
             <w:pPr>
               <w:spacing w:after="20" w:before="0"/>
             </w:pPr>
-            <w:hyperlink w:history="1" r:id="rIdv0e50v3e9bspqwgolyid8">
+            <w:hyperlink w:history="1" r:id="rIdpfqyala21fgrtgdzdigtn">
               <w:r>
                 <w:rPr>
                   <w:rFonts w:ascii="Arial" w:cs="Arial" w:eastAsia="Arial" w:hAnsi="Arial"/>
@@ -6147,7 +6147,7 @@
               <w:spacing w:after="10" w:before="0"/>
               <w:ind w:left="120"/>
             </w:pPr>
-            <w:hyperlink w:history="1" r:id="rIdsx_zl7qfs74lx0anu4gbj">
+            <w:hyperlink w:history="1" r:id="rIdmbpjhyg14zvtip-3nlla5">
               <w:r>
                 <w:rPr>
                   <w:rFonts w:ascii="Arial" w:cs="Arial" w:eastAsia="Arial" w:hAnsi="Arial"/>
@@ -6209,7 +6209,7 @@
               <w:spacing w:after="10" w:before="0"/>
               <w:ind w:left="120"/>
             </w:pPr>
-            <w:hyperlink w:history="1" r:id="rIdo__5jujep202d6jdpnpum">
+            <w:hyperlink w:history="1" r:id="rIdqqcqdm8outn7nmpioyrjh">
               <w:r>
                 <w:rPr>
                   <w:rFonts w:ascii="Arial" w:cs="Arial" w:eastAsia="Arial" w:hAnsi="Arial"/>
@@ -6419,7 +6419,7 @@
             <w:pPr>
               <w:spacing w:after="20" w:before="0"/>
             </w:pPr>
-            <w:hyperlink w:history="1" r:id="rIdnub4fcgepyfjzyt3zipvy">
+            <w:hyperlink w:history="1" r:id="rIdhknvxx3pgwtfp1c8g0qvu">
               <w:r>
                 <w:rPr>
                   <w:rFonts w:ascii="Arial" w:cs="Arial" w:eastAsia="Arial" w:hAnsi="Arial"/>
@@ -6452,7 +6452,7 @@
               <w:spacing w:after="10" w:before="0"/>
               <w:ind w:left="120"/>
             </w:pPr>
-            <w:hyperlink w:history="1" r:id="rIdw09ab3ib4dy1s1u9kxz42">
+            <w:hyperlink w:history="1" r:id="rIdzsohzoeiphunty01w9eki">
               <w:r>
                 <w:rPr>
                   <w:rFonts w:ascii="Arial" w:cs="Arial" w:eastAsia="Arial" w:hAnsi="Arial"/>
@@ -6514,7 +6514,7 @@
               <w:spacing w:after="10" w:before="0"/>
               <w:ind w:left="120"/>
             </w:pPr>
-            <w:hyperlink w:history="1" r:id="rIddb2xjghiwh_qswzb9jhr6">
+            <w:hyperlink w:history="1" r:id="rId15hvw-5w9zx7m4garswgf">
               <w:r>
                 <w:rPr>
                   <w:rFonts w:ascii="Arial" w:cs="Arial" w:eastAsia="Arial" w:hAnsi="Arial"/>
@@ -6724,7 +6724,7 @@
             <w:pPr>
               <w:spacing w:after="20" w:before="0"/>
             </w:pPr>
-            <w:hyperlink w:history="1" r:id="rId4erzll6zxarac_5j3hv6g">
+            <w:hyperlink w:history="1" r:id="rIdakntwvsoiclawhw2rqsyp">
               <w:r>
                 <w:rPr>
                   <w:rFonts w:ascii="Arial" w:cs="Arial" w:eastAsia="Arial" w:hAnsi="Arial"/>
@@ -6757,7 +6757,7 @@
               <w:spacing w:after="10" w:before="0"/>
               <w:ind w:left="120"/>
             </w:pPr>
-            <w:hyperlink w:history="1" r:id="rIdm2tl1y7h3lmpptjprdfef">
+            <w:hyperlink w:history="1" r:id="rId4w2tym2ukgoav-2kn5anb">
               <w:r>
                 <w:rPr>
                   <w:rFonts w:ascii="Arial" w:cs="Arial" w:eastAsia="Arial" w:hAnsi="Arial"/>
@@ -6819,7 +6819,7 @@
               <w:spacing w:after="10" w:before="0"/>
               <w:ind w:left="120"/>
             </w:pPr>
-            <w:hyperlink w:history="1" r:id="rIdl16irrcir64gcblitwgtr">
+            <w:hyperlink w:history="1" r:id="rIdj6ezdmoikcy2czoqcmjip">
               <w:r>
                 <w:rPr>
                   <w:rFonts w:ascii="Arial" w:cs="Arial" w:eastAsia="Arial" w:hAnsi="Arial"/>
@@ -7029,7 +7029,7 @@
             <w:pPr>
               <w:spacing w:after="20" w:before="0"/>
             </w:pPr>
-            <w:hyperlink w:history="1" r:id="rIdniu9_mybbg-rs2xbazws-">
+            <w:hyperlink w:history="1" r:id="rIduq6lrzp8ydrh24mwiq_bi">
               <w:r>
                 <w:rPr>
                   <w:rFonts w:ascii="Arial" w:cs="Arial" w:eastAsia="Arial" w:hAnsi="Arial"/>
@@ -7062,7 +7062,7 @@
               <w:spacing w:after="10" w:before="0"/>
               <w:ind w:left="120"/>
             </w:pPr>
-            <w:hyperlink w:history="1" r:id="rIdllfc_acqbzmkolivwamqm">
+            <w:hyperlink w:history="1" r:id="rId7b1bc7ilbx5egw22q0kjj">
               <w:r>
                 <w:rPr>
                   <w:rFonts w:ascii="Arial" w:cs="Arial" w:eastAsia="Arial" w:hAnsi="Arial"/>
@@ -7124,7 +7124,7 @@
               <w:spacing w:after="10" w:before="0"/>
               <w:ind w:left="120"/>
             </w:pPr>
-            <w:hyperlink w:history="1" r:id="rIdpfsaawjqvitsg5t6pw-kl">
+            <w:hyperlink w:history="1" r:id="rIdeb-8oab1m4eloplt3wgem">
               <w:r>
                 <w:rPr>
                   <w:rFonts w:ascii="Arial" w:cs="Arial" w:eastAsia="Arial" w:hAnsi="Arial"/>
@@ -8643,7 +8643,7 @@
               <w:spacing w:after="10" w:before="0"/>
               <w:ind w:left="120"/>
             </w:pPr>
-            <w:hyperlink w:history="1" r:id="rIdqn2wzmaaj0lnj_6ryy_g5">
+            <w:hyperlink w:history="1" r:id="rIdhbqaujjt8pfp7fdbezyci">
               <w:r>
                 <w:rPr>
                   <w:rFonts w:ascii="Arial" w:cs="Arial" w:eastAsia="Arial" w:hAnsi="Arial"/>
@@ -8720,7 +8720,7 @@
               <w:spacing w:after="10" w:before="0"/>
               <w:ind w:left="120"/>
             </w:pPr>
-            <w:hyperlink w:history="1" r:id="rId9ycqhiusstarw377i1zav">
+            <w:hyperlink w:history="1" r:id="rIdjlxmetlma2meexzjyiwvd">
               <w:r>
                 <w:rPr>
                   <w:rFonts w:ascii="Arial" w:cs="Arial" w:eastAsia="Arial" w:hAnsi="Arial"/>
@@ -8947,7 +8947,7 @@
               <w:spacing w:after="10" w:before="0"/>
               <w:ind w:left="120"/>
             </w:pPr>
-            <w:hyperlink w:history="1" r:id="rIdylm3d26uevuqhmga3taui">
+            <w:hyperlink w:history="1" r:id="rIdsv1qb79zgvinzp3w9c7-d">
               <w:r>
                 <w:rPr>
                   <w:rFonts w:ascii="Arial" w:cs="Arial" w:eastAsia="Arial" w:hAnsi="Arial"/>
@@ -9024,7 +9024,7 @@
               <w:spacing w:after="10" w:before="0"/>
               <w:ind w:left="120"/>
             </w:pPr>
-            <w:hyperlink w:history="1" r:id="rId32nypmhrxagondhzqtqvv">
+            <w:hyperlink w:history="1" r:id="rIdoqntuc_wpso7md53cmnaw">
               <w:r>
                 <w:rPr>
                   <w:rFonts w:ascii="Arial" w:cs="Arial" w:eastAsia="Arial" w:hAnsi="Arial"/>
@@ -9251,7 +9251,7 @@
               <w:spacing w:after="10" w:before="0"/>
               <w:ind w:left="120"/>
             </w:pPr>
-            <w:hyperlink w:history="1" r:id="rIdmwhcycocrjs5aaz6kjain">
+            <w:hyperlink w:history="1" r:id="rIdozpxwxot-w8isccbz44-x">
               <w:r>
                 <w:rPr>
                   <w:rFonts w:ascii="Arial" w:cs="Arial" w:eastAsia="Arial" w:hAnsi="Arial"/>
@@ -9328,7 +9328,7 @@
               <w:spacing w:after="10" w:before="0"/>
               <w:ind w:left="120"/>
             </w:pPr>
-            <w:hyperlink w:history="1" r:id="rIdetfdwgjecrsgdheudv7lb">
+            <w:hyperlink w:history="1" r:id="rIdz9rsrjs04ky5tvphppgst">
               <w:r>
                 <w:rPr>
                   <w:rFonts w:ascii="Arial" w:cs="Arial" w:eastAsia="Arial" w:hAnsi="Arial"/>
@@ -9555,7 +9555,7 @@
               <w:spacing w:after="10" w:before="0"/>
               <w:ind w:left="120"/>
             </w:pPr>
-            <w:hyperlink w:history="1" r:id="rIdgw4tex28rioujuuzbrice">
+            <w:hyperlink w:history="1" r:id="rIde75frdnppyanjtldli_vf">
               <w:r>
                 <w:rPr>
                   <w:rFonts w:ascii="Arial" w:cs="Arial" w:eastAsia="Arial" w:hAnsi="Arial"/>
@@ -9632,7 +9632,7 @@
               <w:spacing w:after="10" w:before="0"/>
               <w:ind w:left="120"/>
             </w:pPr>
-            <w:hyperlink w:history="1" r:id="rIdov3vuzwexfayywkff3vuj">
+            <w:hyperlink w:history="1" r:id="rIdwsyr-tecfd-6wpojquq9-">
               <w:r>
                 <w:rPr>
                   <w:rFonts w:ascii="Arial" w:cs="Arial" w:eastAsia="Arial" w:hAnsi="Arial"/>
@@ -9859,7 +9859,7 @@
               <w:spacing w:after="10" w:before="0"/>
               <w:ind w:left="120"/>
             </w:pPr>
-            <w:hyperlink w:history="1" r:id="rIdjdqgap6oayftls5ozcdk5">
+            <w:hyperlink w:history="1" r:id="rIdodp1fnvu7smqco0hwo0v5">
               <w:r>
                 <w:rPr>
                   <w:rFonts w:ascii="Arial" w:cs="Arial" w:eastAsia="Arial" w:hAnsi="Arial"/>
@@ -9936,7 +9936,7 @@
               <w:spacing w:after="10" w:before="0"/>
               <w:ind w:left="120"/>
             </w:pPr>
-            <w:hyperlink w:history="1" r:id="rId8bpsfpc9rkrsl8rrycntt">
+            <w:hyperlink w:history="1" r:id="rId9jn_cqlivjufvxw8sm49x">
               <w:r>
                 <w:rPr>
                   <w:rFonts w:ascii="Arial" w:cs="Arial" w:eastAsia="Arial" w:hAnsi="Arial"/>
@@ -11455,7 +11455,7 @@
               <w:spacing w:after="10" w:before="0"/>
               <w:ind w:left="120"/>
             </w:pPr>
-            <w:hyperlink w:history="1" r:id="rIdgx7nsurwwqqooeup-ymwp">
+            <w:hyperlink w:history="1" r:id="rIddap_8k1hw85gqfmdtc4sz">
               <w:r>
                 <w:rPr>
                   <w:rFonts w:ascii="Arial" w:cs="Arial" w:eastAsia="Arial" w:hAnsi="Arial"/>
@@ -11532,7 +11532,7 @@
               <w:spacing w:after="10" w:before="0"/>
               <w:ind w:left="120"/>
             </w:pPr>
-            <w:hyperlink w:history="1" r:id="rIdsscks7go97wjwzey85nqf">
+            <w:hyperlink w:history="1" r:id="rIdb4w1exk6bymmbarw8ccm3">
               <w:r>
                 <w:rPr>
                   <w:rFonts w:ascii="Arial" w:cs="Arial" w:eastAsia="Arial" w:hAnsi="Arial"/>
@@ -11759,7 +11759,7 @@
               <w:spacing w:after="10" w:before="0"/>
               <w:ind w:left="120"/>
             </w:pPr>
-            <w:hyperlink w:history="1" r:id="rIdjcze15bvnu9phvwr6lulr">
+            <w:hyperlink w:history="1" r:id="rIdtbl-g-sercmzrywcaywlh">
               <w:r>
                 <w:rPr>
                   <w:rFonts w:ascii="Arial" w:cs="Arial" w:eastAsia="Arial" w:hAnsi="Arial"/>
@@ -11836,7 +11836,7 @@
               <w:spacing w:after="10" w:before="0"/>
               <w:ind w:left="120"/>
             </w:pPr>
-            <w:hyperlink w:history="1" r:id="rIdmdtb82grpcb4gohh5ho52">
+            <w:hyperlink w:history="1" r:id="rIdbrta5srtmykn-asbpuhbr">
               <w:r>
                 <w:rPr>
                   <w:rFonts w:ascii="Arial" w:cs="Arial" w:eastAsia="Arial" w:hAnsi="Arial"/>
@@ -12063,7 +12063,7 @@
               <w:spacing w:after="10" w:before="0"/>
               <w:ind w:left="120"/>
             </w:pPr>
-            <w:hyperlink w:history="1" r:id="rIdpeiuqmdboy7smw0hff0t3">
+            <w:hyperlink w:history="1" r:id="rIdqx6wl_2gyvxoqdmk119dm">
               <w:r>
                 <w:rPr>
                   <w:rFonts w:ascii="Arial" w:cs="Arial" w:eastAsia="Arial" w:hAnsi="Arial"/>
@@ -12140,7 +12140,7 @@
               <w:spacing w:after="10" w:before="0"/>
               <w:ind w:left="120"/>
             </w:pPr>
-            <w:hyperlink w:history="1" r:id="rId7gmhzbocenexrng0y0wjq">
+            <w:hyperlink w:history="1" r:id="rId8a481jyxkddusvglkhu0a">
               <w:r>
                 <w:rPr>
                   <w:rFonts w:ascii="Arial" w:cs="Arial" w:eastAsia="Arial" w:hAnsi="Arial"/>
@@ -12367,7 +12367,7 @@
               <w:spacing w:after="10" w:before="0"/>
               <w:ind w:left="120"/>
             </w:pPr>
-            <w:hyperlink w:history="1" r:id="rIdqzqgmw6ftwc1j33q7-brg">
+            <w:hyperlink w:history="1" r:id="rIdxkfx8u9dzytj-sgpppbdr">
               <w:r>
                 <w:rPr>
                   <w:rFonts w:ascii="Arial" w:cs="Arial" w:eastAsia="Arial" w:hAnsi="Arial"/>
@@ -12444,7 +12444,7 @@
               <w:spacing w:after="10" w:before="0"/>
               <w:ind w:left="120"/>
             </w:pPr>
-            <w:hyperlink w:history="1" r:id="rIdsuhnwlqthhr8xc9l4fksw">
+            <w:hyperlink w:history="1" r:id="rIdrvobgenttcfm4oazhpa_j">
               <w:r>
                 <w:rPr>
                   <w:rFonts w:ascii="Arial" w:cs="Arial" w:eastAsia="Arial" w:hAnsi="Arial"/>
@@ -12671,7 +12671,7 @@
               <w:spacing w:after="10" w:before="0"/>
               <w:ind w:left="120"/>
             </w:pPr>
-            <w:hyperlink w:history="1" r:id="rIdscikpqvtzcie1hlyr92on">
+            <w:hyperlink w:history="1" r:id="rIds4t_dc4takrpgmka57vhy">
               <w:r>
                 <w:rPr>
                   <w:rFonts w:ascii="Arial" w:cs="Arial" w:eastAsia="Arial" w:hAnsi="Arial"/>
@@ -12748,7 +12748,7 @@
               <w:spacing w:after="10" w:before="0"/>
               <w:ind w:left="120"/>
             </w:pPr>
-            <w:hyperlink w:history="1" r:id="rIdbmcwz-hkwiebiure5bwco">
+            <w:hyperlink w:history="1" r:id="rIdra7dau9ssla2vxlzd8zsy">
               <w:r>
                 <w:rPr>
                   <w:rFonts w:ascii="Arial" w:cs="Arial" w:eastAsia="Arial" w:hAnsi="Arial"/>
@@ -14364,7 +14364,7 @@
             <w:pPr>
               <w:spacing w:after="20" w:before="0"/>
             </w:pPr>
-            <w:hyperlink w:history="1" r:id="rIdskfs0wqzzraimraxh-bij">
+            <w:hyperlink w:history="1" r:id="rIdqavfecys8vuptp-vz28--">
               <w:r>
                 <w:rPr>
                   <w:rFonts w:ascii="Arial" w:cs="Arial" w:eastAsia="Arial" w:hAnsi="Arial"/>
@@ -14397,7 +14397,7 @@
               <w:spacing w:after="10" w:before="0"/>
               <w:ind w:left="120"/>
             </w:pPr>
-            <w:hyperlink w:history="1" r:id="rId3xg1zrqa3-nvt4i8ae_0f">
+            <w:hyperlink w:history="1" r:id="rIdrqeixsc_qxq8ruocsjiff">
               <w:r>
                 <w:rPr>
                   <w:rFonts w:ascii="Arial" w:cs="Arial" w:eastAsia="Arial" w:hAnsi="Arial"/>
@@ -14442,7 +14442,7 @@
             <w:pPr>
               <w:spacing w:after="20" w:before="0"/>
             </w:pPr>
-            <w:hyperlink w:history="1" r:id="rId4n-rlhppaidhrjoaou5t4">
+            <w:hyperlink w:history="1" r:id="rIdp7qqqlrwruhptlcy7f6gh">
               <w:r>
                 <w:rPr>
                   <w:rFonts w:ascii="Arial" w:cs="Arial" w:eastAsia="Arial" w:hAnsi="Arial"/>
@@ -14475,7 +14475,7 @@
               <w:spacing w:after="10" w:before="0"/>
               <w:ind w:left="120"/>
             </w:pPr>
-            <w:hyperlink w:history="1" r:id="rId6yeqolfodm_ylc3zmrm3p">
+            <w:hyperlink w:history="1" r:id="rIda8eebzun4haalz0nysjbb">
               <w:r>
                 <w:rPr>
                   <w:rFonts w:ascii="Arial" w:cs="Arial" w:eastAsia="Arial" w:hAnsi="Arial"/>
@@ -14670,7 +14670,7 @@
             <w:pPr>
               <w:spacing w:after="20" w:before="0"/>
             </w:pPr>
-            <w:hyperlink w:history="1" r:id="rIdm5at7huw-jjmndki6nr_f">
+            <w:hyperlink w:history="1" r:id="rIdggfzspss08b4zujcpg2sh">
               <w:r>
                 <w:rPr>
                   <w:rFonts w:ascii="Arial" w:cs="Arial" w:eastAsia="Arial" w:hAnsi="Arial"/>
@@ -14703,7 +14703,7 @@
               <w:spacing w:after="10" w:before="0"/>
               <w:ind w:left="120"/>
             </w:pPr>
-            <w:hyperlink w:history="1" r:id="rId74wgnaz7xoq1rsnczva7i">
+            <w:hyperlink w:history="1" r:id="rId9kwlhjr1w4n0ul4rq2ruu">
               <w:r>
                 <w:rPr>
                   <w:rFonts w:ascii="Arial" w:cs="Arial" w:eastAsia="Arial" w:hAnsi="Arial"/>
@@ -14748,7 +14748,7 @@
             <w:pPr>
               <w:spacing w:after="20" w:before="0"/>
             </w:pPr>
-            <w:hyperlink w:history="1" r:id="rIdx1fosq936fnxr6fa5m5dl">
+            <w:hyperlink w:history="1" r:id="rIdnbraz7kakf37l8inecorz">
               <w:r>
                 <w:rPr>
                   <w:rFonts w:ascii="Arial" w:cs="Arial" w:eastAsia="Arial" w:hAnsi="Arial"/>
@@ -14781,7 +14781,7 @@
               <w:spacing w:after="10" w:before="0"/>
               <w:ind w:left="120"/>
             </w:pPr>
-            <w:hyperlink w:history="1" r:id="rIdaallojwff6-omwreutyay">
+            <w:hyperlink w:history="1" r:id="rIdstmk0wzk6faaremrx3qzr">
               <w:r>
                 <w:rPr>
                   <w:rFonts w:ascii="Arial" w:cs="Arial" w:eastAsia="Arial" w:hAnsi="Arial"/>
@@ -14976,7 +14976,7 @@
             <w:pPr>
               <w:spacing w:after="20" w:before="0"/>
             </w:pPr>
-            <w:hyperlink w:history="1" r:id="rIdztrfqmdreugt8dhzbkp3l">
+            <w:hyperlink w:history="1" r:id="rIduzkcm9riqb6yxz8ekree6">
               <w:r>
                 <w:rPr>
                   <w:rFonts w:ascii="Arial" w:cs="Arial" w:eastAsia="Arial" w:hAnsi="Arial"/>
@@ -15009,7 +15009,7 @@
               <w:spacing w:after="10" w:before="0"/>
               <w:ind w:left="120"/>
             </w:pPr>
-            <w:hyperlink w:history="1" r:id="rIdn3vvezvokypa_kixou7p0">
+            <w:hyperlink w:history="1" r:id="rId5qmzvdc5wmguighmzmw2q">
               <w:r>
                 <w:rPr>
                   <w:rFonts w:ascii="Arial" w:cs="Arial" w:eastAsia="Arial" w:hAnsi="Arial"/>
@@ -15047,6 +15047,312 @@
                 <w:sz w:val="16"/>
                 <w:szCs w:val="16"/>
               </w:rPr>
+              <w:t xml:space="preserve">📖 EXERCISE:</w:t>
+            </w:r>
+          </w:p>
+          <w:p>
+            <w:pPr>
+              <w:spacing w:after="20" w:before="0"/>
+            </w:pPr>
+            <w:hyperlink w:history="1" r:id="rIdlqwlmykgjd3pb0v1lz9eb">
+              <w:r>
+                <w:rPr>
+                  <w:rFonts w:ascii="Arial" w:cs="Arial" w:eastAsia="Arial" w:hAnsi="Arial"/>
+                  <w:color w:val="2E75B6"/>
+                  <w:sz w:val="16"/>
+                  <w:szCs w:val="16"/>
+                  <w:u w:val="single" w:color="2E75B6"/>
+                </w:rPr>
+                <w:t xml:space="preserve">Reasoning with linear equations</w:t>
+              </w:r>
+            </w:hyperlink>
+          </w:p>
+          <w:p>
+            <w:pPr>
+              <w:spacing w:after="10" w:before="0"/>
+              <w:ind w:left="120"/>
+            </w:pPr>
+            <w:r>
+              <w:rPr>
+                <w:rFonts w:ascii="Arial" w:cs="Arial" w:eastAsia="Arial" w:hAnsi="Arial"/>
+                <w:color w:val="595959"/>
+                <w:sz w:val="14"/>
+                <w:szCs w:val="14"/>
+              </w:rPr>
+              <w:t xml:space="preserve">Source: Khan Academy (English - US curriculum)</w:t>
+            </w:r>
+          </w:p>
+          <w:p>
+            <w:pPr>
+              <w:spacing w:after="10" w:before="0"/>
+              <w:ind w:left="120"/>
+            </w:pPr>
+            <w:hyperlink w:history="1" r:id="rIdxigogodvqjjoqfqakdm3n">
+              <w:r>
+                <w:rPr>
+                  <w:rFonts w:ascii="Arial" w:cs="Arial" w:eastAsia="Arial" w:hAnsi="Arial"/>
+                  <w:color w:val="595959"/>
+                  <w:sz w:val="14"/>
+                  <w:szCs w:val="14"/>
+                  <w:u w:val="single" w:color="595959"/>
+                </w:rPr>
+                <w:t xml:space="preserve">🔍 Search ARES for similar readings</w:t>
+              </w:r>
+            </w:hyperlink>
+          </w:p>
+        </w:tc>
+        <w:tc>
+          <w:tcPr>
+            <w:tcW w:type="dxa" w:w="3040"/>
+            <w:shd w:fill="FFFFFF" w:color="auto" w:val="clear"/>
+            <w:tcMar>
+              <w:top w:type="dxa" w:w="60"/>
+              <w:left w:type="dxa" w:w="120"/>
+              <w:bottom w:type="dxa" w:w="60"/>
+              <w:right w:type="dxa" w:w="120"/>
+            </w:tcMar>
+            <w:vAlign w:val="top"/>
+          </w:tcPr>
+          <w:p>
+            <w:pPr>
+              <w:spacing w:after="40" w:before="0"/>
+              <w:jc w:val="left"/>
+            </w:pPr>
+            <w:r>
+              <w:rPr>
+                <w:rFonts w:ascii="Arial" w:cs="Arial" w:eastAsia="Arial" w:hAnsi="Arial"/>
+                <w:b w:val="false"/>
+                <w:bCs w:val="false"/>
+                <w:i w:val="false"/>
+                <w:iCs w:val="false"/>
+                <w:color w:val="000000"/>
+                <w:sz w:val="18"/>
+                <w:szCs w:val="18"/>
+              </w:rPr>
+              <w:t xml:space="preserve">Teacher leads a whole-class construction of the completed ERI table on the board, taking answers from learners via cold-call and building the correct version collaboratively. After the table is complete, teacher delivers a focused 8-minute direct instruction segment formally defining the principle of inference, its components, and why it is the foundation of all scientific knowledge. Learners write the formal definition in their exercise books and annotate their tables with labels. Learners then complete a brief individual 'Apply It' task: they read one new short scenario (a Kericho tea farmer notices tea leaves on one plot turning brown and curling even though rainfall has been equal — she concludes a fungal infection is present) and independently write the three ERI columns for it in 3 minutes.</w:t>
+            </w:r>
+          </w:p>
+        </w:tc>
+        <w:tc>
+          <w:tcPr>
+            <w:tcW w:type="dxa" w:w="3040"/>
+            <w:shd w:fill="F2F2F2" w:color="auto" w:val="clear"/>
+            <w:tcMar>
+              <w:top w:type="dxa" w:w="60"/>
+              <w:left w:type="dxa" w:w="120"/>
+              <w:bottom w:type="dxa" w:w="60"/>
+              <w:right w:type="dxa" w:w="120"/>
+            </w:tcMar>
+            <w:vAlign w:val="top"/>
+          </w:tcPr>
+          <w:p>
+            <w:pPr>
+              <w:spacing w:after="40" w:before="0"/>
+              <w:jc w:val="left"/>
+            </w:pPr>
+            <w:r>
+              <w:rPr>
+                <w:rFonts w:ascii="Arial" w:cs="Arial" w:eastAsia="Arial" w:hAnsi="Arial"/>
+                <w:b w:val="false"/>
+                <w:bCs w:val="false"/>
+                <w:i w:val="false"/>
+                <w:iCs w:val="false"/>
+                <w:color w:val="000000"/>
+                <w:sz w:val="18"/>
+                <w:szCs w:val="18"/>
+              </w:rPr>
+              <w:t xml:space="preserve">PHASE 3A — Table Construction (8 minutes): Teacher says: 'Let us build this table together. Scenario A first. Who can tell me ONE piece of evidence Akinyi had — something she actually observed with her senses?' Cold-calls 3 learners for Scenario A evidence column. [WAIT TIME: 12 seconds each.] For each response, teacher asks the class: 'Is that an observation or a conclusion? Thumbs up for observation, thumbs sideways for conclusion.' Teacher writes accepted answers on the board. Repeat for Reasoning and Inference columns. Repeat the process for Scenarios B and C — cold-calling a total of 9 different learners across the three scenarios (3 per scenario). Teacher says after each completed inference column: 'Dr. Kamau has never opened that chest. Warden Lesiamon has not seen the poacher. Akinyi has not dug up the root. But they all reached a reliable conclusion. How? That is what we now formalise.' PHASE 3B — Direct Instruction on Principle of Inference (8 minutes): Teacher writes the formal definition on the board and says: 'Copy this word for word.' Definition: 'Inference is a conclusion drawn from available evidence combined with prior knowledge and logical reasoning. It is NOT based on direct observation of the thing being concluded.' Teacher then explains the three components by pointing to the board: '1 — EVIDENCE: what you can directly observe, measure, or detect. 2 — REASONING: the prior knowledge and logic that connects your evidence to a conclusion. 3 — INFERENCE: the conclusion about something you could not directly observe.' Teacher says: 'In science, most of what we KNOW came from inference. A doctor reading an X-ray. A geologist reading rock layers. A lab technologist reading a blood test result. None of them saw the disease, the ancient volcano, or the parasite directly. General Science is built on this principle.' Teacher writes on the board: 'Inference ≠ Guess. Inference = Evidence + Reasoning.' Teacher says: 'Repeat after me: Inference is NOT a guess.' [Class repeats.] 'It is evidence plus reasoning.' [Class repeats.] PHASE 3C — Apply It Task (3 minutes): Teacher dictates the Kericho scenario and says: 'You have 3 minutes. Three columns. Go.' [Silent individual work. Teacher circulates and checks 4–5 books.] After 3 minutes: 'Pens down. Mwangi — read me your inference for the Kericho farmer.' [Cold-call 2 learners. WAIT TIME: 10 seconds each.] Teacher confirms correct answer: 'The inference is: a fungal infection is present on that plot. The evidence is: brown curling leaves on one plot only, equal rainfall. The reasoning is: fungal infections are known to cause leaf browning and curling and spread locally, not uniformly.'</w:t>
+            </w:r>
+          </w:p>
+        </w:tc>
+        <w:tc>
+          <w:tcPr>
+            <w:tcW w:type="dxa" w:w="3040"/>
+            <w:shd w:fill="FFFFFF" w:color="auto" w:val="clear"/>
+            <w:tcMar>
+              <w:top w:type="dxa" w:w="60"/>
+              <w:left w:type="dxa" w:w="120"/>
+              <w:bottom w:type="dxa" w:w="60"/>
+              <w:right w:type="dxa" w:w="120"/>
+            </w:tcMar>
+            <w:vAlign w:val="top"/>
+          </w:tcPr>
+          <w:p>
+            <w:pPr>
+              <w:spacing w:after="40" w:before="0"/>
+              <w:jc w:val="left"/>
+            </w:pPr>
+            <w:r>
+              <w:rPr>
+                <w:rFonts w:ascii="Arial" w:cs="Arial" w:eastAsia="Arial" w:hAnsi="Arial"/>
+                <w:b w:val="false"/>
+                <w:bCs w:val="false"/>
+                <w:i w:val="false"/>
+                <w:iCs w:val="false"/>
+                <w:color w:val="000000"/>
+                <w:sz w:val="18"/>
+                <w:szCs w:val="18"/>
+              </w:rPr>
+              <w:t xml:space="preserve">Collaborative Table Construction followed by Formal Definition followed by Immediate Transfer Task (I Do – We Do – You Do). The collaborative table construction allows learners to arrive at the formal definition through their own language before the teacher names it precisely — this reduces cognitive load and increases retention. The 'Inference ≠ Guess' contrast directly addresses the most common misconception. The Kericho transfer task immediately tests whether learners can apply the framework to a new scenario without scaffolding, revealing genuine understanding versus surface copying.</w:t>
+            </w:r>
+          </w:p>
+        </w:tc>
+        <w:tc>
+          <w:tcPr>
+            <w:tcW w:type="dxa" w:w="3040"/>
+            <w:shd w:fill="F2F2F2" w:color="auto" w:val="clear"/>
+            <w:tcMar>
+              <w:top w:type="dxa" w:w="60"/>
+              <w:left w:type="dxa" w:w="120"/>
+              <w:bottom w:type="dxa" w:w="60"/>
+              <w:right w:type="dxa" w:w="120"/>
+            </w:tcMar>
+            <w:vAlign w:val="top"/>
+          </w:tcPr>
+          <w:p>
+            <w:pPr>
+              <w:spacing w:after="40" w:before="0"/>
+              <w:jc w:val="left"/>
+            </w:pPr>
+            <w:r>
+              <w:rPr>
+                <w:rFonts w:ascii="Arial" w:cs="Arial" w:eastAsia="Arial" w:hAnsi="Arial"/>
+                <w:b w:val="false"/>
+                <w:bCs w:val="false"/>
+                <w:i w:val="false"/>
+                <w:iCs w:val="false"/>
+                <w:color w:val="000000"/>
+                <w:sz w:val="18"/>
+                <w:szCs w:val="18"/>
+              </w:rPr>
+              <w:t xml:space="preserve">During Apply It task, teacher checks 4–5 books for the Kericho scenario. Observable success indicator: learner writes a Column 3 (Inference) entry that names something not directly observed (fungal infection) AND a Column 1 (Evidence) entry that contains only observable facts (brown curling leaves, localised to one plot). Partial understanding indicator: learner writes 'fungal infection' in both Column 1 and Column 3. No-understanding indicator: learner writes 'the leaves are sick' as the inference — this shows they have not abstracted beyond description. Teacher uses cold-call responses to publicly model the correct answer for any learners still conflating observation and inference.</w:t>
+            </w:r>
+          </w:p>
+        </w:tc>
+      </w:tr>
+      <w:tr>
+        <w:tc>
+          <w:tcPr>
+            <w:tcW w:type="dxa" w:w="1520"/>
+            <w:shd w:fill="FCE4D6" w:color="auto" w:val="clear"/>
+            <w:tcMar>
+              <w:top w:type="dxa" w:w="60"/>
+              <w:left w:type="dxa" w:w="120"/>
+              <w:bottom w:type="dxa" w:w="60"/>
+              <w:right w:type="dxa" w:w="120"/>
+            </w:tcMar>
+            <w:vAlign w:val="top"/>
+          </w:tcPr>
+          <w:p>
+            <w:pPr>
+              <w:spacing w:after="40" w:before="0"/>
+              <w:jc w:val="left"/>
+            </w:pPr>
+            <w:r>
+              <w:rPr>
+                <w:rFonts w:ascii="Arial" w:cs="Arial" w:eastAsia="Arial" w:hAnsi="Arial"/>
+                <w:b/>
+                <w:bCs/>
+                <w:i w:val="false"/>
+                <w:iCs w:val="false"/>
+                <w:color w:val="000000"/>
+                <w:sz w:val="18"/>
+                <w:szCs w:val="18"/>
+              </w:rPr>
+              <w:t xml:space="preserve">Driving Question Board (DQB) Creation</w:t>
+            </w:r>
+          </w:p>
+          <w:p>
+            <w:pPr>
+              <w:spacing w:after="20" w:before="0"/>
+            </w:pPr>
+            <w:r>
+              <w:rPr>
+                <w:rFonts w:ascii="Arial" w:cs="Arial" w:eastAsia="Arial" w:hAnsi="Arial"/>
+                <w:b/>
+                <w:bCs/>
+                <w:color w:val="1F3864"/>
+                <w:sz w:val="16"/>
+                <w:szCs w:val="16"/>
+              </w:rPr>
+              <w:t xml:space="preserve">📹 VIDEO:</w:t>
+            </w:r>
+          </w:p>
+          <w:p>
+            <w:pPr>
+              <w:spacing w:after="20" w:before="0"/>
+            </w:pPr>
+            <w:hyperlink w:history="1" r:id="rIdqykksiy0gk6uubptdrhlt">
+              <w:r>
+                <w:rPr>
+                  <w:rFonts w:ascii="Arial" w:cs="Arial" w:eastAsia="Arial" w:hAnsi="Arial"/>
+                  <w:color w:val="2E75B6"/>
+                  <w:sz w:val="16"/>
+                  <w:szCs w:val="16"/>
+                  <w:u w:val="single" w:color="2E75B6"/>
+                </w:rPr>
+                <w:t xml:space="preserve">Citing evidence in literary analysis | Reading</w:t>
+              </w:r>
+            </w:hyperlink>
+          </w:p>
+          <w:p>
+            <w:pPr>
+              <w:spacing w:after="10" w:before="0"/>
+              <w:ind w:left="120"/>
+            </w:pPr>
+            <w:r>
+              <w:rPr>
+                <w:rFonts w:ascii="Arial" w:cs="Arial" w:eastAsia="Arial" w:hAnsi="Arial"/>
+                <w:color w:val="595959"/>
+                <w:sz w:val="14"/>
+                <w:szCs w:val="14"/>
+              </w:rPr>
+              <w:t xml:space="preserve">Source: Khan Academy (English - US curriculum)</w:t>
+            </w:r>
+          </w:p>
+          <w:p>
+            <w:pPr>
+              <w:spacing w:after="10" w:before="0"/>
+              <w:ind w:left="120"/>
+            </w:pPr>
+            <w:hyperlink w:history="1" r:id="rId7nqz61fjvyogm2qwbmsli">
+              <w:r>
+                <w:rPr>
+                  <w:rFonts w:ascii="Arial" w:cs="Arial" w:eastAsia="Arial" w:hAnsi="Arial"/>
+                  <w:color w:val="595959"/>
+                  <w:sz w:val="14"/>
+                  <w:szCs w:val="14"/>
+                  <w:u w:val="single" w:color="595959"/>
+                </w:rPr>
+                <w:t xml:space="preserve">🔍 Search ARES for similar videos</w:t>
+              </w:r>
+            </w:hyperlink>
+          </w:p>
+          <w:p>
+            <w:pPr>
+              <w:spacing w:after="40" w:before="0"/>
+            </w:pPr>
+            <w:r>
+              <w:rPr>
+                <w:sz w:val="14"/>
+                <w:szCs w:val="14"/>
+              </w:rPr>
+              <w:t xml:space="preserve"/>
+            </w:r>
+          </w:p>
+          <w:p>
+            <w:pPr>
+              <w:spacing w:after="20" w:before="0"/>
+            </w:pPr>
+            <w:r>
+              <w:rPr>
+                <w:rFonts w:ascii="Arial" w:cs="Arial" w:eastAsia="Arial" w:hAnsi="Arial"/>
+                <w:b/>
+                <w:bCs/>
+                <w:color w:val="1F3864"/>
+                <w:sz w:val="16"/>
+                <w:szCs w:val="16"/>
+              </w:rPr>
               <w:t xml:space="preserve">📖 HTML:</w:t>
             </w:r>
           </w:p>
@@ -15054,7 +15360,7 @@
             <w:pPr>
               <w:spacing w:after="20" w:before="0"/>
             </w:pPr>
-            <w:hyperlink w:history="1" r:id="rId8n7gl9vvfppfzpphb15es">
+            <w:hyperlink w:history="1" r:id="rIdv_fbehquryb3s-uywrrey">
               <w:r>
                 <w:rPr>
                   <w:rFonts w:ascii="Arial" w:cs="Arial" w:eastAsia="Arial" w:hAnsi="Arial"/>
@@ -15087,7 +15393,7 @@
               <w:spacing w:after="10" w:before="0"/>
               <w:ind w:left="120"/>
             </w:pPr>
-            <w:hyperlink w:history="1" r:id="rIdgyrddklpdbxyznz6-faii">
+            <w:hyperlink w:history="1" r:id="rIdyfdjgqab-kguch23xdb3w">
               <w:r>
                 <w:rPr>
                   <w:rFonts w:ascii="Arial" w:cs="Arial" w:eastAsia="Arial" w:hAnsi="Arial"/>
@@ -15129,7 +15435,7 @@
                 <w:sz w:val="18"/>
                 <w:szCs w:val="18"/>
               </w:rPr>
-              <w:t xml:space="preserve">Teacher leads a whole-class construction of the completed ERI table on the board, taking answers from learners via cold-call and building the correct version collaboratively. After the table is complete, teacher delivers a focused 8-minute direct instruction segment formally defining the principle of inference, its components, and why it is the foundation of all scientific knowledge. Learners write the formal definition in their exercise books and annotate their tables with labels. Learners then complete a brief individual 'Apply It' task: they read one new short scenario (a Kericho tea farmer notices tea leaves on one plot turning brown and curling even though rainfall has been equal — she concludes a fungal infection is present) and independently write the three ERI columns for it in 3 minutes.</w:t>
+              <w:t xml:space="preserve">Teacher directs learners' attention to the class Driving Question Board (DQB), which has been displayed since Lesson 1. The board carries the driving question: 'How does a scientist know something is true when they cannot see it directly — and how is this power of General Science shaping life, careers, and the environment in Kenya?' Learners are given 2 minutes to write ONE new sentence on a sticky note or piece of paper that they will contribute to the board. The sentence must complete one of two stems (teacher writes both on the board): Stem 1: 'A scientist can know something without seeing it because…' Stem 2: 'I now understand that the Kisumu farmer knew about the soil pest because…' Learners post or display their sentences. Teacher reads 3–4 aloud and annotates the DQB with a new label: 'INFERENCE — Lesson 5 unlocked.'</w:t>
             </w:r>
           </w:p>
         </w:tc>
@@ -15161,7 +15467,7 @@
                 <w:sz w:val="18"/>
                 <w:szCs w:val="18"/>
               </w:rPr>
-              <w:t xml:space="preserve">PHASE 3A — Table Construction (8 minutes): Teacher says: 'Let us build this table together. Scenario A first. Who can tell me ONE piece of evidence Akinyi had — something she actually observed with her senses?' Cold-calls 3 learners for Scenario A evidence column. [WAIT TIME: 12 seconds each.] For each response, teacher asks the class: 'Is that an observation or a conclusion? Thumbs up for observation, thumbs sideways for conclusion.' Teacher writes accepted answers on the board. Repeat for Reasoning and Inference columns. Repeat the process for Scenarios B and C — cold-calling a total of 9 different learners across the three scenarios (3 per scenario). Teacher says after each completed inference column: 'Dr. Kamau has never opened that chest. Warden Lesiamon has not seen the poacher. Akinyi has not dug up the root. But they all reached a reliable conclusion. How? That is what we now formalise.' PHASE 3B — Direct Instruction on Principle of Inference (8 minutes): Teacher writes the formal definition on the board and says: 'Copy this word for word.' Definition: 'Inference is a conclusion drawn from available evidence combined with prior knowledge and logical reasoning. It is NOT based on direct observation of the thing being concluded.' Teacher then explains the three components by pointing to the board: '1 — EVIDENCE: what you can directly observe, measure, or detect. 2 — REASONING: the prior knowledge and logic that connects your evidence to a conclusion. 3 — INFERENCE: the conclusion about something you could not directly observe.' Teacher says: 'In science, most of what we KNOW came from inference. A doctor reading an X-ray. A geologist reading rock layers. A lab technologist reading a blood test result. None of them saw the disease, the ancient volcano, or the parasite directly. General Science is built on this principle.' Teacher writes on the board: 'Inference ≠ Guess. Inference = Evidence + Reasoning.' Teacher says: 'Repeat after me: Inference is NOT a guess.' [Class repeats.] 'It is evidence plus reasoning.' [Class repeats.] PHASE 3C — Apply It Task (3 minutes): Teacher dictates the Kericho scenario and says: 'You have 3 minutes. Three columns. Go.' [Silent individual work. Teacher circulates and checks 4–5 books.] After 3 minutes: 'Pens down. Mwangi — read me your inference for the Kericho farmer.' [Cold-call 2 learners. WAIT TIME: 10 seconds each.] Teacher confirms correct answer: 'The inference is: a fungal infection is present on that plot. The evidence is: brown curling leaves on one plot only, equal rainfall. The reasoning is: fungal infections are known to cause leaf browning and curling and spread locally, not uniformly.'</w:t>
+              <w:t xml:space="preserve">Teacher points to the DQB and says: 'This board has been asking us a big question since Lesson 1. Today we have a new answer to add. Not a guess — a scientific answer.' Teacher writes both sentence stems on the board and says: 'Choose one stem. Write one sentence only. Make it precise. You have 2 minutes.' [Allow 2 minutes silent individual writing. No pair discussion at this stage — this is an individual consolidation moment.] Teacher then collects or invites learners to read aloud 3–4 sentences. For each, teacher says: 'Is that an inference or is that just a description? Let us check.' Teacher annotates the DQB with a large arrow connecting 'How does a scientist know?' to the new label 'INFERENCE = Evidence + Reasoning (Lesson 5).' Teacher says: 'The Kisumu farmer is no longer mysterious to us. She used the principle of inference — evidence plus reasoning. And so does every scientist in Kenya and around the world.'</w:t>
             </w:r>
           </w:p>
         </w:tc>
@@ -15193,7 +15499,7 @@
                 <w:sz w:val="18"/>
                 <w:szCs w:val="18"/>
               </w:rPr>
-              <w:t xml:space="preserve">Collaborative Table Construction followed by Formal Definition followed by Immediate Transfer Task (I Do – We Do – You Do). The collaborative table construction allows learners to arrive at the formal definition through their own language before the teacher names it precisely — this reduces cognitive load and increases retention. The 'Inference ≠ Guess' contrast directly addresses the most common misconception. The Kericho transfer task immediately tests whether learners can apply the framework to a new scenario without scaffolding, revealing genuine understanding versus surface copying.</w:t>
+              <w:t xml:space="preserve">Driving Question Board Sentence-Stem Contribution. The sentence stem lowers the barrier to participation while requiring learners to synthesise today's learning in their own words and connect it explicitly to the anchoring phenomenon. Publicly posting and reading the sentences creates collective accountability and reinforces the idea that scientific understanding is cumulative — each lesson adds a new layer to the same central question.</w:t>
             </w:r>
           </w:p>
         </w:tc>
@@ -15225,7 +15531,7 @@
                 <w:sz w:val="18"/>
                 <w:szCs w:val="18"/>
               </w:rPr>
-              <w:t xml:space="preserve">During Apply It task, teacher checks 4–5 books for the Kericho scenario. Observable success indicator: learner writes a Column 3 (Inference) entry that names something not directly observed (fungal infection) AND a Column 1 (Evidence) entry that contains only observable facts (brown curling leaves, localised to one plot). Partial understanding indicator: learner writes 'fungal infection' in both Column 1 and Column 3. No-understanding indicator: learner writes 'the leaves are sick' as the inference — this shows they have not abstracted beyond description. Teacher uses cold-call responses to publicly model the correct answer for any learners still conflating observation and inference.</w:t>
+              <w:t xml:space="preserve">Teacher reads the posted sentences and checks: (1) Does the sentence use the word 'inference', 'evidence', or 'reasoning'? (2) Does the sentence correctly link the Kisumu farmer's conclusion to indirect evidence? Sentences that say 'she knew because she is a good farmer' reveal that the learner has not yet internalised the formal principle. These learners are noted for follow-up in Lesson 6.</w:t>
             </w:r>
           </w:p>
         </w:tc>
@@ -15234,32 +15540,32 @@
         <w:tc>
           <w:tcPr>
             <w:tcW w:type="dxa" w:w="1520"/>
-            <w:shd w:fill="FCE4D6" w:color="auto" w:val="clear"/>
-            <w:tcMar>
-              <w:top w:type="dxa" w:w="60"/>
-              <w:left w:type="dxa" w:w="120"/>
-              <w:bottom w:type="dxa" w:w="60"/>
-              <w:right w:type="dxa" w:w="120"/>
-            </w:tcMar>
-            <w:vAlign w:val="top"/>
-          </w:tcPr>
-          <w:p>
-            <w:pPr>
-              <w:spacing w:after="40" w:before="0"/>
-              <w:jc w:val="left"/>
-            </w:pPr>
-            <w:r>
-              <w:rPr>
-                <w:rFonts w:ascii="Arial" w:cs="Arial" w:eastAsia="Arial" w:hAnsi="Arial"/>
-                <w:b/>
-                <w:bCs/>
-                <w:i w:val="false"/>
-                <w:iCs w:val="false"/>
-                <w:color w:val="000000"/>
-                <w:sz w:val="18"/>
-                <w:szCs w:val="18"/>
-              </w:rPr>
-              <w:t xml:space="preserve">Driving Question Board (DQB) Creation</w:t>
+            <w:shd w:fill="D5E8F0" w:color="auto" w:val="clear"/>
+            <w:tcMar>
+              <w:top w:type="dxa" w:w="60"/>
+              <w:left w:type="dxa" w:w="120"/>
+              <w:bottom w:type="dxa" w:w="60"/>
+              <w:right w:type="dxa" w:w="120"/>
+            </w:tcMar>
+            <w:vAlign w:val="top"/>
+          </w:tcPr>
+          <w:p>
+            <w:pPr>
+              <w:spacing w:after="40" w:before="0"/>
+              <w:jc w:val="left"/>
+            </w:pPr>
+            <w:r>
+              <w:rPr>
+                <w:rFonts w:ascii="Arial" w:cs="Arial" w:eastAsia="Arial" w:hAnsi="Arial"/>
+                <w:b/>
+                <w:bCs/>
+                <w:i w:val="false"/>
+                <w:iCs w:val="false"/>
+                <w:color w:val="000000"/>
+                <w:sz w:val="18"/>
+                <w:szCs w:val="18"/>
+              </w:rPr>
+              <w:t xml:space="preserve">Model Building Phase</w:t>
             </w:r>
           </w:p>
           <w:p>
@@ -15282,7 +15588,7 @@
             <w:pPr>
               <w:spacing w:after="20" w:before="0"/>
             </w:pPr>
-            <w:hyperlink w:history="1" r:id="rIdhi9hsrcwnfxzgbl6pz4ba">
+            <w:hyperlink w:history="1" r:id="rIdxevbvhdfy_v-oyxx38c-5">
               <w:r>
                 <w:rPr>
                   <w:rFonts w:ascii="Arial" w:cs="Arial" w:eastAsia="Arial" w:hAnsi="Arial"/>
@@ -15291,7 +15597,7 @@
                   <w:szCs w:val="16"/>
                   <w:u w:val="single" w:color="2E75B6"/>
                 </w:rPr>
-                <w:t xml:space="preserve">Citing evidence in literary analysis | Reading</w:t>
+                <w:t xml:space="preserve">DNA as the "transforming principle"</w:t>
               </w:r>
             </w:hyperlink>
           </w:p>
@@ -15315,7 +15621,7 @@
               <w:spacing w:after="10" w:before="0"/>
               <w:ind w:left="120"/>
             </w:pPr>
-            <w:hyperlink w:history="1" r:id="rId-baemycbp-zo2d3d1ncon">
+            <w:hyperlink w:history="1" r:id="rIdgknlo94fsw8cwda_bhdod">
               <w:r>
                 <w:rPr>
                   <w:rFonts w:ascii="Arial" w:cs="Arial" w:eastAsia="Arial" w:hAnsi="Arial"/>
@@ -15360,7 +15666,7 @@
             <w:pPr>
               <w:spacing w:after="20" w:before="0"/>
             </w:pPr>
-            <w:hyperlink w:history="1" r:id="rIdk4gpxocnkggdi-ymkpryj">
+            <w:hyperlink w:history="1" r:id="rIdqewlkobjrxws3jjqjwfax">
               <w:r>
                 <w:rPr>
                   <w:rFonts w:ascii="Arial" w:cs="Arial" w:eastAsia="Arial" w:hAnsi="Arial"/>
@@ -15393,313 +15699,7 @@
               <w:spacing w:after="10" w:before="0"/>
               <w:ind w:left="120"/>
             </w:pPr>
-            <w:hyperlink w:history="1" r:id="rIdeqrjmritx3p3e-bvfeezl">
-              <w:r>
-                <w:rPr>
-                  <w:rFonts w:ascii="Arial" w:cs="Arial" w:eastAsia="Arial" w:hAnsi="Arial"/>
-                  <w:color w:val="595959"/>
-                  <w:sz w:val="14"/>
-                  <w:szCs w:val="14"/>
-                  <w:u w:val="single" w:color="595959"/>
-                </w:rPr>
-                <w:t xml:space="preserve">🔍 Search ARES for similar readings</w:t>
-              </w:r>
-            </w:hyperlink>
-          </w:p>
-        </w:tc>
-        <w:tc>
-          <w:tcPr>
-            <w:tcW w:type="dxa" w:w="3040"/>
-            <w:shd w:fill="FFFFFF" w:color="auto" w:val="clear"/>
-            <w:tcMar>
-              <w:top w:type="dxa" w:w="60"/>
-              <w:left w:type="dxa" w:w="120"/>
-              <w:bottom w:type="dxa" w:w="60"/>
-              <w:right w:type="dxa" w:w="120"/>
-            </w:tcMar>
-            <w:vAlign w:val="top"/>
-          </w:tcPr>
-          <w:p>
-            <w:pPr>
-              <w:spacing w:after="40" w:before="0"/>
-              <w:jc w:val="left"/>
-            </w:pPr>
-            <w:r>
-              <w:rPr>
-                <w:rFonts w:ascii="Arial" w:cs="Arial" w:eastAsia="Arial" w:hAnsi="Arial"/>
-                <w:b w:val="false"/>
-                <w:bCs w:val="false"/>
-                <w:i w:val="false"/>
-                <w:iCs w:val="false"/>
-                <w:color w:val="000000"/>
-                <w:sz w:val="18"/>
-                <w:szCs w:val="18"/>
-              </w:rPr>
-              <w:t xml:space="preserve">Teacher directs learners' attention to the class Driving Question Board (DQB), which has been displayed since Lesson 1. The board carries the driving question: 'How does a scientist know something is true when they cannot see it directly — and how is this power of General Science shaping life, careers, and the environment in Kenya?' Learners are given 2 minutes to write ONE new sentence on a sticky note or piece of paper that they will contribute to the board. The sentence must complete one of two stems (teacher writes both on the board): Stem 1: 'A scientist can know something without seeing it because…' Stem 2: 'I now understand that the Kisumu farmer knew about the soil pest because…' Learners post or display their sentences. Teacher reads 3–4 aloud and annotates the DQB with a new label: 'INFERENCE — Lesson 5 unlocked.'</w:t>
-            </w:r>
-          </w:p>
-        </w:tc>
-        <w:tc>
-          <w:tcPr>
-            <w:tcW w:type="dxa" w:w="3040"/>
-            <w:shd w:fill="F2F2F2" w:color="auto" w:val="clear"/>
-            <w:tcMar>
-              <w:top w:type="dxa" w:w="60"/>
-              <w:left w:type="dxa" w:w="120"/>
-              <w:bottom w:type="dxa" w:w="60"/>
-              <w:right w:type="dxa" w:w="120"/>
-            </w:tcMar>
-            <w:vAlign w:val="top"/>
-          </w:tcPr>
-          <w:p>
-            <w:pPr>
-              <w:spacing w:after="40" w:before="0"/>
-              <w:jc w:val="left"/>
-            </w:pPr>
-            <w:r>
-              <w:rPr>
-                <w:rFonts w:ascii="Arial" w:cs="Arial" w:eastAsia="Arial" w:hAnsi="Arial"/>
-                <w:b w:val="false"/>
-                <w:bCs w:val="false"/>
-                <w:i w:val="false"/>
-                <w:iCs w:val="false"/>
-                <w:color w:val="000000"/>
-                <w:sz w:val="18"/>
-                <w:szCs w:val="18"/>
-              </w:rPr>
-              <w:t xml:space="preserve">Teacher points to the DQB and says: 'This board has been asking us a big question since Lesson 1. Today we have a new answer to add. Not a guess — a scientific answer.' Teacher writes both sentence stems on the board and says: 'Choose one stem. Write one sentence only. Make it precise. You have 2 minutes.' [Allow 2 minutes silent individual writing. No pair discussion at this stage — this is an individual consolidation moment.] Teacher then collects or invites learners to read aloud 3–4 sentences. For each, teacher says: 'Is that an inference or is that just a description? Let us check.' Teacher annotates the DQB with a large arrow connecting 'How does a scientist know?' to the new label 'INFERENCE = Evidence + Reasoning (Lesson 5).' Teacher says: 'The Kisumu farmer is no longer mysterious to us. She used the principle of inference — evidence plus reasoning. And so does every scientist in Kenya and around the world.'</w:t>
-            </w:r>
-          </w:p>
-        </w:tc>
-        <w:tc>
-          <w:tcPr>
-            <w:tcW w:type="dxa" w:w="3040"/>
-            <w:shd w:fill="FFFFFF" w:color="auto" w:val="clear"/>
-            <w:tcMar>
-              <w:top w:type="dxa" w:w="60"/>
-              <w:left w:type="dxa" w:w="120"/>
-              <w:bottom w:type="dxa" w:w="60"/>
-              <w:right w:type="dxa" w:w="120"/>
-            </w:tcMar>
-            <w:vAlign w:val="top"/>
-          </w:tcPr>
-          <w:p>
-            <w:pPr>
-              <w:spacing w:after="40" w:before="0"/>
-              <w:jc w:val="left"/>
-            </w:pPr>
-            <w:r>
-              <w:rPr>
-                <w:rFonts w:ascii="Arial" w:cs="Arial" w:eastAsia="Arial" w:hAnsi="Arial"/>
-                <w:b w:val="false"/>
-                <w:bCs w:val="false"/>
-                <w:i w:val="false"/>
-                <w:iCs w:val="false"/>
-                <w:color w:val="000000"/>
-                <w:sz w:val="18"/>
-                <w:szCs w:val="18"/>
-              </w:rPr>
-              <w:t xml:space="preserve">Driving Question Board Sentence-Stem Contribution. The sentence stem lowers the barrier to participation while requiring learners to synthesise today's learning in their own words and connect it explicitly to the anchoring phenomenon. Publicly posting and reading the sentences creates collective accountability and reinforces the idea that scientific understanding is cumulative — each lesson adds a new layer to the same central question.</w:t>
-            </w:r>
-          </w:p>
-        </w:tc>
-        <w:tc>
-          <w:tcPr>
-            <w:tcW w:type="dxa" w:w="3040"/>
-            <w:shd w:fill="F2F2F2" w:color="auto" w:val="clear"/>
-            <w:tcMar>
-              <w:top w:type="dxa" w:w="60"/>
-              <w:left w:type="dxa" w:w="120"/>
-              <w:bottom w:type="dxa" w:w="60"/>
-              <w:right w:type="dxa" w:w="120"/>
-            </w:tcMar>
-            <w:vAlign w:val="top"/>
-          </w:tcPr>
-          <w:p>
-            <w:pPr>
-              <w:spacing w:after="40" w:before="0"/>
-              <w:jc w:val="left"/>
-            </w:pPr>
-            <w:r>
-              <w:rPr>
-                <w:rFonts w:ascii="Arial" w:cs="Arial" w:eastAsia="Arial" w:hAnsi="Arial"/>
-                <w:b w:val="false"/>
-                <w:bCs w:val="false"/>
-                <w:i w:val="false"/>
-                <w:iCs w:val="false"/>
-                <w:color w:val="000000"/>
-                <w:sz w:val="18"/>
-                <w:szCs w:val="18"/>
-              </w:rPr>
-              <w:t xml:space="preserve">Teacher reads the posted sentences and checks: (1) Does the sentence use the word 'inference', 'evidence', or 'reasoning'? (2) Does the sentence correctly link the Kisumu farmer's conclusion to indirect evidence? Sentences that say 'she knew because she is a good farmer' reveal that the learner has not yet internalised the formal principle. These learners are noted for follow-up in Lesson 6.</w:t>
-            </w:r>
-          </w:p>
-        </w:tc>
-      </w:tr>
-      <w:tr>
-        <w:tc>
-          <w:tcPr>
-            <w:tcW w:type="dxa" w:w="1520"/>
-            <w:shd w:fill="D5E8F0" w:color="auto" w:val="clear"/>
-            <w:tcMar>
-              <w:top w:type="dxa" w:w="60"/>
-              <w:left w:type="dxa" w:w="120"/>
-              <w:bottom w:type="dxa" w:w="60"/>
-              <w:right w:type="dxa" w:w="120"/>
-            </w:tcMar>
-            <w:vAlign w:val="top"/>
-          </w:tcPr>
-          <w:p>
-            <w:pPr>
-              <w:spacing w:after="40" w:before="0"/>
-              <w:jc w:val="left"/>
-            </w:pPr>
-            <w:r>
-              <w:rPr>
-                <w:rFonts w:ascii="Arial" w:cs="Arial" w:eastAsia="Arial" w:hAnsi="Arial"/>
-                <w:b/>
-                <w:bCs/>
-                <w:i w:val="false"/>
-                <w:iCs w:val="false"/>
-                <w:color w:val="000000"/>
-                <w:sz w:val="18"/>
-                <w:szCs w:val="18"/>
-              </w:rPr>
-              <w:t xml:space="preserve">Model Building Phase</w:t>
-            </w:r>
-          </w:p>
-          <w:p>
-            <w:pPr>
-              <w:spacing w:after="20" w:before="0"/>
-            </w:pPr>
-            <w:r>
-              <w:rPr>
-                <w:rFonts w:ascii="Arial" w:cs="Arial" w:eastAsia="Arial" w:hAnsi="Arial"/>
-                <w:b/>
-                <w:bCs/>
-                <w:color w:val="1F3864"/>
-                <w:sz w:val="16"/>
-                <w:szCs w:val="16"/>
-              </w:rPr>
-              <w:t xml:space="preserve">📹 VIDEO:</w:t>
-            </w:r>
-          </w:p>
-          <w:p>
-            <w:pPr>
-              <w:spacing w:after="20" w:before="0"/>
-            </w:pPr>
-            <w:hyperlink w:history="1" r:id="rId8jnie1qga6h_j0up64kbx">
-              <w:r>
-                <w:rPr>
-                  <w:rFonts w:ascii="Arial" w:cs="Arial" w:eastAsia="Arial" w:hAnsi="Arial"/>
-                  <w:color w:val="2E75B6"/>
-                  <w:sz w:val="16"/>
-                  <w:szCs w:val="16"/>
-                  <w:u w:val="single" w:color="2E75B6"/>
-                </w:rPr>
-                <w:t xml:space="preserve">DNA as the "transforming principle"</w:t>
-              </w:r>
-            </w:hyperlink>
-          </w:p>
-          <w:p>
-            <w:pPr>
-              <w:spacing w:after="10" w:before="0"/>
-              <w:ind w:left="120"/>
-            </w:pPr>
-            <w:r>
-              <w:rPr>
-                <w:rFonts w:ascii="Arial" w:cs="Arial" w:eastAsia="Arial" w:hAnsi="Arial"/>
-                <w:color w:val="595959"/>
-                <w:sz w:val="14"/>
-                <w:szCs w:val="14"/>
-              </w:rPr>
-              <w:t xml:space="preserve">Source: Khan Academy (English - US curriculum)</w:t>
-            </w:r>
-          </w:p>
-          <w:p>
-            <w:pPr>
-              <w:spacing w:after="10" w:before="0"/>
-              <w:ind w:left="120"/>
-            </w:pPr>
-            <w:hyperlink w:history="1" r:id="rId6gukwd7fpfo1cjw1h6pwe">
-              <w:r>
-                <w:rPr>
-                  <w:rFonts w:ascii="Arial" w:cs="Arial" w:eastAsia="Arial" w:hAnsi="Arial"/>
-                  <w:color w:val="595959"/>
-                  <w:sz w:val="14"/>
-                  <w:szCs w:val="14"/>
-                  <w:u w:val="single" w:color="595959"/>
-                </w:rPr>
-                <w:t xml:space="preserve">🔍 Search ARES for similar videos</w:t>
-              </w:r>
-            </w:hyperlink>
-          </w:p>
-          <w:p>
-            <w:pPr>
-              <w:spacing w:after="40" w:before="0"/>
-            </w:pPr>
-            <w:r>
-              <w:rPr>
-                <w:sz w:val="14"/>
-                <w:szCs w:val="14"/>
-              </w:rPr>
-              <w:t xml:space="preserve"/>
-            </w:r>
-          </w:p>
-          <w:p>
-            <w:pPr>
-              <w:spacing w:after="20" w:before="0"/>
-            </w:pPr>
-            <w:r>
-              <w:rPr>
-                <w:rFonts w:ascii="Arial" w:cs="Arial" w:eastAsia="Arial" w:hAnsi="Arial"/>
-                <w:b/>
-                <w:bCs/>
-                <w:color w:val="1F3864"/>
-                <w:sz w:val="16"/>
-                <w:szCs w:val="16"/>
-              </w:rPr>
-              <w:t xml:space="preserve">📖 EXERCISE:</w:t>
-            </w:r>
-          </w:p>
-          <w:p>
-            <w:pPr>
-              <w:spacing w:after="20" w:before="0"/>
-            </w:pPr>
-            <w:hyperlink w:history="1" r:id="rIdp_mirlyqa7wmqy6dvg1wv">
-              <w:r>
-                <w:rPr>
-                  <w:rFonts w:ascii="Arial" w:cs="Arial" w:eastAsia="Arial" w:hAnsi="Arial"/>
-                  <w:color w:val="2E75B6"/>
-                  <w:sz w:val="16"/>
-                  <w:szCs w:val="16"/>
-                  <w:u w:val="single" w:color="2E75B6"/>
-                </w:rPr>
-                <w:t xml:space="preserve">Making inferences from random samples</w:t>
-              </w:r>
-            </w:hyperlink>
-          </w:p>
-          <w:p>
-            <w:pPr>
-              <w:spacing w:after="10" w:before="0"/>
-              <w:ind w:left="120"/>
-            </w:pPr>
-            <w:r>
-              <w:rPr>
-                <w:rFonts w:ascii="Arial" w:cs="Arial" w:eastAsia="Arial" w:hAnsi="Arial"/>
-                <w:color w:val="595959"/>
-                <w:sz w:val="14"/>
-                <w:szCs w:val="14"/>
-              </w:rPr>
-              <w:t xml:space="preserve">Source: Khan Academy (English - US curriculum)</w:t>
-            </w:r>
-          </w:p>
-          <w:p>
-            <w:pPr>
-              <w:spacing w:after="10" w:before="0"/>
-              <w:ind w:left="120"/>
-            </w:pPr>
-            <w:hyperlink w:history="1" r:id="rId6vssew0v3qzgg5nxpl6k6">
+            <w:hyperlink w:history="1" r:id="rId4j1gtzhwvfknjak2uftwo">
               <w:r>
                 <w:rPr>
                   <w:rFonts w:ascii="Arial" w:cs="Arial" w:eastAsia="Arial" w:hAnsi="Arial"/>
@@ -17186,7 +17186,7 @@
             <w:pPr>
               <w:spacing w:after="20" w:before="0"/>
             </w:pPr>
-            <w:hyperlink w:history="1" r:id="rId04xgdf1cawpnqj6o9tkui">
+            <w:hyperlink w:history="1" r:id="rIdezcsr5ujqgxbcj2hca2ob">
               <w:r>
                 <w:rPr>
                   <w:rFonts w:ascii="Arial" w:cs="Arial" w:eastAsia="Arial" w:hAnsi="Arial"/>
@@ -17219,7 +17219,7 @@
               <w:spacing w:after="10" w:before="0"/>
               <w:ind w:left="120"/>
             </w:pPr>
-            <w:hyperlink w:history="1" r:id="rIdx-mqky25exoomxmhqf0oh">
+            <w:hyperlink w:history="1" r:id="rIdkkwevnbap1dmgwymvx7i0">
               <w:r>
                 <w:rPr>
                   <w:rFonts w:ascii="Arial" w:cs="Arial" w:eastAsia="Arial" w:hAnsi="Arial"/>
@@ -17264,7 +17264,7 @@
             <w:pPr>
               <w:spacing w:after="20" w:before="0"/>
             </w:pPr>
-            <w:hyperlink w:history="1" r:id="rId9gehfy4ylk9w3vrpn6sa2">
+            <w:hyperlink w:history="1" r:id="rIdsvr6nx_goxdjv3-u461ha">
               <w:r>
                 <w:rPr>
                   <w:rFonts w:ascii="Arial" w:cs="Arial" w:eastAsia="Arial" w:hAnsi="Arial"/>
@@ -17297,7 +17297,7 @@
               <w:spacing w:after="10" w:before="0"/>
               <w:ind w:left="120"/>
             </w:pPr>
-            <w:hyperlink w:history="1" r:id="rIdcp8ojlzqltbhsr4-4hxnl">
+            <w:hyperlink w:history="1" r:id="rIdq0hz0ol6omttw2hqwzixc">
               <w:r>
                 <w:rPr>
                   <w:rFonts w:ascii="Arial" w:cs="Arial" w:eastAsia="Arial" w:hAnsi="Arial"/>
@@ -17492,7 +17492,7 @@
             <w:pPr>
               <w:spacing w:after="20" w:before="0"/>
             </w:pPr>
-            <w:hyperlink w:history="1" r:id="rIdotljlisxq1biixavvc3m3">
+            <w:hyperlink w:history="1" r:id="rIds5thtmebr200titsvebpt">
               <w:r>
                 <w:rPr>
                   <w:rFonts w:ascii="Arial" w:cs="Arial" w:eastAsia="Arial" w:hAnsi="Arial"/>
@@ -17525,7 +17525,7 @@
               <w:spacing w:after="10" w:before="0"/>
               <w:ind w:left="120"/>
             </w:pPr>
-            <w:hyperlink w:history="1" r:id="rId1uub3mpfiqfpgf-21nv5m">
+            <w:hyperlink w:history="1" r:id="rIdyyfzokihof_hww_apxig3">
               <w:r>
                 <w:rPr>
                   <w:rFonts w:ascii="Arial" w:cs="Arial" w:eastAsia="Arial" w:hAnsi="Arial"/>
@@ -17570,7 +17570,7 @@
             <w:pPr>
               <w:spacing w:after="20" w:before="0"/>
             </w:pPr>
-            <w:hyperlink w:history="1" r:id="rIdwnnkeod_tkon7rv0nkaqe">
+            <w:hyperlink w:history="1" r:id="rIdcmteq8ivbym0nwg9iyblv">
               <w:r>
                 <w:rPr>
                   <w:rFonts w:ascii="Arial" w:cs="Arial" w:eastAsia="Arial" w:hAnsi="Arial"/>
@@ -17603,7 +17603,7 @@
               <w:spacing w:after="10" w:before="0"/>
               <w:ind w:left="120"/>
             </w:pPr>
-            <w:hyperlink w:history="1" r:id="rIdsio89qdytu-eykuth0sil">
+            <w:hyperlink w:history="1" r:id="rId7shsshvzytrz7t6hc0p_a">
               <w:r>
                 <w:rPr>
                   <w:rFonts w:ascii="Arial" w:cs="Arial" w:eastAsia="Arial" w:hAnsi="Arial"/>
@@ -17798,7 +17798,7 @@
             <w:pPr>
               <w:spacing w:after="20" w:before="0"/>
             </w:pPr>
-            <w:hyperlink w:history="1" r:id="rIdtmgegmx2dviwdu2gwhjap">
+            <w:hyperlink w:history="1" r:id="rIdl9mazu3rdlgjcjyz44qe0">
               <w:r>
                 <w:rPr>
                   <w:rFonts w:ascii="Arial" w:cs="Arial" w:eastAsia="Arial" w:hAnsi="Arial"/>
@@ -17831,7 +17831,7 @@
               <w:spacing w:after="10" w:before="0"/>
               <w:ind w:left="120"/>
             </w:pPr>
-            <w:hyperlink w:history="1" r:id="rIdu7pf7mb9t3thamrshhqmv">
+            <w:hyperlink w:history="1" r:id="rIdr63bam3ej8wf0a2fz5dpu">
               <w:r>
                 <w:rPr>
                   <w:rFonts w:ascii="Arial" w:cs="Arial" w:eastAsia="Arial" w:hAnsi="Arial"/>
@@ -17876,7 +17876,7 @@
             <w:pPr>
               <w:spacing w:after="20" w:before="0"/>
             </w:pPr>
-            <w:hyperlink w:history="1" r:id="rId9piysjhzflvea1knqq5bk">
+            <w:hyperlink w:history="1" r:id="rIdbxaeegbq4d8d2ifuf4hxi">
               <w:r>
                 <w:rPr>
                   <w:rFonts w:ascii="Arial" w:cs="Arial" w:eastAsia="Arial" w:hAnsi="Arial"/>
@@ -17909,7 +17909,7 @@
               <w:spacing w:after="10" w:before="0"/>
               <w:ind w:left="120"/>
             </w:pPr>
-            <w:hyperlink w:history="1" r:id="rIdqh9tqqh3uzbgeajicum9t">
+            <w:hyperlink w:history="1" r:id="rId0n4vcccapwkf-_duoxyra">
               <w:r>
                 <w:rPr>
                   <w:rFonts w:ascii="Arial" w:cs="Arial" w:eastAsia="Arial" w:hAnsi="Arial"/>
@@ -18104,7 +18104,7 @@
             <w:pPr>
               <w:spacing w:after="20" w:before="0"/>
             </w:pPr>
-            <w:hyperlink w:history="1" r:id="rIdmv3qlgwks75llylrsqgwj">
+            <w:hyperlink w:history="1" r:id="rIdpjeesevv7fiwhey75_j-w">
               <w:r>
                 <w:rPr>
                   <w:rFonts w:ascii="Arial" w:cs="Arial" w:eastAsia="Arial" w:hAnsi="Arial"/>
@@ -18137,7 +18137,7 @@
               <w:spacing w:after="10" w:before="0"/>
               <w:ind w:left="120"/>
             </w:pPr>
-            <w:hyperlink w:history="1" r:id="rIdck5rsvjxnonl5qbm516uw">
+            <w:hyperlink w:history="1" r:id="rIdu7l1w1cj-97neuzjokc8u">
               <w:r>
                 <w:rPr>
                   <w:rFonts w:ascii="Arial" w:cs="Arial" w:eastAsia="Arial" w:hAnsi="Arial"/>
@@ -18182,7 +18182,7 @@
             <w:pPr>
               <w:spacing w:after="20" w:before="0"/>
             </w:pPr>
-            <w:hyperlink w:history="1" r:id="rIdlqta9apolp_zy7oj6zqid">
+            <w:hyperlink w:history="1" r:id="rIdhdg80a7zwlzmwz9slkwu5">
               <w:r>
                 <w:rPr>
                   <w:rFonts w:ascii="Arial" w:cs="Arial" w:eastAsia="Arial" w:hAnsi="Arial"/>
@@ -18215,7 +18215,7 @@
               <w:spacing w:after="10" w:before="0"/>
               <w:ind w:left="120"/>
             </w:pPr>
-            <w:hyperlink w:history="1" r:id="rIdvbswf5thsuywbz8skd-nn">
+            <w:hyperlink w:history="1" r:id="rIdbldjffjxhylekbfaw-csa">
               <w:r>
                 <w:rPr>
                   <w:rFonts w:ascii="Arial" w:cs="Arial" w:eastAsia="Arial" w:hAnsi="Arial"/>
@@ -18410,7 +18410,7 @@
             <w:pPr>
               <w:spacing w:after="20" w:before="0"/>
             </w:pPr>
-            <w:hyperlink w:history="1" r:id="rIda90eiyutg2ybchgn-w7gv">
+            <w:hyperlink w:history="1" r:id="rIdr4dgmbwp0se8fowbf0e4j">
               <w:r>
                 <w:rPr>
                   <w:rFonts w:ascii="Arial" w:cs="Arial" w:eastAsia="Arial" w:hAnsi="Arial"/>
@@ -18443,7 +18443,7 @@
               <w:spacing w:after="10" w:before="0"/>
               <w:ind w:left="120"/>
             </w:pPr>
-            <w:hyperlink w:history="1" r:id="rIddde83o8cvxiu_vflhbu7z">
+            <w:hyperlink w:history="1" r:id="rIds3_gpg3qna09h8frsk1eh">
               <w:r>
                 <w:rPr>
                   <w:rFonts w:ascii="Arial" w:cs="Arial" w:eastAsia="Arial" w:hAnsi="Arial"/>
@@ -18488,7 +18488,7 @@
             <w:pPr>
               <w:spacing w:after="20" w:before="0"/>
             </w:pPr>
-            <w:hyperlink w:history="1" r:id="rId7f-s_a16xsevjvwbdhq8i">
+            <w:hyperlink w:history="1" r:id="rId46rkxn-ptjbjzzuqysjt0">
               <w:r>
                 <w:rPr>
                   <w:rFonts w:ascii="Arial" w:cs="Arial" w:eastAsia="Arial" w:hAnsi="Arial"/>
@@ -18521,7 +18521,7 @@
               <w:spacing w:after="10" w:before="0"/>
               <w:ind w:left="120"/>
             </w:pPr>
-            <w:hyperlink w:history="1" r:id="rIdwm2lxcqmy8sppeo_jqz0z">
+            <w:hyperlink w:history="1" r:id="rIdx_sxq7vk9ph1284wd9ifg">
               <w:r>
                 <w:rPr>
                   <w:rFonts w:ascii="Arial" w:cs="Arial" w:eastAsia="Arial" w:hAnsi="Arial"/>
@@ -20253,7 +20253,7 @@
               <w:spacing w:after="10" w:before="0"/>
               <w:ind w:left="120"/>
             </w:pPr>
-            <w:hyperlink w:history="1" r:id="rIddwv5a5n8asomu_bnpmmfg">
+            <w:hyperlink w:history="1" r:id="rIdxu_ijz_2bvccbgjx9qzvi">
               <w:r>
                 <w:rPr>
                   <w:rFonts w:ascii="Arial" w:cs="Arial" w:eastAsia="Arial" w:hAnsi="Arial"/>
@@ -20330,7 +20330,7 @@
               <w:spacing w:after="10" w:before="0"/>
               <w:ind w:left="120"/>
             </w:pPr>
-            <w:hyperlink w:history="1" r:id="rIdrixr1ojx0zlqqluau58vv">
+            <w:hyperlink w:history="1" r:id="rIdyjqvi6r-v-8b2_1nbymkp">
               <w:r>
                 <w:rPr>
                   <w:rFonts w:ascii="Arial" w:cs="Arial" w:eastAsia="Arial" w:hAnsi="Arial"/>
@@ -20557,7 +20557,7 @@
               <w:spacing w:after="10" w:before="0"/>
               <w:ind w:left="120"/>
             </w:pPr>
-            <w:hyperlink w:history="1" r:id="rIdsjliod3kliumay1memn1k">
+            <w:hyperlink w:history="1" r:id="rId-slybn6cyshjihvn2rwxh">
               <w:r>
                 <w:rPr>
                   <w:rFonts w:ascii="Arial" w:cs="Arial" w:eastAsia="Arial" w:hAnsi="Arial"/>
@@ -20634,7 +20634,7 @@
               <w:spacing w:after="10" w:before="0"/>
               <w:ind w:left="120"/>
             </w:pPr>
-            <w:hyperlink w:history="1" r:id="rIdkrknw4w9xgcvqn8pvix5n">
+            <w:hyperlink w:history="1" r:id="rIdkjqckc9h-fs5gfhqso5sq">
               <w:r>
                 <w:rPr>
                   <w:rFonts w:ascii="Arial" w:cs="Arial" w:eastAsia="Arial" w:hAnsi="Arial"/>
@@ -20861,7 +20861,7 @@
               <w:spacing w:after="10" w:before="0"/>
               <w:ind w:left="120"/>
             </w:pPr>
-            <w:hyperlink w:history="1" r:id="rIdil2gnwftasgx3uk2c0olq">
+            <w:hyperlink w:history="1" r:id="rIdrf2vww0pkpqw6ssqmvwv1">
               <w:r>
                 <w:rPr>
                   <w:rFonts w:ascii="Arial" w:cs="Arial" w:eastAsia="Arial" w:hAnsi="Arial"/>
@@ -20938,7 +20938,7 @@
               <w:spacing w:after="10" w:before="0"/>
               <w:ind w:left="120"/>
             </w:pPr>
-            <w:hyperlink w:history="1" r:id="rIdcoovl7tiu2brfgjhb9s_a">
+            <w:hyperlink w:history="1" r:id="rIdg5c_gjsna5ki-7s6ppnyj">
               <w:r>
                 <w:rPr>
                   <w:rFonts w:ascii="Arial" w:cs="Arial" w:eastAsia="Arial" w:hAnsi="Arial"/>
@@ -21165,7 +21165,7 @@
               <w:spacing w:after="10" w:before="0"/>
               <w:ind w:left="120"/>
             </w:pPr>
-            <w:hyperlink w:history="1" r:id="rIdbrakolsfkqd5dcrkxtx6g">
+            <w:hyperlink w:history="1" r:id="rIdfvapous-pny1a_wxonwtg">
               <w:r>
                 <w:rPr>
                   <w:rFonts w:ascii="Arial" w:cs="Arial" w:eastAsia="Arial" w:hAnsi="Arial"/>
@@ -21242,7 +21242,7 @@
               <w:spacing w:after="10" w:before="0"/>
               <w:ind w:left="120"/>
             </w:pPr>
-            <w:hyperlink w:history="1" r:id="rIdlgtxk7xtuylokgh7e0hch">
+            <w:hyperlink w:history="1" r:id="rIdiz4jbchfjwdcc1mwauhb2">
               <w:r>
                 <w:rPr>
                   <w:rFonts w:ascii="Arial" w:cs="Arial" w:eastAsia="Arial" w:hAnsi="Arial"/>
@@ -21469,7 +21469,7 @@
               <w:spacing w:after="10" w:before="0"/>
               <w:ind w:left="120"/>
             </w:pPr>
-            <w:hyperlink w:history="1" r:id="rIdxfx0dgt2ayzc7kpft8kwc">
+            <w:hyperlink w:history="1" r:id="rIdrr9w5jte4s3qxxopfspgm">
               <w:r>
                 <w:rPr>
                   <w:rFonts w:ascii="Arial" w:cs="Arial" w:eastAsia="Arial" w:hAnsi="Arial"/>
@@ -21546,7 +21546,7 @@
               <w:spacing w:after="10" w:before="0"/>
               <w:ind w:left="120"/>
             </w:pPr>
-            <w:hyperlink w:history="1" r:id="rIddfdstuz_4ezr2qczdal5n">
+            <w:hyperlink w:history="1" r:id="rId1eglkpu_rp12w83ekphqa">
               <w:r>
                 <w:rPr>
                   <w:rFonts w:ascii="Arial" w:cs="Arial" w:eastAsia="Arial" w:hAnsi="Arial"/>
@@ -23304,7 +23304,7 @@
               <w:spacing w:after="10" w:before="0"/>
               <w:ind w:left="120"/>
             </w:pPr>
-            <w:hyperlink w:history="1" r:id="rIdwvb3yikwb8lgzihzcp2vi">
+            <w:hyperlink w:history="1" r:id="rIdavvdk2hfdh4vswt2jvrvz">
               <w:r>
                 <w:rPr>
                   <w:rFonts w:ascii="Arial" w:cs="Arial" w:eastAsia="Arial" w:hAnsi="Arial"/>
@@ -23381,7 +23381,7 @@
               <w:spacing w:after="10" w:before="0"/>
               <w:ind w:left="120"/>
             </w:pPr>
-            <w:hyperlink w:history="1" r:id="rIddd9ffkg4rtdoxpmgj9tbo">
+            <w:hyperlink w:history="1" r:id="rIdtg3x6opq9gnsqbbirtef7">
               <w:r>
                 <w:rPr>
                   <w:rFonts w:ascii="Arial" w:cs="Arial" w:eastAsia="Arial" w:hAnsi="Arial"/>
@@ -23608,7 +23608,7 @@
               <w:spacing w:after="10" w:before="0"/>
               <w:ind w:left="120"/>
             </w:pPr>
-            <w:hyperlink w:history="1" r:id="rIdvw_5usmvqq5pfgcrpopkz">
+            <w:hyperlink w:history="1" r:id="rIdyo7daagitlsqvnh2md1cz">
               <w:r>
                 <w:rPr>
                   <w:rFonts w:ascii="Arial" w:cs="Arial" w:eastAsia="Arial" w:hAnsi="Arial"/>
@@ -23685,7 +23685,7 @@
               <w:spacing w:after="10" w:before="0"/>
               <w:ind w:left="120"/>
             </w:pPr>
-            <w:hyperlink w:history="1" r:id="rIdg_esebzi_rgyh_d6hcj9b">
+            <w:hyperlink w:history="1" r:id="rIdf_bih3qsxwo-ohprkdnpl">
               <w:r>
                 <w:rPr>
                   <w:rFonts w:ascii="Arial" w:cs="Arial" w:eastAsia="Arial" w:hAnsi="Arial"/>
@@ -23912,7 +23912,7 @@
               <w:spacing w:after="10" w:before="0"/>
               <w:ind w:left="120"/>
             </w:pPr>
-            <w:hyperlink w:history="1" r:id="rIdoeupul1lu1unp3d44-iee">
+            <w:hyperlink w:history="1" r:id="rIds20nozz0vpt8-j7965kw6">
               <w:r>
                 <w:rPr>
                   <w:rFonts w:ascii="Arial" w:cs="Arial" w:eastAsia="Arial" w:hAnsi="Arial"/>
@@ -23989,7 +23989,7 @@
               <w:spacing w:after="10" w:before="0"/>
               <w:ind w:left="120"/>
             </w:pPr>
-            <w:hyperlink w:history="1" r:id="rIdcnv3efu-cn8zbxlykn4bv">
+            <w:hyperlink w:history="1" r:id="rIdqndcp6_kaltdwr1if3mdm">
               <w:r>
                 <w:rPr>
                   <w:rFonts w:ascii="Arial" w:cs="Arial" w:eastAsia="Arial" w:hAnsi="Arial"/>
@@ -24216,7 +24216,7 @@
               <w:spacing w:after="10" w:before="0"/>
               <w:ind w:left="120"/>
             </w:pPr>
-            <w:hyperlink w:history="1" r:id="rIdoe5w41df3kf_4lhabzg1v">
+            <w:hyperlink w:history="1" r:id="rIdilxuu6nde0ssixnfevk9i">
               <w:r>
                 <w:rPr>
                   <w:rFonts w:ascii="Arial" w:cs="Arial" w:eastAsia="Arial" w:hAnsi="Arial"/>
@@ -24293,7 +24293,7 @@
               <w:spacing w:after="10" w:before="0"/>
               <w:ind w:left="120"/>
             </w:pPr>
-            <w:hyperlink w:history="1" r:id="rIdq1nktfpggn7ykzarixkef">
+            <w:hyperlink w:history="1" r:id="rIdaubvivwikcqpmvtsazkpl">
               <w:r>
                 <w:rPr>
                   <w:rFonts w:ascii="Arial" w:cs="Arial" w:eastAsia="Arial" w:hAnsi="Arial"/>
@@ -24520,7 +24520,7 @@
               <w:spacing w:after="10" w:before="0"/>
               <w:ind w:left="120"/>
             </w:pPr>
-            <w:hyperlink w:history="1" r:id="rIds8qzjl6g4rhrtoca0whvw">
+            <w:hyperlink w:history="1" r:id="rIdfju9xglxk5vrbcoiywic1">
               <w:r>
                 <w:rPr>
                   <w:rFonts w:ascii="Arial" w:cs="Arial" w:eastAsia="Arial" w:hAnsi="Arial"/>
@@ -24597,7 +24597,7 @@
               <w:spacing w:after="10" w:before="0"/>
               <w:ind w:left="120"/>
             </w:pPr>
-            <w:hyperlink w:history="1" r:id="rIdkaz3hz_yuru_biymlrmtp">
+            <w:hyperlink w:history="1" r:id="rIdip1gy44jprg-e7i4hojya">
               <w:r>
                 <w:rPr>
                   <w:rFonts w:ascii="Arial" w:cs="Arial" w:eastAsia="Arial" w:hAnsi="Arial"/>

--- a/data/outputs/v2/General_Science/SS1.1_Introduction_to_General_Science/General_Science_Introduction_to_General_Science_CBE_LessonSequence.docx
+++ b/data/outputs/v2/General_Science/SS1.1_Introduction_to_General_Science/General_Science_Introduction_to_General_Science_CBE_LessonSequence.docx
@@ -42,6 +42,177 @@
     </w:p>
     <w:p>
       <w:pPr>
+        <w:spacing w:after="80" w:before="120"/>
+      </w:pPr>
+      <w:r>
+        <w:rPr>
+          <w:rFonts w:ascii="Arial" w:cs="Arial" w:eastAsia="Arial" w:hAnsi="Arial"/>
+          <w:b/>
+          <w:bCs/>
+          <w:color w:val="1F3864"/>
+          <w:sz w:val="20"/>
+          <w:szCs w:val="20"/>
+        </w:rPr>
+        <w:t xml:space="preserve">ATTRIBUTION AND LICENSING</w:t>
+      </w:r>
+    </w:p>
+    <w:p>
+      <w:pPr>
+        <w:spacing w:after="60" w:before="0"/>
+      </w:pPr>
+      <w:r>
+        <w:rPr>
+          <w:rFonts w:ascii="Arial" w:cs="Arial" w:eastAsia="Arial" w:hAnsi="Arial"/>
+          <w:b/>
+          <w:bCs/>
+          <w:sz w:val="17"/>
+          <w:szCs w:val="17"/>
+        </w:rPr>
+        <w:t xml:space="preserve">Curriculum Alignment: </w:t>
+      </w:r>
+      <w:r>
+        <w:rPr>
+          <w:rFonts w:ascii="Arial" w:cs="Arial" w:eastAsia="Arial" w:hAnsi="Arial"/>
+          <w:sz w:val="17"/>
+          <w:szCs w:val="17"/>
+        </w:rPr>
+        <w:t xml:space="preserve">Structured in pedagogical alignment with the competence-based curriculum format and learning outcomes established by the Kenya Institute of Curriculum Development (KICD). This material is independently developed and is not officially endorsed or published by KICD.</w:t>
+      </w:r>
+    </w:p>
+    <w:p>
+      <w:pPr>
+        <w:spacing w:after="60" w:before="0"/>
+      </w:pPr>
+      <w:r>
+        <w:rPr>
+          <w:rFonts w:ascii="Arial" w:cs="Arial" w:eastAsia="Arial" w:hAnsi="Arial"/>
+          <w:b/>
+          <w:bCs/>
+          <w:sz w:val="17"/>
+          <w:szCs w:val="17"/>
+        </w:rPr>
+        <w:t xml:space="preserve">Content &amp; Pedagogy: </w:t>
+      </w:r>
+      <w:r>
+        <w:rPr>
+          <w:rFonts w:ascii="Arial" w:cs="Arial" w:eastAsia="Arial" w:hAnsi="Arial"/>
+          <w:sz w:val="17"/>
+          <w:szCs w:val="17"/>
+        </w:rPr>
+        <w:t xml:space="preserve">Developed and adapted by the educator team at SeaVuria (registered 501(c)(3) in the United States and registered NGO in Kenya, No. 872-850A-BF11), who designed the pedagogical framework, lesson templates and exemplar lessons on which this material is based.</w:t>
+      </w:r>
+    </w:p>
+    <w:p>
+      <w:pPr>
+        <w:spacing w:after="60" w:before="0"/>
+      </w:pPr>
+      <w:r>
+        <w:rPr>
+          <w:rFonts w:ascii="Arial" w:cs="Arial" w:eastAsia="Arial" w:hAnsi="Arial"/>
+          <w:b/>
+          <w:bCs/>
+          <w:sz w:val="17"/>
+          <w:szCs w:val="17"/>
+        </w:rPr>
+        <w:t xml:space="preserve">Production &amp; Layout: </w:t>
+      </w:r>
+      <w:r>
+        <w:rPr>
+          <w:rFonts w:ascii="Arial" w:cs="Arial" w:eastAsia="Arial" w:hAnsi="Arial"/>
+          <w:sz w:val="17"/>
+          <w:szCs w:val="17"/>
+        </w:rPr>
+        <w:t xml:space="preserve">Educational design and curriculum sequencing by SeaVuria. Technical layout, structural formatting, and digital optimization/implementation executed in partnership with ARES Education (registered 501(c)(3) in the United States and Canada (as Afretech Aid) and registered NGO in Kenya), with lesson drafting and compilation assisted by AI (Claude, Anthropic).</w:t>
+      </w:r>
+    </w:p>
+    <w:p>
+      <w:pPr>
+        <w:pBdr>
+          <w:bottom w:val="single" w:color="1F3864" w:sz="6" w:space="6"/>
+        </w:pBdr>
+        <w:spacing w:after="60" w:before="0"/>
+      </w:pPr>
+      <w:r>
+        <w:rPr>
+          <w:rFonts w:ascii="Arial" w:cs="Arial" w:eastAsia="Arial" w:hAnsi="Arial"/>
+          <w:b/>
+          <w:bCs/>
+          <w:sz w:val="17"/>
+          <w:szCs w:val="17"/>
+        </w:rPr>
+        <w:t xml:space="preserve">Licensing &amp; Copyright: </w:t>
+      </w:r>
+      <w:r>
+        <w:rPr>
+          <w:rFonts w:ascii="Arial" w:cs="Arial" w:eastAsia="Arial" w:hAnsi="Arial"/>
+          <w:sz w:val="17"/>
+          <w:szCs w:val="17"/>
+        </w:rPr>
+        <w:t xml:space="preserve">© 2026 SeaVuria and ARES. This work is licensed under a </w:t>
+      </w:r>
+      <w:hyperlink w:history="1" r:id="rIduvr-s85uolvd5mlodmqse">
+        <w:r>
+          <w:rPr>
+            <w:rFonts w:ascii="Arial" w:cs="Arial" w:eastAsia="Arial" w:hAnsi="Arial"/>
+            <w:color w:val="1F6B75"/>
+            <w:sz w:val="17"/>
+            <w:szCs w:val="17"/>
+            <w:u w:val="single" w:color="1F6B75"/>
+          </w:rPr>
+          <w:t xml:space="preserve">Creative Commons Attribution-NonCommercial 4.0 International License</w:t>
+        </w:r>
+      </w:hyperlink>
+      <w:r>
+        <w:rPr>
+          <w:rFonts w:ascii="Arial" w:cs="Arial" w:eastAsia="Arial" w:hAnsi="Arial"/>
+          <w:sz w:val="17"/>
+          <w:szCs w:val="17"/>
+        </w:rPr>
+        <w:t xml:space="preserve"> (</w:t>
+      </w:r>
+      <w:hyperlink w:history="1" r:id="rIdq-ra9_qeseto83cb-st_j">
+        <w:r>
+          <w:rPr>
+            <w:rFonts w:ascii="Arial" w:cs="Arial" w:eastAsia="Arial" w:hAnsi="Arial"/>
+            <w:color w:val="1F6B75"/>
+            <w:sz w:val="17"/>
+            <w:szCs w:val="17"/>
+            <w:u w:val="single" w:color="1F6B75"/>
+          </w:rPr>
+          <w:t xml:space="preserve">CC BY-NC 4.0</w:t>
+        </w:r>
+      </w:hyperlink>
+      <w:r>
+        <w:rPr>
+          <w:rFonts w:ascii="Arial" w:cs="Arial" w:eastAsia="Arial" w:hAnsi="Arial"/>
+          <w:sz w:val="17"/>
+          <w:szCs w:val="17"/>
+        </w:rPr>
+        <w:t xml:space="preserve">). To view a copy of this license, visit </w:t>
+      </w:r>
+      <w:hyperlink w:history="1" r:id="rId2w5hefavi6_f26_vttreh">
+        <w:r>
+          <w:rPr>
+            <w:rFonts w:ascii="Arial" w:cs="Arial" w:eastAsia="Arial" w:hAnsi="Arial"/>
+            <w:color w:val="1F6B75"/>
+            <w:sz w:val="17"/>
+            <w:szCs w:val="17"/>
+            <w:u w:val="single" w:color="1F6B75"/>
+          </w:rPr>
+          <w:t xml:space="preserve">https://creativecommons.org/licenses/by-nc/4.0/</w:t>
+        </w:r>
+      </w:hyperlink>
+      <w:r>
+        <w:rPr>
+          <w:rFonts w:ascii="Arial" w:cs="Arial" w:eastAsia="Arial" w:hAnsi="Arial"/>
+          <w:sz w:val="17"/>
+          <w:szCs w:val="17"/>
+        </w:rPr>
+        <w:t xml:space="preserve">. You are free to copy, redistribute, and adapt this material in any medium or format, provided appropriate credit is given and the material is not used for commercial purposes. KICD learning outcomes and curriculum designations reproduced here for alignment purposes remain the property of KICD and are not covered by this license. Linked external resources (e.g. CK-12, Khan Academy, PhET) are subject to their own licenses.</w:t>
+      </w:r>
+    </w:p>
+    <w:p>
+      <w:pPr>
         <w:spacing w:after="120"/>
       </w:pPr>
       <w:r>
@@ -2987,7 +3158,7 @@
             <w:pPr>
               <w:spacing w:after="20" w:before="0"/>
             </w:pPr>
-            <w:hyperlink w:history="1" r:id="rIdk_vilbkbii-7jn4xlatgu">
+            <w:hyperlink w:history="1" r:id="rIda9uawtueczi1dr8wyvhe8">
               <w:r>
                 <w:rPr>
                   <w:rFonts w:ascii="Arial" w:cs="Arial" w:eastAsia="Arial" w:hAnsi="Arial"/>
@@ -3020,7 +3191,7 @@
               <w:spacing w:after="10" w:before="0"/>
               <w:ind w:left="120"/>
             </w:pPr>
-            <w:hyperlink w:history="1" r:id="rId4gxwunawuem8hoyf_izfi">
+            <w:hyperlink w:history="1" r:id="rId166qb7n-yfiugm4h26ua6">
               <w:r>
                 <w:rPr>
                   <w:rFonts w:ascii="Arial" w:cs="Arial" w:eastAsia="Arial" w:hAnsi="Arial"/>
@@ -3065,7 +3236,7 @@
             <w:pPr>
               <w:spacing w:after="20" w:before="0"/>
             </w:pPr>
-            <w:hyperlink w:history="1" r:id="rIdn30omxaxejnbjmyl6i7d8">
+            <w:hyperlink w:history="1" r:id="rIdemk56orfnstxxjhxcx3gz">
               <w:r>
                 <w:rPr>
                   <w:rFonts w:ascii="Arial" w:cs="Arial" w:eastAsia="Arial" w:hAnsi="Arial"/>
@@ -3098,7 +3269,7 @@
               <w:spacing w:after="10" w:before="0"/>
               <w:ind w:left="120"/>
             </w:pPr>
-            <w:hyperlink w:history="1" r:id="rId_g60p1hcgvkuwtts5y1-e">
+            <w:hyperlink w:history="1" r:id="rIdjrlrzawqgdhhddgnghbz1">
               <w:r>
                 <w:rPr>
                   <w:rFonts w:ascii="Arial" w:cs="Arial" w:eastAsia="Arial" w:hAnsi="Arial"/>
@@ -3293,7 +3464,7 @@
             <w:pPr>
               <w:spacing w:after="20" w:before="0"/>
             </w:pPr>
-            <w:hyperlink w:history="1" r:id="rIdevctaztctasuxl-bj44kx">
+            <w:hyperlink w:history="1" r:id="rIdghnc2-t3ugv7gt3izsqeo">
               <w:r>
                 <w:rPr>
                   <w:rFonts w:ascii="Arial" w:cs="Arial" w:eastAsia="Arial" w:hAnsi="Arial"/>
@@ -3326,7 +3497,7 @@
               <w:spacing w:after="10" w:before="0"/>
               <w:ind w:left="120"/>
             </w:pPr>
-            <w:hyperlink w:history="1" r:id="rIdkagszqe2hzbnhwvnklnhz">
+            <w:hyperlink w:history="1" r:id="rIdz29xwbywlucltufd1sfj6">
               <w:r>
                 <w:rPr>
                   <w:rFonts w:ascii="Arial" w:cs="Arial" w:eastAsia="Arial" w:hAnsi="Arial"/>
@@ -3371,7 +3542,7 @@
             <w:pPr>
               <w:spacing w:after="20" w:before="0"/>
             </w:pPr>
-            <w:hyperlink w:history="1" r:id="rIdwdnu_2jco0urqptmiybrf">
+            <w:hyperlink w:history="1" r:id="rIdx_1ay-tw2w7qb8jvdvryt">
               <w:r>
                 <w:rPr>
                   <w:rFonts w:ascii="Arial" w:cs="Arial" w:eastAsia="Arial" w:hAnsi="Arial"/>
@@ -3404,7 +3575,7 @@
               <w:spacing w:after="10" w:before="0"/>
               <w:ind w:left="120"/>
             </w:pPr>
-            <w:hyperlink w:history="1" r:id="rIdxhfadh0kd8uxinvhiqy5t">
+            <w:hyperlink w:history="1" r:id="rIdtn3z18xledvh3puenwoyw">
               <w:r>
                 <w:rPr>
                   <w:rFonts w:ascii="Arial" w:cs="Arial" w:eastAsia="Arial" w:hAnsi="Arial"/>
@@ -3599,7 +3770,7 @@
             <w:pPr>
               <w:spacing w:after="20" w:before="0"/>
             </w:pPr>
-            <w:hyperlink w:history="1" r:id="rId6adtfjq9frcmiezgzlx0r">
+            <w:hyperlink w:history="1" r:id="rIdcosqobaoopvznlz-uwgkz">
               <w:r>
                 <w:rPr>
                   <w:rFonts w:ascii="Arial" w:cs="Arial" w:eastAsia="Arial" w:hAnsi="Arial"/>
@@ -3632,7 +3803,7 @@
               <w:spacing w:after="10" w:before="0"/>
               <w:ind w:left="120"/>
             </w:pPr>
-            <w:hyperlink w:history="1" r:id="rIdmaktkwrhtztp_sj8bvtex">
+            <w:hyperlink w:history="1" r:id="rId3npr62x8xrrrgsojvinc4">
               <w:r>
                 <w:rPr>
                   <w:rFonts w:ascii="Arial" w:cs="Arial" w:eastAsia="Arial" w:hAnsi="Arial"/>
@@ -3677,7 +3848,7 @@
             <w:pPr>
               <w:spacing w:after="20" w:before="0"/>
             </w:pPr>
-            <w:hyperlink w:history="1" r:id="rId2f25nvw77bzcqa9fbixvi">
+            <w:hyperlink w:history="1" r:id="rIdio7tksx_fy3mkyp5yqkga">
               <w:r>
                 <w:rPr>
                   <w:rFonts w:ascii="Arial" w:cs="Arial" w:eastAsia="Arial" w:hAnsi="Arial"/>
@@ -3710,7 +3881,7 @@
               <w:spacing w:after="10" w:before="0"/>
               <w:ind w:left="120"/>
             </w:pPr>
-            <w:hyperlink w:history="1" r:id="rIdumkxmmiw3gx-zh3rxblht">
+            <w:hyperlink w:history="1" r:id="rIdmnllcnm6f9pt4muqza_qs">
               <w:r>
                 <w:rPr>
                   <w:rFonts w:ascii="Arial" w:cs="Arial" w:eastAsia="Arial" w:hAnsi="Arial"/>
@@ -3905,7 +4076,7 @@
             <w:pPr>
               <w:spacing w:after="20" w:before="0"/>
             </w:pPr>
-            <w:hyperlink w:history="1" r:id="rIdles0-88ckkocdcqefsl23">
+            <w:hyperlink w:history="1" r:id="rIdntae-kp_4zw_rxi1stwog">
               <w:r>
                 <w:rPr>
                   <w:rFonts w:ascii="Arial" w:cs="Arial" w:eastAsia="Arial" w:hAnsi="Arial"/>
@@ -3938,7 +4109,7 @@
               <w:spacing w:after="10" w:before="0"/>
               <w:ind w:left="120"/>
             </w:pPr>
-            <w:hyperlink w:history="1" r:id="rIdtvxuhuyvxz66x310hcrk-">
+            <w:hyperlink w:history="1" r:id="rIdcdhnkcvyclnpwejyopmkf">
               <w:r>
                 <w:rPr>
                   <w:rFonts w:ascii="Arial" w:cs="Arial" w:eastAsia="Arial" w:hAnsi="Arial"/>
@@ -3983,7 +4154,7 @@
             <w:pPr>
               <w:spacing w:after="20" w:before="0"/>
             </w:pPr>
-            <w:hyperlink w:history="1" r:id="rIdx_xkxhfyhyv20vixtknt0">
+            <w:hyperlink w:history="1" r:id="rIdlr3ocix8ig3wg0jmr_0x0">
               <w:r>
                 <w:rPr>
                   <w:rFonts w:ascii="Arial" w:cs="Arial" w:eastAsia="Arial" w:hAnsi="Arial"/>
@@ -4016,7 +4187,7 @@
               <w:spacing w:after="10" w:before="0"/>
               <w:ind w:left="120"/>
             </w:pPr>
-            <w:hyperlink w:history="1" r:id="rIdm8y05p7tidkkgpnwxdlll">
+            <w:hyperlink w:history="1" r:id="rId4ylssjhmjuehoqa_ihtk7">
               <w:r>
                 <w:rPr>
                   <w:rFonts w:ascii="Arial" w:cs="Arial" w:eastAsia="Arial" w:hAnsi="Arial"/>
@@ -4211,7 +4382,7 @@
             <w:pPr>
               <w:spacing w:after="20" w:before="0"/>
             </w:pPr>
-            <w:hyperlink w:history="1" r:id="rIdhd6lprlpvphch190ryeli">
+            <w:hyperlink w:history="1" r:id="rIdskrmyhnyi3yxa_uff1b0y">
               <w:r>
                 <w:rPr>
                   <w:rFonts w:ascii="Arial" w:cs="Arial" w:eastAsia="Arial" w:hAnsi="Arial"/>
@@ -4244,7 +4415,7 @@
               <w:spacing w:after="10" w:before="0"/>
               <w:ind w:left="120"/>
             </w:pPr>
-            <w:hyperlink w:history="1" r:id="rIdgxt4c7orn4b81_qoy2eza">
+            <w:hyperlink w:history="1" r:id="rId-mh-bgsh0h2objkukev9e">
               <w:r>
                 <w:rPr>
                   <w:rFonts w:ascii="Arial" w:cs="Arial" w:eastAsia="Arial" w:hAnsi="Arial"/>
@@ -4289,7 +4460,7 @@
             <w:pPr>
               <w:spacing w:after="20" w:before="0"/>
             </w:pPr>
-            <w:hyperlink w:history="1" r:id="rId_16z4utctl-wbrivnhbmj">
+            <w:hyperlink w:history="1" r:id="rId25nqx_bhdiv6ko1krlcgy">
               <w:r>
                 <w:rPr>
                   <w:rFonts w:ascii="Arial" w:cs="Arial" w:eastAsia="Arial" w:hAnsi="Arial"/>
@@ -4322,7 +4493,7 @@
               <w:spacing w:after="10" w:before="0"/>
               <w:ind w:left="120"/>
             </w:pPr>
-            <w:hyperlink w:history="1" r:id="rIdi-itiguzair_u9suemulg">
+            <w:hyperlink w:history="1" r:id="rIdrffni5gu-zu4o9vhr7qjw">
               <w:r>
                 <w:rPr>
                   <w:rFonts w:ascii="Arial" w:cs="Arial" w:eastAsia="Arial" w:hAnsi="Arial"/>
@@ -4818,6 +4989,65 @@
         </w:tc>
       </w:tr>
     </w:tbl>
+    <w:p>
+      <w:pPr>
+        <w:pBdr>
+          <w:top w:val="single" w:color="BBBBBB" w:sz="4" w:space="4"/>
+        </w:pBdr>
+        <w:spacing w:after="0" w:before="160"/>
+      </w:pPr>
+      <w:r>
+        <w:rPr>
+          <w:rFonts w:ascii="Arial" w:cs="Arial" w:eastAsia="Arial" w:hAnsi="Arial"/>
+          <w:color w:val="666666"/>
+          <w:sz w:val="14"/>
+          <w:szCs w:val="14"/>
+        </w:rPr>
+        <w:t xml:space="preserve">© 2026 SeaVuria and ARES. Aligned with KICD objectives. Developed by SeaVuria; technical implementation by ARES (with AI assistance from Claude). Licensed under </w:t>
+      </w:r>
+      <w:hyperlink w:history="1" r:id="rIdkiwy0nlj3ftk3_gtqwjne">
+        <w:r>
+          <w:rPr>
+            <w:rFonts w:ascii="Arial" w:cs="Arial" w:eastAsia="Arial" w:hAnsi="Arial"/>
+            <w:color w:val="1F6B75"/>
+            <w:sz w:val="14"/>
+            <w:szCs w:val="14"/>
+            <w:u w:val="single" w:color="1F6B75"/>
+          </w:rPr>
+          <w:t xml:space="preserve">CC BY-NC 4.0</w:t>
+        </w:r>
+      </w:hyperlink>
+      <w:r>
+        <w:rPr>
+          <w:rFonts w:ascii="Arial" w:cs="Arial" w:eastAsia="Arial" w:hAnsi="Arial"/>
+          <w:color w:val="666666"/>
+          <w:sz w:val="14"/>
+          <w:szCs w:val="14"/>
+        </w:rPr>
+        <w:t xml:space="preserve"> (</w:t>
+      </w:r>
+      <w:hyperlink w:history="1" r:id="rIdohfjs1p-utcbe_imunhd6">
+        <w:r>
+          <w:rPr>
+            <w:rFonts w:ascii="Arial" w:cs="Arial" w:eastAsia="Arial" w:hAnsi="Arial"/>
+            <w:color w:val="1F6B75"/>
+            <w:sz w:val="14"/>
+            <w:szCs w:val="14"/>
+            <w:u w:val="single" w:color="1F6B75"/>
+          </w:rPr>
+          <w:t xml:space="preserve">https://creativecommons.org/licenses/by-nc/4.0/</w:t>
+        </w:r>
+      </w:hyperlink>
+      <w:r>
+        <w:rPr>
+          <w:rFonts w:ascii="Arial" w:cs="Arial" w:eastAsia="Arial" w:hAnsi="Arial"/>
+          <w:color w:val="666666"/>
+          <w:sz w:val="14"/>
+          <w:szCs w:val="14"/>
+        </w:rPr>
+        <w:t xml:space="preserve">).</w:t>
+      </w:r>
+    </w:p>
     <w:p>
       <w:r>
         <w:br w:type="page"/>
@@ -5809,7 +6039,7 @@
             <w:pPr>
               <w:spacing w:after="20" w:before="0"/>
             </w:pPr>
-            <w:hyperlink w:history="1" r:id="rIdaf3iabfcqrc1i6-vkmqhc">
+            <w:hyperlink w:history="1" r:id="rIdkxhofjuzcb3xp_y95u7hx">
               <w:r>
                 <w:rPr>
                   <w:rFonts w:ascii="Arial" w:cs="Arial" w:eastAsia="Arial" w:hAnsi="Arial"/>
@@ -5842,7 +6072,7 @@
               <w:spacing w:after="10" w:before="0"/>
               <w:ind w:left="120"/>
             </w:pPr>
-            <w:hyperlink w:history="1" r:id="rIdmohjdympttmkwgboxuew6">
+            <w:hyperlink w:history="1" r:id="rIdcajcljgr3rerqv29ru_o5">
               <w:r>
                 <w:rPr>
                   <w:rFonts w:ascii="Arial" w:cs="Arial" w:eastAsia="Arial" w:hAnsi="Arial"/>
@@ -5904,7 +6134,7 @@
               <w:spacing w:after="10" w:before="0"/>
               <w:ind w:left="120"/>
             </w:pPr>
-            <w:hyperlink w:history="1" r:id="rIdfp6oz6w47bdrkrg8m4lyk">
+            <w:hyperlink w:history="1" r:id="rId8i6xy2vb93dsxrn11plnz">
               <w:r>
                 <w:rPr>
                   <w:rFonts w:ascii="Arial" w:cs="Arial" w:eastAsia="Arial" w:hAnsi="Arial"/>
@@ -6114,7 +6344,7 @@
             <w:pPr>
               <w:spacing w:after="20" w:before="0"/>
             </w:pPr>
-            <w:hyperlink w:history="1" r:id="rIdpfqyala21fgrtgdzdigtn">
+            <w:hyperlink w:history="1" r:id="rIdcwu6vt4g45fdxwte7l28i">
               <w:r>
                 <w:rPr>
                   <w:rFonts w:ascii="Arial" w:cs="Arial" w:eastAsia="Arial" w:hAnsi="Arial"/>
@@ -6147,7 +6377,7 @@
               <w:spacing w:after="10" w:before="0"/>
               <w:ind w:left="120"/>
             </w:pPr>
-            <w:hyperlink w:history="1" r:id="rIdmbpjhyg14zvtip-3nlla5">
+            <w:hyperlink w:history="1" r:id="rIdty0xtrkuhpj44dhrlfsst">
               <w:r>
                 <w:rPr>
                   <w:rFonts w:ascii="Arial" w:cs="Arial" w:eastAsia="Arial" w:hAnsi="Arial"/>
@@ -6209,7 +6439,7 @@
               <w:spacing w:after="10" w:before="0"/>
               <w:ind w:left="120"/>
             </w:pPr>
-            <w:hyperlink w:history="1" r:id="rIdqqcqdm8outn7nmpioyrjh">
+            <w:hyperlink w:history="1" r:id="rIdo57antjur1gjzwxravg4s">
               <w:r>
                 <w:rPr>
                   <w:rFonts w:ascii="Arial" w:cs="Arial" w:eastAsia="Arial" w:hAnsi="Arial"/>
@@ -6419,7 +6649,7 @@
             <w:pPr>
               <w:spacing w:after="20" w:before="0"/>
             </w:pPr>
-            <w:hyperlink w:history="1" r:id="rIdhknvxx3pgwtfp1c8g0qvu">
+            <w:hyperlink w:history="1" r:id="rIdmzfxzyn1yrny-lqkdfcd2">
               <w:r>
                 <w:rPr>
                   <w:rFonts w:ascii="Arial" w:cs="Arial" w:eastAsia="Arial" w:hAnsi="Arial"/>
@@ -6452,7 +6682,7 @@
               <w:spacing w:after="10" w:before="0"/>
               <w:ind w:left="120"/>
             </w:pPr>
-            <w:hyperlink w:history="1" r:id="rIdzsohzoeiphunty01w9eki">
+            <w:hyperlink w:history="1" r:id="rIdtsjo4vcz1urar66rsrnwk">
               <w:r>
                 <w:rPr>
                   <w:rFonts w:ascii="Arial" w:cs="Arial" w:eastAsia="Arial" w:hAnsi="Arial"/>
@@ -6514,7 +6744,7 @@
               <w:spacing w:after="10" w:before="0"/>
               <w:ind w:left="120"/>
             </w:pPr>
-            <w:hyperlink w:history="1" r:id="rId15hvw-5w9zx7m4garswgf">
+            <w:hyperlink w:history="1" r:id="rId859jujv-ytkzj3j4qf50o">
               <w:r>
                 <w:rPr>
                   <w:rFonts w:ascii="Arial" w:cs="Arial" w:eastAsia="Arial" w:hAnsi="Arial"/>
@@ -6724,7 +6954,7 @@
             <w:pPr>
               <w:spacing w:after="20" w:before="0"/>
             </w:pPr>
-            <w:hyperlink w:history="1" r:id="rIdakntwvsoiclawhw2rqsyp">
+            <w:hyperlink w:history="1" r:id="rId9zkcm7llftcu6va4ssgqe">
               <w:r>
                 <w:rPr>
                   <w:rFonts w:ascii="Arial" w:cs="Arial" w:eastAsia="Arial" w:hAnsi="Arial"/>
@@ -6757,7 +6987,7 @@
               <w:spacing w:after="10" w:before="0"/>
               <w:ind w:left="120"/>
             </w:pPr>
-            <w:hyperlink w:history="1" r:id="rId4w2tym2ukgoav-2kn5anb">
+            <w:hyperlink w:history="1" r:id="rIdgu7dl8zvttiv8e6fmvp4o">
               <w:r>
                 <w:rPr>
                   <w:rFonts w:ascii="Arial" w:cs="Arial" w:eastAsia="Arial" w:hAnsi="Arial"/>
@@ -6819,7 +7049,7 @@
               <w:spacing w:after="10" w:before="0"/>
               <w:ind w:left="120"/>
             </w:pPr>
-            <w:hyperlink w:history="1" r:id="rIdj6ezdmoikcy2czoqcmjip">
+            <w:hyperlink w:history="1" r:id="rIdtokgdh-zl36qpmnd8ekgg">
               <w:r>
                 <w:rPr>
                   <w:rFonts w:ascii="Arial" w:cs="Arial" w:eastAsia="Arial" w:hAnsi="Arial"/>
@@ -7029,7 +7259,7 @@
             <w:pPr>
               <w:spacing w:after="20" w:before="0"/>
             </w:pPr>
-            <w:hyperlink w:history="1" r:id="rIduq6lrzp8ydrh24mwiq_bi">
+            <w:hyperlink w:history="1" r:id="rIdkiuvxmlejb6uqpzhe1hlq">
               <w:r>
                 <w:rPr>
                   <w:rFonts w:ascii="Arial" w:cs="Arial" w:eastAsia="Arial" w:hAnsi="Arial"/>
@@ -7062,7 +7292,7 @@
               <w:spacing w:after="10" w:before="0"/>
               <w:ind w:left="120"/>
             </w:pPr>
-            <w:hyperlink w:history="1" r:id="rId7b1bc7ilbx5egw22q0kjj">
+            <w:hyperlink w:history="1" r:id="rIdyqbh-kuyaec8fn_uo7ie4">
               <w:r>
                 <w:rPr>
                   <w:rFonts w:ascii="Arial" w:cs="Arial" w:eastAsia="Arial" w:hAnsi="Arial"/>
@@ -7124,7 +7354,7 @@
               <w:spacing w:after="10" w:before="0"/>
               <w:ind w:left="120"/>
             </w:pPr>
-            <w:hyperlink w:history="1" r:id="rIdeb-8oab1m4eloplt3wgem">
+            <w:hyperlink w:history="1" r:id="rIdvv6wqpanxidy0lw6ovkdd">
               <w:r>
                 <w:rPr>
                   <w:rFonts w:ascii="Arial" w:cs="Arial" w:eastAsia="Arial" w:hAnsi="Arial"/>
@@ -7635,6 +7865,65 @@
         </w:tc>
       </w:tr>
     </w:tbl>
+    <w:p>
+      <w:pPr>
+        <w:pBdr>
+          <w:top w:val="single" w:color="BBBBBB" w:sz="4" w:space="4"/>
+        </w:pBdr>
+        <w:spacing w:after="0" w:before="160"/>
+      </w:pPr>
+      <w:r>
+        <w:rPr>
+          <w:rFonts w:ascii="Arial" w:cs="Arial" w:eastAsia="Arial" w:hAnsi="Arial"/>
+          <w:color w:val="666666"/>
+          <w:sz w:val="14"/>
+          <w:szCs w:val="14"/>
+        </w:rPr>
+        <w:t xml:space="preserve">© 2026 SeaVuria and ARES. Aligned with KICD objectives. Developed by SeaVuria; technical implementation by ARES (with AI assistance from Claude). Licensed under </w:t>
+      </w:r>
+      <w:hyperlink w:history="1" r:id="rIdrv3cdz6aqoeqksblr-7kg">
+        <w:r>
+          <w:rPr>
+            <w:rFonts w:ascii="Arial" w:cs="Arial" w:eastAsia="Arial" w:hAnsi="Arial"/>
+            <w:color w:val="1F6B75"/>
+            <w:sz w:val="14"/>
+            <w:szCs w:val="14"/>
+            <w:u w:val="single" w:color="1F6B75"/>
+          </w:rPr>
+          <w:t xml:space="preserve">CC BY-NC 4.0</w:t>
+        </w:r>
+      </w:hyperlink>
+      <w:r>
+        <w:rPr>
+          <w:rFonts w:ascii="Arial" w:cs="Arial" w:eastAsia="Arial" w:hAnsi="Arial"/>
+          <w:color w:val="666666"/>
+          <w:sz w:val="14"/>
+          <w:szCs w:val="14"/>
+        </w:rPr>
+        <w:t xml:space="preserve"> (</w:t>
+      </w:r>
+      <w:hyperlink w:history="1" r:id="rId-eynrptb5ycjrpyebna5j">
+        <w:r>
+          <w:rPr>
+            <w:rFonts w:ascii="Arial" w:cs="Arial" w:eastAsia="Arial" w:hAnsi="Arial"/>
+            <w:color w:val="1F6B75"/>
+            <w:sz w:val="14"/>
+            <w:szCs w:val="14"/>
+            <w:u w:val="single" w:color="1F6B75"/>
+          </w:rPr>
+          <w:t xml:space="preserve">https://creativecommons.org/licenses/by-nc/4.0/</w:t>
+        </w:r>
+      </w:hyperlink>
+      <w:r>
+        <w:rPr>
+          <w:rFonts w:ascii="Arial" w:cs="Arial" w:eastAsia="Arial" w:hAnsi="Arial"/>
+          <w:color w:val="666666"/>
+          <w:sz w:val="14"/>
+          <w:szCs w:val="14"/>
+        </w:rPr>
+        <w:t xml:space="preserve">).</w:t>
+      </w:r>
+    </w:p>
     <w:p>
       <w:r>
         <w:br w:type="page"/>
@@ -8643,7 +8932,7 @@
               <w:spacing w:after="10" w:before="0"/>
               <w:ind w:left="120"/>
             </w:pPr>
-            <w:hyperlink w:history="1" r:id="rIdhbqaujjt8pfp7fdbezyci">
+            <w:hyperlink w:history="1" r:id="rIdewvcfjz_vewfsswgjwkxj">
               <w:r>
                 <w:rPr>
                   <w:rFonts w:ascii="Arial" w:cs="Arial" w:eastAsia="Arial" w:hAnsi="Arial"/>
@@ -8720,7 +9009,7 @@
               <w:spacing w:after="10" w:before="0"/>
               <w:ind w:left="120"/>
             </w:pPr>
-            <w:hyperlink w:history="1" r:id="rIdjlxmetlma2meexzjyiwvd">
+            <w:hyperlink w:history="1" r:id="rId46ettm3-jjgo5e1h1kayt">
               <w:r>
                 <w:rPr>
                   <w:rFonts w:ascii="Arial" w:cs="Arial" w:eastAsia="Arial" w:hAnsi="Arial"/>
@@ -8947,7 +9236,7 @@
               <w:spacing w:after="10" w:before="0"/>
               <w:ind w:left="120"/>
             </w:pPr>
-            <w:hyperlink w:history="1" r:id="rIdsv1qb79zgvinzp3w9c7-d">
+            <w:hyperlink w:history="1" r:id="rId65sxofye4jbnqz7unzasa">
               <w:r>
                 <w:rPr>
                   <w:rFonts w:ascii="Arial" w:cs="Arial" w:eastAsia="Arial" w:hAnsi="Arial"/>
@@ -9024,7 +9313,7 @@
               <w:spacing w:after="10" w:before="0"/>
               <w:ind w:left="120"/>
             </w:pPr>
-            <w:hyperlink w:history="1" r:id="rIdoqntuc_wpso7md53cmnaw">
+            <w:hyperlink w:history="1" r:id="rIdoanzdahdkc6qzwtjhky9u">
               <w:r>
                 <w:rPr>
                   <w:rFonts w:ascii="Arial" w:cs="Arial" w:eastAsia="Arial" w:hAnsi="Arial"/>
@@ -9251,7 +9540,7 @@
               <w:spacing w:after="10" w:before="0"/>
               <w:ind w:left="120"/>
             </w:pPr>
-            <w:hyperlink w:history="1" r:id="rIdozpxwxot-w8isccbz44-x">
+            <w:hyperlink w:history="1" r:id="rIddn_jeschrtpmrz41lxyyi">
               <w:r>
                 <w:rPr>
                   <w:rFonts w:ascii="Arial" w:cs="Arial" w:eastAsia="Arial" w:hAnsi="Arial"/>
@@ -9328,7 +9617,7 @@
               <w:spacing w:after="10" w:before="0"/>
               <w:ind w:left="120"/>
             </w:pPr>
-            <w:hyperlink w:history="1" r:id="rIdz9rsrjs04ky5tvphppgst">
+            <w:hyperlink w:history="1" r:id="rIdnr_inqurmisjlt2hor54w">
               <w:r>
                 <w:rPr>
                   <w:rFonts w:ascii="Arial" w:cs="Arial" w:eastAsia="Arial" w:hAnsi="Arial"/>
@@ -9555,7 +9844,7 @@
               <w:spacing w:after="10" w:before="0"/>
               <w:ind w:left="120"/>
             </w:pPr>
-            <w:hyperlink w:history="1" r:id="rIde75frdnppyanjtldli_vf">
+            <w:hyperlink w:history="1" r:id="rIdac97n1_iugi3tgvcrnrfq">
               <w:r>
                 <w:rPr>
                   <w:rFonts w:ascii="Arial" w:cs="Arial" w:eastAsia="Arial" w:hAnsi="Arial"/>
@@ -9632,7 +9921,7 @@
               <w:spacing w:after="10" w:before="0"/>
               <w:ind w:left="120"/>
             </w:pPr>
-            <w:hyperlink w:history="1" r:id="rIdwsyr-tecfd-6wpojquq9-">
+            <w:hyperlink w:history="1" r:id="rIdfje7qoysuykqzuoa-bqfr">
               <w:r>
                 <w:rPr>
                   <w:rFonts w:ascii="Arial" w:cs="Arial" w:eastAsia="Arial" w:hAnsi="Arial"/>
@@ -9859,7 +10148,7 @@
               <w:spacing w:after="10" w:before="0"/>
               <w:ind w:left="120"/>
             </w:pPr>
-            <w:hyperlink w:history="1" r:id="rIdodp1fnvu7smqco0hwo0v5">
+            <w:hyperlink w:history="1" r:id="rIdvpfwxcrwo6d8h7wgu1pzj">
               <w:r>
                 <w:rPr>
                   <w:rFonts w:ascii="Arial" w:cs="Arial" w:eastAsia="Arial" w:hAnsi="Arial"/>
@@ -9936,7 +10225,7 @@
               <w:spacing w:after="10" w:before="0"/>
               <w:ind w:left="120"/>
             </w:pPr>
-            <w:hyperlink w:history="1" r:id="rId9jn_cqlivjufvxw8sm49x">
+            <w:hyperlink w:history="1" r:id="rIdtqw0rqpvlxvyxkjsxysui">
               <w:r>
                 <w:rPr>
                   <w:rFonts w:ascii="Arial" w:cs="Arial" w:eastAsia="Arial" w:hAnsi="Arial"/>
@@ -10447,6 +10736,65 @@
         </w:tc>
       </w:tr>
     </w:tbl>
+    <w:p>
+      <w:pPr>
+        <w:pBdr>
+          <w:top w:val="single" w:color="BBBBBB" w:sz="4" w:space="4"/>
+        </w:pBdr>
+        <w:spacing w:after="0" w:before="160"/>
+      </w:pPr>
+      <w:r>
+        <w:rPr>
+          <w:rFonts w:ascii="Arial" w:cs="Arial" w:eastAsia="Arial" w:hAnsi="Arial"/>
+          <w:color w:val="666666"/>
+          <w:sz w:val="14"/>
+          <w:szCs w:val="14"/>
+        </w:rPr>
+        <w:t xml:space="preserve">© 2026 SeaVuria and ARES. Aligned with KICD objectives. Developed by SeaVuria; technical implementation by ARES (with AI assistance from Claude). Licensed under </w:t>
+      </w:r>
+      <w:hyperlink w:history="1" r:id="rIdyrvsnvt8wh2xwn6zh-iju">
+        <w:r>
+          <w:rPr>
+            <w:rFonts w:ascii="Arial" w:cs="Arial" w:eastAsia="Arial" w:hAnsi="Arial"/>
+            <w:color w:val="1F6B75"/>
+            <w:sz w:val="14"/>
+            <w:szCs w:val="14"/>
+            <w:u w:val="single" w:color="1F6B75"/>
+          </w:rPr>
+          <w:t xml:space="preserve">CC BY-NC 4.0</w:t>
+        </w:r>
+      </w:hyperlink>
+      <w:r>
+        <w:rPr>
+          <w:rFonts w:ascii="Arial" w:cs="Arial" w:eastAsia="Arial" w:hAnsi="Arial"/>
+          <w:color w:val="666666"/>
+          <w:sz w:val="14"/>
+          <w:szCs w:val="14"/>
+        </w:rPr>
+        <w:t xml:space="preserve"> (</w:t>
+      </w:r>
+      <w:hyperlink w:history="1" r:id="rIdys6y6swyxz20ucacrsu51">
+        <w:r>
+          <w:rPr>
+            <w:rFonts w:ascii="Arial" w:cs="Arial" w:eastAsia="Arial" w:hAnsi="Arial"/>
+            <w:color w:val="1F6B75"/>
+            <w:sz w:val="14"/>
+            <w:szCs w:val="14"/>
+            <w:u w:val="single" w:color="1F6B75"/>
+          </w:rPr>
+          <w:t xml:space="preserve">https://creativecommons.org/licenses/by-nc/4.0/</w:t>
+        </w:r>
+      </w:hyperlink>
+      <w:r>
+        <w:rPr>
+          <w:rFonts w:ascii="Arial" w:cs="Arial" w:eastAsia="Arial" w:hAnsi="Arial"/>
+          <w:color w:val="666666"/>
+          <w:sz w:val="14"/>
+          <w:szCs w:val="14"/>
+        </w:rPr>
+        <w:t xml:space="preserve">).</w:t>
+      </w:r>
+    </w:p>
     <w:p>
       <w:r>
         <w:br w:type="page"/>
@@ -11455,7 +11803,7 @@
               <w:spacing w:after="10" w:before="0"/>
               <w:ind w:left="120"/>
             </w:pPr>
-            <w:hyperlink w:history="1" r:id="rIddap_8k1hw85gqfmdtc4sz">
+            <w:hyperlink w:history="1" r:id="rIdmxe1s-sroeo35m-kq44q1">
               <w:r>
                 <w:rPr>
                   <w:rFonts w:ascii="Arial" w:cs="Arial" w:eastAsia="Arial" w:hAnsi="Arial"/>
@@ -11532,7 +11880,7 @@
               <w:spacing w:after="10" w:before="0"/>
               <w:ind w:left="120"/>
             </w:pPr>
-            <w:hyperlink w:history="1" r:id="rIdb4w1exk6bymmbarw8ccm3">
+            <w:hyperlink w:history="1" r:id="rIdqqvwifcves-q8rl6poud6">
               <w:r>
                 <w:rPr>
                   <w:rFonts w:ascii="Arial" w:cs="Arial" w:eastAsia="Arial" w:hAnsi="Arial"/>
@@ -11759,7 +12107,7 @@
               <w:spacing w:after="10" w:before="0"/>
               <w:ind w:left="120"/>
             </w:pPr>
-            <w:hyperlink w:history="1" r:id="rIdtbl-g-sercmzrywcaywlh">
+            <w:hyperlink w:history="1" r:id="rIdo37fn3khalobbo3pmysgf">
               <w:r>
                 <w:rPr>
                   <w:rFonts w:ascii="Arial" w:cs="Arial" w:eastAsia="Arial" w:hAnsi="Arial"/>
@@ -11836,7 +12184,7 @@
               <w:spacing w:after="10" w:before="0"/>
               <w:ind w:left="120"/>
             </w:pPr>
-            <w:hyperlink w:history="1" r:id="rIdbrta5srtmykn-asbpuhbr">
+            <w:hyperlink w:history="1" r:id="rIdpt0-dkq4bbdxfow1kkxzv">
               <w:r>
                 <w:rPr>
                   <w:rFonts w:ascii="Arial" w:cs="Arial" w:eastAsia="Arial" w:hAnsi="Arial"/>
@@ -12063,7 +12411,7 @@
               <w:spacing w:after="10" w:before="0"/>
               <w:ind w:left="120"/>
             </w:pPr>
-            <w:hyperlink w:history="1" r:id="rIdqx6wl_2gyvxoqdmk119dm">
+            <w:hyperlink w:history="1" r:id="rId03yz1vgitf8rdywnd8sd0">
               <w:r>
                 <w:rPr>
                   <w:rFonts w:ascii="Arial" w:cs="Arial" w:eastAsia="Arial" w:hAnsi="Arial"/>
@@ -12140,7 +12488,7 @@
               <w:spacing w:after="10" w:before="0"/>
               <w:ind w:left="120"/>
             </w:pPr>
-            <w:hyperlink w:history="1" r:id="rId8a481jyxkddusvglkhu0a">
+            <w:hyperlink w:history="1" r:id="rIdfqarkuejhjpviczdhgsni">
               <w:r>
                 <w:rPr>
                   <w:rFonts w:ascii="Arial" w:cs="Arial" w:eastAsia="Arial" w:hAnsi="Arial"/>
@@ -12367,7 +12715,7 @@
               <w:spacing w:after="10" w:before="0"/>
               <w:ind w:left="120"/>
             </w:pPr>
-            <w:hyperlink w:history="1" r:id="rIdxkfx8u9dzytj-sgpppbdr">
+            <w:hyperlink w:history="1" r:id="rIduxbp_up2lko3ubpklcpaa">
               <w:r>
                 <w:rPr>
                   <w:rFonts w:ascii="Arial" w:cs="Arial" w:eastAsia="Arial" w:hAnsi="Arial"/>
@@ -12444,7 +12792,7 @@
               <w:spacing w:after="10" w:before="0"/>
               <w:ind w:left="120"/>
             </w:pPr>
-            <w:hyperlink w:history="1" r:id="rIdrvobgenttcfm4oazhpa_j">
+            <w:hyperlink w:history="1" r:id="rIducjabw_ti9akwbpnyhorg">
               <w:r>
                 <w:rPr>
                   <w:rFonts w:ascii="Arial" w:cs="Arial" w:eastAsia="Arial" w:hAnsi="Arial"/>
@@ -12671,7 +13019,7 @@
               <w:spacing w:after="10" w:before="0"/>
               <w:ind w:left="120"/>
             </w:pPr>
-            <w:hyperlink w:history="1" r:id="rIds4t_dc4takrpgmka57vhy">
+            <w:hyperlink w:history="1" r:id="rIdzqowsizky2gnrrmtmkby7">
               <w:r>
                 <w:rPr>
                   <w:rFonts w:ascii="Arial" w:cs="Arial" w:eastAsia="Arial" w:hAnsi="Arial"/>
@@ -12748,7 +13096,7 @@
               <w:spacing w:after="10" w:before="0"/>
               <w:ind w:left="120"/>
             </w:pPr>
-            <w:hyperlink w:history="1" r:id="rIdra7dau9ssla2vxlzd8zsy">
+            <w:hyperlink w:history="1" r:id="rIdchjdmm7bckhyya1kib8cv">
               <w:r>
                 <w:rPr>
                   <w:rFonts w:ascii="Arial" w:cs="Arial" w:eastAsia="Arial" w:hAnsi="Arial"/>
@@ -13373,6 +13721,65 @@
         </w:tc>
       </w:tr>
     </w:tbl>
+    <w:p>
+      <w:pPr>
+        <w:pBdr>
+          <w:top w:val="single" w:color="BBBBBB" w:sz="4" w:space="4"/>
+        </w:pBdr>
+        <w:spacing w:after="0" w:before="160"/>
+      </w:pPr>
+      <w:r>
+        <w:rPr>
+          <w:rFonts w:ascii="Arial" w:cs="Arial" w:eastAsia="Arial" w:hAnsi="Arial"/>
+          <w:color w:val="666666"/>
+          <w:sz w:val="14"/>
+          <w:szCs w:val="14"/>
+        </w:rPr>
+        <w:t xml:space="preserve">© 2026 SeaVuria and ARES. Aligned with KICD objectives. Developed by SeaVuria; technical implementation by ARES (with AI assistance from Claude). Licensed under </w:t>
+      </w:r>
+      <w:hyperlink w:history="1" r:id="rIdgczstbpn0x3m84pumqbqz">
+        <w:r>
+          <w:rPr>
+            <w:rFonts w:ascii="Arial" w:cs="Arial" w:eastAsia="Arial" w:hAnsi="Arial"/>
+            <w:color w:val="1F6B75"/>
+            <w:sz w:val="14"/>
+            <w:szCs w:val="14"/>
+            <w:u w:val="single" w:color="1F6B75"/>
+          </w:rPr>
+          <w:t xml:space="preserve">CC BY-NC 4.0</w:t>
+        </w:r>
+      </w:hyperlink>
+      <w:r>
+        <w:rPr>
+          <w:rFonts w:ascii="Arial" w:cs="Arial" w:eastAsia="Arial" w:hAnsi="Arial"/>
+          <w:color w:val="666666"/>
+          <w:sz w:val="14"/>
+          <w:szCs w:val="14"/>
+        </w:rPr>
+        <w:t xml:space="preserve"> (</w:t>
+      </w:r>
+      <w:hyperlink w:history="1" r:id="rIdte8hlavzydkqsafypvjg2">
+        <w:r>
+          <w:rPr>
+            <w:rFonts w:ascii="Arial" w:cs="Arial" w:eastAsia="Arial" w:hAnsi="Arial"/>
+            <w:color w:val="1F6B75"/>
+            <w:sz w:val="14"/>
+            <w:szCs w:val="14"/>
+            <w:u w:val="single" w:color="1F6B75"/>
+          </w:rPr>
+          <w:t xml:space="preserve">https://creativecommons.org/licenses/by-nc/4.0/</w:t>
+        </w:r>
+      </w:hyperlink>
+      <w:r>
+        <w:rPr>
+          <w:rFonts w:ascii="Arial" w:cs="Arial" w:eastAsia="Arial" w:hAnsi="Arial"/>
+          <w:color w:val="666666"/>
+          <w:sz w:val="14"/>
+          <w:szCs w:val="14"/>
+        </w:rPr>
+        <w:t xml:space="preserve">).</w:t>
+      </w:r>
+    </w:p>
     <w:p>
       <w:r>
         <w:br w:type="page"/>
@@ -14364,7 +14771,7 @@
             <w:pPr>
               <w:spacing w:after="20" w:before="0"/>
             </w:pPr>
-            <w:hyperlink w:history="1" r:id="rIdqavfecys8vuptp-vz28--">
+            <w:hyperlink w:history="1" r:id="rIdmyykkhi0dgzqotj53xydd">
               <w:r>
                 <w:rPr>
                   <w:rFonts w:ascii="Arial" w:cs="Arial" w:eastAsia="Arial" w:hAnsi="Arial"/>
@@ -14397,7 +14804,7 @@
               <w:spacing w:after="10" w:before="0"/>
               <w:ind w:left="120"/>
             </w:pPr>
-            <w:hyperlink w:history="1" r:id="rIdrqeixsc_qxq8ruocsjiff">
+            <w:hyperlink w:history="1" r:id="rIdsnjjkwgbc4wf4xdvooct5">
               <w:r>
                 <w:rPr>
                   <w:rFonts w:ascii="Arial" w:cs="Arial" w:eastAsia="Arial" w:hAnsi="Arial"/>
@@ -14442,7 +14849,7 @@
             <w:pPr>
               <w:spacing w:after="20" w:before="0"/>
             </w:pPr>
-            <w:hyperlink w:history="1" r:id="rIdp7qqqlrwruhptlcy7f6gh">
+            <w:hyperlink w:history="1" r:id="rId_huhzdgli9vt0dkvxodt7">
               <w:r>
                 <w:rPr>
                   <w:rFonts w:ascii="Arial" w:cs="Arial" w:eastAsia="Arial" w:hAnsi="Arial"/>
@@ -14475,7 +14882,7 @@
               <w:spacing w:after="10" w:before="0"/>
               <w:ind w:left="120"/>
             </w:pPr>
-            <w:hyperlink w:history="1" r:id="rIda8eebzun4haalz0nysjbb">
+            <w:hyperlink w:history="1" r:id="rIduoos4kk3g2ccvcigkclxf">
               <w:r>
                 <w:rPr>
                   <w:rFonts w:ascii="Arial" w:cs="Arial" w:eastAsia="Arial" w:hAnsi="Arial"/>
@@ -14670,7 +15077,7 @@
             <w:pPr>
               <w:spacing w:after="20" w:before="0"/>
             </w:pPr>
-            <w:hyperlink w:history="1" r:id="rIdggfzspss08b4zujcpg2sh">
+            <w:hyperlink w:history="1" r:id="rIdlm3dwuvufdq6sta10p5t8">
               <w:r>
                 <w:rPr>
                   <w:rFonts w:ascii="Arial" w:cs="Arial" w:eastAsia="Arial" w:hAnsi="Arial"/>
@@ -14703,7 +15110,7 @@
               <w:spacing w:after="10" w:before="0"/>
               <w:ind w:left="120"/>
             </w:pPr>
-            <w:hyperlink w:history="1" r:id="rId9kwlhjr1w4n0ul4rq2ruu">
+            <w:hyperlink w:history="1" r:id="rId7lpjvpkqe5kypcnyrffff">
               <w:r>
                 <w:rPr>
                   <w:rFonts w:ascii="Arial" w:cs="Arial" w:eastAsia="Arial" w:hAnsi="Arial"/>
@@ -14748,7 +15155,7 @@
             <w:pPr>
               <w:spacing w:after="20" w:before="0"/>
             </w:pPr>
-            <w:hyperlink w:history="1" r:id="rIdnbraz7kakf37l8inecorz">
+            <w:hyperlink w:history="1" r:id="rIdhqgckhlxte8-_corlccxx">
               <w:r>
                 <w:rPr>
                   <w:rFonts w:ascii="Arial" w:cs="Arial" w:eastAsia="Arial" w:hAnsi="Arial"/>
@@ -14781,7 +15188,7 @@
               <w:spacing w:after="10" w:before="0"/>
               <w:ind w:left="120"/>
             </w:pPr>
-            <w:hyperlink w:history="1" r:id="rIdstmk0wzk6faaremrx3qzr">
+            <w:hyperlink w:history="1" r:id="rIdyhyt0bgvqcvskvk4zplxw">
               <w:r>
                 <w:rPr>
                   <w:rFonts w:ascii="Arial" w:cs="Arial" w:eastAsia="Arial" w:hAnsi="Arial"/>
@@ -14976,7 +15383,7 @@
             <w:pPr>
               <w:spacing w:after="20" w:before="0"/>
             </w:pPr>
-            <w:hyperlink w:history="1" r:id="rIduzkcm9riqb6yxz8ekree6">
+            <w:hyperlink w:history="1" r:id="rIdjreqldxqtt1p_nrhn4udr">
               <w:r>
                 <w:rPr>
                   <w:rFonts w:ascii="Arial" w:cs="Arial" w:eastAsia="Arial" w:hAnsi="Arial"/>
@@ -15009,7 +15416,7 @@
               <w:spacing w:after="10" w:before="0"/>
               <w:ind w:left="120"/>
             </w:pPr>
-            <w:hyperlink w:history="1" r:id="rId5qmzvdc5wmguighmzmw2q">
+            <w:hyperlink w:history="1" r:id="rId4luqux9077qof2dhzz565">
               <w:r>
                 <w:rPr>
                   <w:rFonts w:ascii="Arial" w:cs="Arial" w:eastAsia="Arial" w:hAnsi="Arial"/>
@@ -15054,7 +15461,7 @@
             <w:pPr>
               <w:spacing w:after="20" w:before="0"/>
             </w:pPr>
-            <w:hyperlink w:history="1" r:id="rIdlqwlmykgjd3pb0v1lz9eb">
+            <w:hyperlink w:history="1" r:id="rIdhlfma-v2rtf_imzw02dl8">
               <w:r>
                 <w:rPr>
                   <w:rFonts w:ascii="Arial" w:cs="Arial" w:eastAsia="Arial" w:hAnsi="Arial"/>
@@ -15087,7 +15494,7 @@
               <w:spacing w:after="10" w:before="0"/>
               <w:ind w:left="120"/>
             </w:pPr>
-            <w:hyperlink w:history="1" r:id="rIdxigogodvqjjoqfqakdm3n">
+            <w:hyperlink w:history="1" r:id="rIdvsmhm-sdn85iwr5j4eluj">
               <w:r>
                 <w:rPr>
                   <w:rFonts w:ascii="Arial" w:cs="Arial" w:eastAsia="Arial" w:hAnsi="Arial"/>
@@ -15282,7 +15689,7 @@
             <w:pPr>
               <w:spacing w:after="20" w:before="0"/>
             </w:pPr>
-            <w:hyperlink w:history="1" r:id="rIdqykksiy0gk6uubptdrhlt">
+            <w:hyperlink w:history="1" r:id="rIdevabwjcofa8lct6unrgur">
               <w:r>
                 <w:rPr>
                   <w:rFonts w:ascii="Arial" w:cs="Arial" w:eastAsia="Arial" w:hAnsi="Arial"/>
@@ -15315,7 +15722,7 @@
               <w:spacing w:after="10" w:before="0"/>
               <w:ind w:left="120"/>
             </w:pPr>
-            <w:hyperlink w:history="1" r:id="rId7nqz61fjvyogm2qwbmsli">
+            <w:hyperlink w:history="1" r:id="rIdsc5va57vmerlhfg9ylvob">
               <w:r>
                 <w:rPr>
                   <w:rFonts w:ascii="Arial" w:cs="Arial" w:eastAsia="Arial" w:hAnsi="Arial"/>
@@ -15360,7 +15767,7 @@
             <w:pPr>
               <w:spacing w:after="20" w:before="0"/>
             </w:pPr>
-            <w:hyperlink w:history="1" r:id="rIdv_fbehquryb3s-uywrrey">
+            <w:hyperlink w:history="1" r:id="rIdidwam2dq-ce7x8vlyn6i0">
               <w:r>
                 <w:rPr>
                   <w:rFonts w:ascii="Arial" w:cs="Arial" w:eastAsia="Arial" w:hAnsi="Arial"/>
@@ -15393,7 +15800,7 @@
               <w:spacing w:after="10" w:before="0"/>
               <w:ind w:left="120"/>
             </w:pPr>
-            <w:hyperlink w:history="1" r:id="rIdyfdjgqab-kguch23xdb3w">
+            <w:hyperlink w:history="1" r:id="rIda1ieyqtqnbggfta_dnacd">
               <w:r>
                 <w:rPr>
                   <w:rFonts w:ascii="Arial" w:cs="Arial" w:eastAsia="Arial" w:hAnsi="Arial"/>
@@ -15588,7 +15995,7 @@
             <w:pPr>
               <w:spacing w:after="20" w:before="0"/>
             </w:pPr>
-            <w:hyperlink w:history="1" r:id="rIdxevbvhdfy_v-oyxx38c-5">
+            <w:hyperlink w:history="1" r:id="rIdo0zqs6ts1_bigvifvjzco">
               <w:r>
                 <w:rPr>
                   <w:rFonts w:ascii="Arial" w:cs="Arial" w:eastAsia="Arial" w:hAnsi="Arial"/>
@@ -15621,7 +16028,7 @@
               <w:spacing w:after="10" w:before="0"/>
               <w:ind w:left="120"/>
             </w:pPr>
-            <w:hyperlink w:history="1" r:id="rIdgknlo94fsw8cwda_bhdod">
+            <w:hyperlink w:history="1" r:id="rIdtu1rw6i9fd2wn-rln8g9u">
               <w:r>
                 <w:rPr>
                   <w:rFonts w:ascii="Arial" w:cs="Arial" w:eastAsia="Arial" w:hAnsi="Arial"/>
@@ -15666,7 +16073,7 @@
             <w:pPr>
               <w:spacing w:after="20" w:before="0"/>
             </w:pPr>
-            <w:hyperlink w:history="1" r:id="rIdqewlkobjrxws3jjqjwfax">
+            <w:hyperlink w:history="1" r:id="rIdwueqgb9d-i8jdcfyi7qgz">
               <w:r>
                 <w:rPr>
                   <w:rFonts w:ascii="Arial" w:cs="Arial" w:eastAsia="Arial" w:hAnsi="Arial"/>
@@ -15699,7 +16106,7 @@
               <w:spacing w:after="10" w:before="0"/>
               <w:ind w:left="120"/>
             </w:pPr>
-            <w:hyperlink w:history="1" r:id="rId4j1gtzhwvfknjak2uftwo">
+            <w:hyperlink w:history="1" r:id="rIdknaep_kak2he_sdpcazyl">
               <w:r>
                 <w:rPr>
                   <w:rFonts w:ascii="Arial" w:cs="Arial" w:eastAsia="Arial" w:hAnsi="Arial"/>
@@ -16195,6 +16602,65 @@
         </w:tc>
       </w:tr>
     </w:tbl>
+    <w:p>
+      <w:pPr>
+        <w:pBdr>
+          <w:top w:val="single" w:color="BBBBBB" w:sz="4" w:space="4"/>
+        </w:pBdr>
+        <w:spacing w:after="0" w:before="160"/>
+      </w:pPr>
+      <w:r>
+        <w:rPr>
+          <w:rFonts w:ascii="Arial" w:cs="Arial" w:eastAsia="Arial" w:hAnsi="Arial"/>
+          <w:color w:val="666666"/>
+          <w:sz w:val="14"/>
+          <w:szCs w:val="14"/>
+        </w:rPr>
+        <w:t xml:space="preserve">© 2026 SeaVuria and ARES. Aligned with KICD objectives. Developed by SeaVuria; technical implementation by ARES (with AI assistance from Claude). Licensed under </w:t>
+      </w:r>
+      <w:hyperlink w:history="1" r:id="rIdktez0i_vlh28sx_zt6ir1">
+        <w:r>
+          <w:rPr>
+            <w:rFonts w:ascii="Arial" w:cs="Arial" w:eastAsia="Arial" w:hAnsi="Arial"/>
+            <w:color w:val="1F6B75"/>
+            <w:sz w:val="14"/>
+            <w:szCs w:val="14"/>
+            <w:u w:val="single" w:color="1F6B75"/>
+          </w:rPr>
+          <w:t xml:space="preserve">CC BY-NC 4.0</w:t>
+        </w:r>
+      </w:hyperlink>
+      <w:r>
+        <w:rPr>
+          <w:rFonts w:ascii="Arial" w:cs="Arial" w:eastAsia="Arial" w:hAnsi="Arial"/>
+          <w:color w:val="666666"/>
+          <w:sz w:val="14"/>
+          <w:szCs w:val="14"/>
+        </w:rPr>
+        <w:t xml:space="preserve"> (</w:t>
+      </w:r>
+      <w:hyperlink w:history="1" r:id="rId0q9g8myrap_0d9eqt3ige">
+        <w:r>
+          <w:rPr>
+            <w:rFonts w:ascii="Arial" w:cs="Arial" w:eastAsia="Arial" w:hAnsi="Arial"/>
+            <w:color w:val="1F6B75"/>
+            <w:sz w:val="14"/>
+            <w:szCs w:val="14"/>
+            <w:u w:val="single" w:color="1F6B75"/>
+          </w:rPr>
+          <w:t xml:space="preserve">https://creativecommons.org/licenses/by-nc/4.0/</w:t>
+        </w:r>
+      </w:hyperlink>
+      <w:r>
+        <w:rPr>
+          <w:rFonts w:ascii="Arial" w:cs="Arial" w:eastAsia="Arial" w:hAnsi="Arial"/>
+          <w:color w:val="666666"/>
+          <w:sz w:val="14"/>
+          <w:szCs w:val="14"/>
+        </w:rPr>
+        <w:t xml:space="preserve">).</w:t>
+      </w:r>
+    </w:p>
     <w:p>
       <w:r>
         <w:br w:type="page"/>
@@ -17186,7 +17652,7 @@
             <w:pPr>
               <w:spacing w:after="20" w:before="0"/>
             </w:pPr>
-            <w:hyperlink w:history="1" r:id="rIdezcsr5ujqgxbcj2hca2ob">
+            <w:hyperlink w:history="1" r:id="rIdai0dkh6vzs0v5empdkrga">
               <w:r>
                 <w:rPr>
                   <w:rFonts w:ascii="Arial" w:cs="Arial" w:eastAsia="Arial" w:hAnsi="Arial"/>
@@ -17219,7 +17685,7 @@
               <w:spacing w:after="10" w:before="0"/>
               <w:ind w:left="120"/>
             </w:pPr>
-            <w:hyperlink w:history="1" r:id="rIdkkwevnbap1dmgwymvx7i0">
+            <w:hyperlink w:history="1" r:id="rIdcnfery9ryqhis_jbc9pmz">
               <w:r>
                 <w:rPr>
                   <w:rFonts w:ascii="Arial" w:cs="Arial" w:eastAsia="Arial" w:hAnsi="Arial"/>
@@ -17264,7 +17730,7 @@
             <w:pPr>
               <w:spacing w:after="20" w:before="0"/>
             </w:pPr>
-            <w:hyperlink w:history="1" r:id="rIdsvr6nx_goxdjv3-u461ha">
+            <w:hyperlink w:history="1" r:id="rIdm0lm3objseaxc8jvqaxkm">
               <w:r>
                 <w:rPr>
                   <w:rFonts w:ascii="Arial" w:cs="Arial" w:eastAsia="Arial" w:hAnsi="Arial"/>
@@ -17297,7 +17763,7 @@
               <w:spacing w:after="10" w:before="0"/>
               <w:ind w:left="120"/>
             </w:pPr>
-            <w:hyperlink w:history="1" r:id="rIdq0hz0ol6omttw2hqwzixc">
+            <w:hyperlink w:history="1" r:id="rIdnasysr4sa-hibmxgmfd_j">
               <w:r>
                 <w:rPr>
                   <w:rFonts w:ascii="Arial" w:cs="Arial" w:eastAsia="Arial" w:hAnsi="Arial"/>
@@ -17492,7 +17958,7 @@
             <w:pPr>
               <w:spacing w:after="20" w:before="0"/>
             </w:pPr>
-            <w:hyperlink w:history="1" r:id="rIds5thtmebr200titsvebpt">
+            <w:hyperlink w:history="1" r:id="rIdailxcuzt7cldib2jr2pmr">
               <w:r>
                 <w:rPr>
                   <w:rFonts w:ascii="Arial" w:cs="Arial" w:eastAsia="Arial" w:hAnsi="Arial"/>
@@ -17525,7 +17991,7 @@
               <w:spacing w:after="10" w:before="0"/>
               <w:ind w:left="120"/>
             </w:pPr>
-            <w:hyperlink w:history="1" r:id="rIdyyfzokihof_hww_apxig3">
+            <w:hyperlink w:history="1" r:id="rId-djtrkn8uqubsl9zji2wv">
               <w:r>
                 <w:rPr>
                   <w:rFonts w:ascii="Arial" w:cs="Arial" w:eastAsia="Arial" w:hAnsi="Arial"/>
@@ -17570,7 +18036,7 @@
             <w:pPr>
               <w:spacing w:after="20" w:before="0"/>
             </w:pPr>
-            <w:hyperlink w:history="1" r:id="rIdcmteq8ivbym0nwg9iyblv">
+            <w:hyperlink w:history="1" r:id="rIdfkng7lx5tfhnx1lywqaai">
               <w:r>
                 <w:rPr>
                   <w:rFonts w:ascii="Arial" w:cs="Arial" w:eastAsia="Arial" w:hAnsi="Arial"/>
@@ -17603,7 +18069,7 @@
               <w:spacing w:after="10" w:before="0"/>
               <w:ind w:left="120"/>
             </w:pPr>
-            <w:hyperlink w:history="1" r:id="rId7shsshvzytrz7t6hc0p_a">
+            <w:hyperlink w:history="1" r:id="rIdf9zkwytqem7rcjijtovhi">
               <w:r>
                 <w:rPr>
                   <w:rFonts w:ascii="Arial" w:cs="Arial" w:eastAsia="Arial" w:hAnsi="Arial"/>
@@ -17798,7 +18264,7 @@
             <w:pPr>
               <w:spacing w:after="20" w:before="0"/>
             </w:pPr>
-            <w:hyperlink w:history="1" r:id="rIdl9mazu3rdlgjcjyz44qe0">
+            <w:hyperlink w:history="1" r:id="rId3ymwlq08dszqv5wa5osqh">
               <w:r>
                 <w:rPr>
                   <w:rFonts w:ascii="Arial" w:cs="Arial" w:eastAsia="Arial" w:hAnsi="Arial"/>
@@ -17831,7 +18297,7 @@
               <w:spacing w:after="10" w:before="0"/>
               <w:ind w:left="120"/>
             </w:pPr>
-            <w:hyperlink w:history="1" r:id="rIdr63bam3ej8wf0a2fz5dpu">
+            <w:hyperlink w:history="1" r:id="rIdlzrumbmya1tapkmmwwvk4">
               <w:r>
                 <w:rPr>
                   <w:rFonts w:ascii="Arial" w:cs="Arial" w:eastAsia="Arial" w:hAnsi="Arial"/>
@@ -17876,7 +18342,7 @@
             <w:pPr>
               <w:spacing w:after="20" w:before="0"/>
             </w:pPr>
-            <w:hyperlink w:history="1" r:id="rIdbxaeegbq4d8d2ifuf4hxi">
+            <w:hyperlink w:history="1" r:id="rId7ziphda3gzq7b0ydu-tvz">
               <w:r>
                 <w:rPr>
                   <w:rFonts w:ascii="Arial" w:cs="Arial" w:eastAsia="Arial" w:hAnsi="Arial"/>
@@ -17909,7 +18375,7 @@
               <w:spacing w:after="10" w:before="0"/>
               <w:ind w:left="120"/>
             </w:pPr>
-            <w:hyperlink w:history="1" r:id="rId0n4vcccapwkf-_duoxyra">
+            <w:hyperlink w:history="1" r:id="rIdh2o1pfj_gv24prhejvmek">
               <w:r>
                 <w:rPr>
                   <w:rFonts w:ascii="Arial" w:cs="Arial" w:eastAsia="Arial" w:hAnsi="Arial"/>
@@ -18104,7 +18570,7 @@
             <w:pPr>
               <w:spacing w:after="20" w:before="0"/>
             </w:pPr>
-            <w:hyperlink w:history="1" r:id="rIdpjeesevv7fiwhey75_j-w">
+            <w:hyperlink w:history="1" r:id="rIdjyqzvld65-osrq7ircqii">
               <w:r>
                 <w:rPr>
                   <w:rFonts w:ascii="Arial" w:cs="Arial" w:eastAsia="Arial" w:hAnsi="Arial"/>
@@ -18137,7 +18603,7 @@
               <w:spacing w:after="10" w:before="0"/>
               <w:ind w:left="120"/>
             </w:pPr>
-            <w:hyperlink w:history="1" r:id="rIdu7l1w1cj-97neuzjokc8u">
+            <w:hyperlink w:history="1" r:id="rIdsgq3hmtbo6eok5agcynvv">
               <w:r>
                 <w:rPr>
                   <w:rFonts w:ascii="Arial" w:cs="Arial" w:eastAsia="Arial" w:hAnsi="Arial"/>
@@ -18182,7 +18648,7 @@
             <w:pPr>
               <w:spacing w:after="20" w:before="0"/>
             </w:pPr>
-            <w:hyperlink w:history="1" r:id="rIdhdg80a7zwlzmwz9slkwu5">
+            <w:hyperlink w:history="1" r:id="rId_u5x3fkfplgwp22ipbkms">
               <w:r>
                 <w:rPr>
                   <w:rFonts w:ascii="Arial" w:cs="Arial" w:eastAsia="Arial" w:hAnsi="Arial"/>
@@ -18215,7 +18681,7 @@
               <w:spacing w:after="10" w:before="0"/>
               <w:ind w:left="120"/>
             </w:pPr>
-            <w:hyperlink w:history="1" r:id="rIdbldjffjxhylekbfaw-csa">
+            <w:hyperlink w:history="1" r:id="rIdj7-dgbqikyzzor7daafeg">
               <w:r>
                 <w:rPr>
                   <w:rFonts w:ascii="Arial" w:cs="Arial" w:eastAsia="Arial" w:hAnsi="Arial"/>
@@ -18410,7 +18876,7 @@
             <w:pPr>
               <w:spacing w:after="20" w:before="0"/>
             </w:pPr>
-            <w:hyperlink w:history="1" r:id="rIdr4dgmbwp0se8fowbf0e4j">
+            <w:hyperlink w:history="1" r:id="rIddfj82jtrry5lymd5iusqz">
               <w:r>
                 <w:rPr>
                   <w:rFonts w:ascii="Arial" w:cs="Arial" w:eastAsia="Arial" w:hAnsi="Arial"/>
@@ -18443,7 +18909,7 @@
               <w:spacing w:after="10" w:before="0"/>
               <w:ind w:left="120"/>
             </w:pPr>
-            <w:hyperlink w:history="1" r:id="rIds3_gpg3qna09h8frsk1eh">
+            <w:hyperlink w:history="1" r:id="rIdepslggbx_zfzzoyiol5ss">
               <w:r>
                 <w:rPr>
                   <w:rFonts w:ascii="Arial" w:cs="Arial" w:eastAsia="Arial" w:hAnsi="Arial"/>
@@ -18488,7 +18954,7 @@
             <w:pPr>
               <w:spacing w:after="20" w:before="0"/>
             </w:pPr>
-            <w:hyperlink w:history="1" r:id="rId46rkxn-ptjbjzzuqysjt0">
+            <w:hyperlink w:history="1" r:id="rIdfkinaold1_kj6dliewt75">
               <w:r>
                 <w:rPr>
                   <w:rFonts w:ascii="Arial" w:cs="Arial" w:eastAsia="Arial" w:hAnsi="Arial"/>
@@ -18521,7 +18987,7 @@
               <w:spacing w:after="10" w:before="0"/>
               <w:ind w:left="120"/>
             </w:pPr>
-            <w:hyperlink w:history="1" r:id="rIdx_sxq7vk9ph1284wd9ifg">
+            <w:hyperlink w:history="1" r:id="rIdtop2velaysyiwdxbpslhk">
               <w:r>
                 <w:rPr>
                   <w:rFonts w:ascii="Arial" w:cs="Arial" w:eastAsia="Arial" w:hAnsi="Arial"/>
@@ -19245,6 +19711,65 @@
         </w:tc>
       </w:tr>
     </w:tbl>
+    <w:p>
+      <w:pPr>
+        <w:pBdr>
+          <w:top w:val="single" w:color="BBBBBB" w:sz="4" w:space="4"/>
+        </w:pBdr>
+        <w:spacing w:after="0" w:before="160"/>
+      </w:pPr>
+      <w:r>
+        <w:rPr>
+          <w:rFonts w:ascii="Arial" w:cs="Arial" w:eastAsia="Arial" w:hAnsi="Arial"/>
+          <w:color w:val="666666"/>
+          <w:sz w:val="14"/>
+          <w:szCs w:val="14"/>
+        </w:rPr>
+        <w:t xml:space="preserve">© 2026 SeaVuria and ARES. Aligned with KICD objectives. Developed by SeaVuria; technical implementation by ARES (with AI assistance from Claude). Licensed under </w:t>
+      </w:r>
+      <w:hyperlink w:history="1" r:id="rIdll85jtaosznukfimkttln">
+        <w:r>
+          <w:rPr>
+            <w:rFonts w:ascii="Arial" w:cs="Arial" w:eastAsia="Arial" w:hAnsi="Arial"/>
+            <w:color w:val="1F6B75"/>
+            <w:sz w:val="14"/>
+            <w:szCs w:val="14"/>
+            <w:u w:val="single" w:color="1F6B75"/>
+          </w:rPr>
+          <w:t xml:space="preserve">CC BY-NC 4.0</w:t>
+        </w:r>
+      </w:hyperlink>
+      <w:r>
+        <w:rPr>
+          <w:rFonts w:ascii="Arial" w:cs="Arial" w:eastAsia="Arial" w:hAnsi="Arial"/>
+          <w:color w:val="666666"/>
+          <w:sz w:val="14"/>
+          <w:szCs w:val="14"/>
+        </w:rPr>
+        <w:t xml:space="preserve"> (</w:t>
+      </w:r>
+      <w:hyperlink w:history="1" r:id="rId4efyrcc43ijyxrkb2skji">
+        <w:r>
+          <w:rPr>
+            <w:rFonts w:ascii="Arial" w:cs="Arial" w:eastAsia="Arial" w:hAnsi="Arial"/>
+            <w:color w:val="1F6B75"/>
+            <w:sz w:val="14"/>
+            <w:szCs w:val="14"/>
+            <w:u w:val="single" w:color="1F6B75"/>
+          </w:rPr>
+          <w:t xml:space="preserve">https://creativecommons.org/licenses/by-nc/4.0/</w:t>
+        </w:r>
+      </w:hyperlink>
+      <w:r>
+        <w:rPr>
+          <w:rFonts w:ascii="Arial" w:cs="Arial" w:eastAsia="Arial" w:hAnsi="Arial"/>
+          <w:color w:val="666666"/>
+          <w:sz w:val="14"/>
+          <w:szCs w:val="14"/>
+        </w:rPr>
+        <w:t xml:space="preserve">).</w:t>
+      </w:r>
+    </w:p>
     <w:p>
       <w:r>
         <w:br w:type="page"/>
@@ -20253,7 +20778,7 @@
               <w:spacing w:after="10" w:before="0"/>
               <w:ind w:left="120"/>
             </w:pPr>
-            <w:hyperlink w:history="1" r:id="rIdxu_ijz_2bvccbgjx9qzvi">
+            <w:hyperlink w:history="1" r:id="rIdyxtj0hbid2nxlnndft-jw">
               <w:r>
                 <w:rPr>
                   <w:rFonts w:ascii="Arial" w:cs="Arial" w:eastAsia="Arial" w:hAnsi="Arial"/>
@@ -20330,7 +20855,7 @@
               <w:spacing w:after="10" w:before="0"/>
               <w:ind w:left="120"/>
             </w:pPr>
-            <w:hyperlink w:history="1" r:id="rIdyjqvi6r-v-8b2_1nbymkp">
+            <w:hyperlink w:history="1" r:id="rIdmyjhvv2zxxefbwjc2ltwz">
               <w:r>
                 <w:rPr>
                   <w:rFonts w:ascii="Arial" w:cs="Arial" w:eastAsia="Arial" w:hAnsi="Arial"/>
@@ -20557,7 +21082,7 @@
               <w:spacing w:after="10" w:before="0"/>
               <w:ind w:left="120"/>
             </w:pPr>
-            <w:hyperlink w:history="1" r:id="rId-slybn6cyshjihvn2rwxh">
+            <w:hyperlink w:history="1" r:id="rId0ik3pulgnrl-lni3rp1ll">
               <w:r>
                 <w:rPr>
                   <w:rFonts w:ascii="Arial" w:cs="Arial" w:eastAsia="Arial" w:hAnsi="Arial"/>
@@ -20634,7 +21159,7 @@
               <w:spacing w:after="10" w:before="0"/>
               <w:ind w:left="120"/>
             </w:pPr>
-            <w:hyperlink w:history="1" r:id="rIdkjqckc9h-fs5gfhqso5sq">
+            <w:hyperlink w:history="1" r:id="rIdqiw14mroxvk4mmfmbr1a_">
               <w:r>
                 <w:rPr>
                   <w:rFonts w:ascii="Arial" w:cs="Arial" w:eastAsia="Arial" w:hAnsi="Arial"/>
@@ -20861,7 +21386,7 @@
               <w:spacing w:after="10" w:before="0"/>
               <w:ind w:left="120"/>
             </w:pPr>
-            <w:hyperlink w:history="1" r:id="rIdrf2vww0pkpqw6ssqmvwv1">
+            <w:hyperlink w:history="1" r:id="rId9q7fezurtmlkvw0xbjmm7">
               <w:r>
                 <w:rPr>
                   <w:rFonts w:ascii="Arial" w:cs="Arial" w:eastAsia="Arial" w:hAnsi="Arial"/>
@@ -20938,7 +21463,7 @@
               <w:spacing w:after="10" w:before="0"/>
               <w:ind w:left="120"/>
             </w:pPr>
-            <w:hyperlink w:history="1" r:id="rIdg5c_gjsna5ki-7s6ppnyj">
+            <w:hyperlink w:history="1" r:id="rIdvx6esxnfs-nokyakyumac">
               <w:r>
                 <w:rPr>
                   <w:rFonts w:ascii="Arial" w:cs="Arial" w:eastAsia="Arial" w:hAnsi="Arial"/>
@@ -21165,7 +21690,7 @@
               <w:spacing w:after="10" w:before="0"/>
               <w:ind w:left="120"/>
             </w:pPr>
-            <w:hyperlink w:history="1" r:id="rIdfvapous-pny1a_wxonwtg">
+            <w:hyperlink w:history="1" r:id="rIdj7rszi-ptd17dqhdql7mf">
               <w:r>
                 <w:rPr>
                   <w:rFonts w:ascii="Arial" w:cs="Arial" w:eastAsia="Arial" w:hAnsi="Arial"/>
@@ -21242,7 +21767,7 @@
               <w:spacing w:after="10" w:before="0"/>
               <w:ind w:left="120"/>
             </w:pPr>
-            <w:hyperlink w:history="1" r:id="rIdiz4jbchfjwdcc1mwauhb2">
+            <w:hyperlink w:history="1" r:id="rIdcpxdvxrq-weklx940ejc3">
               <w:r>
                 <w:rPr>
                   <w:rFonts w:ascii="Arial" w:cs="Arial" w:eastAsia="Arial" w:hAnsi="Arial"/>
@@ -21469,7 +21994,7 @@
               <w:spacing w:after="10" w:before="0"/>
               <w:ind w:left="120"/>
             </w:pPr>
-            <w:hyperlink w:history="1" r:id="rIdrr9w5jte4s3qxxopfspgm">
+            <w:hyperlink w:history="1" r:id="rIdv9316a9chdrv3purdrfu5">
               <w:r>
                 <w:rPr>
                   <w:rFonts w:ascii="Arial" w:cs="Arial" w:eastAsia="Arial" w:hAnsi="Arial"/>
@@ -21546,7 +22071,7 @@
               <w:spacing w:after="10" w:before="0"/>
               <w:ind w:left="120"/>
             </w:pPr>
-            <w:hyperlink w:history="1" r:id="rId1eglkpu_rp12w83ekphqa">
+            <w:hyperlink w:history="1" r:id="rIdnmeg23wm5hfnufwgxks6a">
               <w:r>
                 <w:rPr>
                   <w:rFonts w:ascii="Arial" w:cs="Arial" w:eastAsia="Arial" w:hAnsi="Arial"/>
@@ -22057,6 +22582,65 @@
         </w:tc>
       </w:tr>
     </w:tbl>
+    <w:p>
+      <w:pPr>
+        <w:pBdr>
+          <w:top w:val="single" w:color="BBBBBB" w:sz="4" w:space="4"/>
+        </w:pBdr>
+        <w:spacing w:after="0" w:before="160"/>
+      </w:pPr>
+      <w:r>
+        <w:rPr>
+          <w:rFonts w:ascii="Arial" w:cs="Arial" w:eastAsia="Arial" w:hAnsi="Arial"/>
+          <w:color w:val="666666"/>
+          <w:sz w:val="14"/>
+          <w:szCs w:val="14"/>
+        </w:rPr>
+        <w:t xml:space="preserve">© 2026 SeaVuria and ARES. Aligned with KICD objectives. Developed by SeaVuria; technical implementation by ARES (with AI assistance from Claude). Licensed under </w:t>
+      </w:r>
+      <w:hyperlink w:history="1" r:id="rIdafjmbm5omi9tro01wjoby">
+        <w:r>
+          <w:rPr>
+            <w:rFonts w:ascii="Arial" w:cs="Arial" w:eastAsia="Arial" w:hAnsi="Arial"/>
+            <w:color w:val="1F6B75"/>
+            <w:sz w:val="14"/>
+            <w:szCs w:val="14"/>
+            <w:u w:val="single" w:color="1F6B75"/>
+          </w:rPr>
+          <w:t xml:space="preserve">CC BY-NC 4.0</w:t>
+        </w:r>
+      </w:hyperlink>
+      <w:r>
+        <w:rPr>
+          <w:rFonts w:ascii="Arial" w:cs="Arial" w:eastAsia="Arial" w:hAnsi="Arial"/>
+          <w:color w:val="666666"/>
+          <w:sz w:val="14"/>
+          <w:szCs w:val="14"/>
+        </w:rPr>
+        <w:t xml:space="preserve"> (</w:t>
+      </w:r>
+      <w:hyperlink w:history="1" r:id="rIdxx1gps_okolha4t-dj0xe">
+        <w:r>
+          <w:rPr>
+            <w:rFonts w:ascii="Arial" w:cs="Arial" w:eastAsia="Arial" w:hAnsi="Arial"/>
+            <w:color w:val="1F6B75"/>
+            <w:sz w:val="14"/>
+            <w:szCs w:val="14"/>
+            <w:u w:val="single" w:color="1F6B75"/>
+          </w:rPr>
+          <w:t xml:space="preserve">https://creativecommons.org/licenses/by-nc/4.0/</w:t>
+        </w:r>
+      </w:hyperlink>
+      <w:r>
+        <w:rPr>
+          <w:rFonts w:ascii="Arial" w:cs="Arial" w:eastAsia="Arial" w:hAnsi="Arial"/>
+          <w:color w:val="666666"/>
+          <w:sz w:val="14"/>
+          <w:szCs w:val="14"/>
+        </w:rPr>
+        <w:t xml:space="preserve">).</w:t>
+      </w:r>
+    </w:p>
     <w:p>
       <w:r>
         <w:br w:type="page"/>
@@ -23304,7 +23888,7 @@
               <w:spacing w:after="10" w:before="0"/>
               <w:ind w:left="120"/>
             </w:pPr>
-            <w:hyperlink w:history="1" r:id="rIdavvdk2hfdh4vswt2jvrvz">
+            <w:hyperlink w:history="1" r:id="rIdejqyfz-wnjjhopj2fqei2">
               <w:r>
                 <w:rPr>
                   <w:rFonts w:ascii="Arial" w:cs="Arial" w:eastAsia="Arial" w:hAnsi="Arial"/>
@@ -23381,7 +23965,7 @@
               <w:spacing w:after="10" w:before="0"/>
               <w:ind w:left="120"/>
             </w:pPr>
-            <w:hyperlink w:history="1" r:id="rIdtg3x6opq9gnsqbbirtef7">
+            <w:hyperlink w:history="1" r:id="rIdpre9pojdbitxqmufsi536">
               <w:r>
                 <w:rPr>
                   <w:rFonts w:ascii="Arial" w:cs="Arial" w:eastAsia="Arial" w:hAnsi="Arial"/>
@@ -23608,7 +24192,7 @@
               <w:spacing w:after="10" w:before="0"/>
               <w:ind w:left="120"/>
             </w:pPr>
-            <w:hyperlink w:history="1" r:id="rIdyo7daagitlsqvnh2md1cz">
+            <w:hyperlink w:history="1" r:id="rIdoayim_5zr6bbf9vnayqe9">
               <w:r>
                 <w:rPr>
                   <w:rFonts w:ascii="Arial" w:cs="Arial" w:eastAsia="Arial" w:hAnsi="Arial"/>
@@ -23685,7 +24269,7 @@
               <w:spacing w:after="10" w:before="0"/>
               <w:ind w:left="120"/>
             </w:pPr>
-            <w:hyperlink w:history="1" r:id="rIdf_bih3qsxwo-ohprkdnpl">
+            <w:hyperlink w:history="1" r:id="rIdokwiexeb5tusid1-2fcom">
               <w:r>
                 <w:rPr>
                   <w:rFonts w:ascii="Arial" w:cs="Arial" w:eastAsia="Arial" w:hAnsi="Arial"/>
@@ -23912,7 +24496,7 @@
               <w:spacing w:after="10" w:before="0"/>
               <w:ind w:left="120"/>
             </w:pPr>
-            <w:hyperlink w:history="1" r:id="rIds20nozz0vpt8-j7965kw6">
+            <w:hyperlink w:history="1" r:id="rIdydeyuvu3zffklnl3jxmiw">
               <w:r>
                 <w:rPr>
                   <w:rFonts w:ascii="Arial" w:cs="Arial" w:eastAsia="Arial" w:hAnsi="Arial"/>
@@ -23989,7 +24573,7 @@
               <w:spacing w:after="10" w:before="0"/>
               <w:ind w:left="120"/>
             </w:pPr>
-            <w:hyperlink w:history="1" r:id="rIdqndcp6_kaltdwr1if3mdm">
+            <w:hyperlink w:history="1" r:id="rIdf-ybs3dg4jjmebwqgz3mt">
               <w:r>
                 <w:rPr>
                   <w:rFonts w:ascii="Arial" w:cs="Arial" w:eastAsia="Arial" w:hAnsi="Arial"/>
@@ -24216,7 +24800,7 @@
               <w:spacing w:after="10" w:before="0"/>
               <w:ind w:left="120"/>
             </w:pPr>
-            <w:hyperlink w:history="1" r:id="rIdilxuu6nde0ssixnfevk9i">
+            <w:hyperlink w:history="1" r:id="rIdcwptd7ew2j4y-kj2iosmh">
               <w:r>
                 <w:rPr>
                   <w:rFonts w:ascii="Arial" w:cs="Arial" w:eastAsia="Arial" w:hAnsi="Arial"/>
@@ -24293,7 +24877,7 @@
               <w:spacing w:after="10" w:before="0"/>
               <w:ind w:left="120"/>
             </w:pPr>
-            <w:hyperlink w:history="1" r:id="rIdaubvivwikcqpmvtsazkpl">
+            <w:hyperlink w:history="1" r:id="rIddbvhb92sk0yqmauzhhjae">
               <w:r>
                 <w:rPr>
                   <w:rFonts w:ascii="Arial" w:cs="Arial" w:eastAsia="Arial" w:hAnsi="Arial"/>
@@ -24520,7 +25104,7 @@
               <w:spacing w:after="10" w:before="0"/>
               <w:ind w:left="120"/>
             </w:pPr>
-            <w:hyperlink w:history="1" r:id="rIdfju9xglxk5vrbcoiywic1">
+            <w:hyperlink w:history="1" r:id="rId4ly7rmpu2qidlstbx25un">
               <w:r>
                 <w:rPr>
                   <w:rFonts w:ascii="Arial" w:cs="Arial" w:eastAsia="Arial" w:hAnsi="Arial"/>
@@ -24597,7 +25181,7 @@
               <w:spacing w:after="10" w:before="0"/>
               <w:ind w:left="120"/>
             </w:pPr>
-            <w:hyperlink w:history="1" r:id="rIdip1gy44jprg-e7i4hojya">
+            <w:hyperlink w:history="1" r:id="rIdmoxtd1mtsj5dfs-y2xbq0">
               <w:r>
                 <w:rPr>
                   <w:rFonts w:ascii="Arial" w:cs="Arial" w:eastAsia="Arial" w:hAnsi="Arial"/>
@@ -25184,6 +25768,65 @@
         </w:tc>
       </w:tr>
     </w:tbl>
+    <w:p>
+      <w:pPr>
+        <w:pBdr>
+          <w:top w:val="single" w:color="BBBBBB" w:sz="4" w:space="4"/>
+        </w:pBdr>
+        <w:spacing w:after="0" w:before="160"/>
+      </w:pPr>
+      <w:r>
+        <w:rPr>
+          <w:rFonts w:ascii="Arial" w:cs="Arial" w:eastAsia="Arial" w:hAnsi="Arial"/>
+          <w:color w:val="666666"/>
+          <w:sz w:val="14"/>
+          <w:szCs w:val="14"/>
+        </w:rPr>
+        <w:t xml:space="preserve">© 2026 SeaVuria and ARES. Aligned with KICD objectives. Developed by SeaVuria; technical implementation by ARES (with AI assistance from Claude). Licensed under </w:t>
+      </w:r>
+      <w:hyperlink w:history="1" r:id="rIdr2il98rkosizyzio_gjpv">
+        <w:r>
+          <w:rPr>
+            <w:rFonts w:ascii="Arial" w:cs="Arial" w:eastAsia="Arial" w:hAnsi="Arial"/>
+            <w:color w:val="1F6B75"/>
+            <w:sz w:val="14"/>
+            <w:szCs w:val="14"/>
+            <w:u w:val="single" w:color="1F6B75"/>
+          </w:rPr>
+          <w:t xml:space="preserve">CC BY-NC 4.0</w:t>
+        </w:r>
+      </w:hyperlink>
+      <w:r>
+        <w:rPr>
+          <w:rFonts w:ascii="Arial" w:cs="Arial" w:eastAsia="Arial" w:hAnsi="Arial"/>
+          <w:color w:val="666666"/>
+          <w:sz w:val="14"/>
+          <w:szCs w:val="14"/>
+        </w:rPr>
+        <w:t xml:space="preserve"> (</w:t>
+      </w:r>
+      <w:hyperlink w:history="1" r:id="rIdwp-th1owfvvlzphar2ovo">
+        <w:r>
+          <w:rPr>
+            <w:rFonts w:ascii="Arial" w:cs="Arial" w:eastAsia="Arial" w:hAnsi="Arial"/>
+            <w:color w:val="1F6B75"/>
+            <w:sz w:val="14"/>
+            <w:szCs w:val="14"/>
+            <w:u w:val="single" w:color="1F6B75"/>
+          </w:rPr>
+          <w:t xml:space="preserve">https://creativecommons.org/licenses/by-nc/4.0/</w:t>
+        </w:r>
+      </w:hyperlink>
+      <w:r>
+        <w:rPr>
+          <w:rFonts w:ascii="Arial" w:cs="Arial" w:eastAsia="Arial" w:hAnsi="Arial"/>
+          <w:color w:val="666666"/>
+          <w:sz w:val="14"/>
+          <w:szCs w:val="14"/>
+        </w:rPr>
+        <w:t xml:space="preserve">).</w:t>
+      </w:r>
+    </w:p>
     <w:p>
       <w:r>
         <w:br w:type="page"/>

--- a/data/outputs/v2/General_Science/SS1.1_Introduction_to_General_Science/General_Science_Introduction_to_General_Science_CBE_LessonSequence.docx
+++ b/data/outputs/v2/General_Science/SS1.1_Introduction_to_General_Science/General_Science_Introduction_to_General_Science_CBE_LessonSequence.docx
@@ -38,6 +38,1962 @@
           <w:szCs w:val="22"/>
         </w:rPr>
         <w:t xml:space="preserve">CBE Phenomenon-Driven Lesson Sequence — Sub-Strand 1.1 (8 Lessons)</w:t>
+      </w:r>
+    </w:p>
+    <w:p>
+      <w:pPr>
+        <w:spacing w:after="120"/>
+      </w:pPr>
+      <w:r>
+        <w:t xml:space="preserve"/>
+      </w:r>
+    </w:p>
+    <w:tbl>
+      <w:tblPr>
+        <w:tblW w:type="dxa" w:w="13680"/>
+        <w:tblBorders>
+          <w:top w:val="single" w:color="AAAAAA" w:sz="4"/>
+          <w:left w:val="single" w:color="AAAAAA" w:sz="4"/>
+          <w:bottom w:val="single" w:color="AAAAAA" w:sz="4"/>
+          <w:right w:val="single" w:color="AAAAAA" w:sz="4"/>
+          <w:insideH w:val="single" w:color="auto" w:sz="4"/>
+          <w:insideV w:val="single" w:color="auto" w:sz="4"/>
+        </w:tblBorders>
+        <w:tblLayout w:type="fixed"/>
+      </w:tblPr>
+      <w:tblGrid>
+        <w:gridCol w:w="3000"/>
+        <w:gridCol w:w="10680"/>
+      </w:tblGrid>
+      <w:tr>
+        <w:tc>
+          <w:tcPr>
+            <w:tcW w:type="dxa" w:w="13680"/>
+            <w:gridSpan w:val="2"/>
+            <w:shd w:fill="1F3864" w:color="auto" w:val="clear"/>
+            <w:tcMar>
+              <w:top w:type="dxa" w:w="60"/>
+              <w:left w:type="dxa" w:w="120"/>
+              <w:bottom w:type="dxa" w:w="60"/>
+              <w:right w:type="dxa" w:w="120"/>
+            </w:tcMar>
+            <w:vAlign w:val="top"/>
+          </w:tcPr>
+          <w:p>
+            <w:pPr>
+              <w:spacing w:after="40" w:before="0"/>
+              <w:jc w:val="center"/>
+            </w:pPr>
+            <w:r>
+              <w:rPr>
+                <w:rFonts w:ascii="Arial" w:cs="Arial" w:eastAsia="Arial" w:hAnsi="Arial"/>
+                <w:b/>
+                <w:bCs/>
+                <w:i w:val="false"/>
+                <w:iCs w:val="false"/>
+                <w:color w:val="FFFFFF"/>
+                <w:sz w:val="22"/>
+                <w:szCs w:val="22"/>
+              </w:rPr>
+              <w:t xml:space="preserve">SUB-STRAND OVERVIEW</w:t>
+            </w:r>
+          </w:p>
+        </w:tc>
+      </w:tr>
+      <w:tr>
+        <w:tc>
+          <w:tcPr>
+            <w:tcW w:type="dxa" w:w="3000"/>
+            <w:shd w:fill="D5E8F0" w:color="auto" w:val="clear"/>
+            <w:tcMar>
+              <w:top w:type="dxa" w:w="60"/>
+              <w:left w:type="dxa" w:w="120"/>
+              <w:bottom w:type="dxa" w:w="60"/>
+              <w:right w:type="dxa" w:w="120"/>
+            </w:tcMar>
+            <w:vAlign w:val="top"/>
+          </w:tcPr>
+          <w:p>
+            <w:pPr>
+              <w:spacing w:after="40" w:before="0"/>
+              <w:jc w:val="left"/>
+            </w:pPr>
+            <w:r>
+              <w:rPr>
+                <w:rFonts w:ascii="Arial" w:cs="Arial" w:eastAsia="Arial" w:hAnsi="Arial"/>
+                <w:b/>
+                <w:bCs/>
+                <w:i w:val="false"/>
+                <w:iCs w:val="false"/>
+                <w:color w:val="000000"/>
+                <w:sz w:val="18"/>
+                <w:szCs w:val="18"/>
+              </w:rPr>
+              <w:t xml:space="preserve">Grade Level</w:t>
+            </w:r>
+          </w:p>
+        </w:tc>
+        <w:tc>
+          <w:tcPr>
+            <w:tcW w:type="dxa" w:w="10680"/>
+            <w:shd w:fill="FFFFFF" w:color="auto" w:val="clear"/>
+            <w:tcMar>
+              <w:top w:type="dxa" w:w="60"/>
+              <w:left w:type="dxa" w:w="120"/>
+              <w:bottom w:type="dxa" w:w="60"/>
+              <w:right w:type="dxa" w:w="120"/>
+            </w:tcMar>
+            <w:vAlign w:val="top"/>
+          </w:tcPr>
+          <w:p>
+            <w:pPr>
+              <w:spacing w:after="40" w:before="0"/>
+              <w:jc w:val="left"/>
+            </w:pPr>
+            <w:r>
+              <w:rPr>
+                <w:rFonts w:ascii="Arial" w:cs="Arial" w:eastAsia="Arial" w:hAnsi="Arial"/>
+                <w:b w:val="false"/>
+                <w:bCs w:val="false"/>
+                <w:i w:val="false"/>
+                <w:iCs w:val="false"/>
+                <w:color w:val="000000"/>
+                <w:sz w:val="18"/>
+                <w:szCs w:val="18"/>
+              </w:rPr>
+              <w:t xml:space="preserve">10</w:t>
+            </w:r>
+          </w:p>
+        </w:tc>
+      </w:tr>
+      <w:tr>
+        <w:tc>
+          <w:tcPr>
+            <w:tcW w:type="dxa" w:w="3000"/>
+            <w:shd w:fill="D5E8F0" w:color="auto" w:val="clear"/>
+            <w:tcMar>
+              <w:top w:type="dxa" w:w="60"/>
+              <w:left w:type="dxa" w:w="120"/>
+              <w:bottom w:type="dxa" w:w="60"/>
+              <w:right w:type="dxa" w:w="120"/>
+            </w:tcMar>
+            <w:vAlign w:val="top"/>
+          </w:tcPr>
+          <w:p>
+            <w:pPr>
+              <w:spacing w:after="40" w:before="0"/>
+              <w:jc w:val="left"/>
+            </w:pPr>
+            <w:r>
+              <w:rPr>
+                <w:rFonts w:ascii="Arial" w:cs="Arial" w:eastAsia="Arial" w:hAnsi="Arial"/>
+                <w:b/>
+                <w:bCs/>
+                <w:i w:val="false"/>
+                <w:iCs w:val="false"/>
+                <w:color w:val="000000"/>
+                <w:sz w:val="18"/>
+                <w:szCs w:val="18"/>
+              </w:rPr>
+              <w:t xml:space="preserve">Subject</w:t>
+            </w:r>
+          </w:p>
+        </w:tc>
+        <w:tc>
+          <w:tcPr>
+            <w:tcW w:type="dxa" w:w="10680"/>
+            <w:shd w:fill="FFFFFF" w:color="auto" w:val="clear"/>
+            <w:tcMar>
+              <w:top w:type="dxa" w:w="60"/>
+              <w:left w:type="dxa" w:w="120"/>
+              <w:bottom w:type="dxa" w:w="60"/>
+              <w:right w:type="dxa" w:w="120"/>
+            </w:tcMar>
+            <w:vAlign w:val="top"/>
+          </w:tcPr>
+          <w:p>
+            <w:pPr>
+              <w:spacing w:after="40" w:before="0"/>
+              <w:jc w:val="left"/>
+            </w:pPr>
+            <w:r>
+              <w:rPr>
+                <w:rFonts w:ascii="Arial" w:cs="Arial" w:eastAsia="Arial" w:hAnsi="Arial"/>
+                <w:b w:val="false"/>
+                <w:bCs w:val="false"/>
+                <w:i w:val="false"/>
+                <w:iCs w:val="false"/>
+                <w:color w:val="000000"/>
+                <w:sz w:val="18"/>
+                <w:szCs w:val="18"/>
+              </w:rPr>
+              <w:t xml:space="preserve">General Science</w:t>
+            </w:r>
+          </w:p>
+        </w:tc>
+      </w:tr>
+      <w:tr>
+        <w:tc>
+          <w:tcPr>
+            <w:tcW w:type="dxa" w:w="3000"/>
+            <w:shd w:fill="D5E8F0" w:color="auto" w:val="clear"/>
+            <w:tcMar>
+              <w:top w:type="dxa" w:w="60"/>
+              <w:left w:type="dxa" w:w="120"/>
+              <w:bottom w:type="dxa" w:w="60"/>
+              <w:right w:type="dxa" w:w="120"/>
+            </w:tcMar>
+            <w:vAlign w:val="top"/>
+          </w:tcPr>
+          <w:p>
+            <w:pPr>
+              <w:spacing w:after="40" w:before="0"/>
+              <w:jc w:val="left"/>
+            </w:pPr>
+            <w:r>
+              <w:rPr>
+                <w:rFonts w:ascii="Arial" w:cs="Arial" w:eastAsia="Arial" w:hAnsi="Arial"/>
+                <w:b/>
+                <w:bCs/>
+                <w:i w:val="false"/>
+                <w:iCs w:val="false"/>
+                <w:color w:val="000000"/>
+                <w:sz w:val="18"/>
+                <w:szCs w:val="18"/>
+              </w:rPr>
+              <w:t xml:space="preserve">Strand</w:t>
+            </w:r>
+          </w:p>
+        </w:tc>
+        <w:tc>
+          <w:tcPr>
+            <w:tcW w:type="dxa" w:w="10680"/>
+            <w:shd w:fill="FFFFFF" w:color="auto" w:val="clear"/>
+            <w:tcMar>
+              <w:top w:type="dxa" w:w="60"/>
+              <w:left w:type="dxa" w:w="120"/>
+              <w:bottom w:type="dxa" w:w="60"/>
+              <w:right w:type="dxa" w:w="120"/>
+            </w:tcMar>
+            <w:vAlign w:val="top"/>
+          </w:tcPr>
+          <w:p>
+            <w:pPr>
+              <w:spacing w:after="40" w:before="0"/>
+              <w:jc w:val="left"/>
+            </w:pPr>
+            <w:r>
+              <w:rPr>
+                <w:rFonts w:ascii="Arial" w:cs="Arial" w:eastAsia="Arial" w:hAnsi="Arial"/>
+                <w:b w:val="false"/>
+                <w:bCs w:val="false"/>
+                <w:i w:val="false"/>
+                <w:iCs w:val="false"/>
+                <w:color w:val="000000"/>
+                <w:sz w:val="18"/>
+                <w:szCs w:val="18"/>
+              </w:rPr>
+              <w:t xml:space="preserve">Strand 1.0: Life Science</w:t>
+            </w:r>
+          </w:p>
+        </w:tc>
+      </w:tr>
+      <w:tr>
+        <w:tc>
+          <w:tcPr>
+            <w:tcW w:type="dxa" w:w="3000"/>
+            <w:shd w:fill="D5E8F0" w:color="auto" w:val="clear"/>
+            <w:tcMar>
+              <w:top w:type="dxa" w:w="60"/>
+              <w:left w:type="dxa" w:w="120"/>
+              <w:bottom w:type="dxa" w:w="60"/>
+              <w:right w:type="dxa" w:w="120"/>
+            </w:tcMar>
+            <w:vAlign w:val="top"/>
+          </w:tcPr>
+          <w:p>
+            <w:pPr>
+              <w:spacing w:after="40" w:before="0"/>
+              <w:jc w:val="left"/>
+            </w:pPr>
+            <w:r>
+              <w:rPr>
+                <w:rFonts w:ascii="Arial" w:cs="Arial" w:eastAsia="Arial" w:hAnsi="Arial"/>
+                <w:b/>
+                <w:bCs/>
+                <w:i w:val="false"/>
+                <w:iCs w:val="false"/>
+                <w:color w:val="000000"/>
+                <w:sz w:val="18"/>
+                <w:szCs w:val="18"/>
+              </w:rPr>
+              <w:t xml:space="preserve">Sub-Strand</w:t>
+            </w:r>
+          </w:p>
+        </w:tc>
+        <w:tc>
+          <w:tcPr>
+            <w:tcW w:type="dxa" w:w="10680"/>
+            <w:shd w:fill="FFFFFF" w:color="auto" w:val="clear"/>
+            <w:tcMar>
+              <w:top w:type="dxa" w:w="60"/>
+              <w:left w:type="dxa" w:w="120"/>
+              <w:bottom w:type="dxa" w:w="60"/>
+              <w:right w:type="dxa" w:w="120"/>
+            </w:tcMar>
+            <w:vAlign w:val="top"/>
+          </w:tcPr>
+          <w:p>
+            <w:pPr>
+              <w:spacing w:after="40" w:before="0"/>
+              <w:jc w:val="left"/>
+            </w:pPr>
+            <w:r>
+              <w:rPr>
+                <w:rFonts w:ascii="Arial" w:cs="Arial" w:eastAsia="Arial" w:hAnsi="Arial"/>
+                <w:b w:val="false"/>
+                <w:bCs w:val="false"/>
+                <w:i w:val="false"/>
+                <w:iCs w:val="false"/>
+                <w:color w:val="000000"/>
+                <w:sz w:val="18"/>
+                <w:szCs w:val="18"/>
+              </w:rPr>
+              <w:t xml:space="preserve">Sub-Strand 1.1: Introduction to General Science</w:t>
+            </w:r>
+          </w:p>
+        </w:tc>
+      </w:tr>
+      <w:tr>
+        <w:tc>
+          <w:tcPr>
+            <w:tcW w:type="dxa" w:w="3000"/>
+            <w:shd w:fill="D5E8F0" w:color="auto" w:val="clear"/>
+            <w:tcMar>
+              <w:top w:type="dxa" w:w="60"/>
+              <w:left w:type="dxa" w:w="120"/>
+              <w:bottom w:type="dxa" w:w="60"/>
+              <w:right w:type="dxa" w:w="120"/>
+            </w:tcMar>
+            <w:vAlign w:val="top"/>
+          </w:tcPr>
+          <w:p>
+            <w:pPr>
+              <w:spacing w:after="40" w:before="0"/>
+              <w:jc w:val="left"/>
+            </w:pPr>
+            <w:r>
+              <w:rPr>
+                <w:rFonts w:ascii="Arial" w:cs="Arial" w:eastAsia="Arial" w:hAnsi="Arial"/>
+                <w:b/>
+                <w:bCs/>
+                <w:i w:val="false"/>
+                <w:iCs w:val="false"/>
+                <w:color w:val="000000"/>
+                <w:sz w:val="18"/>
+                <w:szCs w:val="18"/>
+              </w:rPr>
+              <w:t xml:space="preserve">Total Duration</w:t>
+            </w:r>
+          </w:p>
+        </w:tc>
+        <w:tc>
+          <w:tcPr>
+            <w:tcW w:type="dxa" w:w="10680"/>
+            <w:shd w:fill="FFFFFF" w:color="auto" w:val="clear"/>
+            <w:tcMar>
+              <w:top w:type="dxa" w:w="60"/>
+              <w:left w:type="dxa" w:w="120"/>
+              <w:bottom w:type="dxa" w:w="60"/>
+              <w:right w:type="dxa" w:w="120"/>
+            </w:tcMar>
+            <w:vAlign w:val="top"/>
+          </w:tcPr>
+          <w:p>
+            <w:pPr>
+              <w:spacing w:after="40" w:before="0"/>
+              <w:jc w:val="left"/>
+            </w:pPr>
+            <w:r>
+              <w:rPr>
+                <w:rFonts w:ascii="Arial" w:cs="Arial" w:eastAsia="Arial" w:hAnsi="Arial"/>
+                <w:b w:val="false"/>
+                <w:bCs w:val="false"/>
+                <w:i w:val="false"/>
+                <w:iCs w:val="false"/>
+                <w:color w:val="000000"/>
+                <w:sz w:val="18"/>
+                <w:szCs w:val="18"/>
+              </w:rPr>
+              <w:t xml:space="preserve">8 lessons × 40 minutes = 320 minutes total</w:t>
+            </w:r>
+          </w:p>
+        </w:tc>
+      </w:tr>
+      <w:tr>
+        <w:tc>
+          <w:tcPr>
+            <w:tcW w:type="dxa" w:w="3000"/>
+            <w:shd w:fill="D5E8F0" w:color="auto" w:val="clear"/>
+            <w:tcMar>
+              <w:top w:type="dxa" w:w="60"/>
+              <w:left w:type="dxa" w:w="120"/>
+              <w:bottom w:type="dxa" w:w="60"/>
+              <w:right w:type="dxa" w:w="120"/>
+            </w:tcMar>
+            <w:vAlign w:val="top"/>
+          </w:tcPr>
+          <w:p>
+            <w:pPr>
+              <w:spacing w:after="40" w:before="0"/>
+              <w:jc w:val="left"/>
+            </w:pPr>
+            <w:r>
+              <w:rPr>
+                <w:rFonts w:ascii="Arial" w:cs="Arial" w:eastAsia="Arial" w:hAnsi="Arial"/>
+                <w:b/>
+                <w:bCs/>
+                <w:i w:val="false"/>
+                <w:iCs w:val="false"/>
+                <w:color w:val="000000"/>
+                <w:sz w:val="18"/>
+                <w:szCs w:val="18"/>
+              </w:rPr>
+              <w:t xml:space="preserve">Sub-Strand Content</w:t>
+            </w:r>
+          </w:p>
+        </w:tc>
+        <w:tc>
+          <w:tcPr>
+            <w:tcW w:type="dxa" w:w="10680"/>
+            <w:shd w:fill="FFFFFF" w:color="auto" w:val="clear"/>
+            <w:tcMar>
+              <w:top w:type="dxa" w:w="60"/>
+              <w:left w:type="dxa" w:w="120"/>
+              <w:bottom w:type="dxa" w:w="60"/>
+              <w:right w:type="dxa" w:w="120"/>
+            </w:tcMar>
+            <w:vAlign w:val="top"/>
+          </w:tcPr>
+          <w:p>
+            <w:pPr>
+              <w:spacing w:after="30" w:before="0"/>
+              <w:ind w:left="360" w:hanging="180"/>
+              <w:jc w:val="left"/>
+            </w:pPr>
+            <w:r>
+              <w:rPr>
+                <w:rFonts w:ascii="Arial" w:cs="Arial" w:eastAsia="Arial" w:hAnsi="Arial"/>
+                <w:b w:val="false"/>
+                <w:bCs w:val="false"/>
+                <w:i w:val="false"/>
+                <w:iCs w:val="false"/>
+                <w:color w:val="000000"/>
+                <w:sz w:val="18"/>
+                <w:szCs w:val="18"/>
+              </w:rPr>
+              <w:t xml:space="preserve">–  The meaning and importance of General Science as a learning area</w:t>
+            </w:r>
+          </w:p>
+          <w:p>
+            <w:pPr>
+              <w:spacing w:after="30" w:before="0"/>
+              <w:ind w:left="360" w:hanging="180"/>
+              <w:jc w:val="left"/>
+            </w:pPr>
+            <w:r>
+              <w:rPr>
+                <w:rFonts w:ascii="Arial" w:cs="Arial" w:eastAsia="Arial" w:hAnsi="Arial"/>
+                <w:b w:val="false"/>
+                <w:bCs w:val="false"/>
+                <w:i w:val="false"/>
+                <w:iCs w:val="false"/>
+                <w:color w:val="000000"/>
+                <w:sz w:val="18"/>
+                <w:szCs w:val="18"/>
+              </w:rPr>
+              <w:t xml:space="preserve">–  Importance of General Science in human life, environment and technology</w:t>
+            </w:r>
+          </w:p>
+          <w:p>
+            <w:pPr>
+              <w:spacing w:after="30" w:before="0"/>
+              <w:ind w:left="360" w:hanging="180"/>
+              <w:jc w:val="left"/>
+            </w:pPr>
+            <w:r>
+              <w:rPr>
+                <w:rFonts w:ascii="Arial" w:cs="Arial" w:eastAsia="Arial" w:hAnsi="Arial"/>
+                <w:b w:val="false"/>
+                <w:bCs w:val="false"/>
+                <w:i w:val="false"/>
+                <w:iCs w:val="false"/>
+                <w:color w:val="000000"/>
+                <w:sz w:val="18"/>
+                <w:szCs w:val="18"/>
+              </w:rPr>
+              <w:t xml:space="preserve">–  Careers in General Science</w:t>
+            </w:r>
+          </w:p>
+          <w:p>
+            <w:pPr>
+              <w:spacing w:after="30" w:before="0"/>
+              <w:ind w:left="360" w:hanging="180"/>
+              <w:jc w:val="left"/>
+            </w:pPr>
+            <w:r>
+              <w:rPr>
+                <w:rFonts w:ascii="Arial" w:cs="Arial" w:eastAsia="Arial" w:hAnsi="Arial"/>
+                <w:b w:val="false"/>
+                <w:bCs w:val="false"/>
+                <w:i w:val="false"/>
+                <w:iCs w:val="false"/>
+                <w:color w:val="000000"/>
+                <w:sz w:val="18"/>
+                <w:szCs w:val="18"/>
+              </w:rPr>
+              <w:t xml:space="preserve">–  The principle of inference as used in science education</w:t>
+            </w:r>
+          </w:p>
+        </w:tc>
+      </w:tr>
+      <w:tr>
+        <w:tc>
+          <w:tcPr>
+            <w:tcW w:type="dxa" w:w="3000"/>
+            <w:shd w:fill="D5E8F0" w:color="auto" w:val="clear"/>
+            <w:tcMar>
+              <w:top w:type="dxa" w:w="60"/>
+              <w:left w:type="dxa" w:w="120"/>
+              <w:bottom w:type="dxa" w:w="60"/>
+              <w:right w:type="dxa" w:w="120"/>
+            </w:tcMar>
+            <w:vAlign w:val="top"/>
+          </w:tcPr>
+          <w:p>
+            <w:pPr>
+              <w:spacing w:after="40" w:before="0"/>
+              <w:jc w:val="left"/>
+            </w:pPr>
+            <w:r>
+              <w:rPr>
+                <w:rFonts w:ascii="Arial" w:cs="Arial" w:eastAsia="Arial" w:hAnsi="Arial"/>
+                <w:b/>
+                <w:bCs/>
+                <w:i w:val="false"/>
+                <w:iCs w:val="false"/>
+                <w:color w:val="000000"/>
+                <w:sz w:val="18"/>
+                <w:szCs w:val="18"/>
+              </w:rPr>
+              <w:t xml:space="preserve">Learning Outcomes</w:t>
+            </w:r>
+          </w:p>
+        </w:tc>
+        <w:tc>
+          <w:tcPr>
+            <w:tcW w:type="dxa" w:w="10680"/>
+            <w:shd w:fill="FFFFFF" w:color="auto" w:val="clear"/>
+            <w:tcMar>
+              <w:top w:type="dxa" w:w="60"/>
+              <w:left w:type="dxa" w:w="120"/>
+              <w:bottom w:type="dxa" w:w="60"/>
+              <w:right w:type="dxa" w:w="120"/>
+            </w:tcMar>
+            <w:vAlign w:val="top"/>
+          </w:tcPr>
+          <w:p>
+            <w:pPr>
+              <w:spacing w:after="40" w:before="0"/>
+              <w:jc w:val="left"/>
+            </w:pPr>
+            <w:r>
+              <w:rPr>
+                <w:rFonts w:ascii="Arial" w:cs="Arial" w:eastAsia="Arial" w:hAnsi="Arial"/>
+                <w:b w:val="false"/>
+                <w:bCs w:val="false"/>
+                <w:i w:val="false"/>
+                <w:iCs w:val="false"/>
+                <w:color w:val="000000"/>
+                <w:sz w:val="18"/>
+                <w:szCs w:val="18"/>
+              </w:rPr>
+              <w:t xml:space="preserve">By the end of the sub-strand, the learner should be able to:</w:t>
+            </w:r>
+          </w:p>
+          <w:p>
+            <w:pPr>
+              <w:spacing w:after="40" w:before="0"/>
+              <w:jc w:val="left"/>
+            </w:pPr>
+            <w:r>
+              <w:rPr>
+                <w:rFonts w:ascii="Arial" w:cs="Arial" w:eastAsia="Arial" w:hAnsi="Arial"/>
+                <w:b w:val="false"/>
+                <w:bCs w:val="false"/>
+                <w:i w:val="false"/>
+                <w:iCs w:val="false"/>
+                <w:color w:val="000000"/>
+                <w:sz w:val="18"/>
+                <w:szCs w:val="18"/>
+              </w:rPr>
+              <w:t xml:space="preserve">a) explain the meaning and importance of General Science as a learning area,</w:t>
+            </w:r>
+          </w:p>
+          <w:p>
+            <w:pPr>
+              <w:spacing w:after="40" w:before="0"/>
+              <w:jc w:val="left"/>
+            </w:pPr>
+            <w:r>
+              <w:rPr>
+                <w:rFonts w:ascii="Arial" w:cs="Arial" w:eastAsia="Arial" w:hAnsi="Arial"/>
+                <w:b w:val="false"/>
+                <w:bCs w:val="false"/>
+                <w:i w:val="false"/>
+                <w:iCs w:val="false"/>
+                <w:color w:val="000000"/>
+                <w:sz w:val="18"/>
+                <w:szCs w:val="18"/>
+              </w:rPr>
+              <w:t xml:space="preserve">b) outline the importance of General Science in life, environment and technology,</w:t>
+            </w:r>
+          </w:p>
+          <w:p>
+            <w:pPr>
+              <w:spacing w:after="40" w:before="0"/>
+              <w:jc w:val="left"/>
+            </w:pPr>
+            <w:r>
+              <w:rPr>
+                <w:rFonts w:ascii="Arial" w:cs="Arial" w:eastAsia="Arial" w:hAnsi="Arial"/>
+                <w:b w:val="false"/>
+                <w:bCs w:val="false"/>
+                <w:i w:val="false"/>
+                <w:iCs w:val="false"/>
+                <w:color w:val="000000"/>
+                <w:sz w:val="18"/>
+                <w:szCs w:val="18"/>
+              </w:rPr>
+              <w:t xml:space="preserve">c) identify career opportunities related to General Science,</w:t>
+            </w:r>
+          </w:p>
+          <w:p>
+            <w:pPr>
+              <w:spacing w:after="40" w:before="0"/>
+              <w:jc w:val="left"/>
+            </w:pPr>
+            <w:r>
+              <w:rPr>
+                <w:rFonts w:ascii="Arial" w:cs="Arial" w:eastAsia="Arial" w:hAnsi="Arial"/>
+                <w:b w:val="false"/>
+                <w:bCs w:val="false"/>
+                <w:i w:val="false"/>
+                <w:iCs w:val="false"/>
+                <w:color w:val="000000"/>
+                <w:sz w:val="18"/>
+                <w:szCs w:val="18"/>
+              </w:rPr>
+              <w:t xml:space="preserve">d) analyse the principle of inference in science education,</w:t>
+            </w:r>
+          </w:p>
+          <w:p>
+            <w:pPr>
+              <w:spacing w:after="40" w:before="0"/>
+              <w:jc w:val="left"/>
+            </w:pPr>
+            <w:r>
+              <w:rPr>
+                <w:rFonts w:ascii="Arial" w:cs="Arial" w:eastAsia="Arial" w:hAnsi="Arial"/>
+                <w:b w:val="false"/>
+                <w:bCs w:val="false"/>
+                <w:i w:val="false"/>
+                <w:iCs w:val="false"/>
+                <w:color w:val="000000"/>
+                <w:sz w:val="18"/>
+                <w:szCs w:val="18"/>
+              </w:rPr>
+              <w:t xml:space="preserve">e) appreciate the importance of General Science in day-to-day life.</w:t>
+            </w:r>
+          </w:p>
+        </w:tc>
+      </w:tr>
+      <w:tr>
+        <w:tc>
+          <w:tcPr>
+            <w:tcW w:type="dxa" w:w="3000"/>
+            <w:shd w:fill="D5E8F0" w:color="auto" w:val="clear"/>
+            <w:tcMar>
+              <w:top w:type="dxa" w:w="60"/>
+              <w:left w:type="dxa" w:w="120"/>
+              <w:bottom w:type="dxa" w:w="60"/>
+              <w:right w:type="dxa" w:w="120"/>
+            </w:tcMar>
+            <w:vAlign w:val="top"/>
+          </w:tcPr>
+          <w:p>
+            <w:pPr>
+              <w:spacing w:after="40" w:before="0"/>
+              <w:jc w:val="left"/>
+            </w:pPr>
+            <w:r>
+              <w:rPr>
+                <w:rFonts w:ascii="Arial" w:cs="Arial" w:eastAsia="Arial" w:hAnsi="Arial"/>
+                <w:b/>
+                <w:bCs/>
+                <w:i w:val="false"/>
+                <w:iCs w:val="false"/>
+                <w:color w:val="000000"/>
+                <w:sz w:val="18"/>
+                <w:szCs w:val="18"/>
+              </w:rPr>
+              <w:t xml:space="preserve">Core Competencies</w:t>
+            </w:r>
+          </w:p>
+        </w:tc>
+        <w:tc>
+          <w:tcPr>
+            <w:tcW w:type="dxa" w:w="10680"/>
+            <w:shd w:fill="FFFFFF" w:color="auto" w:val="clear"/>
+            <w:tcMar>
+              <w:top w:type="dxa" w:w="60"/>
+              <w:left w:type="dxa" w:w="120"/>
+              <w:bottom w:type="dxa" w:w="60"/>
+              <w:right w:type="dxa" w:w="120"/>
+            </w:tcMar>
+            <w:vAlign w:val="top"/>
+          </w:tcPr>
+          <w:p>
+            <w:pPr>
+              <w:spacing w:after="30" w:before="0"/>
+              <w:ind w:left="360" w:hanging="180"/>
+              <w:jc w:val="left"/>
+            </w:pPr>
+            <w:r>
+              <w:rPr>
+                <w:rFonts w:ascii="Arial" w:cs="Arial" w:eastAsia="Arial" w:hAnsi="Arial"/>
+                <w:b w:val="false"/>
+                <w:bCs w:val="false"/>
+                <w:i w:val="false"/>
+                <w:iCs w:val="false"/>
+                <w:color w:val="000000"/>
+                <w:sz w:val="18"/>
+                <w:szCs w:val="18"/>
+              </w:rPr>
+              <w:t xml:space="preserve">–  Self-efficacy: as the learner designs and presents charts on career opportunities related to General Science and identifies a particular career path of own interest.</w:t>
+            </w:r>
+          </w:p>
+          <w:p>
+            <w:pPr>
+              <w:spacing w:after="30" w:before="0"/>
+              <w:ind w:left="360" w:hanging="180"/>
+              <w:jc w:val="left"/>
+            </w:pPr>
+            <w:r>
+              <w:rPr>
+                <w:rFonts w:ascii="Arial" w:cs="Arial" w:eastAsia="Arial" w:hAnsi="Arial"/>
+                <w:b w:val="false"/>
+                <w:bCs w:val="false"/>
+                <w:i w:val="false"/>
+                <w:iCs w:val="false"/>
+                <w:color w:val="000000"/>
+                <w:sz w:val="18"/>
+                <w:szCs w:val="18"/>
+              </w:rPr>
+              <w:t xml:space="preserve">–  Digital literacy: as the learner uses digital media to research on the scientific processes, importance of General Science and careers related to General Science.</w:t>
+            </w:r>
+          </w:p>
+          <w:p>
+            <w:pPr>
+              <w:spacing w:after="30" w:before="0"/>
+              <w:ind w:left="360" w:hanging="180"/>
+              <w:jc w:val="left"/>
+            </w:pPr>
+            <w:r>
+              <w:rPr>
+                <w:rFonts w:ascii="Arial" w:cs="Arial" w:eastAsia="Arial" w:hAnsi="Arial"/>
+                <w:b w:val="false"/>
+                <w:bCs w:val="false"/>
+                <w:i w:val="false"/>
+                <w:iCs w:val="false"/>
+                <w:color w:val="000000"/>
+                <w:sz w:val="18"/>
+                <w:szCs w:val="18"/>
+              </w:rPr>
+              <w:t xml:space="preserve">–  Citizenship: as the learner draws a chart on careers related to General Science and identifies with a particular career path for individual and national development.</w:t>
+            </w:r>
+          </w:p>
+        </w:tc>
+      </w:tr>
+      <w:tr>
+        <w:tc>
+          <w:tcPr>
+            <w:tcW w:type="dxa" w:w="3000"/>
+            <w:shd w:fill="E2EFDA" w:color="auto" w:val="clear"/>
+            <w:tcMar>
+              <w:top w:type="dxa" w:w="60"/>
+              <w:left w:type="dxa" w:w="120"/>
+              <w:bottom w:type="dxa" w:w="60"/>
+              <w:right w:type="dxa" w:w="120"/>
+            </w:tcMar>
+            <w:vAlign w:val="top"/>
+          </w:tcPr>
+          <w:p>
+            <w:pPr>
+              <w:spacing w:after="40" w:before="0"/>
+              <w:jc w:val="left"/>
+            </w:pPr>
+            <w:r>
+              <w:rPr>
+                <w:rFonts w:ascii="Arial" w:cs="Arial" w:eastAsia="Arial" w:hAnsi="Arial"/>
+                <w:b/>
+                <w:bCs/>
+                <w:i w:val="false"/>
+                <w:iCs w:val="false"/>
+                <w:color w:val="000000"/>
+                <w:sz w:val="18"/>
+                <w:szCs w:val="18"/>
+              </w:rPr>
+              <w:t xml:space="preserve">Core Values</w:t>
+            </w:r>
+          </w:p>
+        </w:tc>
+        <w:tc>
+          <w:tcPr>
+            <w:tcW w:type="dxa" w:w="10680"/>
+            <w:shd w:fill="FFFFFF" w:color="auto" w:val="clear"/>
+            <w:tcMar>
+              <w:top w:type="dxa" w:w="60"/>
+              <w:left w:type="dxa" w:w="120"/>
+              <w:bottom w:type="dxa" w:w="60"/>
+              <w:right w:type="dxa" w:w="120"/>
+            </w:tcMar>
+            <w:vAlign w:val="top"/>
+          </w:tcPr>
+          <w:p>
+            <w:pPr>
+              <w:spacing w:after="30" w:before="0"/>
+              <w:ind w:left="360" w:hanging="180"/>
+              <w:jc w:val="left"/>
+            </w:pPr>
+            <w:r>
+              <w:rPr>
+                <w:rFonts w:ascii="Arial" w:cs="Arial" w:eastAsia="Arial" w:hAnsi="Arial"/>
+                <w:b w:val="false"/>
+                <w:bCs w:val="false"/>
+                <w:i w:val="false"/>
+                <w:iCs w:val="false"/>
+                <w:color w:val="000000"/>
+                <w:sz w:val="18"/>
+                <w:szCs w:val="18"/>
+              </w:rPr>
+              <w:t xml:space="preserve">–  Respect: as the learner appreciates others' opinions when discussing the importance of General Science in day-to-day life.</w:t>
+            </w:r>
+          </w:p>
+          <w:p>
+            <w:pPr>
+              <w:spacing w:after="30" w:before="0"/>
+              <w:ind w:left="360" w:hanging="180"/>
+              <w:jc w:val="left"/>
+            </w:pPr>
+            <w:r>
+              <w:rPr>
+                <w:rFonts w:ascii="Arial" w:cs="Arial" w:eastAsia="Arial" w:hAnsi="Arial"/>
+                <w:b w:val="false"/>
+                <w:bCs w:val="false"/>
+                <w:i w:val="false"/>
+                <w:iCs w:val="false"/>
+                <w:color w:val="000000"/>
+                <w:sz w:val="18"/>
+                <w:szCs w:val="18"/>
+              </w:rPr>
+              <w:t xml:space="preserve">–  Responsibility: as the learner uses digital devices appropriately to search for information on the career opportunities related to General Science.</w:t>
+            </w:r>
+          </w:p>
+        </w:tc>
+      </w:tr>
+      <w:tr>
+        <w:tc>
+          <w:tcPr>
+            <w:tcW w:type="dxa" w:w="3000"/>
+            <w:shd w:fill="D5E8F0" w:color="auto" w:val="clear"/>
+            <w:tcMar>
+              <w:top w:type="dxa" w:w="60"/>
+              <w:left w:type="dxa" w:w="120"/>
+              <w:bottom w:type="dxa" w:w="60"/>
+              <w:right w:type="dxa" w:w="120"/>
+            </w:tcMar>
+            <w:vAlign w:val="top"/>
+          </w:tcPr>
+          <w:p>
+            <w:pPr>
+              <w:spacing w:after="40" w:before="0"/>
+              <w:jc w:val="left"/>
+            </w:pPr>
+            <w:r>
+              <w:rPr>
+                <w:rFonts w:ascii="Arial" w:cs="Arial" w:eastAsia="Arial" w:hAnsi="Arial"/>
+                <w:b/>
+                <w:bCs/>
+                <w:i w:val="false"/>
+                <w:iCs w:val="false"/>
+                <w:color w:val="000000"/>
+                <w:sz w:val="18"/>
+                <w:szCs w:val="18"/>
+              </w:rPr>
+              <w:t xml:space="preserve">Science &amp; Engineering Practices</w:t>
+            </w:r>
+          </w:p>
+        </w:tc>
+        <w:tc>
+          <w:tcPr>
+            <w:tcW w:type="dxa" w:w="10680"/>
+            <w:shd w:fill="FFFFFF" w:color="auto" w:val="clear"/>
+            <w:tcMar>
+              <w:top w:type="dxa" w:w="60"/>
+              <w:left w:type="dxa" w:w="120"/>
+              <w:bottom w:type="dxa" w:w="60"/>
+              <w:right w:type="dxa" w:w="120"/>
+            </w:tcMar>
+            <w:vAlign w:val="top"/>
+          </w:tcPr>
+          <w:p>
+            <w:pPr>
+              <w:spacing w:after="30" w:before="0"/>
+              <w:ind w:left="360" w:hanging="180"/>
+              <w:jc w:val="left"/>
+            </w:pPr>
+            <w:r>
+              <w:rPr>
+                <w:rFonts w:ascii="Arial" w:cs="Arial" w:eastAsia="Arial" w:hAnsi="Arial"/>
+                <w:b w:val="false"/>
+                <w:bCs w:val="false"/>
+                <w:i w:val="false"/>
+                <w:iCs w:val="false"/>
+                <w:color w:val="000000"/>
+                <w:sz w:val="18"/>
+                <w:szCs w:val="18"/>
+              </w:rPr>
+              <w:t xml:space="preserve">–  Asking Questions and Defining Problems: as the learner brainstorms and formulates questions about what General Science is and why it matters, anchored in the puzzling phenomenon of how scientists make conclusions from indirect evidence.</w:t>
+            </w:r>
+          </w:p>
+          <w:p>
+            <w:pPr>
+              <w:spacing w:after="30" w:before="0"/>
+              <w:ind w:left="360" w:hanging="180"/>
+              <w:jc w:val="left"/>
+            </w:pPr>
+            <w:r>
+              <w:rPr>
+                <w:rFonts w:ascii="Arial" w:cs="Arial" w:eastAsia="Arial" w:hAnsi="Arial"/>
+                <w:b w:val="false"/>
+                <w:bCs w:val="false"/>
+                <w:i w:val="false"/>
+                <w:iCs w:val="false"/>
+                <w:color w:val="000000"/>
+                <w:sz w:val="18"/>
+                <w:szCs w:val="18"/>
+              </w:rPr>
+              <w:t xml:space="preserve">–  Obtaining, Evaluating, and Communicating Information: as the learner uses digital and print media to research scientific processes, the importance of General Science, and related careers, then shares findings with peers.</w:t>
+            </w:r>
+          </w:p>
+          <w:p>
+            <w:pPr>
+              <w:spacing w:after="30" w:before="0"/>
+              <w:ind w:left="360" w:hanging="180"/>
+              <w:jc w:val="left"/>
+            </w:pPr>
+            <w:r>
+              <w:rPr>
+                <w:rFonts w:ascii="Arial" w:cs="Arial" w:eastAsia="Arial" w:hAnsi="Arial"/>
+                <w:b w:val="false"/>
+                <w:bCs w:val="false"/>
+                <w:i w:val="false"/>
+                <w:iCs w:val="false"/>
+                <w:color w:val="000000"/>
+                <w:sz w:val="18"/>
+                <w:szCs w:val="18"/>
+              </w:rPr>
+              <w:t xml:space="preserve">–  Analysing and Interpreting Data: as the learner explores the process of collecting evidence and drawing inferences in science education, analysing how scientists move from raw data to conclusions.</w:t>
+            </w:r>
+          </w:p>
+          <w:p>
+            <w:pPr>
+              <w:spacing w:after="30" w:before="0"/>
+              <w:ind w:left="360" w:hanging="180"/>
+              <w:jc w:val="left"/>
+            </w:pPr>
+            <w:r>
+              <w:rPr>
+                <w:rFonts w:ascii="Arial" w:cs="Arial" w:eastAsia="Arial" w:hAnsi="Arial"/>
+                <w:b w:val="false"/>
+                <w:bCs w:val="false"/>
+                <w:i w:val="false"/>
+                <w:iCs w:val="false"/>
+                <w:color w:val="000000"/>
+                <w:sz w:val="18"/>
+                <w:szCs w:val="18"/>
+              </w:rPr>
+              <w:t xml:space="preserve">–  Constructing Explanations: as the learner applies the principle of inference to explain observable phenomena in everyday Kenyan contexts (e.g., inferring soil health from crop yield in Rift Valley farms).</w:t>
+            </w:r>
+          </w:p>
+        </w:tc>
+      </w:tr>
+      <w:tr>
+        <w:tc>
+          <w:tcPr>
+            <w:tcW w:type="dxa" w:w="3000"/>
+            <w:shd w:fill="FCE4D6" w:color="auto" w:val="clear"/>
+            <w:tcMar>
+              <w:top w:type="dxa" w:w="60"/>
+              <w:left w:type="dxa" w:w="120"/>
+              <w:bottom w:type="dxa" w:w="60"/>
+              <w:right w:type="dxa" w:w="120"/>
+            </w:tcMar>
+            <w:vAlign w:val="top"/>
+          </w:tcPr>
+          <w:p>
+            <w:pPr>
+              <w:spacing w:after="40" w:before="0"/>
+              <w:jc w:val="left"/>
+            </w:pPr>
+            <w:r>
+              <w:rPr>
+                <w:rFonts w:ascii="Arial" w:cs="Arial" w:eastAsia="Arial" w:hAnsi="Arial"/>
+                <w:b/>
+                <w:bCs/>
+                <w:i w:val="false"/>
+                <w:iCs w:val="false"/>
+                <w:color w:val="000000"/>
+                <w:sz w:val="18"/>
+                <w:szCs w:val="18"/>
+              </w:rPr>
+              <w:t xml:space="preserve">Pertinent &amp; Contemporary Issues (PCIs)</w:t>
+            </w:r>
+          </w:p>
+        </w:tc>
+        <w:tc>
+          <w:tcPr>
+            <w:tcW w:type="dxa" w:w="10680"/>
+            <w:shd w:fill="FFFFFF" w:color="auto" w:val="clear"/>
+            <w:tcMar>
+              <w:top w:type="dxa" w:w="60"/>
+              <w:left w:type="dxa" w:w="120"/>
+              <w:bottom w:type="dxa" w:w="60"/>
+              <w:right w:type="dxa" w:w="120"/>
+            </w:tcMar>
+            <w:vAlign w:val="top"/>
+          </w:tcPr>
+          <w:p>
+            <w:pPr>
+              <w:spacing w:after="30" w:before="0"/>
+              <w:ind w:left="360" w:hanging="180"/>
+              <w:jc w:val="left"/>
+            </w:pPr>
+            <w:r>
+              <w:rPr>
+                <w:rFonts w:ascii="Arial" w:cs="Arial" w:eastAsia="Arial" w:hAnsi="Arial"/>
+                <w:b w:val="false"/>
+                <w:bCs w:val="false"/>
+                <w:i w:val="false"/>
+                <w:iCs w:val="false"/>
+                <w:color w:val="000000"/>
+                <w:sz w:val="18"/>
+                <w:szCs w:val="18"/>
+              </w:rPr>
+              <w:t xml:space="preserve">–  Socio-Economic and Environmental Issues: as the learner discusses with peers the importance of General Science to the environment and technology.</w:t>
+            </w:r>
+          </w:p>
+        </w:tc>
+      </w:tr>
+      <w:tr>
+        <w:tc>
+          <w:tcPr>
+            <w:tcW w:type="dxa" w:w="3000"/>
+            <w:shd w:fill="D9EEF1" w:color="auto" w:val="clear"/>
+            <w:tcMar>
+              <w:top w:type="dxa" w:w="60"/>
+              <w:left w:type="dxa" w:w="120"/>
+              <w:bottom w:type="dxa" w:w="60"/>
+              <w:right w:type="dxa" w:w="120"/>
+            </w:tcMar>
+            <w:vAlign w:val="top"/>
+          </w:tcPr>
+          <w:p>
+            <w:pPr>
+              <w:spacing w:after="40" w:before="0"/>
+              <w:jc w:val="left"/>
+            </w:pPr>
+            <w:r>
+              <w:rPr>
+                <w:rFonts w:ascii="Arial" w:cs="Arial" w:eastAsia="Arial" w:hAnsi="Arial"/>
+                <w:b/>
+                <w:bCs/>
+                <w:i w:val="false"/>
+                <w:iCs w:val="false"/>
+                <w:color w:val="000000"/>
+                <w:sz w:val="18"/>
+                <w:szCs w:val="18"/>
+              </w:rPr>
+              <w:t xml:space="preserve">Career Connections</w:t>
+            </w:r>
+          </w:p>
+        </w:tc>
+        <w:tc>
+          <w:tcPr>
+            <w:tcW w:type="dxa" w:w="10680"/>
+            <w:shd w:fill="FFFFFF" w:color="auto" w:val="clear"/>
+            <w:tcMar>
+              <w:top w:type="dxa" w:w="60"/>
+              <w:left w:type="dxa" w:w="120"/>
+              <w:bottom w:type="dxa" w:w="60"/>
+              <w:right w:type="dxa" w:w="120"/>
+            </w:tcMar>
+            <w:vAlign w:val="top"/>
+          </w:tcPr>
+          <w:p>
+            <w:pPr>
+              <w:spacing w:after="30" w:before="0"/>
+              <w:ind w:left="360" w:hanging="180"/>
+              <w:jc w:val="left"/>
+            </w:pPr>
+            <w:r>
+              <w:rPr>
+                <w:rFonts w:ascii="Arial" w:cs="Arial" w:eastAsia="Arial" w:hAnsi="Arial"/>
+                <w:b w:val="false"/>
+                <w:bCs w:val="false"/>
+                <w:i w:val="false"/>
+                <w:iCs w:val="false"/>
+                <w:color w:val="000000"/>
+                <w:sz w:val="18"/>
+                <w:szCs w:val="18"/>
+              </w:rPr>
+              <w:t xml:space="preserve">–  Medical doctor / Clinical officer: General Science provides the biological and chemical foundation for diagnosing and treating disease in Kenyan hospitals and health centres.</w:t>
+            </w:r>
+          </w:p>
+          <w:p>
+            <w:pPr>
+              <w:spacing w:after="30" w:before="0"/>
+              <w:ind w:left="360" w:hanging="180"/>
+              <w:jc w:val="left"/>
+            </w:pPr>
+            <w:r>
+              <w:rPr>
+                <w:rFonts w:ascii="Arial" w:cs="Arial" w:eastAsia="Arial" w:hAnsi="Arial"/>
+                <w:b w:val="false"/>
+                <w:bCs w:val="false"/>
+                <w:i w:val="false"/>
+                <w:iCs w:val="false"/>
+                <w:color w:val="000000"/>
+                <w:sz w:val="18"/>
+                <w:szCs w:val="18"/>
+              </w:rPr>
+              <w:t xml:space="preserve">–  Agricultural scientist / Agronomist: understanding life science and scientific processes supports improved crop production and food security across Kenya's farming regions such as Kericho and the Rift Valley.</w:t>
+            </w:r>
+          </w:p>
+          <w:p>
+            <w:pPr>
+              <w:spacing w:after="30" w:before="0"/>
+              <w:ind w:left="360" w:hanging="180"/>
+              <w:jc w:val="left"/>
+            </w:pPr>
+            <w:r>
+              <w:rPr>
+                <w:rFonts w:ascii="Arial" w:cs="Arial" w:eastAsia="Arial" w:hAnsi="Arial"/>
+                <w:b w:val="false"/>
+                <w:bCs w:val="false"/>
+                <w:i w:val="false"/>
+                <w:iCs w:val="false"/>
+                <w:color w:val="000000"/>
+                <w:sz w:val="18"/>
+                <w:szCs w:val="18"/>
+              </w:rPr>
+              <w:t xml:space="preserve">–  Environmental scientist: knowledge of General Science underpins environmental monitoring and conservation of ecosystems like Lake Victoria and the Mau Forest.</w:t>
+            </w:r>
+          </w:p>
+          <w:p>
+            <w:pPr>
+              <w:spacing w:after="30" w:before="0"/>
+              <w:ind w:left="360" w:hanging="180"/>
+              <w:jc w:val="left"/>
+            </w:pPr>
+            <w:r>
+              <w:rPr>
+                <w:rFonts w:ascii="Arial" w:cs="Arial" w:eastAsia="Arial" w:hAnsi="Arial"/>
+                <w:b w:val="false"/>
+                <w:bCs w:val="false"/>
+                <w:i w:val="false"/>
+                <w:iCs w:val="false"/>
+                <w:color w:val="000000"/>
+                <w:sz w:val="18"/>
+                <w:szCs w:val="18"/>
+              </w:rPr>
+              <w:t xml:space="preserve">–  Laboratory technologist: scientific processes and inference skills are directly applied in government and private laboratories across Nairobi, Kisumu and Mombasa.</w:t>
+            </w:r>
+          </w:p>
+          <w:p>
+            <w:pPr>
+              <w:spacing w:after="30" w:before="0"/>
+              <w:ind w:left="360" w:hanging="180"/>
+              <w:jc w:val="left"/>
+            </w:pPr>
+            <w:r>
+              <w:rPr>
+                <w:rFonts w:ascii="Arial" w:cs="Arial" w:eastAsia="Arial" w:hAnsi="Arial"/>
+                <w:b w:val="false"/>
+                <w:bCs w:val="false"/>
+                <w:i w:val="false"/>
+                <w:iCs w:val="false"/>
+                <w:color w:val="000000"/>
+                <w:sz w:val="18"/>
+                <w:szCs w:val="18"/>
+              </w:rPr>
+              <w:t xml:space="preserve">–  Science teacher / Educator: mastery of General Science content and pedagogy enables learners to inspire the next generation of Kenyan scientists.</w:t>
+            </w:r>
+          </w:p>
+          <w:p>
+            <w:pPr>
+              <w:spacing w:after="30" w:before="0"/>
+              <w:ind w:left="360" w:hanging="180"/>
+              <w:jc w:val="left"/>
+            </w:pPr>
+            <w:r>
+              <w:rPr>
+                <w:rFonts w:ascii="Arial" w:cs="Arial" w:eastAsia="Arial" w:hAnsi="Arial"/>
+                <w:b w:val="false"/>
+                <w:bCs w:val="false"/>
+                <w:i w:val="false"/>
+                <w:iCs w:val="false"/>
+                <w:color w:val="000000"/>
+                <w:sz w:val="18"/>
+                <w:szCs w:val="18"/>
+              </w:rPr>
+              <w:t xml:space="preserve">–  Biotechnology researcher: General Science builds the conceptual foundation for innovation in areas such as seed technology, vaccine development and biogas production relevant to Kenya's Big Four Agenda.</w:t>
+            </w:r>
+          </w:p>
+        </w:tc>
+      </w:tr>
+      <w:tr>
+        <w:tc>
+          <w:tcPr>
+            <w:tcW w:type="dxa" w:w="3000"/>
+            <w:shd w:fill="D5E8F0" w:color="auto" w:val="clear"/>
+            <w:tcMar>
+              <w:top w:type="dxa" w:w="60"/>
+              <w:left w:type="dxa" w:w="120"/>
+              <w:bottom w:type="dxa" w:w="60"/>
+              <w:right w:type="dxa" w:w="120"/>
+            </w:tcMar>
+            <w:vAlign w:val="top"/>
+          </w:tcPr>
+          <w:p>
+            <w:pPr>
+              <w:spacing w:after="40" w:before="0"/>
+              <w:jc w:val="left"/>
+            </w:pPr>
+            <w:r>
+              <w:rPr>
+                <w:rFonts w:ascii="Arial" w:cs="Arial" w:eastAsia="Arial" w:hAnsi="Arial"/>
+                <w:b/>
+                <w:bCs/>
+                <w:i w:val="false"/>
+                <w:iCs w:val="false"/>
+                <w:color w:val="000000"/>
+                <w:sz w:val="18"/>
+                <w:szCs w:val="18"/>
+              </w:rPr>
+              <w:t xml:space="preserve">Focus for Lessons</w:t>
+            </w:r>
+          </w:p>
+        </w:tc>
+        <w:tc>
+          <w:tcPr>
+            <w:tcW w:type="dxa" w:w="10680"/>
+            <w:shd w:fill="FFFFFF" w:color="auto" w:val="clear"/>
+            <w:tcMar>
+              <w:top w:type="dxa" w:w="60"/>
+              <w:left w:type="dxa" w:w="120"/>
+              <w:bottom w:type="dxa" w:w="60"/>
+              <w:right w:type="dxa" w:w="120"/>
+            </w:tcMar>
+            <w:vAlign w:val="top"/>
+          </w:tcPr>
+          <w:p>
+            <w:pPr>
+              <w:spacing w:after="40" w:before="0"/>
+              <w:jc w:val="left"/>
+            </w:pPr>
+            <w:r>
+              <w:rPr>
+                <w:rFonts w:ascii="Arial" w:cs="Arial" w:eastAsia="Arial" w:hAnsi="Arial"/>
+                <w:b w:val="false"/>
+                <w:bCs w:val="false"/>
+                <w:i w:val="false"/>
+                <w:iCs w:val="false"/>
+                <w:color w:val="000000"/>
+                <w:sz w:val="18"/>
+                <w:szCs w:val="18"/>
+              </w:rPr>
+              <w:t xml:space="preserve">This unit launches learners into Senior School General Science by grounding them in what science is, why it matters in Kenyan society, and how scientists think. Using an anchoring phenomenon drawn from everyday Kenyan life — a detective-style mystery about how a farmer in Kisumu drew conclusions about a pest infestation without ever seeing the pest directly — learners explore the nature of scientific inference, the breadth of career pathways opened by General Science, and the relevance of the discipline to health, food, environment, and technology in Kenya. The unit foregrounds Science and Engineering Practices from the outset, particularly asking questions, obtaining and evaluating information, and constructing explanations from evidence, while building the classroom norms of collaborative sensemaking that will sustain the full year of inquiry.</w:t>
+            </w:r>
+          </w:p>
+        </w:tc>
+      </w:tr>
+      <w:tr>
+        <w:tc>
+          <w:tcPr>
+            <w:tcW w:type="dxa" w:w="3000"/>
+            <w:shd w:fill="EAD1F5" w:color="auto" w:val="clear"/>
+            <w:tcMar>
+              <w:top w:type="dxa" w:w="60"/>
+              <w:left w:type="dxa" w:w="120"/>
+              <w:bottom w:type="dxa" w:w="60"/>
+              <w:right w:type="dxa" w:w="120"/>
+            </w:tcMar>
+            <w:vAlign w:val="top"/>
+          </w:tcPr>
+          <w:p>
+            <w:pPr>
+              <w:spacing w:after="40" w:before="0"/>
+              <w:jc w:val="left"/>
+            </w:pPr>
+            <w:r>
+              <w:rPr>
+                <w:rFonts w:ascii="Arial" w:cs="Arial" w:eastAsia="Arial" w:hAnsi="Arial"/>
+                <w:b/>
+                <w:bCs/>
+                <w:i w:val="false"/>
+                <w:iCs w:val="false"/>
+                <w:color w:val="000000"/>
+                <w:sz w:val="18"/>
+                <w:szCs w:val="18"/>
+              </w:rPr>
+              <w:t xml:space="preserve">Driving Question / Key Inquiry Questions</w:t>
+            </w:r>
+          </w:p>
+        </w:tc>
+        <w:tc>
+          <w:tcPr>
+            <w:tcW w:type="dxa" w:w="10680"/>
+            <w:shd w:fill="FFFFFF" w:color="auto" w:val="clear"/>
+            <w:tcMar>
+              <w:top w:type="dxa" w:w="60"/>
+              <w:left w:type="dxa" w:w="120"/>
+              <w:bottom w:type="dxa" w:w="60"/>
+              <w:right w:type="dxa" w:w="120"/>
+            </w:tcMar>
+            <w:vAlign w:val="top"/>
+          </w:tcPr>
+          <w:p>
+            <w:pPr>
+              <w:spacing w:after="40" w:before="0"/>
+              <w:jc w:val="left"/>
+            </w:pPr>
+            <w:r>
+              <w:rPr>
+                <w:rFonts w:ascii="Arial" w:cs="Arial" w:eastAsia="Arial" w:hAnsi="Arial"/>
+                <w:b w:val="false"/>
+                <w:bCs w:val="false"/>
+                <w:i w:val="false"/>
+                <w:iCs w:val="false"/>
+                <w:color w:val="000000"/>
+                <w:sz w:val="18"/>
+                <w:szCs w:val="18"/>
+              </w:rPr>
+              <w:t xml:space="preserve">DRIVING QUESTION: How does a scientist know something is true when they cannot see it directly — and how is this power of General Science shaping life, careers, and the environment in Kenya?</w:t>
+            </w:r>
+          </w:p>
+          <w:p>
+            <w:pPr>
+              <w:spacing w:after="40" w:before="0"/>
+              <w:jc w:val="left"/>
+            </w:pPr>
+            <w:r>
+              <w:rPr>
+                <w:rFonts w:ascii="Arial" w:cs="Arial" w:eastAsia="Arial" w:hAnsi="Arial"/>
+                <w:b w:val="false"/>
+                <w:bCs w:val="false"/>
+                <w:i w:val="false"/>
+                <w:iCs w:val="false"/>
+                <w:color w:val="000000"/>
+                <w:sz w:val="18"/>
+                <w:szCs w:val="18"/>
+              </w:rPr>
+              <w:t xml:space="preserve"/>
+            </w:r>
+          </w:p>
+          <w:p>
+            <w:pPr>
+              <w:spacing w:after="40" w:before="0"/>
+              <w:jc w:val="left"/>
+            </w:pPr>
+            <w:r>
+              <w:rPr>
+                <w:rFonts w:ascii="Arial" w:cs="Arial" w:eastAsia="Arial" w:hAnsi="Arial"/>
+                <w:b w:val="false"/>
+                <w:bCs w:val="false"/>
+                <w:i w:val="false"/>
+                <w:iCs w:val="false"/>
+                <w:color w:val="000000"/>
+                <w:sz w:val="18"/>
+                <w:szCs w:val="18"/>
+              </w:rPr>
+              <w:t xml:space="preserve">KICD KEY INQUIRY QUESTION:</w:t>
+            </w:r>
+          </w:p>
+          <w:p>
+            <w:pPr>
+              <w:spacing w:after="40" w:before="0"/>
+              <w:jc w:val="left"/>
+            </w:pPr>
+            <w:r>
+              <w:rPr>
+                <w:rFonts w:ascii="Arial" w:cs="Arial" w:eastAsia="Arial" w:hAnsi="Arial"/>
+                <w:b w:val="false"/>
+                <w:bCs w:val="false"/>
+                <w:i w:val="false"/>
+                <w:iCs w:val="false"/>
+                <w:color w:val="000000"/>
+                <w:sz w:val="18"/>
+                <w:szCs w:val="18"/>
+              </w:rPr>
+              <w:t xml:space="preserve">1. How is General Science useful in daily life?</w:t>
+            </w:r>
+          </w:p>
+        </w:tc>
+      </w:tr>
+      <w:tr>
+        <w:tc>
+          <w:tcPr>
+            <w:tcW w:type="dxa" w:w="3000"/>
+            <w:shd w:fill="EAD1F5" w:color="auto" w:val="clear"/>
+            <w:tcMar>
+              <w:top w:type="dxa" w:w="60"/>
+              <w:left w:type="dxa" w:w="120"/>
+              <w:bottom w:type="dxa" w:w="60"/>
+              <w:right w:type="dxa" w:w="120"/>
+            </w:tcMar>
+            <w:vAlign w:val="top"/>
+          </w:tcPr>
+          <w:p>
+            <w:pPr>
+              <w:spacing w:after="40" w:before="0"/>
+              <w:jc w:val="left"/>
+            </w:pPr>
+            <w:r>
+              <w:rPr>
+                <w:rFonts w:ascii="Arial" w:cs="Arial" w:eastAsia="Arial" w:hAnsi="Arial"/>
+                <w:b/>
+                <w:bCs/>
+                <w:i w:val="false"/>
+                <w:iCs w:val="false"/>
+                <w:color w:val="000000"/>
+                <w:sz w:val="18"/>
+                <w:szCs w:val="18"/>
+              </w:rPr>
+              <w:t xml:space="preserve">Anchoring Phenomenon</w:t>
+            </w:r>
+          </w:p>
+        </w:tc>
+        <w:tc>
+          <w:tcPr>
+            <w:tcW w:type="dxa" w:w="10680"/>
+            <w:shd w:fill="FFFFFF" w:color="auto" w:val="clear"/>
+            <w:tcMar>
+              <w:top w:type="dxa" w:w="60"/>
+              <w:left w:type="dxa" w:w="120"/>
+              <w:bottom w:type="dxa" w:w="60"/>
+              <w:right w:type="dxa" w:w="120"/>
+            </w:tcMar>
+            <w:vAlign w:val="top"/>
+          </w:tcPr>
+          <w:p>
+            <w:pPr>
+              <w:spacing w:after="40" w:before="0"/>
+              <w:jc w:val="left"/>
+            </w:pPr>
+            <w:r>
+              <w:rPr>
+                <w:rFonts w:ascii="Arial" w:cs="Arial" w:eastAsia="Arial" w:hAnsi="Arial"/>
+                <w:b w:val="false"/>
+                <w:bCs w:val="false"/>
+                <w:i w:val="false"/>
+                <w:iCs w:val="false"/>
+                <w:color w:val="000000"/>
+                <w:sz w:val="18"/>
+                <w:szCs w:val="18"/>
+              </w:rPr>
+              <w:t xml:space="preserve">A maize farmer in Kisumu notices that her maize plants along one edge of the shamba are wilting and yellowing, even though she has watered and fertilised them the same as the rest of the field. She has never seen any insect on those plants, yet she concludes — correctly — that a soil pest is destroying the roots underground. Students encounter this scenario: How did she know? She never observed the pest directly. This is puzzling because it challenges the common assumption that "seeing is believing" in science. The farmer used indirect evidence — the pattern of wilting, the location, the time of season, the absence of other causes — to infer a hidden cause. This phenomenon anchors the entire sub-strand: What is General Science, and how do scientists make reliable conclusions from evidence they cannot directly observe? It naturally threads into the importance of science in agriculture and food security (a deeply Kenyan concern), the range of scientific careers that depend on inference (doctors reading X-rays, lab technologists testing blood, environmental scientists measuring pollution), and the formal principle of inference as a core scientific practice.</w:t>
+            </w:r>
+          </w:p>
+        </w:tc>
+      </w:tr>
+      <w:tr>
+        <w:tc>
+          <w:tcPr>
+            <w:tcW w:type="dxa" w:w="3000"/>
+            <w:shd w:fill="D9EEF1" w:color="auto" w:val="clear"/>
+            <w:tcMar>
+              <w:top w:type="dxa" w:w="60"/>
+              <w:left w:type="dxa" w:w="120"/>
+              <w:bottom w:type="dxa" w:w="60"/>
+              <w:right w:type="dxa" w:w="120"/>
+            </w:tcMar>
+            <w:vAlign w:val="top"/>
+          </w:tcPr>
+          <w:p>
+            <w:pPr>
+              <w:spacing w:after="40" w:before="0"/>
+              <w:jc w:val="left"/>
+            </w:pPr>
+            <w:r>
+              <w:rPr>
+                <w:rFonts w:ascii="Arial" w:cs="Arial" w:eastAsia="Arial" w:hAnsi="Arial"/>
+                <w:b/>
+                <w:bCs/>
+                <w:i w:val="false"/>
+                <w:iCs w:val="false"/>
+                <w:color w:val="000000"/>
+                <w:sz w:val="18"/>
+                <w:szCs w:val="18"/>
+              </w:rPr>
+              <w:t xml:space="preserve">Storyline Thread</w:t>
+            </w:r>
+          </w:p>
+        </w:tc>
+        <w:tc>
+          <w:tcPr>
+            <w:tcW w:type="dxa" w:w="10680"/>
+            <w:shd w:fill="FFFFFF" w:color="auto" w:val="clear"/>
+            <w:tcMar>
+              <w:top w:type="dxa" w:w="60"/>
+              <w:left w:type="dxa" w:w="120"/>
+              <w:bottom w:type="dxa" w:w="60"/>
+              <w:right w:type="dxa" w:w="120"/>
+            </w:tcMar>
+            <w:vAlign w:val="top"/>
+          </w:tcPr>
+          <w:p>
+            <w:pPr>
+              <w:spacing w:after="40" w:before="0"/>
+              <w:jc w:val="left"/>
+            </w:pPr>
+            <w:r>
+              <w:rPr>
+                <w:rFonts w:ascii="Arial" w:cs="Arial" w:eastAsia="Arial" w:hAnsi="Arial"/>
+                <w:b w:val="false"/>
+                <w:bCs w:val="false"/>
+                <w:i w:val="false"/>
+                <w:iCs w:val="false"/>
+                <w:color w:val="000000"/>
+                <w:sz w:val="18"/>
+                <w:szCs w:val="18"/>
+              </w:rPr>
+              <w:t xml:space="preserve">Lesson 1 — Anchoring Phenomenon &amp; Initial Predictions (Predict Phase): Teacher presents the Kisumu maize-farmer scenario on the board with a photograph of a wilting maize field. Students individually write their best explanation for why the border plants are dying — no instruction yet, pure prior knowledge activation. Cold-call 4–5 students (wait time: 10 seconds each). Teacher records all predictions on a class anchor chart titled "What We Think We Know." Students are introduced to the Driving Question Board (DQB) — a large poster where they post sticky-note questions they cannot yet answer. Lesson closes with teacher posing: "If the farmer never saw the pest, how could she possibly know it was there?"</w:t>
+            </w:r>
+          </w:p>
+          <w:p>
+            <w:pPr>
+              <w:spacing w:after="40" w:before="0"/>
+              <w:jc w:val="left"/>
+            </w:pPr>
+            <w:r>
+              <w:rPr>
+                <w:rFonts w:ascii="Arial" w:cs="Arial" w:eastAsia="Arial" w:hAnsi="Arial"/>
+                <w:b w:val="false"/>
+                <w:bCs w:val="false"/>
+                <w:i w:val="false"/>
+                <w:iCs w:val="false"/>
+                <w:color w:val="000000"/>
+                <w:sz w:val="18"/>
+                <w:szCs w:val="18"/>
+              </w:rPr>
+              <w:t xml:space="preserve"/>
+            </w:r>
+          </w:p>
+          <w:p>
+            <w:pPr>
+              <w:spacing w:after="40" w:before="0"/>
+              <w:jc w:val="left"/>
+            </w:pPr>
+            <w:r>
+              <w:rPr>
+                <w:rFonts w:ascii="Arial" w:cs="Arial" w:eastAsia="Arial" w:hAnsi="Arial"/>
+                <w:b w:val="false"/>
+                <w:bCs w:val="false"/>
+                <w:i w:val="false"/>
+                <w:iCs w:val="false"/>
+                <w:color w:val="000000"/>
+                <w:sz w:val="18"/>
+                <w:szCs w:val="18"/>
+              </w:rPr>
+              <w:t xml:space="preserve">Lesson 2 — What is General Science? Mapping the Discipline (Observe Phase – Research): Students use available digital devices or print media (textbooks, magazines, resource persons) to brainstorm and research the meaning of General Science as a learning area. In pairs, learners identify at least three ways General Science connects to life in their own community (food, health, environment, technology). Groups present a 2-minute summary. Teacher facilitates sensemaking: General Science is not just facts — it is a way of asking questions and finding answers. The Kisumu farmer is doing science. Class revisits DQB and adds new questions.</w:t>
+            </w:r>
+          </w:p>
+          <w:p>
+            <w:pPr>
+              <w:spacing w:after="40" w:before="0"/>
+              <w:jc w:val="left"/>
+            </w:pPr>
+            <w:r>
+              <w:rPr>
+                <w:rFonts w:ascii="Arial" w:cs="Arial" w:eastAsia="Arial" w:hAnsi="Arial"/>
+                <w:b w:val="false"/>
+                <w:bCs w:val="false"/>
+                <w:i w:val="false"/>
+                <w:iCs w:val="false"/>
+                <w:color w:val="000000"/>
+                <w:sz w:val="18"/>
+                <w:szCs w:val="18"/>
+              </w:rPr>
+              <w:t xml:space="preserve"/>
+            </w:r>
+          </w:p>
+          <w:p>
+            <w:pPr>
+              <w:spacing w:after="40" w:before="0"/>
+              <w:jc w:val="left"/>
+            </w:pPr>
+            <w:r>
+              <w:rPr>
+                <w:rFonts w:ascii="Arial" w:cs="Arial" w:eastAsia="Arial" w:hAnsi="Arial"/>
+                <w:b w:val="false"/>
+                <w:bCs w:val="false"/>
+                <w:i w:val="false"/>
+                <w:iCs w:val="false"/>
+                <w:color w:val="000000"/>
+                <w:sz w:val="18"/>
+                <w:szCs w:val="18"/>
+              </w:rPr>
+              <w:t xml:space="preserve">Lesson 3 — Importance of General Science in Life, Environment and Technology (Observe Phase – Discussion &amp; Media): Teacher guides learners to discuss with peers the importance of General Science in relation to human life (nutrition, disease), environment (conservation, pollution), and technology (mobile phones, water treatment). Learners use print or digital media to find one local Kenyan example for each category — e.g., KEBS food safety testing, NEMA environmental monitoring, M-PESA technology built on engineering science. Each group presents one example; teacher connects every example back to the anchoring phenomenon: "In each case, someone had to infer something they could not directly see."</w:t>
+            </w:r>
+          </w:p>
+          <w:p>
+            <w:pPr>
+              <w:spacing w:after="40" w:before="0"/>
+              <w:jc w:val="left"/>
+            </w:pPr>
+            <w:r>
+              <w:rPr>
+                <w:rFonts w:ascii="Arial" w:cs="Arial" w:eastAsia="Arial" w:hAnsi="Arial"/>
+                <w:b w:val="false"/>
+                <w:bCs w:val="false"/>
+                <w:i w:val="false"/>
+                <w:iCs w:val="false"/>
+                <w:color w:val="000000"/>
+                <w:sz w:val="18"/>
+                <w:szCs w:val="18"/>
+              </w:rPr>
+              <w:t xml:space="preserve"/>
+            </w:r>
+          </w:p>
+          <w:p>
+            <w:pPr>
+              <w:spacing w:after="40" w:before="0"/>
+              <w:jc w:val="left"/>
+            </w:pPr>
+            <w:r>
+              <w:rPr>
+                <w:rFonts w:ascii="Arial" w:cs="Arial" w:eastAsia="Arial" w:hAnsi="Arial"/>
+                <w:b w:val="false"/>
+                <w:bCs w:val="false"/>
+                <w:i w:val="false"/>
+                <w:iCs w:val="false"/>
+                <w:color w:val="000000"/>
+                <w:sz w:val="18"/>
+                <w:szCs w:val="18"/>
+              </w:rPr>
+              <w:t xml:space="preserve">Lesson 4 — Careers in General Science (Observe Phase – Career Research &amp; Chart Making): Learners use digital devices or print media to research career opportunities related to General Science. Each learner draws a personal career-path chart linking General Science sub-topics (biology, chemistry, physics) to specific Kenyan careers (doctor, agronomist, lab tech, environmental scientist, teacher, engineer). Charts are displayed on the classroom wall. Learners identify with a particular career path and write a 3-sentence justification. Teacher cold-calls 5 learners to share their choice and reasoning (wait time: 8 seconds each). DQB updated: "What science skills do I need for my chosen career?"</w:t>
+            </w:r>
+          </w:p>
+          <w:p>
+            <w:pPr>
+              <w:spacing w:after="40" w:before="0"/>
+              <w:jc w:val="left"/>
+            </w:pPr>
+            <w:r>
+              <w:rPr>
+                <w:rFonts w:ascii="Arial" w:cs="Arial" w:eastAsia="Arial" w:hAnsi="Arial"/>
+                <w:b w:val="false"/>
+                <w:bCs w:val="false"/>
+                <w:i w:val="false"/>
+                <w:iCs w:val="false"/>
+                <w:color w:val="000000"/>
+                <w:sz w:val="18"/>
+                <w:szCs w:val="18"/>
+              </w:rPr>
+              <w:t xml:space="preserve"/>
+            </w:r>
+          </w:p>
+          <w:p>
+            <w:pPr>
+              <w:spacing w:after="40" w:before="0"/>
+              <w:jc w:val="left"/>
+            </w:pPr>
+            <w:r>
+              <w:rPr>
+                <w:rFonts w:ascii="Arial" w:cs="Arial" w:eastAsia="Arial" w:hAnsi="Arial"/>
+                <w:b w:val="false"/>
+                <w:bCs w:val="false"/>
+                <w:i w:val="false"/>
+                <w:iCs w:val="false"/>
+                <w:color w:val="000000"/>
+                <w:sz w:val="18"/>
+                <w:szCs w:val="18"/>
+              </w:rPr>
+              <w:t xml:space="preserve">Lesson 5 — Introduction to Scientific Processes and the Principle of Inference (Explain Phase – Part 1): Teacher introduces the principle of inference formally: inference = a conclusion drawn from evidence + reasoning, not from direct observation. Learners revisit the Kisumu farmer scenario and now formally identify: (a) the evidence she had, (b) the reasoning she applied, (c) the inference she made. Class works through two additional supporting phenomena (Nairobi doctor / Amboseli ranger) using the same evidence-reasoning-inference framework. Learners record a structured table in their exercise books. Teacher emphasises: this is the foundation of all scientific knowledge.</w:t>
+            </w:r>
+          </w:p>
+          <w:p>
+            <w:pPr>
+              <w:spacing w:after="40" w:before="0"/>
+              <w:jc w:val="left"/>
+            </w:pPr>
+            <w:r>
+              <w:rPr>
+                <w:rFonts w:ascii="Arial" w:cs="Arial" w:eastAsia="Arial" w:hAnsi="Arial"/>
+                <w:b w:val="false"/>
+                <w:bCs w:val="false"/>
+                <w:i w:val="false"/>
+                <w:iCs w:val="false"/>
+                <w:color w:val="000000"/>
+                <w:sz w:val="18"/>
+                <w:szCs w:val="18"/>
+              </w:rPr>
+              <w:t xml:space="preserve"/>
+            </w:r>
+          </w:p>
+          <w:p>
+            <w:pPr>
+              <w:spacing w:after="40" w:before="0"/>
+              <w:jc w:val="left"/>
+            </w:pPr>
+            <w:r>
+              <w:rPr>
+                <w:rFonts w:ascii="Arial" w:cs="Arial" w:eastAsia="Arial" w:hAnsi="Arial"/>
+                <w:b w:val="false"/>
+                <w:bCs w:val="false"/>
+                <w:i w:val="false"/>
+                <w:iCs w:val="false"/>
+                <w:color w:val="000000"/>
+                <w:sz w:val="18"/>
+                <w:szCs w:val="18"/>
+              </w:rPr>
+              <w:t xml:space="preserve">Lesson 6 — Collecting Evidence and Drawing Inferences: Hands-On Activity (Explain Phase – Part 2): Learners carry out a guided classroom activity: Teacher places 4–5 mystery "evidence bags" (sealed envelopes containing written clues — e.g., descriptions of a plant, soil colour, smell, leaf texture — no images). Groups must infer what is inside the bag (a plant disease? a nutrient deficiency? a pest?) using only the written evidence. Groups present their inferences and justify with evidence. Teacher leads discussion: What methods do scientists use to collect evidence? (observation, measurement, experimentation, record-keeping.) Class maps these onto the scientific process skills named in the KICD Essence Statement: classifying, measuring, hypothesising, identifying variables, interpreting data.</w:t>
+            </w:r>
+          </w:p>
+          <w:p>
+            <w:pPr>
+              <w:spacing w:after="40" w:before="0"/>
+              <w:jc w:val="left"/>
+            </w:pPr>
+            <w:r>
+              <w:rPr>
+                <w:rFonts w:ascii="Arial" w:cs="Arial" w:eastAsia="Arial" w:hAnsi="Arial"/>
+                <w:b w:val="false"/>
+                <w:bCs w:val="false"/>
+                <w:i w:val="false"/>
+                <w:iCs w:val="false"/>
+                <w:color w:val="000000"/>
+                <w:sz w:val="18"/>
+                <w:szCs w:val="18"/>
+              </w:rPr>
+              <w:t xml:space="preserve"/>
+            </w:r>
+          </w:p>
+          <w:p>
+            <w:pPr>
+              <w:spacing w:after="40" w:before="0"/>
+              <w:jc w:val="left"/>
+            </w:pPr>
+            <w:r>
+              <w:rPr>
+                <w:rFonts w:ascii="Arial" w:cs="Arial" w:eastAsia="Arial" w:hAnsi="Arial"/>
+                <w:b w:val="false"/>
+                <w:bCs w:val="false"/>
+                <w:i w:val="false"/>
+                <w:iCs w:val="false"/>
+                <w:color w:val="000000"/>
+                <w:sz w:val="18"/>
+                <w:szCs w:val="18"/>
+              </w:rPr>
+              <w:t xml:space="preserve">Lesson 7 — DQB Curation and Model Building (DQB Creation &amp; Model Building Phase): Class returns to the DQB and categorises questions into three columns: "We can now answer this," "We partly understand this," "We still don't know this." For questions now answerable, learners collaboratively write 1–2 sentence explanations using evidence from lessons 1–6. For remaining questions, teacher previews how future sub-strands (The Cell, Nutrition, Respiration, etc.) will provide answers — connecting the unit storyline to the full course. Each learner then creates or updates their personal Cumulative Science Model: a mind-map or diagram showing how General Science connects to their chosen career, to the anchoring phenomenon, and to at least two real Kenyan contexts. Pairs peer-review each other's models using the KICD assessment rubric descriptors.</w:t>
+            </w:r>
+          </w:p>
+          <w:p>
+            <w:pPr>
+              <w:spacing w:after="40" w:before="0"/>
+              <w:jc w:val="left"/>
+            </w:pPr>
+            <w:r>
+              <w:rPr>
+                <w:rFonts w:ascii="Arial" w:cs="Arial" w:eastAsia="Arial" w:hAnsi="Arial"/>
+                <w:b w:val="false"/>
+                <w:bCs w:val="false"/>
+                <w:i w:val="false"/>
+                <w:iCs w:val="false"/>
+                <w:color w:val="000000"/>
+                <w:sz w:val="18"/>
+                <w:szCs w:val="18"/>
+              </w:rPr>
+              <w:t xml:space="preserve"/>
+            </w:r>
+          </w:p>
+          <w:p>
+            <w:pPr>
+              <w:spacing w:after="40" w:before="0"/>
+              <w:jc w:val="left"/>
+            </w:pPr>
+            <w:r>
+              <w:rPr>
+                <w:rFonts w:ascii="Arial" w:cs="Arial" w:eastAsia="Arial" w:hAnsi="Arial"/>
+                <w:b w:val="false"/>
+                <w:bCs w:val="false"/>
+                <w:i w:val="false"/>
+                <w:iCs w:val="false"/>
+                <w:color w:val="000000"/>
+                <w:sz w:val="18"/>
+                <w:szCs w:val="18"/>
+              </w:rPr>
+              <w:t xml:space="preserve">Lesson 8 — Synthesis, Presentations and Unit Assessment (Model Building Phase – Consolidation &amp; Assessment): Learner groups present their career charts and inference-framework summaries to the class (2 minutes per group). Teacher uses structured cold-calling (every group must contribute; wait time 10 seconds) to elicit connections: "How does the principle of inference appear in your chosen career?" Class co-constructs a final anchor-chart answer to the Driving Question. Teacher administers a short written formative task: given a new Kenyan scenario (e.g., a tea farmer in Kericho noticing unusual leaf curl), learners must (a) identify evidence, (b) state a reasonable inference, and (c) name one General Science career that would investigate this professionally. Unit closes with teacher previewing Sub-Strand 1.2 (The Cell): "To understand how the maize root is being destroyed, we first need to understand what a cell is — that is where we go next."</w:t>
+            </w:r>
+          </w:p>
+        </w:tc>
+      </w:tr>
+      <w:tr>
+        <w:tc>
+          <w:tcPr>
+            <w:tcW w:type="dxa" w:w="3000"/>
+            <w:shd w:fill="EAD1F5" w:color="auto" w:val="clear"/>
+            <w:tcMar>
+              <w:top w:type="dxa" w:w="60"/>
+              <w:left w:type="dxa" w:w="120"/>
+              <w:bottom w:type="dxa" w:w="60"/>
+              <w:right w:type="dxa" w:w="120"/>
+            </w:tcMar>
+            <w:vAlign w:val="top"/>
+          </w:tcPr>
+          <w:p>
+            <w:pPr>
+              <w:spacing w:after="40" w:before="0"/>
+              <w:jc w:val="left"/>
+            </w:pPr>
+            <w:r>
+              <w:rPr>
+                <w:rFonts w:ascii="Arial" w:cs="Arial" w:eastAsia="Arial" w:hAnsi="Arial"/>
+                <w:b/>
+                <w:bCs/>
+                <w:i w:val="false"/>
+                <w:iCs w:val="false"/>
+                <w:color w:val="000000"/>
+                <w:sz w:val="18"/>
+                <w:szCs w:val="18"/>
+              </w:rPr>
+              <w:t xml:space="preserve">Supporting Phenomena</w:t>
+            </w:r>
+          </w:p>
+        </w:tc>
+        <w:tc>
+          <w:tcPr>
+            <w:tcW w:type="dxa" w:w="10680"/>
+            <w:shd w:fill="FFFFFF" w:color="auto" w:val="clear"/>
+            <w:tcMar>
+              <w:top w:type="dxa" w:w="60"/>
+              <w:left w:type="dxa" w:w="120"/>
+              <w:bottom w:type="dxa" w:w="60"/>
+              <w:right w:type="dxa" w:w="120"/>
+            </w:tcMar>
+            <w:vAlign w:val="top"/>
+          </w:tcPr>
+          <w:p>
+            <w:pPr>
+              <w:spacing w:after="30" w:before="0"/>
+              <w:ind w:left="360" w:hanging="180"/>
+              <w:jc w:val="left"/>
+            </w:pPr>
+            <w:r>
+              <w:rPr>
+                <w:rFonts w:ascii="Arial" w:cs="Arial" w:eastAsia="Arial" w:hAnsi="Arial"/>
+                <w:b w:val="false"/>
+                <w:bCs w:val="false"/>
+                <w:i w:val="false"/>
+                <w:iCs w:val="false"/>
+                <w:color w:val="000000"/>
+                <w:sz w:val="18"/>
+                <w:szCs w:val="18"/>
+              </w:rPr>
+              <w:t xml:space="preserve">–  A Nairobi paediatrician diagnoses malaria in a child without seeing the Plasmodium parasite directly — she infers it from fever patterns, blood smear results, and symptoms, illustrating inference in medical science.</w:t>
+            </w:r>
+          </w:p>
+          <w:p>
+            <w:pPr>
+              <w:spacing w:after="30" w:before="0"/>
+              <w:ind w:left="360" w:hanging="180"/>
+              <w:jc w:val="left"/>
+            </w:pPr>
+            <w:r>
+              <w:rPr>
+                <w:rFonts w:ascii="Arial" w:cs="Arial" w:eastAsia="Arial" w:hAnsi="Arial"/>
+                <w:b w:val="false"/>
+                <w:bCs w:val="false"/>
+                <w:i w:val="false"/>
+                <w:iCs w:val="false"/>
+                <w:color w:val="000000"/>
+                <w:sz w:val="18"/>
+                <w:szCs w:val="18"/>
+              </w:rPr>
+              <w:t xml:space="preserve">–  A Kenya Meteorological Department forecaster at Wilson Airport predicts rain for Kisumu 48 hours in advance without being able to "see" tomorrow's weather — learners explore how scientists infer future events from current data patterns.</w:t>
+            </w:r>
+          </w:p>
+          <w:p>
+            <w:pPr>
+              <w:spacing w:after="30" w:before="0"/>
+              <w:ind w:left="360" w:hanging="180"/>
+              <w:jc w:val="left"/>
+            </w:pPr>
+            <w:r>
+              <w:rPr>
+                <w:rFonts w:ascii="Arial" w:cs="Arial" w:eastAsia="Arial" w:hAnsi="Arial"/>
+                <w:b w:val="false"/>
+                <w:bCs w:val="false"/>
+                <w:i w:val="false"/>
+                <w:iCs w:val="false"/>
+                <w:color w:val="000000"/>
+                <w:sz w:val="18"/>
+                <w:szCs w:val="18"/>
+              </w:rPr>
+              <w:t xml:space="preserve">–  A food scientist at a Kenyan uji (porridge) processing factory in Eldoret detects aflatoxin contamination in maize flour using a UV lamp, even though the toxin is invisible to the naked eye — a striking example of how General Science tools extend human inference beyond direct observation.</w:t>
+            </w:r>
+          </w:p>
+          <w:p>
+            <w:pPr>
+              <w:spacing w:after="30" w:before="0"/>
+              <w:ind w:left="360" w:hanging="180"/>
+              <w:jc w:val="left"/>
+            </w:pPr>
+            <w:r>
+              <w:rPr>
+                <w:rFonts w:ascii="Arial" w:cs="Arial" w:eastAsia="Arial" w:hAnsi="Arial"/>
+                <w:b w:val="false"/>
+                <w:bCs w:val="false"/>
+                <w:i w:val="false"/>
+                <w:iCs w:val="false"/>
+                <w:color w:val="000000"/>
+                <w:sz w:val="18"/>
+                <w:szCs w:val="18"/>
+              </w:rPr>
+              <w:t xml:space="preserve">–  A wildlife ranger in Amboseli National Park determines that lions passed through an area the previous night by reading paw prints, disturbed vegetation, and prey remains — a familiar Kenyan context showing that inference is not unique to laboratories but is a universal human-science skill.</w:t>
+            </w:r>
+          </w:p>
+        </w:tc>
+      </w:tr>
+    </w:tbl>
+    <w:p>
+      <w:pPr>
+        <w:spacing w:after="120"/>
+      </w:pPr>
+      <w:r>
+        <w:t xml:space="preserve"/>
       </w:r>
     </w:p>
     <w:p>
@@ -150,7 +2106,7 @@
         </w:rPr>
         <w:t xml:space="preserve">© 2026 SeaVuria and ARES. This work is licensed under a </w:t>
       </w:r>
-      <w:hyperlink w:history="1" r:id="rIduvr-s85uolvd5mlodmqse">
+      <w:hyperlink w:history="1" r:id="rIdtnpbcwokuyy46ehzkedji">
         <w:r>
           <w:rPr>
             <w:rFonts w:ascii="Arial" w:cs="Arial" w:eastAsia="Arial" w:hAnsi="Arial"/>
@@ -170,7 +2126,7 @@
         </w:rPr>
         <w:t xml:space="preserve"> (</w:t>
       </w:r>
-      <w:hyperlink w:history="1" r:id="rIdq-ra9_qeseto83cb-st_j">
+      <w:hyperlink w:history="1" r:id="rIdr1x0iuah1cljyr-x8eo1x">
         <w:r>
           <w:rPr>
             <w:rFonts w:ascii="Arial" w:cs="Arial" w:eastAsia="Arial" w:hAnsi="Arial"/>
@@ -190,7 +2146,7 @@
         </w:rPr>
         <w:t xml:space="preserve">). To view a copy of this license, visit </w:t>
       </w:r>
-      <w:hyperlink w:history="1" r:id="rId2w5hefavi6_f26_vttreh">
+      <w:hyperlink w:history="1" r:id="rIdpilfmhbbynzjfkk56eeum">
         <w:r>
           <w:rPr>
             <w:rFonts w:ascii="Arial" w:cs="Arial" w:eastAsia="Arial" w:hAnsi="Arial"/>
@@ -209,1962 +2165,6 @@
           <w:szCs w:val="17"/>
         </w:rPr>
         <w:t xml:space="preserve">. You are free to copy, redistribute, and adapt this material in any medium or format, provided appropriate credit is given and the material is not used for commercial purposes. KICD learning outcomes and curriculum designations reproduced here for alignment purposes remain the property of KICD and are not covered by this license. Linked external resources (e.g. CK-12, Khan Academy, PhET) are subject to their own licenses.</w:t>
-      </w:r>
-    </w:p>
-    <w:p>
-      <w:pPr>
-        <w:spacing w:after="120"/>
-      </w:pPr>
-      <w:r>
-        <w:t xml:space="preserve"/>
-      </w:r>
-    </w:p>
-    <w:tbl>
-      <w:tblPr>
-        <w:tblW w:type="dxa" w:w="13680"/>
-        <w:tblBorders>
-          <w:top w:val="single" w:color="AAAAAA" w:sz="4"/>
-          <w:left w:val="single" w:color="AAAAAA" w:sz="4"/>
-          <w:bottom w:val="single" w:color="AAAAAA" w:sz="4"/>
-          <w:right w:val="single" w:color="AAAAAA" w:sz="4"/>
-          <w:insideH w:val="single" w:color="auto" w:sz="4"/>
-          <w:insideV w:val="single" w:color="auto" w:sz="4"/>
-        </w:tblBorders>
-        <w:tblLayout w:type="fixed"/>
-      </w:tblPr>
-      <w:tblGrid>
-        <w:gridCol w:w="3000"/>
-        <w:gridCol w:w="10680"/>
-      </w:tblGrid>
-      <w:tr>
-        <w:tc>
-          <w:tcPr>
-            <w:tcW w:type="dxa" w:w="13680"/>
-            <w:gridSpan w:val="2"/>
-            <w:shd w:fill="1F3864" w:color="auto" w:val="clear"/>
-            <w:tcMar>
-              <w:top w:type="dxa" w:w="60"/>
-              <w:left w:type="dxa" w:w="120"/>
-              <w:bottom w:type="dxa" w:w="60"/>
-              <w:right w:type="dxa" w:w="120"/>
-            </w:tcMar>
-            <w:vAlign w:val="top"/>
-          </w:tcPr>
-          <w:p>
-            <w:pPr>
-              <w:spacing w:after="40" w:before="0"/>
-              <w:jc w:val="center"/>
-            </w:pPr>
-            <w:r>
-              <w:rPr>
-                <w:rFonts w:ascii="Arial" w:cs="Arial" w:eastAsia="Arial" w:hAnsi="Arial"/>
-                <w:b/>
-                <w:bCs/>
-                <w:i w:val="false"/>
-                <w:iCs w:val="false"/>
-                <w:color w:val="FFFFFF"/>
-                <w:sz w:val="22"/>
-                <w:szCs w:val="22"/>
-              </w:rPr>
-              <w:t xml:space="preserve">SUB-STRAND OVERVIEW</w:t>
-            </w:r>
-          </w:p>
-        </w:tc>
-      </w:tr>
-      <w:tr>
-        <w:tc>
-          <w:tcPr>
-            <w:tcW w:type="dxa" w:w="3000"/>
-            <w:shd w:fill="D5E8F0" w:color="auto" w:val="clear"/>
-            <w:tcMar>
-              <w:top w:type="dxa" w:w="60"/>
-              <w:left w:type="dxa" w:w="120"/>
-              <w:bottom w:type="dxa" w:w="60"/>
-              <w:right w:type="dxa" w:w="120"/>
-            </w:tcMar>
-            <w:vAlign w:val="top"/>
-          </w:tcPr>
-          <w:p>
-            <w:pPr>
-              <w:spacing w:after="40" w:before="0"/>
-              <w:jc w:val="left"/>
-            </w:pPr>
-            <w:r>
-              <w:rPr>
-                <w:rFonts w:ascii="Arial" w:cs="Arial" w:eastAsia="Arial" w:hAnsi="Arial"/>
-                <w:b/>
-                <w:bCs/>
-                <w:i w:val="false"/>
-                <w:iCs w:val="false"/>
-                <w:color w:val="000000"/>
-                <w:sz w:val="18"/>
-                <w:szCs w:val="18"/>
-              </w:rPr>
-              <w:t xml:space="preserve">Grade Level</w:t>
-            </w:r>
-          </w:p>
-        </w:tc>
-        <w:tc>
-          <w:tcPr>
-            <w:tcW w:type="dxa" w:w="10680"/>
-            <w:shd w:fill="FFFFFF" w:color="auto" w:val="clear"/>
-            <w:tcMar>
-              <w:top w:type="dxa" w:w="60"/>
-              <w:left w:type="dxa" w:w="120"/>
-              <w:bottom w:type="dxa" w:w="60"/>
-              <w:right w:type="dxa" w:w="120"/>
-            </w:tcMar>
-            <w:vAlign w:val="top"/>
-          </w:tcPr>
-          <w:p>
-            <w:pPr>
-              <w:spacing w:after="40" w:before="0"/>
-              <w:jc w:val="left"/>
-            </w:pPr>
-            <w:r>
-              <w:rPr>
-                <w:rFonts w:ascii="Arial" w:cs="Arial" w:eastAsia="Arial" w:hAnsi="Arial"/>
-                <w:b w:val="false"/>
-                <w:bCs w:val="false"/>
-                <w:i w:val="false"/>
-                <w:iCs w:val="false"/>
-                <w:color w:val="000000"/>
-                <w:sz w:val="18"/>
-                <w:szCs w:val="18"/>
-              </w:rPr>
-              <w:t xml:space="preserve">10</w:t>
-            </w:r>
-          </w:p>
-        </w:tc>
-      </w:tr>
-      <w:tr>
-        <w:tc>
-          <w:tcPr>
-            <w:tcW w:type="dxa" w:w="3000"/>
-            <w:shd w:fill="D5E8F0" w:color="auto" w:val="clear"/>
-            <w:tcMar>
-              <w:top w:type="dxa" w:w="60"/>
-              <w:left w:type="dxa" w:w="120"/>
-              <w:bottom w:type="dxa" w:w="60"/>
-              <w:right w:type="dxa" w:w="120"/>
-            </w:tcMar>
-            <w:vAlign w:val="top"/>
-          </w:tcPr>
-          <w:p>
-            <w:pPr>
-              <w:spacing w:after="40" w:before="0"/>
-              <w:jc w:val="left"/>
-            </w:pPr>
-            <w:r>
-              <w:rPr>
-                <w:rFonts w:ascii="Arial" w:cs="Arial" w:eastAsia="Arial" w:hAnsi="Arial"/>
-                <w:b/>
-                <w:bCs/>
-                <w:i w:val="false"/>
-                <w:iCs w:val="false"/>
-                <w:color w:val="000000"/>
-                <w:sz w:val="18"/>
-                <w:szCs w:val="18"/>
-              </w:rPr>
-              <w:t xml:space="preserve">Subject</w:t>
-            </w:r>
-          </w:p>
-        </w:tc>
-        <w:tc>
-          <w:tcPr>
-            <w:tcW w:type="dxa" w:w="10680"/>
-            <w:shd w:fill="FFFFFF" w:color="auto" w:val="clear"/>
-            <w:tcMar>
-              <w:top w:type="dxa" w:w="60"/>
-              <w:left w:type="dxa" w:w="120"/>
-              <w:bottom w:type="dxa" w:w="60"/>
-              <w:right w:type="dxa" w:w="120"/>
-            </w:tcMar>
-            <w:vAlign w:val="top"/>
-          </w:tcPr>
-          <w:p>
-            <w:pPr>
-              <w:spacing w:after="40" w:before="0"/>
-              <w:jc w:val="left"/>
-            </w:pPr>
-            <w:r>
-              <w:rPr>
-                <w:rFonts w:ascii="Arial" w:cs="Arial" w:eastAsia="Arial" w:hAnsi="Arial"/>
-                <w:b w:val="false"/>
-                <w:bCs w:val="false"/>
-                <w:i w:val="false"/>
-                <w:iCs w:val="false"/>
-                <w:color w:val="000000"/>
-                <w:sz w:val="18"/>
-                <w:szCs w:val="18"/>
-              </w:rPr>
-              <w:t xml:space="preserve">General Science</w:t>
-            </w:r>
-          </w:p>
-        </w:tc>
-      </w:tr>
-      <w:tr>
-        <w:tc>
-          <w:tcPr>
-            <w:tcW w:type="dxa" w:w="3000"/>
-            <w:shd w:fill="D5E8F0" w:color="auto" w:val="clear"/>
-            <w:tcMar>
-              <w:top w:type="dxa" w:w="60"/>
-              <w:left w:type="dxa" w:w="120"/>
-              <w:bottom w:type="dxa" w:w="60"/>
-              <w:right w:type="dxa" w:w="120"/>
-            </w:tcMar>
-            <w:vAlign w:val="top"/>
-          </w:tcPr>
-          <w:p>
-            <w:pPr>
-              <w:spacing w:after="40" w:before="0"/>
-              <w:jc w:val="left"/>
-            </w:pPr>
-            <w:r>
-              <w:rPr>
-                <w:rFonts w:ascii="Arial" w:cs="Arial" w:eastAsia="Arial" w:hAnsi="Arial"/>
-                <w:b/>
-                <w:bCs/>
-                <w:i w:val="false"/>
-                <w:iCs w:val="false"/>
-                <w:color w:val="000000"/>
-                <w:sz w:val="18"/>
-                <w:szCs w:val="18"/>
-              </w:rPr>
-              <w:t xml:space="preserve">Strand</w:t>
-            </w:r>
-          </w:p>
-        </w:tc>
-        <w:tc>
-          <w:tcPr>
-            <w:tcW w:type="dxa" w:w="10680"/>
-            <w:shd w:fill="FFFFFF" w:color="auto" w:val="clear"/>
-            <w:tcMar>
-              <w:top w:type="dxa" w:w="60"/>
-              <w:left w:type="dxa" w:w="120"/>
-              <w:bottom w:type="dxa" w:w="60"/>
-              <w:right w:type="dxa" w:w="120"/>
-            </w:tcMar>
-            <w:vAlign w:val="top"/>
-          </w:tcPr>
-          <w:p>
-            <w:pPr>
-              <w:spacing w:after="40" w:before="0"/>
-              <w:jc w:val="left"/>
-            </w:pPr>
-            <w:r>
-              <w:rPr>
-                <w:rFonts w:ascii="Arial" w:cs="Arial" w:eastAsia="Arial" w:hAnsi="Arial"/>
-                <w:b w:val="false"/>
-                <w:bCs w:val="false"/>
-                <w:i w:val="false"/>
-                <w:iCs w:val="false"/>
-                <w:color w:val="000000"/>
-                <w:sz w:val="18"/>
-                <w:szCs w:val="18"/>
-              </w:rPr>
-              <w:t xml:space="preserve">Strand 1.0: Life Science</w:t>
-            </w:r>
-          </w:p>
-        </w:tc>
-      </w:tr>
-      <w:tr>
-        <w:tc>
-          <w:tcPr>
-            <w:tcW w:type="dxa" w:w="3000"/>
-            <w:shd w:fill="D5E8F0" w:color="auto" w:val="clear"/>
-            <w:tcMar>
-              <w:top w:type="dxa" w:w="60"/>
-              <w:left w:type="dxa" w:w="120"/>
-              <w:bottom w:type="dxa" w:w="60"/>
-              <w:right w:type="dxa" w:w="120"/>
-            </w:tcMar>
-            <w:vAlign w:val="top"/>
-          </w:tcPr>
-          <w:p>
-            <w:pPr>
-              <w:spacing w:after="40" w:before="0"/>
-              <w:jc w:val="left"/>
-            </w:pPr>
-            <w:r>
-              <w:rPr>
-                <w:rFonts w:ascii="Arial" w:cs="Arial" w:eastAsia="Arial" w:hAnsi="Arial"/>
-                <w:b/>
-                <w:bCs/>
-                <w:i w:val="false"/>
-                <w:iCs w:val="false"/>
-                <w:color w:val="000000"/>
-                <w:sz w:val="18"/>
-                <w:szCs w:val="18"/>
-              </w:rPr>
-              <w:t xml:space="preserve">Sub-Strand</w:t>
-            </w:r>
-          </w:p>
-        </w:tc>
-        <w:tc>
-          <w:tcPr>
-            <w:tcW w:type="dxa" w:w="10680"/>
-            <w:shd w:fill="FFFFFF" w:color="auto" w:val="clear"/>
-            <w:tcMar>
-              <w:top w:type="dxa" w:w="60"/>
-              <w:left w:type="dxa" w:w="120"/>
-              <w:bottom w:type="dxa" w:w="60"/>
-              <w:right w:type="dxa" w:w="120"/>
-            </w:tcMar>
-            <w:vAlign w:val="top"/>
-          </w:tcPr>
-          <w:p>
-            <w:pPr>
-              <w:spacing w:after="40" w:before="0"/>
-              <w:jc w:val="left"/>
-            </w:pPr>
-            <w:r>
-              <w:rPr>
-                <w:rFonts w:ascii="Arial" w:cs="Arial" w:eastAsia="Arial" w:hAnsi="Arial"/>
-                <w:b w:val="false"/>
-                <w:bCs w:val="false"/>
-                <w:i w:val="false"/>
-                <w:iCs w:val="false"/>
-                <w:color w:val="000000"/>
-                <w:sz w:val="18"/>
-                <w:szCs w:val="18"/>
-              </w:rPr>
-              <w:t xml:space="preserve">Sub-Strand 1.1: Introduction to General Science</w:t>
-            </w:r>
-          </w:p>
-        </w:tc>
-      </w:tr>
-      <w:tr>
-        <w:tc>
-          <w:tcPr>
-            <w:tcW w:type="dxa" w:w="3000"/>
-            <w:shd w:fill="D5E8F0" w:color="auto" w:val="clear"/>
-            <w:tcMar>
-              <w:top w:type="dxa" w:w="60"/>
-              <w:left w:type="dxa" w:w="120"/>
-              <w:bottom w:type="dxa" w:w="60"/>
-              <w:right w:type="dxa" w:w="120"/>
-            </w:tcMar>
-            <w:vAlign w:val="top"/>
-          </w:tcPr>
-          <w:p>
-            <w:pPr>
-              <w:spacing w:after="40" w:before="0"/>
-              <w:jc w:val="left"/>
-            </w:pPr>
-            <w:r>
-              <w:rPr>
-                <w:rFonts w:ascii="Arial" w:cs="Arial" w:eastAsia="Arial" w:hAnsi="Arial"/>
-                <w:b/>
-                <w:bCs/>
-                <w:i w:val="false"/>
-                <w:iCs w:val="false"/>
-                <w:color w:val="000000"/>
-                <w:sz w:val="18"/>
-                <w:szCs w:val="18"/>
-              </w:rPr>
-              <w:t xml:space="preserve">Total Duration</w:t>
-            </w:r>
-          </w:p>
-        </w:tc>
-        <w:tc>
-          <w:tcPr>
-            <w:tcW w:type="dxa" w:w="10680"/>
-            <w:shd w:fill="FFFFFF" w:color="auto" w:val="clear"/>
-            <w:tcMar>
-              <w:top w:type="dxa" w:w="60"/>
-              <w:left w:type="dxa" w:w="120"/>
-              <w:bottom w:type="dxa" w:w="60"/>
-              <w:right w:type="dxa" w:w="120"/>
-            </w:tcMar>
-            <w:vAlign w:val="top"/>
-          </w:tcPr>
-          <w:p>
-            <w:pPr>
-              <w:spacing w:after="40" w:before="0"/>
-              <w:jc w:val="left"/>
-            </w:pPr>
-            <w:r>
-              <w:rPr>
-                <w:rFonts w:ascii="Arial" w:cs="Arial" w:eastAsia="Arial" w:hAnsi="Arial"/>
-                <w:b w:val="false"/>
-                <w:bCs w:val="false"/>
-                <w:i w:val="false"/>
-                <w:iCs w:val="false"/>
-                <w:color w:val="000000"/>
-                <w:sz w:val="18"/>
-                <w:szCs w:val="18"/>
-              </w:rPr>
-              <w:t xml:space="preserve">8 lessons × 40 minutes = 320 minutes total</w:t>
-            </w:r>
-          </w:p>
-        </w:tc>
-      </w:tr>
-      <w:tr>
-        <w:tc>
-          <w:tcPr>
-            <w:tcW w:type="dxa" w:w="3000"/>
-            <w:shd w:fill="D5E8F0" w:color="auto" w:val="clear"/>
-            <w:tcMar>
-              <w:top w:type="dxa" w:w="60"/>
-              <w:left w:type="dxa" w:w="120"/>
-              <w:bottom w:type="dxa" w:w="60"/>
-              <w:right w:type="dxa" w:w="120"/>
-            </w:tcMar>
-            <w:vAlign w:val="top"/>
-          </w:tcPr>
-          <w:p>
-            <w:pPr>
-              <w:spacing w:after="40" w:before="0"/>
-              <w:jc w:val="left"/>
-            </w:pPr>
-            <w:r>
-              <w:rPr>
-                <w:rFonts w:ascii="Arial" w:cs="Arial" w:eastAsia="Arial" w:hAnsi="Arial"/>
-                <w:b/>
-                <w:bCs/>
-                <w:i w:val="false"/>
-                <w:iCs w:val="false"/>
-                <w:color w:val="000000"/>
-                <w:sz w:val="18"/>
-                <w:szCs w:val="18"/>
-              </w:rPr>
-              <w:t xml:space="preserve">Sub-Strand Content</w:t>
-            </w:r>
-          </w:p>
-        </w:tc>
-        <w:tc>
-          <w:tcPr>
-            <w:tcW w:type="dxa" w:w="10680"/>
-            <w:shd w:fill="FFFFFF" w:color="auto" w:val="clear"/>
-            <w:tcMar>
-              <w:top w:type="dxa" w:w="60"/>
-              <w:left w:type="dxa" w:w="120"/>
-              <w:bottom w:type="dxa" w:w="60"/>
-              <w:right w:type="dxa" w:w="120"/>
-            </w:tcMar>
-            <w:vAlign w:val="top"/>
-          </w:tcPr>
-          <w:p>
-            <w:pPr>
-              <w:spacing w:after="30" w:before="0"/>
-              <w:ind w:left="360" w:hanging="180"/>
-              <w:jc w:val="left"/>
-            </w:pPr>
-            <w:r>
-              <w:rPr>
-                <w:rFonts w:ascii="Arial" w:cs="Arial" w:eastAsia="Arial" w:hAnsi="Arial"/>
-                <w:b w:val="false"/>
-                <w:bCs w:val="false"/>
-                <w:i w:val="false"/>
-                <w:iCs w:val="false"/>
-                <w:color w:val="000000"/>
-                <w:sz w:val="18"/>
-                <w:szCs w:val="18"/>
-              </w:rPr>
-              <w:t xml:space="preserve">–  The meaning and importance of General Science as a learning area</w:t>
-            </w:r>
-          </w:p>
-          <w:p>
-            <w:pPr>
-              <w:spacing w:after="30" w:before="0"/>
-              <w:ind w:left="360" w:hanging="180"/>
-              <w:jc w:val="left"/>
-            </w:pPr>
-            <w:r>
-              <w:rPr>
-                <w:rFonts w:ascii="Arial" w:cs="Arial" w:eastAsia="Arial" w:hAnsi="Arial"/>
-                <w:b w:val="false"/>
-                <w:bCs w:val="false"/>
-                <w:i w:val="false"/>
-                <w:iCs w:val="false"/>
-                <w:color w:val="000000"/>
-                <w:sz w:val="18"/>
-                <w:szCs w:val="18"/>
-              </w:rPr>
-              <w:t xml:space="preserve">–  Importance of General Science in human life, environment and technology</w:t>
-            </w:r>
-          </w:p>
-          <w:p>
-            <w:pPr>
-              <w:spacing w:after="30" w:before="0"/>
-              <w:ind w:left="360" w:hanging="180"/>
-              <w:jc w:val="left"/>
-            </w:pPr>
-            <w:r>
-              <w:rPr>
-                <w:rFonts w:ascii="Arial" w:cs="Arial" w:eastAsia="Arial" w:hAnsi="Arial"/>
-                <w:b w:val="false"/>
-                <w:bCs w:val="false"/>
-                <w:i w:val="false"/>
-                <w:iCs w:val="false"/>
-                <w:color w:val="000000"/>
-                <w:sz w:val="18"/>
-                <w:szCs w:val="18"/>
-              </w:rPr>
-              <w:t xml:space="preserve">–  Careers in General Science</w:t>
-            </w:r>
-          </w:p>
-          <w:p>
-            <w:pPr>
-              <w:spacing w:after="30" w:before="0"/>
-              <w:ind w:left="360" w:hanging="180"/>
-              <w:jc w:val="left"/>
-            </w:pPr>
-            <w:r>
-              <w:rPr>
-                <w:rFonts w:ascii="Arial" w:cs="Arial" w:eastAsia="Arial" w:hAnsi="Arial"/>
-                <w:b w:val="false"/>
-                <w:bCs w:val="false"/>
-                <w:i w:val="false"/>
-                <w:iCs w:val="false"/>
-                <w:color w:val="000000"/>
-                <w:sz w:val="18"/>
-                <w:szCs w:val="18"/>
-              </w:rPr>
-              <w:t xml:space="preserve">–  The principle of inference as used in science education</w:t>
-            </w:r>
-          </w:p>
-        </w:tc>
-      </w:tr>
-      <w:tr>
-        <w:tc>
-          <w:tcPr>
-            <w:tcW w:type="dxa" w:w="3000"/>
-            <w:shd w:fill="D5E8F0" w:color="auto" w:val="clear"/>
-            <w:tcMar>
-              <w:top w:type="dxa" w:w="60"/>
-              <w:left w:type="dxa" w:w="120"/>
-              <w:bottom w:type="dxa" w:w="60"/>
-              <w:right w:type="dxa" w:w="120"/>
-            </w:tcMar>
-            <w:vAlign w:val="top"/>
-          </w:tcPr>
-          <w:p>
-            <w:pPr>
-              <w:spacing w:after="40" w:before="0"/>
-              <w:jc w:val="left"/>
-            </w:pPr>
-            <w:r>
-              <w:rPr>
-                <w:rFonts w:ascii="Arial" w:cs="Arial" w:eastAsia="Arial" w:hAnsi="Arial"/>
-                <w:b/>
-                <w:bCs/>
-                <w:i w:val="false"/>
-                <w:iCs w:val="false"/>
-                <w:color w:val="000000"/>
-                <w:sz w:val="18"/>
-                <w:szCs w:val="18"/>
-              </w:rPr>
-              <w:t xml:space="preserve">Learning Outcomes</w:t>
-            </w:r>
-          </w:p>
-        </w:tc>
-        <w:tc>
-          <w:tcPr>
-            <w:tcW w:type="dxa" w:w="10680"/>
-            <w:shd w:fill="FFFFFF" w:color="auto" w:val="clear"/>
-            <w:tcMar>
-              <w:top w:type="dxa" w:w="60"/>
-              <w:left w:type="dxa" w:w="120"/>
-              <w:bottom w:type="dxa" w:w="60"/>
-              <w:right w:type="dxa" w:w="120"/>
-            </w:tcMar>
-            <w:vAlign w:val="top"/>
-          </w:tcPr>
-          <w:p>
-            <w:pPr>
-              <w:spacing w:after="40" w:before="0"/>
-              <w:jc w:val="left"/>
-            </w:pPr>
-            <w:r>
-              <w:rPr>
-                <w:rFonts w:ascii="Arial" w:cs="Arial" w:eastAsia="Arial" w:hAnsi="Arial"/>
-                <w:b w:val="false"/>
-                <w:bCs w:val="false"/>
-                <w:i w:val="false"/>
-                <w:iCs w:val="false"/>
-                <w:color w:val="000000"/>
-                <w:sz w:val="18"/>
-                <w:szCs w:val="18"/>
-              </w:rPr>
-              <w:t xml:space="preserve">By the end of the sub-strand, the learner should be able to:</w:t>
-            </w:r>
-          </w:p>
-          <w:p>
-            <w:pPr>
-              <w:spacing w:after="40" w:before="0"/>
-              <w:jc w:val="left"/>
-            </w:pPr>
-            <w:r>
-              <w:rPr>
-                <w:rFonts w:ascii="Arial" w:cs="Arial" w:eastAsia="Arial" w:hAnsi="Arial"/>
-                <w:b w:val="false"/>
-                <w:bCs w:val="false"/>
-                <w:i w:val="false"/>
-                <w:iCs w:val="false"/>
-                <w:color w:val="000000"/>
-                <w:sz w:val="18"/>
-                <w:szCs w:val="18"/>
-              </w:rPr>
-              <w:t xml:space="preserve">a) explain the meaning and importance of General Science as a learning area,</w:t>
-            </w:r>
-          </w:p>
-          <w:p>
-            <w:pPr>
-              <w:spacing w:after="40" w:before="0"/>
-              <w:jc w:val="left"/>
-            </w:pPr>
-            <w:r>
-              <w:rPr>
-                <w:rFonts w:ascii="Arial" w:cs="Arial" w:eastAsia="Arial" w:hAnsi="Arial"/>
-                <w:b w:val="false"/>
-                <w:bCs w:val="false"/>
-                <w:i w:val="false"/>
-                <w:iCs w:val="false"/>
-                <w:color w:val="000000"/>
-                <w:sz w:val="18"/>
-                <w:szCs w:val="18"/>
-              </w:rPr>
-              <w:t xml:space="preserve">b) outline the importance of General Science in life, environment and technology,</w:t>
-            </w:r>
-          </w:p>
-          <w:p>
-            <w:pPr>
-              <w:spacing w:after="40" w:before="0"/>
-              <w:jc w:val="left"/>
-            </w:pPr>
-            <w:r>
-              <w:rPr>
-                <w:rFonts w:ascii="Arial" w:cs="Arial" w:eastAsia="Arial" w:hAnsi="Arial"/>
-                <w:b w:val="false"/>
-                <w:bCs w:val="false"/>
-                <w:i w:val="false"/>
-                <w:iCs w:val="false"/>
-                <w:color w:val="000000"/>
-                <w:sz w:val="18"/>
-                <w:szCs w:val="18"/>
-              </w:rPr>
-              <w:t xml:space="preserve">c) identify career opportunities related to General Science,</w:t>
-            </w:r>
-          </w:p>
-          <w:p>
-            <w:pPr>
-              <w:spacing w:after="40" w:before="0"/>
-              <w:jc w:val="left"/>
-            </w:pPr>
-            <w:r>
-              <w:rPr>
-                <w:rFonts w:ascii="Arial" w:cs="Arial" w:eastAsia="Arial" w:hAnsi="Arial"/>
-                <w:b w:val="false"/>
-                <w:bCs w:val="false"/>
-                <w:i w:val="false"/>
-                <w:iCs w:val="false"/>
-                <w:color w:val="000000"/>
-                <w:sz w:val="18"/>
-                <w:szCs w:val="18"/>
-              </w:rPr>
-              <w:t xml:space="preserve">d) analyse the principle of inference in science education,</w:t>
-            </w:r>
-          </w:p>
-          <w:p>
-            <w:pPr>
-              <w:spacing w:after="40" w:before="0"/>
-              <w:jc w:val="left"/>
-            </w:pPr>
-            <w:r>
-              <w:rPr>
-                <w:rFonts w:ascii="Arial" w:cs="Arial" w:eastAsia="Arial" w:hAnsi="Arial"/>
-                <w:b w:val="false"/>
-                <w:bCs w:val="false"/>
-                <w:i w:val="false"/>
-                <w:iCs w:val="false"/>
-                <w:color w:val="000000"/>
-                <w:sz w:val="18"/>
-                <w:szCs w:val="18"/>
-              </w:rPr>
-              <w:t xml:space="preserve">e) appreciate the importance of General Science in day-to-day life.</w:t>
-            </w:r>
-          </w:p>
-        </w:tc>
-      </w:tr>
-      <w:tr>
-        <w:tc>
-          <w:tcPr>
-            <w:tcW w:type="dxa" w:w="3000"/>
-            <w:shd w:fill="D5E8F0" w:color="auto" w:val="clear"/>
-            <w:tcMar>
-              <w:top w:type="dxa" w:w="60"/>
-              <w:left w:type="dxa" w:w="120"/>
-              <w:bottom w:type="dxa" w:w="60"/>
-              <w:right w:type="dxa" w:w="120"/>
-            </w:tcMar>
-            <w:vAlign w:val="top"/>
-          </w:tcPr>
-          <w:p>
-            <w:pPr>
-              <w:spacing w:after="40" w:before="0"/>
-              <w:jc w:val="left"/>
-            </w:pPr>
-            <w:r>
-              <w:rPr>
-                <w:rFonts w:ascii="Arial" w:cs="Arial" w:eastAsia="Arial" w:hAnsi="Arial"/>
-                <w:b/>
-                <w:bCs/>
-                <w:i w:val="false"/>
-                <w:iCs w:val="false"/>
-                <w:color w:val="000000"/>
-                <w:sz w:val="18"/>
-                <w:szCs w:val="18"/>
-              </w:rPr>
-              <w:t xml:space="preserve">Core Competencies</w:t>
-            </w:r>
-          </w:p>
-        </w:tc>
-        <w:tc>
-          <w:tcPr>
-            <w:tcW w:type="dxa" w:w="10680"/>
-            <w:shd w:fill="FFFFFF" w:color="auto" w:val="clear"/>
-            <w:tcMar>
-              <w:top w:type="dxa" w:w="60"/>
-              <w:left w:type="dxa" w:w="120"/>
-              <w:bottom w:type="dxa" w:w="60"/>
-              <w:right w:type="dxa" w:w="120"/>
-            </w:tcMar>
-            <w:vAlign w:val="top"/>
-          </w:tcPr>
-          <w:p>
-            <w:pPr>
-              <w:spacing w:after="30" w:before="0"/>
-              <w:ind w:left="360" w:hanging="180"/>
-              <w:jc w:val="left"/>
-            </w:pPr>
-            <w:r>
-              <w:rPr>
-                <w:rFonts w:ascii="Arial" w:cs="Arial" w:eastAsia="Arial" w:hAnsi="Arial"/>
-                <w:b w:val="false"/>
-                <w:bCs w:val="false"/>
-                <w:i w:val="false"/>
-                <w:iCs w:val="false"/>
-                <w:color w:val="000000"/>
-                <w:sz w:val="18"/>
-                <w:szCs w:val="18"/>
-              </w:rPr>
-              <w:t xml:space="preserve">–  Self-efficacy: as the learner designs and presents charts on career opportunities related to General Science and identifies a particular career path of own interest.</w:t>
-            </w:r>
-          </w:p>
-          <w:p>
-            <w:pPr>
-              <w:spacing w:after="30" w:before="0"/>
-              <w:ind w:left="360" w:hanging="180"/>
-              <w:jc w:val="left"/>
-            </w:pPr>
-            <w:r>
-              <w:rPr>
-                <w:rFonts w:ascii="Arial" w:cs="Arial" w:eastAsia="Arial" w:hAnsi="Arial"/>
-                <w:b w:val="false"/>
-                <w:bCs w:val="false"/>
-                <w:i w:val="false"/>
-                <w:iCs w:val="false"/>
-                <w:color w:val="000000"/>
-                <w:sz w:val="18"/>
-                <w:szCs w:val="18"/>
-              </w:rPr>
-              <w:t xml:space="preserve">–  Digital literacy: as the learner uses digital media to research on the scientific processes, importance of General Science and careers related to General Science.</w:t>
-            </w:r>
-          </w:p>
-          <w:p>
-            <w:pPr>
-              <w:spacing w:after="30" w:before="0"/>
-              <w:ind w:left="360" w:hanging="180"/>
-              <w:jc w:val="left"/>
-            </w:pPr>
-            <w:r>
-              <w:rPr>
-                <w:rFonts w:ascii="Arial" w:cs="Arial" w:eastAsia="Arial" w:hAnsi="Arial"/>
-                <w:b w:val="false"/>
-                <w:bCs w:val="false"/>
-                <w:i w:val="false"/>
-                <w:iCs w:val="false"/>
-                <w:color w:val="000000"/>
-                <w:sz w:val="18"/>
-                <w:szCs w:val="18"/>
-              </w:rPr>
-              <w:t xml:space="preserve">–  Citizenship: as the learner draws a chart on careers related to General Science and identifies with a particular career path for individual and national development.</w:t>
-            </w:r>
-          </w:p>
-        </w:tc>
-      </w:tr>
-      <w:tr>
-        <w:tc>
-          <w:tcPr>
-            <w:tcW w:type="dxa" w:w="3000"/>
-            <w:shd w:fill="E2EFDA" w:color="auto" w:val="clear"/>
-            <w:tcMar>
-              <w:top w:type="dxa" w:w="60"/>
-              <w:left w:type="dxa" w:w="120"/>
-              <w:bottom w:type="dxa" w:w="60"/>
-              <w:right w:type="dxa" w:w="120"/>
-            </w:tcMar>
-            <w:vAlign w:val="top"/>
-          </w:tcPr>
-          <w:p>
-            <w:pPr>
-              <w:spacing w:after="40" w:before="0"/>
-              <w:jc w:val="left"/>
-            </w:pPr>
-            <w:r>
-              <w:rPr>
-                <w:rFonts w:ascii="Arial" w:cs="Arial" w:eastAsia="Arial" w:hAnsi="Arial"/>
-                <w:b/>
-                <w:bCs/>
-                <w:i w:val="false"/>
-                <w:iCs w:val="false"/>
-                <w:color w:val="000000"/>
-                <w:sz w:val="18"/>
-                <w:szCs w:val="18"/>
-              </w:rPr>
-              <w:t xml:space="preserve">Core Values</w:t>
-            </w:r>
-          </w:p>
-        </w:tc>
-        <w:tc>
-          <w:tcPr>
-            <w:tcW w:type="dxa" w:w="10680"/>
-            <w:shd w:fill="FFFFFF" w:color="auto" w:val="clear"/>
-            <w:tcMar>
-              <w:top w:type="dxa" w:w="60"/>
-              <w:left w:type="dxa" w:w="120"/>
-              <w:bottom w:type="dxa" w:w="60"/>
-              <w:right w:type="dxa" w:w="120"/>
-            </w:tcMar>
-            <w:vAlign w:val="top"/>
-          </w:tcPr>
-          <w:p>
-            <w:pPr>
-              <w:spacing w:after="30" w:before="0"/>
-              <w:ind w:left="360" w:hanging="180"/>
-              <w:jc w:val="left"/>
-            </w:pPr>
-            <w:r>
-              <w:rPr>
-                <w:rFonts w:ascii="Arial" w:cs="Arial" w:eastAsia="Arial" w:hAnsi="Arial"/>
-                <w:b w:val="false"/>
-                <w:bCs w:val="false"/>
-                <w:i w:val="false"/>
-                <w:iCs w:val="false"/>
-                <w:color w:val="000000"/>
-                <w:sz w:val="18"/>
-                <w:szCs w:val="18"/>
-              </w:rPr>
-              <w:t xml:space="preserve">–  Respect: as the learner appreciates others' opinions when discussing the importance of General Science in day-to-day life.</w:t>
-            </w:r>
-          </w:p>
-          <w:p>
-            <w:pPr>
-              <w:spacing w:after="30" w:before="0"/>
-              <w:ind w:left="360" w:hanging="180"/>
-              <w:jc w:val="left"/>
-            </w:pPr>
-            <w:r>
-              <w:rPr>
-                <w:rFonts w:ascii="Arial" w:cs="Arial" w:eastAsia="Arial" w:hAnsi="Arial"/>
-                <w:b w:val="false"/>
-                <w:bCs w:val="false"/>
-                <w:i w:val="false"/>
-                <w:iCs w:val="false"/>
-                <w:color w:val="000000"/>
-                <w:sz w:val="18"/>
-                <w:szCs w:val="18"/>
-              </w:rPr>
-              <w:t xml:space="preserve">–  Responsibility: as the learner uses digital devices appropriately to search for information on the career opportunities related to General Science.</w:t>
-            </w:r>
-          </w:p>
-        </w:tc>
-      </w:tr>
-      <w:tr>
-        <w:tc>
-          <w:tcPr>
-            <w:tcW w:type="dxa" w:w="3000"/>
-            <w:shd w:fill="D5E8F0" w:color="auto" w:val="clear"/>
-            <w:tcMar>
-              <w:top w:type="dxa" w:w="60"/>
-              <w:left w:type="dxa" w:w="120"/>
-              <w:bottom w:type="dxa" w:w="60"/>
-              <w:right w:type="dxa" w:w="120"/>
-            </w:tcMar>
-            <w:vAlign w:val="top"/>
-          </w:tcPr>
-          <w:p>
-            <w:pPr>
-              <w:spacing w:after="40" w:before="0"/>
-              <w:jc w:val="left"/>
-            </w:pPr>
-            <w:r>
-              <w:rPr>
-                <w:rFonts w:ascii="Arial" w:cs="Arial" w:eastAsia="Arial" w:hAnsi="Arial"/>
-                <w:b/>
-                <w:bCs/>
-                <w:i w:val="false"/>
-                <w:iCs w:val="false"/>
-                <w:color w:val="000000"/>
-                <w:sz w:val="18"/>
-                <w:szCs w:val="18"/>
-              </w:rPr>
-              <w:t xml:space="preserve">Science &amp; Engineering Practices</w:t>
-            </w:r>
-          </w:p>
-        </w:tc>
-        <w:tc>
-          <w:tcPr>
-            <w:tcW w:type="dxa" w:w="10680"/>
-            <w:shd w:fill="FFFFFF" w:color="auto" w:val="clear"/>
-            <w:tcMar>
-              <w:top w:type="dxa" w:w="60"/>
-              <w:left w:type="dxa" w:w="120"/>
-              <w:bottom w:type="dxa" w:w="60"/>
-              <w:right w:type="dxa" w:w="120"/>
-            </w:tcMar>
-            <w:vAlign w:val="top"/>
-          </w:tcPr>
-          <w:p>
-            <w:pPr>
-              <w:spacing w:after="30" w:before="0"/>
-              <w:ind w:left="360" w:hanging="180"/>
-              <w:jc w:val="left"/>
-            </w:pPr>
-            <w:r>
-              <w:rPr>
-                <w:rFonts w:ascii="Arial" w:cs="Arial" w:eastAsia="Arial" w:hAnsi="Arial"/>
-                <w:b w:val="false"/>
-                <w:bCs w:val="false"/>
-                <w:i w:val="false"/>
-                <w:iCs w:val="false"/>
-                <w:color w:val="000000"/>
-                <w:sz w:val="18"/>
-                <w:szCs w:val="18"/>
-              </w:rPr>
-              <w:t xml:space="preserve">–  Asking Questions and Defining Problems: as the learner brainstorms and formulates questions about what General Science is and why it matters, anchored in the puzzling phenomenon of how scientists make conclusions from indirect evidence.</w:t>
-            </w:r>
-          </w:p>
-          <w:p>
-            <w:pPr>
-              <w:spacing w:after="30" w:before="0"/>
-              <w:ind w:left="360" w:hanging="180"/>
-              <w:jc w:val="left"/>
-            </w:pPr>
-            <w:r>
-              <w:rPr>
-                <w:rFonts w:ascii="Arial" w:cs="Arial" w:eastAsia="Arial" w:hAnsi="Arial"/>
-                <w:b w:val="false"/>
-                <w:bCs w:val="false"/>
-                <w:i w:val="false"/>
-                <w:iCs w:val="false"/>
-                <w:color w:val="000000"/>
-                <w:sz w:val="18"/>
-                <w:szCs w:val="18"/>
-              </w:rPr>
-              <w:t xml:space="preserve">–  Obtaining, Evaluating, and Communicating Information: as the learner uses digital and print media to research scientific processes, the importance of General Science, and related careers, then shares findings with peers.</w:t>
-            </w:r>
-          </w:p>
-          <w:p>
-            <w:pPr>
-              <w:spacing w:after="30" w:before="0"/>
-              <w:ind w:left="360" w:hanging="180"/>
-              <w:jc w:val="left"/>
-            </w:pPr>
-            <w:r>
-              <w:rPr>
-                <w:rFonts w:ascii="Arial" w:cs="Arial" w:eastAsia="Arial" w:hAnsi="Arial"/>
-                <w:b w:val="false"/>
-                <w:bCs w:val="false"/>
-                <w:i w:val="false"/>
-                <w:iCs w:val="false"/>
-                <w:color w:val="000000"/>
-                <w:sz w:val="18"/>
-                <w:szCs w:val="18"/>
-              </w:rPr>
-              <w:t xml:space="preserve">–  Analysing and Interpreting Data: as the learner explores the process of collecting evidence and drawing inferences in science education, analysing how scientists move from raw data to conclusions.</w:t>
-            </w:r>
-          </w:p>
-          <w:p>
-            <w:pPr>
-              <w:spacing w:after="30" w:before="0"/>
-              <w:ind w:left="360" w:hanging="180"/>
-              <w:jc w:val="left"/>
-            </w:pPr>
-            <w:r>
-              <w:rPr>
-                <w:rFonts w:ascii="Arial" w:cs="Arial" w:eastAsia="Arial" w:hAnsi="Arial"/>
-                <w:b w:val="false"/>
-                <w:bCs w:val="false"/>
-                <w:i w:val="false"/>
-                <w:iCs w:val="false"/>
-                <w:color w:val="000000"/>
-                <w:sz w:val="18"/>
-                <w:szCs w:val="18"/>
-              </w:rPr>
-              <w:t xml:space="preserve">–  Constructing Explanations: as the learner applies the principle of inference to explain observable phenomena in everyday Kenyan contexts (e.g., inferring soil health from crop yield in Rift Valley farms).</w:t>
-            </w:r>
-          </w:p>
-        </w:tc>
-      </w:tr>
-      <w:tr>
-        <w:tc>
-          <w:tcPr>
-            <w:tcW w:type="dxa" w:w="3000"/>
-            <w:shd w:fill="FCE4D6" w:color="auto" w:val="clear"/>
-            <w:tcMar>
-              <w:top w:type="dxa" w:w="60"/>
-              <w:left w:type="dxa" w:w="120"/>
-              <w:bottom w:type="dxa" w:w="60"/>
-              <w:right w:type="dxa" w:w="120"/>
-            </w:tcMar>
-            <w:vAlign w:val="top"/>
-          </w:tcPr>
-          <w:p>
-            <w:pPr>
-              <w:spacing w:after="40" w:before="0"/>
-              <w:jc w:val="left"/>
-            </w:pPr>
-            <w:r>
-              <w:rPr>
-                <w:rFonts w:ascii="Arial" w:cs="Arial" w:eastAsia="Arial" w:hAnsi="Arial"/>
-                <w:b/>
-                <w:bCs/>
-                <w:i w:val="false"/>
-                <w:iCs w:val="false"/>
-                <w:color w:val="000000"/>
-                <w:sz w:val="18"/>
-                <w:szCs w:val="18"/>
-              </w:rPr>
-              <w:t xml:space="preserve">Pertinent &amp; Contemporary Issues (PCIs)</w:t>
-            </w:r>
-          </w:p>
-        </w:tc>
-        <w:tc>
-          <w:tcPr>
-            <w:tcW w:type="dxa" w:w="10680"/>
-            <w:shd w:fill="FFFFFF" w:color="auto" w:val="clear"/>
-            <w:tcMar>
-              <w:top w:type="dxa" w:w="60"/>
-              <w:left w:type="dxa" w:w="120"/>
-              <w:bottom w:type="dxa" w:w="60"/>
-              <w:right w:type="dxa" w:w="120"/>
-            </w:tcMar>
-            <w:vAlign w:val="top"/>
-          </w:tcPr>
-          <w:p>
-            <w:pPr>
-              <w:spacing w:after="30" w:before="0"/>
-              <w:ind w:left="360" w:hanging="180"/>
-              <w:jc w:val="left"/>
-            </w:pPr>
-            <w:r>
-              <w:rPr>
-                <w:rFonts w:ascii="Arial" w:cs="Arial" w:eastAsia="Arial" w:hAnsi="Arial"/>
-                <w:b w:val="false"/>
-                <w:bCs w:val="false"/>
-                <w:i w:val="false"/>
-                <w:iCs w:val="false"/>
-                <w:color w:val="000000"/>
-                <w:sz w:val="18"/>
-                <w:szCs w:val="18"/>
-              </w:rPr>
-              <w:t xml:space="preserve">–  Socio-Economic and Environmental Issues: as the learner discusses with peers the importance of General Science to the environment and technology.</w:t>
-            </w:r>
-          </w:p>
-        </w:tc>
-      </w:tr>
-      <w:tr>
-        <w:tc>
-          <w:tcPr>
-            <w:tcW w:type="dxa" w:w="3000"/>
-            <w:shd w:fill="D9EEF1" w:color="auto" w:val="clear"/>
-            <w:tcMar>
-              <w:top w:type="dxa" w:w="60"/>
-              <w:left w:type="dxa" w:w="120"/>
-              <w:bottom w:type="dxa" w:w="60"/>
-              <w:right w:type="dxa" w:w="120"/>
-            </w:tcMar>
-            <w:vAlign w:val="top"/>
-          </w:tcPr>
-          <w:p>
-            <w:pPr>
-              <w:spacing w:after="40" w:before="0"/>
-              <w:jc w:val="left"/>
-            </w:pPr>
-            <w:r>
-              <w:rPr>
-                <w:rFonts w:ascii="Arial" w:cs="Arial" w:eastAsia="Arial" w:hAnsi="Arial"/>
-                <w:b/>
-                <w:bCs/>
-                <w:i w:val="false"/>
-                <w:iCs w:val="false"/>
-                <w:color w:val="000000"/>
-                <w:sz w:val="18"/>
-                <w:szCs w:val="18"/>
-              </w:rPr>
-              <w:t xml:space="preserve">Career Connections</w:t>
-            </w:r>
-          </w:p>
-        </w:tc>
-        <w:tc>
-          <w:tcPr>
-            <w:tcW w:type="dxa" w:w="10680"/>
-            <w:shd w:fill="FFFFFF" w:color="auto" w:val="clear"/>
-            <w:tcMar>
-              <w:top w:type="dxa" w:w="60"/>
-              <w:left w:type="dxa" w:w="120"/>
-              <w:bottom w:type="dxa" w:w="60"/>
-              <w:right w:type="dxa" w:w="120"/>
-            </w:tcMar>
-            <w:vAlign w:val="top"/>
-          </w:tcPr>
-          <w:p>
-            <w:pPr>
-              <w:spacing w:after="30" w:before="0"/>
-              <w:ind w:left="360" w:hanging="180"/>
-              <w:jc w:val="left"/>
-            </w:pPr>
-            <w:r>
-              <w:rPr>
-                <w:rFonts w:ascii="Arial" w:cs="Arial" w:eastAsia="Arial" w:hAnsi="Arial"/>
-                <w:b w:val="false"/>
-                <w:bCs w:val="false"/>
-                <w:i w:val="false"/>
-                <w:iCs w:val="false"/>
-                <w:color w:val="000000"/>
-                <w:sz w:val="18"/>
-                <w:szCs w:val="18"/>
-              </w:rPr>
-              <w:t xml:space="preserve">–  Medical doctor / Clinical officer: General Science provides the biological and chemical foundation for diagnosing and treating disease in Kenyan hospitals and health centres.</w:t>
-            </w:r>
-          </w:p>
-          <w:p>
-            <w:pPr>
-              <w:spacing w:after="30" w:before="0"/>
-              <w:ind w:left="360" w:hanging="180"/>
-              <w:jc w:val="left"/>
-            </w:pPr>
-            <w:r>
-              <w:rPr>
-                <w:rFonts w:ascii="Arial" w:cs="Arial" w:eastAsia="Arial" w:hAnsi="Arial"/>
-                <w:b w:val="false"/>
-                <w:bCs w:val="false"/>
-                <w:i w:val="false"/>
-                <w:iCs w:val="false"/>
-                <w:color w:val="000000"/>
-                <w:sz w:val="18"/>
-                <w:szCs w:val="18"/>
-              </w:rPr>
-              <w:t xml:space="preserve">–  Agricultural scientist / Agronomist: understanding life science and scientific processes supports improved crop production and food security across Kenya's farming regions such as Kericho and the Rift Valley.</w:t>
-            </w:r>
-          </w:p>
-          <w:p>
-            <w:pPr>
-              <w:spacing w:after="30" w:before="0"/>
-              <w:ind w:left="360" w:hanging="180"/>
-              <w:jc w:val="left"/>
-            </w:pPr>
-            <w:r>
-              <w:rPr>
-                <w:rFonts w:ascii="Arial" w:cs="Arial" w:eastAsia="Arial" w:hAnsi="Arial"/>
-                <w:b w:val="false"/>
-                <w:bCs w:val="false"/>
-                <w:i w:val="false"/>
-                <w:iCs w:val="false"/>
-                <w:color w:val="000000"/>
-                <w:sz w:val="18"/>
-                <w:szCs w:val="18"/>
-              </w:rPr>
-              <w:t xml:space="preserve">–  Environmental scientist: knowledge of General Science underpins environmental monitoring and conservation of ecosystems like Lake Victoria and the Mau Forest.</w:t>
-            </w:r>
-          </w:p>
-          <w:p>
-            <w:pPr>
-              <w:spacing w:after="30" w:before="0"/>
-              <w:ind w:left="360" w:hanging="180"/>
-              <w:jc w:val="left"/>
-            </w:pPr>
-            <w:r>
-              <w:rPr>
-                <w:rFonts w:ascii="Arial" w:cs="Arial" w:eastAsia="Arial" w:hAnsi="Arial"/>
-                <w:b w:val="false"/>
-                <w:bCs w:val="false"/>
-                <w:i w:val="false"/>
-                <w:iCs w:val="false"/>
-                <w:color w:val="000000"/>
-                <w:sz w:val="18"/>
-                <w:szCs w:val="18"/>
-              </w:rPr>
-              <w:t xml:space="preserve">–  Laboratory technologist: scientific processes and inference skills are directly applied in government and private laboratories across Nairobi, Kisumu and Mombasa.</w:t>
-            </w:r>
-          </w:p>
-          <w:p>
-            <w:pPr>
-              <w:spacing w:after="30" w:before="0"/>
-              <w:ind w:left="360" w:hanging="180"/>
-              <w:jc w:val="left"/>
-            </w:pPr>
-            <w:r>
-              <w:rPr>
-                <w:rFonts w:ascii="Arial" w:cs="Arial" w:eastAsia="Arial" w:hAnsi="Arial"/>
-                <w:b w:val="false"/>
-                <w:bCs w:val="false"/>
-                <w:i w:val="false"/>
-                <w:iCs w:val="false"/>
-                <w:color w:val="000000"/>
-                <w:sz w:val="18"/>
-                <w:szCs w:val="18"/>
-              </w:rPr>
-              <w:t xml:space="preserve">–  Science teacher / Educator: mastery of General Science content and pedagogy enables learners to inspire the next generation of Kenyan scientists.</w:t>
-            </w:r>
-          </w:p>
-          <w:p>
-            <w:pPr>
-              <w:spacing w:after="30" w:before="0"/>
-              <w:ind w:left="360" w:hanging="180"/>
-              <w:jc w:val="left"/>
-            </w:pPr>
-            <w:r>
-              <w:rPr>
-                <w:rFonts w:ascii="Arial" w:cs="Arial" w:eastAsia="Arial" w:hAnsi="Arial"/>
-                <w:b w:val="false"/>
-                <w:bCs w:val="false"/>
-                <w:i w:val="false"/>
-                <w:iCs w:val="false"/>
-                <w:color w:val="000000"/>
-                <w:sz w:val="18"/>
-                <w:szCs w:val="18"/>
-              </w:rPr>
-              <w:t xml:space="preserve">–  Biotechnology researcher: General Science builds the conceptual foundation for innovation in areas such as seed technology, vaccine development and biogas production relevant to Kenya's Big Four Agenda.</w:t>
-            </w:r>
-          </w:p>
-        </w:tc>
-      </w:tr>
-      <w:tr>
-        <w:tc>
-          <w:tcPr>
-            <w:tcW w:type="dxa" w:w="3000"/>
-            <w:shd w:fill="D5E8F0" w:color="auto" w:val="clear"/>
-            <w:tcMar>
-              <w:top w:type="dxa" w:w="60"/>
-              <w:left w:type="dxa" w:w="120"/>
-              <w:bottom w:type="dxa" w:w="60"/>
-              <w:right w:type="dxa" w:w="120"/>
-            </w:tcMar>
-            <w:vAlign w:val="top"/>
-          </w:tcPr>
-          <w:p>
-            <w:pPr>
-              <w:spacing w:after="40" w:before="0"/>
-              <w:jc w:val="left"/>
-            </w:pPr>
-            <w:r>
-              <w:rPr>
-                <w:rFonts w:ascii="Arial" w:cs="Arial" w:eastAsia="Arial" w:hAnsi="Arial"/>
-                <w:b/>
-                <w:bCs/>
-                <w:i w:val="false"/>
-                <w:iCs w:val="false"/>
-                <w:color w:val="000000"/>
-                <w:sz w:val="18"/>
-                <w:szCs w:val="18"/>
-              </w:rPr>
-              <w:t xml:space="preserve">Focus for Lessons</w:t>
-            </w:r>
-          </w:p>
-        </w:tc>
-        <w:tc>
-          <w:tcPr>
-            <w:tcW w:type="dxa" w:w="10680"/>
-            <w:shd w:fill="FFFFFF" w:color="auto" w:val="clear"/>
-            <w:tcMar>
-              <w:top w:type="dxa" w:w="60"/>
-              <w:left w:type="dxa" w:w="120"/>
-              <w:bottom w:type="dxa" w:w="60"/>
-              <w:right w:type="dxa" w:w="120"/>
-            </w:tcMar>
-            <w:vAlign w:val="top"/>
-          </w:tcPr>
-          <w:p>
-            <w:pPr>
-              <w:spacing w:after="40" w:before="0"/>
-              <w:jc w:val="left"/>
-            </w:pPr>
-            <w:r>
-              <w:rPr>
-                <w:rFonts w:ascii="Arial" w:cs="Arial" w:eastAsia="Arial" w:hAnsi="Arial"/>
-                <w:b w:val="false"/>
-                <w:bCs w:val="false"/>
-                <w:i w:val="false"/>
-                <w:iCs w:val="false"/>
-                <w:color w:val="000000"/>
-                <w:sz w:val="18"/>
-                <w:szCs w:val="18"/>
-              </w:rPr>
-              <w:t xml:space="preserve">This unit launches learners into Senior School General Science by grounding them in what science is, why it matters in Kenyan society, and how scientists think. Using an anchoring phenomenon drawn from everyday Kenyan life — a detective-style mystery about how a farmer in Kisumu drew conclusions about a pest infestation without ever seeing the pest directly — learners explore the nature of scientific inference, the breadth of career pathways opened by General Science, and the relevance of the discipline to health, food, environment, and technology in Kenya. The unit foregrounds Science and Engineering Practices from the outset, particularly asking questions, obtaining and evaluating information, and constructing explanations from evidence, while building the classroom norms of collaborative sensemaking that will sustain the full year of inquiry.</w:t>
-            </w:r>
-          </w:p>
-        </w:tc>
-      </w:tr>
-      <w:tr>
-        <w:tc>
-          <w:tcPr>
-            <w:tcW w:type="dxa" w:w="3000"/>
-            <w:shd w:fill="EAD1F5" w:color="auto" w:val="clear"/>
-            <w:tcMar>
-              <w:top w:type="dxa" w:w="60"/>
-              <w:left w:type="dxa" w:w="120"/>
-              <w:bottom w:type="dxa" w:w="60"/>
-              <w:right w:type="dxa" w:w="120"/>
-            </w:tcMar>
-            <w:vAlign w:val="top"/>
-          </w:tcPr>
-          <w:p>
-            <w:pPr>
-              <w:spacing w:after="40" w:before="0"/>
-              <w:jc w:val="left"/>
-            </w:pPr>
-            <w:r>
-              <w:rPr>
-                <w:rFonts w:ascii="Arial" w:cs="Arial" w:eastAsia="Arial" w:hAnsi="Arial"/>
-                <w:b/>
-                <w:bCs/>
-                <w:i w:val="false"/>
-                <w:iCs w:val="false"/>
-                <w:color w:val="000000"/>
-                <w:sz w:val="18"/>
-                <w:szCs w:val="18"/>
-              </w:rPr>
-              <w:t xml:space="preserve">Driving Question / Key Inquiry Questions</w:t>
-            </w:r>
-          </w:p>
-        </w:tc>
-        <w:tc>
-          <w:tcPr>
-            <w:tcW w:type="dxa" w:w="10680"/>
-            <w:shd w:fill="FFFFFF" w:color="auto" w:val="clear"/>
-            <w:tcMar>
-              <w:top w:type="dxa" w:w="60"/>
-              <w:left w:type="dxa" w:w="120"/>
-              <w:bottom w:type="dxa" w:w="60"/>
-              <w:right w:type="dxa" w:w="120"/>
-            </w:tcMar>
-            <w:vAlign w:val="top"/>
-          </w:tcPr>
-          <w:p>
-            <w:pPr>
-              <w:spacing w:after="40" w:before="0"/>
-              <w:jc w:val="left"/>
-            </w:pPr>
-            <w:r>
-              <w:rPr>
-                <w:rFonts w:ascii="Arial" w:cs="Arial" w:eastAsia="Arial" w:hAnsi="Arial"/>
-                <w:b w:val="false"/>
-                <w:bCs w:val="false"/>
-                <w:i w:val="false"/>
-                <w:iCs w:val="false"/>
-                <w:color w:val="000000"/>
-                <w:sz w:val="18"/>
-                <w:szCs w:val="18"/>
-              </w:rPr>
-              <w:t xml:space="preserve">DRIVING QUESTION: How does a scientist know something is true when they cannot see it directly — and how is this power of General Science shaping life, careers, and the environment in Kenya?</w:t>
-            </w:r>
-          </w:p>
-          <w:p>
-            <w:pPr>
-              <w:spacing w:after="40" w:before="0"/>
-              <w:jc w:val="left"/>
-            </w:pPr>
-            <w:r>
-              <w:rPr>
-                <w:rFonts w:ascii="Arial" w:cs="Arial" w:eastAsia="Arial" w:hAnsi="Arial"/>
-                <w:b w:val="false"/>
-                <w:bCs w:val="false"/>
-                <w:i w:val="false"/>
-                <w:iCs w:val="false"/>
-                <w:color w:val="000000"/>
-                <w:sz w:val="18"/>
-                <w:szCs w:val="18"/>
-              </w:rPr>
-              <w:t xml:space="preserve"/>
-            </w:r>
-          </w:p>
-          <w:p>
-            <w:pPr>
-              <w:spacing w:after="40" w:before="0"/>
-              <w:jc w:val="left"/>
-            </w:pPr>
-            <w:r>
-              <w:rPr>
-                <w:rFonts w:ascii="Arial" w:cs="Arial" w:eastAsia="Arial" w:hAnsi="Arial"/>
-                <w:b w:val="false"/>
-                <w:bCs w:val="false"/>
-                <w:i w:val="false"/>
-                <w:iCs w:val="false"/>
-                <w:color w:val="000000"/>
-                <w:sz w:val="18"/>
-                <w:szCs w:val="18"/>
-              </w:rPr>
-              <w:t xml:space="preserve">KICD KEY INQUIRY QUESTION:</w:t>
-            </w:r>
-          </w:p>
-          <w:p>
-            <w:pPr>
-              <w:spacing w:after="40" w:before="0"/>
-              <w:jc w:val="left"/>
-            </w:pPr>
-            <w:r>
-              <w:rPr>
-                <w:rFonts w:ascii="Arial" w:cs="Arial" w:eastAsia="Arial" w:hAnsi="Arial"/>
-                <w:b w:val="false"/>
-                <w:bCs w:val="false"/>
-                <w:i w:val="false"/>
-                <w:iCs w:val="false"/>
-                <w:color w:val="000000"/>
-                <w:sz w:val="18"/>
-                <w:szCs w:val="18"/>
-              </w:rPr>
-              <w:t xml:space="preserve">1. How is General Science useful in daily life?</w:t>
-            </w:r>
-          </w:p>
-        </w:tc>
-      </w:tr>
-      <w:tr>
-        <w:tc>
-          <w:tcPr>
-            <w:tcW w:type="dxa" w:w="3000"/>
-            <w:shd w:fill="EAD1F5" w:color="auto" w:val="clear"/>
-            <w:tcMar>
-              <w:top w:type="dxa" w:w="60"/>
-              <w:left w:type="dxa" w:w="120"/>
-              <w:bottom w:type="dxa" w:w="60"/>
-              <w:right w:type="dxa" w:w="120"/>
-            </w:tcMar>
-            <w:vAlign w:val="top"/>
-          </w:tcPr>
-          <w:p>
-            <w:pPr>
-              <w:spacing w:after="40" w:before="0"/>
-              <w:jc w:val="left"/>
-            </w:pPr>
-            <w:r>
-              <w:rPr>
-                <w:rFonts w:ascii="Arial" w:cs="Arial" w:eastAsia="Arial" w:hAnsi="Arial"/>
-                <w:b/>
-                <w:bCs/>
-                <w:i w:val="false"/>
-                <w:iCs w:val="false"/>
-                <w:color w:val="000000"/>
-                <w:sz w:val="18"/>
-                <w:szCs w:val="18"/>
-              </w:rPr>
-              <w:t xml:space="preserve">Anchoring Phenomenon</w:t>
-            </w:r>
-          </w:p>
-        </w:tc>
-        <w:tc>
-          <w:tcPr>
-            <w:tcW w:type="dxa" w:w="10680"/>
-            <w:shd w:fill="FFFFFF" w:color="auto" w:val="clear"/>
-            <w:tcMar>
-              <w:top w:type="dxa" w:w="60"/>
-              <w:left w:type="dxa" w:w="120"/>
-              <w:bottom w:type="dxa" w:w="60"/>
-              <w:right w:type="dxa" w:w="120"/>
-            </w:tcMar>
-            <w:vAlign w:val="top"/>
-          </w:tcPr>
-          <w:p>
-            <w:pPr>
-              <w:spacing w:after="40" w:before="0"/>
-              <w:jc w:val="left"/>
-            </w:pPr>
-            <w:r>
-              <w:rPr>
-                <w:rFonts w:ascii="Arial" w:cs="Arial" w:eastAsia="Arial" w:hAnsi="Arial"/>
-                <w:b w:val="false"/>
-                <w:bCs w:val="false"/>
-                <w:i w:val="false"/>
-                <w:iCs w:val="false"/>
-                <w:color w:val="000000"/>
-                <w:sz w:val="18"/>
-                <w:szCs w:val="18"/>
-              </w:rPr>
-              <w:t xml:space="preserve">A maize farmer in Kisumu notices that her maize plants along one edge of the shamba are wilting and yellowing, even though she has watered and fertilised them the same as the rest of the field. She has never seen any insect on those plants, yet she concludes — correctly — that a soil pest is destroying the roots underground. Students encounter this scenario: How did she know? She never observed the pest directly. This is puzzling because it challenges the common assumption that "seeing is believing" in science. The farmer used indirect evidence — the pattern of wilting, the location, the time of season, the absence of other causes — to infer a hidden cause. This phenomenon anchors the entire sub-strand: What is General Science, and how do scientists make reliable conclusions from evidence they cannot directly observe? It naturally threads into the importance of science in agriculture and food security (a deeply Kenyan concern), the range of scientific careers that depend on inference (doctors reading X-rays, lab technologists testing blood, environmental scientists measuring pollution), and the formal principle of inference as a core scientific practice.</w:t>
-            </w:r>
-          </w:p>
-        </w:tc>
-      </w:tr>
-      <w:tr>
-        <w:tc>
-          <w:tcPr>
-            <w:tcW w:type="dxa" w:w="3000"/>
-            <w:shd w:fill="D9EEF1" w:color="auto" w:val="clear"/>
-            <w:tcMar>
-              <w:top w:type="dxa" w:w="60"/>
-              <w:left w:type="dxa" w:w="120"/>
-              <w:bottom w:type="dxa" w:w="60"/>
-              <w:right w:type="dxa" w:w="120"/>
-            </w:tcMar>
-            <w:vAlign w:val="top"/>
-          </w:tcPr>
-          <w:p>
-            <w:pPr>
-              <w:spacing w:after="40" w:before="0"/>
-              <w:jc w:val="left"/>
-            </w:pPr>
-            <w:r>
-              <w:rPr>
-                <w:rFonts w:ascii="Arial" w:cs="Arial" w:eastAsia="Arial" w:hAnsi="Arial"/>
-                <w:b/>
-                <w:bCs/>
-                <w:i w:val="false"/>
-                <w:iCs w:val="false"/>
-                <w:color w:val="000000"/>
-                <w:sz w:val="18"/>
-                <w:szCs w:val="18"/>
-              </w:rPr>
-              <w:t xml:space="preserve">Storyline Thread</w:t>
-            </w:r>
-          </w:p>
-        </w:tc>
-        <w:tc>
-          <w:tcPr>
-            <w:tcW w:type="dxa" w:w="10680"/>
-            <w:shd w:fill="FFFFFF" w:color="auto" w:val="clear"/>
-            <w:tcMar>
-              <w:top w:type="dxa" w:w="60"/>
-              <w:left w:type="dxa" w:w="120"/>
-              <w:bottom w:type="dxa" w:w="60"/>
-              <w:right w:type="dxa" w:w="120"/>
-            </w:tcMar>
-            <w:vAlign w:val="top"/>
-          </w:tcPr>
-          <w:p>
-            <w:pPr>
-              <w:spacing w:after="40" w:before="0"/>
-              <w:jc w:val="left"/>
-            </w:pPr>
-            <w:r>
-              <w:rPr>
-                <w:rFonts w:ascii="Arial" w:cs="Arial" w:eastAsia="Arial" w:hAnsi="Arial"/>
-                <w:b w:val="false"/>
-                <w:bCs w:val="false"/>
-                <w:i w:val="false"/>
-                <w:iCs w:val="false"/>
-                <w:color w:val="000000"/>
-                <w:sz w:val="18"/>
-                <w:szCs w:val="18"/>
-              </w:rPr>
-              <w:t xml:space="preserve">Lesson 1 — Anchoring Phenomenon &amp; Initial Predictions (Predict Phase): Teacher presents the Kisumu maize-farmer scenario on the board with a photograph of a wilting maize field. Students individually write their best explanation for why the border plants are dying — no instruction yet, pure prior knowledge activation. Cold-call 4–5 students (wait time: 10 seconds each). Teacher records all predictions on a class anchor chart titled "What We Think We Know." Students are introduced to the Driving Question Board (DQB) — a large poster where they post sticky-note questions they cannot yet answer. Lesson closes with teacher posing: "If the farmer never saw the pest, how could she possibly know it was there?"</w:t>
-            </w:r>
-          </w:p>
-          <w:p>
-            <w:pPr>
-              <w:spacing w:after="40" w:before="0"/>
-              <w:jc w:val="left"/>
-            </w:pPr>
-            <w:r>
-              <w:rPr>
-                <w:rFonts w:ascii="Arial" w:cs="Arial" w:eastAsia="Arial" w:hAnsi="Arial"/>
-                <w:b w:val="false"/>
-                <w:bCs w:val="false"/>
-                <w:i w:val="false"/>
-                <w:iCs w:val="false"/>
-                <w:color w:val="000000"/>
-                <w:sz w:val="18"/>
-                <w:szCs w:val="18"/>
-              </w:rPr>
-              <w:t xml:space="preserve"/>
-            </w:r>
-          </w:p>
-          <w:p>
-            <w:pPr>
-              <w:spacing w:after="40" w:before="0"/>
-              <w:jc w:val="left"/>
-            </w:pPr>
-            <w:r>
-              <w:rPr>
-                <w:rFonts w:ascii="Arial" w:cs="Arial" w:eastAsia="Arial" w:hAnsi="Arial"/>
-                <w:b w:val="false"/>
-                <w:bCs w:val="false"/>
-                <w:i w:val="false"/>
-                <w:iCs w:val="false"/>
-                <w:color w:val="000000"/>
-                <w:sz w:val="18"/>
-                <w:szCs w:val="18"/>
-              </w:rPr>
-              <w:t xml:space="preserve">Lesson 2 — What is General Science? Mapping the Discipline (Observe Phase – Research): Students use available digital devices or print media (textbooks, magazines, resource persons) to brainstorm and research the meaning of General Science as a learning area. In pairs, learners identify at least three ways General Science connects to life in their own community (food, health, environment, technology). Groups present a 2-minute summary. Teacher facilitates sensemaking: General Science is not just facts — it is a way of asking questions and finding answers. The Kisumu farmer is doing science. Class revisits DQB and adds new questions.</w:t>
-            </w:r>
-          </w:p>
-          <w:p>
-            <w:pPr>
-              <w:spacing w:after="40" w:before="0"/>
-              <w:jc w:val="left"/>
-            </w:pPr>
-            <w:r>
-              <w:rPr>
-                <w:rFonts w:ascii="Arial" w:cs="Arial" w:eastAsia="Arial" w:hAnsi="Arial"/>
-                <w:b w:val="false"/>
-                <w:bCs w:val="false"/>
-                <w:i w:val="false"/>
-                <w:iCs w:val="false"/>
-                <w:color w:val="000000"/>
-                <w:sz w:val="18"/>
-                <w:szCs w:val="18"/>
-              </w:rPr>
-              <w:t xml:space="preserve"/>
-            </w:r>
-          </w:p>
-          <w:p>
-            <w:pPr>
-              <w:spacing w:after="40" w:before="0"/>
-              <w:jc w:val="left"/>
-            </w:pPr>
-            <w:r>
-              <w:rPr>
-                <w:rFonts w:ascii="Arial" w:cs="Arial" w:eastAsia="Arial" w:hAnsi="Arial"/>
-                <w:b w:val="false"/>
-                <w:bCs w:val="false"/>
-                <w:i w:val="false"/>
-                <w:iCs w:val="false"/>
-                <w:color w:val="000000"/>
-                <w:sz w:val="18"/>
-                <w:szCs w:val="18"/>
-              </w:rPr>
-              <w:t xml:space="preserve">Lesson 3 — Importance of General Science in Life, Environment and Technology (Observe Phase – Discussion &amp; Media): Teacher guides learners to discuss with peers the importance of General Science in relation to human life (nutrition, disease), environment (conservation, pollution), and technology (mobile phones, water treatment). Learners use print or digital media to find one local Kenyan example for each category — e.g., KEBS food safety testing, NEMA environmental monitoring, M-PESA technology built on engineering science. Each group presents one example; teacher connects every example back to the anchoring phenomenon: "In each case, someone had to infer something they could not directly see."</w:t>
-            </w:r>
-          </w:p>
-          <w:p>
-            <w:pPr>
-              <w:spacing w:after="40" w:before="0"/>
-              <w:jc w:val="left"/>
-            </w:pPr>
-            <w:r>
-              <w:rPr>
-                <w:rFonts w:ascii="Arial" w:cs="Arial" w:eastAsia="Arial" w:hAnsi="Arial"/>
-                <w:b w:val="false"/>
-                <w:bCs w:val="false"/>
-                <w:i w:val="false"/>
-                <w:iCs w:val="false"/>
-                <w:color w:val="000000"/>
-                <w:sz w:val="18"/>
-                <w:szCs w:val="18"/>
-              </w:rPr>
-              <w:t xml:space="preserve"/>
-            </w:r>
-          </w:p>
-          <w:p>
-            <w:pPr>
-              <w:spacing w:after="40" w:before="0"/>
-              <w:jc w:val="left"/>
-            </w:pPr>
-            <w:r>
-              <w:rPr>
-                <w:rFonts w:ascii="Arial" w:cs="Arial" w:eastAsia="Arial" w:hAnsi="Arial"/>
-                <w:b w:val="false"/>
-                <w:bCs w:val="false"/>
-                <w:i w:val="false"/>
-                <w:iCs w:val="false"/>
-                <w:color w:val="000000"/>
-                <w:sz w:val="18"/>
-                <w:szCs w:val="18"/>
-              </w:rPr>
-              <w:t xml:space="preserve">Lesson 4 — Careers in General Science (Observe Phase – Career Research &amp; Chart Making): Learners use digital devices or print media to research career opportunities related to General Science. Each learner draws a personal career-path chart linking General Science sub-topics (biology, chemistry, physics) to specific Kenyan careers (doctor, agronomist, lab tech, environmental scientist, teacher, engineer). Charts are displayed on the classroom wall. Learners identify with a particular career path and write a 3-sentence justification. Teacher cold-calls 5 learners to share their choice and reasoning (wait time: 8 seconds each). DQB updated: "What science skills do I need for my chosen career?"</w:t>
-            </w:r>
-          </w:p>
-          <w:p>
-            <w:pPr>
-              <w:spacing w:after="40" w:before="0"/>
-              <w:jc w:val="left"/>
-            </w:pPr>
-            <w:r>
-              <w:rPr>
-                <w:rFonts w:ascii="Arial" w:cs="Arial" w:eastAsia="Arial" w:hAnsi="Arial"/>
-                <w:b w:val="false"/>
-                <w:bCs w:val="false"/>
-                <w:i w:val="false"/>
-                <w:iCs w:val="false"/>
-                <w:color w:val="000000"/>
-                <w:sz w:val="18"/>
-                <w:szCs w:val="18"/>
-              </w:rPr>
-              <w:t xml:space="preserve"/>
-            </w:r>
-          </w:p>
-          <w:p>
-            <w:pPr>
-              <w:spacing w:after="40" w:before="0"/>
-              <w:jc w:val="left"/>
-            </w:pPr>
-            <w:r>
-              <w:rPr>
-                <w:rFonts w:ascii="Arial" w:cs="Arial" w:eastAsia="Arial" w:hAnsi="Arial"/>
-                <w:b w:val="false"/>
-                <w:bCs w:val="false"/>
-                <w:i w:val="false"/>
-                <w:iCs w:val="false"/>
-                <w:color w:val="000000"/>
-                <w:sz w:val="18"/>
-                <w:szCs w:val="18"/>
-              </w:rPr>
-              <w:t xml:space="preserve">Lesson 5 — Introduction to Scientific Processes and the Principle of Inference (Explain Phase – Part 1): Teacher introduces the principle of inference formally: inference = a conclusion drawn from evidence + reasoning, not from direct observation. Learners revisit the Kisumu farmer scenario and now formally identify: (a) the evidence she had, (b) the reasoning she applied, (c) the inference she made. Class works through two additional supporting phenomena (Nairobi doctor / Amboseli ranger) using the same evidence-reasoning-inference framework. Learners record a structured table in their exercise books. Teacher emphasises: this is the foundation of all scientific knowledge.</w:t>
-            </w:r>
-          </w:p>
-          <w:p>
-            <w:pPr>
-              <w:spacing w:after="40" w:before="0"/>
-              <w:jc w:val="left"/>
-            </w:pPr>
-            <w:r>
-              <w:rPr>
-                <w:rFonts w:ascii="Arial" w:cs="Arial" w:eastAsia="Arial" w:hAnsi="Arial"/>
-                <w:b w:val="false"/>
-                <w:bCs w:val="false"/>
-                <w:i w:val="false"/>
-                <w:iCs w:val="false"/>
-                <w:color w:val="000000"/>
-                <w:sz w:val="18"/>
-                <w:szCs w:val="18"/>
-              </w:rPr>
-              <w:t xml:space="preserve"/>
-            </w:r>
-          </w:p>
-          <w:p>
-            <w:pPr>
-              <w:spacing w:after="40" w:before="0"/>
-              <w:jc w:val="left"/>
-            </w:pPr>
-            <w:r>
-              <w:rPr>
-                <w:rFonts w:ascii="Arial" w:cs="Arial" w:eastAsia="Arial" w:hAnsi="Arial"/>
-                <w:b w:val="false"/>
-                <w:bCs w:val="false"/>
-                <w:i w:val="false"/>
-                <w:iCs w:val="false"/>
-                <w:color w:val="000000"/>
-                <w:sz w:val="18"/>
-                <w:szCs w:val="18"/>
-              </w:rPr>
-              <w:t xml:space="preserve">Lesson 6 — Collecting Evidence and Drawing Inferences: Hands-On Activity (Explain Phase – Part 2): Learners carry out a guided classroom activity: Teacher places 4–5 mystery "evidence bags" (sealed envelopes containing written clues — e.g., descriptions of a plant, soil colour, smell, leaf texture — no images). Groups must infer what is inside the bag (a plant disease? a nutrient deficiency? a pest?) using only the written evidence. Groups present their inferences and justify with evidence. Teacher leads discussion: What methods do scientists use to collect evidence? (observation, measurement, experimentation, record-keeping.) Class maps these onto the scientific process skills named in the KICD Essence Statement: classifying, measuring, hypothesising, identifying variables, interpreting data.</w:t>
-            </w:r>
-          </w:p>
-          <w:p>
-            <w:pPr>
-              <w:spacing w:after="40" w:before="0"/>
-              <w:jc w:val="left"/>
-            </w:pPr>
-            <w:r>
-              <w:rPr>
-                <w:rFonts w:ascii="Arial" w:cs="Arial" w:eastAsia="Arial" w:hAnsi="Arial"/>
-                <w:b w:val="false"/>
-                <w:bCs w:val="false"/>
-                <w:i w:val="false"/>
-                <w:iCs w:val="false"/>
-                <w:color w:val="000000"/>
-                <w:sz w:val="18"/>
-                <w:szCs w:val="18"/>
-              </w:rPr>
-              <w:t xml:space="preserve"/>
-            </w:r>
-          </w:p>
-          <w:p>
-            <w:pPr>
-              <w:spacing w:after="40" w:before="0"/>
-              <w:jc w:val="left"/>
-            </w:pPr>
-            <w:r>
-              <w:rPr>
-                <w:rFonts w:ascii="Arial" w:cs="Arial" w:eastAsia="Arial" w:hAnsi="Arial"/>
-                <w:b w:val="false"/>
-                <w:bCs w:val="false"/>
-                <w:i w:val="false"/>
-                <w:iCs w:val="false"/>
-                <w:color w:val="000000"/>
-                <w:sz w:val="18"/>
-                <w:szCs w:val="18"/>
-              </w:rPr>
-              <w:t xml:space="preserve">Lesson 7 — DQB Curation and Model Building (DQB Creation &amp; Model Building Phase): Class returns to the DQB and categorises questions into three columns: "We can now answer this," "We partly understand this," "We still don't know this." For questions now answerable, learners collaboratively write 1–2 sentence explanations using evidence from lessons 1–6. For remaining questions, teacher previews how future sub-strands (The Cell, Nutrition, Respiration, etc.) will provide answers — connecting the unit storyline to the full course. Each learner then creates or updates their personal Cumulative Science Model: a mind-map or diagram showing how General Science connects to their chosen career, to the anchoring phenomenon, and to at least two real Kenyan contexts. Pairs peer-review each other's models using the KICD assessment rubric descriptors.</w:t>
-            </w:r>
-          </w:p>
-          <w:p>
-            <w:pPr>
-              <w:spacing w:after="40" w:before="0"/>
-              <w:jc w:val="left"/>
-            </w:pPr>
-            <w:r>
-              <w:rPr>
-                <w:rFonts w:ascii="Arial" w:cs="Arial" w:eastAsia="Arial" w:hAnsi="Arial"/>
-                <w:b w:val="false"/>
-                <w:bCs w:val="false"/>
-                <w:i w:val="false"/>
-                <w:iCs w:val="false"/>
-                <w:color w:val="000000"/>
-                <w:sz w:val="18"/>
-                <w:szCs w:val="18"/>
-              </w:rPr>
-              <w:t xml:space="preserve"/>
-            </w:r>
-          </w:p>
-          <w:p>
-            <w:pPr>
-              <w:spacing w:after="40" w:before="0"/>
-              <w:jc w:val="left"/>
-            </w:pPr>
-            <w:r>
-              <w:rPr>
-                <w:rFonts w:ascii="Arial" w:cs="Arial" w:eastAsia="Arial" w:hAnsi="Arial"/>
-                <w:b w:val="false"/>
-                <w:bCs w:val="false"/>
-                <w:i w:val="false"/>
-                <w:iCs w:val="false"/>
-                <w:color w:val="000000"/>
-                <w:sz w:val="18"/>
-                <w:szCs w:val="18"/>
-              </w:rPr>
-              <w:t xml:space="preserve">Lesson 8 — Synthesis, Presentations and Unit Assessment (Model Building Phase – Consolidation &amp; Assessment): Learner groups present their career charts and inference-framework summaries to the class (2 minutes per group). Teacher uses structured cold-calling (every group must contribute; wait time 10 seconds) to elicit connections: "How does the principle of inference appear in your chosen career?" Class co-constructs a final anchor-chart answer to the Driving Question. Teacher administers a short written formative task: given a new Kenyan scenario (e.g., a tea farmer in Kericho noticing unusual leaf curl), learners must (a) identify evidence, (b) state a reasonable inference, and (c) name one General Science career that would investigate this professionally. Unit closes with teacher previewing Sub-Strand 1.2 (The Cell): "To understand how the maize root is being destroyed, we first need to understand what a cell is — that is where we go next."</w:t>
-            </w:r>
-          </w:p>
-        </w:tc>
-      </w:tr>
-      <w:tr>
-        <w:tc>
-          <w:tcPr>
-            <w:tcW w:type="dxa" w:w="3000"/>
-            <w:shd w:fill="EAD1F5" w:color="auto" w:val="clear"/>
-            <w:tcMar>
-              <w:top w:type="dxa" w:w="60"/>
-              <w:left w:type="dxa" w:w="120"/>
-              <w:bottom w:type="dxa" w:w="60"/>
-              <w:right w:type="dxa" w:w="120"/>
-            </w:tcMar>
-            <w:vAlign w:val="top"/>
-          </w:tcPr>
-          <w:p>
-            <w:pPr>
-              <w:spacing w:after="40" w:before="0"/>
-              <w:jc w:val="left"/>
-            </w:pPr>
-            <w:r>
-              <w:rPr>
-                <w:rFonts w:ascii="Arial" w:cs="Arial" w:eastAsia="Arial" w:hAnsi="Arial"/>
-                <w:b/>
-                <w:bCs/>
-                <w:i w:val="false"/>
-                <w:iCs w:val="false"/>
-                <w:color w:val="000000"/>
-                <w:sz w:val="18"/>
-                <w:szCs w:val="18"/>
-              </w:rPr>
-              <w:t xml:space="preserve">Supporting Phenomena</w:t>
-            </w:r>
-          </w:p>
-        </w:tc>
-        <w:tc>
-          <w:tcPr>
-            <w:tcW w:type="dxa" w:w="10680"/>
-            <w:shd w:fill="FFFFFF" w:color="auto" w:val="clear"/>
-            <w:tcMar>
-              <w:top w:type="dxa" w:w="60"/>
-              <w:left w:type="dxa" w:w="120"/>
-              <w:bottom w:type="dxa" w:w="60"/>
-              <w:right w:type="dxa" w:w="120"/>
-            </w:tcMar>
-            <w:vAlign w:val="top"/>
-          </w:tcPr>
-          <w:p>
-            <w:pPr>
-              <w:spacing w:after="30" w:before="0"/>
-              <w:ind w:left="360" w:hanging="180"/>
-              <w:jc w:val="left"/>
-            </w:pPr>
-            <w:r>
-              <w:rPr>
-                <w:rFonts w:ascii="Arial" w:cs="Arial" w:eastAsia="Arial" w:hAnsi="Arial"/>
-                <w:b w:val="false"/>
-                <w:bCs w:val="false"/>
-                <w:i w:val="false"/>
-                <w:iCs w:val="false"/>
-                <w:color w:val="000000"/>
-                <w:sz w:val="18"/>
-                <w:szCs w:val="18"/>
-              </w:rPr>
-              <w:t xml:space="preserve">–  A Nairobi paediatrician diagnoses malaria in a child without seeing the Plasmodium parasite directly — she infers it from fever patterns, blood smear results, and symptoms, illustrating inference in medical science.</w:t>
-            </w:r>
-          </w:p>
-          <w:p>
-            <w:pPr>
-              <w:spacing w:after="30" w:before="0"/>
-              <w:ind w:left="360" w:hanging="180"/>
-              <w:jc w:val="left"/>
-            </w:pPr>
-            <w:r>
-              <w:rPr>
-                <w:rFonts w:ascii="Arial" w:cs="Arial" w:eastAsia="Arial" w:hAnsi="Arial"/>
-                <w:b w:val="false"/>
-                <w:bCs w:val="false"/>
-                <w:i w:val="false"/>
-                <w:iCs w:val="false"/>
-                <w:color w:val="000000"/>
-                <w:sz w:val="18"/>
-                <w:szCs w:val="18"/>
-              </w:rPr>
-              <w:t xml:space="preserve">–  A Kenya Meteorological Department forecaster at Wilson Airport predicts rain for Kisumu 48 hours in advance without being able to "see" tomorrow's weather — learners explore how scientists infer future events from current data patterns.</w:t>
-            </w:r>
-          </w:p>
-          <w:p>
-            <w:pPr>
-              <w:spacing w:after="30" w:before="0"/>
-              <w:ind w:left="360" w:hanging="180"/>
-              <w:jc w:val="left"/>
-            </w:pPr>
-            <w:r>
-              <w:rPr>
-                <w:rFonts w:ascii="Arial" w:cs="Arial" w:eastAsia="Arial" w:hAnsi="Arial"/>
-                <w:b w:val="false"/>
-                <w:bCs w:val="false"/>
-                <w:i w:val="false"/>
-                <w:iCs w:val="false"/>
-                <w:color w:val="000000"/>
-                <w:sz w:val="18"/>
-                <w:szCs w:val="18"/>
-              </w:rPr>
-              <w:t xml:space="preserve">–  A food scientist at a Kenyan uji (porridge) processing factory in Eldoret detects aflatoxin contamination in maize flour using a UV lamp, even though the toxin is invisible to the naked eye — a striking example of how General Science tools extend human inference beyond direct observation.</w:t>
-            </w:r>
-          </w:p>
-          <w:p>
-            <w:pPr>
-              <w:spacing w:after="30" w:before="0"/>
-              <w:ind w:left="360" w:hanging="180"/>
-              <w:jc w:val="left"/>
-            </w:pPr>
-            <w:r>
-              <w:rPr>
-                <w:rFonts w:ascii="Arial" w:cs="Arial" w:eastAsia="Arial" w:hAnsi="Arial"/>
-                <w:b w:val="false"/>
-                <w:bCs w:val="false"/>
-                <w:i w:val="false"/>
-                <w:iCs w:val="false"/>
-                <w:color w:val="000000"/>
-                <w:sz w:val="18"/>
-                <w:szCs w:val="18"/>
-              </w:rPr>
-              <w:t xml:space="preserve">–  A wildlife ranger in Amboseli National Park determines that lions passed through an area the previous night by reading paw prints, disturbed vegetation, and prey remains — a familiar Kenyan context showing that inference is not unique to laboratories but is a universal human-science skill.</w:t>
-            </w:r>
-          </w:p>
-        </w:tc>
-      </w:tr>
-    </w:tbl>
-    <w:p>
-      <w:pPr>
-        <w:spacing w:after="120"/>
-      </w:pPr>
-      <w:r>
-        <w:t xml:space="preserve"/>
       </w:r>
     </w:p>
     <w:p>
@@ -3158,7 +3158,7 @@
             <w:pPr>
               <w:spacing w:after="20" w:before="0"/>
             </w:pPr>
-            <w:hyperlink w:history="1" r:id="rIda9uawtueczi1dr8wyvhe8">
+            <w:hyperlink w:history="1" r:id="rIdtfyxeatdgcc-pb9oisutd">
               <w:r>
                 <w:rPr>
                   <w:rFonts w:ascii="Arial" w:cs="Arial" w:eastAsia="Arial" w:hAnsi="Arial"/>
@@ -3191,7 +3191,7 @@
               <w:spacing w:after="10" w:before="0"/>
               <w:ind w:left="120"/>
             </w:pPr>
-            <w:hyperlink w:history="1" r:id="rId166qb7n-yfiugm4h26ua6">
+            <w:hyperlink w:history="1" r:id="rId4pqo_sduwj_v4ddkfyfmj">
               <w:r>
                 <w:rPr>
                   <w:rFonts w:ascii="Arial" w:cs="Arial" w:eastAsia="Arial" w:hAnsi="Arial"/>
@@ -3236,7 +3236,7 @@
             <w:pPr>
               <w:spacing w:after="20" w:before="0"/>
             </w:pPr>
-            <w:hyperlink w:history="1" r:id="rIdemk56orfnstxxjhxcx3gz">
+            <w:hyperlink w:history="1" r:id="rIdzzkqrnh-j4rcq8pscvzea">
               <w:r>
                 <w:rPr>
                   <w:rFonts w:ascii="Arial" w:cs="Arial" w:eastAsia="Arial" w:hAnsi="Arial"/>
@@ -3269,7 +3269,7 @@
               <w:spacing w:after="10" w:before="0"/>
               <w:ind w:left="120"/>
             </w:pPr>
-            <w:hyperlink w:history="1" r:id="rIdjrlrzawqgdhhddgnghbz1">
+            <w:hyperlink w:history="1" r:id="rIdyo4tulcjggltkkliwbirm">
               <w:r>
                 <w:rPr>
                   <w:rFonts w:ascii="Arial" w:cs="Arial" w:eastAsia="Arial" w:hAnsi="Arial"/>
@@ -3464,7 +3464,7 @@
             <w:pPr>
               <w:spacing w:after="20" w:before="0"/>
             </w:pPr>
-            <w:hyperlink w:history="1" r:id="rIdghnc2-t3ugv7gt3izsqeo">
+            <w:hyperlink w:history="1" r:id="rIdrohwfw1aof5bpmugoifh-">
               <w:r>
                 <w:rPr>
                   <w:rFonts w:ascii="Arial" w:cs="Arial" w:eastAsia="Arial" w:hAnsi="Arial"/>
@@ -3497,7 +3497,7 @@
               <w:spacing w:after="10" w:before="0"/>
               <w:ind w:left="120"/>
             </w:pPr>
-            <w:hyperlink w:history="1" r:id="rIdz29xwbywlucltufd1sfj6">
+            <w:hyperlink w:history="1" r:id="rIdfpq6r1hf1wdrk9puyav0p">
               <w:r>
                 <w:rPr>
                   <w:rFonts w:ascii="Arial" w:cs="Arial" w:eastAsia="Arial" w:hAnsi="Arial"/>
@@ -3542,7 +3542,7 @@
             <w:pPr>
               <w:spacing w:after="20" w:before="0"/>
             </w:pPr>
-            <w:hyperlink w:history="1" r:id="rIdx_1ay-tw2w7qb8jvdvryt">
+            <w:hyperlink w:history="1" r:id="rId6we79z-l_puahfrfkwmso">
               <w:r>
                 <w:rPr>
                   <w:rFonts w:ascii="Arial" w:cs="Arial" w:eastAsia="Arial" w:hAnsi="Arial"/>
@@ -3575,7 +3575,7 @@
               <w:spacing w:after="10" w:before="0"/>
               <w:ind w:left="120"/>
             </w:pPr>
-            <w:hyperlink w:history="1" r:id="rIdtn3z18xledvh3puenwoyw">
+            <w:hyperlink w:history="1" r:id="rIdv4k1vxhhojpmwf8b7lkrd">
               <w:r>
                 <w:rPr>
                   <w:rFonts w:ascii="Arial" w:cs="Arial" w:eastAsia="Arial" w:hAnsi="Arial"/>
@@ -3770,7 +3770,7 @@
             <w:pPr>
               <w:spacing w:after="20" w:before="0"/>
             </w:pPr>
-            <w:hyperlink w:history="1" r:id="rIdcosqobaoopvznlz-uwgkz">
+            <w:hyperlink w:history="1" r:id="rIdz6da0blhd6qttbb55qirl">
               <w:r>
                 <w:rPr>
                   <w:rFonts w:ascii="Arial" w:cs="Arial" w:eastAsia="Arial" w:hAnsi="Arial"/>
@@ -3803,7 +3803,7 @@
               <w:spacing w:after="10" w:before="0"/>
               <w:ind w:left="120"/>
             </w:pPr>
-            <w:hyperlink w:history="1" r:id="rId3npr62x8xrrrgsojvinc4">
+            <w:hyperlink w:history="1" r:id="rIdfqfqkq0h95-8ysspab9xh">
               <w:r>
                 <w:rPr>
                   <w:rFonts w:ascii="Arial" w:cs="Arial" w:eastAsia="Arial" w:hAnsi="Arial"/>
@@ -3848,7 +3848,7 @@
             <w:pPr>
               <w:spacing w:after="20" w:before="0"/>
             </w:pPr>
-            <w:hyperlink w:history="1" r:id="rIdio7tksx_fy3mkyp5yqkga">
+            <w:hyperlink w:history="1" r:id="rIdgqihkr1x2eaqcl6vykdte">
               <w:r>
                 <w:rPr>
                   <w:rFonts w:ascii="Arial" w:cs="Arial" w:eastAsia="Arial" w:hAnsi="Arial"/>
@@ -3881,7 +3881,7 @@
               <w:spacing w:after="10" w:before="0"/>
               <w:ind w:left="120"/>
             </w:pPr>
-            <w:hyperlink w:history="1" r:id="rIdmnllcnm6f9pt4muqza_qs">
+            <w:hyperlink w:history="1" r:id="rIdhwegg_fmop40_alf6qmp-">
               <w:r>
                 <w:rPr>
                   <w:rFonts w:ascii="Arial" w:cs="Arial" w:eastAsia="Arial" w:hAnsi="Arial"/>
@@ -4076,7 +4076,7 @@
             <w:pPr>
               <w:spacing w:after="20" w:before="0"/>
             </w:pPr>
-            <w:hyperlink w:history="1" r:id="rIdntae-kp_4zw_rxi1stwog">
+            <w:hyperlink w:history="1" r:id="rIdmxsvdzi9h0wefcchspqqk">
               <w:r>
                 <w:rPr>
                   <w:rFonts w:ascii="Arial" w:cs="Arial" w:eastAsia="Arial" w:hAnsi="Arial"/>
@@ -4109,7 +4109,7 @@
               <w:spacing w:after="10" w:before="0"/>
               <w:ind w:left="120"/>
             </w:pPr>
-            <w:hyperlink w:history="1" r:id="rIdcdhnkcvyclnpwejyopmkf">
+            <w:hyperlink w:history="1" r:id="rIdtbh5rl5nc5y_urjma7xms">
               <w:r>
                 <w:rPr>
                   <w:rFonts w:ascii="Arial" w:cs="Arial" w:eastAsia="Arial" w:hAnsi="Arial"/>
@@ -4154,7 +4154,7 @@
             <w:pPr>
               <w:spacing w:after="20" w:before="0"/>
             </w:pPr>
-            <w:hyperlink w:history="1" r:id="rIdlr3ocix8ig3wg0jmr_0x0">
+            <w:hyperlink w:history="1" r:id="rIdpik9qwnv-5wrs_s6jtbil">
               <w:r>
                 <w:rPr>
                   <w:rFonts w:ascii="Arial" w:cs="Arial" w:eastAsia="Arial" w:hAnsi="Arial"/>
@@ -4187,7 +4187,7 @@
               <w:spacing w:after="10" w:before="0"/>
               <w:ind w:left="120"/>
             </w:pPr>
-            <w:hyperlink w:history="1" r:id="rId4ylssjhmjuehoqa_ihtk7">
+            <w:hyperlink w:history="1" r:id="rId2rfhlcfcmjorvpx8tkxt6">
               <w:r>
                 <w:rPr>
                   <w:rFonts w:ascii="Arial" w:cs="Arial" w:eastAsia="Arial" w:hAnsi="Arial"/>
@@ -4382,7 +4382,7 @@
             <w:pPr>
               <w:spacing w:after="20" w:before="0"/>
             </w:pPr>
-            <w:hyperlink w:history="1" r:id="rIdskrmyhnyi3yxa_uff1b0y">
+            <w:hyperlink w:history="1" r:id="rIdydunzqldsto9yzhp_qqvv">
               <w:r>
                 <w:rPr>
                   <w:rFonts w:ascii="Arial" w:cs="Arial" w:eastAsia="Arial" w:hAnsi="Arial"/>
@@ -4415,7 +4415,7 @@
               <w:spacing w:after="10" w:before="0"/>
               <w:ind w:left="120"/>
             </w:pPr>
-            <w:hyperlink w:history="1" r:id="rId-mh-bgsh0h2objkukev9e">
+            <w:hyperlink w:history="1" r:id="rIdwxgqixzw5o616s-9tw8z-">
               <w:r>
                 <w:rPr>
                   <w:rFonts w:ascii="Arial" w:cs="Arial" w:eastAsia="Arial" w:hAnsi="Arial"/>
@@ -4460,7 +4460,7 @@
             <w:pPr>
               <w:spacing w:after="20" w:before="0"/>
             </w:pPr>
-            <w:hyperlink w:history="1" r:id="rId25nqx_bhdiv6ko1krlcgy">
+            <w:hyperlink w:history="1" r:id="rIdtqft1dsysgqo-t96am1ri">
               <w:r>
                 <w:rPr>
                   <w:rFonts w:ascii="Arial" w:cs="Arial" w:eastAsia="Arial" w:hAnsi="Arial"/>
@@ -4493,7 +4493,7 @@
               <w:spacing w:after="10" w:before="0"/>
               <w:ind w:left="120"/>
             </w:pPr>
-            <w:hyperlink w:history="1" r:id="rIdrffni5gu-zu4o9vhr7qjw">
+            <w:hyperlink w:history="1" r:id="rIdj6psoy8t2xq7oiy7mwj0e">
               <w:r>
                 <w:rPr>
                   <w:rFonts w:ascii="Arial" w:cs="Arial" w:eastAsia="Arial" w:hAnsi="Arial"/>
@@ -5005,7 +5005,7 @@
         </w:rPr>
         <w:t xml:space="preserve">© 2026 SeaVuria and ARES. Aligned with KICD objectives. Developed by SeaVuria; technical implementation by ARES (with AI assistance from Claude). Licensed under </w:t>
       </w:r>
-      <w:hyperlink w:history="1" r:id="rIdkiwy0nlj3ftk3_gtqwjne">
+      <w:hyperlink w:history="1" r:id="rIdy9l4iaivwhdqes5nmcfda">
         <w:r>
           <w:rPr>
             <w:rFonts w:ascii="Arial" w:cs="Arial" w:eastAsia="Arial" w:hAnsi="Arial"/>
@@ -5026,7 +5026,7 @@
         </w:rPr>
         <w:t xml:space="preserve"> (</w:t>
       </w:r>
-      <w:hyperlink w:history="1" r:id="rIdohfjs1p-utcbe_imunhd6">
+      <w:hyperlink w:history="1" r:id="rIdyku_uqutyrlkus7b-mmn9">
         <w:r>
           <w:rPr>
             <w:rFonts w:ascii="Arial" w:cs="Arial" w:eastAsia="Arial" w:hAnsi="Arial"/>
@@ -6039,7 +6039,7 @@
             <w:pPr>
               <w:spacing w:after="20" w:before="0"/>
             </w:pPr>
-            <w:hyperlink w:history="1" r:id="rIdkxhofjuzcb3xp_y95u7hx">
+            <w:hyperlink w:history="1" r:id="rIdvc4tmxf6xrwgfbmufqwq4">
               <w:r>
                 <w:rPr>
                   <w:rFonts w:ascii="Arial" w:cs="Arial" w:eastAsia="Arial" w:hAnsi="Arial"/>
@@ -6072,7 +6072,7 @@
               <w:spacing w:after="10" w:before="0"/>
               <w:ind w:left="120"/>
             </w:pPr>
-            <w:hyperlink w:history="1" r:id="rIdcajcljgr3rerqv29ru_o5">
+            <w:hyperlink w:history="1" r:id="rIdavkizzmnjhkrv2boxwm79">
               <w:r>
                 <w:rPr>
                   <w:rFonts w:ascii="Arial" w:cs="Arial" w:eastAsia="Arial" w:hAnsi="Arial"/>
@@ -6134,7 +6134,7 @@
               <w:spacing w:after="10" w:before="0"/>
               <w:ind w:left="120"/>
             </w:pPr>
-            <w:hyperlink w:history="1" r:id="rId8i6xy2vb93dsxrn11plnz">
+            <w:hyperlink w:history="1" r:id="rIdo4ire1hxgg6-zn5fujugs">
               <w:r>
                 <w:rPr>
                   <w:rFonts w:ascii="Arial" w:cs="Arial" w:eastAsia="Arial" w:hAnsi="Arial"/>
@@ -6344,7 +6344,7 @@
             <w:pPr>
               <w:spacing w:after="20" w:before="0"/>
             </w:pPr>
-            <w:hyperlink w:history="1" r:id="rIdcwu6vt4g45fdxwte7l28i">
+            <w:hyperlink w:history="1" r:id="rIdkehibumrvuzwsogq9wyt6">
               <w:r>
                 <w:rPr>
                   <w:rFonts w:ascii="Arial" w:cs="Arial" w:eastAsia="Arial" w:hAnsi="Arial"/>
@@ -6377,7 +6377,7 @@
               <w:spacing w:after="10" w:before="0"/>
               <w:ind w:left="120"/>
             </w:pPr>
-            <w:hyperlink w:history="1" r:id="rIdty0xtrkuhpj44dhrlfsst">
+            <w:hyperlink w:history="1" r:id="rIdj7wrvku3aed-chiy1lguj">
               <w:r>
                 <w:rPr>
                   <w:rFonts w:ascii="Arial" w:cs="Arial" w:eastAsia="Arial" w:hAnsi="Arial"/>
@@ -6439,7 +6439,7 @@
               <w:spacing w:after="10" w:before="0"/>
               <w:ind w:left="120"/>
             </w:pPr>
-            <w:hyperlink w:history="1" r:id="rIdo57antjur1gjzwxravg4s">
+            <w:hyperlink w:history="1" r:id="rId-6wcchdhfwqi-j6k86ecx">
               <w:r>
                 <w:rPr>
                   <w:rFonts w:ascii="Arial" w:cs="Arial" w:eastAsia="Arial" w:hAnsi="Arial"/>
@@ -6649,7 +6649,7 @@
             <w:pPr>
               <w:spacing w:after="20" w:before="0"/>
             </w:pPr>
-            <w:hyperlink w:history="1" r:id="rIdmzfxzyn1yrny-lqkdfcd2">
+            <w:hyperlink w:history="1" r:id="rIdudatngodo3x9jjt2rlws3">
               <w:r>
                 <w:rPr>
                   <w:rFonts w:ascii="Arial" w:cs="Arial" w:eastAsia="Arial" w:hAnsi="Arial"/>
@@ -6682,7 +6682,7 @@
               <w:spacing w:after="10" w:before="0"/>
               <w:ind w:left="120"/>
             </w:pPr>
-            <w:hyperlink w:history="1" r:id="rIdtsjo4vcz1urar66rsrnwk">
+            <w:hyperlink w:history="1" r:id="rIdkl7do0ymkulrcmuezaluu">
               <w:r>
                 <w:rPr>
                   <w:rFonts w:ascii="Arial" w:cs="Arial" w:eastAsia="Arial" w:hAnsi="Arial"/>
@@ -6744,7 +6744,7 @@
               <w:spacing w:after="10" w:before="0"/>
               <w:ind w:left="120"/>
             </w:pPr>
-            <w:hyperlink w:history="1" r:id="rId859jujv-ytkzj3j4qf50o">
+            <w:hyperlink w:history="1" r:id="rId9dlxooccnz046wro83qtv">
               <w:r>
                 <w:rPr>
                   <w:rFonts w:ascii="Arial" w:cs="Arial" w:eastAsia="Arial" w:hAnsi="Arial"/>
@@ -6954,7 +6954,7 @@
             <w:pPr>
               <w:spacing w:after="20" w:before="0"/>
             </w:pPr>
-            <w:hyperlink w:history="1" r:id="rId9zkcm7llftcu6va4ssgqe">
+            <w:hyperlink w:history="1" r:id="rIdrx5twq_dsomfvl9pl0bbs">
               <w:r>
                 <w:rPr>
                   <w:rFonts w:ascii="Arial" w:cs="Arial" w:eastAsia="Arial" w:hAnsi="Arial"/>
@@ -6987,7 +6987,7 @@
               <w:spacing w:after="10" w:before="0"/>
               <w:ind w:left="120"/>
             </w:pPr>
-            <w:hyperlink w:history="1" r:id="rIdgu7dl8zvttiv8e6fmvp4o">
+            <w:hyperlink w:history="1" r:id="rId2o2wutqcfwbrwli0fltlq">
               <w:r>
                 <w:rPr>
                   <w:rFonts w:ascii="Arial" w:cs="Arial" w:eastAsia="Arial" w:hAnsi="Arial"/>
@@ -7049,7 +7049,7 @@
               <w:spacing w:after="10" w:before="0"/>
               <w:ind w:left="120"/>
             </w:pPr>
-            <w:hyperlink w:history="1" r:id="rIdtokgdh-zl36qpmnd8ekgg">
+            <w:hyperlink w:history="1" r:id="rId3blqwonjequ-str3skmzj">
               <w:r>
                 <w:rPr>
                   <w:rFonts w:ascii="Arial" w:cs="Arial" w:eastAsia="Arial" w:hAnsi="Arial"/>
@@ -7259,7 +7259,7 @@
             <w:pPr>
               <w:spacing w:after="20" w:before="0"/>
             </w:pPr>
-            <w:hyperlink w:history="1" r:id="rIdkiuvxmlejb6uqpzhe1hlq">
+            <w:hyperlink w:history="1" r:id="rIdmoqfnmx7zeokhhjjx8ysv">
               <w:r>
                 <w:rPr>
                   <w:rFonts w:ascii="Arial" w:cs="Arial" w:eastAsia="Arial" w:hAnsi="Arial"/>
@@ -7292,7 +7292,7 @@
               <w:spacing w:after="10" w:before="0"/>
               <w:ind w:left="120"/>
             </w:pPr>
-            <w:hyperlink w:history="1" r:id="rIdyqbh-kuyaec8fn_uo7ie4">
+            <w:hyperlink w:history="1" r:id="rIduk8t_qlvbeb398k2bvd2l">
               <w:r>
                 <w:rPr>
                   <w:rFonts w:ascii="Arial" w:cs="Arial" w:eastAsia="Arial" w:hAnsi="Arial"/>
@@ -7354,7 +7354,7 @@
               <w:spacing w:after="10" w:before="0"/>
               <w:ind w:left="120"/>
             </w:pPr>
-            <w:hyperlink w:history="1" r:id="rIdvv6wqpanxidy0lw6ovkdd">
+            <w:hyperlink w:history="1" r:id="rIdyceaaoxwfr8pvcss-vhtf">
               <w:r>
                 <w:rPr>
                   <w:rFonts w:ascii="Arial" w:cs="Arial" w:eastAsia="Arial" w:hAnsi="Arial"/>
@@ -7881,7 +7881,7 @@
         </w:rPr>
         <w:t xml:space="preserve">© 2026 SeaVuria and ARES. Aligned with KICD objectives. Developed by SeaVuria; technical implementation by ARES (with AI assistance from Claude). Licensed under </w:t>
       </w:r>
-      <w:hyperlink w:history="1" r:id="rIdrv3cdz6aqoeqksblr-7kg">
+      <w:hyperlink w:history="1" r:id="rIdlgf2vb_vsuxr6fdoa-g3o">
         <w:r>
           <w:rPr>
             <w:rFonts w:ascii="Arial" w:cs="Arial" w:eastAsia="Arial" w:hAnsi="Arial"/>
@@ -7902,7 +7902,7 @@
         </w:rPr>
         <w:t xml:space="preserve"> (</w:t>
       </w:r>
-      <w:hyperlink w:history="1" r:id="rId-eynrptb5ycjrpyebna5j">
+      <w:hyperlink w:history="1" r:id="rIdh9hlsvqna-gnzrcnqsv7h">
         <w:r>
           <w:rPr>
             <w:rFonts w:ascii="Arial" w:cs="Arial" w:eastAsia="Arial" w:hAnsi="Arial"/>
@@ -8932,7 +8932,7 @@
               <w:spacing w:after="10" w:before="0"/>
               <w:ind w:left="120"/>
             </w:pPr>
-            <w:hyperlink w:history="1" r:id="rIdewvcfjz_vewfsswgjwkxj">
+            <w:hyperlink w:history="1" r:id="rIdombstd_aug6syr4ghku-f">
               <w:r>
                 <w:rPr>
                   <w:rFonts w:ascii="Arial" w:cs="Arial" w:eastAsia="Arial" w:hAnsi="Arial"/>
@@ -9009,7 +9009,7 @@
               <w:spacing w:after="10" w:before="0"/>
               <w:ind w:left="120"/>
             </w:pPr>
-            <w:hyperlink w:history="1" r:id="rId46ettm3-jjgo5e1h1kayt">
+            <w:hyperlink w:history="1" r:id="rIdateofceoqelr6c1_xbvgw">
               <w:r>
                 <w:rPr>
                   <w:rFonts w:ascii="Arial" w:cs="Arial" w:eastAsia="Arial" w:hAnsi="Arial"/>
@@ -9236,7 +9236,7 @@
               <w:spacing w:after="10" w:before="0"/>
               <w:ind w:left="120"/>
             </w:pPr>
-            <w:hyperlink w:history="1" r:id="rId65sxofye4jbnqz7unzasa">
+            <w:hyperlink w:history="1" r:id="rIdzijfflblwgdb4ydi55eeh">
               <w:r>
                 <w:rPr>
                   <w:rFonts w:ascii="Arial" w:cs="Arial" w:eastAsia="Arial" w:hAnsi="Arial"/>
@@ -9313,7 +9313,7 @@
               <w:spacing w:after="10" w:before="0"/>
               <w:ind w:left="120"/>
             </w:pPr>
-            <w:hyperlink w:history="1" r:id="rIdoanzdahdkc6qzwtjhky9u">
+            <w:hyperlink w:history="1" r:id="rIdntom3gbvpy1amx5im7d0u">
               <w:r>
                 <w:rPr>
                   <w:rFonts w:ascii="Arial" w:cs="Arial" w:eastAsia="Arial" w:hAnsi="Arial"/>
@@ -9540,7 +9540,7 @@
               <w:spacing w:after="10" w:before="0"/>
               <w:ind w:left="120"/>
             </w:pPr>
-            <w:hyperlink w:history="1" r:id="rIddn_jeschrtpmrz41lxyyi">
+            <w:hyperlink w:history="1" r:id="rId8sydakgu5ue2khqtoetuv">
               <w:r>
                 <w:rPr>
                   <w:rFonts w:ascii="Arial" w:cs="Arial" w:eastAsia="Arial" w:hAnsi="Arial"/>
@@ -9617,7 +9617,7 @@
               <w:spacing w:after="10" w:before="0"/>
               <w:ind w:left="120"/>
             </w:pPr>
-            <w:hyperlink w:history="1" r:id="rIdnr_inqurmisjlt2hor54w">
+            <w:hyperlink w:history="1" r:id="rIdcuclsfzvbfyzq6wv0voic">
               <w:r>
                 <w:rPr>
                   <w:rFonts w:ascii="Arial" w:cs="Arial" w:eastAsia="Arial" w:hAnsi="Arial"/>
@@ -9844,7 +9844,7 @@
               <w:spacing w:after="10" w:before="0"/>
               <w:ind w:left="120"/>
             </w:pPr>
-            <w:hyperlink w:history="1" r:id="rIdac97n1_iugi3tgvcrnrfq">
+            <w:hyperlink w:history="1" r:id="rIdxx_gh-sra7zuenxem8-lv">
               <w:r>
                 <w:rPr>
                   <w:rFonts w:ascii="Arial" w:cs="Arial" w:eastAsia="Arial" w:hAnsi="Arial"/>
@@ -9921,7 +9921,7 @@
               <w:spacing w:after="10" w:before="0"/>
               <w:ind w:left="120"/>
             </w:pPr>
-            <w:hyperlink w:history="1" r:id="rIdfje7qoysuykqzuoa-bqfr">
+            <w:hyperlink w:history="1" r:id="rIdloo6um6dksds32jslfnwi">
               <w:r>
                 <w:rPr>
                   <w:rFonts w:ascii="Arial" w:cs="Arial" w:eastAsia="Arial" w:hAnsi="Arial"/>
@@ -10148,7 +10148,7 @@
               <w:spacing w:after="10" w:before="0"/>
               <w:ind w:left="120"/>
             </w:pPr>
-            <w:hyperlink w:history="1" r:id="rIdvpfwxcrwo6d8h7wgu1pzj">
+            <w:hyperlink w:history="1" r:id="rIdvdraaizx2ytscqtpge7me">
               <w:r>
                 <w:rPr>
                   <w:rFonts w:ascii="Arial" w:cs="Arial" w:eastAsia="Arial" w:hAnsi="Arial"/>
@@ -10225,7 +10225,7 @@
               <w:spacing w:after="10" w:before="0"/>
               <w:ind w:left="120"/>
             </w:pPr>
-            <w:hyperlink w:history="1" r:id="rIdtqw0rqpvlxvyxkjsxysui">
+            <w:hyperlink w:history="1" r:id="rIdfid_nlhxdbkkbvfryh2gy">
               <w:r>
                 <w:rPr>
                   <w:rFonts w:ascii="Arial" w:cs="Arial" w:eastAsia="Arial" w:hAnsi="Arial"/>
@@ -10752,7 +10752,7 @@
         </w:rPr>
         <w:t xml:space="preserve">© 2026 SeaVuria and ARES. Aligned with KICD objectives. Developed by SeaVuria; technical implementation by ARES (with AI assistance from Claude). Licensed under </w:t>
       </w:r>
-      <w:hyperlink w:history="1" r:id="rIdyrvsnvt8wh2xwn6zh-iju">
+      <w:hyperlink w:history="1" r:id="rId0cujdcxul9oz4-gkh3bsm">
         <w:r>
           <w:rPr>
             <w:rFonts w:ascii="Arial" w:cs="Arial" w:eastAsia="Arial" w:hAnsi="Arial"/>
@@ -10773,7 +10773,7 @@
         </w:rPr>
         <w:t xml:space="preserve"> (</w:t>
       </w:r>
-      <w:hyperlink w:history="1" r:id="rIdys6y6swyxz20ucacrsu51">
+      <w:hyperlink w:history="1" r:id="rIdmkjsm1bjvfinkc3uvzdeh">
         <w:r>
           <w:rPr>
             <w:rFonts w:ascii="Arial" w:cs="Arial" w:eastAsia="Arial" w:hAnsi="Arial"/>
@@ -11803,7 +11803,7 @@
               <w:spacing w:after="10" w:before="0"/>
               <w:ind w:left="120"/>
             </w:pPr>
-            <w:hyperlink w:history="1" r:id="rIdmxe1s-sroeo35m-kq44q1">
+            <w:hyperlink w:history="1" r:id="rId_0zysdh-vic5mkooj_okv">
               <w:r>
                 <w:rPr>
                   <w:rFonts w:ascii="Arial" w:cs="Arial" w:eastAsia="Arial" w:hAnsi="Arial"/>
@@ -11880,7 +11880,7 @@
               <w:spacing w:after="10" w:before="0"/>
               <w:ind w:left="120"/>
             </w:pPr>
-            <w:hyperlink w:history="1" r:id="rIdqqvwifcves-q8rl6poud6">
+            <w:hyperlink w:history="1" r:id="rIdulzzmpzzdxxibwpnl7w4_">
               <w:r>
                 <w:rPr>
                   <w:rFonts w:ascii="Arial" w:cs="Arial" w:eastAsia="Arial" w:hAnsi="Arial"/>
@@ -12107,7 +12107,7 @@
               <w:spacing w:after="10" w:before="0"/>
               <w:ind w:left="120"/>
             </w:pPr>
-            <w:hyperlink w:history="1" r:id="rIdo37fn3khalobbo3pmysgf">
+            <w:hyperlink w:history="1" r:id="rId3fkhfxvtspf5ycms9qyyt">
               <w:r>
                 <w:rPr>
                   <w:rFonts w:ascii="Arial" w:cs="Arial" w:eastAsia="Arial" w:hAnsi="Arial"/>
@@ -12184,7 +12184,7 @@
               <w:spacing w:after="10" w:before="0"/>
               <w:ind w:left="120"/>
             </w:pPr>
-            <w:hyperlink w:history="1" r:id="rIdpt0-dkq4bbdxfow1kkxzv">
+            <w:hyperlink w:history="1" r:id="rIdl3wgoifnlm5iwzp2uk2i_">
               <w:r>
                 <w:rPr>
                   <w:rFonts w:ascii="Arial" w:cs="Arial" w:eastAsia="Arial" w:hAnsi="Arial"/>
@@ -12411,7 +12411,7 @@
               <w:spacing w:after="10" w:before="0"/>
               <w:ind w:left="120"/>
             </w:pPr>
-            <w:hyperlink w:history="1" r:id="rId03yz1vgitf8rdywnd8sd0">
+            <w:hyperlink w:history="1" r:id="rIdoaqexmor1g8dpbvv9vrqr">
               <w:r>
                 <w:rPr>
                   <w:rFonts w:ascii="Arial" w:cs="Arial" w:eastAsia="Arial" w:hAnsi="Arial"/>
@@ -12488,7 +12488,7 @@
               <w:spacing w:after="10" w:before="0"/>
               <w:ind w:left="120"/>
             </w:pPr>
-            <w:hyperlink w:history="1" r:id="rIdfqarkuejhjpviczdhgsni">
+            <w:hyperlink w:history="1" r:id="rIdrxniqe67a4rk0krgdmdvq">
               <w:r>
                 <w:rPr>
                   <w:rFonts w:ascii="Arial" w:cs="Arial" w:eastAsia="Arial" w:hAnsi="Arial"/>
@@ -12715,7 +12715,7 @@
               <w:spacing w:after="10" w:before="0"/>
               <w:ind w:left="120"/>
             </w:pPr>
-            <w:hyperlink w:history="1" r:id="rIduxbp_up2lko3ubpklcpaa">
+            <w:hyperlink w:history="1" r:id="rIdqno18pbv3oyupd1sueiqf">
               <w:r>
                 <w:rPr>
                   <w:rFonts w:ascii="Arial" w:cs="Arial" w:eastAsia="Arial" w:hAnsi="Arial"/>
@@ -12792,7 +12792,7 @@
               <w:spacing w:after="10" w:before="0"/>
               <w:ind w:left="120"/>
             </w:pPr>
-            <w:hyperlink w:history="1" r:id="rIducjabw_ti9akwbpnyhorg">
+            <w:hyperlink w:history="1" r:id="rIdtjv-sn7gwbrqukhdzgknm">
               <w:r>
                 <w:rPr>
                   <w:rFonts w:ascii="Arial" w:cs="Arial" w:eastAsia="Arial" w:hAnsi="Arial"/>
@@ -13019,7 +13019,7 @@
               <w:spacing w:after="10" w:before="0"/>
               <w:ind w:left="120"/>
             </w:pPr>
-            <w:hyperlink w:history="1" r:id="rIdzqowsizky2gnrrmtmkby7">
+            <w:hyperlink w:history="1" r:id="rIdwfj01te2uuuzpo_1dba3r">
               <w:r>
                 <w:rPr>
                   <w:rFonts w:ascii="Arial" w:cs="Arial" w:eastAsia="Arial" w:hAnsi="Arial"/>
@@ -13096,7 +13096,7 @@
               <w:spacing w:after="10" w:before="0"/>
               <w:ind w:left="120"/>
             </w:pPr>
-            <w:hyperlink w:history="1" r:id="rIdchjdmm7bckhyya1kib8cv">
+            <w:hyperlink w:history="1" r:id="rIdjnxuz8szskn2agzqgtlna">
               <w:r>
                 <w:rPr>
                   <w:rFonts w:ascii="Arial" w:cs="Arial" w:eastAsia="Arial" w:hAnsi="Arial"/>
@@ -13737,7 +13737,7 @@
         </w:rPr>
         <w:t xml:space="preserve">© 2026 SeaVuria and ARES. Aligned with KICD objectives. Developed by SeaVuria; technical implementation by ARES (with AI assistance from Claude). Licensed under </w:t>
       </w:r>
-      <w:hyperlink w:history="1" r:id="rIdgczstbpn0x3m84pumqbqz">
+      <w:hyperlink w:history="1" r:id="rId6mgudd-3v9cf3xtfpeghj">
         <w:r>
           <w:rPr>
             <w:rFonts w:ascii="Arial" w:cs="Arial" w:eastAsia="Arial" w:hAnsi="Arial"/>
@@ -13758,7 +13758,7 @@
         </w:rPr>
         <w:t xml:space="preserve"> (</w:t>
       </w:r>
-      <w:hyperlink w:history="1" r:id="rIdte8hlavzydkqsafypvjg2">
+      <w:hyperlink w:history="1" r:id="rIdpl6h2mc7euo0-t3lctnem">
         <w:r>
           <w:rPr>
             <w:rFonts w:ascii="Arial" w:cs="Arial" w:eastAsia="Arial" w:hAnsi="Arial"/>
@@ -14771,7 +14771,7 @@
             <w:pPr>
               <w:spacing w:after="20" w:before="0"/>
             </w:pPr>
-            <w:hyperlink w:history="1" r:id="rIdmyykkhi0dgzqotj53xydd">
+            <w:hyperlink w:history="1" r:id="rIdyp_dfksc0mhcub3q69wfv">
               <w:r>
                 <w:rPr>
                   <w:rFonts w:ascii="Arial" w:cs="Arial" w:eastAsia="Arial" w:hAnsi="Arial"/>
@@ -14804,7 +14804,7 @@
               <w:spacing w:after="10" w:before="0"/>
               <w:ind w:left="120"/>
             </w:pPr>
-            <w:hyperlink w:history="1" r:id="rIdsnjjkwgbc4wf4xdvooct5">
+            <w:hyperlink w:history="1" r:id="rId5d23anvwfcb1kx8uerwx3">
               <w:r>
                 <w:rPr>
                   <w:rFonts w:ascii="Arial" w:cs="Arial" w:eastAsia="Arial" w:hAnsi="Arial"/>
@@ -14849,7 +14849,7 @@
             <w:pPr>
               <w:spacing w:after="20" w:before="0"/>
             </w:pPr>
-            <w:hyperlink w:history="1" r:id="rId_huhzdgli9vt0dkvxodt7">
+            <w:hyperlink w:history="1" r:id="rIdzqjbtrcuax62x4rklbn36">
               <w:r>
                 <w:rPr>
                   <w:rFonts w:ascii="Arial" w:cs="Arial" w:eastAsia="Arial" w:hAnsi="Arial"/>
@@ -14882,7 +14882,7 @@
               <w:spacing w:after="10" w:before="0"/>
               <w:ind w:left="120"/>
             </w:pPr>
-            <w:hyperlink w:history="1" r:id="rIduoos4kk3g2ccvcigkclxf">
+            <w:hyperlink w:history="1" r:id="rIdpdkjxlw8cgneydr8nknwp">
               <w:r>
                 <w:rPr>
                   <w:rFonts w:ascii="Arial" w:cs="Arial" w:eastAsia="Arial" w:hAnsi="Arial"/>
@@ -15077,7 +15077,7 @@
             <w:pPr>
               <w:spacing w:after="20" w:before="0"/>
             </w:pPr>
-            <w:hyperlink w:history="1" r:id="rIdlm3dwuvufdq6sta10p5t8">
+            <w:hyperlink w:history="1" r:id="rIda6zh4nyggivemo6zhl5vr">
               <w:r>
                 <w:rPr>
                   <w:rFonts w:ascii="Arial" w:cs="Arial" w:eastAsia="Arial" w:hAnsi="Arial"/>
@@ -15110,7 +15110,7 @@
               <w:spacing w:after="10" w:before="0"/>
               <w:ind w:left="120"/>
             </w:pPr>
-            <w:hyperlink w:history="1" r:id="rId7lpjvpkqe5kypcnyrffff">
+            <w:hyperlink w:history="1" r:id="rIdtmwtrxcedy8fvua4v_ui7">
               <w:r>
                 <w:rPr>
                   <w:rFonts w:ascii="Arial" w:cs="Arial" w:eastAsia="Arial" w:hAnsi="Arial"/>
@@ -15155,7 +15155,7 @@
             <w:pPr>
               <w:spacing w:after="20" w:before="0"/>
             </w:pPr>
-            <w:hyperlink w:history="1" r:id="rIdhqgckhlxte8-_corlccxx">
+            <w:hyperlink w:history="1" r:id="rId9uwfwo2tkgtzgb9zndudi">
               <w:r>
                 <w:rPr>
                   <w:rFonts w:ascii="Arial" w:cs="Arial" w:eastAsia="Arial" w:hAnsi="Arial"/>
@@ -15188,7 +15188,7 @@
               <w:spacing w:after="10" w:before="0"/>
               <w:ind w:left="120"/>
             </w:pPr>
-            <w:hyperlink w:history="1" r:id="rIdyhyt0bgvqcvskvk4zplxw">
+            <w:hyperlink w:history="1" r:id="rIdvugj-4qjogjlizjb2_biq">
               <w:r>
                 <w:rPr>
                   <w:rFonts w:ascii="Arial" w:cs="Arial" w:eastAsia="Arial" w:hAnsi="Arial"/>
@@ -15383,7 +15383,7 @@
             <w:pPr>
               <w:spacing w:after="20" w:before="0"/>
             </w:pPr>
-            <w:hyperlink w:history="1" r:id="rIdjreqldxqtt1p_nrhn4udr">
+            <w:hyperlink w:history="1" r:id="rIdnjbs7q0yiitqsexacg2b3">
               <w:r>
                 <w:rPr>
                   <w:rFonts w:ascii="Arial" w:cs="Arial" w:eastAsia="Arial" w:hAnsi="Arial"/>
@@ -15416,7 +15416,7 @@
               <w:spacing w:after="10" w:before="0"/>
               <w:ind w:left="120"/>
             </w:pPr>
-            <w:hyperlink w:history="1" r:id="rId4luqux9077qof2dhzz565">
+            <w:hyperlink w:history="1" r:id="rIdw7s0gxwz3gue7ewg5fc6b">
               <w:r>
                 <w:rPr>
                   <w:rFonts w:ascii="Arial" w:cs="Arial" w:eastAsia="Arial" w:hAnsi="Arial"/>
@@ -15461,7 +15461,7 @@
             <w:pPr>
               <w:spacing w:after="20" w:before="0"/>
             </w:pPr>
-            <w:hyperlink w:history="1" r:id="rIdhlfma-v2rtf_imzw02dl8">
+            <w:hyperlink w:history="1" r:id="rId0v3eop84bl9klfnpxiybv">
               <w:r>
                 <w:rPr>
                   <w:rFonts w:ascii="Arial" w:cs="Arial" w:eastAsia="Arial" w:hAnsi="Arial"/>
@@ -15494,7 +15494,7 @@
               <w:spacing w:after="10" w:before="0"/>
               <w:ind w:left="120"/>
             </w:pPr>
-            <w:hyperlink w:history="1" r:id="rIdvsmhm-sdn85iwr5j4eluj">
+            <w:hyperlink w:history="1" r:id="rIdjnp6_jt3ikyn_yp-wipdf">
               <w:r>
                 <w:rPr>
                   <w:rFonts w:ascii="Arial" w:cs="Arial" w:eastAsia="Arial" w:hAnsi="Arial"/>
@@ -15689,7 +15689,7 @@
             <w:pPr>
               <w:spacing w:after="20" w:before="0"/>
             </w:pPr>
-            <w:hyperlink w:history="1" r:id="rIdevabwjcofa8lct6unrgur">
+            <w:hyperlink w:history="1" r:id="rIdyfkfjpfbny_tzbcgj87nh">
               <w:r>
                 <w:rPr>
                   <w:rFonts w:ascii="Arial" w:cs="Arial" w:eastAsia="Arial" w:hAnsi="Arial"/>
@@ -15722,7 +15722,7 @@
               <w:spacing w:after="10" w:before="0"/>
               <w:ind w:left="120"/>
             </w:pPr>
-            <w:hyperlink w:history="1" r:id="rIdsc5va57vmerlhfg9ylvob">
+            <w:hyperlink w:history="1" r:id="rIdsqabeir2-4bav_nglnh17">
               <w:r>
                 <w:rPr>
                   <w:rFonts w:ascii="Arial" w:cs="Arial" w:eastAsia="Arial" w:hAnsi="Arial"/>
@@ -15767,7 +15767,7 @@
             <w:pPr>
               <w:spacing w:after="20" w:before="0"/>
             </w:pPr>
-            <w:hyperlink w:history="1" r:id="rIdidwam2dq-ce7x8vlyn6i0">
+            <w:hyperlink w:history="1" r:id="rIdloiyqvaxdvi7f0rxdld78">
               <w:r>
                 <w:rPr>
                   <w:rFonts w:ascii="Arial" w:cs="Arial" w:eastAsia="Arial" w:hAnsi="Arial"/>
@@ -15800,7 +15800,7 @@
               <w:spacing w:after="10" w:before="0"/>
               <w:ind w:left="120"/>
             </w:pPr>
-            <w:hyperlink w:history="1" r:id="rIda1ieyqtqnbggfta_dnacd">
+            <w:hyperlink w:history="1" r:id="rIdplktl0i_a2aoht2kqocs5">
               <w:r>
                 <w:rPr>
                   <w:rFonts w:ascii="Arial" w:cs="Arial" w:eastAsia="Arial" w:hAnsi="Arial"/>
@@ -15995,7 +15995,7 @@
             <w:pPr>
               <w:spacing w:after="20" w:before="0"/>
             </w:pPr>
-            <w:hyperlink w:history="1" r:id="rIdo0zqs6ts1_bigvifvjzco">
+            <w:hyperlink w:history="1" r:id="rIdin2jl3jfnq-m2t6m8t1z6">
               <w:r>
                 <w:rPr>
                   <w:rFonts w:ascii="Arial" w:cs="Arial" w:eastAsia="Arial" w:hAnsi="Arial"/>
@@ -16028,7 +16028,7 @@
               <w:spacing w:after="10" w:before="0"/>
               <w:ind w:left="120"/>
             </w:pPr>
-            <w:hyperlink w:history="1" r:id="rIdtu1rw6i9fd2wn-rln8g9u">
+            <w:hyperlink w:history="1" r:id="rId-iqvdlgakbzlxg_-tj1md">
               <w:r>
                 <w:rPr>
                   <w:rFonts w:ascii="Arial" w:cs="Arial" w:eastAsia="Arial" w:hAnsi="Arial"/>
@@ -16073,7 +16073,7 @@
             <w:pPr>
               <w:spacing w:after="20" w:before="0"/>
             </w:pPr>
-            <w:hyperlink w:history="1" r:id="rIdwueqgb9d-i8jdcfyi7qgz">
+            <w:hyperlink w:history="1" r:id="rIde1u-3ct3nyc-namp72noy">
               <w:r>
                 <w:rPr>
                   <w:rFonts w:ascii="Arial" w:cs="Arial" w:eastAsia="Arial" w:hAnsi="Arial"/>
@@ -16106,7 +16106,7 @@
               <w:spacing w:after="10" w:before="0"/>
               <w:ind w:left="120"/>
             </w:pPr>
-            <w:hyperlink w:history="1" r:id="rIdknaep_kak2he_sdpcazyl">
+            <w:hyperlink w:history="1" r:id="rIdlcgnt55e7aj2zu5lgqfdz">
               <w:r>
                 <w:rPr>
                   <w:rFonts w:ascii="Arial" w:cs="Arial" w:eastAsia="Arial" w:hAnsi="Arial"/>
@@ -16618,7 +16618,7 @@
         </w:rPr>
         <w:t xml:space="preserve">© 2026 SeaVuria and ARES. Aligned with KICD objectives. Developed by SeaVuria; technical implementation by ARES (with AI assistance from Claude). Licensed under </w:t>
       </w:r>
-      <w:hyperlink w:history="1" r:id="rIdktez0i_vlh28sx_zt6ir1">
+      <w:hyperlink w:history="1" r:id="rIdkn6i9drrkutpinxef60n8">
         <w:r>
           <w:rPr>
             <w:rFonts w:ascii="Arial" w:cs="Arial" w:eastAsia="Arial" w:hAnsi="Arial"/>
@@ -16639,7 +16639,7 @@
         </w:rPr>
         <w:t xml:space="preserve"> (</w:t>
       </w:r>
-      <w:hyperlink w:history="1" r:id="rId0q9g8myrap_0d9eqt3ige">
+      <w:hyperlink w:history="1" r:id="rIdl7liiva6kmfimj0eunllt">
         <w:r>
           <w:rPr>
             <w:rFonts w:ascii="Arial" w:cs="Arial" w:eastAsia="Arial" w:hAnsi="Arial"/>
@@ -17652,7 +17652,7 @@
             <w:pPr>
               <w:spacing w:after="20" w:before="0"/>
             </w:pPr>
-            <w:hyperlink w:history="1" r:id="rIdai0dkh6vzs0v5empdkrga">
+            <w:hyperlink w:history="1" r:id="rId8ktx6sgt9etop6bh6lqzu">
               <w:r>
                 <w:rPr>
                   <w:rFonts w:ascii="Arial" w:cs="Arial" w:eastAsia="Arial" w:hAnsi="Arial"/>
@@ -17685,7 +17685,7 @@
               <w:spacing w:after="10" w:before="0"/>
               <w:ind w:left="120"/>
             </w:pPr>
-            <w:hyperlink w:history="1" r:id="rIdcnfery9ryqhis_jbc9pmz">
+            <w:hyperlink w:history="1" r:id="rId8ymmylmwdgkq68onyp_vq">
               <w:r>
                 <w:rPr>
                   <w:rFonts w:ascii="Arial" w:cs="Arial" w:eastAsia="Arial" w:hAnsi="Arial"/>
@@ -17730,7 +17730,7 @@
             <w:pPr>
               <w:spacing w:after="20" w:before="0"/>
             </w:pPr>
-            <w:hyperlink w:history="1" r:id="rIdm0lm3objseaxc8jvqaxkm">
+            <w:hyperlink w:history="1" r:id="rId8js5hkroybr4iidgeds0l">
               <w:r>
                 <w:rPr>
                   <w:rFonts w:ascii="Arial" w:cs="Arial" w:eastAsia="Arial" w:hAnsi="Arial"/>
@@ -17763,7 +17763,7 @@
               <w:spacing w:after="10" w:before="0"/>
               <w:ind w:left="120"/>
             </w:pPr>
-            <w:hyperlink w:history="1" r:id="rIdnasysr4sa-hibmxgmfd_j">
+            <w:hyperlink w:history="1" r:id="rId0wjl08okwgh3-f9rjtai5">
               <w:r>
                 <w:rPr>
                   <w:rFonts w:ascii="Arial" w:cs="Arial" w:eastAsia="Arial" w:hAnsi="Arial"/>
@@ -17958,7 +17958,7 @@
             <w:pPr>
               <w:spacing w:after="20" w:before="0"/>
             </w:pPr>
-            <w:hyperlink w:history="1" r:id="rIdailxcuzt7cldib2jr2pmr">
+            <w:hyperlink w:history="1" r:id="rIdthyhr9ts4b71qbrahnl68">
               <w:r>
                 <w:rPr>
                   <w:rFonts w:ascii="Arial" w:cs="Arial" w:eastAsia="Arial" w:hAnsi="Arial"/>
@@ -17991,7 +17991,7 @@
               <w:spacing w:after="10" w:before="0"/>
               <w:ind w:left="120"/>
             </w:pPr>
-            <w:hyperlink w:history="1" r:id="rId-djtrkn8uqubsl9zji2wv">
+            <w:hyperlink w:history="1" r:id="rIdf2n3yft3o4wvhapfhro5y">
               <w:r>
                 <w:rPr>
                   <w:rFonts w:ascii="Arial" w:cs="Arial" w:eastAsia="Arial" w:hAnsi="Arial"/>
@@ -18036,7 +18036,7 @@
             <w:pPr>
               <w:spacing w:after="20" w:before="0"/>
             </w:pPr>
-            <w:hyperlink w:history="1" r:id="rIdfkng7lx5tfhnx1lywqaai">
+            <w:hyperlink w:history="1" r:id="rIdsqhm3wkioze_7tkhowmpa">
               <w:r>
                 <w:rPr>
                   <w:rFonts w:ascii="Arial" w:cs="Arial" w:eastAsia="Arial" w:hAnsi="Arial"/>
@@ -18069,7 +18069,7 @@
               <w:spacing w:after="10" w:before="0"/>
               <w:ind w:left="120"/>
             </w:pPr>
-            <w:hyperlink w:history="1" r:id="rIdf9zkwytqem7rcjijtovhi">
+            <w:hyperlink w:history="1" r:id="rIdb4leymiente5dvryohwmv">
               <w:r>
                 <w:rPr>
                   <w:rFonts w:ascii="Arial" w:cs="Arial" w:eastAsia="Arial" w:hAnsi="Arial"/>
@@ -18264,7 +18264,7 @@
             <w:pPr>
               <w:spacing w:after="20" w:before="0"/>
             </w:pPr>
-            <w:hyperlink w:history="1" r:id="rId3ymwlq08dszqv5wa5osqh">
+            <w:hyperlink w:history="1" r:id="rIdtjaz8kyybekezevk8sgmb">
               <w:r>
                 <w:rPr>
                   <w:rFonts w:ascii="Arial" w:cs="Arial" w:eastAsia="Arial" w:hAnsi="Arial"/>
@@ -18297,7 +18297,7 @@
               <w:spacing w:after="10" w:before="0"/>
               <w:ind w:left="120"/>
             </w:pPr>
-            <w:hyperlink w:history="1" r:id="rIdlzrumbmya1tapkmmwwvk4">
+            <w:hyperlink w:history="1" r:id="rIdah4_ie6mnucely4xiapsr">
               <w:r>
                 <w:rPr>
                   <w:rFonts w:ascii="Arial" w:cs="Arial" w:eastAsia="Arial" w:hAnsi="Arial"/>
@@ -18342,7 +18342,7 @@
             <w:pPr>
               <w:spacing w:after="20" w:before="0"/>
             </w:pPr>
-            <w:hyperlink w:history="1" r:id="rId7ziphda3gzq7b0ydu-tvz">
+            <w:hyperlink w:history="1" r:id="rIdvtn88d55_041xlcsrqeij">
               <w:r>
                 <w:rPr>
                   <w:rFonts w:ascii="Arial" w:cs="Arial" w:eastAsia="Arial" w:hAnsi="Arial"/>
@@ -18375,7 +18375,7 @@
               <w:spacing w:after="10" w:before="0"/>
               <w:ind w:left="120"/>
             </w:pPr>
-            <w:hyperlink w:history="1" r:id="rIdh2o1pfj_gv24prhejvmek">
+            <w:hyperlink w:history="1" r:id="rId25eqgfja3u7efpbj-qrc5">
               <w:r>
                 <w:rPr>
                   <w:rFonts w:ascii="Arial" w:cs="Arial" w:eastAsia="Arial" w:hAnsi="Arial"/>
@@ -18570,7 +18570,7 @@
             <w:pPr>
               <w:spacing w:after="20" w:before="0"/>
             </w:pPr>
-            <w:hyperlink w:history="1" r:id="rIdjyqzvld65-osrq7ircqii">
+            <w:hyperlink w:history="1" r:id="rIdg39skzjrninfaayhb2dnb">
               <w:r>
                 <w:rPr>
                   <w:rFonts w:ascii="Arial" w:cs="Arial" w:eastAsia="Arial" w:hAnsi="Arial"/>
@@ -18603,7 +18603,7 @@
               <w:spacing w:after="10" w:before="0"/>
               <w:ind w:left="120"/>
             </w:pPr>
-            <w:hyperlink w:history="1" r:id="rIdsgq3hmtbo6eok5agcynvv">
+            <w:hyperlink w:history="1" r:id="rIdu55jqshehodn03qsivf1h">
               <w:r>
                 <w:rPr>
                   <w:rFonts w:ascii="Arial" w:cs="Arial" w:eastAsia="Arial" w:hAnsi="Arial"/>
@@ -18648,7 +18648,7 @@
             <w:pPr>
               <w:spacing w:after="20" w:before="0"/>
             </w:pPr>
-            <w:hyperlink w:history="1" r:id="rId_u5x3fkfplgwp22ipbkms">
+            <w:hyperlink w:history="1" r:id="rIdamlpxibcsudljuccbzqpq">
               <w:r>
                 <w:rPr>
                   <w:rFonts w:ascii="Arial" w:cs="Arial" w:eastAsia="Arial" w:hAnsi="Arial"/>
@@ -18681,7 +18681,7 @@
               <w:spacing w:after="10" w:before="0"/>
               <w:ind w:left="120"/>
             </w:pPr>
-            <w:hyperlink w:history="1" r:id="rIdj7-dgbqikyzzor7daafeg">
+            <w:hyperlink w:history="1" r:id="rIdg8ab_5yc1x64pw6ezq90y">
               <w:r>
                 <w:rPr>
                   <w:rFonts w:ascii="Arial" w:cs="Arial" w:eastAsia="Arial" w:hAnsi="Arial"/>
@@ -18876,7 +18876,7 @@
             <w:pPr>
               <w:spacing w:after="20" w:before="0"/>
             </w:pPr>
-            <w:hyperlink w:history="1" r:id="rIddfj82jtrry5lymd5iusqz">
+            <w:hyperlink w:history="1" r:id="rIdqv9sn6c4gpv5thvisei6s">
               <w:r>
                 <w:rPr>
                   <w:rFonts w:ascii="Arial" w:cs="Arial" w:eastAsia="Arial" w:hAnsi="Arial"/>
@@ -18909,7 +18909,7 @@
               <w:spacing w:after="10" w:before="0"/>
               <w:ind w:left="120"/>
             </w:pPr>
-            <w:hyperlink w:history="1" r:id="rIdepslggbx_zfzzoyiol5ss">
+            <w:hyperlink w:history="1" r:id="rIda96dyrr3k8mcxtoyyd51i">
               <w:r>
                 <w:rPr>
                   <w:rFonts w:ascii="Arial" w:cs="Arial" w:eastAsia="Arial" w:hAnsi="Arial"/>
@@ -18954,7 +18954,7 @@
             <w:pPr>
               <w:spacing w:after="20" w:before="0"/>
             </w:pPr>
-            <w:hyperlink w:history="1" r:id="rIdfkinaold1_kj6dliewt75">
+            <w:hyperlink w:history="1" r:id="rIdnmk0yf6e1qda5gz1dmtmk">
               <w:r>
                 <w:rPr>
                   <w:rFonts w:ascii="Arial" w:cs="Arial" w:eastAsia="Arial" w:hAnsi="Arial"/>
@@ -18987,7 +18987,7 @@
               <w:spacing w:after="10" w:before="0"/>
               <w:ind w:left="120"/>
             </w:pPr>
-            <w:hyperlink w:history="1" r:id="rIdtop2velaysyiwdxbpslhk">
+            <w:hyperlink w:history="1" r:id="rIdhbi0wtvepvzr8y2vregip">
               <w:r>
                 <w:rPr>
                   <w:rFonts w:ascii="Arial" w:cs="Arial" w:eastAsia="Arial" w:hAnsi="Arial"/>
@@ -19727,7 +19727,7 @@
         </w:rPr>
         <w:t xml:space="preserve">© 2026 SeaVuria and ARES. Aligned with KICD objectives. Developed by SeaVuria; technical implementation by ARES (with AI assistance from Claude). Licensed under </w:t>
       </w:r>
-      <w:hyperlink w:history="1" r:id="rIdll85jtaosznukfimkttln">
+      <w:hyperlink w:history="1" r:id="rIdnmrorgzgww1szeyasnxcq">
         <w:r>
           <w:rPr>
             <w:rFonts w:ascii="Arial" w:cs="Arial" w:eastAsia="Arial" w:hAnsi="Arial"/>
@@ -19748,7 +19748,7 @@
         </w:rPr>
         <w:t xml:space="preserve"> (</w:t>
       </w:r>
-      <w:hyperlink w:history="1" r:id="rId4efyrcc43ijyxrkb2skji">
+      <w:hyperlink w:history="1" r:id="rIdcm8an6a9z2r8qxofsr4g4">
         <w:r>
           <w:rPr>
             <w:rFonts w:ascii="Arial" w:cs="Arial" w:eastAsia="Arial" w:hAnsi="Arial"/>
@@ -20778,7 +20778,7 @@
               <w:spacing w:after="10" w:before="0"/>
               <w:ind w:left="120"/>
             </w:pPr>
-            <w:hyperlink w:history="1" r:id="rIdyxtj0hbid2nxlnndft-jw">
+            <w:hyperlink w:history="1" r:id="rIdxryqv62twjei5lmltj6rs">
               <w:r>
                 <w:rPr>
                   <w:rFonts w:ascii="Arial" w:cs="Arial" w:eastAsia="Arial" w:hAnsi="Arial"/>
@@ -20855,7 +20855,7 @@
               <w:spacing w:after="10" w:before="0"/>
               <w:ind w:left="120"/>
             </w:pPr>
-            <w:hyperlink w:history="1" r:id="rIdmyjhvv2zxxefbwjc2ltwz">
+            <w:hyperlink w:history="1" r:id="rIdkuqedfoht-2th5qzlcuwi">
               <w:r>
                 <w:rPr>
                   <w:rFonts w:ascii="Arial" w:cs="Arial" w:eastAsia="Arial" w:hAnsi="Arial"/>
@@ -21082,7 +21082,7 @@
               <w:spacing w:after="10" w:before="0"/>
               <w:ind w:left="120"/>
             </w:pPr>
-            <w:hyperlink w:history="1" r:id="rId0ik3pulgnrl-lni3rp1ll">
+            <w:hyperlink w:history="1" r:id="rIdoi8pfmkch_o4-loxv1vhw">
               <w:r>
                 <w:rPr>
                   <w:rFonts w:ascii="Arial" w:cs="Arial" w:eastAsia="Arial" w:hAnsi="Arial"/>
@@ -21159,7 +21159,7 @@
               <w:spacing w:after="10" w:before="0"/>
               <w:ind w:left="120"/>
             </w:pPr>
-            <w:hyperlink w:history="1" r:id="rIdqiw14mroxvk4mmfmbr1a_">
+            <w:hyperlink w:history="1" r:id="rIdr1qkasolxc0eviyoivpuo">
               <w:r>
                 <w:rPr>
                   <w:rFonts w:ascii="Arial" w:cs="Arial" w:eastAsia="Arial" w:hAnsi="Arial"/>
@@ -21386,7 +21386,7 @@
               <w:spacing w:after="10" w:before="0"/>
               <w:ind w:left="120"/>
             </w:pPr>
-            <w:hyperlink w:history="1" r:id="rId9q7fezurtmlkvw0xbjmm7">
+            <w:hyperlink w:history="1" r:id="rId9ywfncrpajbwdgfp-nrb5">
               <w:r>
                 <w:rPr>
                   <w:rFonts w:ascii="Arial" w:cs="Arial" w:eastAsia="Arial" w:hAnsi="Arial"/>
@@ -21463,7 +21463,7 @@
               <w:spacing w:after="10" w:before="0"/>
               <w:ind w:left="120"/>
             </w:pPr>
-            <w:hyperlink w:history="1" r:id="rIdvx6esxnfs-nokyakyumac">
+            <w:hyperlink w:history="1" r:id="rIdwuwhlohm3vuggj8sgedrv">
               <w:r>
                 <w:rPr>
                   <w:rFonts w:ascii="Arial" w:cs="Arial" w:eastAsia="Arial" w:hAnsi="Arial"/>
@@ -21690,7 +21690,7 @@
               <w:spacing w:after="10" w:before="0"/>
               <w:ind w:left="120"/>
             </w:pPr>
-            <w:hyperlink w:history="1" r:id="rIdj7rszi-ptd17dqhdql7mf">
+            <w:hyperlink w:history="1" r:id="rIdoq3ibr4gljmucnxzpqhoz">
               <w:r>
                 <w:rPr>
                   <w:rFonts w:ascii="Arial" w:cs="Arial" w:eastAsia="Arial" w:hAnsi="Arial"/>
@@ -21767,7 +21767,7 @@
               <w:spacing w:after="10" w:before="0"/>
               <w:ind w:left="120"/>
             </w:pPr>
-            <w:hyperlink w:history="1" r:id="rIdcpxdvxrq-weklx940ejc3">
+            <w:hyperlink w:history="1" r:id="rIdwcihjvnzrbnau1pnaudkd">
               <w:r>
                 <w:rPr>
                   <w:rFonts w:ascii="Arial" w:cs="Arial" w:eastAsia="Arial" w:hAnsi="Arial"/>
@@ -21994,7 +21994,7 @@
               <w:spacing w:after="10" w:before="0"/>
               <w:ind w:left="120"/>
             </w:pPr>
-            <w:hyperlink w:history="1" r:id="rIdv9316a9chdrv3purdrfu5">
+            <w:hyperlink w:history="1" r:id="rId-osi3-uxbctah9k02fqg6">
               <w:r>
                 <w:rPr>
                   <w:rFonts w:ascii="Arial" w:cs="Arial" w:eastAsia="Arial" w:hAnsi="Arial"/>
@@ -22071,7 +22071,7 @@
               <w:spacing w:after="10" w:before="0"/>
               <w:ind w:left="120"/>
             </w:pPr>
-            <w:hyperlink w:history="1" r:id="rIdnmeg23wm5hfnufwgxks6a">
+            <w:hyperlink w:history="1" r:id="rIdyphucuykma6id5bgg9tcy">
               <w:r>
                 <w:rPr>
                   <w:rFonts w:ascii="Arial" w:cs="Arial" w:eastAsia="Arial" w:hAnsi="Arial"/>
@@ -22598,7 +22598,7 @@
         </w:rPr>
         <w:t xml:space="preserve">© 2026 SeaVuria and ARES. Aligned with KICD objectives. Developed by SeaVuria; technical implementation by ARES (with AI assistance from Claude). Licensed under </w:t>
       </w:r>
-      <w:hyperlink w:history="1" r:id="rIdafjmbm5omi9tro01wjoby">
+      <w:hyperlink w:history="1" r:id="rIdocr4sb0yq6pfhsljxoeyl">
         <w:r>
           <w:rPr>
             <w:rFonts w:ascii="Arial" w:cs="Arial" w:eastAsia="Arial" w:hAnsi="Arial"/>
@@ -22619,7 +22619,7 @@
         </w:rPr>
         <w:t xml:space="preserve"> (</w:t>
       </w:r>
-      <w:hyperlink w:history="1" r:id="rIdxx1gps_okolha4t-dj0xe">
+      <w:hyperlink w:history="1" r:id="rIdyan9lo4iwkpwerkoz0uhj">
         <w:r>
           <w:rPr>
             <w:rFonts w:ascii="Arial" w:cs="Arial" w:eastAsia="Arial" w:hAnsi="Arial"/>
@@ -23888,7 +23888,7 @@
               <w:spacing w:after="10" w:before="0"/>
               <w:ind w:left="120"/>
             </w:pPr>
-            <w:hyperlink w:history="1" r:id="rIdejqyfz-wnjjhopj2fqei2">
+            <w:hyperlink w:history="1" r:id="rId3bzbrvzbnebdiutrom_vc">
               <w:r>
                 <w:rPr>
                   <w:rFonts w:ascii="Arial" w:cs="Arial" w:eastAsia="Arial" w:hAnsi="Arial"/>
@@ -23965,7 +23965,7 @@
               <w:spacing w:after="10" w:before="0"/>
               <w:ind w:left="120"/>
             </w:pPr>
-            <w:hyperlink w:history="1" r:id="rIdpre9pojdbitxqmufsi536">
+            <w:hyperlink w:history="1" r:id="rIdqitwngm4ht0ee_6zbsp1f">
               <w:r>
                 <w:rPr>
                   <w:rFonts w:ascii="Arial" w:cs="Arial" w:eastAsia="Arial" w:hAnsi="Arial"/>
@@ -24192,7 +24192,7 @@
               <w:spacing w:after="10" w:before="0"/>
               <w:ind w:left="120"/>
             </w:pPr>
-            <w:hyperlink w:history="1" r:id="rIdoayim_5zr6bbf9vnayqe9">
+            <w:hyperlink w:history="1" r:id="rIdk1mkqyh6q5ghcq-yp-dud">
               <w:r>
                 <w:rPr>
                   <w:rFonts w:ascii="Arial" w:cs="Arial" w:eastAsia="Arial" w:hAnsi="Arial"/>
@@ -24269,7 +24269,7 @@
               <w:spacing w:after="10" w:before="0"/>
               <w:ind w:left="120"/>
             </w:pPr>
-            <w:hyperlink w:history="1" r:id="rIdokwiexeb5tusid1-2fcom">
+            <w:hyperlink w:history="1" r:id="rIdwmz2qujpmp8ho-79cqbpe">
               <w:r>
                 <w:rPr>
                   <w:rFonts w:ascii="Arial" w:cs="Arial" w:eastAsia="Arial" w:hAnsi="Arial"/>
@@ -24496,7 +24496,7 @@
               <w:spacing w:after="10" w:before="0"/>
               <w:ind w:left="120"/>
             </w:pPr>
-            <w:hyperlink w:history="1" r:id="rIdydeyuvu3zffklnl3jxmiw">
+            <w:hyperlink w:history="1" r:id="rIdcgcchq0f3epcsxjfapfhg">
               <w:r>
                 <w:rPr>
                   <w:rFonts w:ascii="Arial" w:cs="Arial" w:eastAsia="Arial" w:hAnsi="Arial"/>
@@ -24573,7 +24573,7 @@
               <w:spacing w:after="10" w:before="0"/>
               <w:ind w:left="120"/>
             </w:pPr>
-            <w:hyperlink w:history="1" r:id="rIdf-ybs3dg4jjmebwqgz3mt">
+            <w:hyperlink w:history="1" r:id="rIdsewbwmgmcpiza8oio-maq">
               <w:r>
                 <w:rPr>
                   <w:rFonts w:ascii="Arial" w:cs="Arial" w:eastAsia="Arial" w:hAnsi="Arial"/>
@@ -24800,7 +24800,7 @@
               <w:spacing w:after="10" w:before="0"/>
               <w:ind w:left="120"/>
             </w:pPr>
-            <w:hyperlink w:history="1" r:id="rIdcwptd7ew2j4y-kj2iosmh">
+            <w:hyperlink w:history="1" r:id="rIdq6v22lecynrvt1znyolnx">
               <w:r>
                 <w:rPr>
                   <w:rFonts w:ascii="Arial" w:cs="Arial" w:eastAsia="Arial" w:hAnsi="Arial"/>
@@ -24877,7 +24877,7 @@
               <w:spacing w:after="10" w:before="0"/>
               <w:ind w:left="120"/>
             </w:pPr>
-            <w:hyperlink w:history="1" r:id="rIddbvhb92sk0yqmauzhhjae">
+            <w:hyperlink w:history="1" r:id="rIdzibgwwmvfy3osybb2fvis">
               <w:r>
                 <w:rPr>
                   <w:rFonts w:ascii="Arial" w:cs="Arial" w:eastAsia="Arial" w:hAnsi="Arial"/>
@@ -25104,7 +25104,7 @@
               <w:spacing w:after="10" w:before="0"/>
               <w:ind w:left="120"/>
             </w:pPr>
-            <w:hyperlink w:history="1" r:id="rId4ly7rmpu2qidlstbx25un">
+            <w:hyperlink w:history="1" r:id="rIdpy01zvsprxh7vqxr0vrgw">
               <w:r>
                 <w:rPr>
                   <w:rFonts w:ascii="Arial" w:cs="Arial" w:eastAsia="Arial" w:hAnsi="Arial"/>
@@ -25181,7 +25181,7 @@
               <w:spacing w:after="10" w:before="0"/>
               <w:ind w:left="120"/>
             </w:pPr>
-            <w:hyperlink w:history="1" r:id="rIdmoxtd1mtsj5dfs-y2xbq0">
+            <w:hyperlink w:history="1" r:id="rIdsb5dbcnuipjabpmil59pi">
               <w:r>
                 <w:rPr>
                   <w:rFonts w:ascii="Arial" w:cs="Arial" w:eastAsia="Arial" w:hAnsi="Arial"/>
@@ -25784,7 +25784,7 @@
         </w:rPr>
         <w:t xml:space="preserve">© 2026 SeaVuria and ARES. Aligned with KICD objectives. Developed by SeaVuria; technical implementation by ARES (with AI assistance from Claude). Licensed under </w:t>
       </w:r>
-      <w:hyperlink w:history="1" r:id="rIdr2il98rkosizyzio_gjpv">
+      <w:hyperlink w:history="1" r:id="rIdrbfwo3fwl5l0qvkbsbg6y">
         <w:r>
           <w:rPr>
             <w:rFonts w:ascii="Arial" w:cs="Arial" w:eastAsia="Arial" w:hAnsi="Arial"/>
@@ -25805,7 +25805,7 @@
         </w:rPr>
         <w:t xml:space="preserve"> (</w:t>
       </w:r>
-      <w:hyperlink w:history="1" r:id="rIdwp-th1owfvvlzphar2ovo">
+      <w:hyperlink w:history="1" r:id="rIdvft6lfgiyqwb4ded_vs9c">
         <w:r>
           <w:rPr>
             <w:rFonts w:ascii="Arial" w:cs="Arial" w:eastAsia="Arial" w:hAnsi="Arial"/>

--- a/data/outputs/v2/General_Science/SS1.1_Introduction_to_General_Science/General_Science_Introduction_to_General_Science_CBE_LessonSequence.docx
+++ b/data/outputs/v2/General_Science/SS1.1_Introduction_to_General_Science/General_Science_Introduction_to_General_Science_CBE_LessonSequence.docx
@@ -2106,7 +2106,7 @@
         </w:rPr>
         <w:t xml:space="preserve">© 2026 SeaVuria and ARES. This work is licensed under a </w:t>
       </w:r>
-      <w:hyperlink w:history="1" r:id="rIdtnpbcwokuyy46ehzkedji">
+      <w:hyperlink w:history="1" r:id="rIdlqjdfxwjxlrjdprckkgmm">
         <w:r>
           <w:rPr>
             <w:rFonts w:ascii="Arial" w:cs="Arial" w:eastAsia="Arial" w:hAnsi="Arial"/>
@@ -2126,7 +2126,7 @@
         </w:rPr>
         <w:t xml:space="preserve"> (</w:t>
       </w:r>
-      <w:hyperlink w:history="1" r:id="rIdr1x0iuah1cljyr-x8eo1x">
+      <w:hyperlink w:history="1" r:id="rIder4voour4lxjz5jnpwubz">
         <w:r>
           <w:rPr>
             <w:rFonts w:ascii="Arial" w:cs="Arial" w:eastAsia="Arial" w:hAnsi="Arial"/>
@@ -2146,7 +2146,7 @@
         </w:rPr>
         <w:t xml:space="preserve">). To view a copy of this license, visit </w:t>
       </w:r>
-      <w:hyperlink w:history="1" r:id="rIdpilfmhbbynzjfkk56eeum">
+      <w:hyperlink w:history="1" r:id="rIdtay6v3adiobi_kgjlm_w2">
         <w:r>
           <w:rPr>
             <w:rFonts w:ascii="Arial" w:cs="Arial" w:eastAsia="Arial" w:hAnsi="Arial"/>
@@ -3158,7 +3158,7 @@
             <w:pPr>
               <w:spacing w:after="20" w:before="0"/>
             </w:pPr>
-            <w:hyperlink w:history="1" r:id="rIdtfyxeatdgcc-pb9oisutd">
+            <w:hyperlink w:history="1" r:id="rIdl3r2gfjmta3idslcucggf">
               <w:r>
                 <w:rPr>
                   <w:rFonts w:ascii="Arial" w:cs="Arial" w:eastAsia="Arial" w:hAnsi="Arial"/>
@@ -3167,9 +3167,25 @@
                   <w:szCs w:val="16"/>
                   <w:u w:val="single" w:color="2E75B6"/>
                 </w:rPr>
-                <w:t xml:space="preserve">Citing evidence in literary analysis | Reading</w:t>
+                <w:t xml:space="preserve">Evidence of evolution: anatomy</w:t>
               </w:r>
             </w:hyperlink>
+          </w:p>
+          <w:p>
+            <w:pPr>
+              <w:spacing w:after="20" w:before="0"/>
+            </w:pPr>
+            <w:r>
+              <w:rPr>
+                <w:rFonts w:ascii="Arial" w:cs="Arial" w:eastAsia="Arial" w:hAnsi="Arial"/>
+                <w:i/>
+                <w:iCs/>
+                <w:color w:val="595959"/>
+                <w:sz w:val="16"/>
+                <w:szCs w:val="16"/>
+              </w:rPr>
+              <w:t xml:space="preserve">Related topic: not an exact match for this lesson.</w:t>
+            </w:r>
           </w:p>
           <w:p>
             <w:pPr>
@@ -3191,7 +3207,7 @@
               <w:spacing w:after="10" w:before="0"/>
               <w:ind w:left="120"/>
             </w:pPr>
-            <w:hyperlink w:history="1" r:id="rId4pqo_sduwj_v4ddkfyfmj">
+            <w:hyperlink w:history="1" r:id="rIdu9q8bly8nz3w14us16syx">
               <w:r>
                 <w:rPr>
                   <w:rFonts w:ascii="Arial" w:cs="Arial" w:eastAsia="Arial" w:hAnsi="Arial"/>
@@ -3229,47 +3245,31 @@
                 <w:sz w:val="16"/>
                 <w:szCs w:val="16"/>
               </w:rPr>
-              <w:t xml:space="preserve">📖 EXERCISE:</w:t>
+              <w:t xml:space="preserve">📖 READING:</w:t>
             </w:r>
           </w:p>
           <w:p>
             <w:pPr>
               <w:spacing w:after="20" w:before="0"/>
             </w:pPr>
-            <w:hyperlink w:history="1" r:id="rIdzzkqrnh-j4rcq8pscvzea">
-              <w:r>
-                <w:rPr>
-                  <w:rFonts w:ascii="Arial" w:cs="Arial" w:eastAsia="Arial" w:hAnsi="Arial"/>
-                  <w:color w:val="2E75B6"/>
-                  <w:sz w:val="16"/>
-                  <w:szCs w:val="16"/>
-                  <w:u w:val="single" w:color="2E75B6"/>
-                </w:rPr>
-                <w:t xml:space="preserve">Choosing an appropriate inference procedure</w:t>
-              </w:r>
-            </w:hyperlink>
+            <w:r>
+              <w:rPr>
+                <w:rFonts w:ascii="Arial" w:cs="Arial" w:eastAsia="Arial" w:hAnsi="Arial"/>
+                <w:i/>
+                <w:iCs/>
+                <w:color w:val="595959"/>
+                <w:sz w:val="16"/>
+                <w:szCs w:val="16"/>
+              </w:rPr>
+              <w:t xml:space="preserve">No closely matching reading in the ARES library for this activity.</w:t>
+            </w:r>
           </w:p>
           <w:p>
             <w:pPr>
               <w:spacing w:after="10" w:before="0"/>
               <w:ind w:left="120"/>
             </w:pPr>
-            <w:r>
-              <w:rPr>
-                <w:rFonts w:ascii="Arial" w:cs="Arial" w:eastAsia="Arial" w:hAnsi="Arial"/>
-                <w:color w:val="595959"/>
-                <w:sz w:val="14"/>
-                <w:szCs w:val="14"/>
-              </w:rPr>
-              <w:t xml:space="preserve">Source: Khan Academy (English - US curriculum)</w:t>
-            </w:r>
-          </w:p>
-          <w:p>
-            <w:pPr>
-              <w:spacing w:after="10" w:before="0"/>
-              <w:ind w:left="120"/>
-            </w:pPr>
-            <w:hyperlink w:history="1" r:id="rIdyo4tulcjggltkkliwbirm">
+            <w:hyperlink w:history="1" r:id="rId0txjoakibc3muisofomjn">
               <w:r>
                 <w:rPr>
                   <w:rFonts w:ascii="Arial" w:cs="Arial" w:eastAsia="Arial" w:hAnsi="Arial"/>
@@ -3278,9 +3278,24 @@
                   <w:szCs w:val="14"/>
                   <w:u w:val="single" w:color="595959"/>
                 </w:rPr>
-                <w:t xml:space="preserve">🔍 Search ARES for similar readings</w:t>
+                <w:t xml:space="preserve">🔍 Search ARES for readings</w:t>
               </w:r>
             </w:hyperlink>
+          </w:p>
+          <w:p>
+            <w:pPr>
+              <w:spacing w:after="10" w:before="0"/>
+              <w:ind w:left="120"/>
+            </w:pPr>
+            <w:r>
+              <w:rPr>
+                <w:rFonts w:ascii="Arial" w:cs="Arial" w:eastAsia="Arial" w:hAnsi="Arial"/>
+                <w:color w:val="595959"/>
+                <w:sz w:val="14"/>
+                <w:szCs w:val="14"/>
+              </w:rPr>
+              <w:t xml:space="preserve">Search terms: general inference indirect evidence</w:t>
+            </w:r>
           </w:p>
         </w:tc>
         <w:tc>
@@ -3464,7 +3479,7 @@
             <w:pPr>
               <w:spacing w:after="20" w:before="0"/>
             </w:pPr>
-            <w:hyperlink w:history="1" r:id="rIdrohwfw1aof5bpmugoifh-">
+            <w:hyperlink w:history="1" r:id="rIdmszt3r5makspeotdfii_t">
               <w:r>
                 <w:rPr>
                   <w:rFonts w:ascii="Arial" w:cs="Arial" w:eastAsia="Arial" w:hAnsi="Arial"/>
@@ -3479,6 +3494,22 @@
           </w:p>
           <w:p>
             <w:pPr>
+              <w:spacing w:after="20" w:before="0"/>
+            </w:pPr>
+            <w:r>
+              <w:rPr>
+                <w:rFonts w:ascii="Arial" w:cs="Arial" w:eastAsia="Arial" w:hAnsi="Arial"/>
+                <w:i/>
+                <w:iCs/>
+                <w:color w:val="595959"/>
+                <w:sz w:val="16"/>
+                <w:szCs w:val="16"/>
+              </w:rPr>
+              <w:t xml:space="preserve">Related topic: not an exact match for this lesson.</w:t>
+            </w:r>
+          </w:p>
+          <w:p>
+            <w:pPr>
               <w:spacing w:after="10" w:before="0"/>
               <w:ind w:left="120"/>
             </w:pPr>
@@ -3497,7 +3528,7 @@
               <w:spacing w:after="10" w:before="0"/>
               <w:ind w:left="120"/>
             </w:pPr>
-            <w:hyperlink w:history="1" r:id="rIdfpq6r1hf1wdrk9puyav0p">
+            <w:hyperlink w:history="1" r:id="rIdzu4o8hhksxmdu98rzv-3t">
               <w:r>
                 <w:rPr>
                   <w:rFonts w:ascii="Arial" w:cs="Arial" w:eastAsia="Arial" w:hAnsi="Arial"/>
@@ -3535,47 +3566,31 @@
                 <w:sz w:val="16"/>
                 <w:szCs w:val="16"/>
               </w:rPr>
-              <w:t xml:space="preserve">📖 HTML:</w:t>
+              <w:t xml:space="preserve">📖 READING:</w:t>
             </w:r>
           </w:p>
           <w:p>
             <w:pPr>
               <w:spacing w:after="20" w:before="0"/>
             </w:pPr>
-            <w:hyperlink w:history="1" r:id="rId6we79z-l_puahfrfkwmso">
-              <w:r>
-                <w:rPr>
-                  <w:rFonts w:ascii="Arial" w:cs="Arial" w:eastAsia="Arial" w:hAnsi="Arial"/>
-                  <w:color w:val="2E75B6"/>
-                  <w:sz w:val="16"/>
-                  <w:szCs w:val="16"/>
-                  <w:u w:val="single" w:color="2E75B6"/>
-                </w:rPr>
-                <w:t xml:space="preserve">Inferences about Regression (Flexbook)</w:t>
-              </w:r>
-            </w:hyperlink>
+            <w:r>
+              <w:rPr>
+                <w:rFonts w:ascii="Arial" w:cs="Arial" w:eastAsia="Arial" w:hAnsi="Arial"/>
+                <w:i/>
+                <w:iCs/>
+                <w:color w:val="595959"/>
+                <w:sz w:val="16"/>
+                <w:szCs w:val="16"/>
+              </w:rPr>
+              <w:t xml:space="preserve">No closely matching reading in the ARES library for this activity.</w:t>
+            </w:r>
           </w:p>
           <w:p>
             <w:pPr>
               <w:spacing w:after="10" w:before="0"/>
               <w:ind w:left="120"/>
             </w:pPr>
-            <w:r>
-              <w:rPr>
-                <w:rFonts w:ascii="Arial" w:cs="Arial" w:eastAsia="Arial" w:hAnsi="Arial"/>
-                <w:color w:val="595959"/>
-                <w:sz w:val="14"/>
-                <w:szCs w:val="14"/>
-              </w:rPr>
-              <w:t xml:space="preserve">Source: CK-12</w:t>
-            </w:r>
-          </w:p>
-          <w:p>
-            <w:pPr>
-              <w:spacing w:after="10" w:before="0"/>
-              <w:ind w:left="120"/>
-            </w:pPr>
-            <w:hyperlink w:history="1" r:id="rIdv4k1vxhhojpmwf8b7lkrd">
+            <w:hyperlink w:history="1" r:id="rIdsxs_4ppofy9zhy7zteffw">
               <w:r>
                 <w:rPr>
                   <w:rFonts w:ascii="Arial" w:cs="Arial" w:eastAsia="Arial" w:hAnsi="Arial"/>
@@ -3584,9 +3599,24 @@
                   <w:szCs w:val="14"/>
                   <w:u w:val="single" w:color="595959"/>
                 </w:rPr>
-                <w:t xml:space="preserve">🔍 Search ARES for similar readings</w:t>
+                <w:t xml:space="preserve">🔍 Search ARES for readings</w:t>
               </w:r>
             </w:hyperlink>
+          </w:p>
+          <w:p>
+            <w:pPr>
+              <w:spacing w:after="10" w:before="0"/>
+              <w:ind w:left="120"/>
+            </w:pPr>
+            <w:r>
+              <w:rPr>
+                <w:rFonts w:ascii="Arial" w:cs="Arial" w:eastAsia="Arial" w:hAnsi="Arial"/>
+                <w:color w:val="595959"/>
+                <w:sz w:val="14"/>
+                <w:szCs w:val="14"/>
+              </w:rPr>
+              <w:t xml:space="preserve">Search terms: general inference indirect evidence</w:t>
+            </w:r>
           </w:p>
         </w:tc>
         <w:tc>
@@ -3770,7 +3800,7 @@
             <w:pPr>
               <w:spacing w:after="20" w:before="0"/>
             </w:pPr>
-            <w:hyperlink w:history="1" r:id="rIdz6da0blhd6qttbb55qirl">
+            <w:hyperlink w:history="1" r:id="rIdck7fi1zlp_pzg0uhcfa2x">
               <w:r>
                 <w:rPr>
                   <w:rFonts w:ascii="Arial" w:cs="Arial" w:eastAsia="Arial" w:hAnsi="Arial"/>
@@ -3785,6 +3815,22 @@
           </w:p>
           <w:p>
             <w:pPr>
+              <w:spacing w:after="20" w:before="0"/>
+            </w:pPr>
+            <w:r>
+              <w:rPr>
+                <w:rFonts w:ascii="Arial" w:cs="Arial" w:eastAsia="Arial" w:hAnsi="Arial"/>
+                <w:i/>
+                <w:iCs/>
+                <w:color w:val="595959"/>
+                <w:sz w:val="16"/>
+                <w:szCs w:val="16"/>
+              </w:rPr>
+              <w:t xml:space="preserve">Related topic: not an exact match for this lesson.</w:t>
+            </w:r>
+          </w:p>
+          <w:p>
+            <w:pPr>
               <w:spacing w:after="10" w:before="0"/>
               <w:ind w:left="120"/>
             </w:pPr>
@@ -3803,7 +3849,7 @@
               <w:spacing w:after="10" w:before="0"/>
               <w:ind w:left="120"/>
             </w:pPr>
-            <w:hyperlink w:history="1" r:id="rIdfqfqkq0h95-8ysspab9xh">
+            <w:hyperlink w:history="1" r:id="rIdvcncwnycmo6r-_p_hozxw">
               <w:r>
                 <w:rPr>
                   <w:rFonts w:ascii="Arial" w:cs="Arial" w:eastAsia="Arial" w:hAnsi="Arial"/>
@@ -3841,14 +3887,241 @@
                 <w:sz w:val="16"/>
                 <w:szCs w:val="16"/>
               </w:rPr>
-              <w:t xml:space="preserve">📖 EXERCISE:</w:t>
+              <w:t xml:space="preserve">📖 READING:</w:t>
             </w:r>
           </w:p>
           <w:p>
             <w:pPr>
               <w:spacing w:after="20" w:before="0"/>
             </w:pPr>
-            <w:hyperlink w:history="1" r:id="rIdgqihkr1x2eaqcl6vykdte">
+            <w:r>
+              <w:rPr>
+                <w:rFonts w:ascii="Arial" w:cs="Arial" w:eastAsia="Arial" w:hAnsi="Arial"/>
+                <w:i/>
+                <w:iCs/>
+                <w:color w:val="595959"/>
+                <w:sz w:val="16"/>
+                <w:szCs w:val="16"/>
+              </w:rPr>
+              <w:t xml:space="preserve">No closely matching reading in the ARES library for this activity.</w:t>
+            </w:r>
+          </w:p>
+          <w:p>
+            <w:pPr>
+              <w:spacing w:after="10" w:before="0"/>
+              <w:ind w:left="120"/>
+            </w:pPr>
+            <w:hyperlink w:history="1" r:id="rIdfsed1tvznek8qfooltedy">
+              <w:r>
+                <w:rPr>
+                  <w:rFonts w:ascii="Arial" w:cs="Arial" w:eastAsia="Arial" w:hAnsi="Arial"/>
+                  <w:color w:val="595959"/>
+                  <w:sz w:val="14"/>
+                  <w:szCs w:val="14"/>
+                  <w:u w:val="single" w:color="595959"/>
+                </w:rPr>
+                <w:t xml:space="preserve">🔍 Search ARES for readings</w:t>
+              </w:r>
+            </w:hyperlink>
+          </w:p>
+          <w:p>
+            <w:pPr>
+              <w:spacing w:after="10" w:before="0"/>
+              <w:ind w:left="120"/>
+            </w:pPr>
+            <w:r>
+              <w:rPr>
+                <w:rFonts w:ascii="Arial" w:cs="Arial" w:eastAsia="Arial" w:hAnsi="Arial"/>
+                <w:color w:val="595959"/>
+                <w:sz w:val="14"/>
+                <w:szCs w:val="14"/>
+              </w:rPr>
+              <w:t xml:space="preserve">Search terms: general inference indirect evidence</w:t>
+            </w:r>
+          </w:p>
+        </w:tc>
+        <w:tc>
+          <w:tcPr>
+            <w:tcW w:type="dxa" w:w="3040"/>
+            <w:shd w:fill="FFFFFF" w:color="auto" w:val="clear"/>
+            <w:tcMar>
+              <w:top w:type="dxa" w:w="60"/>
+              <w:left w:type="dxa" w:w="120"/>
+              <w:bottom w:type="dxa" w:w="60"/>
+              <w:right w:type="dxa" w:w="120"/>
+            </w:tcMar>
+            <w:vAlign w:val="top"/>
+          </w:tcPr>
+          <w:p>
+            <w:pPr>
+              <w:spacing w:after="40" w:before="0"/>
+              <w:jc w:val="left"/>
+            </w:pPr>
+            <w:r>
+              <w:rPr>
+                <w:rFonts w:ascii="Arial" w:cs="Arial" w:eastAsia="Arial" w:hAnsi="Arial"/>
+                <w:b w:val="false"/>
+                <w:bCs w:val="false"/>
+                <w:i w:val="false"/>
+                <w:iCs w:val="false"/>
+                <w:color w:val="000000"/>
+                <w:sz w:val="18"/>
+                <w:szCs w:val="18"/>
+              </w:rPr>
+              <w:t xml:space="preserve">The teacher does NOT explain the answer to the phenomenon yet. Instead, learners are guided through a short structured discussion that sharpens the puzzle: What kinds of information did the farmer actually use? Learners work in pairs for 3 minutes to list every piece of information the farmer could have had — without seeing the pest. Pairs share out. The teacher then briefly introduces the idea that General Science is precisely the discipline that deals with this challenge: drawing reliable conclusions from evidence, including evidence we cannot see directly. The class is introduced to the names of two real career paths — a soil scientist (pedologist) at the Kenya Agricultural and Livestock Research Organisation (KALRO) and a medical lab technologist at Kenyatta National Hospital — as people who make life-changing decisions from indirect evidence every day.</w:t>
+            </w:r>
+          </w:p>
+        </w:tc>
+        <w:tc>
+          <w:tcPr>
+            <w:tcW w:type="dxa" w:w="3040"/>
+            <w:shd w:fill="F2F2F2" w:color="auto" w:val="clear"/>
+            <w:tcMar>
+              <w:top w:type="dxa" w:w="60"/>
+              <w:left w:type="dxa" w:w="120"/>
+              <w:bottom w:type="dxa" w:w="60"/>
+              <w:right w:type="dxa" w:w="120"/>
+            </w:tcMar>
+            <w:vAlign w:val="top"/>
+          </w:tcPr>
+          <w:p>
+            <w:pPr>
+              <w:spacing w:after="40" w:before="0"/>
+              <w:jc w:val="left"/>
+            </w:pPr>
+            <w:r>
+              <w:rPr>
+                <w:rFonts w:ascii="Arial" w:cs="Arial" w:eastAsia="Arial" w:hAnsi="Arial"/>
+                <w:b w:val="false"/>
+                <w:bCs w:val="false"/>
+                <w:i w:val="false"/>
+                <w:iCs w:val="false"/>
+                <w:color w:val="000000"/>
+                <w:sz w:val="18"/>
+                <w:szCs w:val="18"/>
+              </w:rPr>
+              <w:t xml:space="preserve">1. Say: 'Before I tell you whether any of our predictions are correct — let us think more carefully. Turn to the person next to you. You have three minutes. List every piece of information the farmer could have noticed WITHOUT picking up a single insect. Go.' (Set a 3-minute timer visibly.) 2. Circulate; listen for: wilting pattern is on the border only; the rest of the field is healthy; she watered and fertilised equally; the time of year; the colour of leaves; the soil texture. Do not prompt yet — just listen. 3. After 3 minutes: cold-call 3 pairs (WAIT TIME: 10 seconds each). Write their evidence list on the board in a second column next to the anchor chart. Label this column: 'Evidence the Farmer Had.' 4. Say: 'Look at that list. She never saw the pest. But she had ALL of that. Scientists have a word for what she did — she made an INFERENCE. That word will become very important in this sub-strand.' Write INFERENCE on the board. Do not define it fully yet — leave it as a teaser. 5. Say: 'A scientist at KALRO in Nairobi does exactly this when she analyses soil samples. A lab technologist at Kenyatta National Hospital does exactly this when she reads a blood test. They never see the disease directly — they read the evidence. That is General Science at work in Kenya, today.' 6. Say: 'We are not going to answer the full question today. That is the point. Today we are opening the investigation.'</w:t>
+            </w:r>
+          </w:p>
+        </w:tc>
+        <w:tc>
+          <w:tcPr>
+            <w:tcW w:type="dxa" w:w="3040"/>
+            <w:shd w:fill="FFFFFF" w:color="auto" w:val="clear"/>
+            <w:tcMar>
+              <w:top w:type="dxa" w:w="60"/>
+              <w:left w:type="dxa" w:w="120"/>
+              <w:bottom w:type="dxa" w:w="60"/>
+              <w:right w:type="dxa" w:w="120"/>
+            </w:tcMar>
+            <w:vAlign w:val="top"/>
+          </w:tcPr>
+          <w:p>
+            <w:pPr>
+              <w:spacing w:after="40" w:before="0"/>
+              <w:jc w:val="left"/>
+            </w:pPr>
+            <w:r>
+              <w:rPr>
+                <w:rFonts w:ascii="Arial" w:cs="Arial" w:eastAsia="Arial" w:hAnsi="Arial"/>
+                <w:b w:val="false"/>
+                <w:bCs w:val="false"/>
+                <w:i w:val="false"/>
+                <w:iCs w:val="false"/>
+                <w:color w:val="000000"/>
+                <w:sz w:val="18"/>
+                <w:szCs w:val="18"/>
+              </w:rPr>
+              <w:t xml:space="preserve">Think-Pair-Share + Evidence Sorting. By asking learners to list evidence before they know the answer, the teacher builds the cognitive habit of separating observation from conclusion — a foundational scientific practice. Connecting the farmer's reasoning to KALRO scientists and KNH lab technologists grounds abstract scientific thinking in tangible Kenyan careers, making the purpose of General Science personally meaningful.</w:t>
+            </w:r>
+          </w:p>
+        </w:tc>
+        <w:tc>
+          <w:tcPr>
+            <w:tcW w:type="dxa" w:w="3040"/>
+            <w:shd w:fill="F2F2F2" w:color="auto" w:val="clear"/>
+            <w:tcMar>
+              <w:top w:type="dxa" w:w="60"/>
+              <w:left w:type="dxa" w:w="120"/>
+              <w:bottom w:type="dxa" w:w="60"/>
+              <w:right w:type="dxa" w:w="120"/>
+            </w:tcMar>
+            <w:vAlign w:val="top"/>
+          </w:tcPr>
+          <w:p>
+            <w:pPr>
+              <w:spacing w:after="40" w:before="0"/>
+              <w:jc w:val="left"/>
+            </w:pPr>
+            <w:r>
+              <w:rPr>
+                <w:rFonts w:ascii="Arial" w:cs="Arial" w:eastAsia="Arial" w:hAnsi="Arial"/>
+                <w:b w:val="false"/>
+                <w:bCs w:val="false"/>
+                <w:i w:val="false"/>
+                <w:iCs w:val="false"/>
+                <w:color w:val="000000"/>
+                <w:sz w:val="18"/>
+                <w:szCs w:val="18"/>
+              </w:rPr>
+              <w:t xml:space="preserve">Observable indicators: (a) In the pair discussion, are learners listing observable clues (location, colour, pattern) rather than invented causes? (b) During cold-call share-out, can at least 2 pairs distinguish between 'what the farmer saw' and 'what she concluded'? This distinction is the conceptual seed of inference — its presence or absence tells the teacher how much scaffolding the principle-of-inference lessons will need. Record names of learners who make this distinction spontaneously.</w:t>
+            </w:r>
+          </w:p>
+        </w:tc>
+      </w:tr>
+      <w:tr>
+        <w:tc>
+          <w:tcPr>
+            <w:tcW w:type="dxa" w:w="1520"/>
+            <w:shd w:fill="FCE4D6" w:color="auto" w:val="clear"/>
+            <w:tcMar>
+              <w:top w:type="dxa" w:w="60"/>
+              <w:left w:type="dxa" w:w="120"/>
+              <w:bottom w:type="dxa" w:w="60"/>
+              <w:right w:type="dxa" w:w="120"/>
+            </w:tcMar>
+            <w:vAlign w:val="top"/>
+          </w:tcPr>
+          <w:p>
+            <w:pPr>
+              <w:spacing w:after="40" w:before="0"/>
+              <w:jc w:val="left"/>
+            </w:pPr>
+            <w:r>
+              <w:rPr>
+                <w:rFonts w:ascii="Arial" w:cs="Arial" w:eastAsia="Arial" w:hAnsi="Arial"/>
+                <w:b/>
+                <w:bCs/>
+                <w:i w:val="false"/>
+                <w:iCs w:val="false"/>
+                <w:color w:val="000000"/>
+                <w:sz w:val="18"/>
+                <w:szCs w:val="18"/>
+              </w:rPr>
+              <w:t xml:space="preserve">Driving Question Board (DQB) Creation</w:t>
+            </w:r>
+          </w:p>
+          <w:p>
+            <w:pPr>
+              <w:spacing w:after="20" w:before="0"/>
+            </w:pPr>
+            <w:r>
+              <w:rPr>
+                <w:rFonts w:ascii="Arial" w:cs="Arial" w:eastAsia="Arial" w:hAnsi="Arial"/>
+                <w:b/>
+                <w:bCs/>
+                <w:color w:val="1F3864"/>
+                <w:sz w:val="16"/>
+                <w:szCs w:val="16"/>
+              </w:rPr>
+              <w:t xml:space="preserve">📹 VIDEO:</w:t>
+            </w:r>
+          </w:p>
+          <w:p>
+            <w:pPr>
+              <w:spacing w:after="20" w:before="0"/>
+            </w:pPr>
+            <w:hyperlink w:history="1" r:id="rIdr8e3f-9nt1j046w8kgrwz">
               <w:r>
                 <w:rPr>
                   <w:rFonts w:ascii="Arial" w:cs="Arial" w:eastAsia="Arial" w:hAnsi="Arial"/>
@@ -3857,9 +4130,25 @@
                   <w:szCs w:val="16"/>
                   <w:u w:val="single" w:color="2E75B6"/>
                 </w:rPr>
-                <w:t xml:space="preserve">Inferences about Regression Practice</w:t>
+                <w:t xml:space="preserve">Making inferences in informational texts | Reading</w:t>
               </w:r>
             </w:hyperlink>
+          </w:p>
+          <w:p>
+            <w:pPr>
+              <w:spacing w:after="20" w:before="0"/>
+            </w:pPr>
+            <w:r>
+              <w:rPr>
+                <w:rFonts w:ascii="Arial" w:cs="Arial" w:eastAsia="Arial" w:hAnsi="Arial"/>
+                <w:i/>
+                <w:iCs/>
+                <w:color w:val="595959"/>
+                <w:sz w:val="16"/>
+                <w:szCs w:val="16"/>
+              </w:rPr>
+              <w:t xml:space="preserve">Related topic: not an exact match for this lesson.</w:t>
+            </w:r>
           </w:p>
           <w:p>
             <w:pPr>
@@ -3873,7 +4162,7 @@
                 <w:sz w:val="14"/>
                 <w:szCs w:val="14"/>
               </w:rPr>
-              <w:t xml:space="preserve">Source: CK-12</w:t>
+              <w:t xml:space="preserve">Source: Khan Academy (English - US curriculum)</w:t>
             </w:r>
           </w:p>
           <w:p>
@@ -3881,235 +4170,7 @@
               <w:spacing w:after="10" w:before="0"/>
               <w:ind w:left="120"/>
             </w:pPr>
-            <w:hyperlink w:history="1" r:id="rIdhwegg_fmop40_alf6qmp-">
-              <w:r>
-                <w:rPr>
-                  <w:rFonts w:ascii="Arial" w:cs="Arial" w:eastAsia="Arial" w:hAnsi="Arial"/>
-                  <w:color w:val="595959"/>
-                  <w:sz w:val="14"/>
-                  <w:szCs w:val="14"/>
-                  <w:u w:val="single" w:color="595959"/>
-                </w:rPr>
-                <w:t xml:space="preserve">🔍 Search ARES for similar readings</w:t>
-              </w:r>
-            </w:hyperlink>
-          </w:p>
-        </w:tc>
-        <w:tc>
-          <w:tcPr>
-            <w:tcW w:type="dxa" w:w="3040"/>
-            <w:shd w:fill="FFFFFF" w:color="auto" w:val="clear"/>
-            <w:tcMar>
-              <w:top w:type="dxa" w:w="60"/>
-              <w:left w:type="dxa" w:w="120"/>
-              <w:bottom w:type="dxa" w:w="60"/>
-              <w:right w:type="dxa" w:w="120"/>
-            </w:tcMar>
-            <w:vAlign w:val="top"/>
-          </w:tcPr>
-          <w:p>
-            <w:pPr>
-              <w:spacing w:after="40" w:before="0"/>
-              <w:jc w:val="left"/>
-            </w:pPr>
-            <w:r>
-              <w:rPr>
-                <w:rFonts w:ascii="Arial" w:cs="Arial" w:eastAsia="Arial" w:hAnsi="Arial"/>
-                <w:b w:val="false"/>
-                <w:bCs w:val="false"/>
-                <w:i w:val="false"/>
-                <w:iCs w:val="false"/>
-                <w:color w:val="000000"/>
-                <w:sz w:val="18"/>
-                <w:szCs w:val="18"/>
-              </w:rPr>
-              <w:t xml:space="preserve">The teacher does NOT explain the answer to the phenomenon yet. Instead, learners are guided through a short structured discussion that sharpens the puzzle: What kinds of information did the farmer actually use? Learners work in pairs for 3 minutes to list every piece of information the farmer could have had — without seeing the pest. Pairs share out. The teacher then briefly introduces the idea that General Science is precisely the discipline that deals with this challenge: drawing reliable conclusions from evidence, including evidence we cannot see directly. The class is introduced to the names of two real career paths — a soil scientist (pedologist) at the Kenya Agricultural and Livestock Research Organisation (KALRO) and a medical lab technologist at Kenyatta National Hospital — as people who make life-changing decisions from indirect evidence every day.</w:t>
-            </w:r>
-          </w:p>
-        </w:tc>
-        <w:tc>
-          <w:tcPr>
-            <w:tcW w:type="dxa" w:w="3040"/>
-            <w:shd w:fill="F2F2F2" w:color="auto" w:val="clear"/>
-            <w:tcMar>
-              <w:top w:type="dxa" w:w="60"/>
-              <w:left w:type="dxa" w:w="120"/>
-              <w:bottom w:type="dxa" w:w="60"/>
-              <w:right w:type="dxa" w:w="120"/>
-            </w:tcMar>
-            <w:vAlign w:val="top"/>
-          </w:tcPr>
-          <w:p>
-            <w:pPr>
-              <w:spacing w:after="40" w:before="0"/>
-              <w:jc w:val="left"/>
-            </w:pPr>
-            <w:r>
-              <w:rPr>
-                <w:rFonts w:ascii="Arial" w:cs="Arial" w:eastAsia="Arial" w:hAnsi="Arial"/>
-                <w:b w:val="false"/>
-                <w:bCs w:val="false"/>
-                <w:i w:val="false"/>
-                <w:iCs w:val="false"/>
-                <w:color w:val="000000"/>
-                <w:sz w:val="18"/>
-                <w:szCs w:val="18"/>
-              </w:rPr>
-              <w:t xml:space="preserve">1. Say: 'Before I tell you whether any of our predictions are correct — let us think more carefully. Turn to the person next to you. You have three minutes. List every piece of information the farmer could have noticed WITHOUT picking up a single insect. Go.' (Set a 3-minute timer visibly.) 2. Circulate; listen for: wilting pattern is on the border only; the rest of the field is healthy; she watered and fertilised equally; the time of year; the colour of leaves; the soil texture. Do not prompt yet — just listen. 3. After 3 minutes: cold-call 3 pairs (WAIT TIME: 10 seconds each). Write their evidence list on the board in a second column next to the anchor chart. Label this column: 'Evidence the Farmer Had.' 4. Say: 'Look at that list. She never saw the pest. But she had ALL of that. Scientists have a word for what she did — she made an INFERENCE. That word will become very important in this sub-strand.' Write INFERENCE on the board. Do not define it fully yet — leave it as a teaser. 5. Say: 'A scientist at KALRO in Nairobi does exactly this when she analyses soil samples. A lab technologist at Kenyatta National Hospital does exactly this when she reads a blood test. They never see the disease directly — they read the evidence. That is General Science at work in Kenya, today.' 6. Say: 'We are not going to answer the full question today. That is the point. Today we are opening the investigation.'</w:t>
-            </w:r>
-          </w:p>
-        </w:tc>
-        <w:tc>
-          <w:tcPr>
-            <w:tcW w:type="dxa" w:w="3040"/>
-            <w:shd w:fill="FFFFFF" w:color="auto" w:val="clear"/>
-            <w:tcMar>
-              <w:top w:type="dxa" w:w="60"/>
-              <w:left w:type="dxa" w:w="120"/>
-              <w:bottom w:type="dxa" w:w="60"/>
-              <w:right w:type="dxa" w:w="120"/>
-            </w:tcMar>
-            <w:vAlign w:val="top"/>
-          </w:tcPr>
-          <w:p>
-            <w:pPr>
-              <w:spacing w:after="40" w:before="0"/>
-              <w:jc w:val="left"/>
-            </w:pPr>
-            <w:r>
-              <w:rPr>
-                <w:rFonts w:ascii="Arial" w:cs="Arial" w:eastAsia="Arial" w:hAnsi="Arial"/>
-                <w:b w:val="false"/>
-                <w:bCs w:val="false"/>
-                <w:i w:val="false"/>
-                <w:iCs w:val="false"/>
-                <w:color w:val="000000"/>
-                <w:sz w:val="18"/>
-                <w:szCs w:val="18"/>
-              </w:rPr>
-              <w:t xml:space="preserve">Think-Pair-Share + Evidence Sorting. By asking learners to list evidence before they know the answer, the teacher builds the cognitive habit of separating observation from conclusion — a foundational scientific practice. Connecting the farmer's reasoning to KALRO scientists and KNH lab technologists grounds abstract scientific thinking in tangible Kenyan careers, making the purpose of General Science personally meaningful.</w:t>
-            </w:r>
-          </w:p>
-        </w:tc>
-        <w:tc>
-          <w:tcPr>
-            <w:tcW w:type="dxa" w:w="3040"/>
-            <w:shd w:fill="F2F2F2" w:color="auto" w:val="clear"/>
-            <w:tcMar>
-              <w:top w:type="dxa" w:w="60"/>
-              <w:left w:type="dxa" w:w="120"/>
-              <w:bottom w:type="dxa" w:w="60"/>
-              <w:right w:type="dxa" w:w="120"/>
-            </w:tcMar>
-            <w:vAlign w:val="top"/>
-          </w:tcPr>
-          <w:p>
-            <w:pPr>
-              <w:spacing w:after="40" w:before="0"/>
-              <w:jc w:val="left"/>
-            </w:pPr>
-            <w:r>
-              <w:rPr>
-                <w:rFonts w:ascii="Arial" w:cs="Arial" w:eastAsia="Arial" w:hAnsi="Arial"/>
-                <w:b w:val="false"/>
-                <w:bCs w:val="false"/>
-                <w:i w:val="false"/>
-                <w:iCs w:val="false"/>
-                <w:color w:val="000000"/>
-                <w:sz w:val="18"/>
-                <w:szCs w:val="18"/>
-              </w:rPr>
-              <w:t xml:space="preserve">Observable indicators: (a) In the pair discussion, are learners listing observable clues (location, colour, pattern) rather than invented causes? (b) During cold-call share-out, can at least 2 pairs distinguish between 'what the farmer saw' and 'what she concluded'? This distinction is the conceptual seed of inference — its presence or absence tells the teacher how much scaffolding the principle-of-inference lessons will need. Record names of learners who make this distinction spontaneously.</w:t>
-            </w:r>
-          </w:p>
-        </w:tc>
-      </w:tr>
-      <w:tr>
-        <w:tc>
-          <w:tcPr>
-            <w:tcW w:type="dxa" w:w="1520"/>
-            <w:shd w:fill="FCE4D6" w:color="auto" w:val="clear"/>
-            <w:tcMar>
-              <w:top w:type="dxa" w:w="60"/>
-              <w:left w:type="dxa" w:w="120"/>
-              <w:bottom w:type="dxa" w:w="60"/>
-              <w:right w:type="dxa" w:w="120"/>
-            </w:tcMar>
-            <w:vAlign w:val="top"/>
-          </w:tcPr>
-          <w:p>
-            <w:pPr>
-              <w:spacing w:after="40" w:before="0"/>
-              <w:jc w:val="left"/>
-            </w:pPr>
-            <w:r>
-              <w:rPr>
-                <w:rFonts w:ascii="Arial" w:cs="Arial" w:eastAsia="Arial" w:hAnsi="Arial"/>
-                <w:b/>
-                <w:bCs/>
-                <w:i w:val="false"/>
-                <w:iCs w:val="false"/>
-                <w:color w:val="000000"/>
-                <w:sz w:val="18"/>
-                <w:szCs w:val="18"/>
-              </w:rPr>
-              <w:t xml:space="preserve">Driving Question Board (DQB) Creation</w:t>
-            </w:r>
-          </w:p>
-          <w:p>
-            <w:pPr>
-              <w:spacing w:after="20" w:before="0"/>
-            </w:pPr>
-            <w:r>
-              <w:rPr>
-                <w:rFonts w:ascii="Arial" w:cs="Arial" w:eastAsia="Arial" w:hAnsi="Arial"/>
-                <w:b/>
-                <w:bCs/>
-                <w:color w:val="1F3864"/>
-                <w:sz w:val="16"/>
-                <w:szCs w:val="16"/>
-              </w:rPr>
-              <w:t xml:space="preserve">📹 VIDEO:</w:t>
-            </w:r>
-          </w:p>
-          <w:p>
-            <w:pPr>
-              <w:spacing w:after="20" w:before="0"/>
-            </w:pPr>
-            <w:hyperlink w:history="1" r:id="rIdmxsvdzi9h0wefcchspqqk">
-              <w:r>
-                <w:rPr>
-                  <w:rFonts w:ascii="Arial" w:cs="Arial" w:eastAsia="Arial" w:hAnsi="Arial"/>
-                  <w:color w:val="2E75B6"/>
-                  <w:sz w:val="16"/>
-                  <w:szCs w:val="16"/>
-                  <w:u w:val="single" w:color="2E75B6"/>
-                </w:rPr>
-                <w:t xml:space="preserve">Making inferences in literary texts | Reading</w:t>
-              </w:r>
-            </w:hyperlink>
-          </w:p>
-          <w:p>
-            <w:pPr>
-              <w:spacing w:after="10" w:before="0"/>
-              <w:ind w:left="120"/>
-            </w:pPr>
-            <w:r>
-              <w:rPr>
-                <w:rFonts w:ascii="Arial" w:cs="Arial" w:eastAsia="Arial" w:hAnsi="Arial"/>
-                <w:color w:val="595959"/>
-                <w:sz w:val="14"/>
-                <w:szCs w:val="14"/>
-              </w:rPr>
-              <w:t xml:space="preserve">Source: Khan Academy (English - US curriculum)</w:t>
-            </w:r>
-          </w:p>
-          <w:p>
-            <w:pPr>
-              <w:spacing w:after="10" w:before="0"/>
-              <w:ind w:left="120"/>
-            </w:pPr>
-            <w:hyperlink w:history="1" r:id="rIdtbh5rl5nc5y_urjma7xms">
+            <w:hyperlink w:history="1" r:id="rIdcmbv3udtnm4vokcwf0x7c">
               <w:r>
                 <w:rPr>
                   <w:rFonts w:ascii="Arial" w:cs="Arial" w:eastAsia="Arial" w:hAnsi="Arial"/>
@@ -4147,14 +4208,241 @@
                 <w:sz w:val="16"/>
                 <w:szCs w:val="16"/>
               </w:rPr>
-              <w:t xml:space="preserve">📖 EXERCISE:</w:t>
+              <w:t xml:space="preserve">📖 READING:</w:t>
             </w:r>
           </w:p>
           <w:p>
             <w:pPr>
               <w:spacing w:after="20" w:before="0"/>
             </w:pPr>
-            <w:hyperlink w:history="1" r:id="rIdpik9qwnv-5wrs_s6jtbil">
+            <w:r>
+              <w:rPr>
+                <w:rFonts w:ascii="Arial" w:cs="Arial" w:eastAsia="Arial" w:hAnsi="Arial"/>
+                <w:i/>
+                <w:iCs/>
+                <w:color w:val="595959"/>
+                <w:sz w:val="16"/>
+                <w:szCs w:val="16"/>
+              </w:rPr>
+              <w:t xml:space="preserve">No closely matching reading in the ARES library for this activity.</w:t>
+            </w:r>
+          </w:p>
+          <w:p>
+            <w:pPr>
+              <w:spacing w:after="10" w:before="0"/>
+              <w:ind w:left="120"/>
+            </w:pPr>
+            <w:hyperlink w:history="1" r:id="rId3rsadl6kupcrtogyrzn-d">
+              <w:r>
+                <w:rPr>
+                  <w:rFonts w:ascii="Arial" w:cs="Arial" w:eastAsia="Arial" w:hAnsi="Arial"/>
+                  <w:color w:val="595959"/>
+                  <w:sz w:val="14"/>
+                  <w:szCs w:val="14"/>
+                  <w:u w:val="single" w:color="595959"/>
+                </w:rPr>
+                <w:t xml:space="preserve">🔍 Search ARES for readings</w:t>
+              </w:r>
+            </w:hyperlink>
+          </w:p>
+          <w:p>
+            <w:pPr>
+              <w:spacing w:after="10" w:before="0"/>
+              <w:ind w:left="120"/>
+            </w:pPr>
+            <w:r>
+              <w:rPr>
+                <w:rFonts w:ascii="Arial" w:cs="Arial" w:eastAsia="Arial" w:hAnsi="Arial"/>
+                <w:color w:val="595959"/>
+                <w:sz w:val="14"/>
+                <w:szCs w:val="14"/>
+              </w:rPr>
+              <w:t xml:space="preserve">Search terms: general inference indirect evidence</w:t>
+            </w:r>
+          </w:p>
+        </w:tc>
+        <w:tc>
+          <w:tcPr>
+            <w:tcW w:type="dxa" w:w="3040"/>
+            <w:shd w:fill="FFFFFF" w:color="auto" w:val="clear"/>
+            <w:tcMar>
+              <w:top w:type="dxa" w:w="60"/>
+              <w:left w:type="dxa" w:w="120"/>
+              <w:bottom w:type="dxa" w:w="60"/>
+              <w:right w:type="dxa" w:w="120"/>
+            </w:tcMar>
+            <w:vAlign w:val="top"/>
+          </w:tcPr>
+          <w:p>
+            <w:pPr>
+              <w:spacing w:after="40" w:before="0"/>
+              <w:jc w:val="left"/>
+            </w:pPr>
+            <w:r>
+              <w:rPr>
+                <w:rFonts w:ascii="Arial" w:cs="Arial" w:eastAsia="Arial" w:hAnsi="Arial"/>
+                <w:b w:val="false"/>
+                <w:bCs w:val="false"/>
+                <w:i w:val="false"/>
+                <w:iCs w:val="false"/>
+                <w:color w:val="000000"/>
+                <w:sz w:val="18"/>
+                <w:szCs w:val="18"/>
+              </w:rPr>
+              <w:t xml:space="preserve">Each learner receives two sticky notes. On the first, they write one question about the farmer's situation or about General Science that they genuinely cannot answer yet. On the second, they write one question about a career or a real-life situation in Kenya where they think this kind of 'hidden evidence' science matters. Learners walk to the front and post their sticky notes on the class DQB — a large poster divided into three columns: 'Questions about the Phenomenon,' 'Questions about General Science,' and 'Questions about Careers &amp; Kenya.' The teacher reads 4–5 posted questions aloud, validates them, and explains that the DQB will grow and be updated every lesson until all questions are answered.</w:t>
+            </w:r>
+          </w:p>
+        </w:tc>
+        <w:tc>
+          <w:tcPr>
+            <w:tcW w:type="dxa" w:w="3040"/>
+            <w:shd w:fill="F2F2F2" w:color="auto" w:val="clear"/>
+            <w:tcMar>
+              <w:top w:type="dxa" w:w="60"/>
+              <w:left w:type="dxa" w:w="120"/>
+              <w:bottom w:type="dxa" w:w="60"/>
+              <w:right w:type="dxa" w:w="120"/>
+            </w:tcMar>
+            <w:vAlign w:val="top"/>
+          </w:tcPr>
+          <w:p>
+            <w:pPr>
+              <w:spacing w:after="40" w:before="0"/>
+              <w:jc w:val="left"/>
+            </w:pPr>
+            <w:r>
+              <w:rPr>
+                <w:rFonts w:ascii="Arial" w:cs="Arial" w:eastAsia="Arial" w:hAnsi="Arial"/>
+                <w:b w:val="false"/>
+                <w:bCs w:val="false"/>
+                <w:i w:val="false"/>
+                <w:iCs w:val="false"/>
+                <w:color w:val="000000"/>
+                <w:sz w:val="18"/>
+                <w:szCs w:val="18"/>
+              </w:rPr>
+              <w:t xml:space="preserve">1. Distribute two sticky notes per learner. Say: 'You have two minutes. On your FIRST sticky note, write one question you have about the farmer's situation — something you genuinely do not know yet. On your SECOND sticky note, write one question about science or careers in Kenya where this kind of hidden-evidence thinking is used. Your name goes in the corner of each note.' 2. Give exactly 2 minutes (timer visible). 3. Say: 'Come up row by row and place your notes in the correct column on the board.' Supervise posting — redirect any notes placed in the wrong column with: 'That sounds more like a question about [X] — can you move it to that column?' 4. Once all notes are posted, read 4–5 aloud — choose at least one that connects to careers, one that connects to the phenomenon, and one that explicitly asks 'How do we know something we cannot see?' Say after each: 'That is a great scientific question. We will answer that in this sub-strand.' 5. Say: 'This board belongs to all of us. Every lesson, we will add questions and — when we have earned the answer — move questions to the ANSWERED column. Treat it like a living scientific notebook for our class.' 6. Photograph the DQB for the ARES platform record.</w:t>
+            </w:r>
+          </w:p>
+        </w:tc>
+        <w:tc>
+          <w:tcPr>
+            <w:tcW w:type="dxa" w:w="3040"/>
+            <w:shd w:fill="FFFFFF" w:color="auto" w:val="clear"/>
+            <w:tcMar>
+              <w:top w:type="dxa" w:w="60"/>
+              <w:left w:type="dxa" w:w="120"/>
+              <w:bottom w:type="dxa" w:w="60"/>
+              <w:right w:type="dxa" w:w="120"/>
+            </w:tcMar>
+            <w:vAlign w:val="top"/>
+          </w:tcPr>
+          <w:p>
+            <w:pPr>
+              <w:spacing w:after="40" w:before="0"/>
+              <w:jc w:val="left"/>
+            </w:pPr>
+            <w:r>
+              <w:rPr>
+                <w:rFonts w:ascii="Arial" w:cs="Arial" w:eastAsia="Arial" w:hAnsi="Arial"/>
+                <w:b w:val="false"/>
+                <w:bCs w:val="false"/>
+                <w:i w:val="false"/>
+                <w:iCs w:val="false"/>
+                <w:color w:val="000000"/>
+                <w:sz w:val="18"/>
+                <w:szCs w:val="18"/>
+              </w:rPr>
+              <w:t xml:space="preserve">Driving Question Board (DQB) — Question Generation Protocol. The DQB externalises curiosity and makes the learning goals student-owned rather than teacher-imposed. By categorising questions publicly, learners see the shape of the sub-strand's investigation space. Questions posted on Day 1 will be revisited in every subsequent lesson, creating a continuous narrative of growing understanding — the hallmark of phenomenon-based learning.</w:t>
+            </w:r>
+          </w:p>
+        </w:tc>
+        <w:tc>
+          <w:tcPr>
+            <w:tcW w:type="dxa" w:w="3040"/>
+            <w:shd w:fill="F2F2F2" w:color="auto" w:val="clear"/>
+            <w:tcMar>
+              <w:top w:type="dxa" w:w="60"/>
+              <w:left w:type="dxa" w:w="120"/>
+              <w:bottom w:type="dxa" w:w="60"/>
+              <w:right w:type="dxa" w:w="120"/>
+            </w:tcMar>
+            <w:vAlign w:val="top"/>
+          </w:tcPr>
+          <w:p>
+            <w:pPr>
+              <w:spacing w:after="40" w:before="0"/>
+              <w:jc w:val="left"/>
+            </w:pPr>
+            <w:r>
+              <w:rPr>
+                <w:rFonts w:ascii="Arial" w:cs="Arial" w:eastAsia="Arial" w:hAnsi="Arial"/>
+                <w:b w:val="false"/>
+                <w:bCs w:val="false"/>
+                <w:i w:val="false"/>
+                <w:iCs w:val="false"/>
+                <w:color w:val="000000"/>
+                <w:sz w:val="18"/>
+                <w:szCs w:val="18"/>
+              </w:rPr>
+              <w:t xml:space="preserve">Observable indicators: (a) Are learners' questions about the phenomenon or are they purely factual recall questions ('What is science?')? Genuine inquiry questions ('Why would only the border plants be affected?') signal higher-order thinking. (b) Do any questions reference specific Kenyan contexts (KEBS testing, soil scientists, doctors reading X-rays at Nairobi Hospital) — indicating transfer of the explanation-phase discussion? (c) Count: at minimum 70% of sticky notes should contain a genuine question (a sentence with a question mark and a knowledge gap), not a statement. Teacher reviews all notes after class and uses them to plan targeted instruction for Lessons 2–4.</w:t>
+            </w:r>
+          </w:p>
+        </w:tc>
+      </w:tr>
+      <w:tr>
+        <w:tc>
+          <w:tcPr>
+            <w:tcW w:type="dxa" w:w="1520"/>
+            <w:shd w:fill="D5E8F0" w:color="auto" w:val="clear"/>
+            <w:tcMar>
+              <w:top w:type="dxa" w:w="60"/>
+              <w:left w:type="dxa" w:w="120"/>
+              <w:bottom w:type="dxa" w:w="60"/>
+              <w:right w:type="dxa" w:w="120"/>
+            </w:tcMar>
+            <w:vAlign w:val="top"/>
+          </w:tcPr>
+          <w:p>
+            <w:pPr>
+              <w:spacing w:after="40" w:before="0"/>
+              <w:jc w:val="left"/>
+            </w:pPr>
+            <w:r>
+              <w:rPr>
+                <w:rFonts w:ascii="Arial" w:cs="Arial" w:eastAsia="Arial" w:hAnsi="Arial"/>
+                <w:b/>
+                <w:bCs/>
+                <w:i w:val="false"/>
+                <w:iCs w:val="false"/>
+                <w:color w:val="000000"/>
+                <w:sz w:val="18"/>
+                <w:szCs w:val="18"/>
+              </w:rPr>
+              <w:t xml:space="preserve">Model Building Phase</w:t>
+            </w:r>
+          </w:p>
+          <w:p>
+            <w:pPr>
+              <w:spacing w:after="20" w:before="0"/>
+            </w:pPr>
+            <w:r>
+              <w:rPr>
+                <w:rFonts w:ascii="Arial" w:cs="Arial" w:eastAsia="Arial" w:hAnsi="Arial"/>
+                <w:b/>
+                <w:bCs/>
+                <w:color w:val="1F3864"/>
+                <w:sz w:val="16"/>
+                <w:szCs w:val="16"/>
+              </w:rPr>
+              <w:t xml:space="preserve">📹 VIDEO:</w:t>
+            </w:r>
+          </w:p>
+          <w:p>
+            <w:pPr>
+              <w:spacing w:after="20" w:before="0"/>
+            </w:pPr>
+            <w:hyperlink w:history="1" r:id="rIdxhd3upgqwk6f7xip9uwla">
               <w:r>
                 <w:rPr>
                   <w:rFonts w:ascii="Arial" w:cs="Arial" w:eastAsia="Arial" w:hAnsi="Arial"/>
@@ -4163,9 +4451,25 @@
                   <w:szCs w:val="16"/>
                   <w:u w:val="single" w:color="2E75B6"/>
                 </w:rPr>
-                <w:t xml:space="preserve">Making inferences from random samples</w:t>
+                <w:t xml:space="preserve">Evidence of evolution: anatomy</w:t>
               </w:r>
             </w:hyperlink>
+          </w:p>
+          <w:p>
+            <w:pPr>
+              <w:spacing w:after="20" w:before="0"/>
+            </w:pPr>
+            <w:r>
+              <w:rPr>
+                <w:rFonts w:ascii="Arial" w:cs="Arial" w:eastAsia="Arial" w:hAnsi="Arial"/>
+                <w:i/>
+                <w:iCs/>
+                <w:color w:val="595959"/>
+                <w:sz w:val="16"/>
+                <w:szCs w:val="16"/>
+              </w:rPr>
+              <w:t xml:space="preserve">Related topic: not an exact match for this lesson.</w:t>
+            </w:r>
           </w:p>
           <w:p>
             <w:pPr>
@@ -4187,235 +4491,7 @@
               <w:spacing w:after="10" w:before="0"/>
               <w:ind w:left="120"/>
             </w:pPr>
-            <w:hyperlink w:history="1" r:id="rId2rfhlcfcmjorvpx8tkxt6">
-              <w:r>
-                <w:rPr>
-                  <w:rFonts w:ascii="Arial" w:cs="Arial" w:eastAsia="Arial" w:hAnsi="Arial"/>
-                  <w:color w:val="595959"/>
-                  <w:sz w:val="14"/>
-                  <w:szCs w:val="14"/>
-                  <w:u w:val="single" w:color="595959"/>
-                </w:rPr>
-                <w:t xml:space="preserve">🔍 Search ARES for similar readings</w:t>
-              </w:r>
-            </w:hyperlink>
-          </w:p>
-        </w:tc>
-        <w:tc>
-          <w:tcPr>
-            <w:tcW w:type="dxa" w:w="3040"/>
-            <w:shd w:fill="FFFFFF" w:color="auto" w:val="clear"/>
-            <w:tcMar>
-              <w:top w:type="dxa" w:w="60"/>
-              <w:left w:type="dxa" w:w="120"/>
-              <w:bottom w:type="dxa" w:w="60"/>
-              <w:right w:type="dxa" w:w="120"/>
-            </w:tcMar>
-            <w:vAlign w:val="top"/>
-          </w:tcPr>
-          <w:p>
-            <w:pPr>
-              <w:spacing w:after="40" w:before="0"/>
-              <w:jc w:val="left"/>
-            </w:pPr>
-            <w:r>
-              <w:rPr>
-                <w:rFonts w:ascii="Arial" w:cs="Arial" w:eastAsia="Arial" w:hAnsi="Arial"/>
-                <w:b w:val="false"/>
-                <w:bCs w:val="false"/>
-                <w:i w:val="false"/>
-                <w:iCs w:val="false"/>
-                <w:color w:val="000000"/>
-                <w:sz w:val="18"/>
-                <w:szCs w:val="18"/>
-              </w:rPr>
-              <w:t xml:space="preserve">Each learner receives two sticky notes. On the first, they write one question about the farmer's situation or about General Science that they genuinely cannot answer yet. On the second, they write one question about a career or a real-life situation in Kenya where they think this kind of 'hidden evidence' science matters. Learners walk to the front and post their sticky notes on the class DQB — a large poster divided into three columns: 'Questions about the Phenomenon,' 'Questions about General Science,' and 'Questions about Careers &amp; Kenya.' The teacher reads 4–5 posted questions aloud, validates them, and explains that the DQB will grow and be updated every lesson until all questions are answered.</w:t>
-            </w:r>
-          </w:p>
-        </w:tc>
-        <w:tc>
-          <w:tcPr>
-            <w:tcW w:type="dxa" w:w="3040"/>
-            <w:shd w:fill="F2F2F2" w:color="auto" w:val="clear"/>
-            <w:tcMar>
-              <w:top w:type="dxa" w:w="60"/>
-              <w:left w:type="dxa" w:w="120"/>
-              <w:bottom w:type="dxa" w:w="60"/>
-              <w:right w:type="dxa" w:w="120"/>
-            </w:tcMar>
-            <w:vAlign w:val="top"/>
-          </w:tcPr>
-          <w:p>
-            <w:pPr>
-              <w:spacing w:after="40" w:before="0"/>
-              <w:jc w:val="left"/>
-            </w:pPr>
-            <w:r>
-              <w:rPr>
-                <w:rFonts w:ascii="Arial" w:cs="Arial" w:eastAsia="Arial" w:hAnsi="Arial"/>
-                <w:b w:val="false"/>
-                <w:bCs w:val="false"/>
-                <w:i w:val="false"/>
-                <w:iCs w:val="false"/>
-                <w:color w:val="000000"/>
-                <w:sz w:val="18"/>
-                <w:szCs w:val="18"/>
-              </w:rPr>
-              <w:t xml:space="preserve">1. Distribute two sticky notes per learner. Say: 'You have two minutes. On your FIRST sticky note, write one question you have about the farmer's situation — something you genuinely do not know yet. On your SECOND sticky note, write one question about science or careers in Kenya where this kind of hidden-evidence thinking is used. Your name goes in the corner of each note.' 2. Give exactly 2 minutes (timer visible). 3. Say: 'Come up row by row and place your notes in the correct column on the board.' Supervise posting — redirect any notes placed in the wrong column with: 'That sounds more like a question about [X] — can you move it to that column?' 4. Once all notes are posted, read 4–5 aloud — choose at least one that connects to careers, one that connects to the phenomenon, and one that explicitly asks 'How do we know something we cannot see?' Say after each: 'That is a great scientific question. We will answer that in this sub-strand.' 5. Say: 'This board belongs to all of us. Every lesson, we will add questions and — when we have earned the answer — move questions to the ANSWERED column. Treat it like a living scientific notebook for our class.' 6. Photograph the DQB for the ARES platform record.</w:t>
-            </w:r>
-          </w:p>
-        </w:tc>
-        <w:tc>
-          <w:tcPr>
-            <w:tcW w:type="dxa" w:w="3040"/>
-            <w:shd w:fill="FFFFFF" w:color="auto" w:val="clear"/>
-            <w:tcMar>
-              <w:top w:type="dxa" w:w="60"/>
-              <w:left w:type="dxa" w:w="120"/>
-              <w:bottom w:type="dxa" w:w="60"/>
-              <w:right w:type="dxa" w:w="120"/>
-            </w:tcMar>
-            <w:vAlign w:val="top"/>
-          </w:tcPr>
-          <w:p>
-            <w:pPr>
-              <w:spacing w:after="40" w:before="0"/>
-              <w:jc w:val="left"/>
-            </w:pPr>
-            <w:r>
-              <w:rPr>
-                <w:rFonts w:ascii="Arial" w:cs="Arial" w:eastAsia="Arial" w:hAnsi="Arial"/>
-                <w:b w:val="false"/>
-                <w:bCs w:val="false"/>
-                <w:i w:val="false"/>
-                <w:iCs w:val="false"/>
-                <w:color w:val="000000"/>
-                <w:sz w:val="18"/>
-                <w:szCs w:val="18"/>
-              </w:rPr>
-              <w:t xml:space="preserve">Driving Question Board (DQB) — Question Generation Protocol. The DQB externalises curiosity and makes the learning goals student-owned rather than teacher-imposed. By categorising questions publicly, learners see the shape of the sub-strand's investigation space. Questions posted on Day 1 will be revisited in every subsequent lesson, creating a continuous narrative of growing understanding — the hallmark of phenomenon-based learning.</w:t>
-            </w:r>
-          </w:p>
-        </w:tc>
-        <w:tc>
-          <w:tcPr>
-            <w:tcW w:type="dxa" w:w="3040"/>
-            <w:shd w:fill="F2F2F2" w:color="auto" w:val="clear"/>
-            <w:tcMar>
-              <w:top w:type="dxa" w:w="60"/>
-              <w:left w:type="dxa" w:w="120"/>
-              <w:bottom w:type="dxa" w:w="60"/>
-              <w:right w:type="dxa" w:w="120"/>
-            </w:tcMar>
-            <w:vAlign w:val="top"/>
-          </w:tcPr>
-          <w:p>
-            <w:pPr>
-              <w:spacing w:after="40" w:before="0"/>
-              <w:jc w:val="left"/>
-            </w:pPr>
-            <w:r>
-              <w:rPr>
-                <w:rFonts w:ascii="Arial" w:cs="Arial" w:eastAsia="Arial" w:hAnsi="Arial"/>
-                <w:b w:val="false"/>
-                <w:bCs w:val="false"/>
-                <w:i w:val="false"/>
-                <w:iCs w:val="false"/>
-                <w:color w:val="000000"/>
-                <w:sz w:val="18"/>
-                <w:szCs w:val="18"/>
-              </w:rPr>
-              <w:t xml:space="preserve">Observable indicators: (a) Are learners' questions about the phenomenon or are they purely factual recall questions ('What is science?')? Genuine inquiry questions ('Why would only the border plants be affected?') signal higher-order thinking. (b) Do any questions reference specific Kenyan contexts (KEBS testing, soil scientists, doctors reading X-rays at Nairobi Hospital) — indicating transfer of the explanation-phase discussion? (c) Count: at minimum 70% of sticky notes should contain a genuine question (a sentence with a question mark and a knowledge gap), not a statement. Teacher reviews all notes after class and uses them to plan targeted instruction for Lessons 2–4.</w:t>
-            </w:r>
-          </w:p>
-        </w:tc>
-      </w:tr>
-      <w:tr>
-        <w:tc>
-          <w:tcPr>
-            <w:tcW w:type="dxa" w:w="1520"/>
-            <w:shd w:fill="D5E8F0" w:color="auto" w:val="clear"/>
-            <w:tcMar>
-              <w:top w:type="dxa" w:w="60"/>
-              <w:left w:type="dxa" w:w="120"/>
-              <w:bottom w:type="dxa" w:w="60"/>
-              <w:right w:type="dxa" w:w="120"/>
-            </w:tcMar>
-            <w:vAlign w:val="top"/>
-          </w:tcPr>
-          <w:p>
-            <w:pPr>
-              <w:spacing w:after="40" w:before="0"/>
-              <w:jc w:val="left"/>
-            </w:pPr>
-            <w:r>
-              <w:rPr>
-                <w:rFonts w:ascii="Arial" w:cs="Arial" w:eastAsia="Arial" w:hAnsi="Arial"/>
-                <w:b/>
-                <w:bCs/>
-                <w:i w:val="false"/>
-                <w:iCs w:val="false"/>
-                <w:color w:val="000000"/>
-                <w:sz w:val="18"/>
-                <w:szCs w:val="18"/>
-              </w:rPr>
-              <w:t xml:space="preserve">Model Building Phase</w:t>
-            </w:r>
-          </w:p>
-          <w:p>
-            <w:pPr>
-              <w:spacing w:after="20" w:before="0"/>
-            </w:pPr>
-            <w:r>
-              <w:rPr>
-                <w:rFonts w:ascii="Arial" w:cs="Arial" w:eastAsia="Arial" w:hAnsi="Arial"/>
-                <w:b/>
-                <w:bCs/>
-                <w:color w:val="1F3864"/>
-                <w:sz w:val="16"/>
-                <w:szCs w:val="16"/>
-              </w:rPr>
-              <w:t xml:space="preserve">📹 VIDEO:</w:t>
-            </w:r>
-          </w:p>
-          <w:p>
-            <w:pPr>
-              <w:spacing w:after="20" w:before="0"/>
-            </w:pPr>
-            <w:hyperlink w:history="1" r:id="rIdydunzqldsto9yzhp_qqvv">
-              <w:r>
-                <w:rPr>
-                  <w:rFonts w:ascii="Arial" w:cs="Arial" w:eastAsia="Arial" w:hAnsi="Arial"/>
-                  <w:color w:val="2E75B6"/>
-                  <w:sz w:val="16"/>
-                  <w:szCs w:val="16"/>
-                  <w:u w:val="single" w:color="2E75B6"/>
-                </w:rPr>
-                <w:t xml:space="preserve">Conditions for inference on slope</w:t>
-              </w:r>
-            </w:hyperlink>
-          </w:p>
-          <w:p>
-            <w:pPr>
-              <w:spacing w:after="10" w:before="0"/>
-              <w:ind w:left="120"/>
-            </w:pPr>
-            <w:r>
-              <w:rPr>
-                <w:rFonts w:ascii="Arial" w:cs="Arial" w:eastAsia="Arial" w:hAnsi="Arial"/>
-                <w:color w:val="595959"/>
-                <w:sz w:val="14"/>
-                <w:szCs w:val="14"/>
-              </w:rPr>
-              <w:t xml:space="preserve">Source: Khan Academy (English - US curriculum)</w:t>
-            </w:r>
-          </w:p>
-          <w:p>
-            <w:pPr>
-              <w:spacing w:after="10" w:before="0"/>
-              <w:ind w:left="120"/>
-            </w:pPr>
-            <w:hyperlink w:history="1" r:id="rIdwxgqixzw5o616s-9tw8z-">
+            <w:hyperlink w:history="1" r:id="rId3wpxp4nt-alqcctghnbid">
               <w:r>
                 <w:rPr>
                   <w:rFonts w:ascii="Arial" w:cs="Arial" w:eastAsia="Arial" w:hAnsi="Arial"/>
@@ -4453,47 +4529,31 @@
                 <w:sz w:val="16"/>
                 <w:szCs w:val="16"/>
               </w:rPr>
-              <w:t xml:space="preserve">📖 EXERCISE:</w:t>
+              <w:t xml:space="preserve">📖 READING:</w:t>
             </w:r>
           </w:p>
           <w:p>
             <w:pPr>
               <w:spacing w:after="20" w:before="0"/>
             </w:pPr>
-            <w:hyperlink w:history="1" r:id="rIdtqft1dsysgqo-t96am1ri">
-              <w:r>
-                <w:rPr>
-                  <w:rFonts w:ascii="Arial" w:cs="Arial" w:eastAsia="Arial" w:hAnsi="Arial"/>
-                  <w:color w:val="2E75B6"/>
-                  <w:sz w:val="16"/>
-                  <w:szCs w:val="16"/>
-                  <w:u w:val="single" w:color="2E75B6"/>
-                </w:rPr>
-                <w:t xml:space="preserve">Conditions for inference on two means</w:t>
-              </w:r>
-            </w:hyperlink>
+            <w:r>
+              <w:rPr>
+                <w:rFonts w:ascii="Arial" w:cs="Arial" w:eastAsia="Arial" w:hAnsi="Arial"/>
+                <w:i/>
+                <w:iCs/>
+                <w:color w:val="595959"/>
+                <w:sz w:val="16"/>
+                <w:szCs w:val="16"/>
+              </w:rPr>
+              <w:t xml:space="preserve">No closely matching reading in the ARES library for this activity.</w:t>
+            </w:r>
           </w:p>
           <w:p>
             <w:pPr>
               <w:spacing w:after="10" w:before="0"/>
               <w:ind w:left="120"/>
             </w:pPr>
-            <w:r>
-              <w:rPr>
-                <w:rFonts w:ascii="Arial" w:cs="Arial" w:eastAsia="Arial" w:hAnsi="Arial"/>
-                <w:color w:val="595959"/>
-                <w:sz w:val="14"/>
-                <w:szCs w:val="14"/>
-              </w:rPr>
-              <w:t xml:space="preserve">Source: Khan Academy (English - US curriculum)</w:t>
-            </w:r>
-          </w:p>
-          <w:p>
-            <w:pPr>
-              <w:spacing w:after="10" w:before="0"/>
-              <w:ind w:left="120"/>
-            </w:pPr>
-            <w:hyperlink w:history="1" r:id="rIdj6psoy8t2xq7oiy7mwj0e">
+            <w:hyperlink w:history="1" r:id="rId0kdfzvcwnvfatzqvxwn5t">
               <w:r>
                 <w:rPr>
                   <w:rFonts w:ascii="Arial" w:cs="Arial" w:eastAsia="Arial" w:hAnsi="Arial"/>
@@ -4502,9 +4562,24 @@
                   <w:szCs w:val="14"/>
                   <w:u w:val="single" w:color="595959"/>
                 </w:rPr>
-                <w:t xml:space="preserve">🔍 Search ARES for similar readings</w:t>
+                <w:t xml:space="preserve">🔍 Search ARES for readings</w:t>
               </w:r>
             </w:hyperlink>
+          </w:p>
+          <w:p>
+            <w:pPr>
+              <w:spacing w:after="10" w:before="0"/>
+              <w:ind w:left="120"/>
+            </w:pPr>
+            <w:r>
+              <w:rPr>
+                <w:rFonts w:ascii="Arial" w:cs="Arial" w:eastAsia="Arial" w:hAnsi="Arial"/>
+                <w:color w:val="595959"/>
+                <w:sz w:val="14"/>
+                <w:szCs w:val="14"/>
+              </w:rPr>
+              <w:t xml:space="preserve">Search terms: general inference indirect evidence</w:t>
+            </w:r>
           </w:p>
         </w:tc>
         <w:tc>
@@ -5005,7 +5080,7 @@
         </w:rPr>
         <w:t xml:space="preserve">© 2026 SeaVuria and ARES. Aligned with KICD objectives. Developed by SeaVuria; technical implementation by ARES (with AI assistance from Claude). Licensed under </w:t>
       </w:r>
-      <w:hyperlink w:history="1" r:id="rIdy9l4iaivwhdqes5nmcfda">
+      <w:hyperlink w:history="1" r:id="rIdyeorsgyvv5jcan8y1gcvg">
         <w:r>
           <w:rPr>
             <w:rFonts w:ascii="Arial" w:cs="Arial" w:eastAsia="Arial" w:hAnsi="Arial"/>
@@ -5026,7 +5101,7 @@
         </w:rPr>
         <w:t xml:space="preserve"> (</w:t>
       </w:r>
-      <w:hyperlink w:history="1" r:id="rIdyku_uqutyrlkus7b-mmn9">
+      <w:hyperlink w:history="1" r:id="rIdrtqexuye3kgq5_mj4xqsi">
         <w:r>
           <w:rPr>
             <w:rFonts w:ascii="Arial" w:cs="Arial" w:eastAsia="Arial" w:hAnsi="Arial"/>
@@ -6039,7 +6114,7 @@
             <w:pPr>
               <w:spacing w:after="20" w:before="0"/>
             </w:pPr>
-            <w:hyperlink w:history="1" r:id="rIdvc4tmxf6xrwgfbmufqwq4">
+            <w:hyperlink w:history="1" r:id="rId1twc8m48spvhkvbx5_bvp">
               <w:r>
                 <w:rPr>
                   <w:rFonts w:ascii="Arial" w:cs="Arial" w:eastAsia="Arial" w:hAnsi="Arial"/>
@@ -6048,9 +6123,25 @@
                   <w:szCs w:val="16"/>
                   <w:u w:val="single" w:color="2E75B6"/>
                 </w:rPr>
-                <w:t xml:space="preserve">Health care community liaison: My budget and planning for the future</w:t>
+                <w:t xml:space="preserve">Health care community liaison: How I got my job and where I'm going</w:t>
               </w:r>
             </w:hyperlink>
+          </w:p>
+          <w:p>
+            <w:pPr>
+              <w:spacing w:after="20" w:before="0"/>
+            </w:pPr>
+            <w:r>
+              <w:rPr>
+                <w:rFonts w:ascii="Arial" w:cs="Arial" w:eastAsia="Arial" w:hAnsi="Arial"/>
+                <w:i/>
+                <w:iCs/>
+                <w:color w:val="595959"/>
+                <w:sz w:val="16"/>
+                <w:szCs w:val="16"/>
+              </w:rPr>
+              <w:t xml:space="preserve">Related topic: not an exact match for this lesson.</w:t>
+            </w:r>
           </w:p>
           <w:p>
             <w:pPr>
@@ -6072,7 +6163,7 @@
               <w:spacing w:after="10" w:before="0"/>
               <w:ind w:left="120"/>
             </w:pPr>
-            <w:hyperlink w:history="1" r:id="rIdavkizzmnjhkrv2boxwm79">
+            <w:hyperlink w:history="1" r:id="rId1hxpml__l52ivtyi0-4nl">
               <w:r>
                 <w:rPr>
                   <w:rFonts w:ascii="Arial" w:cs="Arial" w:eastAsia="Arial" w:hAnsi="Arial"/>
@@ -6134,7 +6225,7 @@
               <w:spacing w:after="10" w:before="0"/>
               <w:ind w:left="120"/>
             </w:pPr>
-            <w:hyperlink w:history="1" r:id="rIdo4ire1hxgg6-zn5fujugs">
+            <w:hyperlink w:history="1" r:id="rIdjej2ircilyaxqntq2ug0b">
               <w:r>
                 <w:rPr>
                   <w:rFonts w:ascii="Arial" w:cs="Arial" w:eastAsia="Arial" w:hAnsi="Arial"/>
@@ -6344,7 +6435,7 @@
             <w:pPr>
               <w:spacing w:after="20" w:before="0"/>
             </w:pPr>
-            <w:hyperlink w:history="1" r:id="rIdkehibumrvuzwsogq9wyt6">
+            <w:hyperlink w:history="1" r:id="rIdfid3mjj8nro_ukmeevd-9">
               <w:r>
                 <w:rPr>
                   <w:rFonts w:ascii="Arial" w:cs="Arial" w:eastAsia="Arial" w:hAnsi="Arial"/>
@@ -6359,6 +6450,22 @@
           </w:p>
           <w:p>
             <w:pPr>
+              <w:spacing w:after="20" w:before="0"/>
+            </w:pPr>
+            <w:r>
+              <w:rPr>
+                <w:rFonts w:ascii="Arial" w:cs="Arial" w:eastAsia="Arial" w:hAnsi="Arial"/>
+                <w:i/>
+                <w:iCs/>
+                <w:color w:val="595959"/>
+                <w:sz w:val="16"/>
+                <w:szCs w:val="16"/>
+              </w:rPr>
+              <w:t xml:space="preserve">Related topic: not an exact match for this lesson.</w:t>
+            </w:r>
+          </w:p>
+          <w:p>
+            <w:pPr>
               <w:spacing w:after="10" w:before="0"/>
               <w:ind w:left="120"/>
             </w:pPr>
@@ -6377,7 +6484,7 @@
               <w:spacing w:after="10" w:before="0"/>
               <w:ind w:left="120"/>
             </w:pPr>
-            <w:hyperlink w:history="1" r:id="rIdj7wrvku3aed-chiy1lguj">
+            <w:hyperlink w:history="1" r:id="rIddj-fz8i2xnlo0ts3mgtx_">
               <w:r>
                 <w:rPr>
                   <w:rFonts w:ascii="Arial" w:cs="Arial" w:eastAsia="Arial" w:hAnsi="Arial"/>
@@ -6439,7 +6546,7 @@
               <w:spacing w:after="10" w:before="0"/>
               <w:ind w:left="120"/>
             </w:pPr>
-            <w:hyperlink w:history="1" r:id="rId-6wcchdhfwqi-j6k86ecx">
+            <w:hyperlink w:history="1" r:id="rIdpsxjyye4s_6lbgqyo3g4g">
               <w:r>
                 <w:rPr>
                   <w:rFonts w:ascii="Arial" w:cs="Arial" w:eastAsia="Arial" w:hAnsi="Arial"/>
@@ -6649,7 +6756,7 @@
             <w:pPr>
               <w:spacing w:after="20" w:before="0"/>
             </w:pPr>
-            <w:hyperlink w:history="1" r:id="rIdudatngodo3x9jjt2rlws3">
+            <w:hyperlink w:history="1" r:id="rIdfggbwk5ii5kstnyga9xpb">
               <w:r>
                 <w:rPr>
                   <w:rFonts w:ascii="Arial" w:cs="Arial" w:eastAsia="Arial" w:hAnsi="Arial"/>
@@ -6664,6 +6771,22 @@
           </w:p>
           <w:p>
             <w:pPr>
+              <w:spacing w:after="20" w:before="0"/>
+            </w:pPr>
+            <w:r>
+              <w:rPr>
+                <w:rFonts w:ascii="Arial" w:cs="Arial" w:eastAsia="Arial" w:hAnsi="Arial"/>
+                <w:i/>
+                <w:iCs/>
+                <w:color w:val="595959"/>
+                <w:sz w:val="16"/>
+                <w:szCs w:val="16"/>
+              </w:rPr>
+              <w:t xml:space="preserve">Related topic: not an exact match for this lesson.</w:t>
+            </w:r>
+          </w:p>
+          <w:p>
+            <w:pPr>
               <w:spacing w:after="10" w:before="0"/>
               <w:ind w:left="120"/>
             </w:pPr>
@@ -6682,7 +6805,7 @@
               <w:spacing w:after="10" w:before="0"/>
               <w:ind w:left="120"/>
             </w:pPr>
-            <w:hyperlink w:history="1" r:id="rIdkl7do0ymkulrcmuezaluu">
+            <w:hyperlink w:history="1" r:id="rIdo05hd33yxhg6ya3s8w0sf">
               <w:r>
                 <w:rPr>
                   <w:rFonts w:ascii="Arial" w:cs="Arial" w:eastAsia="Arial" w:hAnsi="Arial"/>
@@ -6744,7 +6867,7 @@
               <w:spacing w:after="10" w:before="0"/>
               <w:ind w:left="120"/>
             </w:pPr>
-            <w:hyperlink w:history="1" r:id="rId9dlxooccnz046wro83qtv">
+            <w:hyperlink w:history="1" r:id="rIdcsuxzxgpuar1dagkpwomp">
               <w:r>
                 <w:rPr>
                   <w:rFonts w:ascii="Arial" w:cs="Arial" w:eastAsia="Arial" w:hAnsi="Arial"/>
@@ -6954,7 +7077,7 @@
             <w:pPr>
               <w:spacing w:after="20" w:before="0"/>
             </w:pPr>
-            <w:hyperlink w:history="1" r:id="rIdrx5twq_dsomfvl9pl0bbs">
+            <w:hyperlink w:history="1" r:id="rIdcldkdvgwcy9x764rft-tx">
               <w:r>
                 <w:rPr>
                   <w:rFonts w:ascii="Arial" w:cs="Arial" w:eastAsia="Arial" w:hAnsi="Arial"/>
@@ -6963,9 +7086,25 @@
                   <w:szCs w:val="16"/>
                   <w:u w:val="single" w:color="2E75B6"/>
                 </w:rPr>
-                <w:t xml:space="preserve">Health care community liaison: My budget and planning for the future</w:t>
+                <w:t xml:space="preserve">Health care community liaison: How I got my job and where I'm going</w:t>
               </w:r>
             </w:hyperlink>
+          </w:p>
+          <w:p>
+            <w:pPr>
+              <w:spacing w:after="20" w:before="0"/>
+            </w:pPr>
+            <w:r>
+              <w:rPr>
+                <w:rFonts w:ascii="Arial" w:cs="Arial" w:eastAsia="Arial" w:hAnsi="Arial"/>
+                <w:i/>
+                <w:iCs/>
+                <w:color w:val="595959"/>
+                <w:sz w:val="16"/>
+                <w:szCs w:val="16"/>
+              </w:rPr>
+              <w:t xml:space="preserve">Related topic: not an exact match for this lesson.</w:t>
+            </w:r>
           </w:p>
           <w:p>
             <w:pPr>
@@ -6987,7 +7126,7 @@
               <w:spacing w:after="10" w:before="0"/>
               <w:ind w:left="120"/>
             </w:pPr>
-            <w:hyperlink w:history="1" r:id="rId2o2wutqcfwbrwli0fltlq">
+            <w:hyperlink w:history="1" r:id="rId3rbdytug3hhzhxqpc8hd6">
               <w:r>
                 <w:rPr>
                   <w:rFonts w:ascii="Arial" w:cs="Arial" w:eastAsia="Arial" w:hAnsi="Arial"/>
@@ -7049,7 +7188,7 @@
               <w:spacing w:after="10" w:before="0"/>
               <w:ind w:left="120"/>
             </w:pPr>
-            <w:hyperlink w:history="1" r:id="rId3blqwonjequ-str3skmzj">
+            <w:hyperlink w:history="1" r:id="rId3merp7i7g51plcpv4ohpp">
               <w:r>
                 <w:rPr>
                   <w:rFonts w:ascii="Arial" w:cs="Arial" w:eastAsia="Arial" w:hAnsi="Arial"/>
@@ -7259,7 +7398,7 @@
             <w:pPr>
               <w:spacing w:after="20" w:before="0"/>
             </w:pPr>
-            <w:hyperlink w:history="1" r:id="rIdmoqfnmx7zeokhhjjx8ysv">
+            <w:hyperlink w:history="1" r:id="rId_f8txzvdjanylenpt7xba">
               <w:r>
                 <w:rPr>
                   <w:rFonts w:ascii="Arial" w:cs="Arial" w:eastAsia="Arial" w:hAnsi="Arial"/>
@@ -7268,9 +7407,25 @@
                   <w:szCs w:val="16"/>
                   <w:u w:val="single" w:color="2E75B6"/>
                 </w:rPr>
-                <w:t xml:space="preserve">Health care community liaison: My budget and planning for the future</w:t>
+                <w:t xml:space="preserve">Health care community liaison: How I got my job and where I'm going</w:t>
               </w:r>
             </w:hyperlink>
+          </w:p>
+          <w:p>
+            <w:pPr>
+              <w:spacing w:after="20" w:before="0"/>
+            </w:pPr>
+            <w:r>
+              <w:rPr>
+                <w:rFonts w:ascii="Arial" w:cs="Arial" w:eastAsia="Arial" w:hAnsi="Arial"/>
+                <w:i/>
+                <w:iCs/>
+                <w:color w:val="595959"/>
+                <w:sz w:val="16"/>
+                <w:szCs w:val="16"/>
+              </w:rPr>
+              <w:t xml:space="preserve">Related topic: not an exact match for this lesson.</w:t>
+            </w:r>
           </w:p>
           <w:p>
             <w:pPr>
@@ -7292,7 +7447,7 @@
               <w:spacing w:after="10" w:before="0"/>
               <w:ind w:left="120"/>
             </w:pPr>
-            <w:hyperlink w:history="1" r:id="rIduk8t_qlvbeb398k2bvd2l">
+            <w:hyperlink w:history="1" r:id="rIdoky22zq7yqzdyys9voyao">
               <w:r>
                 <w:rPr>
                   <w:rFonts w:ascii="Arial" w:cs="Arial" w:eastAsia="Arial" w:hAnsi="Arial"/>
@@ -7354,7 +7509,7 @@
               <w:spacing w:after="10" w:before="0"/>
               <w:ind w:left="120"/>
             </w:pPr>
-            <w:hyperlink w:history="1" r:id="rIdyceaaoxwfr8pvcss-vhtf">
+            <w:hyperlink w:history="1" r:id="rIdbz3zcoivks3qkndyzovko">
               <w:r>
                 <w:rPr>
                   <w:rFonts w:ascii="Arial" w:cs="Arial" w:eastAsia="Arial" w:hAnsi="Arial"/>
@@ -7881,7 +8036,7 @@
         </w:rPr>
         <w:t xml:space="preserve">© 2026 SeaVuria and ARES. Aligned with KICD objectives. Developed by SeaVuria; technical implementation by ARES (with AI assistance from Claude). Licensed under </w:t>
       </w:r>
-      <w:hyperlink w:history="1" r:id="rIdlgf2vb_vsuxr6fdoa-g3o">
+      <w:hyperlink w:history="1" r:id="rIdvjeh1nbvntz_ujf8qt03q">
         <w:r>
           <w:rPr>
             <w:rFonts w:ascii="Arial" w:cs="Arial" w:eastAsia="Arial" w:hAnsi="Arial"/>
@@ -7902,7 +8057,7 @@
         </w:rPr>
         <w:t xml:space="preserve"> (</w:t>
       </w:r>
-      <w:hyperlink w:history="1" r:id="rIdh9hlsvqna-gnzrcnqsv7h">
+      <w:hyperlink w:history="1" r:id="rIdgn8iwt6y6ylfjoa7st91k">
         <w:r>
           <w:rPr>
             <w:rFonts w:ascii="Arial" w:cs="Arial" w:eastAsia="Arial" w:hAnsi="Arial"/>
@@ -8932,7 +9087,7 @@
               <w:spacing w:after="10" w:before="0"/>
               <w:ind w:left="120"/>
             </w:pPr>
-            <w:hyperlink w:history="1" r:id="rIdombstd_aug6syr4ghku-f">
+            <w:hyperlink w:history="1" r:id="rId107v0gxctvebvqtberr5d">
               <w:r>
                 <w:rPr>
                   <w:rFonts w:ascii="Arial" w:cs="Arial" w:eastAsia="Arial" w:hAnsi="Arial"/>
@@ -9009,7 +9164,7 @@
               <w:spacing w:after="10" w:before="0"/>
               <w:ind w:left="120"/>
             </w:pPr>
-            <w:hyperlink w:history="1" r:id="rIdateofceoqelr6c1_xbvgw">
+            <w:hyperlink w:history="1" r:id="rIdo2ofabxyblaa2ka90rjte">
               <w:r>
                 <w:rPr>
                   <w:rFonts w:ascii="Arial" w:cs="Arial" w:eastAsia="Arial" w:hAnsi="Arial"/>
@@ -9236,7 +9391,7 @@
               <w:spacing w:after="10" w:before="0"/>
               <w:ind w:left="120"/>
             </w:pPr>
-            <w:hyperlink w:history="1" r:id="rIdzijfflblwgdb4ydi55eeh">
+            <w:hyperlink w:history="1" r:id="rId2nq_pukw1t0jqh26pnywd">
               <w:r>
                 <w:rPr>
                   <w:rFonts w:ascii="Arial" w:cs="Arial" w:eastAsia="Arial" w:hAnsi="Arial"/>
@@ -9313,7 +9468,7 @@
               <w:spacing w:after="10" w:before="0"/>
               <w:ind w:left="120"/>
             </w:pPr>
-            <w:hyperlink w:history="1" r:id="rIdntom3gbvpy1amx5im7d0u">
+            <w:hyperlink w:history="1" r:id="rIdigmqtnjariyytgazfm0dn">
               <w:r>
                 <w:rPr>
                   <w:rFonts w:ascii="Arial" w:cs="Arial" w:eastAsia="Arial" w:hAnsi="Arial"/>
@@ -9540,7 +9695,7 @@
               <w:spacing w:after="10" w:before="0"/>
               <w:ind w:left="120"/>
             </w:pPr>
-            <w:hyperlink w:history="1" r:id="rId8sydakgu5ue2khqtoetuv">
+            <w:hyperlink w:history="1" r:id="rIdkmiz-oebsilij68szolt9">
               <w:r>
                 <w:rPr>
                   <w:rFonts w:ascii="Arial" w:cs="Arial" w:eastAsia="Arial" w:hAnsi="Arial"/>
@@ -9617,7 +9772,7 @@
               <w:spacing w:after="10" w:before="0"/>
               <w:ind w:left="120"/>
             </w:pPr>
-            <w:hyperlink w:history="1" r:id="rIdcuclsfzvbfyzq6wv0voic">
+            <w:hyperlink w:history="1" r:id="rIdu3ve1wzx7bqige8ms3zbk">
               <w:r>
                 <w:rPr>
                   <w:rFonts w:ascii="Arial" w:cs="Arial" w:eastAsia="Arial" w:hAnsi="Arial"/>
@@ -9844,7 +9999,7 @@
               <w:spacing w:after="10" w:before="0"/>
               <w:ind w:left="120"/>
             </w:pPr>
-            <w:hyperlink w:history="1" r:id="rIdxx_gh-sra7zuenxem8-lv">
+            <w:hyperlink w:history="1" r:id="rIdzjxdfuampjwrnrug5mzez">
               <w:r>
                 <w:rPr>
                   <w:rFonts w:ascii="Arial" w:cs="Arial" w:eastAsia="Arial" w:hAnsi="Arial"/>
@@ -9921,7 +10076,7 @@
               <w:spacing w:after="10" w:before="0"/>
               <w:ind w:left="120"/>
             </w:pPr>
-            <w:hyperlink w:history="1" r:id="rIdloo6um6dksds32jslfnwi">
+            <w:hyperlink w:history="1" r:id="rIddmaptdnardix_dsgjnu5d">
               <w:r>
                 <w:rPr>
                   <w:rFonts w:ascii="Arial" w:cs="Arial" w:eastAsia="Arial" w:hAnsi="Arial"/>
@@ -10148,7 +10303,7 @@
               <w:spacing w:after="10" w:before="0"/>
               <w:ind w:left="120"/>
             </w:pPr>
-            <w:hyperlink w:history="1" r:id="rIdvdraaizx2ytscqtpge7me">
+            <w:hyperlink w:history="1" r:id="rIded6fud3jomtszes_9sk7e">
               <w:r>
                 <w:rPr>
                   <w:rFonts w:ascii="Arial" w:cs="Arial" w:eastAsia="Arial" w:hAnsi="Arial"/>
@@ -10225,7 +10380,7 @@
               <w:spacing w:after="10" w:before="0"/>
               <w:ind w:left="120"/>
             </w:pPr>
-            <w:hyperlink w:history="1" r:id="rIdfid_nlhxdbkkbvfryh2gy">
+            <w:hyperlink w:history="1" r:id="rIdfzc7_wt8qwuwusrm_nhqy">
               <w:r>
                 <w:rPr>
                   <w:rFonts w:ascii="Arial" w:cs="Arial" w:eastAsia="Arial" w:hAnsi="Arial"/>
@@ -10752,7 +10907,7 @@
         </w:rPr>
         <w:t xml:space="preserve">© 2026 SeaVuria and ARES. Aligned with KICD objectives. Developed by SeaVuria; technical implementation by ARES (with AI assistance from Claude). Licensed under </w:t>
       </w:r>
-      <w:hyperlink w:history="1" r:id="rId0cujdcxul9oz4-gkh3bsm">
+      <w:hyperlink w:history="1" r:id="rIdwesdx66chofydopknkrzw">
         <w:r>
           <w:rPr>
             <w:rFonts w:ascii="Arial" w:cs="Arial" w:eastAsia="Arial" w:hAnsi="Arial"/>
@@ -10773,7 +10928,7 @@
         </w:rPr>
         <w:t xml:space="preserve"> (</w:t>
       </w:r>
-      <w:hyperlink w:history="1" r:id="rIdmkjsm1bjvfinkc3uvzdeh">
+      <w:hyperlink w:history="1" r:id="rIdvrfo8i1oyiac7qtepcacr">
         <w:r>
           <w:rPr>
             <w:rFonts w:ascii="Arial" w:cs="Arial" w:eastAsia="Arial" w:hAnsi="Arial"/>
@@ -11803,7 +11958,7 @@
               <w:spacing w:after="10" w:before="0"/>
               <w:ind w:left="120"/>
             </w:pPr>
-            <w:hyperlink w:history="1" r:id="rId_0zysdh-vic5mkooj_okv">
+            <w:hyperlink w:history="1" r:id="rId0-0lhoc94wdm0uh81h0tb">
               <w:r>
                 <w:rPr>
                   <w:rFonts w:ascii="Arial" w:cs="Arial" w:eastAsia="Arial" w:hAnsi="Arial"/>
@@ -11880,7 +12035,7 @@
               <w:spacing w:after="10" w:before="0"/>
               <w:ind w:left="120"/>
             </w:pPr>
-            <w:hyperlink w:history="1" r:id="rIdulzzmpzzdxxibwpnl7w4_">
+            <w:hyperlink w:history="1" r:id="rIdoyek-ktttqwwboxk1ksjp">
               <w:r>
                 <w:rPr>
                   <w:rFonts w:ascii="Arial" w:cs="Arial" w:eastAsia="Arial" w:hAnsi="Arial"/>
@@ -12107,7 +12262,7 @@
               <w:spacing w:after="10" w:before="0"/>
               <w:ind w:left="120"/>
             </w:pPr>
-            <w:hyperlink w:history="1" r:id="rId3fkhfxvtspf5ycms9qyyt">
+            <w:hyperlink w:history="1" r:id="rIdquabttszij0c5tkvkwvlh">
               <w:r>
                 <w:rPr>
                   <w:rFonts w:ascii="Arial" w:cs="Arial" w:eastAsia="Arial" w:hAnsi="Arial"/>
@@ -12184,7 +12339,7 @@
               <w:spacing w:after="10" w:before="0"/>
               <w:ind w:left="120"/>
             </w:pPr>
-            <w:hyperlink w:history="1" r:id="rIdl3wgoifnlm5iwzp2uk2i_">
+            <w:hyperlink w:history="1" r:id="rId5xzwonwgak-lvq0d2hh7t">
               <w:r>
                 <w:rPr>
                   <w:rFonts w:ascii="Arial" w:cs="Arial" w:eastAsia="Arial" w:hAnsi="Arial"/>
@@ -12411,7 +12566,7 @@
               <w:spacing w:after="10" w:before="0"/>
               <w:ind w:left="120"/>
             </w:pPr>
-            <w:hyperlink w:history="1" r:id="rIdoaqexmor1g8dpbvv9vrqr">
+            <w:hyperlink w:history="1" r:id="rId1xk52qknbgtixeemx8ylk">
               <w:r>
                 <w:rPr>
                   <w:rFonts w:ascii="Arial" w:cs="Arial" w:eastAsia="Arial" w:hAnsi="Arial"/>
@@ -12488,7 +12643,7 @@
               <w:spacing w:after="10" w:before="0"/>
               <w:ind w:left="120"/>
             </w:pPr>
-            <w:hyperlink w:history="1" r:id="rIdrxniqe67a4rk0krgdmdvq">
+            <w:hyperlink w:history="1" r:id="rIdsw8hdawwna_i8amsmdhy0">
               <w:r>
                 <w:rPr>
                   <w:rFonts w:ascii="Arial" w:cs="Arial" w:eastAsia="Arial" w:hAnsi="Arial"/>
@@ -12715,7 +12870,7 @@
               <w:spacing w:after="10" w:before="0"/>
               <w:ind w:left="120"/>
             </w:pPr>
-            <w:hyperlink w:history="1" r:id="rIdqno18pbv3oyupd1sueiqf">
+            <w:hyperlink w:history="1" r:id="rIdwwuar9wpxeyx00v8uqcjo">
               <w:r>
                 <w:rPr>
                   <w:rFonts w:ascii="Arial" w:cs="Arial" w:eastAsia="Arial" w:hAnsi="Arial"/>
@@ -12792,7 +12947,7 @@
               <w:spacing w:after="10" w:before="0"/>
               <w:ind w:left="120"/>
             </w:pPr>
-            <w:hyperlink w:history="1" r:id="rIdtjv-sn7gwbrqukhdzgknm">
+            <w:hyperlink w:history="1" r:id="rIdd1ghuehmjkx-cga4amrox">
               <w:r>
                 <w:rPr>
                   <w:rFonts w:ascii="Arial" w:cs="Arial" w:eastAsia="Arial" w:hAnsi="Arial"/>
@@ -13019,7 +13174,7 @@
               <w:spacing w:after="10" w:before="0"/>
               <w:ind w:left="120"/>
             </w:pPr>
-            <w:hyperlink w:history="1" r:id="rIdwfj01te2uuuzpo_1dba3r">
+            <w:hyperlink w:history="1" r:id="rIdeh3e1kpuukgmjc6g3rigx">
               <w:r>
                 <w:rPr>
                   <w:rFonts w:ascii="Arial" w:cs="Arial" w:eastAsia="Arial" w:hAnsi="Arial"/>
@@ -13096,7 +13251,7 @@
               <w:spacing w:after="10" w:before="0"/>
               <w:ind w:left="120"/>
             </w:pPr>
-            <w:hyperlink w:history="1" r:id="rIdjnxuz8szskn2agzqgtlna">
+            <w:hyperlink w:history="1" r:id="rIdr0tajmaxhfattsuah53hf">
               <w:r>
                 <w:rPr>
                   <w:rFonts w:ascii="Arial" w:cs="Arial" w:eastAsia="Arial" w:hAnsi="Arial"/>
@@ -13737,7 +13892,7 @@
         </w:rPr>
         <w:t xml:space="preserve">© 2026 SeaVuria and ARES. Aligned with KICD objectives. Developed by SeaVuria; technical implementation by ARES (with AI assistance from Claude). Licensed under </w:t>
       </w:r>
-      <w:hyperlink w:history="1" r:id="rId6mgudd-3v9cf3xtfpeghj">
+      <w:hyperlink w:history="1" r:id="rIdsxgppy3ba8j-p-kuffp_x">
         <w:r>
           <w:rPr>
             <w:rFonts w:ascii="Arial" w:cs="Arial" w:eastAsia="Arial" w:hAnsi="Arial"/>
@@ -13758,7 +13913,7 @@
         </w:rPr>
         <w:t xml:space="preserve"> (</w:t>
       </w:r>
-      <w:hyperlink w:history="1" r:id="rIdpl6h2mc7euo0-t3lctnem">
+      <w:hyperlink w:history="1" r:id="rIdzoklk15fmvfe1lt3htjsz">
         <w:r>
           <w:rPr>
             <w:rFonts w:ascii="Arial" w:cs="Arial" w:eastAsia="Arial" w:hAnsi="Arial"/>
@@ -14771,7 +14926,7 @@
             <w:pPr>
               <w:spacing w:after="20" w:before="0"/>
             </w:pPr>
-            <w:hyperlink w:history="1" r:id="rIdyp_dfksc0mhcub3q69wfv">
+            <w:hyperlink w:history="1" r:id="rId9rqlsry_szynwkji4zpp_">
               <w:r>
                 <w:rPr>
                   <w:rFonts w:ascii="Arial" w:cs="Arial" w:eastAsia="Arial" w:hAnsi="Arial"/>
@@ -14804,7 +14959,7 @@
               <w:spacing w:after="10" w:before="0"/>
               <w:ind w:left="120"/>
             </w:pPr>
-            <w:hyperlink w:history="1" r:id="rId5d23anvwfcb1kx8uerwx3">
+            <w:hyperlink w:history="1" r:id="rIdpk0bkxq2ppm_fa2swcsyq">
               <w:r>
                 <w:rPr>
                   <w:rFonts w:ascii="Arial" w:cs="Arial" w:eastAsia="Arial" w:hAnsi="Arial"/>
@@ -14849,7 +15004,7 @@
             <w:pPr>
               <w:spacing w:after="20" w:before="0"/>
             </w:pPr>
-            <w:hyperlink w:history="1" r:id="rIdzqjbtrcuax62x4rklbn36">
+            <w:hyperlink w:history="1" r:id="rIduxpdbzedgrbhjth2jaz9a">
               <w:r>
                 <w:rPr>
                   <w:rFonts w:ascii="Arial" w:cs="Arial" w:eastAsia="Arial" w:hAnsi="Arial"/>
@@ -14864,6 +15019,22 @@
           </w:p>
           <w:p>
             <w:pPr>
+              <w:spacing w:after="20" w:before="0"/>
+            </w:pPr>
+            <w:r>
+              <w:rPr>
+                <w:rFonts w:ascii="Arial" w:cs="Arial" w:eastAsia="Arial" w:hAnsi="Arial"/>
+                <w:i/>
+                <w:iCs/>
+                <w:color w:val="595959"/>
+                <w:sz w:val="16"/>
+                <w:szCs w:val="16"/>
+              </w:rPr>
+              <w:t xml:space="preserve">Related topic: not an exact match for this lesson.</w:t>
+            </w:r>
+          </w:p>
+          <w:p>
+            <w:pPr>
               <w:spacing w:after="10" w:before="0"/>
               <w:ind w:left="120"/>
             </w:pPr>
@@ -14882,7 +15053,7 @@
               <w:spacing w:after="10" w:before="0"/>
               <w:ind w:left="120"/>
             </w:pPr>
-            <w:hyperlink w:history="1" r:id="rIdpdkjxlw8cgneydr8nknwp">
+            <w:hyperlink w:history="1" r:id="rId5uyh2gohpoy0pmqtk3bwa">
               <w:r>
                 <w:rPr>
                   <w:rFonts w:ascii="Arial" w:cs="Arial" w:eastAsia="Arial" w:hAnsi="Arial"/>
@@ -15077,7 +15248,329 @@
             <w:pPr>
               <w:spacing w:after="20" w:before="0"/>
             </w:pPr>
-            <w:hyperlink w:history="1" r:id="rIda6zh4nyggivemo6zhl5vr">
+            <w:hyperlink w:history="1" r:id="rIdxqt07f477jp-q0wt4wnwx">
+              <w:r>
+                <w:rPr>
+                  <w:rFonts w:ascii="Arial" w:cs="Arial" w:eastAsia="Arial" w:hAnsi="Arial"/>
+                  <w:color w:val="2E75B6"/>
+                  <w:sz w:val="16"/>
+                  <w:szCs w:val="16"/>
+                  <w:u w:val="single" w:color="2E75B6"/>
+                </w:rPr>
+                <w:t xml:space="preserve">Evaluating a source’s reasoning and evidence</w:t>
+              </w:r>
+            </w:hyperlink>
+          </w:p>
+          <w:p>
+            <w:pPr>
+              <w:spacing w:after="10" w:before="0"/>
+              <w:ind w:left="120"/>
+            </w:pPr>
+            <w:r>
+              <w:rPr>
+                <w:rFonts w:ascii="Arial" w:cs="Arial" w:eastAsia="Arial" w:hAnsi="Arial"/>
+                <w:color w:val="595959"/>
+                <w:sz w:val="14"/>
+                <w:szCs w:val="14"/>
+              </w:rPr>
+              <w:t xml:space="preserve">Source: Khan Academy (English - US curriculum)</w:t>
+            </w:r>
+          </w:p>
+          <w:p>
+            <w:pPr>
+              <w:spacing w:after="10" w:before="0"/>
+              <w:ind w:left="120"/>
+            </w:pPr>
+            <w:hyperlink w:history="1" r:id="rId9t7br7238rutt_fk8s7ib">
+              <w:r>
+                <w:rPr>
+                  <w:rFonts w:ascii="Arial" w:cs="Arial" w:eastAsia="Arial" w:hAnsi="Arial"/>
+                  <w:color w:val="595959"/>
+                  <w:sz w:val="14"/>
+                  <w:szCs w:val="14"/>
+                  <w:u w:val="single" w:color="595959"/>
+                </w:rPr>
+                <w:t xml:space="preserve">🔍 Search ARES for similar videos</w:t>
+              </w:r>
+            </w:hyperlink>
+          </w:p>
+          <w:p>
+            <w:pPr>
+              <w:spacing w:after="40" w:before="0"/>
+            </w:pPr>
+            <w:r>
+              <w:rPr>
+                <w:sz w:val="14"/>
+                <w:szCs w:val="14"/>
+              </w:rPr>
+              <w:t xml:space="preserve"/>
+            </w:r>
+          </w:p>
+          <w:p>
+            <w:pPr>
+              <w:spacing w:after="20" w:before="0"/>
+            </w:pPr>
+            <w:r>
+              <w:rPr>
+                <w:rFonts w:ascii="Arial" w:cs="Arial" w:eastAsia="Arial" w:hAnsi="Arial"/>
+                <w:b/>
+                <w:bCs/>
+                <w:color w:val="1F3864"/>
+                <w:sz w:val="16"/>
+                <w:szCs w:val="16"/>
+              </w:rPr>
+              <w:t xml:space="preserve">📖 EXERCISE:</w:t>
+            </w:r>
+          </w:p>
+          <w:p>
+            <w:pPr>
+              <w:spacing w:after="20" w:before="0"/>
+            </w:pPr>
+            <w:hyperlink w:history="1" r:id="rIdhkqf2kzeri2xdleahyv0r">
+              <w:r>
+                <w:rPr>
+                  <w:rFonts w:ascii="Arial" w:cs="Arial" w:eastAsia="Arial" w:hAnsi="Arial"/>
+                  <w:color w:val="2E75B6"/>
+                  <w:sz w:val="16"/>
+                  <w:szCs w:val="16"/>
+                  <w:u w:val="single" w:color="2E75B6"/>
+                </w:rPr>
+                <w:t xml:space="preserve">Scientific Process Practice</w:t>
+              </w:r>
+            </w:hyperlink>
+          </w:p>
+          <w:p>
+            <w:pPr>
+              <w:spacing w:after="20" w:before="0"/>
+            </w:pPr>
+            <w:r>
+              <w:rPr>
+                <w:rFonts w:ascii="Arial" w:cs="Arial" w:eastAsia="Arial" w:hAnsi="Arial"/>
+                <w:i/>
+                <w:iCs/>
+                <w:color w:val="595959"/>
+                <w:sz w:val="16"/>
+                <w:szCs w:val="16"/>
+              </w:rPr>
+              <w:t xml:space="preserve">Related topic: not an exact match for this lesson.</w:t>
+            </w:r>
+          </w:p>
+          <w:p>
+            <w:pPr>
+              <w:spacing w:after="10" w:before="0"/>
+              <w:ind w:left="120"/>
+            </w:pPr>
+            <w:r>
+              <w:rPr>
+                <w:rFonts w:ascii="Arial" w:cs="Arial" w:eastAsia="Arial" w:hAnsi="Arial"/>
+                <w:color w:val="595959"/>
+                <w:sz w:val="14"/>
+                <w:szCs w:val="14"/>
+              </w:rPr>
+              <w:t xml:space="preserve">Source: CK-12</w:t>
+            </w:r>
+          </w:p>
+          <w:p>
+            <w:pPr>
+              <w:spacing w:after="10" w:before="0"/>
+              <w:ind w:left="120"/>
+            </w:pPr>
+            <w:hyperlink w:history="1" r:id="rIdlc0qc7kts8w8kmfg6p-po">
+              <w:r>
+                <w:rPr>
+                  <w:rFonts w:ascii="Arial" w:cs="Arial" w:eastAsia="Arial" w:hAnsi="Arial"/>
+                  <w:color w:val="595959"/>
+                  <w:sz w:val="14"/>
+                  <w:szCs w:val="14"/>
+                  <w:u w:val="single" w:color="595959"/>
+                </w:rPr>
+                <w:t xml:space="preserve">🔍 Search ARES for similar readings</w:t>
+              </w:r>
+            </w:hyperlink>
+          </w:p>
+        </w:tc>
+        <w:tc>
+          <w:tcPr>
+            <w:tcW w:type="dxa" w:w="3040"/>
+            <w:shd w:fill="FFFFFF" w:color="auto" w:val="clear"/>
+            <w:tcMar>
+              <w:top w:type="dxa" w:w="60"/>
+              <w:left w:type="dxa" w:w="120"/>
+              <w:bottom w:type="dxa" w:w="60"/>
+              <w:right w:type="dxa" w:w="120"/>
+            </w:tcMar>
+            <w:vAlign w:val="top"/>
+          </w:tcPr>
+          <w:p>
+            <w:pPr>
+              <w:spacing w:after="40" w:before="0"/>
+              <w:jc w:val="left"/>
+            </w:pPr>
+            <w:r>
+              <w:rPr>
+                <w:rFonts w:ascii="Arial" w:cs="Arial" w:eastAsia="Arial" w:hAnsi="Arial"/>
+                <w:b w:val="false"/>
+                <w:bCs w:val="false"/>
+                <w:i w:val="false"/>
+                <w:iCs w:val="false"/>
+                <w:color w:val="000000"/>
+                <w:sz w:val="18"/>
+                <w:szCs w:val="18"/>
+              </w:rPr>
+              <w:t xml:space="preserve">Teacher presents three scenarios on the board or reads them aloud. Learners listen and, for each scenario, copy and begin completing a three-column table in their exercise books with headers: EVIDENCE (What was observed / detected) | REASONING (The logic connecting evidence to conclusion) | INFERENCE (The conclusion reached without direct observation). Scenario A (Kisumu Farmer — already familiar): Akinyi sees wilting and yellowing along one edge of the shamba; the rest of the field is healthy; she watered and fertilised evenly; no visible pest above ground; it is the dry season when soil pests are most active. Scenario B (Nairobi Radiologist): Dr. Kamau at Kenyatta National Hospital holds up a chest X-ray. He has never opened this patient's chest. He sees a white cloudy shadow on the lower right lung. He tells the nurse: 'This patient has a bacterial infection — likely pneumonia, right lower lobe.' Scenario C (Amboseli Ranger): Warden Lesiamon is patrolling Amboseli National Park at dawn. He finds: fresh footprints in the mud (size 44 boot, heading northeast), a broken acacia branch at 1.5 m height, a discarded plastic bag with a Nairobi shop label, and elephant dung that has been disturbed. He radios base: 'One poacher, adult male, passed here within the last 3 hours, heading towards the Tanzanian border.' Learners copy all three scenarios (or a shortened version dictated by teacher) and begin filling the table independently for 6 minutes.</w:t>
+            </w:r>
+          </w:p>
+        </w:tc>
+        <w:tc>
+          <w:tcPr>
+            <w:tcW w:type="dxa" w:w="3040"/>
+            <w:shd w:fill="F2F2F2" w:color="auto" w:val="clear"/>
+            <w:tcMar>
+              <w:top w:type="dxa" w:w="60"/>
+              <w:left w:type="dxa" w:w="120"/>
+              <w:bottom w:type="dxa" w:w="60"/>
+              <w:right w:type="dxa" w:w="120"/>
+            </w:tcMar>
+            <w:vAlign w:val="top"/>
+          </w:tcPr>
+          <w:p>
+            <w:pPr>
+              <w:spacing w:after="40" w:before="0"/>
+              <w:jc w:val="left"/>
+            </w:pPr>
+            <w:r>
+              <w:rPr>
+                <w:rFonts w:ascii="Arial" w:cs="Arial" w:eastAsia="Arial" w:hAnsi="Arial"/>
+                <w:b w:val="false"/>
+                <w:bCs w:val="false"/>
+                <w:i w:val="false"/>
+                <w:iCs w:val="false"/>
+                <w:color w:val="000000"/>
+                <w:sz w:val="18"/>
+                <w:szCs w:val="18"/>
+              </w:rPr>
+              <w:t xml:space="preserve">Teacher writes all three scenario titles on the board: 'A — Kisumu Shamba, B — Nairobi Hospital, C — Amboseli Park.' Teacher says: 'These are three real types of situations in Kenya where a professional or a person reaches a conclusion about something they cannot directly see. Your job is to be a detective. For each scenario, find: What did they OBSERVE? What REASONING did they apply? What did they CONCLUDE — their INFERENCE?' Teacher reads each scenario slowly, pausing after each piece of evidence and asking rhetorically: 'Is that something they saw directly? Yes. Write it in column 1.' Teacher then circulates during the 6-minute individual work time, crouching beside learners to check table entries. Teacher whispers corrective prompts to struggling learners: 'That sentence you wrote — is that what he actually saw with his eyes, or is that a conclusion he jumped to?' Teacher does NOT complete the table for learners at this stage. After 6 minutes, teacher says: 'Stop writing. We will now build the correct table together.' [WAIT TIME before moving to whole-class construction: 10 seconds of silence to allow learners to re-read their own notes.]</w:t>
+            </w:r>
+          </w:p>
+        </w:tc>
+        <w:tc>
+          <w:tcPr>
+            <w:tcW w:type="dxa" w:w="3040"/>
+            <w:shd w:fill="FFFFFF" w:color="auto" w:val="clear"/>
+            <w:tcMar>
+              <w:top w:type="dxa" w:w="60"/>
+              <w:left w:type="dxa" w:w="120"/>
+              <w:bottom w:type="dxa" w:w="60"/>
+              <w:right w:type="dxa" w:w="120"/>
+            </w:tcMar>
+            <w:vAlign w:val="top"/>
+          </w:tcPr>
+          <w:p>
+            <w:pPr>
+              <w:spacing w:after="40" w:before="0"/>
+              <w:jc w:val="left"/>
+            </w:pPr>
+            <w:r>
+              <w:rPr>
+                <w:rFonts w:ascii="Arial" w:cs="Arial" w:eastAsia="Arial" w:hAnsi="Arial"/>
+                <w:b w:val="false"/>
+                <w:bCs w:val="false"/>
+                <w:i w:val="false"/>
+                <w:iCs w:val="false"/>
+                <w:color w:val="000000"/>
+                <w:sz w:val="18"/>
+                <w:szCs w:val="18"/>
+              </w:rPr>
+              <w:t xml:space="preserve">Three-Scenario Parallel Analysis. By presenting three structurally identical situations across different Kenyan professional contexts (farming, medicine, conservation), learners begin to abstract the common pattern — the ERI framework — before it is explicitly named. This is inductive sensemaking: the structure emerges from the examples rather than being imposed top-down. The table format externalises thinking and makes the distinction between evidence and inference visible and correctable.</w:t>
+            </w:r>
+          </w:p>
+        </w:tc>
+        <w:tc>
+          <w:tcPr>
+            <w:tcW w:type="dxa" w:w="3040"/>
+            <w:shd w:fill="F2F2F2" w:color="auto" w:val="clear"/>
+            <w:tcMar>
+              <w:top w:type="dxa" w:w="60"/>
+              <w:left w:type="dxa" w:w="120"/>
+              <w:bottom w:type="dxa" w:w="60"/>
+              <w:right w:type="dxa" w:w="120"/>
+            </w:tcMar>
+            <w:vAlign w:val="top"/>
+          </w:tcPr>
+          <w:p>
+            <w:pPr>
+              <w:spacing w:after="40" w:before="0"/>
+              <w:jc w:val="left"/>
+            </w:pPr>
+            <w:r>
+              <w:rPr>
+                <w:rFonts w:ascii="Arial" w:cs="Arial" w:eastAsia="Arial" w:hAnsi="Arial"/>
+                <w:b w:val="false"/>
+                <w:bCs w:val="false"/>
+                <w:i w:val="false"/>
+                <w:iCs w:val="false"/>
+                <w:color w:val="000000"/>
+                <w:sz w:val="18"/>
+                <w:szCs w:val="18"/>
+              </w:rPr>
+              <w:t xml:space="preserve">During circulation, teacher checks: (1) Is Column 1 (Evidence) filled with observable facts only — no interpretations? (2) Is Column 3 (Inference) a conclusion, not a repetition of the evidence? Key misconception to catch: learners who write 'soil pest' in Column 1 for Scenario A — this means they have not yet separated observation from inference. Teacher mentally notes these learners for targeted questioning in the Explain Phase.</w:t>
+            </w:r>
+          </w:p>
+        </w:tc>
+      </w:tr>
+      <w:tr>
+        <w:tc>
+          <w:tcPr>
+            <w:tcW w:type="dxa" w:w="1520"/>
+            <w:shd w:fill="E2EFDA" w:color="auto" w:val="clear"/>
+            <w:tcMar>
+              <w:top w:type="dxa" w:w="60"/>
+              <w:left w:type="dxa" w:w="120"/>
+              <w:bottom w:type="dxa" w:w="60"/>
+              <w:right w:type="dxa" w:w="120"/>
+            </w:tcMar>
+            <w:vAlign w:val="top"/>
+          </w:tcPr>
+          <w:p>
+            <w:pPr>
+              <w:spacing w:after="40" w:before="0"/>
+              <w:jc w:val="left"/>
+            </w:pPr>
+            <w:r>
+              <w:rPr>
+                <w:rFonts w:ascii="Arial" w:cs="Arial" w:eastAsia="Arial" w:hAnsi="Arial"/>
+                <w:b/>
+                <w:bCs/>
+                <w:i w:val="false"/>
+                <w:iCs w:val="false"/>
+                <w:color w:val="000000"/>
+                <w:sz w:val="18"/>
+                <w:szCs w:val="18"/>
+              </w:rPr>
+              <w:t xml:space="preserve">Explain Phase</w:t>
+            </w:r>
+          </w:p>
+          <w:p>
+            <w:pPr>
+              <w:spacing w:after="20" w:before="0"/>
+            </w:pPr>
+            <w:r>
+              <w:rPr>
+                <w:rFonts w:ascii="Arial" w:cs="Arial" w:eastAsia="Arial" w:hAnsi="Arial"/>
+                <w:b/>
+                <w:bCs/>
+                <w:color w:val="1F3864"/>
+                <w:sz w:val="16"/>
+                <w:szCs w:val="16"/>
+              </w:rPr>
+              <w:t xml:space="preserve">📹 VIDEO:</w:t>
+            </w:r>
+          </w:p>
+          <w:p>
+            <w:pPr>
+              <w:spacing w:after="20" w:before="0"/>
+            </w:pPr>
+            <w:hyperlink w:history="1" r:id="rIdvx30tfgzy3_zf0vmi9xe4">
               <w:r>
                 <w:rPr>
                   <w:rFonts w:ascii="Arial" w:cs="Arial" w:eastAsia="Arial" w:hAnsi="Arial"/>
@@ -15092,6 +15585,22 @@
           </w:p>
           <w:p>
             <w:pPr>
+              <w:spacing w:after="20" w:before="0"/>
+            </w:pPr>
+            <w:r>
+              <w:rPr>
+                <w:rFonts w:ascii="Arial" w:cs="Arial" w:eastAsia="Arial" w:hAnsi="Arial"/>
+                <w:i/>
+                <w:iCs/>
+                <w:color w:val="595959"/>
+                <w:sz w:val="16"/>
+                <w:szCs w:val="16"/>
+              </w:rPr>
+              <w:t xml:space="preserve">Related topic: not an exact match for this lesson.</w:t>
+            </w:r>
+          </w:p>
+          <w:p>
+            <w:pPr>
               <w:spacing w:after="10" w:before="0"/>
               <w:ind w:left="120"/>
             </w:pPr>
@@ -15110,7 +15619,7 @@
               <w:spacing w:after="10" w:before="0"/>
               <w:ind w:left="120"/>
             </w:pPr>
-            <w:hyperlink w:history="1" r:id="rIdtmwtrxcedy8fvua4v_ui7">
+            <w:hyperlink w:history="1" r:id="rIdmmxblquwposbjm_n5wfr6">
               <w:r>
                 <w:rPr>
                   <w:rFonts w:ascii="Arial" w:cs="Arial" w:eastAsia="Arial" w:hAnsi="Arial"/>
@@ -15155,7 +15664,683 @@
             <w:pPr>
               <w:spacing w:after="20" w:before="0"/>
             </w:pPr>
-            <w:hyperlink w:history="1" r:id="rId9uwfwo2tkgtzgb9zndudi">
+            <w:hyperlink w:history="1" r:id="rId2_2v3vyib0hkjsnojsbsn">
+              <w:r>
+                <w:rPr>
+                  <w:rFonts w:ascii="Arial" w:cs="Arial" w:eastAsia="Arial" w:hAnsi="Arial"/>
+                  <w:color w:val="2E75B6"/>
+                  <w:sz w:val="16"/>
+                  <w:szCs w:val="16"/>
+                  <w:u w:val="single" w:color="2E75B6"/>
+                </w:rPr>
+                <w:t xml:space="preserve">Making inferences from random samples</w:t>
+              </w:r>
+            </w:hyperlink>
+          </w:p>
+          <w:p>
+            <w:pPr>
+              <w:spacing w:after="20" w:before="0"/>
+            </w:pPr>
+            <w:r>
+              <w:rPr>
+                <w:rFonts w:ascii="Arial" w:cs="Arial" w:eastAsia="Arial" w:hAnsi="Arial"/>
+                <w:i/>
+                <w:iCs/>
+                <w:color w:val="595959"/>
+                <w:sz w:val="16"/>
+                <w:szCs w:val="16"/>
+              </w:rPr>
+              <w:t xml:space="preserve">Related topic: not an exact match for this lesson.</w:t>
+            </w:r>
+          </w:p>
+          <w:p>
+            <w:pPr>
+              <w:spacing w:after="10" w:before="0"/>
+              <w:ind w:left="120"/>
+            </w:pPr>
+            <w:r>
+              <w:rPr>
+                <w:rFonts w:ascii="Arial" w:cs="Arial" w:eastAsia="Arial" w:hAnsi="Arial"/>
+                <w:color w:val="595959"/>
+                <w:sz w:val="14"/>
+                <w:szCs w:val="14"/>
+              </w:rPr>
+              <w:t xml:space="preserve">Source: Khan Academy (English - US curriculum)</w:t>
+            </w:r>
+          </w:p>
+          <w:p>
+            <w:pPr>
+              <w:spacing w:after="10" w:before="0"/>
+              <w:ind w:left="120"/>
+            </w:pPr>
+            <w:hyperlink w:history="1" r:id="rIdu9koa923d0vwne7k3w3wd">
+              <w:r>
+                <w:rPr>
+                  <w:rFonts w:ascii="Arial" w:cs="Arial" w:eastAsia="Arial" w:hAnsi="Arial"/>
+                  <w:color w:val="595959"/>
+                  <w:sz w:val="14"/>
+                  <w:szCs w:val="14"/>
+                  <w:u w:val="single" w:color="595959"/>
+                </w:rPr>
+                <w:t xml:space="preserve">🔍 Search ARES for similar readings</w:t>
+              </w:r>
+            </w:hyperlink>
+          </w:p>
+        </w:tc>
+        <w:tc>
+          <w:tcPr>
+            <w:tcW w:type="dxa" w:w="3040"/>
+            <w:shd w:fill="FFFFFF" w:color="auto" w:val="clear"/>
+            <w:tcMar>
+              <w:top w:type="dxa" w:w="60"/>
+              <w:left w:type="dxa" w:w="120"/>
+              <w:bottom w:type="dxa" w:w="60"/>
+              <w:right w:type="dxa" w:w="120"/>
+            </w:tcMar>
+            <w:vAlign w:val="top"/>
+          </w:tcPr>
+          <w:p>
+            <w:pPr>
+              <w:spacing w:after="40" w:before="0"/>
+              <w:jc w:val="left"/>
+            </w:pPr>
+            <w:r>
+              <w:rPr>
+                <w:rFonts w:ascii="Arial" w:cs="Arial" w:eastAsia="Arial" w:hAnsi="Arial"/>
+                <w:b w:val="false"/>
+                <w:bCs w:val="false"/>
+                <w:i w:val="false"/>
+                <w:iCs w:val="false"/>
+                <w:color w:val="000000"/>
+                <w:sz w:val="18"/>
+                <w:szCs w:val="18"/>
+              </w:rPr>
+              <w:t xml:space="preserve">Teacher leads a whole-class construction of the completed ERI table on the board, taking answers from learners via cold-call and building the correct version collaboratively. After the table is complete, teacher delivers a focused 8-minute direct instruction segment formally defining the principle of inference, its components, and why it is the foundation of all scientific knowledge. Learners write the formal definition in their exercise books and annotate their tables with labels. Learners then complete a brief individual 'Apply It' task: they read one new short scenario (a Kericho tea farmer notices tea leaves on one plot turning brown and curling even though rainfall has been equal — she concludes a fungal infection is present) and independently write the three ERI columns for it in 3 minutes.</w:t>
+            </w:r>
+          </w:p>
+        </w:tc>
+        <w:tc>
+          <w:tcPr>
+            <w:tcW w:type="dxa" w:w="3040"/>
+            <w:shd w:fill="F2F2F2" w:color="auto" w:val="clear"/>
+            <w:tcMar>
+              <w:top w:type="dxa" w:w="60"/>
+              <w:left w:type="dxa" w:w="120"/>
+              <w:bottom w:type="dxa" w:w="60"/>
+              <w:right w:type="dxa" w:w="120"/>
+            </w:tcMar>
+            <w:vAlign w:val="top"/>
+          </w:tcPr>
+          <w:p>
+            <w:pPr>
+              <w:spacing w:after="40" w:before="0"/>
+              <w:jc w:val="left"/>
+            </w:pPr>
+            <w:r>
+              <w:rPr>
+                <w:rFonts w:ascii="Arial" w:cs="Arial" w:eastAsia="Arial" w:hAnsi="Arial"/>
+                <w:b w:val="false"/>
+                <w:bCs w:val="false"/>
+                <w:i w:val="false"/>
+                <w:iCs w:val="false"/>
+                <w:color w:val="000000"/>
+                <w:sz w:val="18"/>
+                <w:szCs w:val="18"/>
+              </w:rPr>
+              <w:t xml:space="preserve">PHASE 3A — Table Construction (8 minutes): Teacher says: 'Let us build this table together. Scenario A first. Who can tell me ONE piece of evidence Akinyi had — something she actually observed with her senses?' Cold-calls 3 learners for Scenario A evidence column. [WAIT TIME: 12 seconds each.] For each response, teacher asks the class: 'Is that an observation or a conclusion? Thumbs up for observation, thumbs sideways for conclusion.' Teacher writes accepted answers on the board. Repeat for Reasoning and Inference columns. Repeat the process for Scenarios B and C — cold-calling a total of 9 different learners across the three scenarios (3 per scenario). Teacher says after each completed inference column: 'Dr. Kamau has never opened that chest. Warden Lesiamon has not seen the poacher. Akinyi has not dug up the root. But they all reached a reliable conclusion. How? That is what we now formalise.' PHASE 3B — Direct Instruction on Principle of Inference (8 minutes): Teacher writes the formal definition on the board and says: 'Copy this word for word.' Definition: 'Inference is a conclusion drawn from available evidence combined with prior knowledge and logical reasoning. It is NOT based on direct observation of the thing being concluded.' Teacher then explains the three components by pointing to the board: '1 — EVIDENCE: what you can directly observe, measure, or detect. 2 — REASONING: the prior knowledge and logic that connects your evidence to a conclusion. 3 — INFERENCE: the conclusion about something you could not directly observe.' Teacher says: 'In science, most of what we KNOW came from inference. A doctor reading an X-ray. A geologist reading rock layers. A lab technologist reading a blood test result. None of them saw the disease, the ancient volcano, or the parasite directly. General Science is built on this principle.' Teacher writes on the board: 'Inference ≠ Guess. Inference = Evidence + Reasoning.' Teacher says: 'Repeat after me: Inference is NOT a guess.' [Class repeats.] 'It is evidence plus reasoning.' [Class repeats.] PHASE 3C — Apply It Task (3 minutes): Teacher dictates the Kericho scenario and says: 'You have 3 minutes. Three columns. Go.' [Silent individual work. Teacher circulates and checks 4–5 books.] After 3 minutes: 'Pens down. Mwangi — read me your inference for the Kericho farmer.' [Cold-call 2 learners. WAIT TIME: 10 seconds each.] Teacher confirms correct answer: 'The inference is: a fungal infection is present on that plot. The evidence is: brown curling leaves on one plot only, equal rainfall. The reasoning is: fungal infections are known to cause leaf browning and curling and spread locally, not uniformly.'</w:t>
+            </w:r>
+          </w:p>
+        </w:tc>
+        <w:tc>
+          <w:tcPr>
+            <w:tcW w:type="dxa" w:w="3040"/>
+            <w:shd w:fill="FFFFFF" w:color="auto" w:val="clear"/>
+            <w:tcMar>
+              <w:top w:type="dxa" w:w="60"/>
+              <w:left w:type="dxa" w:w="120"/>
+              <w:bottom w:type="dxa" w:w="60"/>
+              <w:right w:type="dxa" w:w="120"/>
+            </w:tcMar>
+            <w:vAlign w:val="top"/>
+          </w:tcPr>
+          <w:p>
+            <w:pPr>
+              <w:spacing w:after="40" w:before="0"/>
+              <w:jc w:val="left"/>
+            </w:pPr>
+            <w:r>
+              <w:rPr>
+                <w:rFonts w:ascii="Arial" w:cs="Arial" w:eastAsia="Arial" w:hAnsi="Arial"/>
+                <w:b w:val="false"/>
+                <w:bCs w:val="false"/>
+                <w:i w:val="false"/>
+                <w:iCs w:val="false"/>
+                <w:color w:val="000000"/>
+                <w:sz w:val="18"/>
+                <w:szCs w:val="18"/>
+              </w:rPr>
+              <w:t xml:space="preserve">Collaborative Table Construction followed by Formal Definition followed by Immediate Transfer Task (I Do – We Do – You Do). The collaborative table construction allows learners to arrive at the formal definition through their own language before the teacher names it precisely — this reduces cognitive load and increases retention. The 'Inference ≠ Guess' contrast directly addresses the most common misconception. The Kericho transfer task immediately tests whether learners can apply the framework to a new scenario without scaffolding, revealing genuine understanding versus surface copying.</w:t>
+            </w:r>
+          </w:p>
+        </w:tc>
+        <w:tc>
+          <w:tcPr>
+            <w:tcW w:type="dxa" w:w="3040"/>
+            <w:shd w:fill="F2F2F2" w:color="auto" w:val="clear"/>
+            <w:tcMar>
+              <w:top w:type="dxa" w:w="60"/>
+              <w:left w:type="dxa" w:w="120"/>
+              <w:bottom w:type="dxa" w:w="60"/>
+              <w:right w:type="dxa" w:w="120"/>
+            </w:tcMar>
+            <w:vAlign w:val="top"/>
+          </w:tcPr>
+          <w:p>
+            <w:pPr>
+              <w:spacing w:after="40" w:before="0"/>
+              <w:jc w:val="left"/>
+            </w:pPr>
+            <w:r>
+              <w:rPr>
+                <w:rFonts w:ascii="Arial" w:cs="Arial" w:eastAsia="Arial" w:hAnsi="Arial"/>
+                <w:b w:val="false"/>
+                <w:bCs w:val="false"/>
+                <w:i w:val="false"/>
+                <w:iCs w:val="false"/>
+                <w:color w:val="000000"/>
+                <w:sz w:val="18"/>
+                <w:szCs w:val="18"/>
+              </w:rPr>
+              <w:t xml:space="preserve">During Apply It task, teacher checks 4–5 books for the Kericho scenario. Observable success indicator: learner writes a Column 3 (Inference) entry that names something not directly observed (fungal infection) AND a Column 1 (Evidence) entry that contains only observable facts (brown curling leaves, localised to one plot). Partial understanding indicator: learner writes 'fungal infection' in both Column 1 and Column 3. No-understanding indicator: learner writes 'the leaves are sick' as the inference — this shows they have not abstracted beyond description. Teacher uses cold-call responses to publicly model the correct answer for any learners still conflating observation and inference.</w:t>
+            </w:r>
+          </w:p>
+        </w:tc>
+      </w:tr>
+      <w:tr>
+        <w:tc>
+          <w:tcPr>
+            <w:tcW w:type="dxa" w:w="1520"/>
+            <w:shd w:fill="FCE4D6" w:color="auto" w:val="clear"/>
+            <w:tcMar>
+              <w:top w:type="dxa" w:w="60"/>
+              <w:left w:type="dxa" w:w="120"/>
+              <w:bottom w:type="dxa" w:w="60"/>
+              <w:right w:type="dxa" w:w="120"/>
+            </w:tcMar>
+            <w:vAlign w:val="top"/>
+          </w:tcPr>
+          <w:p>
+            <w:pPr>
+              <w:spacing w:after="40" w:before="0"/>
+              <w:jc w:val="left"/>
+            </w:pPr>
+            <w:r>
+              <w:rPr>
+                <w:rFonts w:ascii="Arial" w:cs="Arial" w:eastAsia="Arial" w:hAnsi="Arial"/>
+                <w:b/>
+                <w:bCs/>
+                <w:i w:val="false"/>
+                <w:iCs w:val="false"/>
+                <w:color w:val="000000"/>
+                <w:sz w:val="18"/>
+                <w:szCs w:val="18"/>
+              </w:rPr>
+              <w:t xml:space="preserve">Driving Question Board (DQB) Creation</w:t>
+            </w:r>
+          </w:p>
+          <w:p>
+            <w:pPr>
+              <w:spacing w:after="20" w:before="0"/>
+            </w:pPr>
+            <w:r>
+              <w:rPr>
+                <w:rFonts w:ascii="Arial" w:cs="Arial" w:eastAsia="Arial" w:hAnsi="Arial"/>
+                <w:b/>
+                <w:bCs/>
+                <w:color w:val="1F3864"/>
+                <w:sz w:val="16"/>
+                <w:szCs w:val="16"/>
+              </w:rPr>
+              <w:t xml:space="preserve">📹 VIDEO:</w:t>
+            </w:r>
+          </w:p>
+          <w:p>
+            <w:pPr>
+              <w:spacing w:after="20" w:before="0"/>
+            </w:pPr>
+            <w:hyperlink w:history="1" r:id="rIdvwks5ddrlkljv9ezelsvu">
+              <w:r>
+                <w:rPr>
+                  <w:rFonts w:ascii="Arial" w:cs="Arial" w:eastAsia="Arial" w:hAnsi="Arial"/>
+                  <w:color w:val="2E75B6"/>
+                  <w:sz w:val="16"/>
+                  <w:szCs w:val="16"/>
+                  <w:u w:val="single" w:color="2E75B6"/>
+                </w:rPr>
+                <w:t xml:space="preserve">Citing evidence in literary analysis | Reading</w:t>
+              </w:r>
+            </w:hyperlink>
+          </w:p>
+          <w:p>
+            <w:pPr>
+              <w:spacing w:after="20" w:before="0"/>
+            </w:pPr>
+            <w:r>
+              <w:rPr>
+                <w:rFonts w:ascii="Arial" w:cs="Arial" w:eastAsia="Arial" w:hAnsi="Arial"/>
+                <w:i/>
+                <w:iCs/>
+                <w:color w:val="595959"/>
+                <w:sz w:val="16"/>
+                <w:szCs w:val="16"/>
+              </w:rPr>
+              <w:t xml:space="preserve">Related topic: not an exact match for this lesson.</w:t>
+            </w:r>
+          </w:p>
+          <w:p>
+            <w:pPr>
+              <w:spacing w:after="10" w:before="0"/>
+              <w:ind w:left="120"/>
+            </w:pPr>
+            <w:r>
+              <w:rPr>
+                <w:rFonts w:ascii="Arial" w:cs="Arial" w:eastAsia="Arial" w:hAnsi="Arial"/>
+                <w:color w:val="595959"/>
+                <w:sz w:val="14"/>
+                <w:szCs w:val="14"/>
+              </w:rPr>
+              <w:t xml:space="preserve">Source: Khan Academy (English - US curriculum)</w:t>
+            </w:r>
+          </w:p>
+          <w:p>
+            <w:pPr>
+              <w:spacing w:after="10" w:before="0"/>
+              <w:ind w:left="120"/>
+            </w:pPr>
+            <w:hyperlink w:history="1" r:id="rIdet2i5qpbw5nt90m0hqlse">
+              <w:r>
+                <w:rPr>
+                  <w:rFonts w:ascii="Arial" w:cs="Arial" w:eastAsia="Arial" w:hAnsi="Arial"/>
+                  <w:color w:val="595959"/>
+                  <w:sz w:val="14"/>
+                  <w:szCs w:val="14"/>
+                  <w:u w:val="single" w:color="595959"/>
+                </w:rPr>
+                <w:t xml:space="preserve">🔍 Search ARES for similar videos</w:t>
+              </w:r>
+            </w:hyperlink>
+          </w:p>
+          <w:p>
+            <w:pPr>
+              <w:spacing w:after="40" w:before="0"/>
+            </w:pPr>
+            <w:r>
+              <w:rPr>
+                <w:sz w:val="14"/>
+                <w:szCs w:val="14"/>
+              </w:rPr>
+              <w:t xml:space="preserve"/>
+            </w:r>
+          </w:p>
+          <w:p>
+            <w:pPr>
+              <w:spacing w:after="20" w:before="0"/>
+            </w:pPr>
+            <w:r>
+              <w:rPr>
+                <w:rFonts w:ascii="Arial" w:cs="Arial" w:eastAsia="Arial" w:hAnsi="Arial"/>
+                <w:b/>
+                <w:bCs/>
+                <w:color w:val="1F3864"/>
+                <w:sz w:val="16"/>
+                <w:szCs w:val="16"/>
+              </w:rPr>
+              <w:t xml:space="preserve">📖 HTML:</w:t>
+            </w:r>
+          </w:p>
+          <w:p>
+            <w:pPr>
+              <w:spacing w:after="20" w:before="0"/>
+            </w:pPr>
+            <w:hyperlink w:history="1" r:id="rIdy9ekhrn-mkqfdj9rkvj7d">
+              <w:r>
+                <w:rPr>
+                  <w:rFonts w:ascii="Arial" w:cs="Arial" w:eastAsia="Arial" w:hAnsi="Arial"/>
+                  <w:color w:val="2E75B6"/>
+                  <w:sz w:val="16"/>
+                  <w:szCs w:val="16"/>
+                  <w:u w:val="single" w:color="2E75B6"/>
+                </w:rPr>
+                <w:t xml:space="preserve">Scientific Process (Flexbook)</w:t>
+              </w:r>
+            </w:hyperlink>
+          </w:p>
+          <w:p>
+            <w:pPr>
+              <w:spacing w:after="20" w:before="0"/>
+            </w:pPr>
+            <w:r>
+              <w:rPr>
+                <w:rFonts w:ascii="Arial" w:cs="Arial" w:eastAsia="Arial" w:hAnsi="Arial"/>
+                <w:i/>
+                <w:iCs/>
+                <w:color w:val="595959"/>
+                <w:sz w:val="16"/>
+                <w:szCs w:val="16"/>
+              </w:rPr>
+              <w:t xml:space="preserve">Related topic: not an exact match for this lesson.</w:t>
+            </w:r>
+          </w:p>
+          <w:p>
+            <w:pPr>
+              <w:spacing w:after="10" w:before="0"/>
+              <w:ind w:left="120"/>
+            </w:pPr>
+            <w:r>
+              <w:rPr>
+                <w:rFonts w:ascii="Arial" w:cs="Arial" w:eastAsia="Arial" w:hAnsi="Arial"/>
+                <w:color w:val="595959"/>
+                <w:sz w:val="14"/>
+                <w:szCs w:val="14"/>
+              </w:rPr>
+              <w:t xml:space="preserve">Source: CK-12</w:t>
+            </w:r>
+          </w:p>
+          <w:p>
+            <w:pPr>
+              <w:spacing w:after="10" w:before="0"/>
+              <w:ind w:left="120"/>
+            </w:pPr>
+            <w:hyperlink w:history="1" r:id="rIdicw7njssbb99biq65rhbs">
+              <w:r>
+                <w:rPr>
+                  <w:rFonts w:ascii="Arial" w:cs="Arial" w:eastAsia="Arial" w:hAnsi="Arial"/>
+                  <w:color w:val="595959"/>
+                  <w:sz w:val="14"/>
+                  <w:szCs w:val="14"/>
+                  <w:u w:val="single" w:color="595959"/>
+                </w:rPr>
+                <w:t xml:space="preserve">🔍 Search ARES for similar readings</w:t>
+              </w:r>
+            </w:hyperlink>
+          </w:p>
+        </w:tc>
+        <w:tc>
+          <w:tcPr>
+            <w:tcW w:type="dxa" w:w="3040"/>
+            <w:shd w:fill="FFFFFF" w:color="auto" w:val="clear"/>
+            <w:tcMar>
+              <w:top w:type="dxa" w:w="60"/>
+              <w:left w:type="dxa" w:w="120"/>
+              <w:bottom w:type="dxa" w:w="60"/>
+              <w:right w:type="dxa" w:w="120"/>
+            </w:tcMar>
+            <w:vAlign w:val="top"/>
+          </w:tcPr>
+          <w:p>
+            <w:pPr>
+              <w:spacing w:after="40" w:before="0"/>
+              <w:jc w:val="left"/>
+            </w:pPr>
+            <w:r>
+              <w:rPr>
+                <w:rFonts w:ascii="Arial" w:cs="Arial" w:eastAsia="Arial" w:hAnsi="Arial"/>
+                <w:b w:val="false"/>
+                <w:bCs w:val="false"/>
+                <w:i w:val="false"/>
+                <w:iCs w:val="false"/>
+                <w:color w:val="000000"/>
+                <w:sz w:val="18"/>
+                <w:szCs w:val="18"/>
+              </w:rPr>
+              <w:t xml:space="preserve">Teacher directs learners' attention to the class Driving Question Board (DQB), which has been displayed since Lesson 1. The board carries the driving question: 'How does a scientist know something is true when they cannot see it directly — and how is this power of General Science shaping life, careers, and the environment in Kenya?' Learners are given 2 minutes to write ONE new sentence on a sticky note or piece of paper that they will contribute to the board. The sentence must complete one of two stems (teacher writes both on the board): Stem 1: 'A scientist can know something without seeing it because…' Stem 2: 'I now understand that the Kisumu farmer knew about the soil pest because…' Learners post or display their sentences. Teacher reads 3–4 aloud and annotates the DQB with a new label: 'INFERENCE — Lesson 5 unlocked.'</w:t>
+            </w:r>
+          </w:p>
+        </w:tc>
+        <w:tc>
+          <w:tcPr>
+            <w:tcW w:type="dxa" w:w="3040"/>
+            <w:shd w:fill="F2F2F2" w:color="auto" w:val="clear"/>
+            <w:tcMar>
+              <w:top w:type="dxa" w:w="60"/>
+              <w:left w:type="dxa" w:w="120"/>
+              <w:bottom w:type="dxa" w:w="60"/>
+              <w:right w:type="dxa" w:w="120"/>
+            </w:tcMar>
+            <w:vAlign w:val="top"/>
+          </w:tcPr>
+          <w:p>
+            <w:pPr>
+              <w:spacing w:after="40" w:before="0"/>
+              <w:jc w:val="left"/>
+            </w:pPr>
+            <w:r>
+              <w:rPr>
+                <w:rFonts w:ascii="Arial" w:cs="Arial" w:eastAsia="Arial" w:hAnsi="Arial"/>
+                <w:b w:val="false"/>
+                <w:bCs w:val="false"/>
+                <w:i w:val="false"/>
+                <w:iCs w:val="false"/>
+                <w:color w:val="000000"/>
+                <w:sz w:val="18"/>
+                <w:szCs w:val="18"/>
+              </w:rPr>
+              <w:t xml:space="preserve">Teacher points to the DQB and says: 'This board has been asking us a big question since Lesson 1. Today we have a new answer to add. Not a guess — a scientific answer.' Teacher writes both sentence stems on the board and says: 'Choose one stem. Write one sentence only. Make it precise. You have 2 minutes.' [Allow 2 minutes silent individual writing. No pair discussion at this stage — this is an individual consolidation moment.] Teacher then collects or invites learners to read aloud 3–4 sentences. For each, teacher says: 'Is that an inference or is that just a description? Let us check.' Teacher annotates the DQB with a large arrow connecting 'How does a scientist know?' to the new label 'INFERENCE = Evidence + Reasoning (Lesson 5).' Teacher says: 'The Kisumu farmer is no longer mysterious to us. She used the principle of inference — evidence plus reasoning. And so does every scientist in Kenya and around the world.'</w:t>
+            </w:r>
+          </w:p>
+        </w:tc>
+        <w:tc>
+          <w:tcPr>
+            <w:tcW w:type="dxa" w:w="3040"/>
+            <w:shd w:fill="FFFFFF" w:color="auto" w:val="clear"/>
+            <w:tcMar>
+              <w:top w:type="dxa" w:w="60"/>
+              <w:left w:type="dxa" w:w="120"/>
+              <w:bottom w:type="dxa" w:w="60"/>
+              <w:right w:type="dxa" w:w="120"/>
+            </w:tcMar>
+            <w:vAlign w:val="top"/>
+          </w:tcPr>
+          <w:p>
+            <w:pPr>
+              <w:spacing w:after="40" w:before="0"/>
+              <w:jc w:val="left"/>
+            </w:pPr>
+            <w:r>
+              <w:rPr>
+                <w:rFonts w:ascii="Arial" w:cs="Arial" w:eastAsia="Arial" w:hAnsi="Arial"/>
+                <w:b w:val="false"/>
+                <w:bCs w:val="false"/>
+                <w:i w:val="false"/>
+                <w:iCs w:val="false"/>
+                <w:color w:val="000000"/>
+                <w:sz w:val="18"/>
+                <w:szCs w:val="18"/>
+              </w:rPr>
+              <w:t xml:space="preserve">Driving Question Board Sentence-Stem Contribution. The sentence stem lowers the barrier to participation while requiring learners to synthesise today's learning in their own words and connect it explicitly to the anchoring phenomenon. Publicly posting and reading the sentences creates collective accountability and reinforces the idea that scientific understanding is cumulative — each lesson adds a new layer to the same central question.</w:t>
+            </w:r>
+          </w:p>
+        </w:tc>
+        <w:tc>
+          <w:tcPr>
+            <w:tcW w:type="dxa" w:w="3040"/>
+            <w:shd w:fill="F2F2F2" w:color="auto" w:val="clear"/>
+            <w:tcMar>
+              <w:top w:type="dxa" w:w="60"/>
+              <w:left w:type="dxa" w:w="120"/>
+              <w:bottom w:type="dxa" w:w="60"/>
+              <w:right w:type="dxa" w:w="120"/>
+            </w:tcMar>
+            <w:vAlign w:val="top"/>
+          </w:tcPr>
+          <w:p>
+            <w:pPr>
+              <w:spacing w:after="40" w:before="0"/>
+              <w:jc w:val="left"/>
+            </w:pPr>
+            <w:r>
+              <w:rPr>
+                <w:rFonts w:ascii="Arial" w:cs="Arial" w:eastAsia="Arial" w:hAnsi="Arial"/>
+                <w:b w:val="false"/>
+                <w:bCs w:val="false"/>
+                <w:i w:val="false"/>
+                <w:iCs w:val="false"/>
+                <w:color w:val="000000"/>
+                <w:sz w:val="18"/>
+                <w:szCs w:val="18"/>
+              </w:rPr>
+              <w:t xml:space="preserve">Teacher reads the posted sentences and checks: (1) Does the sentence use the word 'inference', 'evidence', or 'reasoning'? (2) Does the sentence correctly link the Kisumu farmer's conclusion to indirect evidence? Sentences that say 'she knew because she is a good farmer' reveal that the learner has not yet internalised the formal principle. These learners are noted for follow-up in Lesson 6.</w:t>
+            </w:r>
+          </w:p>
+        </w:tc>
+      </w:tr>
+      <w:tr>
+        <w:tc>
+          <w:tcPr>
+            <w:tcW w:type="dxa" w:w="1520"/>
+            <w:shd w:fill="D5E8F0" w:color="auto" w:val="clear"/>
+            <w:tcMar>
+              <w:top w:type="dxa" w:w="60"/>
+              <w:left w:type="dxa" w:w="120"/>
+              <w:bottom w:type="dxa" w:w="60"/>
+              <w:right w:type="dxa" w:w="120"/>
+            </w:tcMar>
+            <w:vAlign w:val="top"/>
+          </w:tcPr>
+          <w:p>
+            <w:pPr>
+              <w:spacing w:after="40" w:before="0"/>
+              <w:jc w:val="left"/>
+            </w:pPr>
+            <w:r>
+              <w:rPr>
+                <w:rFonts w:ascii="Arial" w:cs="Arial" w:eastAsia="Arial" w:hAnsi="Arial"/>
+                <w:b/>
+                <w:bCs/>
+                <w:i w:val="false"/>
+                <w:iCs w:val="false"/>
+                <w:color w:val="000000"/>
+                <w:sz w:val="18"/>
+                <w:szCs w:val="18"/>
+              </w:rPr>
+              <w:t xml:space="preserve">Model Building Phase</w:t>
+            </w:r>
+          </w:p>
+          <w:p>
+            <w:pPr>
+              <w:spacing w:after="20" w:before="0"/>
+            </w:pPr>
+            <w:r>
+              <w:rPr>
+                <w:rFonts w:ascii="Arial" w:cs="Arial" w:eastAsia="Arial" w:hAnsi="Arial"/>
+                <w:b/>
+                <w:bCs/>
+                <w:color w:val="1F3864"/>
+                <w:sz w:val="16"/>
+                <w:szCs w:val="16"/>
+              </w:rPr>
+              <w:t xml:space="preserve">📹 VIDEO:</w:t>
+            </w:r>
+          </w:p>
+          <w:p>
+            <w:pPr>
+              <w:spacing w:after="20" w:before="0"/>
+            </w:pPr>
+            <w:hyperlink w:history="1" r:id="rIdg8v8itibjpf_xizwceep2">
+              <w:r>
+                <w:rPr>
+                  <w:rFonts w:ascii="Arial" w:cs="Arial" w:eastAsia="Arial" w:hAnsi="Arial"/>
+                  <w:color w:val="2E75B6"/>
+                  <w:sz w:val="16"/>
+                  <w:szCs w:val="16"/>
+                  <w:u w:val="single" w:color="2E75B6"/>
+                </w:rPr>
+                <w:t xml:space="preserve">Making inferences in literary texts | Reading</w:t>
+              </w:r>
+            </w:hyperlink>
+          </w:p>
+          <w:p>
+            <w:pPr>
+              <w:spacing w:after="20" w:before="0"/>
+            </w:pPr>
+            <w:r>
+              <w:rPr>
+                <w:rFonts w:ascii="Arial" w:cs="Arial" w:eastAsia="Arial" w:hAnsi="Arial"/>
+                <w:i/>
+                <w:iCs/>
+                <w:color w:val="595959"/>
+                <w:sz w:val="16"/>
+                <w:szCs w:val="16"/>
+              </w:rPr>
+              <w:t xml:space="preserve">Related topic: not an exact match for this lesson.</w:t>
+            </w:r>
+          </w:p>
+          <w:p>
+            <w:pPr>
+              <w:spacing w:after="10" w:before="0"/>
+              <w:ind w:left="120"/>
+            </w:pPr>
+            <w:r>
+              <w:rPr>
+                <w:rFonts w:ascii="Arial" w:cs="Arial" w:eastAsia="Arial" w:hAnsi="Arial"/>
+                <w:color w:val="595959"/>
+                <w:sz w:val="14"/>
+                <w:szCs w:val="14"/>
+              </w:rPr>
+              <w:t xml:space="preserve">Source: Khan Academy (English - US curriculum)</w:t>
+            </w:r>
+          </w:p>
+          <w:p>
+            <w:pPr>
+              <w:spacing w:after="10" w:before="0"/>
+              <w:ind w:left="120"/>
+            </w:pPr>
+            <w:hyperlink w:history="1" r:id="rIdvx2vf7yfa6envsgffg6nt">
+              <w:r>
+                <w:rPr>
+                  <w:rFonts w:ascii="Arial" w:cs="Arial" w:eastAsia="Arial" w:hAnsi="Arial"/>
+                  <w:color w:val="595959"/>
+                  <w:sz w:val="14"/>
+                  <w:szCs w:val="14"/>
+                  <w:u w:val="single" w:color="595959"/>
+                </w:rPr>
+                <w:t xml:space="preserve">🔍 Search ARES for similar videos</w:t>
+              </w:r>
+            </w:hyperlink>
+          </w:p>
+          <w:p>
+            <w:pPr>
+              <w:spacing w:after="40" w:before="0"/>
+            </w:pPr>
+            <w:r>
+              <w:rPr>
+                <w:sz w:val="14"/>
+                <w:szCs w:val="14"/>
+              </w:rPr>
+              <w:t xml:space="preserve"/>
+            </w:r>
+          </w:p>
+          <w:p>
+            <w:pPr>
+              <w:spacing w:after="20" w:before="0"/>
+            </w:pPr>
+            <w:r>
+              <w:rPr>
+                <w:rFonts w:ascii="Arial" w:cs="Arial" w:eastAsia="Arial" w:hAnsi="Arial"/>
+                <w:b/>
+                <w:bCs/>
+                <w:color w:val="1F3864"/>
+                <w:sz w:val="16"/>
+                <w:szCs w:val="16"/>
+              </w:rPr>
+              <w:t xml:space="preserve">📖 EXERCISE:</w:t>
+            </w:r>
+          </w:p>
+          <w:p>
+            <w:pPr>
+              <w:spacing w:after="20" w:before="0"/>
+            </w:pPr>
+            <w:hyperlink w:history="1" r:id="rIdwixdaanbqmar0lqurnqre">
               <w:r>
                 <w:rPr>
                   <w:rFonts w:ascii="Arial" w:cs="Arial" w:eastAsia="Arial" w:hAnsi="Arial"/>
@@ -15170,6 +16355,22 @@
           </w:p>
           <w:p>
             <w:pPr>
+              <w:spacing w:after="20" w:before="0"/>
+            </w:pPr>
+            <w:r>
+              <w:rPr>
+                <w:rFonts w:ascii="Arial" w:cs="Arial" w:eastAsia="Arial" w:hAnsi="Arial"/>
+                <w:i/>
+                <w:iCs/>
+                <w:color w:val="595959"/>
+                <w:sz w:val="16"/>
+                <w:szCs w:val="16"/>
+              </w:rPr>
+              <w:t xml:space="preserve">Related topic: not an exact match for this lesson.</w:t>
+            </w:r>
+          </w:p>
+          <w:p>
+            <w:pPr>
               <w:spacing w:after="10" w:before="0"/>
               <w:ind w:left="120"/>
             </w:pPr>
@@ -15188,925 +16389,7 @@
               <w:spacing w:after="10" w:before="0"/>
               <w:ind w:left="120"/>
             </w:pPr>
-            <w:hyperlink w:history="1" r:id="rIdvugj-4qjogjlizjb2_biq">
-              <w:r>
-                <w:rPr>
-                  <w:rFonts w:ascii="Arial" w:cs="Arial" w:eastAsia="Arial" w:hAnsi="Arial"/>
-                  <w:color w:val="595959"/>
-                  <w:sz w:val="14"/>
-                  <w:szCs w:val="14"/>
-                  <w:u w:val="single" w:color="595959"/>
-                </w:rPr>
-                <w:t xml:space="preserve">🔍 Search ARES for similar readings</w:t>
-              </w:r>
-            </w:hyperlink>
-          </w:p>
-        </w:tc>
-        <w:tc>
-          <w:tcPr>
-            <w:tcW w:type="dxa" w:w="3040"/>
-            <w:shd w:fill="FFFFFF" w:color="auto" w:val="clear"/>
-            <w:tcMar>
-              <w:top w:type="dxa" w:w="60"/>
-              <w:left w:type="dxa" w:w="120"/>
-              <w:bottom w:type="dxa" w:w="60"/>
-              <w:right w:type="dxa" w:w="120"/>
-            </w:tcMar>
-            <w:vAlign w:val="top"/>
-          </w:tcPr>
-          <w:p>
-            <w:pPr>
-              <w:spacing w:after="40" w:before="0"/>
-              <w:jc w:val="left"/>
-            </w:pPr>
-            <w:r>
-              <w:rPr>
-                <w:rFonts w:ascii="Arial" w:cs="Arial" w:eastAsia="Arial" w:hAnsi="Arial"/>
-                <w:b w:val="false"/>
-                <w:bCs w:val="false"/>
-                <w:i w:val="false"/>
-                <w:iCs w:val="false"/>
-                <w:color w:val="000000"/>
-                <w:sz w:val="18"/>
-                <w:szCs w:val="18"/>
-              </w:rPr>
-              <w:t xml:space="preserve">Teacher presents three scenarios on the board or reads them aloud. Learners listen and, for each scenario, copy and begin completing a three-column table in their exercise books with headers: EVIDENCE (What was observed / detected) | REASONING (The logic connecting evidence to conclusion) | INFERENCE (The conclusion reached without direct observation). Scenario A (Kisumu Farmer — already familiar): Akinyi sees wilting and yellowing along one edge of the shamba; the rest of the field is healthy; she watered and fertilised evenly; no visible pest above ground; it is the dry season when soil pests are most active. Scenario B (Nairobi Radiologist): Dr. Kamau at Kenyatta National Hospital holds up a chest X-ray. He has never opened this patient's chest. He sees a white cloudy shadow on the lower right lung. He tells the nurse: 'This patient has a bacterial infection — likely pneumonia, right lower lobe.' Scenario C (Amboseli Ranger): Warden Lesiamon is patrolling Amboseli National Park at dawn. He finds: fresh footprints in the mud (size 44 boot, heading northeast), a broken acacia branch at 1.5 m height, a discarded plastic bag with a Nairobi shop label, and elephant dung that has been disturbed. He radios base: 'One poacher, adult male, passed here within the last 3 hours, heading towards the Tanzanian border.' Learners copy all three scenarios (or a shortened version dictated by teacher) and begin filling the table independently for 6 minutes.</w:t>
-            </w:r>
-          </w:p>
-        </w:tc>
-        <w:tc>
-          <w:tcPr>
-            <w:tcW w:type="dxa" w:w="3040"/>
-            <w:shd w:fill="F2F2F2" w:color="auto" w:val="clear"/>
-            <w:tcMar>
-              <w:top w:type="dxa" w:w="60"/>
-              <w:left w:type="dxa" w:w="120"/>
-              <w:bottom w:type="dxa" w:w="60"/>
-              <w:right w:type="dxa" w:w="120"/>
-            </w:tcMar>
-            <w:vAlign w:val="top"/>
-          </w:tcPr>
-          <w:p>
-            <w:pPr>
-              <w:spacing w:after="40" w:before="0"/>
-              <w:jc w:val="left"/>
-            </w:pPr>
-            <w:r>
-              <w:rPr>
-                <w:rFonts w:ascii="Arial" w:cs="Arial" w:eastAsia="Arial" w:hAnsi="Arial"/>
-                <w:b w:val="false"/>
-                <w:bCs w:val="false"/>
-                <w:i w:val="false"/>
-                <w:iCs w:val="false"/>
-                <w:color w:val="000000"/>
-                <w:sz w:val="18"/>
-                <w:szCs w:val="18"/>
-              </w:rPr>
-              <w:t xml:space="preserve">Teacher writes all three scenario titles on the board: 'A — Kisumu Shamba, B — Nairobi Hospital, C — Amboseli Park.' Teacher says: 'These are three real types of situations in Kenya where a professional or a person reaches a conclusion about something they cannot directly see. Your job is to be a detective. For each scenario, find: What did they OBSERVE? What REASONING did they apply? What did they CONCLUDE — their INFERENCE?' Teacher reads each scenario slowly, pausing after each piece of evidence and asking rhetorically: 'Is that something they saw directly? Yes. Write it in column 1.' Teacher then circulates during the 6-minute individual work time, crouching beside learners to check table entries. Teacher whispers corrective prompts to struggling learners: 'That sentence you wrote — is that what he actually saw with his eyes, or is that a conclusion he jumped to?' Teacher does NOT complete the table for learners at this stage. After 6 minutes, teacher says: 'Stop writing. We will now build the correct table together.' [WAIT TIME before moving to whole-class construction: 10 seconds of silence to allow learners to re-read their own notes.]</w:t>
-            </w:r>
-          </w:p>
-        </w:tc>
-        <w:tc>
-          <w:tcPr>
-            <w:tcW w:type="dxa" w:w="3040"/>
-            <w:shd w:fill="FFFFFF" w:color="auto" w:val="clear"/>
-            <w:tcMar>
-              <w:top w:type="dxa" w:w="60"/>
-              <w:left w:type="dxa" w:w="120"/>
-              <w:bottom w:type="dxa" w:w="60"/>
-              <w:right w:type="dxa" w:w="120"/>
-            </w:tcMar>
-            <w:vAlign w:val="top"/>
-          </w:tcPr>
-          <w:p>
-            <w:pPr>
-              <w:spacing w:after="40" w:before="0"/>
-              <w:jc w:val="left"/>
-            </w:pPr>
-            <w:r>
-              <w:rPr>
-                <w:rFonts w:ascii="Arial" w:cs="Arial" w:eastAsia="Arial" w:hAnsi="Arial"/>
-                <w:b w:val="false"/>
-                <w:bCs w:val="false"/>
-                <w:i w:val="false"/>
-                <w:iCs w:val="false"/>
-                <w:color w:val="000000"/>
-                <w:sz w:val="18"/>
-                <w:szCs w:val="18"/>
-              </w:rPr>
-              <w:t xml:space="preserve">Three-Scenario Parallel Analysis. By presenting three structurally identical situations across different Kenyan professional contexts (farming, medicine, conservation), learners begin to abstract the common pattern — the ERI framework — before it is explicitly named. This is inductive sensemaking: the structure emerges from the examples rather than being imposed top-down. The table format externalises thinking and makes the distinction between evidence and inference visible and correctable.</w:t>
-            </w:r>
-          </w:p>
-        </w:tc>
-        <w:tc>
-          <w:tcPr>
-            <w:tcW w:type="dxa" w:w="3040"/>
-            <w:shd w:fill="F2F2F2" w:color="auto" w:val="clear"/>
-            <w:tcMar>
-              <w:top w:type="dxa" w:w="60"/>
-              <w:left w:type="dxa" w:w="120"/>
-              <w:bottom w:type="dxa" w:w="60"/>
-              <w:right w:type="dxa" w:w="120"/>
-            </w:tcMar>
-            <w:vAlign w:val="top"/>
-          </w:tcPr>
-          <w:p>
-            <w:pPr>
-              <w:spacing w:after="40" w:before="0"/>
-              <w:jc w:val="left"/>
-            </w:pPr>
-            <w:r>
-              <w:rPr>
-                <w:rFonts w:ascii="Arial" w:cs="Arial" w:eastAsia="Arial" w:hAnsi="Arial"/>
-                <w:b w:val="false"/>
-                <w:bCs w:val="false"/>
-                <w:i w:val="false"/>
-                <w:iCs w:val="false"/>
-                <w:color w:val="000000"/>
-                <w:sz w:val="18"/>
-                <w:szCs w:val="18"/>
-              </w:rPr>
-              <w:t xml:space="preserve">During circulation, teacher checks: (1) Is Column 1 (Evidence) filled with observable facts only — no interpretations? (2) Is Column 3 (Inference) a conclusion, not a repetition of the evidence? Key misconception to catch: learners who write 'soil pest' in Column 1 for Scenario A — this means they have not yet separated observation from inference. Teacher mentally notes these learners for targeted questioning in the Explain Phase.</w:t>
-            </w:r>
-          </w:p>
-        </w:tc>
-      </w:tr>
-      <w:tr>
-        <w:tc>
-          <w:tcPr>
-            <w:tcW w:type="dxa" w:w="1520"/>
-            <w:shd w:fill="E2EFDA" w:color="auto" w:val="clear"/>
-            <w:tcMar>
-              <w:top w:type="dxa" w:w="60"/>
-              <w:left w:type="dxa" w:w="120"/>
-              <w:bottom w:type="dxa" w:w="60"/>
-              <w:right w:type="dxa" w:w="120"/>
-            </w:tcMar>
-            <w:vAlign w:val="top"/>
-          </w:tcPr>
-          <w:p>
-            <w:pPr>
-              <w:spacing w:after="40" w:before="0"/>
-              <w:jc w:val="left"/>
-            </w:pPr>
-            <w:r>
-              <w:rPr>
-                <w:rFonts w:ascii="Arial" w:cs="Arial" w:eastAsia="Arial" w:hAnsi="Arial"/>
-                <w:b/>
-                <w:bCs/>
-                <w:i w:val="false"/>
-                <w:iCs w:val="false"/>
-                <w:color w:val="000000"/>
-                <w:sz w:val="18"/>
-                <w:szCs w:val="18"/>
-              </w:rPr>
-              <w:t xml:space="preserve">Explain Phase</w:t>
-            </w:r>
-          </w:p>
-          <w:p>
-            <w:pPr>
-              <w:spacing w:after="20" w:before="0"/>
-            </w:pPr>
-            <w:r>
-              <w:rPr>
-                <w:rFonts w:ascii="Arial" w:cs="Arial" w:eastAsia="Arial" w:hAnsi="Arial"/>
-                <w:b/>
-                <w:bCs/>
-                <w:color w:val="1F3864"/>
-                <w:sz w:val="16"/>
-                <w:szCs w:val="16"/>
-              </w:rPr>
-              <w:t xml:space="preserve">📹 VIDEO:</w:t>
-            </w:r>
-          </w:p>
-          <w:p>
-            <w:pPr>
-              <w:spacing w:after="20" w:before="0"/>
-            </w:pPr>
-            <w:hyperlink w:history="1" r:id="rIdnjbs7q0yiitqsexacg2b3">
-              <w:r>
-                <w:rPr>
-                  <w:rFonts w:ascii="Arial" w:cs="Arial" w:eastAsia="Arial" w:hAnsi="Arial"/>
-                  <w:color w:val="2E75B6"/>
-                  <w:sz w:val="16"/>
-                  <w:szCs w:val="16"/>
-                  <w:u w:val="single" w:color="2E75B6"/>
-                </w:rPr>
-                <w:t xml:space="preserve">Evidence of evolution: anatomy</w:t>
-              </w:r>
-            </w:hyperlink>
-          </w:p>
-          <w:p>
-            <w:pPr>
-              <w:spacing w:after="10" w:before="0"/>
-              <w:ind w:left="120"/>
-            </w:pPr>
-            <w:r>
-              <w:rPr>
-                <w:rFonts w:ascii="Arial" w:cs="Arial" w:eastAsia="Arial" w:hAnsi="Arial"/>
-                <w:color w:val="595959"/>
-                <w:sz w:val="14"/>
-                <w:szCs w:val="14"/>
-              </w:rPr>
-              <w:t xml:space="preserve">Source: Khan Academy (English - US curriculum)</w:t>
-            </w:r>
-          </w:p>
-          <w:p>
-            <w:pPr>
-              <w:spacing w:after="10" w:before="0"/>
-              <w:ind w:left="120"/>
-            </w:pPr>
-            <w:hyperlink w:history="1" r:id="rIdw7s0gxwz3gue7ewg5fc6b">
-              <w:r>
-                <w:rPr>
-                  <w:rFonts w:ascii="Arial" w:cs="Arial" w:eastAsia="Arial" w:hAnsi="Arial"/>
-                  <w:color w:val="595959"/>
-                  <w:sz w:val="14"/>
-                  <w:szCs w:val="14"/>
-                  <w:u w:val="single" w:color="595959"/>
-                </w:rPr>
-                <w:t xml:space="preserve">🔍 Search ARES for similar videos</w:t>
-              </w:r>
-            </w:hyperlink>
-          </w:p>
-          <w:p>
-            <w:pPr>
-              <w:spacing w:after="40" w:before="0"/>
-            </w:pPr>
-            <w:r>
-              <w:rPr>
-                <w:sz w:val="14"/>
-                <w:szCs w:val="14"/>
-              </w:rPr>
-              <w:t xml:space="preserve"/>
-            </w:r>
-          </w:p>
-          <w:p>
-            <w:pPr>
-              <w:spacing w:after="20" w:before="0"/>
-            </w:pPr>
-            <w:r>
-              <w:rPr>
-                <w:rFonts w:ascii="Arial" w:cs="Arial" w:eastAsia="Arial" w:hAnsi="Arial"/>
-                <w:b/>
-                <w:bCs/>
-                <w:color w:val="1F3864"/>
-                <w:sz w:val="16"/>
-                <w:szCs w:val="16"/>
-              </w:rPr>
-              <w:t xml:space="preserve">📖 EXERCISE:</w:t>
-            </w:r>
-          </w:p>
-          <w:p>
-            <w:pPr>
-              <w:spacing w:after="20" w:before="0"/>
-            </w:pPr>
-            <w:hyperlink w:history="1" r:id="rId0v3eop84bl9klfnpxiybv">
-              <w:r>
-                <w:rPr>
-                  <w:rFonts w:ascii="Arial" w:cs="Arial" w:eastAsia="Arial" w:hAnsi="Arial"/>
-                  <w:color w:val="2E75B6"/>
-                  <w:sz w:val="16"/>
-                  <w:szCs w:val="16"/>
-                  <w:u w:val="single" w:color="2E75B6"/>
-                </w:rPr>
-                <w:t xml:space="preserve">Reasoning with linear equations</w:t>
-              </w:r>
-            </w:hyperlink>
-          </w:p>
-          <w:p>
-            <w:pPr>
-              <w:spacing w:after="10" w:before="0"/>
-              <w:ind w:left="120"/>
-            </w:pPr>
-            <w:r>
-              <w:rPr>
-                <w:rFonts w:ascii="Arial" w:cs="Arial" w:eastAsia="Arial" w:hAnsi="Arial"/>
-                <w:color w:val="595959"/>
-                <w:sz w:val="14"/>
-                <w:szCs w:val="14"/>
-              </w:rPr>
-              <w:t xml:space="preserve">Source: Khan Academy (English - US curriculum)</w:t>
-            </w:r>
-          </w:p>
-          <w:p>
-            <w:pPr>
-              <w:spacing w:after="10" w:before="0"/>
-              <w:ind w:left="120"/>
-            </w:pPr>
-            <w:hyperlink w:history="1" r:id="rIdjnp6_jt3ikyn_yp-wipdf">
-              <w:r>
-                <w:rPr>
-                  <w:rFonts w:ascii="Arial" w:cs="Arial" w:eastAsia="Arial" w:hAnsi="Arial"/>
-                  <w:color w:val="595959"/>
-                  <w:sz w:val="14"/>
-                  <w:szCs w:val="14"/>
-                  <w:u w:val="single" w:color="595959"/>
-                </w:rPr>
-                <w:t xml:space="preserve">🔍 Search ARES for similar readings</w:t>
-              </w:r>
-            </w:hyperlink>
-          </w:p>
-        </w:tc>
-        <w:tc>
-          <w:tcPr>
-            <w:tcW w:type="dxa" w:w="3040"/>
-            <w:shd w:fill="FFFFFF" w:color="auto" w:val="clear"/>
-            <w:tcMar>
-              <w:top w:type="dxa" w:w="60"/>
-              <w:left w:type="dxa" w:w="120"/>
-              <w:bottom w:type="dxa" w:w="60"/>
-              <w:right w:type="dxa" w:w="120"/>
-            </w:tcMar>
-            <w:vAlign w:val="top"/>
-          </w:tcPr>
-          <w:p>
-            <w:pPr>
-              <w:spacing w:after="40" w:before="0"/>
-              <w:jc w:val="left"/>
-            </w:pPr>
-            <w:r>
-              <w:rPr>
-                <w:rFonts w:ascii="Arial" w:cs="Arial" w:eastAsia="Arial" w:hAnsi="Arial"/>
-                <w:b w:val="false"/>
-                <w:bCs w:val="false"/>
-                <w:i w:val="false"/>
-                <w:iCs w:val="false"/>
-                <w:color w:val="000000"/>
-                <w:sz w:val="18"/>
-                <w:szCs w:val="18"/>
-              </w:rPr>
-              <w:t xml:space="preserve">Teacher leads a whole-class construction of the completed ERI table on the board, taking answers from learners via cold-call and building the correct version collaboratively. After the table is complete, teacher delivers a focused 8-minute direct instruction segment formally defining the principle of inference, its components, and why it is the foundation of all scientific knowledge. Learners write the formal definition in their exercise books and annotate their tables with labels. Learners then complete a brief individual 'Apply It' task: they read one new short scenario (a Kericho tea farmer notices tea leaves on one plot turning brown and curling even though rainfall has been equal — she concludes a fungal infection is present) and independently write the three ERI columns for it in 3 minutes.</w:t>
-            </w:r>
-          </w:p>
-        </w:tc>
-        <w:tc>
-          <w:tcPr>
-            <w:tcW w:type="dxa" w:w="3040"/>
-            <w:shd w:fill="F2F2F2" w:color="auto" w:val="clear"/>
-            <w:tcMar>
-              <w:top w:type="dxa" w:w="60"/>
-              <w:left w:type="dxa" w:w="120"/>
-              <w:bottom w:type="dxa" w:w="60"/>
-              <w:right w:type="dxa" w:w="120"/>
-            </w:tcMar>
-            <w:vAlign w:val="top"/>
-          </w:tcPr>
-          <w:p>
-            <w:pPr>
-              <w:spacing w:after="40" w:before="0"/>
-              <w:jc w:val="left"/>
-            </w:pPr>
-            <w:r>
-              <w:rPr>
-                <w:rFonts w:ascii="Arial" w:cs="Arial" w:eastAsia="Arial" w:hAnsi="Arial"/>
-                <w:b w:val="false"/>
-                <w:bCs w:val="false"/>
-                <w:i w:val="false"/>
-                <w:iCs w:val="false"/>
-                <w:color w:val="000000"/>
-                <w:sz w:val="18"/>
-                <w:szCs w:val="18"/>
-              </w:rPr>
-              <w:t xml:space="preserve">PHASE 3A — Table Construction (8 minutes): Teacher says: 'Let us build this table together. Scenario A first. Who can tell me ONE piece of evidence Akinyi had — something she actually observed with her senses?' Cold-calls 3 learners for Scenario A evidence column. [WAIT TIME: 12 seconds each.] For each response, teacher asks the class: 'Is that an observation or a conclusion? Thumbs up for observation, thumbs sideways for conclusion.' Teacher writes accepted answers on the board. Repeat for Reasoning and Inference columns. Repeat the process for Scenarios B and C — cold-calling a total of 9 different learners across the three scenarios (3 per scenario). Teacher says after each completed inference column: 'Dr. Kamau has never opened that chest. Warden Lesiamon has not seen the poacher. Akinyi has not dug up the root. But they all reached a reliable conclusion. How? That is what we now formalise.' PHASE 3B — Direct Instruction on Principle of Inference (8 minutes): Teacher writes the formal definition on the board and says: 'Copy this word for word.' Definition: 'Inference is a conclusion drawn from available evidence combined with prior knowledge and logical reasoning. It is NOT based on direct observation of the thing being concluded.' Teacher then explains the three components by pointing to the board: '1 — EVIDENCE: what you can directly observe, measure, or detect. 2 — REASONING: the prior knowledge and logic that connects your evidence to a conclusion. 3 — INFERENCE: the conclusion about something you could not directly observe.' Teacher says: 'In science, most of what we KNOW came from inference. A doctor reading an X-ray. A geologist reading rock layers. A lab technologist reading a blood test result. None of them saw the disease, the ancient volcano, or the parasite directly. General Science is built on this principle.' Teacher writes on the board: 'Inference ≠ Guess. Inference = Evidence + Reasoning.' Teacher says: 'Repeat after me: Inference is NOT a guess.' [Class repeats.] 'It is evidence plus reasoning.' [Class repeats.] PHASE 3C — Apply It Task (3 minutes): Teacher dictates the Kericho scenario and says: 'You have 3 minutes. Three columns. Go.' [Silent individual work. Teacher circulates and checks 4–5 books.] After 3 minutes: 'Pens down. Mwangi — read me your inference for the Kericho farmer.' [Cold-call 2 learners. WAIT TIME: 10 seconds each.] Teacher confirms correct answer: 'The inference is: a fungal infection is present on that plot. The evidence is: brown curling leaves on one plot only, equal rainfall. The reasoning is: fungal infections are known to cause leaf browning and curling and spread locally, not uniformly.'</w:t>
-            </w:r>
-          </w:p>
-        </w:tc>
-        <w:tc>
-          <w:tcPr>
-            <w:tcW w:type="dxa" w:w="3040"/>
-            <w:shd w:fill="FFFFFF" w:color="auto" w:val="clear"/>
-            <w:tcMar>
-              <w:top w:type="dxa" w:w="60"/>
-              <w:left w:type="dxa" w:w="120"/>
-              <w:bottom w:type="dxa" w:w="60"/>
-              <w:right w:type="dxa" w:w="120"/>
-            </w:tcMar>
-            <w:vAlign w:val="top"/>
-          </w:tcPr>
-          <w:p>
-            <w:pPr>
-              <w:spacing w:after="40" w:before="0"/>
-              <w:jc w:val="left"/>
-            </w:pPr>
-            <w:r>
-              <w:rPr>
-                <w:rFonts w:ascii="Arial" w:cs="Arial" w:eastAsia="Arial" w:hAnsi="Arial"/>
-                <w:b w:val="false"/>
-                <w:bCs w:val="false"/>
-                <w:i w:val="false"/>
-                <w:iCs w:val="false"/>
-                <w:color w:val="000000"/>
-                <w:sz w:val="18"/>
-                <w:szCs w:val="18"/>
-              </w:rPr>
-              <w:t xml:space="preserve">Collaborative Table Construction followed by Formal Definition followed by Immediate Transfer Task (I Do – We Do – You Do). The collaborative table construction allows learners to arrive at the formal definition through their own language before the teacher names it precisely — this reduces cognitive load and increases retention. The 'Inference ≠ Guess' contrast directly addresses the most common misconception. The Kericho transfer task immediately tests whether learners can apply the framework to a new scenario without scaffolding, revealing genuine understanding versus surface copying.</w:t>
-            </w:r>
-          </w:p>
-        </w:tc>
-        <w:tc>
-          <w:tcPr>
-            <w:tcW w:type="dxa" w:w="3040"/>
-            <w:shd w:fill="F2F2F2" w:color="auto" w:val="clear"/>
-            <w:tcMar>
-              <w:top w:type="dxa" w:w="60"/>
-              <w:left w:type="dxa" w:w="120"/>
-              <w:bottom w:type="dxa" w:w="60"/>
-              <w:right w:type="dxa" w:w="120"/>
-            </w:tcMar>
-            <w:vAlign w:val="top"/>
-          </w:tcPr>
-          <w:p>
-            <w:pPr>
-              <w:spacing w:after="40" w:before="0"/>
-              <w:jc w:val="left"/>
-            </w:pPr>
-            <w:r>
-              <w:rPr>
-                <w:rFonts w:ascii="Arial" w:cs="Arial" w:eastAsia="Arial" w:hAnsi="Arial"/>
-                <w:b w:val="false"/>
-                <w:bCs w:val="false"/>
-                <w:i w:val="false"/>
-                <w:iCs w:val="false"/>
-                <w:color w:val="000000"/>
-                <w:sz w:val="18"/>
-                <w:szCs w:val="18"/>
-              </w:rPr>
-              <w:t xml:space="preserve">During Apply It task, teacher checks 4–5 books for the Kericho scenario. Observable success indicator: learner writes a Column 3 (Inference) entry that names something not directly observed (fungal infection) AND a Column 1 (Evidence) entry that contains only observable facts (brown curling leaves, localised to one plot). Partial understanding indicator: learner writes 'fungal infection' in both Column 1 and Column 3. No-understanding indicator: learner writes 'the leaves are sick' as the inference — this shows they have not abstracted beyond description. Teacher uses cold-call responses to publicly model the correct answer for any learners still conflating observation and inference.</w:t>
-            </w:r>
-          </w:p>
-        </w:tc>
-      </w:tr>
-      <w:tr>
-        <w:tc>
-          <w:tcPr>
-            <w:tcW w:type="dxa" w:w="1520"/>
-            <w:shd w:fill="FCE4D6" w:color="auto" w:val="clear"/>
-            <w:tcMar>
-              <w:top w:type="dxa" w:w="60"/>
-              <w:left w:type="dxa" w:w="120"/>
-              <w:bottom w:type="dxa" w:w="60"/>
-              <w:right w:type="dxa" w:w="120"/>
-            </w:tcMar>
-            <w:vAlign w:val="top"/>
-          </w:tcPr>
-          <w:p>
-            <w:pPr>
-              <w:spacing w:after="40" w:before="0"/>
-              <w:jc w:val="left"/>
-            </w:pPr>
-            <w:r>
-              <w:rPr>
-                <w:rFonts w:ascii="Arial" w:cs="Arial" w:eastAsia="Arial" w:hAnsi="Arial"/>
-                <w:b/>
-                <w:bCs/>
-                <w:i w:val="false"/>
-                <w:iCs w:val="false"/>
-                <w:color w:val="000000"/>
-                <w:sz w:val="18"/>
-                <w:szCs w:val="18"/>
-              </w:rPr>
-              <w:t xml:space="preserve">Driving Question Board (DQB) Creation</w:t>
-            </w:r>
-          </w:p>
-          <w:p>
-            <w:pPr>
-              <w:spacing w:after="20" w:before="0"/>
-            </w:pPr>
-            <w:r>
-              <w:rPr>
-                <w:rFonts w:ascii="Arial" w:cs="Arial" w:eastAsia="Arial" w:hAnsi="Arial"/>
-                <w:b/>
-                <w:bCs/>
-                <w:color w:val="1F3864"/>
-                <w:sz w:val="16"/>
-                <w:szCs w:val="16"/>
-              </w:rPr>
-              <w:t xml:space="preserve">📹 VIDEO:</w:t>
-            </w:r>
-          </w:p>
-          <w:p>
-            <w:pPr>
-              <w:spacing w:after="20" w:before="0"/>
-            </w:pPr>
-            <w:hyperlink w:history="1" r:id="rIdyfkfjpfbny_tzbcgj87nh">
-              <w:r>
-                <w:rPr>
-                  <w:rFonts w:ascii="Arial" w:cs="Arial" w:eastAsia="Arial" w:hAnsi="Arial"/>
-                  <w:color w:val="2E75B6"/>
-                  <w:sz w:val="16"/>
-                  <w:szCs w:val="16"/>
-                  <w:u w:val="single" w:color="2E75B6"/>
-                </w:rPr>
-                <w:t xml:space="preserve">Citing evidence in literary analysis | Reading</w:t>
-              </w:r>
-            </w:hyperlink>
-          </w:p>
-          <w:p>
-            <w:pPr>
-              <w:spacing w:after="10" w:before="0"/>
-              <w:ind w:left="120"/>
-            </w:pPr>
-            <w:r>
-              <w:rPr>
-                <w:rFonts w:ascii="Arial" w:cs="Arial" w:eastAsia="Arial" w:hAnsi="Arial"/>
-                <w:color w:val="595959"/>
-                <w:sz w:val="14"/>
-                <w:szCs w:val="14"/>
-              </w:rPr>
-              <w:t xml:space="preserve">Source: Khan Academy (English - US curriculum)</w:t>
-            </w:r>
-          </w:p>
-          <w:p>
-            <w:pPr>
-              <w:spacing w:after="10" w:before="0"/>
-              <w:ind w:left="120"/>
-            </w:pPr>
-            <w:hyperlink w:history="1" r:id="rIdsqabeir2-4bav_nglnh17">
-              <w:r>
-                <w:rPr>
-                  <w:rFonts w:ascii="Arial" w:cs="Arial" w:eastAsia="Arial" w:hAnsi="Arial"/>
-                  <w:color w:val="595959"/>
-                  <w:sz w:val="14"/>
-                  <w:szCs w:val="14"/>
-                  <w:u w:val="single" w:color="595959"/>
-                </w:rPr>
-                <w:t xml:space="preserve">🔍 Search ARES for similar videos</w:t>
-              </w:r>
-            </w:hyperlink>
-          </w:p>
-          <w:p>
-            <w:pPr>
-              <w:spacing w:after="40" w:before="0"/>
-            </w:pPr>
-            <w:r>
-              <w:rPr>
-                <w:sz w:val="14"/>
-                <w:szCs w:val="14"/>
-              </w:rPr>
-              <w:t xml:space="preserve"/>
-            </w:r>
-          </w:p>
-          <w:p>
-            <w:pPr>
-              <w:spacing w:after="20" w:before="0"/>
-            </w:pPr>
-            <w:r>
-              <w:rPr>
-                <w:rFonts w:ascii="Arial" w:cs="Arial" w:eastAsia="Arial" w:hAnsi="Arial"/>
-                <w:b/>
-                <w:bCs/>
-                <w:color w:val="1F3864"/>
-                <w:sz w:val="16"/>
-                <w:szCs w:val="16"/>
-              </w:rPr>
-              <w:t xml:space="preserve">📖 HTML:</w:t>
-            </w:r>
-          </w:p>
-          <w:p>
-            <w:pPr>
-              <w:spacing w:after="20" w:before="0"/>
-            </w:pPr>
-            <w:hyperlink w:history="1" r:id="rIdloiyqvaxdvi7f0rxdld78">
-              <w:r>
-                <w:rPr>
-                  <w:rFonts w:ascii="Arial" w:cs="Arial" w:eastAsia="Arial" w:hAnsi="Arial"/>
-                  <w:color w:val="2E75B6"/>
-                  <w:sz w:val="16"/>
-                  <w:szCs w:val="16"/>
-                  <w:u w:val="single" w:color="2E75B6"/>
-                </w:rPr>
-                <w:t xml:space="preserve">Inferences about Regression (Flexbook)</w:t>
-              </w:r>
-            </w:hyperlink>
-          </w:p>
-          <w:p>
-            <w:pPr>
-              <w:spacing w:after="10" w:before="0"/>
-              <w:ind w:left="120"/>
-            </w:pPr>
-            <w:r>
-              <w:rPr>
-                <w:rFonts w:ascii="Arial" w:cs="Arial" w:eastAsia="Arial" w:hAnsi="Arial"/>
-                <w:color w:val="595959"/>
-                <w:sz w:val="14"/>
-                <w:szCs w:val="14"/>
-              </w:rPr>
-              <w:t xml:space="preserve">Source: CK-12</w:t>
-            </w:r>
-          </w:p>
-          <w:p>
-            <w:pPr>
-              <w:spacing w:after="10" w:before="0"/>
-              <w:ind w:left="120"/>
-            </w:pPr>
-            <w:hyperlink w:history="1" r:id="rIdplktl0i_a2aoht2kqocs5">
-              <w:r>
-                <w:rPr>
-                  <w:rFonts w:ascii="Arial" w:cs="Arial" w:eastAsia="Arial" w:hAnsi="Arial"/>
-                  <w:color w:val="595959"/>
-                  <w:sz w:val="14"/>
-                  <w:szCs w:val="14"/>
-                  <w:u w:val="single" w:color="595959"/>
-                </w:rPr>
-                <w:t xml:space="preserve">🔍 Search ARES for similar readings</w:t>
-              </w:r>
-            </w:hyperlink>
-          </w:p>
-        </w:tc>
-        <w:tc>
-          <w:tcPr>
-            <w:tcW w:type="dxa" w:w="3040"/>
-            <w:shd w:fill="FFFFFF" w:color="auto" w:val="clear"/>
-            <w:tcMar>
-              <w:top w:type="dxa" w:w="60"/>
-              <w:left w:type="dxa" w:w="120"/>
-              <w:bottom w:type="dxa" w:w="60"/>
-              <w:right w:type="dxa" w:w="120"/>
-            </w:tcMar>
-            <w:vAlign w:val="top"/>
-          </w:tcPr>
-          <w:p>
-            <w:pPr>
-              <w:spacing w:after="40" w:before="0"/>
-              <w:jc w:val="left"/>
-            </w:pPr>
-            <w:r>
-              <w:rPr>
-                <w:rFonts w:ascii="Arial" w:cs="Arial" w:eastAsia="Arial" w:hAnsi="Arial"/>
-                <w:b w:val="false"/>
-                <w:bCs w:val="false"/>
-                <w:i w:val="false"/>
-                <w:iCs w:val="false"/>
-                <w:color w:val="000000"/>
-                <w:sz w:val="18"/>
-                <w:szCs w:val="18"/>
-              </w:rPr>
-              <w:t xml:space="preserve">Teacher directs learners' attention to the class Driving Question Board (DQB), which has been displayed since Lesson 1. The board carries the driving question: 'How does a scientist know something is true when they cannot see it directly — and how is this power of General Science shaping life, careers, and the environment in Kenya?' Learners are given 2 minutes to write ONE new sentence on a sticky note or piece of paper that they will contribute to the board. The sentence must complete one of two stems (teacher writes both on the board): Stem 1: 'A scientist can know something without seeing it because…' Stem 2: 'I now understand that the Kisumu farmer knew about the soil pest because…' Learners post or display their sentences. Teacher reads 3–4 aloud and annotates the DQB with a new label: 'INFERENCE — Lesson 5 unlocked.'</w:t>
-            </w:r>
-          </w:p>
-        </w:tc>
-        <w:tc>
-          <w:tcPr>
-            <w:tcW w:type="dxa" w:w="3040"/>
-            <w:shd w:fill="F2F2F2" w:color="auto" w:val="clear"/>
-            <w:tcMar>
-              <w:top w:type="dxa" w:w="60"/>
-              <w:left w:type="dxa" w:w="120"/>
-              <w:bottom w:type="dxa" w:w="60"/>
-              <w:right w:type="dxa" w:w="120"/>
-            </w:tcMar>
-            <w:vAlign w:val="top"/>
-          </w:tcPr>
-          <w:p>
-            <w:pPr>
-              <w:spacing w:after="40" w:before="0"/>
-              <w:jc w:val="left"/>
-            </w:pPr>
-            <w:r>
-              <w:rPr>
-                <w:rFonts w:ascii="Arial" w:cs="Arial" w:eastAsia="Arial" w:hAnsi="Arial"/>
-                <w:b w:val="false"/>
-                <w:bCs w:val="false"/>
-                <w:i w:val="false"/>
-                <w:iCs w:val="false"/>
-                <w:color w:val="000000"/>
-                <w:sz w:val="18"/>
-                <w:szCs w:val="18"/>
-              </w:rPr>
-              <w:t xml:space="preserve">Teacher points to the DQB and says: 'This board has been asking us a big question since Lesson 1. Today we have a new answer to add. Not a guess — a scientific answer.' Teacher writes both sentence stems on the board and says: 'Choose one stem. Write one sentence only. Make it precise. You have 2 minutes.' [Allow 2 minutes silent individual writing. No pair discussion at this stage — this is an individual consolidation moment.] Teacher then collects or invites learners to read aloud 3–4 sentences. For each, teacher says: 'Is that an inference or is that just a description? Let us check.' Teacher annotates the DQB with a large arrow connecting 'How does a scientist know?' to the new label 'INFERENCE = Evidence + Reasoning (Lesson 5).' Teacher says: 'The Kisumu farmer is no longer mysterious to us. She used the principle of inference — evidence plus reasoning. And so does every scientist in Kenya and around the world.'</w:t>
-            </w:r>
-          </w:p>
-        </w:tc>
-        <w:tc>
-          <w:tcPr>
-            <w:tcW w:type="dxa" w:w="3040"/>
-            <w:shd w:fill="FFFFFF" w:color="auto" w:val="clear"/>
-            <w:tcMar>
-              <w:top w:type="dxa" w:w="60"/>
-              <w:left w:type="dxa" w:w="120"/>
-              <w:bottom w:type="dxa" w:w="60"/>
-              <w:right w:type="dxa" w:w="120"/>
-            </w:tcMar>
-            <w:vAlign w:val="top"/>
-          </w:tcPr>
-          <w:p>
-            <w:pPr>
-              <w:spacing w:after="40" w:before="0"/>
-              <w:jc w:val="left"/>
-            </w:pPr>
-            <w:r>
-              <w:rPr>
-                <w:rFonts w:ascii="Arial" w:cs="Arial" w:eastAsia="Arial" w:hAnsi="Arial"/>
-                <w:b w:val="false"/>
-                <w:bCs w:val="false"/>
-                <w:i w:val="false"/>
-                <w:iCs w:val="false"/>
-                <w:color w:val="000000"/>
-                <w:sz w:val="18"/>
-                <w:szCs w:val="18"/>
-              </w:rPr>
-              <w:t xml:space="preserve">Driving Question Board Sentence-Stem Contribution. The sentence stem lowers the barrier to participation while requiring learners to synthesise today's learning in their own words and connect it explicitly to the anchoring phenomenon. Publicly posting and reading the sentences creates collective accountability and reinforces the idea that scientific understanding is cumulative — each lesson adds a new layer to the same central question.</w:t>
-            </w:r>
-          </w:p>
-        </w:tc>
-        <w:tc>
-          <w:tcPr>
-            <w:tcW w:type="dxa" w:w="3040"/>
-            <w:shd w:fill="F2F2F2" w:color="auto" w:val="clear"/>
-            <w:tcMar>
-              <w:top w:type="dxa" w:w="60"/>
-              <w:left w:type="dxa" w:w="120"/>
-              <w:bottom w:type="dxa" w:w="60"/>
-              <w:right w:type="dxa" w:w="120"/>
-            </w:tcMar>
-            <w:vAlign w:val="top"/>
-          </w:tcPr>
-          <w:p>
-            <w:pPr>
-              <w:spacing w:after="40" w:before="0"/>
-              <w:jc w:val="left"/>
-            </w:pPr>
-            <w:r>
-              <w:rPr>
-                <w:rFonts w:ascii="Arial" w:cs="Arial" w:eastAsia="Arial" w:hAnsi="Arial"/>
-                <w:b w:val="false"/>
-                <w:bCs w:val="false"/>
-                <w:i w:val="false"/>
-                <w:iCs w:val="false"/>
-                <w:color w:val="000000"/>
-                <w:sz w:val="18"/>
-                <w:szCs w:val="18"/>
-              </w:rPr>
-              <w:t xml:space="preserve">Teacher reads the posted sentences and checks: (1) Does the sentence use the word 'inference', 'evidence', or 'reasoning'? (2) Does the sentence correctly link the Kisumu farmer's conclusion to indirect evidence? Sentences that say 'she knew because she is a good farmer' reveal that the learner has not yet internalised the formal principle. These learners are noted for follow-up in Lesson 6.</w:t>
-            </w:r>
-          </w:p>
-        </w:tc>
-      </w:tr>
-      <w:tr>
-        <w:tc>
-          <w:tcPr>
-            <w:tcW w:type="dxa" w:w="1520"/>
-            <w:shd w:fill="D5E8F0" w:color="auto" w:val="clear"/>
-            <w:tcMar>
-              <w:top w:type="dxa" w:w="60"/>
-              <w:left w:type="dxa" w:w="120"/>
-              <w:bottom w:type="dxa" w:w="60"/>
-              <w:right w:type="dxa" w:w="120"/>
-            </w:tcMar>
-            <w:vAlign w:val="top"/>
-          </w:tcPr>
-          <w:p>
-            <w:pPr>
-              <w:spacing w:after="40" w:before="0"/>
-              <w:jc w:val="left"/>
-            </w:pPr>
-            <w:r>
-              <w:rPr>
-                <w:rFonts w:ascii="Arial" w:cs="Arial" w:eastAsia="Arial" w:hAnsi="Arial"/>
-                <w:b/>
-                <w:bCs/>
-                <w:i w:val="false"/>
-                <w:iCs w:val="false"/>
-                <w:color w:val="000000"/>
-                <w:sz w:val="18"/>
-                <w:szCs w:val="18"/>
-              </w:rPr>
-              <w:t xml:space="preserve">Model Building Phase</w:t>
-            </w:r>
-          </w:p>
-          <w:p>
-            <w:pPr>
-              <w:spacing w:after="20" w:before="0"/>
-            </w:pPr>
-            <w:r>
-              <w:rPr>
-                <w:rFonts w:ascii="Arial" w:cs="Arial" w:eastAsia="Arial" w:hAnsi="Arial"/>
-                <w:b/>
-                <w:bCs/>
-                <w:color w:val="1F3864"/>
-                <w:sz w:val="16"/>
-                <w:szCs w:val="16"/>
-              </w:rPr>
-              <w:t xml:space="preserve">📹 VIDEO:</w:t>
-            </w:r>
-          </w:p>
-          <w:p>
-            <w:pPr>
-              <w:spacing w:after="20" w:before="0"/>
-            </w:pPr>
-            <w:hyperlink w:history="1" r:id="rIdin2jl3jfnq-m2t6m8t1z6">
-              <w:r>
-                <w:rPr>
-                  <w:rFonts w:ascii="Arial" w:cs="Arial" w:eastAsia="Arial" w:hAnsi="Arial"/>
-                  <w:color w:val="2E75B6"/>
-                  <w:sz w:val="16"/>
-                  <w:szCs w:val="16"/>
-                  <w:u w:val="single" w:color="2E75B6"/>
-                </w:rPr>
-                <w:t xml:space="preserve">DNA as the "transforming principle"</w:t>
-              </w:r>
-            </w:hyperlink>
-          </w:p>
-          <w:p>
-            <w:pPr>
-              <w:spacing w:after="10" w:before="0"/>
-              <w:ind w:left="120"/>
-            </w:pPr>
-            <w:r>
-              <w:rPr>
-                <w:rFonts w:ascii="Arial" w:cs="Arial" w:eastAsia="Arial" w:hAnsi="Arial"/>
-                <w:color w:val="595959"/>
-                <w:sz w:val="14"/>
-                <w:szCs w:val="14"/>
-              </w:rPr>
-              <w:t xml:space="preserve">Source: Khan Academy (English - US curriculum)</w:t>
-            </w:r>
-          </w:p>
-          <w:p>
-            <w:pPr>
-              <w:spacing w:after="10" w:before="0"/>
-              <w:ind w:left="120"/>
-            </w:pPr>
-            <w:hyperlink w:history="1" r:id="rId-iqvdlgakbzlxg_-tj1md">
-              <w:r>
-                <w:rPr>
-                  <w:rFonts w:ascii="Arial" w:cs="Arial" w:eastAsia="Arial" w:hAnsi="Arial"/>
-                  <w:color w:val="595959"/>
-                  <w:sz w:val="14"/>
-                  <w:szCs w:val="14"/>
-                  <w:u w:val="single" w:color="595959"/>
-                </w:rPr>
-                <w:t xml:space="preserve">🔍 Search ARES for similar videos</w:t>
-              </w:r>
-            </w:hyperlink>
-          </w:p>
-          <w:p>
-            <w:pPr>
-              <w:spacing w:after="40" w:before="0"/>
-            </w:pPr>
-            <w:r>
-              <w:rPr>
-                <w:sz w:val="14"/>
-                <w:szCs w:val="14"/>
-              </w:rPr>
-              <w:t xml:space="preserve"/>
-            </w:r>
-          </w:p>
-          <w:p>
-            <w:pPr>
-              <w:spacing w:after="20" w:before="0"/>
-            </w:pPr>
-            <w:r>
-              <w:rPr>
-                <w:rFonts w:ascii="Arial" w:cs="Arial" w:eastAsia="Arial" w:hAnsi="Arial"/>
-                <w:b/>
-                <w:bCs/>
-                <w:color w:val="1F3864"/>
-                <w:sz w:val="16"/>
-                <w:szCs w:val="16"/>
-              </w:rPr>
-              <w:t xml:space="preserve">📖 EXERCISE:</w:t>
-            </w:r>
-          </w:p>
-          <w:p>
-            <w:pPr>
-              <w:spacing w:after="20" w:before="0"/>
-            </w:pPr>
-            <w:hyperlink w:history="1" r:id="rIde1u-3ct3nyc-namp72noy">
-              <w:r>
-                <w:rPr>
-                  <w:rFonts w:ascii="Arial" w:cs="Arial" w:eastAsia="Arial" w:hAnsi="Arial"/>
-                  <w:color w:val="2E75B6"/>
-                  <w:sz w:val="16"/>
-                  <w:szCs w:val="16"/>
-                  <w:u w:val="single" w:color="2E75B6"/>
-                </w:rPr>
-                <w:t xml:space="preserve">Inferences about Regression Practice</w:t>
-              </w:r>
-            </w:hyperlink>
-          </w:p>
-          <w:p>
-            <w:pPr>
-              <w:spacing w:after="10" w:before="0"/>
-              <w:ind w:left="120"/>
-            </w:pPr>
-            <w:r>
-              <w:rPr>
-                <w:rFonts w:ascii="Arial" w:cs="Arial" w:eastAsia="Arial" w:hAnsi="Arial"/>
-                <w:color w:val="595959"/>
-                <w:sz w:val="14"/>
-                <w:szCs w:val="14"/>
-              </w:rPr>
-              <w:t xml:space="preserve">Source: CK-12</w:t>
-            </w:r>
-          </w:p>
-          <w:p>
-            <w:pPr>
-              <w:spacing w:after="10" w:before="0"/>
-              <w:ind w:left="120"/>
-            </w:pPr>
-            <w:hyperlink w:history="1" r:id="rIdlcgnt55e7aj2zu5lgqfdz">
+            <w:hyperlink w:history="1" r:id="rId1p4zbfl2akx6kqpnmralp">
               <w:r>
                 <w:rPr>
                   <w:rFonts w:ascii="Arial" w:cs="Arial" w:eastAsia="Arial" w:hAnsi="Arial"/>
@@ -16618,7 +16901,7 @@
         </w:rPr>
         <w:t xml:space="preserve">© 2026 SeaVuria and ARES. Aligned with KICD objectives. Developed by SeaVuria; technical implementation by ARES (with AI assistance from Claude). Licensed under </w:t>
       </w:r>
-      <w:hyperlink w:history="1" r:id="rIdkn6i9drrkutpinxef60n8">
+      <w:hyperlink w:history="1" r:id="rId8v_uanmq3c-k8uw1syb7x">
         <w:r>
           <w:rPr>
             <w:rFonts w:ascii="Arial" w:cs="Arial" w:eastAsia="Arial" w:hAnsi="Arial"/>
@@ -16639,7 +16922,7 @@
         </w:rPr>
         <w:t xml:space="preserve"> (</w:t>
       </w:r>
-      <w:hyperlink w:history="1" r:id="rIdl7liiva6kmfimj0eunllt">
+      <w:hyperlink w:history="1" r:id="rIdku97486gq1zvx3equk-gu">
         <w:r>
           <w:rPr>
             <w:rFonts w:ascii="Arial" w:cs="Arial" w:eastAsia="Arial" w:hAnsi="Arial"/>
@@ -17652,7 +17935,7 @@
             <w:pPr>
               <w:spacing w:after="20" w:before="0"/>
             </w:pPr>
-            <w:hyperlink w:history="1" r:id="rId8ktx6sgt9etop6bh6lqzu">
+            <w:hyperlink w:history="1" r:id="rIdfuxdzd6dpjipenwygsi7l">
               <w:r>
                 <w:rPr>
                   <w:rFonts w:ascii="Arial" w:cs="Arial" w:eastAsia="Arial" w:hAnsi="Arial"/>
@@ -17661,9 +17944,25 @@
                   <w:szCs w:val="16"/>
                   <w:u w:val="single" w:color="2E75B6"/>
                 </w:rPr>
-                <w:t xml:space="preserve">Examples identifying conditions for inference on two proportions</w:t>
+                <w:t xml:space="preserve">Making inferences in literary texts | Reading</w:t>
               </w:r>
             </w:hyperlink>
+          </w:p>
+          <w:p>
+            <w:pPr>
+              <w:spacing w:after="20" w:before="0"/>
+            </w:pPr>
+            <w:r>
+              <w:rPr>
+                <w:rFonts w:ascii="Arial" w:cs="Arial" w:eastAsia="Arial" w:hAnsi="Arial"/>
+                <w:i/>
+                <w:iCs/>
+                <w:color w:val="595959"/>
+                <w:sz w:val="16"/>
+                <w:szCs w:val="16"/>
+              </w:rPr>
+              <w:t xml:space="preserve">Related topic: not an exact match for this lesson.</w:t>
+            </w:r>
           </w:p>
           <w:p>
             <w:pPr>
@@ -17685,7 +17984,7 @@
               <w:spacing w:after="10" w:before="0"/>
               <w:ind w:left="120"/>
             </w:pPr>
-            <w:hyperlink w:history="1" r:id="rId8ymmylmwdgkq68onyp_vq">
+            <w:hyperlink w:history="1" r:id="rId8a3xn0mw9xxsqps4jfl3v">
               <w:r>
                 <w:rPr>
                   <w:rFonts w:ascii="Arial" w:cs="Arial" w:eastAsia="Arial" w:hAnsi="Arial"/>
@@ -17730,7 +18029,7 @@
             <w:pPr>
               <w:spacing w:after="20" w:before="0"/>
             </w:pPr>
-            <w:hyperlink w:history="1" r:id="rId8js5hkroybr4iidgeds0l">
+            <w:hyperlink w:history="1" r:id="rId8fnobku8458ktgoeysebj">
               <w:r>
                 <w:rPr>
                   <w:rFonts w:ascii="Arial" w:cs="Arial" w:eastAsia="Arial" w:hAnsi="Arial"/>
@@ -17763,7 +18062,7 @@
               <w:spacing w:after="10" w:before="0"/>
               <w:ind w:left="120"/>
             </w:pPr>
-            <w:hyperlink w:history="1" r:id="rId0wjl08okwgh3-f9rjtai5">
+            <w:hyperlink w:history="1" r:id="rIdyekhwmf7_qnadclzkl6wq">
               <w:r>
                 <w:rPr>
                   <w:rFonts w:ascii="Arial" w:cs="Arial" w:eastAsia="Arial" w:hAnsi="Arial"/>
@@ -17958,7 +18257,7 @@
             <w:pPr>
               <w:spacing w:after="20" w:before="0"/>
             </w:pPr>
-            <w:hyperlink w:history="1" r:id="rIdthyhr9ts4b71qbrahnl68">
+            <w:hyperlink w:history="1" r:id="rIdumcsjrs0ctgh2nrqykts2">
               <w:r>
                 <w:rPr>
                   <w:rFonts w:ascii="Arial" w:cs="Arial" w:eastAsia="Arial" w:hAnsi="Arial"/>
@@ -17967,9 +18266,25 @@
                   <w:szCs w:val="16"/>
                   <w:u w:val="single" w:color="2E75B6"/>
                 </w:rPr>
-                <w:t xml:space="preserve">Evidence of evolution: anatomy</w:t>
+                <w:t xml:space="preserve">Making inferences in informational texts | Reading</w:t>
               </w:r>
             </w:hyperlink>
+          </w:p>
+          <w:p>
+            <w:pPr>
+              <w:spacing w:after="20" w:before="0"/>
+            </w:pPr>
+            <w:r>
+              <w:rPr>
+                <w:rFonts w:ascii="Arial" w:cs="Arial" w:eastAsia="Arial" w:hAnsi="Arial"/>
+                <w:i/>
+                <w:iCs/>
+                <w:color w:val="595959"/>
+                <w:sz w:val="16"/>
+                <w:szCs w:val="16"/>
+              </w:rPr>
+              <w:t xml:space="preserve">Related topic: not an exact match for this lesson.</w:t>
+            </w:r>
           </w:p>
           <w:p>
             <w:pPr>
@@ -17991,7 +18306,7 @@
               <w:spacing w:after="10" w:before="0"/>
               <w:ind w:left="120"/>
             </w:pPr>
-            <w:hyperlink w:history="1" r:id="rIdf2n3yft3o4wvhapfhro5y">
+            <w:hyperlink w:history="1" r:id="rIdtvd0dfwgkumgqjaveefgc">
               <w:r>
                 <w:rPr>
                   <w:rFonts w:ascii="Arial" w:cs="Arial" w:eastAsia="Arial" w:hAnsi="Arial"/>
@@ -18036,7 +18351,7 @@
             <w:pPr>
               <w:spacing w:after="20" w:before="0"/>
             </w:pPr>
-            <w:hyperlink w:history="1" r:id="rIdsqhm3wkioze_7tkhowmpa">
+            <w:hyperlink w:history="1" r:id="rIdg8kdfqeszy-hlgnk6eew6">
               <w:r>
                 <w:rPr>
                   <w:rFonts w:ascii="Arial" w:cs="Arial" w:eastAsia="Arial" w:hAnsi="Arial"/>
@@ -18069,7 +18384,7 @@
               <w:spacing w:after="10" w:before="0"/>
               <w:ind w:left="120"/>
             </w:pPr>
-            <w:hyperlink w:history="1" r:id="rIdb4leymiente5dvryohwmv">
+            <w:hyperlink w:history="1" r:id="rIdawgcqgdp4ixupbb3stclu">
               <w:r>
                 <w:rPr>
                   <w:rFonts w:ascii="Arial" w:cs="Arial" w:eastAsia="Arial" w:hAnsi="Arial"/>
@@ -18264,7 +18579,7 @@
             <w:pPr>
               <w:spacing w:after="20" w:before="0"/>
             </w:pPr>
-            <w:hyperlink w:history="1" r:id="rIdtjaz8kyybekezevk8sgmb">
+            <w:hyperlink w:history="1" r:id="rIdl2x4bly0quwd7qonhqdfi">
               <w:r>
                 <w:rPr>
                   <w:rFonts w:ascii="Arial" w:cs="Arial" w:eastAsia="Arial" w:hAnsi="Arial"/>
@@ -18273,9 +18588,25 @@
                   <w:szCs w:val="16"/>
                   <w:u w:val="single" w:color="2E75B6"/>
                 </w:rPr>
-                <w:t xml:space="preserve">Citing evidence in literary analysis | Reading</w:t>
+                <w:t xml:space="preserve">Making inferences in literary texts | Reading</w:t>
               </w:r>
             </w:hyperlink>
+          </w:p>
+          <w:p>
+            <w:pPr>
+              <w:spacing w:after="20" w:before="0"/>
+            </w:pPr>
+            <w:r>
+              <w:rPr>
+                <w:rFonts w:ascii="Arial" w:cs="Arial" w:eastAsia="Arial" w:hAnsi="Arial"/>
+                <w:i/>
+                <w:iCs/>
+                <w:color w:val="595959"/>
+                <w:sz w:val="16"/>
+                <w:szCs w:val="16"/>
+              </w:rPr>
+              <w:t xml:space="preserve">Related topic: not an exact match for this lesson.</w:t>
+            </w:r>
           </w:p>
           <w:p>
             <w:pPr>
@@ -18297,7 +18628,7 @@
               <w:spacing w:after="10" w:before="0"/>
               <w:ind w:left="120"/>
             </w:pPr>
-            <w:hyperlink w:history="1" r:id="rIdah4_ie6mnucely4xiapsr">
+            <w:hyperlink w:history="1" r:id="rId1afbkv9dgqut0htz3aulh">
               <w:r>
                 <w:rPr>
                   <w:rFonts w:ascii="Arial" w:cs="Arial" w:eastAsia="Arial" w:hAnsi="Arial"/>
@@ -18335,6 +18666,344 @@
                 <w:sz w:val="16"/>
                 <w:szCs w:val="16"/>
               </w:rPr>
+              <w:t xml:space="preserve">📖 EXERCISE:</w:t>
+            </w:r>
+          </w:p>
+          <w:p>
+            <w:pPr>
+              <w:spacing w:after="20" w:before="0"/>
+            </w:pPr>
+            <w:hyperlink w:history="1" r:id="rId-6fet7ztl-tnez4mqgkxn">
+              <w:r>
+                <w:rPr>
+                  <w:rFonts w:ascii="Arial" w:cs="Arial" w:eastAsia="Arial" w:hAnsi="Arial"/>
+                  <w:color w:val="2E75B6"/>
+                  <w:sz w:val="16"/>
+                  <w:szCs w:val="16"/>
+                  <w:u w:val="single" w:color="2E75B6"/>
+                </w:rPr>
+                <w:t xml:space="preserve">Making inferences from random samples</w:t>
+              </w:r>
+            </w:hyperlink>
+          </w:p>
+          <w:p>
+            <w:pPr>
+              <w:spacing w:after="20" w:before="0"/>
+            </w:pPr>
+            <w:r>
+              <w:rPr>
+                <w:rFonts w:ascii="Arial" w:cs="Arial" w:eastAsia="Arial" w:hAnsi="Arial"/>
+                <w:i/>
+                <w:iCs/>
+                <w:color w:val="595959"/>
+                <w:sz w:val="16"/>
+                <w:szCs w:val="16"/>
+              </w:rPr>
+              <w:t xml:space="preserve">Related topic: not an exact match for this lesson.</w:t>
+            </w:r>
+          </w:p>
+          <w:p>
+            <w:pPr>
+              <w:spacing w:after="10" w:before="0"/>
+              <w:ind w:left="120"/>
+            </w:pPr>
+            <w:r>
+              <w:rPr>
+                <w:rFonts w:ascii="Arial" w:cs="Arial" w:eastAsia="Arial" w:hAnsi="Arial"/>
+                <w:color w:val="595959"/>
+                <w:sz w:val="14"/>
+                <w:szCs w:val="14"/>
+              </w:rPr>
+              <w:t xml:space="preserve">Source: Khan Academy (English - US curriculum)</w:t>
+            </w:r>
+          </w:p>
+          <w:p>
+            <w:pPr>
+              <w:spacing w:after="10" w:before="0"/>
+              <w:ind w:left="120"/>
+            </w:pPr>
+            <w:hyperlink w:history="1" r:id="rIdd9njrs2lowlvbz_yd2dxq">
+              <w:r>
+                <w:rPr>
+                  <w:rFonts w:ascii="Arial" w:cs="Arial" w:eastAsia="Arial" w:hAnsi="Arial"/>
+                  <w:color w:val="595959"/>
+                  <w:sz w:val="14"/>
+                  <w:szCs w:val="14"/>
+                  <w:u w:val="single" w:color="595959"/>
+                </w:rPr>
+                <w:t xml:space="preserve">🔍 Search ARES for similar readings</w:t>
+              </w:r>
+            </w:hyperlink>
+          </w:p>
+        </w:tc>
+        <w:tc>
+          <w:tcPr>
+            <w:tcW w:type="dxa" w:w="3040"/>
+            <w:shd w:fill="FFFFFF" w:color="auto" w:val="clear"/>
+            <w:tcMar>
+              <w:top w:type="dxa" w:w="60"/>
+              <w:left w:type="dxa" w:w="120"/>
+              <w:bottom w:type="dxa" w:w="60"/>
+              <w:right w:type="dxa" w:w="120"/>
+            </w:tcMar>
+            <w:vAlign w:val="top"/>
+          </w:tcPr>
+          <w:p>
+            <w:pPr>
+              <w:spacing w:after="40" w:before="0"/>
+              <w:jc w:val="left"/>
+            </w:pPr>
+            <w:r>
+              <w:rPr>
+                <w:rFonts w:ascii="Arial" w:cs="Arial" w:eastAsia="Arial" w:hAnsi="Arial"/>
+                <w:b w:val="false"/>
+                <w:bCs w:val="false"/>
+                <w:i w:val="false"/>
+                <w:iCs w:val="false"/>
+                <w:color w:val="000000"/>
+                <w:sz w:val="18"/>
+                <w:szCs w:val="18"/>
+              </w:rPr>
+              <w:t xml:space="preserve">Each group's Presenter shares their group's inference to the class in 2 minutes maximum, using the sentence frame displayed on the board: 'Based on [evidence clue 1] and [evidence clue 2], our group infers that the cause is [named cause], because [reasoning that connects the clues to the cause].' After all five groups present, the teacher facilitates a structured whole-class discussion: (1) Were any two groups working on the same bag? (If so, did they reach the same inference? Why or why not?) (2) Which group had the most contradictory clues — and how did they handle them? (3) The teacher then formally names and maps what the class just did onto the KICD science process skills: 'What you called sorting clues — scientists call classifying. What you called your best guess — scientists call hypothesising. What you called the strongest clues — scientists call identifying key variables. What you wrote in your table — scientists call recording and interpreting data. And what you just told the class — that is drawing and communicating a conclusion.' Teacher writes this mapping on the board as a two-column table: 'What WE did in the activity' | 'What scientists call it.' Learners copy this into their science notebooks. Teacher then returns to the anchoring phenomenon: 'The maize farmer in Kisumu did every single one of these steps — without a lab, without equipment, just from patterns she observed over time. Which of these process skills do you think she used most? Discuss with your partner for 1 minute.' Cold-call 2 pairs for responses.</w:t>
+            </w:r>
+          </w:p>
+        </w:tc>
+        <w:tc>
+          <w:tcPr>
+            <w:tcW w:type="dxa" w:w="3040"/>
+            <w:shd w:fill="F2F2F2" w:color="auto" w:val="clear"/>
+            <w:tcMar>
+              <w:top w:type="dxa" w:w="60"/>
+              <w:left w:type="dxa" w:w="120"/>
+              <w:bottom w:type="dxa" w:w="60"/>
+              <w:right w:type="dxa" w:w="120"/>
+            </w:tcMar>
+            <w:vAlign w:val="top"/>
+          </w:tcPr>
+          <w:p>
+            <w:pPr>
+              <w:spacing w:after="40" w:before="0"/>
+              <w:jc w:val="left"/>
+            </w:pPr>
+            <w:r>
+              <w:rPr>
+                <w:rFonts w:ascii="Arial" w:cs="Arial" w:eastAsia="Arial" w:hAnsi="Arial"/>
+                <w:b w:val="false"/>
+                <w:bCs w:val="false"/>
+                <w:i w:val="false"/>
+                <w:iCs w:val="false"/>
+                <w:color w:val="000000"/>
+                <w:sz w:val="18"/>
+                <w:szCs w:val="18"/>
+              </w:rPr>
+              <w:t xml:space="preserve">Manage presentations with a visible 2-minute timer per group. After each presentation, ask the class (not the presenting group): 'What is the one piece of evidence from that group's bag that you find most convincing? Raise your hand.' Take 2 responses — cold-call one, take one volunteer. After all five presentations, draw the two-column mapping table on the board and build it collaboratively: 'Tell me — what did you physically DO in step one of the activity?' Accept responses, then write the scientific name. Do not give the scientific names first — elicit the student action first. For the farmer connection: 'Turn to your partner. 45 seconds — which process skill did the Kisumu farmer rely on most heavily, and why?' After pairs discuss: cold-call 2 pairs. If a learner says 'She classified,' ask: 'What exactly was she classifying?' WAIT 10 seconds before accepting an answer. End the explain phase by saying: 'So inference is not magic — it is a structured process. That is what makes it science and not just guessing.'</w:t>
+            </w:r>
+          </w:p>
+        </w:tc>
+        <w:tc>
+          <w:tcPr>
+            <w:tcW w:type="dxa" w:w="3040"/>
+            <w:shd w:fill="FFFFFF" w:color="auto" w:val="clear"/>
+            <w:tcMar>
+              <w:top w:type="dxa" w:w="60"/>
+              <w:left w:type="dxa" w:w="120"/>
+              <w:bottom w:type="dxa" w:w="60"/>
+              <w:right w:type="dxa" w:w="120"/>
+            </w:tcMar>
+            <w:vAlign w:val="top"/>
+          </w:tcPr>
+          <w:p>
+            <w:pPr>
+              <w:spacing w:after="40" w:before="0"/>
+              <w:jc w:val="left"/>
+            </w:pPr>
+            <w:r>
+              <w:rPr>
+                <w:rFonts w:ascii="Arial" w:cs="Arial" w:eastAsia="Arial" w:hAnsi="Arial"/>
+                <w:b w:val="false"/>
+                <w:bCs w:val="false"/>
+                <w:i w:val="false"/>
+                <w:iCs w:val="false"/>
+                <w:color w:val="000000"/>
+                <w:sz w:val="18"/>
+                <w:szCs w:val="18"/>
+              </w:rPr>
+              <w:t xml:space="preserve">Structured Academic Controversy with Sentence Frames: The 2-minute presentation with a mandatory sentence frame ('Based on… our group infers… because…') requires learners to construct a claim-evidence-reasoning chain — the core structure of scientific explanation. The post-presentation whole-class mapping exercise (student action → scientific term) builds scientific vocabulary through experience-first naming, which research shows produces deeper retention than definition-first instruction. Connecting back to the farmer at the close anchors all new vocabulary in the phenomenon.</w:t>
+            </w:r>
+          </w:p>
+        </w:tc>
+        <w:tc>
+          <w:tcPr>
+            <w:tcW w:type="dxa" w:w="3040"/>
+            <w:shd w:fill="F2F2F2" w:color="auto" w:val="clear"/>
+            <w:tcMar>
+              <w:top w:type="dxa" w:w="60"/>
+              <w:left w:type="dxa" w:w="120"/>
+              <w:bottom w:type="dxa" w:w="60"/>
+              <w:right w:type="dxa" w:w="120"/>
+            </w:tcMar>
+            <w:vAlign w:val="top"/>
+          </w:tcPr>
+          <w:p>
+            <w:pPr>
+              <w:spacing w:after="40" w:before="0"/>
+              <w:jc w:val="left"/>
+            </w:pPr>
+            <w:r>
+              <w:rPr>
+                <w:rFonts w:ascii="Arial" w:cs="Arial" w:eastAsia="Arial" w:hAnsi="Arial"/>
+                <w:b w:val="false"/>
+                <w:bCs w:val="false"/>
+                <w:i w:val="false"/>
+                <w:iCs w:val="false"/>
+                <w:color w:val="000000"/>
+                <w:sz w:val="18"/>
+                <w:szCs w:val="18"/>
+              </w:rPr>
+              <w:t xml:space="preserve">Listen for correct use of the sentence frame. Observable indicators: (1) presenter names a specific cause (not vague); (2) presenter cites at least two specific clues from their bag (not general statements); (3) during the farmer-connection pair discussion, learners name at least one specific process skill by its scientific name. Teacher notes which groups struggled to identify 'contradictory clues' during the Observe phase — these groups receive a targeted follow-up question during the DQB phase.</w:t>
+            </w:r>
+          </w:p>
+        </w:tc>
+      </w:tr>
+      <w:tr>
+        <w:tc>
+          <w:tcPr>
+            <w:tcW w:type="dxa" w:w="1520"/>
+            <w:shd w:fill="FCE4D6" w:color="auto" w:val="clear"/>
+            <w:tcMar>
+              <w:top w:type="dxa" w:w="60"/>
+              <w:left w:type="dxa" w:w="120"/>
+              <w:bottom w:type="dxa" w:w="60"/>
+              <w:right w:type="dxa" w:w="120"/>
+            </w:tcMar>
+            <w:vAlign w:val="top"/>
+          </w:tcPr>
+          <w:p>
+            <w:pPr>
+              <w:spacing w:after="40" w:before="0"/>
+              <w:jc w:val="left"/>
+            </w:pPr>
+            <w:r>
+              <w:rPr>
+                <w:rFonts w:ascii="Arial" w:cs="Arial" w:eastAsia="Arial" w:hAnsi="Arial"/>
+                <w:b/>
+                <w:bCs/>
+                <w:i w:val="false"/>
+                <w:iCs w:val="false"/>
+                <w:color w:val="000000"/>
+                <w:sz w:val="18"/>
+                <w:szCs w:val="18"/>
+              </w:rPr>
+              <w:t xml:space="preserve">Driving Question Board (DQB) Creation</w:t>
+            </w:r>
+          </w:p>
+          <w:p>
+            <w:pPr>
+              <w:spacing w:after="20" w:before="0"/>
+            </w:pPr>
+            <w:r>
+              <w:rPr>
+                <w:rFonts w:ascii="Arial" w:cs="Arial" w:eastAsia="Arial" w:hAnsi="Arial"/>
+                <w:b/>
+                <w:bCs/>
+                <w:color w:val="1F3864"/>
+                <w:sz w:val="16"/>
+                <w:szCs w:val="16"/>
+              </w:rPr>
+              <w:t xml:space="preserve">📹 VIDEO:</w:t>
+            </w:r>
+          </w:p>
+          <w:p>
+            <w:pPr>
+              <w:spacing w:after="20" w:before="0"/>
+            </w:pPr>
+            <w:hyperlink w:history="1" r:id="rId1ed64zmkydqj4qyd6wdaj">
+              <w:r>
+                <w:rPr>
+                  <w:rFonts w:ascii="Arial" w:cs="Arial" w:eastAsia="Arial" w:hAnsi="Arial"/>
+                  <w:color w:val="2E75B6"/>
+                  <w:sz w:val="16"/>
+                  <w:szCs w:val="16"/>
+                  <w:u w:val="single" w:color="2E75B6"/>
+                </w:rPr>
+                <w:t xml:space="preserve">Making inferences in informational texts | Reading</w:t>
+              </w:r>
+            </w:hyperlink>
+          </w:p>
+          <w:p>
+            <w:pPr>
+              <w:spacing w:after="20" w:before="0"/>
+            </w:pPr>
+            <w:r>
+              <w:rPr>
+                <w:rFonts w:ascii="Arial" w:cs="Arial" w:eastAsia="Arial" w:hAnsi="Arial"/>
+                <w:i/>
+                <w:iCs/>
+                <w:color w:val="595959"/>
+                <w:sz w:val="16"/>
+                <w:szCs w:val="16"/>
+              </w:rPr>
+              <w:t xml:space="preserve">Related topic: not an exact match for this lesson.</w:t>
+            </w:r>
+          </w:p>
+          <w:p>
+            <w:pPr>
+              <w:spacing w:after="10" w:before="0"/>
+              <w:ind w:left="120"/>
+            </w:pPr>
+            <w:r>
+              <w:rPr>
+                <w:rFonts w:ascii="Arial" w:cs="Arial" w:eastAsia="Arial" w:hAnsi="Arial"/>
+                <w:color w:val="595959"/>
+                <w:sz w:val="14"/>
+                <w:szCs w:val="14"/>
+              </w:rPr>
+              <w:t xml:space="preserve">Source: Khan Academy (English - US curriculum)</w:t>
+            </w:r>
+          </w:p>
+          <w:p>
+            <w:pPr>
+              <w:spacing w:after="10" w:before="0"/>
+              <w:ind w:left="120"/>
+            </w:pPr>
+            <w:hyperlink w:history="1" r:id="rIdml6es_aykazx-fcwrwaqb">
+              <w:r>
+                <w:rPr>
+                  <w:rFonts w:ascii="Arial" w:cs="Arial" w:eastAsia="Arial" w:hAnsi="Arial"/>
+                  <w:color w:val="595959"/>
+                  <w:sz w:val="14"/>
+                  <w:szCs w:val="14"/>
+                  <w:u w:val="single" w:color="595959"/>
+                </w:rPr>
+                <w:t xml:space="preserve">🔍 Search ARES for similar videos</w:t>
+              </w:r>
+            </w:hyperlink>
+          </w:p>
+          <w:p>
+            <w:pPr>
+              <w:spacing w:after="40" w:before="0"/>
+            </w:pPr>
+            <w:r>
+              <w:rPr>
+                <w:sz w:val="14"/>
+                <w:szCs w:val="14"/>
+              </w:rPr>
+              <w:t xml:space="preserve"/>
+            </w:r>
+          </w:p>
+          <w:p>
+            <w:pPr>
+              <w:spacing w:after="20" w:before="0"/>
+            </w:pPr>
+            <w:r>
+              <w:rPr>
+                <w:rFonts w:ascii="Arial" w:cs="Arial" w:eastAsia="Arial" w:hAnsi="Arial"/>
+                <w:b/>
+                <w:bCs/>
+                <w:color w:val="1F3864"/>
+                <w:sz w:val="16"/>
+                <w:szCs w:val="16"/>
+              </w:rPr>
               <w:t xml:space="preserve">📖 HTML:</w:t>
             </w:r>
           </w:p>
@@ -18342,7 +19011,7 @@
             <w:pPr>
               <w:spacing w:after="20" w:before="0"/>
             </w:pPr>
-            <w:hyperlink w:history="1" r:id="rIdvtn88d55_041xlcsrqeij">
+            <w:hyperlink w:history="1" r:id="rId58eqdludmmsq-fdn5qbwq">
               <w:r>
                 <w:rPr>
                   <w:rFonts w:ascii="Arial" w:cs="Arial" w:eastAsia="Arial" w:hAnsi="Arial"/>
@@ -18375,7 +19044,7 @@
               <w:spacing w:after="10" w:before="0"/>
               <w:ind w:left="120"/>
             </w:pPr>
-            <w:hyperlink w:history="1" r:id="rId25eqgfja3u7efpbj-qrc5">
+            <w:hyperlink w:history="1" r:id="rIdrgkekfcebszvsm0fmveoy">
               <w:r>
                 <w:rPr>
                   <w:rFonts w:ascii="Arial" w:cs="Arial" w:eastAsia="Arial" w:hAnsi="Arial"/>
@@ -18417,7 +19086,7 @@
                 <w:sz w:val="18"/>
                 <w:szCs w:val="18"/>
               </w:rPr>
-              <w:t xml:space="preserve">Each group's Presenter shares their group's inference to the class in 2 minutes maximum, using the sentence frame displayed on the board: 'Based on [evidence clue 1] and [evidence clue 2], our group infers that the cause is [named cause], because [reasoning that connects the clues to the cause].' After all five groups present, the teacher facilitates a structured whole-class discussion: (1) Were any two groups working on the same bag? (If so, did they reach the same inference? Why or why not?) (2) Which group had the most contradictory clues — and how did they handle them? (3) The teacher then formally names and maps what the class just did onto the KICD science process skills: 'What you called sorting clues — scientists call classifying. What you called your best guess — scientists call hypothesising. What you called the strongest clues — scientists call identifying key variables. What you wrote in your table — scientists call recording and interpreting data. And what you just told the class — that is drawing and communicating a conclusion.' Teacher writes this mapping on the board as a two-column table: 'What WE did in the activity' | 'What scientists call it.' Learners copy this into their science notebooks. Teacher then returns to the anchoring phenomenon: 'The maize farmer in Kisumu did every single one of these steps — without a lab, without equipment, just from patterns she observed over time. Which of these process skills do you think she used most? Discuss with your partner for 1 minute.' Cold-call 2 pairs for responses.</w:t>
+              <w:t xml:space="preserve">Each learner receives two sticky notes. On the first (yellow): write one new question that today's activity raised for you about how scientists collect or evaluate evidence — a question you did not have before this lesson. On the second (green): write one thing you now understand about the Kisumu farmer's inference that you did not fully understand before today. Learners post both sticky notes on the class Driving Question Board under two new columns added today: 'New Questions About Evidence' and 'Growing Understanding of the Farmer.' The teacher reads aloud 4–5 of the yellow sticky notes and groups them into clusters on the board (e.g., questions about measurement, questions about when evidence is 'enough,' questions about peer review). Teacher says: 'Look at these clusters. These are exactly the questions that professional scientists in Kenya — agronomists at KARI in Kikuyu, epidemiologists at KEMRI in Nairobi, environmental scientists monitoring Lake Victoria — wrestle with every day. Your questions are real scientific questions.' Teacher points to the growing DQB and connects it to the sub-strand driving question: 'Our driving question asks how a scientist knows something is true when they cannot see it directly. Based on today, what part of that answer do we now have?'</w:t>
             </w:r>
           </w:p>
         </w:tc>
@@ -18449,7 +19118,7 @@
                 <w:sz w:val="18"/>
                 <w:szCs w:val="18"/>
               </w:rPr>
-              <w:t xml:space="preserve">Manage presentations with a visible 2-minute timer per group. After each presentation, ask the class (not the presenting group): 'What is the one piece of evidence from that group's bag that you find most convincing? Raise your hand.' Take 2 responses — cold-call one, take one volunteer. After all five presentations, draw the two-column mapping table on the board and build it collaboratively: 'Tell me — what did you physically DO in step one of the activity?' Accept responses, then write the scientific name. Do not give the scientific names first — elicit the student action first. For the farmer connection: 'Turn to your partner. 45 seconds — which process skill did the Kisumu farmer rely on most heavily, and why?' After pairs discuss: cold-call 2 pairs. If a learner says 'She classified,' ask: 'What exactly was she classifying?' WAIT 10 seconds before accepting an answer. End the explain phase by saying: 'So inference is not magic — it is a structured process. That is what makes it science and not just guessing.'</w:t>
+              <w:t xml:space="preserve">Distribute sticky notes before the Explain phase closes so no time is lost. Give clear instructions: 'Yellow = a NEW question today gave you. Green = something you NOW understand about the farmer. 3 minutes, write silently.' Circulate and prompt any learner who is stuck on the yellow note: 'What confused you today? What would you need to know to feel MORE confident in your inference?' After posting, do not read every note — select 4–5 that represent distinct question types. Group them physically on the board using a marker to draw circles around clusters. Narrate the clustering process aloud: 'These three questions are all asking about the same thing — how much evidence is enough. Let's label this cluster: Evidence Sufficiency. We will return to this in Lesson 7.'</w:t>
             </w:r>
           </w:p>
         </w:tc>
@@ -18481,7 +19150,7 @@
                 <w:sz w:val="18"/>
                 <w:szCs w:val="18"/>
               </w:rPr>
-              <w:t xml:space="preserve">Structured Academic Controversy with Sentence Frames: The 2-minute presentation with a mandatory sentence frame ('Based on… our group infers… because…') requires learners to construct a claim-evidence-reasoning chain — the core structure of scientific explanation. The post-presentation whole-class mapping exercise (student action → scientific term) builds scientific vocabulary through experience-first naming, which research shows produces deeper retention than definition-first instruction. Connecting back to the farmer at the close anchors all new vocabulary in the phenomenon.</w:t>
+              <w:t xml:space="preserve">Two-Colour Sticky Note DQB Protocol (Questions + Understanding): Separating new questions (yellow) from growing understanding (green) prevents the common DQB problem where learners only post what they know, not what they are still puzzling over. The clustering move by the teacher makes the DQB a living, structured map of collective understanding rather than a passive display. Naming the clusters with scientific language (e.g., 'Evidence Sufficiency') plants vocabulary that will be formalised in later lessons.</w:t>
             </w:r>
           </w:p>
         </w:tc>
@@ -18513,7 +19182,7 @@
                 <w:sz w:val="18"/>
                 <w:szCs w:val="18"/>
               </w:rPr>
-              <w:t xml:space="preserve">Listen for correct use of the sentence frame. Observable indicators: (1) presenter names a specific cause (not vague); (2) presenter cites at least two specific clues from their bag (not general statements); (3) during the farmer-connection pair discussion, learners name at least one specific process skill by its scientific name. Teacher notes which groups struggled to identify 'contradictory clues' during the Observe phase — these groups receive a targeted follow-up question during the DQB phase.</w:t>
+              <w:t xml:space="preserve">Quality of yellow sticky notes is the key observable indicator. Target: learner's new question is specific to evidence or inference (not a general curiosity question unrelated to the sub-strand). Teacher photographs the DQB at the end of class for tracking across the 8-lesson sequence. Green sticky notes are checked for conceptual accuracy — any green note that reveals a persistent misconception (e.g., 'I now understand that the farmer just guessed') is addressed at the start of Lesson 7.</w:t>
             </w:r>
           </w:p>
         </w:tc>
@@ -18522,32 +19191,32 @@
         <w:tc>
           <w:tcPr>
             <w:tcW w:type="dxa" w:w="1520"/>
-            <w:shd w:fill="FCE4D6" w:color="auto" w:val="clear"/>
-            <w:tcMar>
-              <w:top w:type="dxa" w:w="60"/>
-              <w:left w:type="dxa" w:w="120"/>
-              <w:bottom w:type="dxa" w:w="60"/>
-              <w:right w:type="dxa" w:w="120"/>
-            </w:tcMar>
-            <w:vAlign w:val="top"/>
-          </w:tcPr>
-          <w:p>
-            <w:pPr>
-              <w:spacing w:after="40" w:before="0"/>
-              <w:jc w:val="left"/>
-            </w:pPr>
-            <w:r>
-              <w:rPr>
-                <w:rFonts w:ascii="Arial" w:cs="Arial" w:eastAsia="Arial" w:hAnsi="Arial"/>
-                <w:b/>
-                <w:bCs/>
-                <w:i w:val="false"/>
-                <w:iCs w:val="false"/>
-                <w:color w:val="000000"/>
-                <w:sz w:val="18"/>
-                <w:szCs w:val="18"/>
-              </w:rPr>
-              <w:t xml:space="preserve">Driving Question Board (DQB) Creation</w:t>
+            <w:shd w:fill="D5E8F0" w:color="auto" w:val="clear"/>
+            <w:tcMar>
+              <w:top w:type="dxa" w:w="60"/>
+              <w:left w:type="dxa" w:w="120"/>
+              <w:bottom w:type="dxa" w:w="60"/>
+              <w:right w:type="dxa" w:w="120"/>
+            </w:tcMar>
+            <w:vAlign w:val="top"/>
+          </w:tcPr>
+          <w:p>
+            <w:pPr>
+              <w:spacing w:after="40" w:before="0"/>
+              <w:jc w:val="left"/>
+            </w:pPr>
+            <w:r>
+              <w:rPr>
+                <w:rFonts w:ascii="Arial" w:cs="Arial" w:eastAsia="Arial" w:hAnsi="Arial"/>
+                <w:b/>
+                <w:bCs/>
+                <w:i w:val="false"/>
+                <w:iCs w:val="false"/>
+                <w:color w:val="000000"/>
+                <w:sz w:val="18"/>
+                <w:szCs w:val="18"/>
+              </w:rPr>
+              <w:t xml:space="preserve">Model Building Phase</w:t>
             </w:r>
           </w:p>
           <w:p>
@@ -18570,7 +19239,7 @@
             <w:pPr>
               <w:spacing w:after="20" w:before="0"/>
             </w:pPr>
-            <w:hyperlink w:history="1" r:id="rIdg39skzjrninfaayhb2dnb">
+            <w:hyperlink w:history="1" r:id="rIdx-rnkmdg01lkjkrp1z30e">
               <w:r>
                 <w:rPr>
                   <w:rFonts w:ascii="Arial" w:cs="Arial" w:eastAsia="Arial" w:hAnsi="Arial"/>
@@ -18585,6 +19254,22 @@
           </w:p>
           <w:p>
             <w:pPr>
+              <w:spacing w:after="20" w:before="0"/>
+            </w:pPr>
+            <w:r>
+              <w:rPr>
+                <w:rFonts w:ascii="Arial" w:cs="Arial" w:eastAsia="Arial" w:hAnsi="Arial"/>
+                <w:i/>
+                <w:iCs/>
+                <w:color w:val="595959"/>
+                <w:sz w:val="16"/>
+                <w:szCs w:val="16"/>
+              </w:rPr>
+              <w:t xml:space="preserve">Related topic: not an exact match for this lesson.</w:t>
+            </w:r>
+          </w:p>
+          <w:p>
+            <w:pPr>
               <w:spacing w:after="10" w:before="0"/>
               <w:ind w:left="120"/>
             </w:pPr>
@@ -18603,7 +19288,7 @@
               <w:spacing w:after="10" w:before="0"/>
               <w:ind w:left="120"/>
             </w:pPr>
-            <w:hyperlink w:history="1" r:id="rIdu55jqshehodn03qsivf1h">
+            <w:hyperlink w:history="1" r:id="rId2yscjtwn4j1mff6dee9pr">
               <w:r>
                 <w:rPr>
                   <w:rFonts w:ascii="Arial" w:cs="Arial" w:eastAsia="Arial" w:hAnsi="Arial"/>
@@ -18648,7 +19333,7 @@
             <w:pPr>
               <w:spacing w:after="20" w:before="0"/>
             </w:pPr>
-            <w:hyperlink w:history="1" r:id="rIdamlpxibcsudljuccbzqpq">
+            <w:hyperlink w:history="1" r:id="rId9zcinpk7kvjckeo7y4unk">
               <w:r>
                 <w:rPr>
                   <w:rFonts w:ascii="Arial" w:cs="Arial" w:eastAsia="Arial" w:hAnsi="Arial"/>
@@ -18681,313 +19366,7 @@
               <w:spacing w:after="10" w:before="0"/>
               <w:ind w:left="120"/>
             </w:pPr>
-            <w:hyperlink w:history="1" r:id="rIdg8ab_5yc1x64pw6ezq90y">
-              <w:r>
-                <w:rPr>
-                  <w:rFonts w:ascii="Arial" w:cs="Arial" w:eastAsia="Arial" w:hAnsi="Arial"/>
-                  <w:color w:val="595959"/>
-                  <w:sz w:val="14"/>
-                  <w:szCs w:val="14"/>
-                  <w:u w:val="single" w:color="595959"/>
-                </w:rPr>
-                <w:t xml:space="preserve">🔍 Search ARES for similar readings</w:t>
-              </w:r>
-            </w:hyperlink>
-          </w:p>
-        </w:tc>
-        <w:tc>
-          <w:tcPr>
-            <w:tcW w:type="dxa" w:w="3040"/>
-            <w:shd w:fill="FFFFFF" w:color="auto" w:val="clear"/>
-            <w:tcMar>
-              <w:top w:type="dxa" w:w="60"/>
-              <w:left w:type="dxa" w:w="120"/>
-              <w:bottom w:type="dxa" w:w="60"/>
-              <w:right w:type="dxa" w:w="120"/>
-            </w:tcMar>
-            <w:vAlign w:val="top"/>
-          </w:tcPr>
-          <w:p>
-            <w:pPr>
-              <w:spacing w:after="40" w:before="0"/>
-              <w:jc w:val="left"/>
-            </w:pPr>
-            <w:r>
-              <w:rPr>
-                <w:rFonts w:ascii="Arial" w:cs="Arial" w:eastAsia="Arial" w:hAnsi="Arial"/>
-                <w:b w:val="false"/>
-                <w:bCs w:val="false"/>
-                <w:i w:val="false"/>
-                <w:iCs w:val="false"/>
-                <w:color w:val="000000"/>
-                <w:sz w:val="18"/>
-                <w:szCs w:val="18"/>
-              </w:rPr>
-              <w:t xml:space="preserve">Each learner receives two sticky notes. On the first (yellow): write one new question that today's activity raised for you about how scientists collect or evaluate evidence — a question you did not have before this lesson. On the second (green): write one thing you now understand about the Kisumu farmer's inference that you did not fully understand before today. Learners post both sticky notes on the class Driving Question Board under two new columns added today: 'New Questions About Evidence' and 'Growing Understanding of the Farmer.' The teacher reads aloud 4–5 of the yellow sticky notes and groups them into clusters on the board (e.g., questions about measurement, questions about when evidence is 'enough,' questions about peer review). Teacher says: 'Look at these clusters. These are exactly the questions that professional scientists in Kenya — agronomists at KARI in Kikuyu, epidemiologists at KEMRI in Nairobi, environmental scientists monitoring Lake Victoria — wrestle with every day. Your questions are real scientific questions.' Teacher points to the growing DQB and connects it to the sub-strand driving question: 'Our driving question asks how a scientist knows something is true when they cannot see it directly. Based on today, what part of that answer do we now have?'</w:t>
-            </w:r>
-          </w:p>
-        </w:tc>
-        <w:tc>
-          <w:tcPr>
-            <w:tcW w:type="dxa" w:w="3040"/>
-            <w:shd w:fill="F2F2F2" w:color="auto" w:val="clear"/>
-            <w:tcMar>
-              <w:top w:type="dxa" w:w="60"/>
-              <w:left w:type="dxa" w:w="120"/>
-              <w:bottom w:type="dxa" w:w="60"/>
-              <w:right w:type="dxa" w:w="120"/>
-            </w:tcMar>
-            <w:vAlign w:val="top"/>
-          </w:tcPr>
-          <w:p>
-            <w:pPr>
-              <w:spacing w:after="40" w:before="0"/>
-              <w:jc w:val="left"/>
-            </w:pPr>
-            <w:r>
-              <w:rPr>
-                <w:rFonts w:ascii="Arial" w:cs="Arial" w:eastAsia="Arial" w:hAnsi="Arial"/>
-                <w:b w:val="false"/>
-                <w:bCs w:val="false"/>
-                <w:i w:val="false"/>
-                <w:iCs w:val="false"/>
-                <w:color w:val="000000"/>
-                <w:sz w:val="18"/>
-                <w:szCs w:val="18"/>
-              </w:rPr>
-              <w:t xml:space="preserve">Distribute sticky notes before the Explain phase closes so no time is lost. Give clear instructions: 'Yellow = a NEW question today gave you. Green = something you NOW understand about the farmer. 3 minutes, write silently.' Circulate and prompt any learner who is stuck on the yellow note: 'What confused you today? What would you need to know to feel MORE confident in your inference?' After posting, do not read every note — select 4–5 that represent distinct question types. Group them physically on the board using a marker to draw circles around clusters. Narrate the clustering process aloud: 'These three questions are all asking about the same thing — how much evidence is enough. Let's label this cluster: Evidence Sufficiency. We will return to this in Lesson 7.'</w:t>
-            </w:r>
-          </w:p>
-        </w:tc>
-        <w:tc>
-          <w:tcPr>
-            <w:tcW w:type="dxa" w:w="3040"/>
-            <w:shd w:fill="FFFFFF" w:color="auto" w:val="clear"/>
-            <w:tcMar>
-              <w:top w:type="dxa" w:w="60"/>
-              <w:left w:type="dxa" w:w="120"/>
-              <w:bottom w:type="dxa" w:w="60"/>
-              <w:right w:type="dxa" w:w="120"/>
-            </w:tcMar>
-            <w:vAlign w:val="top"/>
-          </w:tcPr>
-          <w:p>
-            <w:pPr>
-              <w:spacing w:after="40" w:before="0"/>
-              <w:jc w:val="left"/>
-            </w:pPr>
-            <w:r>
-              <w:rPr>
-                <w:rFonts w:ascii="Arial" w:cs="Arial" w:eastAsia="Arial" w:hAnsi="Arial"/>
-                <w:b w:val="false"/>
-                <w:bCs w:val="false"/>
-                <w:i w:val="false"/>
-                <w:iCs w:val="false"/>
-                <w:color w:val="000000"/>
-                <w:sz w:val="18"/>
-                <w:szCs w:val="18"/>
-              </w:rPr>
-              <w:t xml:space="preserve">Two-Colour Sticky Note DQB Protocol (Questions + Understanding): Separating new questions (yellow) from growing understanding (green) prevents the common DQB problem where learners only post what they know, not what they are still puzzling over. The clustering move by the teacher makes the DQB a living, structured map of collective understanding rather than a passive display. Naming the clusters with scientific language (e.g., 'Evidence Sufficiency') plants vocabulary that will be formalised in later lessons.</w:t>
-            </w:r>
-          </w:p>
-        </w:tc>
-        <w:tc>
-          <w:tcPr>
-            <w:tcW w:type="dxa" w:w="3040"/>
-            <w:shd w:fill="F2F2F2" w:color="auto" w:val="clear"/>
-            <w:tcMar>
-              <w:top w:type="dxa" w:w="60"/>
-              <w:left w:type="dxa" w:w="120"/>
-              <w:bottom w:type="dxa" w:w="60"/>
-              <w:right w:type="dxa" w:w="120"/>
-            </w:tcMar>
-            <w:vAlign w:val="top"/>
-          </w:tcPr>
-          <w:p>
-            <w:pPr>
-              <w:spacing w:after="40" w:before="0"/>
-              <w:jc w:val="left"/>
-            </w:pPr>
-            <w:r>
-              <w:rPr>
-                <w:rFonts w:ascii="Arial" w:cs="Arial" w:eastAsia="Arial" w:hAnsi="Arial"/>
-                <w:b w:val="false"/>
-                <w:bCs w:val="false"/>
-                <w:i w:val="false"/>
-                <w:iCs w:val="false"/>
-                <w:color w:val="000000"/>
-                <w:sz w:val="18"/>
-                <w:szCs w:val="18"/>
-              </w:rPr>
-              <w:t xml:space="preserve">Quality of yellow sticky notes is the key observable indicator. Target: learner's new question is specific to evidence or inference (not a general curiosity question unrelated to the sub-strand). Teacher photographs the DQB at the end of class for tracking across the 8-lesson sequence. Green sticky notes are checked for conceptual accuracy — any green note that reveals a persistent misconception (e.g., 'I now understand that the farmer just guessed') is addressed at the start of Lesson 7.</w:t>
-            </w:r>
-          </w:p>
-        </w:tc>
-      </w:tr>
-      <w:tr>
-        <w:tc>
-          <w:tcPr>
-            <w:tcW w:type="dxa" w:w="1520"/>
-            <w:shd w:fill="D5E8F0" w:color="auto" w:val="clear"/>
-            <w:tcMar>
-              <w:top w:type="dxa" w:w="60"/>
-              <w:left w:type="dxa" w:w="120"/>
-              <w:bottom w:type="dxa" w:w="60"/>
-              <w:right w:type="dxa" w:w="120"/>
-            </w:tcMar>
-            <w:vAlign w:val="top"/>
-          </w:tcPr>
-          <w:p>
-            <w:pPr>
-              <w:spacing w:after="40" w:before="0"/>
-              <w:jc w:val="left"/>
-            </w:pPr>
-            <w:r>
-              <w:rPr>
-                <w:rFonts w:ascii="Arial" w:cs="Arial" w:eastAsia="Arial" w:hAnsi="Arial"/>
-                <w:b/>
-                <w:bCs/>
-                <w:i w:val="false"/>
-                <w:iCs w:val="false"/>
-                <w:color w:val="000000"/>
-                <w:sz w:val="18"/>
-                <w:szCs w:val="18"/>
-              </w:rPr>
-              <w:t xml:space="preserve">Model Building Phase</w:t>
-            </w:r>
-          </w:p>
-          <w:p>
-            <w:pPr>
-              <w:spacing w:after="20" w:before="0"/>
-            </w:pPr>
-            <w:r>
-              <w:rPr>
-                <w:rFonts w:ascii="Arial" w:cs="Arial" w:eastAsia="Arial" w:hAnsi="Arial"/>
-                <w:b/>
-                <w:bCs/>
-                <w:color w:val="1F3864"/>
-                <w:sz w:val="16"/>
-                <w:szCs w:val="16"/>
-              </w:rPr>
-              <w:t xml:space="preserve">📹 VIDEO:</w:t>
-            </w:r>
-          </w:p>
-          <w:p>
-            <w:pPr>
-              <w:spacing w:after="20" w:before="0"/>
-            </w:pPr>
-            <w:hyperlink w:history="1" r:id="rIdqv9sn6c4gpv5thvisei6s">
-              <w:r>
-                <w:rPr>
-                  <w:rFonts w:ascii="Arial" w:cs="Arial" w:eastAsia="Arial" w:hAnsi="Arial"/>
-                  <w:color w:val="2E75B6"/>
-                  <w:sz w:val="16"/>
-                  <w:szCs w:val="16"/>
-                  <w:u w:val="single" w:color="2E75B6"/>
-                </w:rPr>
-                <w:t xml:space="preserve">Making inferences in informational texts | Reading</w:t>
-              </w:r>
-            </w:hyperlink>
-          </w:p>
-          <w:p>
-            <w:pPr>
-              <w:spacing w:after="10" w:before="0"/>
-              <w:ind w:left="120"/>
-            </w:pPr>
-            <w:r>
-              <w:rPr>
-                <w:rFonts w:ascii="Arial" w:cs="Arial" w:eastAsia="Arial" w:hAnsi="Arial"/>
-                <w:color w:val="595959"/>
-                <w:sz w:val="14"/>
-                <w:szCs w:val="14"/>
-              </w:rPr>
-              <w:t xml:space="preserve">Source: Khan Academy (English - US curriculum)</w:t>
-            </w:r>
-          </w:p>
-          <w:p>
-            <w:pPr>
-              <w:spacing w:after="10" w:before="0"/>
-              <w:ind w:left="120"/>
-            </w:pPr>
-            <w:hyperlink w:history="1" r:id="rIda96dyrr3k8mcxtoyyd51i">
-              <w:r>
-                <w:rPr>
-                  <w:rFonts w:ascii="Arial" w:cs="Arial" w:eastAsia="Arial" w:hAnsi="Arial"/>
-                  <w:color w:val="595959"/>
-                  <w:sz w:val="14"/>
-                  <w:szCs w:val="14"/>
-                  <w:u w:val="single" w:color="595959"/>
-                </w:rPr>
-                <w:t xml:space="preserve">🔍 Search ARES for similar videos</w:t>
-              </w:r>
-            </w:hyperlink>
-          </w:p>
-          <w:p>
-            <w:pPr>
-              <w:spacing w:after="40" w:before="0"/>
-            </w:pPr>
-            <w:r>
-              <w:rPr>
-                <w:sz w:val="14"/>
-                <w:szCs w:val="14"/>
-              </w:rPr>
-              <w:t xml:space="preserve"/>
-            </w:r>
-          </w:p>
-          <w:p>
-            <w:pPr>
-              <w:spacing w:after="20" w:before="0"/>
-            </w:pPr>
-            <w:r>
-              <w:rPr>
-                <w:rFonts w:ascii="Arial" w:cs="Arial" w:eastAsia="Arial" w:hAnsi="Arial"/>
-                <w:b/>
-                <w:bCs/>
-                <w:color w:val="1F3864"/>
-                <w:sz w:val="16"/>
-                <w:szCs w:val="16"/>
-              </w:rPr>
-              <w:t xml:space="preserve">📖 HTML:</w:t>
-            </w:r>
-          </w:p>
-          <w:p>
-            <w:pPr>
-              <w:spacing w:after="20" w:before="0"/>
-            </w:pPr>
-            <w:hyperlink w:history="1" r:id="rIdnmk0yf6e1qda5gz1dmtmk">
-              <w:r>
-                <w:rPr>
-                  <w:rFonts w:ascii="Arial" w:cs="Arial" w:eastAsia="Arial" w:hAnsi="Arial"/>
-                  <w:color w:val="2E75B6"/>
-                  <w:sz w:val="16"/>
-                  <w:szCs w:val="16"/>
-                  <w:u w:val="single" w:color="2E75B6"/>
-                </w:rPr>
-                <w:t xml:space="preserve">2 Process Skills</w:t>
-              </w:r>
-            </w:hyperlink>
-          </w:p>
-          <w:p>
-            <w:pPr>
-              <w:spacing w:after="10" w:before="0"/>
-              <w:ind w:left="120"/>
-            </w:pPr>
-            <w:r>
-              <w:rPr>
-                <w:rFonts w:ascii="Arial" w:cs="Arial" w:eastAsia="Arial" w:hAnsi="Arial"/>
-                <w:color w:val="595959"/>
-                <w:sz w:val="14"/>
-                <w:szCs w:val="14"/>
-              </w:rPr>
-              <w:t xml:space="preserve">Source: iicba</w:t>
-            </w:r>
-          </w:p>
-          <w:p>
-            <w:pPr>
-              <w:spacing w:after="10" w:before="0"/>
-              <w:ind w:left="120"/>
-            </w:pPr>
-            <w:hyperlink w:history="1" r:id="rIdhbi0wtvepvzr8y2vregip">
+            <w:hyperlink w:history="1" r:id="rIdo5evibbigzrngulhr7tjg">
               <w:r>
                 <w:rPr>
                   <w:rFonts w:ascii="Arial" w:cs="Arial" w:eastAsia="Arial" w:hAnsi="Arial"/>
@@ -19727,7 +20106,7 @@
         </w:rPr>
         <w:t xml:space="preserve">© 2026 SeaVuria and ARES. Aligned with KICD objectives. Developed by SeaVuria; technical implementation by ARES (with AI assistance from Claude). Licensed under </w:t>
       </w:r>
-      <w:hyperlink w:history="1" r:id="rIdnmrorgzgww1szeyasnxcq">
+      <w:hyperlink w:history="1" r:id="rId3-vdvecp8gwky1jgvaurz">
         <w:r>
           <w:rPr>
             <w:rFonts w:ascii="Arial" w:cs="Arial" w:eastAsia="Arial" w:hAnsi="Arial"/>
@@ -19748,7 +20127,7 @@
         </w:rPr>
         <w:t xml:space="preserve"> (</w:t>
       </w:r>
-      <w:hyperlink w:history="1" r:id="rIdcm8an6a9z2r8qxofsr4g4">
+      <w:hyperlink w:history="1" r:id="rIdwtsu3vwfwjgm0y8fx7jg9">
         <w:r>
           <w:rPr>
             <w:rFonts w:ascii="Arial" w:cs="Arial" w:eastAsia="Arial" w:hAnsi="Arial"/>
@@ -20778,7 +21157,7 @@
               <w:spacing w:after="10" w:before="0"/>
               <w:ind w:left="120"/>
             </w:pPr>
-            <w:hyperlink w:history="1" r:id="rIdxryqv62twjei5lmltj6rs">
+            <w:hyperlink w:history="1" r:id="rIdm4hy_yydrzvulxafe2nlk">
               <w:r>
                 <w:rPr>
                   <w:rFonts w:ascii="Arial" w:cs="Arial" w:eastAsia="Arial" w:hAnsi="Arial"/>
@@ -20855,7 +21234,7 @@
               <w:spacing w:after="10" w:before="0"/>
               <w:ind w:left="120"/>
             </w:pPr>
-            <w:hyperlink w:history="1" r:id="rIdkuqedfoht-2th5qzlcuwi">
+            <w:hyperlink w:history="1" r:id="rIdj8ukxy9xygmtsinbsckje">
               <w:r>
                 <w:rPr>
                   <w:rFonts w:ascii="Arial" w:cs="Arial" w:eastAsia="Arial" w:hAnsi="Arial"/>
@@ -21082,7 +21461,7 @@
               <w:spacing w:after="10" w:before="0"/>
               <w:ind w:left="120"/>
             </w:pPr>
-            <w:hyperlink w:history="1" r:id="rIdoi8pfmkch_o4-loxv1vhw">
+            <w:hyperlink w:history="1" r:id="rIdq60hkr0zrsbm3i3kel6tk">
               <w:r>
                 <w:rPr>
                   <w:rFonts w:ascii="Arial" w:cs="Arial" w:eastAsia="Arial" w:hAnsi="Arial"/>
@@ -21159,7 +21538,7 @@
               <w:spacing w:after="10" w:before="0"/>
               <w:ind w:left="120"/>
             </w:pPr>
-            <w:hyperlink w:history="1" r:id="rIdr1qkasolxc0eviyoivpuo">
+            <w:hyperlink w:history="1" r:id="rIddhhi0mm8ytriwih6ypdtf">
               <w:r>
                 <w:rPr>
                   <w:rFonts w:ascii="Arial" w:cs="Arial" w:eastAsia="Arial" w:hAnsi="Arial"/>
@@ -21386,7 +21765,7 @@
               <w:spacing w:after="10" w:before="0"/>
               <w:ind w:left="120"/>
             </w:pPr>
-            <w:hyperlink w:history="1" r:id="rId9ywfncrpajbwdgfp-nrb5">
+            <w:hyperlink w:history="1" r:id="rIddtjwlimb4atctej_9krvb">
               <w:r>
                 <w:rPr>
                   <w:rFonts w:ascii="Arial" w:cs="Arial" w:eastAsia="Arial" w:hAnsi="Arial"/>
@@ -21463,7 +21842,7 @@
               <w:spacing w:after="10" w:before="0"/>
               <w:ind w:left="120"/>
             </w:pPr>
-            <w:hyperlink w:history="1" r:id="rIdwuwhlohm3vuggj8sgedrv">
+            <w:hyperlink w:history="1" r:id="rIdauxprrmbkknvplfe9exb2">
               <w:r>
                 <w:rPr>
                   <w:rFonts w:ascii="Arial" w:cs="Arial" w:eastAsia="Arial" w:hAnsi="Arial"/>
@@ -21690,7 +22069,7 @@
               <w:spacing w:after="10" w:before="0"/>
               <w:ind w:left="120"/>
             </w:pPr>
-            <w:hyperlink w:history="1" r:id="rIdoq3ibr4gljmucnxzpqhoz">
+            <w:hyperlink w:history="1" r:id="rId8jpuqzsuv6-a2jwmjiyhv">
               <w:r>
                 <w:rPr>
                   <w:rFonts w:ascii="Arial" w:cs="Arial" w:eastAsia="Arial" w:hAnsi="Arial"/>
@@ -21767,7 +22146,7 @@
               <w:spacing w:after="10" w:before="0"/>
               <w:ind w:left="120"/>
             </w:pPr>
-            <w:hyperlink w:history="1" r:id="rIdwcihjvnzrbnau1pnaudkd">
+            <w:hyperlink w:history="1" r:id="rIdfy4hirgvn8g8w66hdp5mn">
               <w:r>
                 <w:rPr>
                   <w:rFonts w:ascii="Arial" w:cs="Arial" w:eastAsia="Arial" w:hAnsi="Arial"/>
@@ -21994,7 +22373,7 @@
               <w:spacing w:after="10" w:before="0"/>
               <w:ind w:left="120"/>
             </w:pPr>
-            <w:hyperlink w:history="1" r:id="rId-osi3-uxbctah9k02fqg6">
+            <w:hyperlink w:history="1" r:id="rIdatd8lajd4-pbaeyngeunh">
               <w:r>
                 <w:rPr>
                   <w:rFonts w:ascii="Arial" w:cs="Arial" w:eastAsia="Arial" w:hAnsi="Arial"/>
@@ -22071,7 +22450,7 @@
               <w:spacing w:after="10" w:before="0"/>
               <w:ind w:left="120"/>
             </w:pPr>
-            <w:hyperlink w:history="1" r:id="rIdyphucuykma6id5bgg9tcy">
+            <w:hyperlink w:history="1" r:id="rIdhlrsmtbp3klay5qr5eb7u">
               <w:r>
                 <w:rPr>
                   <w:rFonts w:ascii="Arial" w:cs="Arial" w:eastAsia="Arial" w:hAnsi="Arial"/>
@@ -22598,7 +22977,7 @@
         </w:rPr>
         <w:t xml:space="preserve">© 2026 SeaVuria and ARES. Aligned with KICD objectives. Developed by SeaVuria; technical implementation by ARES (with AI assistance from Claude). Licensed under </w:t>
       </w:r>
-      <w:hyperlink w:history="1" r:id="rIdocr4sb0yq6pfhsljxoeyl">
+      <w:hyperlink w:history="1" r:id="rIdtgnenjvhu54n48xrmz3qo">
         <w:r>
           <w:rPr>
             <w:rFonts w:ascii="Arial" w:cs="Arial" w:eastAsia="Arial" w:hAnsi="Arial"/>
@@ -22619,7 +22998,7 @@
         </w:rPr>
         <w:t xml:space="preserve"> (</w:t>
       </w:r>
-      <w:hyperlink w:history="1" r:id="rIdyan9lo4iwkpwerkoz0uhj">
+      <w:hyperlink w:history="1" r:id="rIdnyesz6on7ubxfgy4ne6uk">
         <w:r>
           <w:rPr>
             <w:rFonts w:ascii="Arial" w:cs="Arial" w:eastAsia="Arial" w:hAnsi="Arial"/>
@@ -23888,7 +24267,7 @@
               <w:spacing w:after="10" w:before="0"/>
               <w:ind w:left="120"/>
             </w:pPr>
-            <w:hyperlink w:history="1" r:id="rId3bzbrvzbnebdiutrom_vc">
+            <w:hyperlink w:history="1" r:id="rIdd6yzum4lpawlji1rxbdxq">
               <w:r>
                 <w:rPr>
                   <w:rFonts w:ascii="Arial" w:cs="Arial" w:eastAsia="Arial" w:hAnsi="Arial"/>
@@ -23965,7 +24344,7 @@
               <w:spacing w:after="10" w:before="0"/>
               <w:ind w:left="120"/>
             </w:pPr>
-            <w:hyperlink w:history="1" r:id="rIdqitwngm4ht0ee_6zbsp1f">
+            <w:hyperlink w:history="1" r:id="rIdyjss7henc6qp3tqyz_q5n">
               <w:r>
                 <w:rPr>
                   <w:rFonts w:ascii="Arial" w:cs="Arial" w:eastAsia="Arial" w:hAnsi="Arial"/>
@@ -24192,7 +24571,7 @@
               <w:spacing w:after="10" w:before="0"/>
               <w:ind w:left="120"/>
             </w:pPr>
-            <w:hyperlink w:history="1" r:id="rIdk1mkqyh6q5ghcq-yp-dud">
+            <w:hyperlink w:history="1" r:id="rIdse8ofhelx46ctnviuiy2r">
               <w:r>
                 <w:rPr>
                   <w:rFonts w:ascii="Arial" w:cs="Arial" w:eastAsia="Arial" w:hAnsi="Arial"/>
@@ -24269,7 +24648,7 @@
               <w:spacing w:after="10" w:before="0"/>
               <w:ind w:left="120"/>
             </w:pPr>
-            <w:hyperlink w:history="1" r:id="rIdwmz2qujpmp8ho-79cqbpe">
+            <w:hyperlink w:history="1" r:id="rId7p4djl02f4dsjkuhp3miy">
               <w:r>
                 <w:rPr>
                   <w:rFonts w:ascii="Arial" w:cs="Arial" w:eastAsia="Arial" w:hAnsi="Arial"/>
@@ -24496,7 +24875,7 @@
               <w:spacing w:after="10" w:before="0"/>
               <w:ind w:left="120"/>
             </w:pPr>
-            <w:hyperlink w:history="1" r:id="rIdcgcchq0f3epcsxjfapfhg">
+            <w:hyperlink w:history="1" r:id="rId4idpx-iroi1suyj0tfsee">
               <w:r>
                 <w:rPr>
                   <w:rFonts w:ascii="Arial" w:cs="Arial" w:eastAsia="Arial" w:hAnsi="Arial"/>
@@ -24573,7 +24952,7 @@
               <w:spacing w:after="10" w:before="0"/>
               <w:ind w:left="120"/>
             </w:pPr>
-            <w:hyperlink w:history="1" r:id="rIdsewbwmgmcpiza8oio-maq">
+            <w:hyperlink w:history="1" r:id="rId3m32strgdk4x7vxlwyo50">
               <w:r>
                 <w:rPr>
                   <w:rFonts w:ascii="Arial" w:cs="Arial" w:eastAsia="Arial" w:hAnsi="Arial"/>
@@ -24800,7 +25179,7 @@
               <w:spacing w:after="10" w:before="0"/>
               <w:ind w:left="120"/>
             </w:pPr>
-            <w:hyperlink w:history="1" r:id="rIdq6v22lecynrvt1znyolnx">
+            <w:hyperlink w:history="1" r:id="rIdgbncm1ex8yxs_fgqzev7s">
               <w:r>
                 <w:rPr>
                   <w:rFonts w:ascii="Arial" w:cs="Arial" w:eastAsia="Arial" w:hAnsi="Arial"/>
@@ -24877,7 +25256,7 @@
               <w:spacing w:after="10" w:before="0"/>
               <w:ind w:left="120"/>
             </w:pPr>
-            <w:hyperlink w:history="1" r:id="rIdzibgwwmvfy3osybb2fvis">
+            <w:hyperlink w:history="1" r:id="rIdcmcbee7_7qp2ub-u32xrk">
               <w:r>
                 <w:rPr>
                   <w:rFonts w:ascii="Arial" w:cs="Arial" w:eastAsia="Arial" w:hAnsi="Arial"/>
@@ -25104,7 +25483,7 @@
               <w:spacing w:after="10" w:before="0"/>
               <w:ind w:left="120"/>
             </w:pPr>
-            <w:hyperlink w:history="1" r:id="rIdpy01zvsprxh7vqxr0vrgw">
+            <w:hyperlink w:history="1" r:id="rIdqk9omm3gqu5nsrqaxc7yj">
               <w:r>
                 <w:rPr>
                   <w:rFonts w:ascii="Arial" w:cs="Arial" w:eastAsia="Arial" w:hAnsi="Arial"/>
@@ -25181,7 +25560,7 @@
               <w:spacing w:after="10" w:before="0"/>
               <w:ind w:left="120"/>
             </w:pPr>
-            <w:hyperlink w:history="1" r:id="rIdsb5dbcnuipjabpmil59pi">
+            <w:hyperlink w:history="1" r:id="rIdmslpz86g3itjnzv2s1yal">
               <w:r>
                 <w:rPr>
                   <w:rFonts w:ascii="Arial" w:cs="Arial" w:eastAsia="Arial" w:hAnsi="Arial"/>
@@ -25784,7 +26163,7 @@
         </w:rPr>
         <w:t xml:space="preserve">© 2026 SeaVuria and ARES. Aligned with KICD objectives. Developed by SeaVuria; technical implementation by ARES (with AI assistance from Claude). Licensed under </w:t>
       </w:r>
-      <w:hyperlink w:history="1" r:id="rIdrbfwo3fwl5l0qvkbsbg6y">
+      <w:hyperlink w:history="1" r:id="rIdyt2gdgqq4juxb6st1r7if">
         <w:r>
           <w:rPr>
             <w:rFonts w:ascii="Arial" w:cs="Arial" w:eastAsia="Arial" w:hAnsi="Arial"/>
@@ -25805,7 +26184,7 @@
         </w:rPr>
         <w:t xml:space="preserve"> (</w:t>
       </w:r>
-      <w:hyperlink w:history="1" r:id="rIdvft6lfgiyqwb4ded_vs9c">
+      <w:hyperlink w:history="1" r:id="rId0kgrpsaxikourgttundmg">
         <w:r>
           <w:rPr>
             <w:rFonts w:ascii="Arial" w:cs="Arial" w:eastAsia="Arial" w:hAnsi="Arial"/>

--- a/data/outputs/v2/General_Science/SS1.1_Introduction_to_General_Science/General_Science_Introduction_to_General_Science_CBE_LessonSequence.docx
+++ b/data/outputs/v2/General_Science/SS1.1_Introduction_to_General_Science/General_Science_Introduction_to_General_Science_CBE_LessonSequence.docx
@@ -2106,7 +2106,7 @@
         </w:rPr>
         <w:t xml:space="preserve">© 2026 SeaVuria and ARES. This work is licensed under a </w:t>
       </w:r>
-      <w:hyperlink w:history="1" r:id="rIdlqjdfxwjxlrjdprckkgmm">
+      <w:hyperlink w:history="1" r:id="rIdngzlcxilvo_rhjgyso6k8">
         <w:r>
           <w:rPr>
             <w:rFonts w:ascii="Arial" w:cs="Arial" w:eastAsia="Arial" w:hAnsi="Arial"/>
@@ -2126,7 +2126,7 @@
         </w:rPr>
         <w:t xml:space="preserve"> (</w:t>
       </w:r>
-      <w:hyperlink w:history="1" r:id="rIder4voour4lxjz5jnpwubz">
+      <w:hyperlink w:history="1" r:id="rIdiq1mqmd7702mdvqkgo8vb">
         <w:r>
           <w:rPr>
             <w:rFonts w:ascii="Arial" w:cs="Arial" w:eastAsia="Arial" w:hAnsi="Arial"/>
@@ -2146,7 +2146,7 @@
         </w:rPr>
         <w:t xml:space="preserve">). To view a copy of this license, visit </w:t>
       </w:r>
-      <w:hyperlink w:history="1" r:id="rIdtay6v3adiobi_kgjlm_w2">
+      <w:hyperlink w:history="1" r:id="rId6wdewg_jvi7iels9do-u1">
         <w:r>
           <w:rPr>
             <w:rFonts w:ascii="Arial" w:cs="Arial" w:eastAsia="Arial" w:hAnsi="Arial"/>
@@ -3158,7 +3158,7 @@
             <w:pPr>
               <w:spacing w:after="20" w:before="0"/>
             </w:pPr>
-            <w:hyperlink w:history="1" r:id="rIdl3r2gfjmta3idslcucggf">
+            <w:hyperlink w:history="1" r:id="rIdkw9vhd30pzgjdqdfsqjba">
               <w:r>
                 <w:rPr>
                   <w:rFonts w:ascii="Arial" w:cs="Arial" w:eastAsia="Arial" w:hAnsi="Arial"/>
@@ -3207,7 +3207,7 @@
               <w:spacing w:after="10" w:before="0"/>
               <w:ind w:left="120"/>
             </w:pPr>
-            <w:hyperlink w:history="1" r:id="rIdu9q8bly8nz3w14us16syx">
+            <w:hyperlink w:history="1" r:id="rIde7h3la93dxiyoudl-3oea">
               <w:r>
                 <w:rPr>
                   <w:rFonts w:ascii="Arial" w:cs="Arial" w:eastAsia="Arial" w:hAnsi="Arial"/>
@@ -3269,7 +3269,7 @@
               <w:spacing w:after="10" w:before="0"/>
               <w:ind w:left="120"/>
             </w:pPr>
-            <w:hyperlink w:history="1" r:id="rId0txjoakibc3muisofomjn">
+            <w:hyperlink w:history="1" r:id="rIdd0ngm_vq3nq-wvgv_4rwf">
               <w:r>
                 <w:rPr>
                   <w:rFonts w:ascii="Arial" w:cs="Arial" w:eastAsia="Arial" w:hAnsi="Arial"/>
@@ -3479,7 +3479,7 @@
             <w:pPr>
               <w:spacing w:after="20" w:before="0"/>
             </w:pPr>
-            <w:hyperlink w:history="1" r:id="rIdmszt3r5makspeotdfii_t">
+            <w:hyperlink w:history="1" r:id="rIdvm-zfhvrrvkfqvg7nvjkx">
               <w:r>
                 <w:rPr>
                   <w:rFonts w:ascii="Arial" w:cs="Arial" w:eastAsia="Arial" w:hAnsi="Arial"/>
@@ -3528,7 +3528,7 @@
               <w:spacing w:after="10" w:before="0"/>
               <w:ind w:left="120"/>
             </w:pPr>
-            <w:hyperlink w:history="1" r:id="rIdzu4o8hhksxmdu98rzv-3t">
+            <w:hyperlink w:history="1" r:id="rIdlugwhova9oily2qzb16pf">
               <w:r>
                 <w:rPr>
                   <w:rFonts w:ascii="Arial" w:cs="Arial" w:eastAsia="Arial" w:hAnsi="Arial"/>
@@ -3590,7 +3590,7 @@
               <w:spacing w:after="10" w:before="0"/>
               <w:ind w:left="120"/>
             </w:pPr>
-            <w:hyperlink w:history="1" r:id="rIdsxs_4ppofy9zhy7zteffw">
+            <w:hyperlink w:history="1" r:id="rIdzeutxpe6immpbite2nj1f">
               <w:r>
                 <w:rPr>
                   <w:rFonts w:ascii="Arial" w:cs="Arial" w:eastAsia="Arial" w:hAnsi="Arial"/>
@@ -3800,7 +3800,7 @@
             <w:pPr>
               <w:spacing w:after="20" w:before="0"/>
             </w:pPr>
-            <w:hyperlink w:history="1" r:id="rIdck7fi1zlp_pzg0uhcfa2x">
+            <w:hyperlink w:history="1" r:id="rIdw4h7cgqxxzg5zmtg92p18">
               <w:r>
                 <w:rPr>
                   <w:rFonts w:ascii="Arial" w:cs="Arial" w:eastAsia="Arial" w:hAnsi="Arial"/>
@@ -3849,7 +3849,7 @@
               <w:spacing w:after="10" w:before="0"/>
               <w:ind w:left="120"/>
             </w:pPr>
-            <w:hyperlink w:history="1" r:id="rIdvcncwnycmo6r-_p_hozxw">
+            <w:hyperlink w:history="1" r:id="rIdz6iacaxgtfs39k6rqm05o">
               <w:r>
                 <w:rPr>
                   <w:rFonts w:ascii="Arial" w:cs="Arial" w:eastAsia="Arial" w:hAnsi="Arial"/>
@@ -3911,7 +3911,7 @@
               <w:spacing w:after="10" w:before="0"/>
               <w:ind w:left="120"/>
             </w:pPr>
-            <w:hyperlink w:history="1" r:id="rIdfsed1tvznek8qfooltedy">
+            <w:hyperlink w:history="1" r:id="rIdnjqeygewdn8_esigykpna">
               <w:r>
                 <w:rPr>
                   <w:rFonts w:ascii="Arial" w:cs="Arial" w:eastAsia="Arial" w:hAnsi="Arial"/>
@@ -4121,7 +4121,7 @@
             <w:pPr>
               <w:spacing w:after="20" w:before="0"/>
             </w:pPr>
-            <w:hyperlink w:history="1" r:id="rIdr8e3f-9nt1j046w8kgrwz">
+            <w:hyperlink w:history="1" r:id="rIdscvszs8ijvxpwcshage6j">
               <w:r>
                 <w:rPr>
                   <w:rFonts w:ascii="Arial" w:cs="Arial" w:eastAsia="Arial" w:hAnsi="Arial"/>
@@ -4170,7 +4170,7 @@
               <w:spacing w:after="10" w:before="0"/>
               <w:ind w:left="120"/>
             </w:pPr>
-            <w:hyperlink w:history="1" r:id="rIdcmbv3udtnm4vokcwf0x7c">
+            <w:hyperlink w:history="1" r:id="rIdiugpa_chudl1luddeoixc">
               <w:r>
                 <w:rPr>
                   <w:rFonts w:ascii="Arial" w:cs="Arial" w:eastAsia="Arial" w:hAnsi="Arial"/>
@@ -4232,7 +4232,7 @@
               <w:spacing w:after="10" w:before="0"/>
               <w:ind w:left="120"/>
             </w:pPr>
-            <w:hyperlink w:history="1" r:id="rId3rsadl6kupcrtogyrzn-d">
+            <w:hyperlink w:history="1" r:id="rIdoxn0hv-zfhidv81nauyzq">
               <w:r>
                 <w:rPr>
                   <w:rFonts w:ascii="Arial" w:cs="Arial" w:eastAsia="Arial" w:hAnsi="Arial"/>
@@ -4442,7 +4442,7 @@
             <w:pPr>
               <w:spacing w:after="20" w:before="0"/>
             </w:pPr>
-            <w:hyperlink w:history="1" r:id="rIdxhd3upgqwk6f7xip9uwla">
+            <w:hyperlink w:history="1" r:id="rIdqvs2ab0j2c-uppnjyszfc">
               <w:r>
                 <w:rPr>
                   <w:rFonts w:ascii="Arial" w:cs="Arial" w:eastAsia="Arial" w:hAnsi="Arial"/>
@@ -4491,7 +4491,7 @@
               <w:spacing w:after="10" w:before="0"/>
               <w:ind w:left="120"/>
             </w:pPr>
-            <w:hyperlink w:history="1" r:id="rId3wpxp4nt-alqcctghnbid">
+            <w:hyperlink w:history="1" r:id="rIduiuaziahjydtmmvgpbfyw">
               <w:r>
                 <w:rPr>
                   <w:rFonts w:ascii="Arial" w:cs="Arial" w:eastAsia="Arial" w:hAnsi="Arial"/>
@@ -4553,7 +4553,7 @@
               <w:spacing w:after="10" w:before="0"/>
               <w:ind w:left="120"/>
             </w:pPr>
-            <w:hyperlink w:history="1" r:id="rId0kdfzvcwnvfatzqvxwn5t">
+            <w:hyperlink w:history="1" r:id="rIdnpbic7ayaze1mheixuqg-">
               <w:r>
                 <w:rPr>
                   <w:rFonts w:ascii="Arial" w:cs="Arial" w:eastAsia="Arial" w:hAnsi="Arial"/>
@@ -5080,7 +5080,7 @@
         </w:rPr>
         <w:t xml:space="preserve">© 2026 SeaVuria and ARES. Aligned with KICD objectives. Developed by SeaVuria; technical implementation by ARES (with AI assistance from Claude). Licensed under </w:t>
       </w:r>
-      <w:hyperlink w:history="1" r:id="rIdyeorsgyvv5jcan8y1gcvg">
+      <w:hyperlink w:history="1" r:id="rIdeq3sm38gz5jyubimukymh">
         <w:r>
           <w:rPr>
             <w:rFonts w:ascii="Arial" w:cs="Arial" w:eastAsia="Arial" w:hAnsi="Arial"/>
@@ -5101,7 +5101,7 @@
         </w:rPr>
         <w:t xml:space="preserve"> (</w:t>
       </w:r>
-      <w:hyperlink w:history="1" r:id="rIdrtqexuye3kgq5_mj4xqsi">
+      <w:hyperlink w:history="1" r:id="rIdzs2yvhr5xkt8zexwilskm">
         <w:r>
           <w:rPr>
             <w:rFonts w:ascii="Arial" w:cs="Arial" w:eastAsia="Arial" w:hAnsi="Arial"/>
@@ -6114,7 +6114,7 @@
             <w:pPr>
               <w:spacing w:after="20" w:before="0"/>
             </w:pPr>
-            <w:hyperlink w:history="1" r:id="rId1twc8m48spvhkvbx5_bvp">
+            <w:hyperlink w:history="1" r:id="rIdvaezmjtpllry0-knljwxn">
               <w:r>
                 <w:rPr>
                   <w:rFonts w:ascii="Arial" w:cs="Arial" w:eastAsia="Arial" w:hAnsi="Arial"/>
@@ -6163,7 +6163,7 @@
               <w:spacing w:after="10" w:before="0"/>
               <w:ind w:left="120"/>
             </w:pPr>
-            <w:hyperlink w:history="1" r:id="rId1hxpml__l52ivtyi0-4nl">
+            <w:hyperlink w:history="1" r:id="rIdhja5uby3jk85mb3lxunfk">
               <w:r>
                 <w:rPr>
                   <w:rFonts w:ascii="Arial" w:cs="Arial" w:eastAsia="Arial" w:hAnsi="Arial"/>
@@ -6225,7 +6225,7 @@
               <w:spacing w:after="10" w:before="0"/>
               <w:ind w:left="120"/>
             </w:pPr>
-            <w:hyperlink w:history="1" r:id="rIdjej2ircilyaxqntq2ug0b">
+            <w:hyperlink w:history="1" r:id="rIdqqliujy3xipx4rpgejukw">
               <w:r>
                 <w:rPr>
                   <w:rFonts w:ascii="Arial" w:cs="Arial" w:eastAsia="Arial" w:hAnsi="Arial"/>
@@ -6435,7 +6435,7 @@
             <w:pPr>
               <w:spacing w:after="20" w:before="0"/>
             </w:pPr>
-            <w:hyperlink w:history="1" r:id="rIdfid3mjj8nro_ukmeevd-9">
+            <w:hyperlink w:history="1" r:id="rIdbisw4ysof-3vfceqgzjt8">
               <w:r>
                 <w:rPr>
                   <w:rFonts w:ascii="Arial" w:cs="Arial" w:eastAsia="Arial" w:hAnsi="Arial"/>
@@ -6484,7 +6484,7 @@
               <w:spacing w:after="10" w:before="0"/>
               <w:ind w:left="120"/>
             </w:pPr>
-            <w:hyperlink w:history="1" r:id="rIddj-fz8i2xnlo0ts3mgtx_">
+            <w:hyperlink w:history="1" r:id="rIdiccy8p73bvvtnq8rq3dfs">
               <w:r>
                 <w:rPr>
                   <w:rFonts w:ascii="Arial" w:cs="Arial" w:eastAsia="Arial" w:hAnsi="Arial"/>
@@ -6546,7 +6546,7 @@
               <w:spacing w:after="10" w:before="0"/>
               <w:ind w:left="120"/>
             </w:pPr>
-            <w:hyperlink w:history="1" r:id="rIdpsxjyye4s_6lbgqyo3g4g">
+            <w:hyperlink w:history="1" r:id="rIdsrswnd1cu07dmpxzv9av9">
               <w:r>
                 <w:rPr>
                   <w:rFonts w:ascii="Arial" w:cs="Arial" w:eastAsia="Arial" w:hAnsi="Arial"/>
@@ -6756,7 +6756,7 @@
             <w:pPr>
               <w:spacing w:after="20" w:before="0"/>
             </w:pPr>
-            <w:hyperlink w:history="1" r:id="rIdfggbwk5ii5kstnyga9xpb">
+            <w:hyperlink w:history="1" r:id="rIdksph7lwygadj0sai2_jw9">
               <w:r>
                 <w:rPr>
                   <w:rFonts w:ascii="Arial" w:cs="Arial" w:eastAsia="Arial" w:hAnsi="Arial"/>
@@ -6805,7 +6805,7 @@
               <w:spacing w:after="10" w:before="0"/>
               <w:ind w:left="120"/>
             </w:pPr>
-            <w:hyperlink w:history="1" r:id="rIdo05hd33yxhg6ya3s8w0sf">
+            <w:hyperlink w:history="1" r:id="rIdkmerb8lbg_swe3udwa_7q">
               <w:r>
                 <w:rPr>
                   <w:rFonts w:ascii="Arial" w:cs="Arial" w:eastAsia="Arial" w:hAnsi="Arial"/>
@@ -6867,7 +6867,7 @@
               <w:spacing w:after="10" w:before="0"/>
               <w:ind w:left="120"/>
             </w:pPr>
-            <w:hyperlink w:history="1" r:id="rIdcsuxzxgpuar1dagkpwomp">
+            <w:hyperlink w:history="1" r:id="rIdhxpukpw3fc9d5ml4fhoyu">
               <w:r>
                 <w:rPr>
                   <w:rFonts w:ascii="Arial" w:cs="Arial" w:eastAsia="Arial" w:hAnsi="Arial"/>
@@ -7077,7 +7077,7 @@
             <w:pPr>
               <w:spacing w:after="20" w:before="0"/>
             </w:pPr>
-            <w:hyperlink w:history="1" r:id="rIdcldkdvgwcy9x764rft-tx">
+            <w:hyperlink w:history="1" r:id="rIdvwmnimqhjsfvbttd15o-3">
               <w:r>
                 <w:rPr>
                   <w:rFonts w:ascii="Arial" w:cs="Arial" w:eastAsia="Arial" w:hAnsi="Arial"/>
@@ -7126,7 +7126,7 @@
               <w:spacing w:after="10" w:before="0"/>
               <w:ind w:left="120"/>
             </w:pPr>
-            <w:hyperlink w:history="1" r:id="rId3rbdytug3hhzhxqpc8hd6">
+            <w:hyperlink w:history="1" r:id="rIdhckdcgwhwtzbv4tdlqszt">
               <w:r>
                 <w:rPr>
                   <w:rFonts w:ascii="Arial" w:cs="Arial" w:eastAsia="Arial" w:hAnsi="Arial"/>
@@ -7188,7 +7188,7 @@
               <w:spacing w:after="10" w:before="0"/>
               <w:ind w:left="120"/>
             </w:pPr>
-            <w:hyperlink w:history="1" r:id="rId3merp7i7g51plcpv4ohpp">
+            <w:hyperlink w:history="1" r:id="rIdgoukx-2_ywqyk1ivubgzk">
               <w:r>
                 <w:rPr>
                   <w:rFonts w:ascii="Arial" w:cs="Arial" w:eastAsia="Arial" w:hAnsi="Arial"/>
@@ -7398,7 +7398,7 @@
             <w:pPr>
               <w:spacing w:after="20" w:before="0"/>
             </w:pPr>
-            <w:hyperlink w:history="1" r:id="rId_f8txzvdjanylenpt7xba">
+            <w:hyperlink w:history="1" r:id="rIdyxetfgrgb5a2gs74qhkjn">
               <w:r>
                 <w:rPr>
                   <w:rFonts w:ascii="Arial" w:cs="Arial" w:eastAsia="Arial" w:hAnsi="Arial"/>
@@ -7447,7 +7447,7 @@
               <w:spacing w:after="10" w:before="0"/>
               <w:ind w:left="120"/>
             </w:pPr>
-            <w:hyperlink w:history="1" r:id="rIdoky22zq7yqzdyys9voyao">
+            <w:hyperlink w:history="1" r:id="rIdolz_dw33mlk0p2gckunnn">
               <w:r>
                 <w:rPr>
                   <w:rFonts w:ascii="Arial" w:cs="Arial" w:eastAsia="Arial" w:hAnsi="Arial"/>
@@ -7509,7 +7509,7 @@
               <w:spacing w:after="10" w:before="0"/>
               <w:ind w:left="120"/>
             </w:pPr>
-            <w:hyperlink w:history="1" r:id="rIdbz3zcoivks3qkndyzovko">
+            <w:hyperlink w:history="1" r:id="rIdlodpuve-zshlf_7k14ztw">
               <w:r>
                 <w:rPr>
                   <w:rFonts w:ascii="Arial" w:cs="Arial" w:eastAsia="Arial" w:hAnsi="Arial"/>
@@ -8036,7 +8036,7 @@
         </w:rPr>
         <w:t xml:space="preserve">© 2026 SeaVuria and ARES. Aligned with KICD objectives. Developed by SeaVuria; technical implementation by ARES (with AI assistance from Claude). Licensed under </w:t>
       </w:r>
-      <w:hyperlink w:history="1" r:id="rIdvjeh1nbvntz_ujf8qt03q">
+      <w:hyperlink w:history="1" r:id="rId-syhnwn2g_ruray247tut">
         <w:r>
           <w:rPr>
             <w:rFonts w:ascii="Arial" w:cs="Arial" w:eastAsia="Arial" w:hAnsi="Arial"/>
@@ -8057,7 +8057,7 @@
         </w:rPr>
         <w:t xml:space="preserve"> (</w:t>
       </w:r>
-      <w:hyperlink w:history="1" r:id="rIdgn8iwt6y6ylfjoa7st91k">
+      <w:hyperlink w:history="1" r:id="rIdv3e7ye3fl71jxpbq0mubd">
         <w:r>
           <w:rPr>
             <w:rFonts w:ascii="Arial" w:cs="Arial" w:eastAsia="Arial" w:hAnsi="Arial"/>
@@ -9087,7 +9087,7 @@
               <w:spacing w:after="10" w:before="0"/>
               <w:ind w:left="120"/>
             </w:pPr>
-            <w:hyperlink w:history="1" r:id="rId107v0gxctvebvqtberr5d">
+            <w:hyperlink w:history="1" r:id="rIdqgjxsatlmyohgcdzgxrnv">
               <w:r>
                 <w:rPr>
                   <w:rFonts w:ascii="Arial" w:cs="Arial" w:eastAsia="Arial" w:hAnsi="Arial"/>
@@ -9164,7 +9164,7 @@
               <w:spacing w:after="10" w:before="0"/>
               <w:ind w:left="120"/>
             </w:pPr>
-            <w:hyperlink w:history="1" r:id="rIdo2ofabxyblaa2ka90rjte">
+            <w:hyperlink w:history="1" r:id="rIdp2yavoymr_ixi6zxbyvui">
               <w:r>
                 <w:rPr>
                   <w:rFonts w:ascii="Arial" w:cs="Arial" w:eastAsia="Arial" w:hAnsi="Arial"/>
@@ -9391,7 +9391,7 @@
               <w:spacing w:after="10" w:before="0"/>
               <w:ind w:left="120"/>
             </w:pPr>
-            <w:hyperlink w:history="1" r:id="rId2nq_pukw1t0jqh26pnywd">
+            <w:hyperlink w:history="1" r:id="rId5kunacwcn_d3i8bklq_a_">
               <w:r>
                 <w:rPr>
                   <w:rFonts w:ascii="Arial" w:cs="Arial" w:eastAsia="Arial" w:hAnsi="Arial"/>
@@ -9468,7 +9468,7 @@
               <w:spacing w:after="10" w:before="0"/>
               <w:ind w:left="120"/>
             </w:pPr>
-            <w:hyperlink w:history="1" r:id="rIdigmqtnjariyytgazfm0dn">
+            <w:hyperlink w:history="1" r:id="rIdm6f6vr57569hlk3prfjth">
               <w:r>
                 <w:rPr>
                   <w:rFonts w:ascii="Arial" w:cs="Arial" w:eastAsia="Arial" w:hAnsi="Arial"/>
@@ -9695,7 +9695,7 @@
               <w:spacing w:after="10" w:before="0"/>
               <w:ind w:left="120"/>
             </w:pPr>
-            <w:hyperlink w:history="1" r:id="rIdkmiz-oebsilij68szolt9">
+            <w:hyperlink w:history="1" r:id="rIddnhixen5hb72q_4vzxzae">
               <w:r>
                 <w:rPr>
                   <w:rFonts w:ascii="Arial" w:cs="Arial" w:eastAsia="Arial" w:hAnsi="Arial"/>
@@ -9772,7 +9772,7 @@
               <w:spacing w:after="10" w:before="0"/>
               <w:ind w:left="120"/>
             </w:pPr>
-            <w:hyperlink w:history="1" r:id="rIdu3ve1wzx7bqige8ms3zbk">
+            <w:hyperlink w:history="1" r:id="rIdh5mojsv2kc-rq7gj4geov">
               <w:r>
                 <w:rPr>
                   <w:rFonts w:ascii="Arial" w:cs="Arial" w:eastAsia="Arial" w:hAnsi="Arial"/>
@@ -9999,7 +9999,7 @@
               <w:spacing w:after="10" w:before="0"/>
               <w:ind w:left="120"/>
             </w:pPr>
-            <w:hyperlink w:history="1" r:id="rIdzjxdfuampjwrnrug5mzez">
+            <w:hyperlink w:history="1" r:id="rId4pnbkuc3nttuw5m5cfkp3">
               <w:r>
                 <w:rPr>
                   <w:rFonts w:ascii="Arial" w:cs="Arial" w:eastAsia="Arial" w:hAnsi="Arial"/>
@@ -10076,7 +10076,7 @@
               <w:spacing w:after="10" w:before="0"/>
               <w:ind w:left="120"/>
             </w:pPr>
-            <w:hyperlink w:history="1" r:id="rIddmaptdnardix_dsgjnu5d">
+            <w:hyperlink w:history="1" r:id="rIdaocxrltmtd9mgjpfn_zuh">
               <w:r>
                 <w:rPr>
                   <w:rFonts w:ascii="Arial" w:cs="Arial" w:eastAsia="Arial" w:hAnsi="Arial"/>
@@ -10165,7 +10165,7 @@
                 <w:sz w:val="18"/>
                 <w:szCs w:val="18"/>
               </w:rPr>
-              <w:t xml:space="preserve">Teacher directs groups to the DQB wall/section. Teacher reminds learners of the DQB protocol established in Lesson 1: 'Green sticky = new evidence that moves us toward an answer. Orange sticky = new question we now have.' Teacher models one entry: 'Here is mine — green: Scientists at KEBS use chemical reactions to infer aflatoxin in maize flour — they never see the toxin directly, but they know it is there. That is evidence for our driving question.' Teacher gives groups 3 minutes to write and post. After posting, teacher reads two or three new questions aloud and says: 'These are brilliant scientific questions. We will come back to them as we move through the sub-strand.' Teacher updates the class's running 'Evidence We Have' column on the DQB by adding: 'General Science allows inference in three domains: human life, environment, technology — all confirmed by Kenyan examples.'</w:t>
+              <w:t xml:space="preserve">Teacher directs groups to the DQB wall/section. Teacher reminds learners of the DQB protocol for today: 'Green sticky = new evidence that moves us toward an answer. Orange sticky = new question we now have.' Teacher models one entry: 'Here is mine — green: Scientists at KEBS use chemical reactions to infer aflatoxin in maize flour — they never see the toxin directly, but they know it is there. That is evidence for our driving question.' Teacher gives groups 3 minutes to write and post. After posting, teacher reads two or three new questions aloud and says: 'These are brilliant scientific questions. We will come back to them as we move through the sub-strand.' Teacher updates the class's running 'Evidence We Have' column on the DQB by adding: 'General Science allows inference in three domains: human life, environment, technology — all confirmed by Kenyan examples.'</w:t>
             </w:r>
           </w:p>
         </w:tc>
@@ -10303,7 +10303,7 @@
               <w:spacing w:after="10" w:before="0"/>
               <w:ind w:left="120"/>
             </w:pPr>
-            <w:hyperlink w:history="1" r:id="rIded6fud3jomtszes_9sk7e">
+            <w:hyperlink w:history="1" r:id="rId8y-relhfub4syyvkuraus">
               <w:r>
                 <w:rPr>
                   <w:rFonts w:ascii="Arial" w:cs="Arial" w:eastAsia="Arial" w:hAnsi="Arial"/>
@@ -10380,7 +10380,7 @@
               <w:spacing w:after="10" w:before="0"/>
               <w:ind w:left="120"/>
             </w:pPr>
-            <w:hyperlink w:history="1" r:id="rIdfzc7_wt8qwuwusrm_nhqy">
+            <w:hyperlink w:history="1" r:id="rId4fgd3e6qwvwikivud1nwj">
               <w:r>
                 <w:rPr>
                   <w:rFonts w:ascii="Arial" w:cs="Arial" w:eastAsia="Arial" w:hAnsi="Arial"/>
@@ -10437,7 +10437,7 @@
                 <w:sz w:val="18"/>
                 <w:szCs w:val="18"/>
               </w:rPr>
-              <w:t xml:space="preserve">Learners retrieve the personal inference model they began building in Lesson 2 (a simple diagram or concept map showing: HIDDEN CAUSE → INDIRECT EVIDENCE → INFERENCE → CONCLUSION). They now expand the model by adding at least two new real-world 'arms' — one from each domain they explored today (e.g., an arm labelled ENVIRONMENT showing: invisible pollutant → sensor reading → inference → NEMA action; and an arm labelled TECHNOLOGY showing: invisible radio wave → M-PESA transaction → inference → money transferred). Learners annotate each new arm with the Kenyan context. If time permits, one volunteer shares their expanded model with the class under the visualiser or by holding it up.</w:t>
+              <w:t xml:space="preserve">Learners retrieve the personal inference model they began building in Lesson 1 (a simple diagram or concept map showing: HIDDEN CAUSE → INDIRECT EVIDENCE → INFERENCE → CONCLUSION). They now expand the model by adding at least two new real-world 'arms' — one from each domain they explored today (e.g., an arm labelled ENVIRONMENT showing: invisible pollutant → sensor reading → inference → NEMA action; and an arm labelled TECHNOLOGY showing: invisible radio wave → M-PESA transaction → inference → money transferred). Learners annotate each new arm with the Kenyan context. If time permits, one volunteer shares their expanded model with the class under the visualiser or by holding it up.</w:t>
             </w:r>
           </w:p>
         </w:tc>
@@ -10907,7 +10907,7 @@
         </w:rPr>
         <w:t xml:space="preserve">© 2026 SeaVuria and ARES. Aligned with KICD objectives. Developed by SeaVuria; technical implementation by ARES (with AI assistance from Claude). Licensed under </w:t>
       </w:r>
-      <w:hyperlink w:history="1" r:id="rIdwesdx66chofydopknkrzw">
+      <w:hyperlink w:history="1" r:id="rIdwgaaadktl4mvlddxjfoxm">
         <w:r>
           <w:rPr>
             <w:rFonts w:ascii="Arial" w:cs="Arial" w:eastAsia="Arial" w:hAnsi="Arial"/>
@@ -10928,7 +10928,7 @@
         </w:rPr>
         <w:t xml:space="preserve"> (</w:t>
       </w:r>
-      <w:hyperlink w:history="1" r:id="rIdvrfo8i1oyiac7qtepcacr">
+      <w:hyperlink w:history="1" r:id="rIdtrwfc16m_gbjvl_wjgvwn">
         <w:r>
           <w:rPr>
             <w:rFonts w:ascii="Arial" w:cs="Arial" w:eastAsia="Arial" w:hAnsi="Arial"/>
@@ -11958,7 +11958,7 @@
               <w:spacing w:after="10" w:before="0"/>
               <w:ind w:left="120"/>
             </w:pPr>
-            <w:hyperlink w:history="1" r:id="rId0-0lhoc94wdm0uh81h0tb">
+            <w:hyperlink w:history="1" r:id="rIdk0a1ep_j05e6gacsar0p-">
               <w:r>
                 <w:rPr>
                   <w:rFonts w:ascii="Arial" w:cs="Arial" w:eastAsia="Arial" w:hAnsi="Arial"/>
@@ -12035,7 +12035,7 @@
               <w:spacing w:after="10" w:before="0"/>
               <w:ind w:left="120"/>
             </w:pPr>
-            <w:hyperlink w:history="1" r:id="rIdoyek-ktttqwwboxk1ksjp">
+            <w:hyperlink w:history="1" r:id="rIdgsaroytki53oxyebv55_j">
               <w:r>
                 <w:rPr>
                   <w:rFonts w:ascii="Arial" w:cs="Arial" w:eastAsia="Arial" w:hAnsi="Arial"/>
@@ -12262,7 +12262,7 @@
               <w:spacing w:after="10" w:before="0"/>
               <w:ind w:left="120"/>
             </w:pPr>
-            <w:hyperlink w:history="1" r:id="rIdquabttszij0c5tkvkwvlh">
+            <w:hyperlink w:history="1" r:id="rId-qdi-pg3iqk6cxnbdnkrg">
               <w:r>
                 <w:rPr>
                   <w:rFonts w:ascii="Arial" w:cs="Arial" w:eastAsia="Arial" w:hAnsi="Arial"/>
@@ -12339,7 +12339,7 @@
               <w:spacing w:after="10" w:before="0"/>
               <w:ind w:left="120"/>
             </w:pPr>
-            <w:hyperlink w:history="1" r:id="rId5xzwonwgak-lvq0d2hh7t">
+            <w:hyperlink w:history="1" r:id="rIdfx3yzanljhnkm5banecdy">
               <w:r>
                 <w:rPr>
                   <w:rFonts w:ascii="Arial" w:cs="Arial" w:eastAsia="Arial" w:hAnsi="Arial"/>
@@ -12566,7 +12566,7 @@
               <w:spacing w:after="10" w:before="0"/>
               <w:ind w:left="120"/>
             </w:pPr>
-            <w:hyperlink w:history="1" r:id="rId1xk52qknbgtixeemx8ylk">
+            <w:hyperlink w:history="1" r:id="rIdpbwwxdokx5_ers8esau0h">
               <w:r>
                 <w:rPr>
                   <w:rFonts w:ascii="Arial" w:cs="Arial" w:eastAsia="Arial" w:hAnsi="Arial"/>
@@ -12643,7 +12643,7 @@
               <w:spacing w:after="10" w:before="0"/>
               <w:ind w:left="120"/>
             </w:pPr>
-            <w:hyperlink w:history="1" r:id="rIdsw8hdawwna_i8amsmdhy0">
+            <w:hyperlink w:history="1" r:id="rIdsvharcrl-jjamn5icibum">
               <w:r>
                 <w:rPr>
                   <w:rFonts w:ascii="Arial" w:cs="Arial" w:eastAsia="Arial" w:hAnsi="Arial"/>
@@ -12870,7 +12870,7 @@
               <w:spacing w:after="10" w:before="0"/>
               <w:ind w:left="120"/>
             </w:pPr>
-            <w:hyperlink w:history="1" r:id="rIdwwuar9wpxeyx00v8uqcjo">
+            <w:hyperlink w:history="1" r:id="rId-xojwh4klzjfqfq5i_ljf">
               <w:r>
                 <w:rPr>
                   <w:rFonts w:ascii="Arial" w:cs="Arial" w:eastAsia="Arial" w:hAnsi="Arial"/>
@@ -12947,7 +12947,7 @@
               <w:spacing w:after="10" w:before="0"/>
               <w:ind w:left="120"/>
             </w:pPr>
-            <w:hyperlink w:history="1" r:id="rIdd1ghuehmjkx-cga4amrox">
+            <w:hyperlink w:history="1" r:id="rId5fr5k5c2p6b7azbrvsjwg">
               <w:r>
                 <w:rPr>
                   <w:rFonts w:ascii="Arial" w:cs="Arial" w:eastAsia="Arial" w:hAnsi="Arial"/>
@@ -13174,7 +13174,7 @@
               <w:spacing w:after="10" w:before="0"/>
               <w:ind w:left="120"/>
             </w:pPr>
-            <w:hyperlink w:history="1" r:id="rIdeh3e1kpuukgmjc6g3rigx">
+            <w:hyperlink w:history="1" r:id="rIdms1c4vt28tkth7cflfeli">
               <w:r>
                 <w:rPr>
                   <w:rFonts w:ascii="Arial" w:cs="Arial" w:eastAsia="Arial" w:hAnsi="Arial"/>
@@ -13251,7 +13251,7 @@
               <w:spacing w:after="10" w:before="0"/>
               <w:ind w:left="120"/>
             </w:pPr>
-            <w:hyperlink w:history="1" r:id="rIdr0tajmaxhfattsuah53hf">
+            <w:hyperlink w:history="1" r:id="rIdxdlpniodvpvfmsihplpos">
               <w:r>
                 <w:rPr>
                   <w:rFonts w:ascii="Arial" w:cs="Arial" w:eastAsia="Arial" w:hAnsi="Arial"/>
@@ -13892,7 +13892,7 @@
         </w:rPr>
         <w:t xml:space="preserve">© 2026 SeaVuria and ARES. Aligned with KICD objectives. Developed by SeaVuria; technical implementation by ARES (with AI assistance from Claude). Licensed under </w:t>
       </w:r>
-      <w:hyperlink w:history="1" r:id="rIdsxgppy3ba8j-p-kuffp_x">
+      <w:hyperlink w:history="1" r:id="rIdzxwyfan_jync0fe7q-5gm">
         <w:r>
           <w:rPr>
             <w:rFonts w:ascii="Arial" w:cs="Arial" w:eastAsia="Arial" w:hAnsi="Arial"/>
@@ -13913,7 +13913,7 @@
         </w:rPr>
         <w:t xml:space="preserve"> (</w:t>
       </w:r>
-      <w:hyperlink w:history="1" r:id="rIdzoklk15fmvfe1lt3htjsz">
+      <w:hyperlink w:history="1" r:id="rId3dk7hvc_5guf2rn0ghcda">
         <w:r>
           <w:rPr>
             <w:rFonts w:ascii="Arial" w:cs="Arial" w:eastAsia="Arial" w:hAnsi="Arial"/>
@@ -14926,7 +14926,7 @@
             <w:pPr>
               <w:spacing w:after="20" w:before="0"/>
             </w:pPr>
-            <w:hyperlink w:history="1" r:id="rId9rqlsry_szynwkji4zpp_">
+            <w:hyperlink w:history="1" r:id="rIdqy2s1aqricdihi-ow7bkb">
               <w:r>
                 <w:rPr>
                   <w:rFonts w:ascii="Arial" w:cs="Arial" w:eastAsia="Arial" w:hAnsi="Arial"/>
@@ -14959,7 +14959,7 @@
               <w:spacing w:after="10" w:before="0"/>
               <w:ind w:left="120"/>
             </w:pPr>
-            <w:hyperlink w:history="1" r:id="rIdpk0bkxq2ppm_fa2swcsyq">
+            <w:hyperlink w:history="1" r:id="rId-s1lygbxadrw4oett-04o">
               <w:r>
                 <w:rPr>
                   <w:rFonts w:ascii="Arial" w:cs="Arial" w:eastAsia="Arial" w:hAnsi="Arial"/>
@@ -15004,7 +15004,7 @@
             <w:pPr>
               <w:spacing w:after="20" w:before="0"/>
             </w:pPr>
-            <w:hyperlink w:history="1" r:id="rIduxpdbzedgrbhjth2jaz9a">
+            <w:hyperlink w:history="1" r:id="rIdhjmquwxgf5j65zxcp3mnj">
               <w:r>
                 <w:rPr>
                   <w:rFonts w:ascii="Arial" w:cs="Arial" w:eastAsia="Arial" w:hAnsi="Arial"/>
@@ -15053,7 +15053,7 @@
               <w:spacing w:after="10" w:before="0"/>
               <w:ind w:left="120"/>
             </w:pPr>
-            <w:hyperlink w:history="1" r:id="rId5uyh2gohpoy0pmqtk3bwa">
+            <w:hyperlink w:history="1" r:id="rIdmdvwiwvioxzumpgyew285">
               <w:r>
                 <w:rPr>
                   <w:rFonts w:ascii="Arial" w:cs="Arial" w:eastAsia="Arial" w:hAnsi="Arial"/>
@@ -15248,7 +15248,7 @@
             <w:pPr>
               <w:spacing w:after="20" w:before="0"/>
             </w:pPr>
-            <w:hyperlink w:history="1" r:id="rIdxqt07f477jp-q0wt4wnwx">
+            <w:hyperlink w:history="1" r:id="rIddhp9r9dj_2tghtlebjv3v">
               <w:r>
                 <w:rPr>
                   <w:rFonts w:ascii="Arial" w:cs="Arial" w:eastAsia="Arial" w:hAnsi="Arial"/>
@@ -15281,7 +15281,7 @@
               <w:spacing w:after="10" w:before="0"/>
               <w:ind w:left="120"/>
             </w:pPr>
-            <w:hyperlink w:history="1" r:id="rId9t7br7238rutt_fk8s7ib">
+            <w:hyperlink w:history="1" r:id="rIdd3ga8vkv-2zzdlg-ncbqg">
               <w:r>
                 <w:rPr>
                   <w:rFonts w:ascii="Arial" w:cs="Arial" w:eastAsia="Arial" w:hAnsi="Arial"/>
@@ -15326,7 +15326,7 @@
             <w:pPr>
               <w:spacing w:after="20" w:before="0"/>
             </w:pPr>
-            <w:hyperlink w:history="1" r:id="rIdhkqf2kzeri2xdleahyv0r">
+            <w:hyperlink w:history="1" r:id="rId28zun9f2pklzeasxtpztt">
               <w:r>
                 <w:rPr>
                   <w:rFonts w:ascii="Arial" w:cs="Arial" w:eastAsia="Arial" w:hAnsi="Arial"/>
@@ -15375,7 +15375,7 @@
               <w:spacing w:after="10" w:before="0"/>
               <w:ind w:left="120"/>
             </w:pPr>
-            <w:hyperlink w:history="1" r:id="rIdlc0qc7kts8w8kmfg6p-po">
+            <w:hyperlink w:history="1" r:id="rIdbi7bvuwdtjbqf-zz98pp-">
               <w:r>
                 <w:rPr>
                   <w:rFonts w:ascii="Arial" w:cs="Arial" w:eastAsia="Arial" w:hAnsi="Arial"/>
@@ -15570,7 +15570,7 @@
             <w:pPr>
               <w:spacing w:after="20" w:before="0"/>
             </w:pPr>
-            <w:hyperlink w:history="1" r:id="rIdvx30tfgzy3_zf0vmi9xe4">
+            <w:hyperlink w:history="1" r:id="rIds_1j7x7slsy3pod0yd5lf">
               <w:r>
                 <w:rPr>
                   <w:rFonts w:ascii="Arial" w:cs="Arial" w:eastAsia="Arial" w:hAnsi="Arial"/>
@@ -15619,7 +15619,7 @@
               <w:spacing w:after="10" w:before="0"/>
               <w:ind w:left="120"/>
             </w:pPr>
-            <w:hyperlink w:history="1" r:id="rIdmmxblquwposbjm_n5wfr6">
+            <w:hyperlink w:history="1" r:id="rIdlvbluevixw_xyx-mwpi0o">
               <w:r>
                 <w:rPr>
                   <w:rFonts w:ascii="Arial" w:cs="Arial" w:eastAsia="Arial" w:hAnsi="Arial"/>
@@ -15664,7 +15664,7 @@
             <w:pPr>
               <w:spacing w:after="20" w:before="0"/>
             </w:pPr>
-            <w:hyperlink w:history="1" r:id="rId2_2v3vyib0hkjsnojsbsn">
+            <w:hyperlink w:history="1" r:id="rIdffntofbijwa9lsengbtyg">
               <w:r>
                 <w:rPr>
                   <w:rFonts w:ascii="Arial" w:cs="Arial" w:eastAsia="Arial" w:hAnsi="Arial"/>
@@ -15713,7 +15713,7 @@
               <w:spacing w:after="10" w:before="0"/>
               <w:ind w:left="120"/>
             </w:pPr>
-            <w:hyperlink w:history="1" r:id="rIdu9koa923d0vwne7k3w3wd">
+            <w:hyperlink w:history="1" r:id="rIdjknjar1aczwusu-jttx_6">
               <w:r>
                 <w:rPr>
                   <w:rFonts w:ascii="Arial" w:cs="Arial" w:eastAsia="Arial" w:hAnsi="Arial"/>
@@ -15908,7 +15908,7 @@
             <w:pPr>
               <w:spacing w:after="20" w:before="0"/>
             </w:pPr>
-            <w:hyperlink w:history="1" r:id="rIdvwks5ddrlkljv9ezelsvu">
+            <w:hyperlink w:history="1" r:id="rId-zgcmd42kyoos9u5bvuyw">
               <w:r>
                 <w:rPr>
                   <w:rFonts w:ascii="Arial" w:cs="Arial" w:eastAsia="Arial" w:hAnsi="Arial"/>
@@ -15957,7 +15957,7 @@
               <w:spacing w:after="10" w:before="0"/>
               <w:ind w:left="120"/>
             </w:pPr>
-            <w:hyperlink w:history="1" r:id="rIdet2i5qpbw5nt90m0hqlse">
+            <w:hyperlink w:history="1" r:id="rId6grukrw0e2mgjahkatefp">
               <w:r>
                 <w:rPr>
                   <w:rFonts w:ascii="Arial" w:cs="Arial" w:eastAsia="Arial" w:hAnsi="Arial"/>
@@ -16002,7 +16002,7 @@
             <w:pPr>
               <w:spacing w:after="20" w:before="0"/>
             </w:pPr>
-            <w:hyperlink w:history="1" r:id="rIdy9ekhrn-mkqfdj9rkvj7d">
+            <w:hyperlink w:history="1" r:id="rId4xk801eswvzxc60ptz2px">
               <w:r>
                 <w:rPr>
                   <w:rFonts w:ascii="Arial" w:cs="Arial" w:eastAsia="Arial" w:hAnsi="Arial"/>
@@ -16051,7 +16051,7 @@
               <w:spacing w:after="10" w:before="0"/>
               <w:ind w:left="120"/>
             </w:pPr>
-            <w:hyperlink w:history="1" r:id="rIdicw7njssbb99biq65rhbs">
+            <w:hyperlink w:history="1" r:id="rIdpkgatxbmcejxb1tug785l">
               <w:r>
                 <w:rPr>
                   <w:rFonts w:ascii="Arial" w:cs="Arial" w:eastAsia="Arial" w:hAnsi="Arial"/>
@@ -16246,7 +16246,7 @@
             <w:pPr>
               <w:spacing w:after="20" w:before="0"/>
             </w:pPr>
-            <w:hyperlink w:history="1" r:id="rIdg8v8itibjpf_xizwceep2">
+            <w:hyperlink w:history="1" r:id="rIdl0drvzug9hy7r24z5yxj5">
               <w:r>
                 <w:rPr>
                   <w:rFonts w:ascii="Arial" w:cs="Arial" w:eastAsia="Arial" w:hAnsi="Arial"/>
@@ -16295,7 +16295,7 @@
               <w:spacing w:after="10" w:before="0"/>
               <w:ind w:left="120"/>
             </w:pPr>
-            <w:hyperlink w:history="1" r:id="rIdvx2vf7yfa6envsgffg6nt">
+            <w:hyperlink w:history="1" r:id="rIdqorr0owwtqysptsfmnuf-">
               <w:r>
                 <w:rPr>
                   <w:rFonts w:ascii="Arial" w:cs="Arial" w:eastAsia="Arial" w:hAnsi="Arial"/>
@@ -16340,7 +16340,7 @@
             <w:pPr>
               <w:spacing w:after="20" w:before="0"/>
             </w:pPr>
-            <w:hyperlink w:history="1" r:id="rIdwixdaanbqmar0lqurnqre">
+            <w:hyperlink w:history="1" r:id="rIddqdu7rj17tmixje1-w0aq">
               <w:r>
                 <w:rPr>
                   <w:rFonts w:ascii="Arial" w:cs="Arial" w:eastAsia="Arial" w:hAnsi="Arial"/>
@@ -16389,7 +16389,7 @@
               <w:spacing w:after="10" w:before="0"/>
               <w:ind w:left="120"/>
             </w:pPr>
-            <w:hyperlink w:history="1" r:id="rId1p4zbfl2akx6kqpnmralp">
+            <w:hyperlink w:history="1" r:id="rIdwqtmnloirufzfuq0p93jk">
               <w:r>
                 <w:rPr>
                   <w:rFonts w:ascii="Arial" w:cs="Arial" w:eastAsia="Arial" w:hAnsi="Arial"/>
@@ -16901,7 +16901,7 @@
         </w:rPr>
         <w:t xml:space="preserve">© 2026 SeaVuria and ARES. Aligned with KICD objectives. Developed by SeaVuria; technical implementation by ARES (with AI assistance from Claude). Licensed under </w:t>
       </w:r>
-      <w:hyperlink w:history="1" r:id="rId8v_uanmq3c-k8uw1syb7x">
+      <w:hyperlink w:history="1" r:id="rIdzy5o_qt7ajlqfkxfqfa1y">
         <w:r>
           <w:rPr>
             <w:rFonts w:ascii="Arial" w:cs="Arial" w:eastAsia="Arial" w:hAnsi="Arial"/>
@@ -16922,7 +16922,7 @@
         </w:rPr>
         <w:t xml:space="preserve"> (</w:t>
       </w:r>
-      <w:hyperlink w:history="1" r:id="rIdku97486gq1zvx3equk-gu">
+      <w:hyperlink w:history="1" r:id="rIdcmyp4-fyugja8jizccvxj">
         <w:r>
           <w:rPr>
             <w:rFonts w:ascii="Arial" w:cs="Arial" w:eastAsia="Arial" w:hAnsi="Arial"/>
@@ -17935,7 +17935,7 @@
             <w:pPr>
               <w:spacing w:after="20" w:before="0"/>
             </w:pPr>
-            <w:hyperlink w:history="1" r:id="rIdfuxdzd6dpjipenwygsi7l">
+            <w:hyperlink w:history="1" r:id="rIdl9gcphz01hvd0fi6-wurc">
               <w:r>
                 <w:rPr>
                   <w:rFonts w:ascii="Arial" w:cs="Arial" w:eastAsia="Arial" w:hAnsi="Arial"/>
@@ -17984,7 +17984,7 @@
               <w:spacing w:after="10" w:before="0"/>
               <w:ind w:left="120"/>
             </w:pPr>
-            <w:hyperlink w:history="1" r:id="rId8a3xn0mw9xxsqps4jfl3v">
+            <w:hyperlink w:history="1" r:id="rIduggq23cgx1ql4jeogptcq">
               <w:r>
                 <w:rPr>
                   <w:rFonts w:ascii="Arial" w:cs="Arial" w:eastAsia="Arial" w:hAnsi="Arial"/>
@@ -18029,7 +18029,7 @@
             <w:pPr>
               <w:spacing w:after="20" w:before="0"/>
             </w:pPr>
-            <w:hyperlink w:history="1" r:id="rId8fnobku8458ktgoeysebj">
+            <w:hyperlink w:history="1" r:id="rIdhgjnh38n17jnix-0x5daj">
               <w:r>
                 <w:rPr>
                   <w:rFonts w:ascii="Arial" w:cs="Arial" w:eastAsia="Arial" w:hAnsi="Arial"/>
@@ -18062,7 +18062,7 @@
               <w:spacing w:after="10" w:before="0"/>
               <w:ind w:left="120"/>
             </w:pPr>
-            <w:hyperlink w:history="1" r:id="rIdyekhwmf7_qnadclzkl6wq">
+            <w:hyperlink w:history="1" r:id="rId4pslvfhzpr02bh6pnkxur">
               <w:r>
                 <w:rPr>
                   <w:rFonts w:ascii="Arial" w:cs="Arial" w:eastAsia="Arial" w:hAnsi="Arial"/>
@@ -18257,7 +18257,7 @@
             <w:pPr>
               <w:spacing w:after="20" w:before="0"/>
             </w:pPr>
-            <w:hyperlink w:history="1" r:id="rIdumcsjrs0ctgh2nrqykts2">
+            <w:hyperlink w:history="1" r:id="rIdr_6ghwh6spvajatxh-mio">
               <w:r>
                 <w:rPr>
                   <w:rFonts w:ascii="Arial" w:cs="Arial" w:eastAsia="Arial" w:hAnsi="Arial"/>
@@ -18306,7 +18306,7 @@
               <w:spacing w:after="10" w:before="0"/>
               <w:ind w:left="120"/>
             </w:pPr>
-            <w:hyperlink w:history="1" r:id="rIdtvd0dfwgkumgqjaveefgc">
+            <w:hyperlink w:history="1" r:id="rIde3myfeild47votml4qd9x">
               <w:r>
                 <w:rPr>
                   <w:rFonts w:ascii="Arial" w:cs="Arial" w:eastAsia="Arial" w:hAnsi="Arial"/>
@@ -18351,7 +18351,7 @@
             <w:pPr>
               <w:spacing w:after="20" w:before="0"/>
             </w:pPr>
-            <w:hyperlink w:history="1" r:id="rIdg8kdfqeszy-hlgnk6eew6">
+            <w:hyperlink w:history="1" r:id="rIdvwm3fn_gqryen4_lf8uvx">
               <w:r>
                 <w:rPr>
                   <w:rFonts w:ascii="Arial" w:cs="Arial" w:eastAsia="Arial" w:hAnsi="Arial"/>
@@ -18384,7 +18384,7 @@
               <w:spacing w:after="10" w:before="0"/>
               <w:ind w:left="120"/>
             </w:pPr>
-            <w:hyperlink w:history="1" r:id="rIdawgcqgdp4ixupbb3stclu">
+            <w:hyperlink w:history="1" r:id="rIdpui3rk9v797wyhjy6qtqy">
               <w:r>
                 <w:rPr>
                   <w:rFonts w:ascii="Arial" w:cs="Arial" w:eastAsia="Arial" w:hAnsi="Arial"/>
@@ -18579,7 +18579,7 @@
             <w:pPr>
               <w:spacing w:after="20" w:before="0"/>
             </w:pPr>
-            <w:hyperlink w:history="1" r:id="rIdl2x4bly0quwd7qonhqdfi">
+            <w:hyperlink w:history="1" r:id="rIdmojugiajl8t02_cli3xxx">
               <w:r>
                 <w:rPr>
                   <w:rFonts w:ascii="Arial" w:cs="Arial" w:eastAsia="Arial" w:hAnsi="Arial"/>
@@ -18628,7 +18628,7 @@
               <w:spacing w:after="10" w:before="0"/>
               <w:ind w:left="120"/>
             </w:pPr>
-            <w:hyperlink w:history="1" r:id="rId1afbkv9dgqut0htz3aulh">
+            <w:hyperlink w:history="1" r:id="rIdjtrwur8l5ssm6icpqrm4v">
               <w:r>
                 <w:rPr>
                   <w:rFonts w:ascii="Arial" w:cs="Arial" w:eastAsia="Arial" w:hAnsi="Arial"/>
@@ -18673,7 +18673,7 @@
             <w:pPr>
               <w:spacing w:after="20" w:before="0"/>
             </w:pPr>
-            <w:hyperlink w:history="1" r:id="rId-6fet7ztl-tnez4mqgkxn">
+            <w:hyperlink w:history="1" r:id="rIdd2izcitjimuhnvrmlhtvh">
               <w:r>
                 <w:rPr>
                   <w:rFonts w:ascii="Arial" w:cs="Arial" w:eastAsia="Arial" w:hAnsi="Arial"/>
@@ -18722,7 +18722,7 @@
               <w:spacing w:after="10" w:before="0"/>
               <w:ind w:left="120"/>
             </w:pPr>
-            <w:hyperlink w:history="1" r:id="rIdd9njrs2lowlvbz_yd2dxq">
+            <w:hyperlink w:history="1" r:id="rIdf2ayzjl-ei78tzdw1pyvu">
               <w:r>
                 <w:rPr>
                   <w:rFonts w:ascii="Arial" w:cs="Arial" w:eastAsia="Arial" w:hAnsi="Arial"/>
@@ -18917,7 +18917,7 @@
             <w:pPr>
               <w:spacing w:after="20" w:before="0"/>
             </w:pPr>
-            <w:hyperlink w:history="1" r:id="rId1ed64zmkydqj4qyd6wdaj">
+            <w:hyperlink w:history="1" r:id="rIdl5hlxjviyof6dhmqs8lkd">
               <w:r>
                 <w:rPr>
                   <w:rFonts w:ascii="Arial" w:cs="Arial" w:eastAsia="Arial" w:hAnsi="Arial"/>
@@ -18966,7 +18966,7 @@
               <w:spacing w:after="10" w:before="0"/>
               <w:ind w:left="120"/>
             </w:pPr>
-            <w:hyperlink w:history="1" r:id="rIdml6es_aykazx-fcwrwaqb">
+            <w:hyperlink w:history="1" r:id="rIdqii06xkatdcjgwz-o6doj">
               <w:r>
                 <w:rPr>
                   <w:rFonts w:ascii="Arial" w:cs="Arial" w:eastAsia="Arial" w:hAnsi="Arial"/>
@@ -19011,7 +19011,7 @@
             <w:pPr>
               <w:spacing w:after="20" w:before="0"/>
             </w:pPr>
-            <w:hyperlink w:history="1" r:id="rId58eqdludmmsq-fdn5qbwq">
+            <w:hyperlink w:history="1" r:id="rIdbhusfwiyla-rrinc4o5_e">
               <w:r>
                 <w:rPr>
                   <w:rFonts w:ascii="Arial" w:cs="Arial" w:eastAsia="Arial" w:hAnsi="Arial"/>
@@ -19044,7 +19044,7 @@
               <w:spacing w:after="10" w:before="0"/>
               <w:ind w:left="120"/>
             </w:pPr>
-            <w:hyperlink w:history="1" r:id="rIdrgkekfcebszvsm0fmveoy">
+            <w:hyperlink w:history="1" r:id="rId7o8-lh6ianwpbivxjpvzj">
               <w:r>
                 <w:rPr>
                   <w:rFonts w:ascii="Arial" w:cs="Arial" w:eastAsia="Arial" w:hAnsi="Arial"/>
@@ -19239,7 +19239,7 @@
             <w:pPr>
               <w:spacing w:after="20" w:before="0"/>
             </w:pPr>
-            <w:hyperlink w:history="1" r:id="rIdx-rnkmdg01lkjkrp1z30e">
+            <w:hyperlink w:history="1" r:id="rIdchdr11uznur5zwwwxjc3s">
               <w:r>
                 <w:rPr>
                   <w:rFonts w:ascii="Arial" w:cs="Arial" w:eastAsia="Arial" w:hAnsi="Arial"/>
@@ -19288,7 +19288,7 @@
               <w:spacing w:after="10" w:before="0"/>
               <w:ind w:left="120"/>
             </w:pPr>
-            <w:hyperlink w:history="1" r:id="rId2yscjtwn4j1mff6dee9pr">
+            <w:hyperlink w:history="1" r:id="rIdpmmugzgpvfkxw-_brojfr">
               <w:r>
                 <w:rPr>
                   <w:rFonts w:ascii="Arial" w:cs="Arial" w:eastAsia="Arial" w:hAnsi="Arial"/>
@@ -19333,7 +19333,7 @@
             <w:pPr>
               <w:spacing w:after="20" w:before="0"/>
             </w:pPr>
-            <w:hyperlink w:history="1" r:id="rId9zcinpk7kvjckeo7y4unk">
+            <w:hyperlink w:history="1" r:id="rIdjxgdwangib-4ayurypb62">
               <w:r>
                 <w:rPr>
                   <w:rFonts w:ascii="Arial" w:cs="Arial" w:eastAsia="Arial" w:hAnsi="Arial"/>
@@ -19366,7 +19366,7 @@
               <w:spacing w:after="10" w:before="0"/>
               <w:ind w:left="120"/>
             </w:pPr>
-            <w:hyperlink w:history="1" r:id="rIdo5evibbigzrngulhr7tjg">
+            <w:hyperlink w:history="1" r:id="rId-tqwzn4sj3d05txonocnb">
               <w:r>
                 <w:rPr>
                   <w:rFonts w:ascii="Arial" w:cs="Arial" w:eastAsia="Arial" w:hAnsi="Arial"/>
@@ -19408,7 +19408,7 @@
                 <w:sz w:val="18"/>
                 <w:szCs w:val="18"/>
               </w:rPr>
-              <w:t xml:space="preserve">Learners open their science notebooks to their running 'Inference Model' — a diagram they have been building since Lesson 3. Today they add a new layer. The current model has: Phenomenon (wilting maize) → Hidden Cause (soil pest) → Inference Arrow. Today learners must add: (1) a box labelled 'Evidence Collection Methods' branching off the inference arrow, listing the methods the farmer used (observation of patterns, record-keeping of affected rows, elimination of other causes, noting season and location) and mapping each to its KICD process skill name; (2) an annotation explaining why MORE methods = MORE reliable inference; (3) a second small diagram showing their own mystery bag: their evidence clues → their inference → the process skills they used. Learners who finish early add a third element: a 'Confidence Scale' (1–5) rating how confident they are in their inference and one sentence explaining what additional evidence would increase their confidence to a 5. At the close, 2 learners share their updated model with a partner and give one piece of feedback using the stem: 'Your model clearly shows… One thing you could add is…'</w:t>
+              <w:t xml:space="preserve">Learners open their science notebooks to their running 'Inference Model' — a diagram they have been building since Lesson 1. Today they add a new layer. The current model has: Phenomenon (wilting maize) → Hidden Cause (soil pest) → Inference Arrow. Today learners must add: (1) a box labelled 'Evidence Collection Methods' branching off the inference arrow, listing the methods the farmer used (observation of patterns, record-keeping of affected rows, elimination of other causes, noting season and location) and mapping each to its KICD process skill name; (2) an annotation explaining why MORE methods = MORE reliable inference; (3) a second small diagram showing their own mystery bag: their evidence clues → their inference → the process skills they used. Learners who finish early add a third element: a 'Confidence Scale' (1–5) rating how confident they are in their inference and one sentence explaining what additional evidence would increase their confidence to a 5. At the close, 2 learners share their updated model with a partner and give one piece of feedback using the stem: 'Your model clearly shows… One thing you could add is…'</w:t>
             </w:r>
           </w:p>
         </w:tc>
@@ -20106,7 +20106,7 @@
         </w:rPr>
         <w:t xml:space="preserve">© 2026 SeaVuria and ARES. Aligned with KICD objectives. Developed by SeaVuria; technical implementation by ARES (with AI assistance from Claude). Licensed under </w:t>
       </w:r>
-      <w:hyperlink w:history="1" r:id="rId3-vdvecp8gwky1jgvaurz">
+      <w:hyperlink w:history="1" r:id="rIdbfkprnzm5ie9vj8u2v1tz">
         <w:r>
           <w:rPr>
             <w:rFonts w:ascii="Arial" w:cs="Arial" w:eastAsia="Arial" w:hAnsi="Arial"/>
@@ -20127,7 +20127,7 @@
         </w:rPr>
         <w:t xml:space="preserve"> (</w:t>
       </w:r>
-      <w:hyperlink w:history="1" r:id="rIdwtsu3vwfwjgm0y8fx7jg9">
+      <w:hyperlink w:history="1" r:id="rIddijf4pggx2tvz7_x6ztpt">
         <w:r>
           <w:rPr>
             <w:rFonts w:ascii="Arial" w:cs="Arial" w:eastAsia="Arial" w:hAnsi="Arial"/>
@@ -21157,7 +21157,7 @@
               <w:spacing w:after="10" w:before="0"/>
               <w:ind w:left="120"/>
             </w:pPr>
-            <w:hyperlink w:history="1" r:id="rIdm4hy_yydrzvulxafe2nlk">
+            <w:hyperlink w:history="1" r:id="rIdeqtml57dccxgtqef6gwkf">
               <w:r>
                 <w:rPr>
                   <w:rFonts w:ascii="Arial" w:cs="Arial" w:eastAsia="Arial" w:hAnsi="Arial"/>
@@ -21234,7 +21234,7 @@
               <w:spacing w:after="10" w:before="0"/>
               <w:ind w:left="120"/>
             </w:pPr>
-            <w:hyperlink w:history="1" r:id="rIdj8ukxy9xygmtsinbsckje">
+            <w:hyperlink w:history="1" r:id="rIdknhslrsbnnhkdvnz9yfmc">
               <w:r>
                 <w:rPr>
                   <w:rFonts w:ascii="Arial" w:cs="Arial" w:eastAsia="Arial" w:hAnsi="Arial"/>
@@ -21461,7 +21461,7 @@
               <w:spacing w:after="10" w:before="0"/>
               <w:ind w:left="120"/>
             </w:pPr>
-            <w:hyperlink w:history="1" r:id="rIdq60hkr0zrsbm3i3kel6tk">
+            <w:hyperlink w:history="1" r:id="rIdqggrmddulauflmmp675k_">
               <w:r>
                 <w:rPr>
                   <w:rFonts w:ascii="Arial" w:cs="Arial" w:eastAsia="Arial" w:hAnsi="Arial"/>
@@ -21538,7 +21538,7 @@
               <w:spacing w:after="10" w:before="0"/>
               <w:ind w:left="120"/>
             </w:pPr>
-            <w:hyperlink w:history="1" r:id="rIddhhi0mm8ytriwih6ypdtf">
+            <w:hyperlink w:history="1" r:id="rIdeg1nsdhxgdngx0hritots">
               <w:r>
                 <w:rPr>
                   <w:rFonts w:ascii="Arial" w:cs="Arial" w:eastAsia="Arial" w:hAnsi="Arial"/>
@@ -21765,7 +21765,7 @@
               <w:spacing w:after="10" w:before="0"/>
               <w:ind w:left="120"/>
             </w:pPr>
-            <w:hyperlink w:history="1" r:id="rIddtjwlimb4atctej_9krvb">
+            <w:hyperlink w:history="1" r:id="rIdh1ut82gyfgz0hc2xgdxjp">
               <w:r>
                 <w:rPr>
                   <w:rFonts w:ascii="Arial" w:cs="Arial" w:eastAsia="Arial" w:hAnsi="Arial"/>
@@ -21842,7 +21842,7 @@
               <w:spacing w:after="10" w:before="0"/>
               <w:ind w:left="120"/>
             </w:pPr>
-            <w:hyperlink w:history="1" r:id="rIdauxprrmbkknvplfe9exb2">
+            <w:hyperlink w:history="1" r:id="rId6j3yo3djprg9r9endia8q">
               <w:r>
                 <w:rPr>
                   <w:rFonts w:ascii="Arial" w:cs="Arial" w:eastAsia="Arial" w:hAnsi="Arial"/>
@@ -22069,7 +22069,7 @@
               <w:spacing w:after="10" w:before="0"/>
               <w:ind w:left="120"/>
             </w:pPr>
-            <w:hyperlink w:history="1" r:id="rId8jpuqzsuv6-a2jwmjiyhv">
+            <w:hyperlink w:history="1" r:id="rIdouzh81udrdoaxkybynxmg">
               <w:r>
                 <w:rPr>
                   <w:rFonts w:ascii="Arial" w:cs="Arial" w:eastAsia="Arial" w:hAnsi="Arial"/>
@@ -22146,7 +22146,7 @@
               <w:spacing w:after="10" w:before="0"/>
               <w:ind w:left="120"/>
             </w:pPr>
-            <w:hyperlink w:history="1" r:id="rIdfy4hirgvn8g8w66hdp5mn">
+            <w:hyperlink w:history="1" r:id="rIdr6t0d217mvawbcydaxcdf">
               <w:r>
                 <w:rPr>
                   <w:rFonts w:ascii="Arial" w:cs="Arial" w:eastAsia="Arial" w:hAnsi="Arial"/>
@@ -22373,7 +22373,7 @@
               <w:spacing w:after="10" w:before="0"/>
               <w:ind w:left="120"/>
             </w:pPr>
-            <w:hyperlink w:history="1" r:id="rIdatd8lajd4-pbaeyngeunh">
+            <w:hyperlink w:history="1" r:id="rIdd9xcqs0sqecqn6wwieuay">
               <w:r>
                 <w:rPr>
                   <w:rFonts w:ascii="Arial" w:cs="Arial" w:eastAsia="Arial" w:hAnsi="Arial"/>
@@ -22450,7 +22450,7 @@
               <w:spacing w:after="10" w:before="0"/>
               <w:ind w:left="120"/>
             </w:pPr>
-            <w:hyperlink w:history="1" r:id="rIdhlrsmtbp3klay5qr5eb7u">
+            <w:hyperlink w:history="1" r:id="rIdtfkxitpxeyybjrpydyvjz">
               <w:r>
                 <w:rPr>
                   <w:rFonts w:ascii="Arial" w:cs="Arial" w:eastAsia="Arial" w:hAnsi="Arial"/>
@@ -22977,7 +22977,7 @@
         </w:rPr>
         <w:t xml:space="preserve">© 2026 SeaVuria and ARES. Aligned with KICD objectives. Developed by SeaVuria; technical implementation by ARES (with AI assistance from Claude). Licensed under </w:t>
       </w:r>
-      <w:hyperlink w:history="1" r:id="rIdtgnenjvhu54n48xrmz3qo">
+      <w:hyperlink w:history="1" r:id="rIdwjcijgyimuk9svwqzt0ca">
         <w:r>
           <w:rPr>
             <w:rFonts w:ascii="Arial" w:cs="Arial" w:eastAsia="Arial" w:hAnsi="Arial"/>
@@ -22998,7 +22998,7 @@
         </w:rPr>
         <w:t xml:space="preserve"> (</w:t>
       </w:r>
-      <w:hyperlink w:history="1" r:id="rIdnyesz6on7ubxfgy4ne6uk">
+      <w:hyperlink w:history="1" r:id="rIdfmjcsh9je_uoq-igj28vf">
         <w:r>
           <w:rPr>
             <w:rFonts w:ascii="Arial" w:cs="Arial" w:eastAsia="Arial" w:hAnsi="Arial"/>
@@ -24267,7 +24267,7 @@
               <w:spacing w:after="10" w:before="0"/>
               <w:ind w:left="120"/>
             </w:pPr>
-            <w:hyperlink w:history="1" r:id="rIdd6yzum4lpawlji1rxbdxq">
+            <w:hyperlink w:history="1" r:id="rIdnvtgctypd0a4eqrq4oudw">
               <w:r>
                 <w:rPr>
                   <w:rFonts w:ascii="Arial" w:cs="Arial" w:eastAsia="Arial" w:hAnsi="Arial"/>
@@ -24344,7 +24344,7 @@
               <w:spacing w:after="10" w:before="0"/>
               <w:ind w:left="120"/>
             </w:pPr>
-            <w:hyperlink w:history="1" r:id="rIdyjss7henc6qp3tqyz_q5n">
+            <w:hyperlink w:history="1" r:id="rIdvjs7rqircjtvpsk9cnscq">
               <w:r>
                 <w:rPr>
                   <w:rFonts w:ascii="Arial" w:cs="Arial" w:eastAsia="Arial" w:hAnsi="Arial"/>
@@ -24571,7 +24571,7 @@
               <w:spacing w:after="10" w:before="0"/>
               <w:ind w:left="120"/>
             </w:pPr>
-            <w:hyperlink w:history="1" r:id="rIdse8ofhelx46ctnviuiy2r">
+            <w:hyperlink w:history="1" r:id="rIdupzupy-ntwqaen4z8ebr9">
               <w:r>
                 <w:rPr>
                   <w:rFonts w:ascii="Arial" w:cs="Arial" w:eastAsia="Arial" w:hAnsi="Arial"/>
@@ -24648,7 +24648,7 @@
               <w:spacing w:after="10" w:before="0"/>
               <w:ind w:left="120"/>
             </w:pPr>
-            <w:hyperlink w:history="1" r:id="rId7p4djl02f4dsjkuhp3miy">
+            <w:hyperlink w:history="1" r:id="rIdsp3lqfbbjvcdhszf8h3dw">
               <w:r>
                 <w:rPr>
                   <w:rFonts w:ascii="Arial" w:cs="Arial" w:eastAsia="Arial" w:hAnsi="Arial"/>
@@ -24875,7 +24875,7 @@
               <w:spacing w:after="10" w:before="0"/>
               <w:ind w:left="120"/>
             </w:pPr>
-            <w:hyperlink w:history="1" r:id="rId4idpx-iroi1suyj0tfsee">
+            <w:hyperlink w:history="1" r:id="rIdmpp5amw3dkas8r-63qgby">
               <w:r>
                 <w:rPr>
                   <w:rFonts w:ascii="Arial" w:cs="Arial" w:eastAsia="Arial" w:hAnsi="Arial"/>
@@ -24952,7 +24952,7 @@
               <w:spacing w:after="10" w:before="0"/>
               <w:ind w:left="120"/>
             </w:pPr>
-            <w:hyperlink w:history="1" r:id="rId3m32strgdk4x7vxlwyo50">
+            <w:hyperlink w:history="1" r:id="rIdetc3oznk9dipucilzu74y">
               <w:r>
                 <w:rPr>
                   <w:rFonts w:ascii="Arial" w:cs="Arial" w:eastAsia="Arial" w:hAnsi="Arial"/>
@@ -25179,7 +25179,7 @@
               <w:spacing w:after="10" w:before="0"/>
               <w:ind w:left="120"/>
             </w:pPr>
-            <w:hyperlink w:history="1" r:id="rIdgbncm1ex8yxs_fgqzev7s">
+            <w:hyperlink w:history="1" r:id="rId1f767kbjzjhkzbczoh-sr">
               <w:r>
                 <w:rPr>
                   <w:rFonts w:ascii="Arial" w:cs="Arial" w:eastAsia="Arial" w:hAnsi="Arial"/>
@@ -25256,7 +25256,7 @@
               <w:spacing w:after="10" w:before="0"/>
               <w:ind w:left="120"/>
             </w:pPr>
-            <w:hyperlink w:history="1" r:id="rIdcmcbee7_7qp2ub-u32xrk">
+            <w:hyperlink w:history="1" r:id="rIdr8cditbhrddxfwn-5h3g0">
               <w:r>
                 <w:rPr>
                   <w:rFonts w:ascii="Arial" w:cs="Arial" w:eastAsia="Arial" w:hAnsi="Arial"/>
@@ -25483,7 +25483,7 @@
               <w:spacing w:after="10" w:before="0"/>
               <w:ind w:left="120"/>
             </w:pPr>
-            <w:hyperlink w:history="1" r:id="rIdqk9omm3gqu5nsrqaxc7yj">
+            <w:hyperlink w:history="1" r:id="rId2zjrmsauik1j44nxfu9pc">
               <w:r>
                 <w:rPr>
                   <w:rFonts w:ascii="Arial" w:cs="Arial" w:eastAsia="Arial" w:hAnsi="Arial"/>
@@ -25560,7 +25560,7 @@
               <w:spacing w:after="10" w:before="0"/>
               <w:ind w:left="120"/>
             </w:pPr>
-            <w:hyperlink w:history="1" r:id="rIdmslpz86g3itjnzv2s1yal">
+            <w:hyperlink w:history="1" r:id="rIdzwfr1l1hmjqnx0glrkxdu">
               <w:r>
                 <w:rPr>
                   <w:rFonts w:ascii="Arial" w:cs="Arial" w:eastAsia="Arial" w:hAnsi="Arial"/>
@@ -26009,7 +26009,7 @@
                 <w:sz w:val="18"/>
                 <w:szCs w:val="18"/>
               </w:rPr>
-              <w:t xml:space="preserve">Learners observed all peer groups present their career-inference charts, recording in a structured listening frame how each career — from KALRO agronomists to KNH lab technologists to Kericho Tea Research Institute scientists — uses indirect evidence and inference as a core professional practice. They observed the class Driving Question Board being colour-coded for the first time: green ticks for questions fully answered, yellow arrows for partial answers, and red question marks for questions (especially about the cell and root destruction) that remain open and will anchor Sub-Strand 1.2.</w:t>
+              <w:t xml:space="preserve">Learners observed all peer groups present their career-inference charts, recording in a structured listening frame how each career — from KALRO agronomists to KNH lab technologists to Kericho Tea Research Institute scientists — uses indirect evidence and inference as a core professional practice. They observed the class Driving Question Board being colour-coded: green ticks for questions fully answered, yellow arrows for partial answers, and red question marks for questions (especially about the cell and root destruction) that remain open and will anchor Sub-Strand 1.2.</w:t>
             </w:r>
           </w:p>
         </w:tc>
@@ -26163,7 +26163,7 @@
         </w:rPr>
         <w:t xml:space="preserve">© 2026 SeaVuria and ARES. Aligned with KICD objectives. Developed by SeaVuria; technical implementation by ARES (with AI assistance from Claude). Licensed under </w:t>
       </w:r>
-      <w:hyperlink w:history="1" r:id="rIdyt2gdgqq4juxb6st1r7if">
+      <w:hyperlink w:history="1" r:id="rId2vlynmwq7hxhcpezxghwy">
         <w:r>
           <w:rPr>
             <w:rFonts w:ascii="Arial" w:cs="Arial" w:eastAsia="Arial" w:hAnsi="Arial"/>
@@ -26184,7 +26184,7 @@
         </w:rPr>
         <w:t xml:space="preserve"> (</w:t>
       </w:r>
-      <w:hyperlink w:history="1" r:id="rId0kgrpsaxikourgttundmg">
+      <w:hyperlink w:history="1" r:id="rIdtlr7ibmq_zg_hk6cb9uqi">
         <w:r>
           <w:rPr>
             <w:rFonts w:ascii="Arial" w:cs="Arial" w:eastAsia="Arial" w:hAnsi="Arial"/>

--- a/data/outputs/v2/General_Science/SS1.1_Introduction_to_General_Science/General_Science_Introduction_to_General_Science_CBE_LessonSequence.docx
+++ b/data/outputs/v2/General_Science/SS1.1_Introduction_to_General_Science/General_Science_Introduction_to_General_Science_CBE_LessonSequence.docx
@@ -2106,7 +2106,7 @@
         </w:rPr>
         <w:t xml:space="preserve">© 2026 SeaVuria and ARES. This work is licensed under a </w:t>
       </w:r>
-      <w:hyperlink w:history="1" r:id="rIdngzlcxilvo_rhjgyso6k8">
+      <w:hyperlink w:history="1" r:id="rIdoxwisipjhargaxjdxh0vl">
         <w:r>
           <w:rPr>
             <w:rFonts w:ascii="Arial" w:cs="Arial" w:eastAsia="Arial" w:hAnsi="Arial"/>
@@ -2126,7 +2126,7 @@
         </w:rPr>
         <w:t xml:space="preserve"> (</w:t>
       </w:r>
-      <w:hyperlink w:history="1" r:id="rIdiq1mqmd7702mdvqkgo8vb">
+      <w:hyperlink w:history="1" r:id="rIdkdqrkoapi6xpfsoxx88uu">
         <w:r>
           <w:rPr>
             <w:rFonts w:ascii="Arial" w:cs="Arial" w:eastAsia="Arial" w:hAnsi="Arial"/>
@@ -2146,7 +2146,7 @@
         </w:rPr>
         <w:t xml:space="preserve">). To view a copy of this license, visit </w:t>
       </w:r>
-      <w:hyperlink w:history="1" r:id="rId6wdewg_jvi7iels9do-u1">
+      <w:hyperlink w:history="1" r:id="rIdefdr6j5juza9uebevbkwn">
         <w:r>
           <w:rPr>
             <w:rFonts w:ascii="Arial" w:cs="Arial" w:eastAsia="Arial" w:hAnsi="Arial"/>
@@ -3158,7 +3158,7 @@
             <w:pPr>
               <w:spacing w:after="20" w:before="0"/>
             </w:pPr>
-            <w:hyperlink w:history="1" r:id="rIdkw9vhd30pzgjdqdfsqjba">
+            <w:hyperlink w:history="1" r:id="rId3etkrsvq5up2edjkfxydl">
               <w:r>
                 <w:rPr>
                   <w:rFonts w:ascii="Arial" w:cs="Arial" w:eastAsia="Arial" w:hAnsi="Arial"/>
@@ -3207,7 +3207,7 @@
               <w:spacing w:after="10" w:before="0"/>
               <w:ind w:left="120"/>
             </w:pPr>
-            <w:hyperlink w:history="1" r:id="rIde7h3la93dxiyoudl-3oea">
+            <w:hyperlink w:history="1" r:id="rIdlmgbtisla-6nyaulrqugt">
               <w:r>
                 <w:rPr>
                   <w:rFonts w:ascii="Arial" w:cs="Arial" w:eastAsia="Arial" w:hAnsi="Arial"/>
@@ -3269,7 +3269,7 @@
               <w:spacing w:after="10" w:before="0"/>
               <w:ind w:left="120"/>
             </w:pPr>
-            <w:hyperlink w:history="1" r:id="rIdd0ngm_vq3nq-wvgv_4rwf">
+            <w:hyperlink w:history="1" r:id="rId97nmrxhgdbj4wg9isnjlf">
               <w:r>
                 <w:rPr>
                   <w:rFonts w:ascii="Arial" w:cs="Arial" w:eastAsia="Arial" w:hAnsi="Arial"/>
@@ -3479,7 +3479,7 @@
             <w:pPr>
               <w:spacing w:after="20" w:before="0"/>
             </w:pPr>
-            <w:hyperlink w:history="1" r:id="rIdvm-zfhvrrvkfqvg7nvjkx">
+            <w:hyperlink w:history="1" r:id="rIdpktfeb-5j4yaeegjqswv-">
               <w:r>
                 <w:rPr>
                   <w:rFonts w:ascii="Arial" w:cs="Arial" w:eastAsia="Arial" w:hAnsi="Arial"/>
@@ -3528,7 +3528,7 @@
               <w:spacing w:after="10" w:before="0"/>
               <w:ind w:left="120"/>
             </w:pPr>
-            <w:hyperlink w:history="1" r:id="rIdlugwhova9oily2qzb16pf">
+            <w:hyperlink w:history="1" r:id="rIdiov90i-qgbb2ai_yiruzx">
               <w:r>
                 <w:rPr>
                   <w:rFonts w:ascii="Arial" w:cs="Arial" w:eastAsia="Arial" w:hAnsi="Arial"/>
@@ -3590,7 +3590,7 @@
               <w:spacing w:after="10" w:before="0"/>
               <w:ind w:left="120"/>
             </w:pPr>
-            <w:hyperlink w:history="1" r:id="rIdzeutxpe6immpbite2nj1f">
+            <w:hyperlink w:history="1" r:id="rId1a6qq_xscsn0tig2gcth4">
               <w:r>
                 <w:rPr>
                   <w:rFonts w:ascii="Arial" w:cs="Arial" w:eastAsia="Arial" w:hAnsi="Arial"/>
@@ -3800,7 +3800,7 @@
             <w:pPr>
               <w:spacing w:after="20" w:before="0"/>
             </w:pPr>
-            <w:hyperlink w:history="1" r:id="rIdw4h7cgqxxzg5zmtg92p18">
+            <w:hyperlink w:history="1" r:id="rIdihmb__2tec0z4txgp3lmj">
               <w:r>
                 <w:rPr>
                   <w:rFonts w:ascii="Arial" w:cs="Arial" w:eastAsia="Arial" w:hAnsi="Arial"/>
@@ -3849,7 +3849,7 @@
               <w:spacing w:after="10" w:before="0"/>
               <w:ind w:left="120"/>
             </w:pPr>
-            <w:hyperlink w:history="1" r:id="rIdz6iacaxgtfs39k6rqm05o">
+            <w:hyperlink w:history="1" r:id="rIdu_prf4vpkp6yiifo_gwja">
               <w:r>
                 <w:rPr>
                   <w:rFonts w:ascii="Arial" w:cs="Arial" w:eastAsia="Arial" w:hAnsi="Arial"/>
@@ -3911,7 +3911,7 @@
               <w:spacing w:after="10" w:before="0"/>
               <w:ind w:left="120"/>
             </w:pPr>
-            <w:hyperlink w:history="1" r:id="rIdnjqeygewdn8_esigykpna">
+            <w:hyperlink w:history="1" r:id="rIdy9m2k5obugqjbevcsdowa">
               <w:r>
                 <w:rPr>
                   <w:rFonts w:ascii="Arial" w:cs="Arial" w:eastAsia="Arial" w:hAnsi="Arial"/>
@@ -4121,7 +4121,7 @@
             <w:pPr>
               <w:spacing w:after="20" w:before="0"/>
             </w:pPr>
-            <w:hyperlink w:history="1" r:id="rIdscvszs8ijvxpwcshage6j">
+            <w:hyperlink w:history="1" r:id="rIduodo06svv0ypdzzfjc8dn">
               <w:r>
                 <w:rPr>
                   <w:rFonts w:ascii="Arial" w:cs="Arial" w:eastAsia="Arial" w:hAnsi="Arial"/>
@@ -4170,7 +4170,7 @@
               <w:spacing w:after="10" w:before="0"/>
               <w:ind w:left="120"/>
             </w:pPr>
-            <w:hyperlink w:history="1" r:id="rIdiugpa_chudl1luddeoixc">
+            <w:hyperlink w:history="1" r:id="rIdte-trfo9tv17kzrzq-tx-">
               <w:r>
                 <w:rPr>
                   <w:rFonts w:ascii="Arial" w:cs="Arial" w:eastAsia="Arial" w:hAnsi="Arial"/>
@@ -4232,7 +4232,7 @@
               <w:spacing w:after="10" w:before="0"/>
               <w:ind w:left="120"/>
             </w:pPr>
-            <w:hyperlink w:history="1" r:id="rIdoxn0hv-zfhidv81nauyzq">
+            <w:hyperlink w:history="1" r:id="rIdykh9bfsynuyo01fru96fu">
               <w:r>
                 <w:rPr>
                   <w:rFonts w:ascii="Arial" w:cs="Arial" w:eastAsia="Arial" w:hAnsi="Arial"/>
@@ -4442,7 +4442,7 @@
             <w:pPr>
               <w:spacing w:after="20" w:before="0"/>
             </w:pPr>
-            <w:hyperlink w:history="1" r:id="rIdqvs2ab0j2c-uppnjyszfc">
+            <w:hyperlink w:history="1" r:id="rIddx9oynuvgosg0bhq8b7rk">
               <w:r>
                 <w:rPr>
                   <w:rFonts w:ascii="Arial" w:cs="Arial" w:eastAsia="Arial" w:hAnsi="Arial"/>
@@ -4491,7 +4491,7 @@
               <w:spacing w:after="10" w:before="0"/>
               <w:ind w:left="120"/>
             </w:pPr>
-            <w:hyperlink w:history="1" r:id="rIduiuaziahjydtmmvgpbfyw">
+            <w:hyperlink w:history="1" r:id="rIdxyc2zol55lbg9qzfrqz05">
               <w:r>
                 <w:rPr>
                   <w:rFonts w:ascii="Arial" w:cs="Arial" w:eastAsia="Arial" w:hAnsi="Arial"/>
@@ -4553,7 +4553,7 @@
               <w:spacing w:after="10" w:before="0"/>
               <w:ind w:left="120"/>
             </w:pPr>
-            <w:hyperlink w:history="1" r:id="rIdnpbic7ayaze1mheixuqg-">
+            <w:hyperlink w:history="1" r:id="rIdbn99onavg-e5pcd7xkhdy">
               <w:r>
                 <w:rPr>
                   <w:rFonts w:ascii="Arial" w:cs="Arial" w:eastAsia="Arial" w:hAnsi="Arial"/>
@@ -5080,7 +5080,7 @@
         </w:rPr>
         <w:t xml:space="preserve">© 2026 SeaVuria and ARES. Aligned with KICD objectives. Developed by SeaVuria; technical implementation by ARES (with AI assistance from Claude). Licensed under </w:t>
       </w:r>
-      <w:hyperlink w:history="1" r:id="rIdeq3sm38gz5jyubimukymh">
+      <w:hyperlink w:history="1" r:id="rId5ugf5g-s_bfjptlk58tkl">
         <w:r>
           <w:rPr>
             <w:rFonts w:ascii="Arial" w:cs="Arial" w:eastAsia="Arial" w:hAnsi="Arial"/>
@@ -5101,7 +5101,7 @@
         </w:rPr>
         <w:t xml:space="preserve"> (</w:t>
       </w:r>
-      <w:hyperlink w:history="1" r:id="rIdzs2yvhr5xkt8zexwilskm">
+      <w:hyperlink w:history="1" r:id="rIdcggkwbrwtk_dkoykqicpp">
         <w:r>
           <w:rPr>
             <w:rFonts w:ascii="Arial" w:cs="Arial" w:eastAsia="Arial" w:hAnsi="Arial"/>
@@ -6114,7 +6114,7 @@
             <w:pPr>
               <w:spacing w:after="20" w:before="0"/>
             </w:pPr>
-            <w:hyperlink w:history="1" r:id="rIdvaezmjtpllry0-knljwxn">
+            <w:hyperlink w:history="1" r:id="rIds78nfq3e65n6ez1g90jxo">
               <w:r>
                 <w:rPr>
                   <w:rFonts w:ascii="Arial" w:cs="Arial" w:eastAsia="Arial" w:hAnsi="Arial"/>
@@ -6163,7 +6163,7 @@
               <w:spacing w:after="10" w:before="0"/>
               <w:ind w:left="120"/>
             </w:pPr>
-            <w:hyperlink w:history="1" r:id="rIdhja5uby3jk85mb3lxunfk">
+            <w:hyperlink w:history="1" r:id="rIdfasnay1nr7i3by06el4ce">
               <w:r>
                 <w:rPr>
                   <w:rFonts w:ascii="Arial" w:cs="Arial" w:eastAsia="Arial" w:hAnsi="Arial"/>
@@ -6225,7 +6225,7 @@
               <w:spacing w:after="10" w:before="0"/>
               <w:ind w:left="120"/>
             </w:pPr>
-            <w:hyperlink w:history="1" r:id="rIdqqliujy3xipx4rpgejukw">
+            <w:hyperlink w:history="1" r:id="rIdgwadyhhhxhxjyrglwnle4">
               <w:r>
                 <w:rPr>
                   <w:rFonts w:ascii="Arial" w:cs="Arial" w:eastAsia="Arial" w:hAnsi="Arial"/>
@@ -6435,7 +6435,7 @@
             <w:pPr>
               <w:spacing w:after="20" w:before="0"/>
             </w:pPr>
-            <w:hyperlink w:history="1" r:id="rIdbisw4ysof-3vfceqgzjt8">
+            <w:hyperlink w:history="1" r:id="rIdlb7qjhxu7b9jie5ehuxji">
               <w:r>
                 <w:rPr>
                   <w:rFonts w:ascii="Arial" w:cs="Arial" w:eastAsia="Arial" w:hAnsi="Arial"/>
@@ -6484,7 +6484,7 @@
               <w:spacing w:after="10" w:before="0"/>
               <w:ind w:left="120"/>
             </w:pPr>
-            <w:hyperlink w:history="1" r:id="rIdiccy8p73bvvtnq8rq3dfs">
+            <w:hyperlink w:history="1" r:id="rIdouudvbyjnianrq1dcgt_j">
               <w:r>
                 <w:rPr>
                   <w:rFonts w:ascii="Arial" w:cs="Arial" w:eastAsia="Arial" w:hAnsi="Arial"/>
@@ -6546,7 +6546,7 @@
               <w:spacing w:after="10" w:before="0"/>
               <w:ind w:left="120"/>
             </w:pPr>
-            <w:hyperlink w:history="1" r:id="rIdsrswnd1cu07dmpxzv9av9">
+            <w:hyperlink w:history="1" r:id="rId1unqe_wndrofg5tlczjqo">
               <w:r>
                 <w:rPr>
                   <w:rFonts w:ascii="Arial" w:cs="Arial" w:eastAsia="Arial" w:hAnsi="Arial"/>
@@ -6756,7 +6756,7 @@
             <w:pPr>
               <w:spacing w:after="20" w:before="0"/>
             </w:pPr>
-            <w:hyperlink w:history="1" r:id="rIdksph7lwygadj0sai2_jw9">
+            <w:hyperlink w:history="1" r:id="rIdkl_vjbatdfwjb0znim5u4">
               <w:r>
                 <w:rPr>
                   <w:rFonts w:ascii="Arial" w:cs="Arial" w:eastAsia="Arial" w:hAnsi="Arial"/>
@@ -6805,7 +6805,7 @@
               <w:spacing w:after="10" w:before="0"/>
               <w:ind w:left="120"/>
             </w:pPr>
-            <w:hyperlink w:history="1" r:id="rIdkmerb8lbg_swe3udwa_7q">
+            <w:hyperlink w:history="1" r:id="rId5bxbf2omvvlavvhcdyhoh">
               <w:r>
                 <w:rPr>
                   <w:rFonts w:ascii="Arial" w:cs="Arial" w:eastAsia="Arial" w:hAnsi="Arial"/>
@@ -6867,7 +6867,7 @@
               <w:spacing w:after="10" w:before="0"/>
               <w:ind w:left="120"/>
             </w:pPr>
-            <w:hyperlink w:history="1" r:id="rIdhxpukpw3fc9d5ml4fhoyu">
+            <w:hyperlink w:history="1" r:id="rIdn2xs7ey-eac1vgdi5s9lp">
               <w:r>
                 <w:rPr>
                   <w:rFonts w:ascii="Arial" w:cs="Arial" w:eastAsia="Arial" w:hAnsi="Arial"/>
@@ -7077,7 +7077,7 @@
             <w:pPr>
               <w:spacing w:after="20" w:before="0"/>
             </w:pPr>
-            <w:hyperlink w:history="1" r:id="rIdvwmnimqhjsfvbttd15o-3">
+            <w:hyperlink w:history="1" r:id="rId9b409xblyppdvhfv_twmh">
               <w:r>
                 <w:rPr>
                   <w:rFonts w:ascii="Arial" w:cs="Arial" w:eastAsia="Arial" w:hAnsi="Arial"/>
@@ -7126,7 +7126,7 @@
               <w:spacing w:after="10" w:before="0"/>
               <w:ind w:left="120"/>
             </w:pPr>
-            <w:hyperlink w:history="1" r:id="rIdhckdcgwhwtzbv4tdlqszt">
+            <w:hyperlink w:history="1" r:id="rIdgcpsq-qilxxaszi5uqllg">
               <w:r>
                 <w:rPr>
                   <w:rFonts w:ascii="Arial" w:cs="Arial" w:eastAsia="Arial" w:hAnsi="Arial"/>
@@ -7188,7 +7188,7 @@
               <w:spacing w:after="10" w:before="0"/>
               <w:ind w:left="120"/>
             </w:pPr>
-            <w:hyperlink w:history="1" r:id="rIdgoukx-2_ywqyk1ivubgzk">
+            <w:hyperlink w:history="1" r:id="rIdclkhbq9ifnmkhjsvyyq8q">
               <w:r>
                 <w:rPr>
                   <w:rFonts w:ascii="Arial" w:cs="Arial" w:eastAsia="Arial" w:hAnsi="Arial"/>
@@ -7398,7 +7398,7 @@
             <w:pPr>
               <w:spacing w:after="20" w:before="0"/>
             </w:pPr>
-            <w:hyperlink w:history="1" r:id="rIdyxetfgrgb5a2gs74qhkjn">
+            <w:hyperlink w:history="1" r:id="rId4ku1nxwhrf5k9yvz9qo2q">
               <w:r>
                 <w:rPr>
                   <w:rFonts w:ascii="Arial" w:cs="Arial" w:eastAsia="Arial" w:hAnsi="Arial"/>
@@ -7447,7 +7447,7 @@
               <w:spacing w:after="10" w:before="0"/>
               <w:ind w:left="120"/>
             </w:pPr>
-            <w:hyperlink w:history="1" r:id="rIdolz_dw33mlk0p2gckunnn">
+            <w:hyperlink w:history="1" r:id="rIdaicgnzwznobzrwhyvkt1u">
               <w:r>
                 <w:rPr>
                   <w:rFonts w:ascii="Arial" w:cs="Arial" w:eastAsia="Arial" w:hAnsi="Arial"/>
@@ -7509,7 +7509,7 @@
               <w:spacing w:after="10" w:before="0"/>
               <w:ind w:left="120"/>
             </w:pPr>
-            <w:hyperlink w:history="1" r:id="rIdlodpuve-zshlf_7k14ztw">
+            <w:hyperlink w:history="1" r:id="rIdu38q6cw5tm2wqpkihd0rm">
               <w:r>
                 <w:rPr>
                   <w:rFonts w:ascii="Arial" w:cs="Arial" w:eastAsia="Arial" w:hAnsi="Arial"/>
@@ -8036,7 +8036,7 @@
         </w:rPr>
         <w:t xml:space="preserve">© 2026 SeaVuria and ARES. Aligned with KICD objectives. Developed by SeaVuria; technical implementation by ARES (with AI assistance from Claude). Licensed under </w:t>
       </w:r>
-      <w:hyperlink w:history="1" r:id="rId-syhnwn2g_ruray247tut">
+      <w:hyperlink w:history="1" r:id="rIdiruw1rps8sydqpqqqc4fn">
         <w:r>
           <w:rPr>
             <w:rFonts w:ascii="Arial" w:cs="Arial" w:eastAsia="Arial" w:hAnsi="Arial"/>
@@ -8057,7 +8057,7 @@
         </w:rPr>
         <w:t xml:space="preserve"> (</w:t>
       </w:r>
-      <w:hyperlink w:history="1" r:id="rIdv3e7ye3fl71jxpbq0mubd">
+      <w:hyperlink w:history="1" r:id="rIdfwf2otz08i32bkgv1-4rn">
         <w:r>
           <w:rPr>
             <w:rFonts w:ascii="Arial" w:cs="Arial" w:eastAsia="Arial" w:hAnsi="Arial"/>
@@ -9087,7 +9087,7 @@
               <w:spacing w:after="10" w:before="0"/>
               <w:ind w:left="120"/>
             </w:pPr>
-            <w:hyperlink w:history="1" r:id="rIdqgjxsatlmyohgcdzgxrnv">
+            <w:hyperlink w:history="1" r:id="rId405txqbkdsawmqar7esbz">
               <w:r>
                 <w:rPr>
                   <w:rFonts w:ascii="Arial" w:cs="Arial" w:eastAsia="Arial" w:hAnsi="Arial"/>
@@ -9164,7 +9164,7 @@
               <w:spacing w:after="10" w:before="0"/>
               <w:ind w:left="120"/>
             </w:pPr>
-            <w:hyperlink w:history="1" r:id="rIdp2yavoymr_ixi6zxbyvui">
+            <w:hyperlink w:history="1" r:id="rIdp2-iiu88uxd06jl4fjx5a">
               <w:r>
                 <w:rPr>
                   <w:rFonts w:ascii="Arial" w:cs="Arial" w:eastAsia="Arial" w:hAnsi="Arial"/>
@@ -9391,7 +9391,7 @@
               <w:spacing w:after="10" w:before="0"/>
               <w:ind w:left="120"/>
             </w:pPr>
-            <w:hyperlink w:history="1" r:id="rId5kunacwcn_d3i8bklq_a_">
+            <w:hyperlink w:history="1" r:id="rIdqjw8ux2ygstgjxq_epz62">
               <w:r>
                 <w:rPr>
                   <w:rFonts w:ascii="Arial" w:cs="Arial" w:eastAsia="Arial" w:hAnsi="Arial"/>
@@ -9468,7 +9468,7 @@
               <w:spacing w:after="10" w:before="0"/>
               <w:ind w:left="120"/>
             </w:pPr>
-            <w:hyperlink w:history="1" r:id="rIdm6f6vr57569hlk3prfjth">
+            <w:hyperlink w:history="1" r:id="rId5ay4mhjicq-42qadjrzfa">
               <w:r>
                 <w:rPr>
                   <w:rFonts w:ascii="Arial" w:cs="Arial" w:eastAsia="Arial" w:hAnsi="Arial"/>
@@ -9695,7 +9695,7 @@
               <w:spacing w:after="10" w:before="0"/>
               <w:ind w:left="120"/>
             </w:pPr>
-            <w:hyperlink w:history="1" r:id="rIddnhixen5hb72q_4vzxzae">
+            <w:hyperlink w:history="1" r:id="rId6vrgncsqjg5ba6spzerah">
               <w:r>
                 <w:rPr>
                   <w:rFonts w:ascii="Arial" w:cs="Arial" w:eastAsia="Arial" w:hAnsi="Arial"/>
@@ -9772,7 +9772,7 @@
               <w:spacing w:after="10" w:before="0"/>
               <w:ind w:left="120"/>
             </w:pPr>
-            <w:hyperlink w:history="1" r:id="rIdh5mojsv2kc-rq7gj4geov">
+            <w:hyperlink w:history="1" r:id="rIdn9o5i7_tvzrhjkntdqtgn">
               <w:r>
                 <w:rPr>
                   <w:rFonts w:ascii="Arial" w:cs="Arial" w:eastAsia="Arial" w:hAnsi="Arial"/>
@@ -9999,7 +9999,7 @@
               <w:spacing w:after="10" w:before="0"/>
               <w:ind w:left="120"/>
             </w:pPr>
-            <w:hyperlink w:history="1" r:id="rId4pnbkuc3nttuw5m5cfkp3">
+            <w:hyperlink w:history="1" r:id="rId5aah_xu5ut0cq2e6vn9-f">
               <w:r>
                 <w:rPr>
                   <w:rFonts w:ascii="Arial" w:cs="Arial" w:eastAsia="Arial" w:hAnsi="Arial"/>
@@ -10076,7 +10076,7 @@
               <w:spacing w:after="10" w:before="0"/>
               <w:ind w:left="120"/>
             </w:pPr>
-            <w:hyperlink w:history="1" r:id="rIdaocxrltmtd9mgjpfn_zuh">
+            <w:hyperlink w:history="1" r:id="rIdp1h4pkwkfnu355pidej5h">
               <w:r>
                 <w:rPr>
                   <w:rFonts w:ascii="Arial" w:cs="Arial" w:eastAsia="Arial" w:hAnsi="Arial"/>
@@ -10303,7 +10303,7 @@
               <w:spacing w:after="10" w:before="0"/>
               <w:ind w:left="120"/>
             </w:pPr>
-            <w:hyperlink w:history="1" r:id="rId8y-relhfub4syyvkuraus">
+            <w:hyperlink w:history="1" r:id="rId9cd--f_pevwwsfduera0u">
               <w:r>
                 <w:rPr>
                   <w:rFonts w:ascii="Arial" w:cs="Arial" w:eastAsia="Arial" w:hAnsi="Arial"/>
@@ -10380,7 +10380,7 @@
               <w:spacing w:after="10" w:before="0"/>
               <w:ind w:left="120"/>
             </w:pPr>
-            <w:hyperlink w:history="1" r:id="rId4fgd3e6qwvwikivud1nwj">
+            <w:hyperlink w:history="1" r:id="rIdpugxoj0erlogbp0n0m7_g">
               <w:r>
                 <w:rPr>
                   <w:rFonts w:ascii="Arial" w:cs="Arial" w:eastAsia="Arial" w:hAnsi="Arial"/>
@@ -10907,7 +10907,7 @@
         </w:rPr>
         <w:t xml:space="preserve">© 2026 SeaVuria and ARES. Aligned with KICD objectives. Developed by SeaVuria; technical implementation by ARES (with AI assistance from Claude). Licensed under </w:t>
       </w:r>
-      <w:hyperlink w:history="1" r:id="rIdwgaaadktl4mvlddxjfoxm">
+      <w:hyperlink w:history="1" r:id="rIdrbkgafhxgsyd82ywirwtl">
         <w:r>
           <w:rPr>
             <w:rFonts w:ascii="Arial" w:cs="Arial" w:eastAsia="Arial" w:hAnsi="Arial"/>
@@ -10928,7 +10928,7 @@
         </w:rPr>
         <w:t xml:space="preserve"> (</w:t>
       </w:r>
-      <w:hyperlink w:history="1" r:id="rIdtrwfc16m_gbjvl_wjgvwn">
+      <w:hyperlink w:history="1" r:id="rId6-pn4i9xlvrx0e7f0d6hh">
         <w:r>
           <w:rPr>
             <w:rFonts w:ascii="Arial" w:cs="Arial" w:eastAsia="Arial" w:hAnsi="Arial"/>
@@ -11958,7 +11958,7 @@
               <w:spacing w:after="10" w:before="0"/>
               <w:ind w:left="120"/>
             </w:pPr>
-            <w:hyperlink w:history="1" r:id="rIdk0a1ep_j05e6gacsar0p-">
+            <w:hyperlink w:history="1" r:id="rIds5tw4tey3apmk8kaivdqv">
               <w:r>
                 <w:rPr>
                   <w:rFonts w:ascii="Arial" w:cs="Arial" w:eastAsia="Arial" w:hAnsi="Arial"/>
@@ -12035,7 +12035,7 @@
               <w:spacing w:after="10" w:before="0"/>
               <w:ind w:left="120"/>
             </w:pPr>
-            <w:hyperlink w:history="1" r:id="rIdgsaroytki53oxyebv55_j">
+            <w:hyperlink w:history="1" r:id="rIddftuww2cbf7_w6fcx-sqp">
               <w:r>
                 <w:rPr>
                   <w:rFonts w:ascii="Arial" w:cs="Arial" w:eastAsia="Arial" w:hAnsi="Arial"/>
@@ -12262,7 +12262,7 @@
               <w:spacing w:after="10" w:before="0"/>
               <w:ind w:left="120"/>
             </w:pPr>
-            <w:hyperlink w:history="1" r:id="rId-qdi-pg3iqk6cxnbdnkrg">
+            <w:hyperlink w:history="1" r:id="rIdhtanrwsgt4g7vfqppdmxq">
               <w:r>
                 <w:rPr>
                   <w:rFonts w:ascii="Arial" w:cs="Arial" w:eastAsia="Arial" w:hAnsi="Arial"/>
@@ -12339,7 +12339,7 @@
               <w:spacing w:after="10" w:before="0"/>
               <w:ind w:left="120"/>
             </w:pPr>
-            <w:hyperlink w:history="1" r:id="rIdfx3yzanljhnkm5banecdy">
+            <w:hyperlink w:history="1" r:id="rIdasgfryoqun5cwdzqtxojn">
               <w:r>
                 <w:rPr>
                   <w:rFonts w:ascii="Arial" w:cs="Arial" w:eastAsia="Arial" w:hAnsi="Arial"/>
@@ -12566,7 +12566,7 @@
               <w:spacing w:after="10" w:before="0"/>
               <w:ind w:left="120"/>
             </w:pPr>
-            <w:hyperlink w:history="1" r:id="rIdpbwwxdokx5_ers8esau0h">
+            <w:hyperlink w:history="1" r:id="rIdvdtrf97nvso_w8cnxzydh">
               <w:r>
                 <w:rPr>
                   <w:rFonts w:ascii="Arial" w:cs="Arial" w:eastAsia="Arial" w:hAnsi="Arial"/>
@@ -12643,7 +12643,7 @@
               <w:spacing w:after="10" w:before="0"/>
               <w:ind w:left="120"/>
             </w:pPr>
-            <w:hyperlink w:history="1" r:id="rIdsvharcrl-jjamn5icibum">
+            <w:hyperlink w:history="1" r:id="rIdglvnmcqmqxyxp0v30k67g">
               <w:r>
                 <w:rPr>
                   <w:rFonts w:ascii="Arial" w:cs="Arial" w:eastAsia="Arial" w:hAnsi="Arial"/>
@@ -12870,7 +12870,7 @@
               <w:spacing w:after="10" w:before="0"/>
               <w:ind w:left="120"/>
             </w:pPr>
-            <w:hyperlink w:history="1" r:id="rId-xojwh4klzjfqfq5i_ljf">
+            <w:hyperlink w:history="1" r:id="rIdebma_mrl5j7jpqbjedf9l">
               <w:r>
                 <w:rPr>
                   <w:rFonts w:ascii="Arial" w:cs="Arial" w:eastAsia="Arial" w:hAnsi="Arial"/>
@@ -12947,7 +12947,7 @@
               <w:spacing w:after="10" w:before="0"/>
               <w:ind w:left="120"/>
             </w:pPr>
-            <w:hyperlink w:history="1" r:id="rId5fr5k5c2p6b7azbrvsjwg">
+            <w:hyperlink w:history="1" r:id="rIdj878injfqxuulytbp5xpf">
               <w:r>
                 <w:rPr>
                   <w:rFonts w:ascii="Arial" w:cs="Arial" w:eastAsia="Arial" w:hAnsi="Arial"/>
@@ -13174,7 +13174,7 @@
               <w:spacing w:after="10" w:before="0"/>
               <w:ind w:left="120"/>
             </w:pPr>
-            <w:hyperlink w:history="1" r:id="rIdms1c4vt28tkth7cflfeli">
+            <w:hyperlink w:history="1" r:id="rIdui8izraipnrnoh169fbur">
               <w:r>
                 <w:rPr>
                   <w:rFonts w:ascii="Arial" w:cs="Arial" w:eastAsia="Arial" w:hAnsi="Arial"/>
@@ -13251,7 +13251,7 @@
               <w:spacing w:after="10" w:before="0"/>
               <w:ind w:left="120"/>
             </w:pPr>
-            <w:hyperlink w:history="1" r:id="rIdxdlpniodvpvfmsihplpos">
+            <w:hyperlink w:history="1" r:id="rIdmbyxmkojs0ujqoyql-dna">
               <w:r>
                 <w:rPr>
                   <w:rFonts w:ascii="Arial" w:cs="Arial" w:eastAsia="Arial" w:hAnsi="Arial"/>
@@ -13892,7 +13892,7 @@
         </w:rPr>
         <w:t xml:space="preserve">© 2026 SeaVuria and ARES. Aligned with KICD objectives. Developed by SeaVuria; technical implementation by ARES (with AI assistance from Claude). Licensed under </w:t>
       </w:r>
-      <w:hyperlink w:history="1" r:id="rIdzxwyfan_jync0fe7q-5gm">
+      <w:hyperlink w:history="1" r:id="rId4h55li64ieqbcn14__cx_">
         <w:r>
           <w:rPr>
             <w:rFonts w:ascii="Arial" w:cs="Arial" w:eastAsia="Arial" w:hAnsi="Arial"/>
@@ -13913,7 +13913,7 @@
         </w:rPr>
         <w:t xml:space="preserve"> (</w:t>
       </w:r>
-      <w:hyperlink w:history="1" r:id="rId3dk7hvc_5guf2rn0ghcda">
+      <w:hyperlink w:history="1" r:id="rIdijh2_xs3-2glzjm-qevcd">
         <w:r>
           <w:rPr>
             <w:rFonts w:ascii="Arial" w:cs="Arial" w:eastAsia="Arial" w:hAnsi="Arial"/>
@@ -14926,7 +14926,7 @@
             <w:pPr>
               <w:spacing w:after="20" w:before="0"/>
             </w:pPr>
-            <w:hyperlink w:history="1" r:id="rIdqy2s1aqricdihi-ow7bkb">
+            <w:hyperlink w:history="1" r:id="rId-_77qm_vvb50axcosl8kz">
               <w:r>
                 <w:rPr>
                   <w:rFonts w:ascii="Arial" w:cs="Arial" w:eastAsia="Arial" w:hAnsi="Arial"/>
@@ -14959,7 +14959,7 @@
               <w:spacing w:after="10" w:before="0"/>
               <w:ind w:left="120"/>
             </w:pPr>
-            <w:hyperlink w:history="1" r:id="rId-s1lygbxadrw4oett-04o">
+            <w:hyperlink w:history="1" r:id="rId3qdv-5vwnmylblwscjaid">
               <w:r>
                 <w:rPr>
                   <w:rFonts w:ascii="Arial" w:cs="Arial" w:eastAsia="Arial" w:hAnsi="Arial"/>
@@ -15004,7 +15004,7 @@
             <w:pPr>
               <w:spacing w:after="20" w:before="0"/>
             </w:pPr>
-            <w:hyperlink w:history="1" r:id="rIdhjmquwxgf5j65zxcp3mnj">
+            <w:hyperlink w:history="1" r:id="rIdani9mqxrm5o9t6dqgzm9c">
               <w:r>
                 <w:rPr>
                   <w:rFonts w:ascii="Arial" w:cs="Arial" w:eastAsia="Arial" w:hAnsi="Arial"/>
@@ -15053,7 +15053,7 @@
               <w:spacing w:after="10" w:before="0"/>
               <w:ind w:left="120"/>
             </w:pPr>
-            <w:hyperlink w:history="1" r:id="rIdmdvwiwvioxzumpgyew285">
+            <w:hyperlink w:history="1" r:id="rIdf9o981zlu7zpullm2dbaf">
               <w:r>
                 <w:rPr>
                   <w:rFonts w:ascii="Arial" w:cs="Arial" w:eastAsia="Arial" w:hAnsi="Arial"/>
@@ -15248,7 +15248,7 @@
             <w:pPr>
               <w:spacing w:after="20" w:before="0"/>
             </w:pPr>
-            <w:hyperlink w:history="1" r:id="rIddhp9r9dj_2tghtlebjv3v">
+            <w:hyperlink w:history="1" r:id="rIdzqhjoiey4kwbkczv4g-jp">
               <w:r>
                 <w:rPr>
                   <w:rFonts w:ascii="Arial" w:cs="Arial" w:eastAsia="Arial" w:hAnsi="Arial"/>
@@ -15281,7 +15281,7 @@
               <w:spacing w:after="10" w:before="0"/>
               <w:ind w:left="120"/>
             </w:pPr>
-            <w:hyperlink w:history="1" r:id="rIdd3ga8vkv-2zzdlg-ncbqg">
+            <w:hyperlink w:history="1" r:id="rIdjkuci6cl02f41hvs5oj5v">
               <w:r>
                 <w:rPr>
                   <w:rFonts w:ascii="Arial" w:cs="Arial" w:eastAsia="Arial" w:hAnsi="Arial"/>
@@ -15326,7 +15326,7 @@
             <w:pPr>
               <w:spacing w:after="20" w:before="0"/>
             </w:pPr>
-            <w:hyperlink w:history="1" r:id="rId28zun9f2pklzeasxtpztt">
+            <w:hyperlink w:history="1" r:id="rIde9p0xqmhfpd5rvsidma_r">
               <w:r>
                 <w:rPr>
                   <w:rFonts w:ascii="Arial" w:cs="Arial" w:eastAsia="Arial" w:hAnsi="Arial"/>
@@ -15375,7 +15375,7 @@
               <w:spacing w:after="10" w:before="0"/>
               <w:ind w:left="120"/>
             </w:pPr>
-            <w:hyperlink w:history="1" r:id="rIdbi7bvuwdtjbqf-zz98pp-">
+            <w:hyperlink w:history="1" r:id="rIdksyhkv8sx_zsia7ejjnkx">
               <w:r>
                 <w:rPr>
                   <w:rFonts w:ascii="Arial" w:cs="Arial" w:eastAsia="Arial" w:hAnsi="Arial"/>
@@ -15570,7 +15570,7 @@
             <w:pPr>
               <w:spacing w:after="20" w:before="0"/>
             </w:pPr>
-            <w:hyperlink w:history="1" r:id="rIds_1j7x7slsy3pod0yd5lf">
+            <w:hyperlink w:history="1" r:id="rId-h1-h0e-fejqrpe1ulwyh">
               <w:r>
                 <w:rPr>
                   <w:rFonts w:ascii="Arial" w:cs="Arial" w:eastAsia="Arial" w:hAnsi="Arial"/>
@@ -15619,7 +15619,7 @@
               <w:spacing w:after="10" w:before="0"/>
               <w:ind w:left="120"/>
             </w:pPr>
-            <w:hyperlink w:history="1" r:id="rIdlvbluevixw_xyx-mwpi0o">
+            <w:hyperlink w:history="1" r:id="rIdpx6x-fdvv-pbr3tpt3b54">
               <w:r>
                 <w:rPr>
                   <w:rFonts w:ascii="Arial" w:cs="Arial" w:eastAsia="Arial" w:hAnsi="Arial"/>
@@ -15664,7 +15664,7 @@
             <w:pPr>
               <w:spacing w:after="20" w:before="0"/>
             </w:pPr>
-            <w:hyperlink w:history="1" r:id="rIdffntofbijwa9lsengbtyg">
+            <w:hyperlink w:history="1" r:id="rIdqjonnauevfqn2e3qsfelu">
               <w:r>
                 <w:rPr>
                   <w:rFonts w:ascii="Arial" w:cs="Arial" w:eastAsia="Arial" w:hAnsi="Arial"/>
@@ -15713,7 +15713,7 @@
               <w:spacing w:after="10" w:before="0"/>
               <w:ind w:left="120"/>
             </w:pPr>
-            <w:hyperlink w:history="1" r:id="rIdjknjar1aczwusu-jttx_6">
+            <w:hyperlink w:history="1" r:id="rIdffephnomui4grplowfu_p">
               <w:r>
                 <w:rPr>
                   <w:rFonts w:ascii="Arial" w:cs="Arial" w:eastAsia="Arial" w:hAnsi="Arial"/>
@@ -15908,7 +15908,7 @@
             <w:pPr>
               <w:spacing w:after="20" w:before="0"/>
             </w:pPr>
-            <w:hyperlink w:history="1" r:id="rId-zgcmd42kyoos9u5bvuyw">
+            <w:hyperlink w:history="1" r:id="rIdhwci-dphj4iecqfu77v1j">
               <w:r>
                 <w:rPr>
                   <w:rFonts w:ascii="Arial" w:cs="Arial" w:eastAsia="Arial" w:hAnsi="Arial"/>
@@ -15957,7 +15957,7 @@
               <w:spacing w:after="10" w:before="0"/>
               <w:ind w:left="120"/>
             </w:pPr>
-            <w:hyperlink w:history="1" r:id="rId6grukrw0e2mgjahkatefp">
+            <w:hyperlink w:history="1" r:id="rIdkrtharup76sopyqzmlm2e">
               <w:r>
                 <w:rPr>
                   <w:rFonts w:ascii="Arial" w:cs="Arial" w:eastAsia="Arial" w:hAnsi="Arial"/>
@@ -16002,7 +16002,7 @@
             <w:pPr>
               <w:spacing w:after="20" w:before="0"/>
             </w:pPr>
-            <w:hyperlink w:history="1" r:id="rId4xk801eswvzxc60ptz2px">
+            <w:hyperlink w:history="1" r:id="rId5mizfcowcbymprv9ncsxh">
               <w:r>
                 <w:rPr>
                   <w:rFonts w:ascii="Arial" w:cs="Arial" w:eastAsia="Arial" w:hAnsi="Arial"/>
@@ -16051,7 +16051,7 @@
               <w:spacing w:after="10" w:before="0"/>
               <w:ind w:left="120"/>
             </w:pPr>
-            <w:hyperlink w:history="1" r:id="rIdpkgatxbmcejxb1tug785l">
+            <w:hyperlink w:history="1" r:id="rId8oks1e2kp4swy_tmrh7rr">
               <w:r>
                 <w:rPr>
                   <w:rFonts w:ascii="Arial" w:cs="Arial" w:eastAsia="Arial" w:hAnsi="Arial"/>
@@ -16246,7 +16246,7 @@
             <w:pPr>
               <w:spacing w:after="20" w:before="0"/>
             </w:pPr>
-            <w:hyperlink w:history="1" r:id="rIdl0drvzug9hy7r24z5yxj5">
+            <w:hyperlink w:history="1" r:id="rIdruanys23a1ircs0s0ydi8">
               <w:r>
                 <w:rPr>
                   <w:rFonts w:ascii="Arial" w:cs="Arial" w:eastAsia="Arial" w:hAnsi="Arial"/>
@@ -16295,7 +16295,7 @@
               <w:spacing w:after="10" w:before="0"/>
               <w:ind w:left="120"/>
             </w:pPr>
-            <w:hyperlink w:history="1" r:id="rIdqorr0owwtqysptsfmnuf-">
+            <w:hyperlink w:history="1" r:id="rId7t1de778rcde06zeihjkc">
               <w:r>
                 <w:rPr>
                   <w:rFonts w:ascii="Arial" w:cs="Arial" w:eastAsia="Arial" w:hAnsi="Arial"/>
@@ -16340,7 +16340,7 @@
             <w:pPr>
               <w:spacing w:after="20" w:before="0"/>
             </w:pPr>
-            <w:hyperlink w:history="1" r:id="rIddqdu7rj17tmixje1-w0aq">
+            <w:hyperlink w:history="1" r:id="rIdncd-mc8t1ydgn4pl-z-v9">
               <w:r>
                 <w:rPr>
                   <w:rFonts w:ascii="Arial" w:cs="Arial" w:eastAsia="Arial" w:hAnsi="Arial"/>
@@ -16389,7 +16389,7 @@
               <w:spacing w:after="10" w:before="0"/>
               <w:ind w:left="120"/>
             </w:pPr>
-            <w:hyperlink w:history="1" r:id="rIdwqtmnloirufzfuq0p93jk">
+            <w:hyperlink w:history="1" r:id="rIdocgls-u7rh09qqvxfybqv">
               <w:r>
                 <w:rPr>
                   <w:rFonts w:ascii="Arial" w:cs="Arial" w:eastAsia="Arial" w:hAnsi="Arial"/>
@@ -16901,7 +16901,7 @@
         </w:rPr>
         <w:t xml:space="preserve">© 2026 SeaVuria and ARES. Aligned with KICD objectives. Developed by SeaVuria; technical implementation by ARES (with AI assistance from Claude). Licensed under </w:t>
       </w:r>
-      <w:hyperlink w:history="1" r:id="rIdzy5o_qt7ajlqfkxfqfa1y">
+      <w:hyperlink w:history="1" r:id="rIdsbmicwzs0jvtbojipkj1r">
         <w:r>
           <w:rPr>
             <w:rFonts w:ascii="Arial" w:cs="Arial" w:eastAsia="Arial" w:hAnsi="Arial"/>
@@ -16922,7 +16922,7 @@
         </w:rPr>
         <w:t xml:space="preserve"> (</w:t>
       </w:r>
-      <w:hyperlink w:history="1" r:id="rIdcmyp4-fyugja8jizccvxj">
+      <w:hyperlink w:history="1" r:id="rIdqjedpcn3entmqp1eq87d5">
         <w:r>
           <w:rPr>
             <w:rFonts w:ascii="Arial" w:cs="Arial" w:eastAsia="Arial" w:hAnsi="Arial"/>
@@ -17935,7 +17935,7 @@
             <w:pPr>
               <w:spacing w:after="20" w:before="0"/>
             </w:pPr>
-            <w:hyperlink w:history="1" r:id="rIdl9gcphz01hvd0fi6-wurc">
+            <w:hyperlink w:history="1" r:id="rId1pfh-apyr7acp9ti6cjhh">
               <w:r>
                 <w:rPr>
                   <w:rFonts w:ascii="Arial" w:cs="Arial" w:eastAsia="Arial" w:hAnsi="Arial"/>
@@ -17984,7 +17984,7 @@
               <w:spacing w:after="10" w:before="0"/>
               <w:ind w:left="120"/>
             </w:pPr>
-            <w:hyperlink w:history="1" r:id="rIduggq23cgx1ql4jeogptcq">
+            <w:hyperlink w:history="1" r:id="rIda-owweo4ovqxdq1veajpu">
               <w:r>
                 <w:rPr>
                   <w:rFonts w:ascii="Arial" w:cs="Arial" w:eastAsia="Arial" w:hAnsi="Arial"/>
@@ -18029,7 +18029,7 @@
             <w:pPr>
               <w:spacing w:after="20" w:before="0"/>
             </w:pPr>
-            <w:hyperlink w:history="1" r:id="rIdhgjnh38n17jnix-0x5daj">
+            <w:hyperlink w:history="1" r:id="rIdfj9jvfxhdmnexzuqlikxq">
               <w:r>
                 <w:rPr>
                   <w:rFonts w:ascii="Arial" w:cs="Arial" w:eastAsia="Arial" w:hAnsi="Arial"/>
@@ -18062,7 +18062,7 @@
               <w:spacing w:after="10" w:before="0"/>
               <w:ind w:left="120"/>
             </w:pPr>
-            <w:hyperlink w:history="1" r:id="rId4pslvfhzpr02bh6pnkxur">
+            <w:hyperlink w:history="1" r:id="rIdq8wbgt2yxp1fnx9ir2_yr">
               <w:r>
                 <w:rPr>
                   <w:rFonts w:ascii="Arial" w:cs="Arial" w:eastAsia="Arial" w:hAnsi="Arial"/>
@@ -18257,7 +18257,7 @@
             <w:pPr>
               <w:spacing w:after="20" w:before="0"/>
             </w:pPr>
-            <w:hyperlink w:history="1" r:id="rIdr_6ghwh6spvajatxh-mio">
+            <w:hyperlink w:history="1" r:id="rIdddaxblytkpsrrvur9fbja">
               <w:r>
                 <w:rPr>
                   <w:rFonts w:ascii="Arial" w:cs="Arial" w:eastAsia="Arial" w:hAnsi="Arial"/>
@@ -18306,7 +18306,7 @@
               <w:spacing w:after="10" w:before="0"/>
               <w:ind w:left="120"/>
             </w:pPr>
-            <w:hyperlink w:history="1" r:id="rIde3myfeild47votml4qd9x">
+            <w:hyperlink w:history="1" r:id="rIdx8eexjfgtduhmwkfcj95x">
               <w:r>
                 <w:rPr>
                   <w:rFonts w:ascii="Arial" w:cs="Arial" w:eastAsia="Arial" w:hAnsi="Arial"/>
@@ -18351,7 +18351,7 @@
             <w:pPr>
               <w:spacing w:after="20" w:before="0"/>
             </w:pPr>
-            <w:hyperlink w:history="1" r:id="rIdvwm3fn_gqryen4_lf8uvx">
+            <w:hyperlink w:history="1" r:id="rIdndvwyqqzan6xfofbipzue">
               <w:r>
                 <w:rPr>
                   <w:rFonts w:ascii="Arial" w:cs="Arial" w:eastAsia="Arial" w:hAnsi="Arial"/>
@@ -18384,7 +18384,7 @@
               <w:spacing w:after="10" w:before="0"/>
               <w:ind w:left="120"/>
             </w:pPr>
-            <w:hyperlink w:history="1" r:id="rIdpui3rk9v797wyhjy6qtqy">
+            <w:hyperlink w:history="1" r:id="rIdgdfjecpq05vhvwo_a6gby">
               <w:r>
                 <w:rPr>
                   <w:rFonts w:ascii="Arial" w:cs="Arial" w:eastAsia="Arial" w:hAnsi="Arial"/>
@@ -18579,7 +18579,7 @@
             <w:pPr>
               <w:spacing w:after="20" w:before="0"/>
             </w:pPr>
-            <w:hyperlink w:history="1" r:id="rIdmojugiajl8t02_cli3xxx">
+            <w:hyperlink w:history="1" r:id="rIdi_rsrdflhzvlkz4dtxhcr">
               <w:r>
                 <w:rPr>
                   <w:rFonts w:ascii="Arial" w:cs="Arial" w:eastAsia="Arial" w:hAnsi="Arial"/>
@@ -18628,7 +18628,7 @@
               <w:spacing w:after="10" w:before="0"/>
               <w:ind w:left="120"/>
             </w:pPr>
-            <w:hyperlink w:history="1" r:id="rIdjtrwur8l5ssm6icpqrm4v">
+            <w:hyperlink w:history="1" r:id="rIdmfpqh7v4czs0uhbdzx3jh">
               <w:r>
                 <w:rPr>
                   <w:rFonts w:ascii="Arial" w:cs="Arial" w:eastAsia="Arial" w:hAnsi="Arial"/>
@@ -18673,7 +18673,7 @@
             <w:pPr>
               <w:spacing w:after="20" w:before="0"/>
             </w:pPr>
-            <w:hyperlink w:history="1" r:id="rIdd2izcitjimuhnvrmlhtvh">
+            <w:hyperlink w:history="1" r:id="rIdk3ed_wzegco_prnagxwh6">
               <w:r>
                 <w:rPr>
                   <w:rFonts w:ascii="Arial" w:cs="Arial" w:eastAsia="Arial" w:hAnsi="Arial"/>
@@ -18722,7 +18722,7 @@
               <w:spacing w:after="10" w:before="0"/>
               <w:ind w:left="120"/>
             </w:pPr>
-            <w:hyperlink w:history="1" r:id="rIdf2ayzjl-ei78tzdw1pyvu">
+            <w:hyperlink w:history="1" r:id="rIdpvb-iutnqdjtl4vq4kxs8">
               <w:r>
                 <w:rPr>
                   <w:rFonts w:ascii="Arial" w:cs="Arial" w:eastAsia="Arial" w:hAnsi="Arial"/>
@@ -18917,7 +18917,7 @@
             <w:pPr>
               <w:spacing w:after="20" w:before="0"/>
             </w:pPr>
-            <w:hyperlink w:history="1" r:id="rIdl5hlxjviyof6dhmqs8lkd">
+            <w:hyperlink w:history="1" r:id="rId2lhsmak-hlm7ee0nwd6qc">
               <w:r>
                 <w:rPr>
                   <w:rFonts w:ascii="Arial" w:cs="Arial" w:eastAsia="Arial" w:hAnsi="Arial"/>
@@ -18966,7 +18966,7 @@
               <w:spacing w:after="10" w:before="0"/>
               <w:ind w:left="120"/>
             </w:pPr>
-            <w:hyperlink w:history="1" r:id="rIdqii06xkatdcjgwz-o6doj">
+            <w:hyperlink w:history="1" r:id="rIdg4q12bmol7gjrcreudu_6">
               <w:r>
                 <w:rPr>
                   <w:rFonts w:ascii="Arial" w:cs="Arial" w:eastAsia="Arial" w:hAnsi="Arial"/>
@@ -19011,7 +19011,7 @@
             <w:pPr>
               <w:spacing w:after="20" w:before="0"/>
             </w:pPr>
-            <w:hyperlink w:history="1" r:id="rIdbhusfwiyla-rrinc4o5_e">
+            <w:hyperlink w:history="1" r:id="rIdyy3u6jcsgpmsuwea-eove">
               <w:r>
                 <w:rPr>
                   <w:rFonts w:ascii="Arial" w:cs="Arial" w:eastAsia="Arial" w:hAnsi="Arial"/>
@@ -19044,7 +19044,7 @@
               <w:spacing w:after="10" w:before="0"/>
               <w:ind w:left="120"/>
             </w:pPr>
-            <w:hyperlink w:history="1" r:id="rId7o8-lh6ianwpbivxjpvzj">
+            <w:hyperlink w:history="1" r:id="rIdiyk0sjzwefqxdmy2s2yiq">
               <w:r>
                 <w:rPr>
                   <w:rFonts w:ascii="Arial" w:cs="Arial" w:eastAsia="Arial" w:hAnsi="Arial"/>
@@ -19239,7 +19239,7 @@
             <w:pPr>
               <w:spacing w:after="20" w:before="0"/>
             </w:pPr>
-            <w:hyperlink w:history="1" r:id="rIdchdr11uznur5zwwwxjc3s">
+            <w:hyperlink w:history="1" r:id="rId9tpvbfvyasjy1uhfzconu">
               <w:r>
                 <w:rPr>
                   <w:rFonts w:ascii="Arial" w:cs="Arial" w:eastAsia="Arial" w:hAnsi="Arial"/>
@@ -19288,7 +19288,7 @@
               <w:spacing w:after="10" w:before="0"/>
               <w:ind w:left="120"/>
             </w:pPr>
-            <w:hyperlink w:history="1" r:id="rIdpmmugzgpvfkxw-_brojfr">
+            <w:hyperlink w:history="1" r:id="rId_2xdh89g-aj115sqvqqdm">
               <w:r>
                 <w:rPr>
                   <w:rFonts w:ascii="Arial" w:cs="Arial" w:eastAsia="Arial" w:hAnsi="Arial"/>
@@ -19333,7 +19333,7 @@
             <w:pPr>
               <w:spacing w:after="20" w:before="0"/>
             </w:pPr>
-            <w:hyperlink w:history="1" r:id="rIdjxgdwangib-4ayurypb62">
+            <w:hyperlink w:history="1" r:id="rIdlpqd5dewxnpglrrxgclnf">
               <w:r>
                 <w:rPr>
                   <w:rFonts w:ascii="Arial" w:cs="Arial" w:eastAsia="Arial" w:hAnsi="Arial"/>
@@ -19366,7 +19366,7 @@
               <w:spacing w:after="10" w:before="0"/>
               <w:ind w:left="120"/>
             </w:pPr>
-            <w:hyperlink w:history="1" r:id="rId-tqwzn4sj3d05txonocnb">
+            <w:hyperlink w:history="1" r:id="rIdb17b610izuuavykccjsp6">
               <w:r>
                 <w:rPr>
                   <w:rFonts w:ascii="Arial" w:cs="Arial" w:eastAsia="Arial" w:hAnsi="Arial"/>
@@ -20106,7 +20106,7 @@
         </w:rPr>
         <w:t xml:space="preserve">© 2026 SeaVuria and ARES. Aligned with KICD objectives. Developed by SeaVuria; technical implementation by ARES (with AI assistance from Claude). Licensed under </w:t>
       </w:r>
-      <w:hyperlink w:history="1" r:id="rIdbfkprnzm5ie9vj8u2v1tz">
+      <w:hyperlink w:history="1" r:id="rIddzbm1lv-xxx206788sxyl">
         <w:r>
           <w:rPr>
             <w:rFonts w:ascii="Arial" w:cs="Arial" w:eastAsia="Arial" w:hAnsi="Arial"/>
@@ -20127,7 +20127,7 @@
         </w:rPr>
         <w:t xml:space="preserve"> (</w:t>
       </w:r>
-      <w:hyperlink w:history="1" r:id="rIddijf4pggx2tvz7_x6ztpt">
+      <w:hyperlink w:history="1" r:id="rIdequa-es4guwhvayhwfqab">
         <w:r>
           <w:rPr>
             <w:rFonts w:ascii="Arial" w:cs="Arial" w:eastAsia="Arial" w:hAnsi="Arial"/>
@@ -21157,7 +21157,7 @@
               <w:spacing w:after="10" w:before="0"/>
               <w:ind w:left="120"/>
             </w:pPr>
-            <w:hyperlink w:history="1" r:id="rIdeqtml57dccxgtqef6gwkf">
+            <w:hyperlink w:history="1" r:id="rId5djseci0ym0gqhzkg1i4t">
               <w:r>
                 <w:rPr>
                   <w:rFonts w:ascii="Arial" w:cs="Arial" w:eastAsia="Arial" w:hAnsi="Arial"/>
@@ -21234,7 +21234,7 @@
               <w:spacing w:after="10" w:before="0"/>
               <w:ind w:left="120"/>
             </w:pPr>
-            <w:hyperlink w:history="1" r:id="rIdknhslrsbnnhkdvnz9yfmc">
+            <w:hyperlink w:history="1" r:id="rIda85rvwykhds9hox3po3n1">
               <w:r>
                 <w:rPr>
                   <w:rFonts w:ascii="Arial" w:cs="Arial" w:eastAsia="Arial" w:hAnsi="Arial"/>
@@ -21461,7 +21461,7 @@
               <w:spacing w:after="10" w:before="0"/>
               <w:ind w:left="120"/>
             </w:pPr>
-            <w:hyperlink w:history="1" r:id="rIdqggrmddulauflmmp675k_">
+            <w:hyperlink w:history="1" r:id="rIdjq18opjfe7fjvogjyq_z7">
               <w:r>
                 <w:rPr>
                   <w:rFonts w:ascii="Arial" w:cs="Arial" w:eastAsia="Arial" w:hAnsi="Arial"/>
@@ -21538,7 +21538,7 @@
               <w:spacing w:after="10" w:before="0"/>
               <w:ind w:left="120"/>
             </w:pPr>
-            <w:hyperlink w:history="1" r:id="rIdeg1nsdhxgdngx0hritots">
+            <w:hyperlink w:history="1" r:id="rIdkhd5sw9nqjymdvw-9krjg">
               <w:r>
                 <w:rPr>
                   <w:rFonts w:ascii="Arial" w:cs="Arial" w:eastAsia="Arial" w:hAnsi="Arial"/>
@@ -21765,7 +21765,7 @@
               <w:spacing w:after="10" w:before="0"/>
               <w:ind w:left="120"/>
             </w:pPr>
-            <w:hyperlink w:history="1" r:id="rIdh1ut82gyfgz0hc2xgdxjp">
+            <w:hyperlink w:history="1" r:id="rIdtvo1s41z4asos_deeoslc">
               <w:r>
                 <w:rPr>
                   <w:rFonts w:ascii="Arial" w:cs="Arial" w:eastAsia="Arial" w:hAnsi="Arial"/>
@@ -21842,7 +21842,7 @@
               <w:spacing w:after="10" w:before="0"/>
               <w:ind w:left="120"/>
             </w:pPr>
-            <w:hyperlink w:history="1" r:id="rId6j3yo3djprg9r9endia8q">
+            <w:hyperlink w:history="1" r:id="rIdchwotjznbfykpmlmphlw0">
               <w:r>
                 <w:rPr>
                   <w:rFonts w:ascii="Arial" w:cs="Arial" w:eastAsia="Arial" w:hAnsi="Arial"/>
@@ -22069,7 +22069,7 @@
               <w:spacing w:after="10" w:before="0"/>
               <w:ind w:left="120"/>
             </w:pPr>
-            <w:hyperlink w:history="1" r:id="rIdouzh81udrdoaxkybynxmg">
+            <w:hyperlink w:history="1" r:id="rIdnkhzvnmccgwi8voxio5jz">
               <w:r>
                 <w:rPr>
                   <w:rFonts w:ascii="Arial" w:cs="Arial" w:eastAsia="Arial" w:hAnsi="Arial"/>
@@ -22146,7 +22146,7 @@
               <w:spacing w:after="10" w:before="0"/>
               <w:ind w:left="120"/>
             </w:pPr>
-            <w:hyperlink w:history="1" r:id="rIdr6t0d217mvawbcydaxcdf">
+            <w:hyperlink w:history="1" r:id="rId15jsy6_meamp5w30pndbg">
               <w:r>
                 <w:rPr>
                   <w:rFonts w:ascii="Arial" w:cs="Arial" w:eastAsia="Arial" w:hAnsi="Arial"/>
@@ -22373,7 +22373,7 @@
               <w:spacing w:after="10" w:before="0"/>
               <w:ind w:left="120"/>
             </w:pPr>
-            <w:hyperlink w:history="1" r:id="rIdd9xcqs0sqecqn6wwieuay">
+            <w:hyperlink w:history="1" r:id="rIdnj2bdx6qgackctxd68xx6">
               <w:r>
                 <w:rPr>
                   <w:rFonts w:ascii="Arial" w:cs="Arial" w:eastAsia="Arial" w:hAnsi="Arial"/>
@@ -22450,7 +22450,7 @@
               <w:spacing w:after="10" w:before="0"/>
               <w:ind w:left="120"/>
             </w:pPr>
-            <w:hyperlink w:history="1" r:id="rIdtfkxitpxeyybjrpydyvjz">
+            <w:hyperlink w:history="1" r:id="rId7hev0jo3ha2z-namluofe">
               <w:r>
                 <w:rPr>
                   <w:rFonts w:ascii="Arial" w:cs="Arial" w:eastAsia="Arial" w:hAnsi="Arial"/>
@@ -22977,7 +22977,7 @@
         </w:rPr>
         <w:t xml:space="preserve">© 2026 SeaVuria and ARES. Aligned with KICD objectives. Developed by SeaVuria; technical implementation by ARES (with AI assistance from Claude). Licensed under </w:t>
       </w:r>
-      <w:hyperlink w:history="1" r:id="rIdwjcijgyimuk9svwqzt0ca">
+      <w:hyperlink w:history="1" r:id="rIddp3zved5v1bt-_mlws7-7">
         <w:r>
           <w:rPr>
             <w:rFonts w:ascii="Arial" w:cs="Arial" w:eastAsia="Arial" w:hAnsi="Arial"/>
@@ -22998,7 +22998,7 @@
         </w:rPr>
         <w:t xml:space="preserve"> (</w:t>
       </w:r>
-      <w:hyperlink w:history="1" r:id="rIdfmjcsh9je_uoq-igj28vf">
+      <w:hyperlink w:history="1" r:id="rIdyuqaullzjlyjwpsddpqmq">
         <w:r>
           <w:rPr>
             <w:rFonts w:ascii="Arial" w:cs="Arial" w:eastAsia="Arial" w:hAnsi="Arial"/>
@@ -24267,7 +24267,7 @@
               <w:spacing w:after="10" w:before="0"/>
               <w:ind w:left="120"/>
             </w:pPr>
-            <w:hyperlink w:history="1" r:id="rIdnvtgctypd0a4eqrq4oudw">
+            <w:hyperlink w:history="1" r:id="rIdq2fjn2rf7d0q6u3b2vq36">
               <w:r>
                 <w:rPr>
                   <w:rFonts w:ascii="Arial" w:cs="Arial" w:eastAsia="Arial" w:hAnsi="Arial"/>
@@ -24344,7 +24344,7 @@
               <w:spacing w:after="10" w:before="0"/>
               <w:ind w:left="120"/>
             </w:pPr>
-            <w:hyperlink w:history="1" r:id="rIdvjs7rqircjtvpsk9cnscq">
+            <w:hyperlink w:history="1" r:id="rIdh_ap8arrqlh5gettzmwjc">
               <w:r>
                 <w:rPr>
                   <w:rFonts w:ascii="Arial" w:cs="Arial" w:eastAsia="Arial" w:hAnsi="Arial"/>
@@ -24571,7 +24571,7 @@
               <w:spacing w:after="10" w:before="0"/>
               <w:ind w:left="120"/>
             </w:pPr>
-            <w:hyperlink w:history="1" r:id="rIdupzupy-ntwqaen4z8ebr9">
+            <w:hyperlink w:history="1" r:id="rIdnebw3874cktvjxyspyp_g">
               <w:r>
                 <w:rPr>
                   <w:rFonts w:ascii="Arial" w:cs="Arial" w:eastAsia="Arial" w:hAnsi="Arial"/>
@@ -24648,7 +24648,7 @@
               <w:spacing w:after="10" w:before="0"/>
               <w:ind w:left="120"/>
             </w:pPr>
-            <w:hyperlink w:history="1" r:id="rIdsp3lqfbbjvcdhszf8h3dw">
+            <w:hyperlink w:history="1" r:id="rId3tpiyyuzfcs8h6kjllwb4">
               <w:r>
                 <w:rPr>
                   <w:rFonts w:ascii="Arial" w:cs="Arial" w:eastAsia="Arial" w:hAnsi="Arial"/>
@@ -24875,7 +24875,7 @@
               <w:spacing w:after="10" w:before="0"/>
               <w:ind w:left="120"/>
             </w:pPr>
-            <w:hyperlink w:history="1" r:id="rIdmpp5amw3dkas8r-63qgby">
+            <w:hyperlink w:history="1" r:id="rIdw1aqdqzbrmimh8tp-jaza">
               <w:r>
                 <w:rPr>
                   <w:rFonts w:ascii="Arial" w:cs="Arial" w:eastAsia="Arial" w:hAnsi="Arial"/>
@@ -24952,7 +24952,7 @@
               <w:spacing w:after="10" w:before="0"/>
               <w:ind w:left="120"/>
             </w:pPr>
-            <w:hyperlink w:history="1" r:id="rIdetc3oznk9dipucilzu74y">
+            <w:hyperlink w:history="1" r:id="rIdwxitugonhxkcpkmnuk6rz">
               <w:r>
                 <w:rPr>
                   <w:rFonts w:ascii="Arial" w:cs="Arial" w:eastAsia="Arial" w:hAnsi="Arial"/>
@@ -25179,7 +25179,7 @@
               <w:spacing w:after="10" w:before="0"/>
               <w:ind w:left="120"/>
             </w:pPr>
-            <w:hyperlink w:history="1" r:id="rId1f767kbjzjhkzbczoh-sr">
+            <w:hyperlink w:history="1" r:id="rId2b7lpjlhkr8qcdhdfqntg">
               <w:r>
                 <w:rPr>
                   <w:rFonts w:ascii="Arial" w:cs="Arial" w:eastAsia="Arial" w:hAnsi="Arial"/>
@@ -25256,7 +25256,7 @@
               <w:spacing w:after="10" w:before="0"/>
               <w:ind w:left="120"/>
             </w:pPr>
-            <w:hyperlink w:history="1" r:id="rIdr8cditbhrddxfwn-5h3g0">
+            <w:hyperlink w:history="1" r:id="rIdghddxbmzsykcfqz9weuiv">
               <w:r>
                 <w:rPr>
                   <w:rFonts w:ascii="Arial" w:cs="Arial" w:eastAsia="Arial" w:hAnsi="Arial"/>
@@ -25483,7 +25483,7 @@
               <w:spacing w:after="10" w:before="0"/>
               <w:ind w:left="120"/>
             </w:pPr>
-            <w:hyperlink w:history="1" r:id="rId2zjrmsauik1j44nxfu9pc">
+            <w:hyperlink w:history="1" r:id="rIdpryt-5ad6lbqavusawfg9">
               <w:r>
                 <w:rPr>
                   <w:rFonts w:ascii="Arial" w:cs="Arial" w:eastAsia="Arial" w:hAnsi="Arial"/>
@@ -25560,7 +25560,7 @@
               <w:spacing w:after="10" w:before="0"/>
               <w:ind w:left="120"/>
             </w:pPr>
-            <w:hyperlink w:history="1" r:id="rIdzwfr1l1hmjqnx0glrkxdu">
+            <w:hyperlink w:history="1" r:id="rIdl_xnw2po0fwqsvy62dsk1">
               <w:r>
                 <w:rPr>
                   <w:rFonts w:ascii="Arial" w:cs="Arial" w:eastAsia="Arial" w:hAnsi="Arial"/>
@@ -26163,7 +26163,7 @@
         </w:rPr>
         <w:t xml:space="preserve">© 2026 SeaVuria and ARES. Aligned with KICD objectives. Developed by SeaVuria; technical implementation by ARES (with AI assistance from Claude). Licensed under </w:t>
       </w:r>
-      <w:hyperlink w:history="1" r:id="rId2vlynmwq7hxhcpezxghwy">
+      <w:hyperlink w:history="1" r:id="rIdapmd9goeldlqoidyt0yrx">
         <w:r>
           <w:rPr>
             <w:rFonts w:ascii="Arial" w:cs="Arial" w:eastAsia="Arial" w:hAnsi="Arial"/>
@@ -26184,7 +26184,7 @@
         </w:rPr>
         <w:t xml:space="preserve"> (</w:t>
       </w:r>
-      <w:hyperlink w:history="1" r:id="rIdtlr7ibmq_zg_hk6cb9uqi">
+      <w:hyperlink w:history="1" r:id="rIdlybbsorgez29vv5tlnfsr">
         <w:r>
           <w:rPr>
             <w:rFonts w:ascii="Arial" w:cs="Arial" w:eastAsia="Arial" w:hAnsi="Arial"/>

--- a/data/outputs/v2/General_Science/SS1.1_Introduction_to_General_Science/General_Science_Introduction_to_General_Science_CBE_LessonSequence.docx
+++ b/data/outputs/v2/General_Science/SS1.1_Introduction_to_General_Science/General_Science_Introduction_to_General_Science_CBE_LessonSequence.docx
@@ -2106,7 +2106,7 @@
         </w:rPr>
         <w:t xml:space="preserve">© 2026 SeaVuria and ARES. This work is licensed under a </w:t>
       </w:r>
-      <w:hyperlink w:history="1" r:id="rIdoxwisipjhargaxjdxh0vl">
+      <w:hyperlink w:history="1" r:id="rIdcvgr4kqlkyczn8oq5gqgj">
         <w:r>
           <w:rPr>
             <w:rFonts w:ascii="Arial" w:cs="Arial" w:eastAsia="Arial" w:hAnsi="Arial"/>
@@ -2126,7 +2126,7 @@
         </w:rPr>
         <w:t xml:space="preserve"> (</w:t>
       </w:r>
-      <w:hyperlink w:history="1" r:id="rIdkdqrkoapi6xpfsoxx88uu">
+      <w:hyperlink w:history="1" r:id="rIdjt9djfgigjcnfuh8cqmox">
         <w:r>
           <w:rPr>
             <w:rFonts w:ascii="Arial" w:cs="Arial" w:eastAsia="Arial" w:hAnsi="Arial"/>
@@ -2146,7 +2146,7 @@
         </w:rPr>
         <w:t xml:space="preserve">). To view a copy of this license, visit </w:t>
       </w:r>
-      <w:hyperlink w:history="1" r:id="rIdefdr6j5juza9uebevbkwn">
+      <w:hyperlink w:history="1" r:id="rIdzizj_sjqmod2vs-vmqbva">
         <w:r>
           <w:rPr>
             <w:rFonts w:ascii="Arial" w:cs="Arial" w:eastAsia="Arial" w:hAnsi="Arial"/>
@@ -3158,7 +3158,7 @@
             <w:pPr>
               <w:spacing w:after="20" w:before="0"/>
             </w:pPr>
-            <w:hyperlink w:history="1" r:id="rId3etkrsvq5up2edjkfxydl">
+            <w:hyperlink w:history="1" r:id="rIdac9bwquufsnuueknn5ank">
               <w:r>
                 <w:rPr>
                   <w:rFonts w:ascii="Arial" w:cs="Arial" w:eastAsia="Arial" w:hAnsi="Arial"/>
@@ -3207,7 +3207,7 @@
               <w:spacing w:after="10" w:before="0"/>
               <w:ind w:left="120"/>
             </w:pPr>
-            <w:hyperlink w:history="1" r:id="rIdlmgbtisla-6nyaulrqugt">
+            <w:hyperlink w:history="1" r:id="rIdkuycyyha54-tluc9wjgk3">
               <w:r>
                 <w:rPr>
                   <w:rFonts w:ascii="Arial" w:cs="Arial" w:eastAsia="Arial" w:hAnsi="Arial"/>
@@ -3269,7 +3269,7 @@
               <w:spacing w:after="10" w:before="0"/>
               <w:ind w:left="120"/>
             </w:pPr>
-            <w:hyperlink w:history="1" r:id="rId97nmrxhgdbj4wg9isnjlf">
+            <w:hyperlink w:history="1" r:id="rIdvanpug5hx5p1ifjgc9mec">
               <w:r>
                 <w:rPr>
                   <w:rFonts w:ascii="Arial" w:cs="Arial" w:eastAsia="Arial" w:hAnsi="Arial"/>
@@ -3479,7 +3479,7 @@
             <w:pPr>
               <w:spacing w:after="20" w:before="0"/>
             </w:pPr>
-            <w:hyperlink w:history="1" r:id="rIdpktfeb-5j4yaeegjqswv-">
+            <w:hyperlink w:history="1" r:id="rIdqfk5kxb1glmy1qq7eumnu">
               <w:r>
                 <w:rPr>
                   <w:rFonts w:ascii="Arial" w:cs="Arial" w:eastAsia="Arial" w:hAnsi="Arial"/>
@@ -3528,7 +3528,7 @@
               <w:spacing w:after="10" w:before="0"/>
               <w:ind w:left="120"/>
             </w:pPr>
-            <w:hyperlink w:history="1" r:id="rIdiov90i-qgbb2ai_yiruzx">
+            <w:hyperlink w:history="1" r:id="rIdo7lkaqwg70iqhzqpvksl7">
               <w:r>
                 <w:rPr>
                   <w:rFonts w:ascii="Arial" w:cs="Arial" w:eastAsia="Arial" w:hAnsi="Arial"/>
@@ -3590,7 +3590,7 @@
               <w:spacing w:after="10" w:before="0"/>
               <w:ind w:left="120"/>
             </w:pPr>
-            <w:hyperlink w:history="1" r:id="rId1a6qq_xscsn0tig2gcth4">
+            <w:hyperlink w:history="1" r:id="rIdadsy-k3iydkgbxsoeggfg">
               <w:r>
                 <w:rPr>
                   <w:rFonts w:ascii="Arial" w:cs="Arial" w:eastAsia="Arial" w:hAnsi="Arial"/>
@@ -3800,7 +3800,7 @@
             <w:pPr>
               <w:spacing w:after="20" w:before="0"/>
             </w:pPr>
-            <w:hyperlink w:history="1" r:id="rIdihmb__2tec0z4txgp3lmj">
+            <w:hyperlink w:history="1" r:id="rIdxt-7ic38k2wvwkyzy2mfh">
               <w:r>
                 <w:rPr>
                   <w:rFonts w:ascii="Arial" w:cs="Arial" w:eastAsia="Arial" w:hAnsi="Arial"/>
@@ -3849,7 +3849,7 @@
               <w:spacing w:after="10" w:before="0"/>
               <w:ind w:left="120"/>
             </w:pPr>
-            <w:hyperlink w:history="1" r:id="rIdu_prf4vpkp6yiifo_gwja">
+            <w:hyperlink w:history="1" r:id="rId17fyojxhgoacpdgqgv8xv">
               <w:r>
                 <w:rPr>
                   <w:rFonts w:ascii="Arial" w:cs="Arial" w:eastAsia="Arial" w:hAnsi="Arial"/>
@@ -3911,7 +3911,7 @@
               <w:spacing w:after="10" w:before="0"/>
               <w:ind w:left="120"/>
             </w:pPr>
-            <w:hyperlink w:history="1" r:id="rIdy9m2k5obugqjbevcsdowa">
+            <w:hyperlink w:history="1" r:id="rIdumwodob6s7gyk5ew0htiy">
               <w:r>
                 <w:rPr>
                   <w:rFonts w:ascii="Arial" w:cs="Arial" w:eastAsia="Arial" w:hAnsi="Arial"/>
@@ -4121,7 +4121,7 @@
             <w:pPr>
               <w:spacing w:after="20" w:before="0"/>
             </w:pPr>
-            <w:hyperlink w:history="1" r:id="rIduodo06svv0ypdzzfjc8dn">
+            <w:hyperlink w:history="1" r:id="rIdzg7o34jqe6jg9idp9uhct">
               <w:r>
                 <w:rPr>
                   <w:rFonts w:ascii="Arial" w:cs="Arial" w:eastAsia="Arial" w:hAnsi="Arial"/>
@@ -4170,7 +4170,7 @@
               <w:spacing w:after="10" w:before="0"/>
               <w:ind w:left="120"/>
             </w:pPr>
-            <w:hyperlink w:history="1" r:id="rIdte-trfo9tv17kzrzq-tx-">
+            <w:hyperlink w:history="1" r:id="rIdwk7lm0xotipqr47pu2gu6">
               <w:r>
                 <w:rPr>
                   <w:rFonts w:ascii="Arial" w:cs="Arial" w:eastAsia="Arial" w:hAnsi="Arial"/>
@@ -4232,7 +4232,7 @@
               <w:spacing w:after="10" w:before="0"/>
               <w:ind w:left="120"/>
             </w:pPr>
-            <w:hyperlink w:history="1" r:id="rIdykh9bfsynuyo01fru96fu">
+            <w:hyperlink w:history="1" r:id="rIdlifal-6vnf08hikwtud71">
               <w:r>
                 <w:rPr>
                   <w:rFonts w:ascii="Arial" w:cs="Arial" w:eastAsia="Arial" w:hAnsi="Arial"/>
@@ -4442,7 +4442,7 @@
             <w:pPr>
               <w:spacing w:after="20" w:before="0"/>
             </w:pPr>
-            <w:hyperlink w:history="1" r:id="rIddx9oynuvgosg0bhq8b7rk">
+            <w:hyperlink w:history="1" r:id="rIdtq7kydceisodq4h5oh6ha">
               <w:r>
                 <w:rPr>
                   <w:rFonts w:ascii="Arial" w:cs="Arial" w:eastAsia="Arial" w:hAnsi="Arial"/>
@@ -4491,7 +4491,7 @@
               <w:spacing w:after="10" w:before="0"/>
               <w:ind w:left="120"/>
             </w:pPr>
-            <w:hyperlink w:history="1" r:id="rIdxyc2zol55lbg9qzfrqz05">
+            <w:hyperlink w:history="1" r:id="rIdr-dkfg_bj_qdcyhmh5scy">
               <w:r>
                 <w:rPr>
                   <w:rFonts w:ascii="Arial" w:cs="Arial" w:eastAsia="Arial" w:hAnsi="Arial"/>
@@ -4553,7 +4553,7 @@
               <w:spacing w:after="10" w:before="0"/>
               <w:ind w:left="120"/>
             </w:pPr>
-            <w:hyperlink w:history="1" r:id="rIdbn99onavg-e5pcd7xkhdy">
+            <w:hyperlink w:history="1" r:id="rIdnsuqgvkf3-xzq2y1pibc9">
               <w:r>
                 <w:rPr>
                   <w:rFonts w:ascii="Arial" w:cs="Arial" w:eastAsia="Arial" w:hAnsi="Arial"/>
@@ -5080,7 +5080,7 @@
         </w:rPr>
         <w:t xml:space="preserve">© 2026 SeaVuria and ARES. Aligned with KICD objectives. Developed by SeaVuria; technical implementation by ARES (with AI assistance from Claude). Licensed under </w:t>
       </w:r>
-      <w:hyperlink w:history="1" r:id="rId5ugf5g-s_bfjptlk58tkl">
+      <w:hyperlink w:history="1" r:id="rIdgyqvqg9yzavjwfeekkunr">
         <w:r>
           <w:rPr>
             <w:rFonts w:ascii="Arial" w:cs="Arial" w:eastAsia="Arial" w:hAnsi="Arial"/>
@@ -5101,7 +5101,7 @@
         </w:rPr>
         <w:t xml:space="preserve"> (</w:t>
       </w:r>
-      <w:hyperlink w:history="1" r:id="rIdcggkwbrwtk_dkoykqicpp">
+      <w:hyperlink w:history="1" r:id="rIdshwbbof75cj8aniofzu6u">
         <w:r>
           <w:rPr>
             <w:rFonts w:ascii="Arial" w:cs="Arial" w:eastAsia="Arial" w:hAnsi="Arial"/>
@@ -6114,7 +6114,7 @@
             <w:pPr>
               <w:spacing w:after="20" w:before="0"/>
             </w:pPr>
-            <w:hyperlink w:history="1" r:id="rIds78nfq3e65n6ez1g90jxo">
+            <w:hyperlink w:history="1" r:id="rIddxynf06nmt0-atlryvk6r">
               <w:r>
                 <w:rPr>
                   <w:rFonts w:ascii="Arial" w:cs="Arial" w:eastAsia="Arial" w:hAnsi="Arial"/>
@@ -6163,7 +6163,7 @@
               <w:spacing w:after="10" w:before="0"/>
               <w:ind w:left="120"/>
             </w:pPr>
-            <w:hyperlink w:history="1" r:id="rIdfasnay1nr7i3by06el4ce">
+            <w:hyperlink w:history="1" r:id="rId65enaavwi88abkpax49xa">
               <w:r>
                 <w:rPr>
                   <w:rFonts w:ascii="Arial" w:cs="Arial" w:eastAsia="Arial" w:hAnsi="Arial"/>
@@ -6225,7 +6225,7 @@
               <w:spacing w:after="10" w:before="0"/>
               <w:ind w:left="120"/>
             </w:pPr>
-            <w:hyperlink w:history="1" r:id="rIdgwadyhhhxhxjyrglwnle4">
+            <w:hyperlink w:history="1" r:id="rIdq6ol_khujlgj04jnc2kzy">
               <w:r>
                 <w:rPr>
                   <w:rFonts w:ascii="Arial" w:cs="Arial" w:eastAsia="Arial" w:hAnsi="Arial"/>
@@ -6435,7 +6435,7 @@
             <w:pPr>
               <w:spacing w:after="20" w:before="0"/>
             </w:pPr>
-            <w:hyperlink w:history="1" r:id="rIdlb7qjhxu7b9jie5ehuxji">
+            <w:hyperlink w:history="1" r:id="rIdrmamargfd9wm6slncacts">
               <w:r>
                 <w:rPr>
                   <w:rFonts w:ascii="Arial" w:cs="Arial" w:eastAsia="Arial" w:hAnsi="Arial"/>
@@ -6484,7 +6484,7 @@
               <w:spacing w:after="10" w:before="0"/>
               <w:ind w:left="120"/>
             </w:pPr>
-            <w:hyperlink w:history="1" r:id="rIdouudvbyjnianrq1dcgt_j">
+            <w:hyperlink w:history="1" r:id="rIdeoje_nvdtied4y7ifcvuo">
               <w:r>
                 <w:rPr>
                   <w:rFonts w:ascii="Arial" w:cs="Arial" w:eastAsia="Arial" w:hAnsi="Arial"/>
@@ -6546,7 +6546,7 @@
               <w:spacing w:after="10" w:before="0"/>
               <w:ind w:left="120"/>
             </w:pPr>
-            <w:hyperlink w:history="1" r:id="rId1unqe_wndrofg5tlczjqo">
+            <w:hyperlink w:history="1" r:id="rId_zk8tsjvlkufxvabvncar">
               <w:r>
                 <w:rPr>
                   <w:rFonts w:ascii="Arial" w:cs="Arial" w:eastAsia="Arial" w:hAnsi="Arial"/>
@@ -6756,7 +6756,7 @@
             <w:pPr>
               <w:spacing w:after="20" w:before="0"/>
             </w:pPr>
-            <w:hyperlink w:history="1" r:id="rIdkl_vjbatdfwjb0znim5u4">
+            <w:hyperlink w:history="1" r:id="rId3yq-imzpizmuqrchnf7ik">
               <w:r>
                 <w:rPr>
                   <w:rFonts w:ascii="Arial" w:cs="Arial" w:eastAsia="Arial" w:hAnsi="Arial"/>
@@ -6805,7 +6805,7 @@
               <w:spacing w:after="10" w:before="0"/>
               <w:ind w:left="120"/>
             </w:pPr>
-            <w:hyperlink w:history="1" r:id="rId5bxbf2omvvlavvhcdyhoh">
+            <w:hyperlink w:history="1" r:id="rIdd3xccskb-lojtx6btfc9x">
               <w:r>
                 <w:rPr>
                   <w:rFonts w:ascii="Arial" w:cs="Arial" w:eastAsia="Arial" w:hAnsi="Arial"/>
@@ -6867,7 +6867,7 @@
               <w:spacing w:after="10" w:before="0"/>
               <w:ind w:left="120"/>
             </w:pPr>
-            <w:hyperlink w:history="1" r:id="rIdn2xs7ey-eac1vgdi5s9lp">
+            <w:hyperlink w:history="1" r:id="rIdnklqdwa9jh25jff0-bley">
               <w:r>
                 <w:rPr>
                   <w:rFonts w:ascii="Arial" w:cs="Arial" w:eastAsia="Arial" w:hAnsi="Arial"/>
@@ -7077,7 +7077,7 @@
             <w:pPr>
               <w:spacing w:after="20" w:before="0"/>
             </w:pPr>
-            <w:hyperlink w:history="1" r:id="rId9b409xblyppdvhfv_twmh">
+            <w:hyperlink w:history="1" r:id="rIdp1tgmgls7veq9wu5sdni4">
               <w:r>
                 <w:rPr>
                   <w:rFonts w:ascii="Arial" w:cs="Arial" w:eastAsia="Arial" w:hAnsi="Arial"/>
@@ -7126,7 +7126,7 @@
               <w:spacing w:after="10" w:before="0"/>
               <w:ind w:left="120"/>
             </w:pPr>
-            <w:hyperlink w:history="1" r:id="rIdgcpsq-qilxxaszi5uqllg">
+            <w:hyperlink w:history="1" r:id="rIdy4a4xezvjy5daypg0z91i">
               <w:r>
                 <w:rPr>
                   <w:rFonts w:ascii="Arial" w:cs="Arial" w:eastAsia="Arial" w:hAnsi="Arial"/>
@@ -7188,7 +7188,7 @@
               <w:spacing w:after="10" w:before="0"/>
               <w:ind w:left="120"/>
             </w:pPr>
-            <w:hyperlink w:history="1" r:id="rIdclkhbq9ifnmkhjsvyyq8q">
+            <w:hyperlink w:history="1" r:id="rIdzhk1ef8wf4zftpdqqc515">
               <w:r>
                 <w:rPr>
                   <w:rFonts w:ascii="Arial" w:cs="Arial" w:eastAsia="Arial" w:hAnsi="Arial"/>
@@ -7398,7 +7398,7 @@
             <w:pPr>
               <w:spacing w:after="20" w:before="0"/>
             </w:pPr>
-            <w:hyperlink w:history="1" r:id="rId4ku1nxwhrf5k9yvz9qo2q">
+            <w:hyperlink w:history="1" r:id="rIdeqh3ifp0hha6sd7daf5i0">
               <w:r>
                 <w:rPr>
                   <w:rFonts w:ascii="Arial" w:cs="Arial" w:eastAsia="Arial" w:hAnsi="Arial"/>
@@ -7447,7 +7447,7 @@
               <w:spacing w:after="10" w:before="0"/>
               <w:ind w:left="120"/>
             </w:pPr>
-            <w:hyperlink w:history="1" r:id="rIdaicgnzwznobzrwhyvkt1u">
+            <w:hyperlink w:history="1" r:id="rIduej_nw9aibdad3tgu77em">
               <w:r>
                 <w:rPr>
                   <w:rFonts w:ascii="Arial" w:cs="Arial" w:eastAsia="Arial" w:hAnsi="Arial"/>
@@ -7509,7 +7509,7 @@
               <w:spacing w:after="10" w:before="0"/>
               <w:ind w:left="120"/>
             </w:pPr>
-            <w:hyperlink w:history="1" r:id="rIdu38q6cw5tm2wqpkihd0rm">
+            <w:hyperlink w:history="1" r:id="rIdxu7glggacmubwmwarnj0t">
               <w:r>
                 <w:rPr>
                   <w:rFonts w:ascii="Arial" w:cs="Arial" w:eastAsia="Arial" w:hAnsi="Arial"/>
@@ -8036,7 +8036,7 @@
         </w:rPr>
         <w:t xml:space="preserve">© 2026 SeaVuria and ARES. Aligned with KICD objectives. Developed by SeaVuria; technical implementation by ARES (with AI assistance from Claude). Licensed under </w:t>
       </w:r>
-      <w:hyperlink w:history="1" r:id="rIdiruw1rps8sydqpqqqc4fn">
+      <w:hyperlink w:history="1" r:id="rIdv7njqvbznsshtvhl9l9x0">
         <w:r>
           <w:rPr>
             <w:rFonts w:ascii="Arial" w:cs="Arial" w:eastAsia="Arial" w:hAnsi="Arial"/>
@@ -8057,7 +8057,7 @@
         </w:rPr>
         <w:t xml:space="preserve"> (</w:t>
       </w:r>
-      <w:hyperlink w:history="1" r:id="rIdfwf2otz08i32bkgv1-4rn">
+      <w:hyperlink w:history="1" r:id="rId71e8piudldu-fy-ld1mux">
         <w:r>
           <w:rPr>
             <w:rFonts w:ascii="Arial" w:cs="Arial" w:eastAsia="Arial" w:hAnsi="Arial"/>
@@ -9087,7 +9087,7 @@
               <w:spacing w:after="10" w:before="0"/>
               <w:ind w:left="120"/>
             </w:pPr>
-            <w:hyperlink w:history="1" r:id="rId405txqbkdsawmqar7esbz">
+            <w:hyperlink w:history="1" r:id="rId7ee6hggqmluj5-jyop_6m">
               <w:r>
                 <w:rPr>
                   <w:rFonts w:ascii="Arial" w:cs="Arial" w:eastAsia="Arial" w:hAnsi="Arial"/>
@@ -9164,7 +9164,7 @@
               <w:spacing w:after="10" w:before="0"/>
               <w:ind w:left="120"/>
             </w:pPr>
-            <w:hyperlink w:history="1" r:id="rIdp2-iiu88uxd06jl4fjx5a">
+            <w:hyperlink w:history="1" r:id="rIdbvp1omeg5s6b5qtjnt-4n">
               <w:r>
                 <w:rPr>
                   <w:rFonts w:ascii="Arial" w:cs="Arial" w:eastAsia="Arial" w:hAnsi="Arial"/>
@@ -9391,7 +9391,7 @@
               <w:spacing w:after="10" w:before="0"/>
               <w:ind w:left="120"/>
             </w:pPr>
-            <w:hyperlink w:history="1" r:id="rIdqjw8ux2ygstgjxq_epz62">
+            <w:hyperlink w:history="1" r:id="rIdmkn2c_ynzt94wkqu_2ejs">
               <w:r>
                 <w:rPr>
                   <w:rFonts w:ascii="Arial" w:cs="Arial" w:eastAsia="Arial" w:hAnsi="Arial"/>
@@ -9468,7 +9468,7 @@
               <w:spacing w:after="10" w:before="0"/>
               <w:ind w:left="120"/>
             </w:pPr>
-            <w:hyperlink w:history="1" r:id="rId5ay4mhjicq-42qadjrzfa">
+            <w:hyperlink w:history="1" r:id="rIdbymyty_xx8on72oixrasc">
               <w:r>
                 <w:rPr>
                   <w:rFonts w:ascii="Arial" w:cs="Arial" w:eastAsia="Arial" w:hAnsi="Arial"/>
@@ -9695,7 +9695,7 @@
               <w:spacing w:after="10" w:before="0"/>
               <w:ind w:left="120"/>
             </w:pPr>
-            <w:hyperlink w:history="1" r:id="rId6vrgncsqjg5ba6spzerah">
+            <w:hyperlink w:history="1" r:id="rIdcvo7k7ik9vuqot9xg4gpi">
               <w:r>
                 <w:rPr>
                   <w:rFonts w:ascii="Arial" w:cs="Arial" w:eastAsia="Arial" w:hAnsi="Arial"/>
@@ -9772,7 +9772,7 @@
               <w:spacing w:after="10" w:before="0"/>
               <w:ind w:left="120"/>
             </w:pPr>
-            <w:hyperlink w:history="1" r:id="rIdn9o5i7_tvzrhjkntdqtgn">
+            <w:hyperlink w:history="1" r:id="rIdhrnt_hcjubw91auvjmqwk">
               <w:r>
                 <w:rPr>
                   <w:rFonts w:ascii="Arial" w:cs="Arial" w:eastAsia="Arial" w:hAnsi="Arial"/>
@@ -9999,7 +9999,7 @@
               <w:spacing w:after="10" w:before="0"/>
               <w:ind w:left="120"/>
             </w:pPr>
-            <w:hyperlink w:history="1" r:id="rId5aah_xu5ut0cq2e6vn9-f">
+            <w:hyperlink w:history="1" r:id="rIddxmmlekh9y1flvob5vpuw">
               <w:r>
                 <w:rPr>
                   <w:rFonts w:ascii="Arial" w:cs="Arial" w:eastAsia="Arial" w:hAnsi="Arial"/>
@@ -10076,7 +10076,7 @@
               <w:spacing w:after="10" w:before="0"/>
               <w:ind w:left="120"/>
             </w:pPr>
-            <w:hyperlink w:history="1" r:id="rIdp1h4pkwkfnu355pidej5h">
+            <w:hyperlink w:history="1" r:id="rIdmh578acn_d4bsglkqk1yc">
               <w:r>
                 <w:rPr>
                   <w:rFonts w:ascii="Arial" w:cs="Arial" w:eastAsia="Arial" w:hAnsi="Arial"/>
@@ -10303,7 +10303,7 @@
               <w:spacing w:after="10" w:before="0"/>
               <w:ind w:left="120"/>
             </w:pPr>
-            <w:hyperlink w:history="1" r:id="rId9cd--f_pevwwsfduera0u">
+            <w:hyperlink w:history="1" r:id="rIdwozmyrhmmz_qnhkhlyess">
               <w:r>
                 <w:rPr>
                   <w:rFonts w:ascii="Arial" w:cs="Arial" w:eastAsia="Arial" w:hAnsi="Arial"/>
@@ -10380,7 +10380,7 @@
               <w:spacing w:after="10" w:before="0"/>
               <w:ind w:left="120"/>
             </w:pPr>
-            <w:hyperlink w:history="1" r:id="rIdpugxoj0erlogbp0n0m7_g">
+            <w:hyperlink w:history="1" r:id="rIdufjx47qzdrzskm26z6lpn">
               <w:r>
                 <w:rPr>
                   <w:rFonts w:ascii="Arial" w:cs="Arial" w:eastAsia="Arial" w:hAnsi="Arial"/>
@@ -10907,7 +10907,7 @@
         </w:rPr>
         <w:t xml:space="preserve">© 2026 SeaVuria and ARES. Aligned with KICD objectives. Developed by SeaVuria; technical implementation by ARES (with AI assistance from Claude). Licensed under </w:t>
       </w:r>
-      <w:hyperlink w:history="1" r:id="rIdrbkgafhxgsyd82ywirwtl">
+      <w:hyperlink w:history="1" r:id="rIdwotfum2udvhhttrb8gn_-">
         <w:r>
           <w:rPr>
             <w:rFonts w:ascii="Arial" w:cs="Arial" w:eastAsia="Arial" w:hAnsi="Arial"/>
@@ -10928,7 +10928,7 @@
         </w:rPr>
         <w:t xml:space="preserve"> (</w:t>
       </w:r>
-      <w:hyperlink w:history="1" r:id="rId6-pn4i9xlvrx0e7f0d6hh">
+      <w:hyperlink w:history="1" r:id="rIdyrxtht0jvz6yjs_noo_qj">
         <w:r>
           <w:rPr>
             <w:rFonts w:ascii="Arial" w:cs="Arial" w:eastAsia="Arial" w:hAnsi="Arial"/>
@@ -11958,7 +11958,7 @@
               <w:spacing w:after="10" w:before="0"/>
               <w:ind w:left="120"/>
             </w:pPr>
-            <w:hyperlink w:history="1" r:id="rIds5tw4tey3apmk8kaivdqv">
+            <w:hyperlink w:history="1" r:id="rIdaopsbyzet3bkvivd88-ce">
               <w:r>
                 <w:rPr>
                   <w:rFonts w:ascii="Arial" w:cs="Arial" w:eastAsia="Arial" w:hAnsi="Arial"/>
@@ -12035,7 +12035,7 @@
               <w:spacing w:after="10" w:before="0"/>
               <w:ind w:left="120"/>
             </w:pPr>
-            <w:hyperlink w:history="1" r:id="rIddftuww2cbf7_w6fcx-sqp">
+            <w:hyperlink w:history="1" r:id="rIdqankls6tvwneacfpdw_2o">
               <w:r>
                 <w:rPr>
                   <w:rFonts w:ascii="Arial" w:cs="Arial" w:eastAsia="Arial" w:hAnsi="Arial"/>
@@ -12262,7 +12262,7 @@
               <w:spacing w:after="10" w:before="0"/>
               <w:ind w:left="120"/>
             </w:pPr>
-            <w:hyperlink w:history="1" r:id="rIdhtanrwsgt4g7vfqppdmxq">
+            <w:hyperlink w:history="1" r:id="rIdfqmj6hggpdyx4mgwvjtad">
               <w:r>
                 <w:rPr>
                   <w:rFonts w:ascii="Arial" w:cs="Arial" w:eastAsia="Arial" w:hAnsi="Arial"/>
@@ -12339,7 +12339,7 @@
               <w:spacing w:after="10" w:before="0"/>
               <w:ind w:left="120"/>
             </w:pPr>
-            <w:hyperlink w:history="1" r:id="rIdasgfryoqun5cwdzqtxojn">
+            <w:hyperlink w:history="1" r:id="rIdp8l1z6bah37om7idpe-tx">
               <w:r>
                 <w:rPr>
                   <w:rFonts w:ascii="Arial" w:cs="Arial" w:eastAsia="Arial" w:hAnsi="Arial"/>
@@ -12566,7 +12566,7 @@
               <w:spacing w:after="10" w:before="0"/>
               <w:ind w:left="120"/>
             </w:pPr>
-            <w:hyperlink w:history="1" r:id="rIdvdtrf97nvso_w8cnxzydh">
+            <w:hyperlink w:history="1" r:id="rIdqqidtkqtjymajm4bwg1tt">
               <w:r>
                 <w:rPr>
                   <w:rFonts w:ascii="Arial" w:cs="Arial" w:eastAsia="Arial" w:hAnsi="Arial"/>
@@ -12643,7 +12643,7 @@
               <w:spacing w:after="10" w:before="0"/>
               <w:ind w:left="120"/>
             </w:pPr>
-            <w:hyperlink w:history="1" r:id="rIdglvnmcqmqxyxp0v30k67g">
+            <w:hyperlink w:history="1" r:id="rIdblf5msxnpjz6ytmks3rce">
               <w:r>
                 <w:rPr>
                   <w:rFonts w:ascii="Arial" w:cs="Arial" w:eastAsia="Arial" w:hAnsi="Arial"/>
@@ -12870,7 +12870,7 @@
               <w:spacing w:after="10" w:before="0"/>
               <w:ind w:left="120"/>
             </w:pPr>
-            <w:hyperlink w:history="1" r:id="rIdebma_mrl5j7jpqbjedf9l">
+            <w:hyperlink w:history="1" r:id="rId2wn6ei08jpufuprjdz3l8">
               <w:r>
                 <w:rPr>
                   <w:rFonts w:ascii="Arial" w:cs="Arial" w:eastAsia="Arial" w:hAnsi="Arial"/>
@@ -12947,7 +12947,7 @@
               <w:spacing w:after="10" w:before="0"/>
               <w:ind w:left="120"/>
             </w:pPr>
-            <w:hyperlink w:history="1" r:id="rIdj878injfqxuulytbp5xpf">
+            <w:hyperlink w:history="1" r:id="rIdlj3qfie0k8gvdxggpnike">
               <w:r>
                 <w:rPr>
                   <w:rFonts w:ascii="Arial" w:cs="Arial" w:eastAsia="Arial" w:hAnsi="Arial"/>
@@ -13174,7 +13174,7 @@
               <w:spacing w:after="10" w:before="0"/>
               <w:ind w:left="120"/>
             </w:pPr>
-            <w:hyperlink w:history="1" r:id="rIdui8izraipnrnoh169fbur">
+            <w:hyperlink w:history="1" r:id="rIddbhmhy1qos2juamr-fyer">
               <w:r>
                 <w:rPr>
                   <w:rFonts w:ascii="Arial" w:cs="Arial" w:eastAsia="Arial" w:hAnsi="Arial"/>
@@ -13251,7 +13251,7 @@
               <w:spacing w:after="10" w:before="0"/>
               <w:ind w:left="120"/>
             </w:pPr>
-            <w:hyperlink w:history="1" r:id="rIdmbyxmkojs0ujqoyql-dna">
+            <w:hyperlink w:history="1" r:id="rIdqav0mdc9nqt3p1a1duyqa">
               <w:r>
                 <w:rPr>
                   <w:rFonts w:ascii="Arial" w:cs="Arial" w:eastAsia="Arial" w:hAnsi="Arial"/>
@@ -13892,7 +13892,7 @@
         </w:rPr>
         <w:t xml:space="preserve">© 2026 SeaVuria and ARES. Aligned with KICD objectives. Developed by SeaVuria; technical implementation by ARES (with AI assistance from Claude). Licensed under </w:t>
       </w:r>
-      <w:hyperlink w:history="1" r:id="rId4h55li64ieqbcn14__cx_">
+      <w:hyperlink w:history="1" r:id="rIdxi82kanjlr-vrthwojyqp">
         <w:r>
           <w:rPr>
             <w:rFonts w:ascii="Arial" w:cs="Arial" w:eastAsia="Arial" w:hAnsi="Arial"/>
@@ -13913,7 +13913,7 @@
         </w:rPr>
         <w:t xml:space="preserve"> (</w:t>
       </w:r>
-      <w:hyperlink w:history="1" r:id="rIdijh2_xs3-2glzjm-qevcd">
+      <w:hyperlink w:history="1" r:id="rIdwca7gdcjghlkfpdblf3at">
         <w:r>
           <w:rPr>
             <w:rFonts w:ascii="Arial" w:cs="Arial" w:eastAsia="Arial" w:hAnsi="Arial"/>
@@ -14926,7 +14926,7 @@
             <w:pPr>
               <w:spacing w:after="20" w:before="0"/>
             </w:pPr>
-            <w:hyperlink w:history="1" r:id="rId-_77qm_vvb50axcosl8kz">
+            <w:hyperlink w:history="1" r:id="rIdsiynqi4l2vwy44m155wbr">
               <w:r>
                 <w:rPr>
                   <w:rFonts w:ascii="Arial" w:cs="Arial" w:eastAsia="Arial" w:hAnsi="Arial"/>
@@ -14959,7 +14959,7 @@
               <w:spacing w:after="10" w:before="0"/>
               <w:ind w:left="120"/>
             </w:pPr>
-            <w:hyperlink w:history="1" r:id="rId3qdv-5vwnmylblwscjaid">
+            <w:hyperlink w:history="1" r:id="rIdzwk_9vtslmxwjac4qko69">
               <w:r>
                 <w:rPr>
                   <w:rFonts w:ascii="Arial" w:cs="Arial" w:eastAsia="Arial" w:hAnsi="Arial"/>
@@ -15004,7 +15004,7 @@
             <w:pPr>
               <w:spacing w:after="20" w:before="0"/>
             </w:pPr>
-            <w:hyperlink w:history="1" r:id="rIdani9mqxrm5o9t6dqgzm9c">
+            <w:hyperlink w:history="1" r:id="rIdbln9qdk3jnznvshu8-qtl">
               <w:r>
                 <w:rPr>
                   <w:rFonts w:ascii="Arial" w:cs="Arial" w:eastAsia="Arial" w:hAnsi="Arial"/>
@@ -15053,7 +15053,7 @@
               <w:spacing w:after="10" w:before="0"/>
               <w:ind w:left="120"/>
             </w:pPr>
-            <w:hyperlink w:history="1" r:id="rIdf9o981zlu7zpullm2dbaf">
+            <w:hyperlink w:history="1" r:id="rIdyqqn-wopzzke5bfow3_zk">
               <w:r>
                 <w:rPr>
                   <w:rFonts w:ascii="Arial" w:cs="Arial" w:eastAsia="Arial" w:hAnsi="Arial"/>
@@ -15248,7 +15248,7 @@
             <w:pPr>
               <w:spacing w:after="20" w:before="0"/>
             </w:pPr>
-            <w:hyperlink w:history="1" r:id="rIdzqhjoiey4kwbkczv4g-jp">
+            <w:hyperlink w:history="1" r:id="rIdr55syj9iupta3p7tgdhuf">
               <w:r>
                 <w:rPr>
                   <w:rFonts w:ascii="Arial" w:cs="Arial" w:eastAsia="Arial" w:hAnsi="Arial"/>
@@ -15281,7 +15281,7 @@
               <w:spacing w:after="10" w:before="0"/>
               <w:ind w:left="120"/>
             </w:pPr>
-            <w:hyperlink w:history="1" r:id="rIdjkuci6cl02f41hvs5oj5v">
+            <w:hyperlink w:history="1" r:id="rIdjs6mt8rfkqrpe-b8yolhz">
               <w:r>
                 <w:rPr>
                   <w:rFonts w:ascii="Arial" w:cs="Arial" w:eastAsia="Arial" w:hAnsi="Arial"/>
@@ -15326,7 +15326,7 @@
             <w:pPr>
               <w:spacing w:after="20" w:before="0"/>
             </w:pPr>
-            <w:hyperlink w:history="1" r:id="rIde9p0xqmhfpd5rvsidma_r">
+            <w:hyperlink w:history="1" r:id="rIdw0yd9s-eiutbv5lswzvif">
               <w:r>
                 <w:rPr>
                   <w:rFonts w:ascii="Arial" w:cs="Arial" w:eastAsia="Arial" w:hAnsi="Arial"/>
@@ -15375,7 +15375,7 @@
               <w:spacing w:after="10" w:before="0"/>
               <w:ind w:left="120"/>
             </w:pPr>
-            <w:hyperlink w:history="1" r:id="rIdksyhkv8sx_zsia7ejjnkx">
+            <w:hyperlink w:history="1" r:id="rIdbk6634uzmdxme0bgzh5d3">
               <w:r>
                 <w:rPr>
                   <w:rFonts w:ascii="Arial" w:cs="Arial" w:eastAsia="Arial" w:hAnsi="Arial"/>
@@ -15570,7 +15570,7 @@
             <w:pPr>
               <w:spacing w:after="20" w:before="0"/>
             </w:pPr>
-            <w:hyperlink w:history="1" r:id="rId-h1-h0e-fejqrpe1ulwyh">
+            <w:hyperlink w:history="1" r:id="rIdkrebrd3k0f3nvnta5zgl9">
               <w:r>
                 <w:rPr>
                   <w:rFonts w:ascii="Arial" w:cs="Arial" w:eastAsia="Arial" w:hAnsi="Arial"/>
@@ -15619,7 +15619,7 @@
               <w:spacing w:after="10" w:before="0"/>
               <w:ind w:left="120"/>
             </w:pPr>
-            <w:hyperlink w:history="1" r:id="rIdpx6x-fdvv-pbr3tpt3b54">
+            <w:hyperlink w:history="1" r:id="rIdwohc4mywhxswkm1sdk_i9">
               <w:r>
                 <w:rPr>
                   <w:rFonts w:ascii="Arial" w:cs="Arial" w:eastAsia="Arial" w:hAnsi="Arial"/>
@@ -15664,7 +15664,7 @@
             <w:pPr>
               <w:spacing w:after="20" w:before="0"/>
             </w:pPr>
-            <w:hyperlink w:history="1" r:id="rIdqjonnauevfqn2e3qsfelu">
+            <w:hyperlink w:history="1" r:id="rIdeyq00e8o50eu5gh2z4iny">
               <w:r>
                 <w:rPr>
                   <w:rFonts w:ascii="Arial" w:cs="Arial" w:eastAsia="Arial" w:hAnsi="Arial"/>
@@ -15713,7 +15713,7 @@
               <w:spacing w:after="10" w:before="0"/>
               <w:ind w:left="120"/>
             </w:pPr>
-            <w:hyperlink w:history="1" r:id="rIdffephnomui4grplowfu_p">
+            <w:hyperlink w:history="1" r:id="rIdiz15jr76wm1t2esrfg7lt">
               <w:r>
                 <w:rPr>
                   <w:rFonts w:ascii="Arial" w:cs="Arial" w:eastAsia="Arial" w:hAnsi="Arial"/>
@@ -15908,7 +15908,7 @@
             <w:pPr>
               <w:spacing w:after="20" w:before="0"/>
             </w:pPr>
-            <w:hyperlink w:history="1" r:id="rIdhwci-dphj4iecqfu77v1j">
+            <w:hyperlink w:history="1" r:id="rId7nemahgmy7sjv5dgzpcjg">
               <w:r>
                 <w:rPr>
                   <w:rFonts w:ascii="Arial" w:cs="Arial" w:eastAsia="Arial" w:hAnsi="Arial"/>
@@ -15957,7 +15957,7 @@
               <w:spacing w:after="10" w:before="0"/>
               <w:ind w:left="120"/>
             </w:pPr>
-            <w:hyperlink w:history="1" r:id="rIdkrtharup76sopyqzmlm2e">
+            <w:hyperlink w:history="1" r:id="rIdtdf1tfojyizaj7wtwth5y">
               <w:r>
                 <w:rPr>
                   <w:rFonts w:ascii="Arial" w:cs="Arial" w:eastAsia="Arial" w:hAnsi="Arial"/>
@@ -16002,7 +16002,7 @@
             <w:pPr>
               <w:spacing w:after="20" w:before="0"/>
             </w:pPr>
-            <w:hyperlink w:history="1" r:id="rId5mizfcowcbymprv9ncsxh">
+            <w:hyperlink w:history="1" r:id="rIdpzlba67cdbjnrnmqemvoo">
               <w:r>
                 <w:rPr>
                   <w:rFonts w:ascii="Arial" w:cs="Arial" w:eastAsia="Arial" w:hAnsi="Arial"/>
@@ -16051,7 +16051,7 @@
               <w:spacing w:after="10" w:before="0"/>
               <w:ind w:left="120"/>
             </w:pPr>
-            <w:hyperlink w:history="1" r:id="rId8oks1e2kp4swy_tmrh7rr">
+            <w:hyperlink w:history="1" r:id="rIdpusy-ihq_axdaqls21c3w">
               <w:r>
                 <w:rPr>
                   <w:rFonts w:ascii="Arial" w:cs="Arial" w:eastAsia="Arial" w:hAnsi="Arial"/>
@@ -16246,7 +16246,7 @@
             <w:pPr>
               <w:spacing w:after="20" w:before="0"/>
             </w:pPr>
-            <w:hyperlink w:history="1" r:id="rIdruanys23a1ircs0s0ydi8">
+            <w:hyperlink w:history="1" r:id="rId7ydok5wxxuhnymwtn7lbz">
               <w:r>
                 <w:rPr>
                   <w:rFonts w:ascii="Arial" w:cs="Arial" w:eastAsia="Arial" w:hAnsi="Arial"/>
@@ -16295,7 +16295,7 @@
               <w:spacing w:after="10" w:before="0"/>
               <w:ind w:left="120"/>
             </w:pPr>
-            <w:hyperlink w:history="1" r:id="rId7t1de778rcde06zeihjkc">
+            <w:hyperlink w:history="1" r:id="rId29ewiwp-pxuiqgn2duco1">
               <w:r>
                 <w:rPr>
                   <w:rFonts w:ascii="Arial" w:cs="Arial" w:eastAsia="Arial" w:hAnsi="Arial"/>
@@ -16340,7 +16340,7 @@
             <w:pPr>
               <w:spacing w:after="20" w:before="0"/>
             </w:pPr>
-            <w:hyperlink w:history="1" r:id="rIdncd-mc8t1ydgn4pl-z-v9">
+            <w:hyperlink w:history="1" r:id="rIdtiukbjoqyprf6kosrpoqi">
               <w:r>
                 <w:rPr>
                   <w:rFonts w:ascii="Arial" w:cs="Arial" w:eastAsia="Arial" w:hAnsi="Arial"/>
@@ -16389,7 +16389,7 @@
               <w:spacing w:after="10" w:before="0"/>
               <w:ind w:left="120"/>
             </w:pPr>
-            <w:hyperlink w:history="1" r:id="rIdocgls-u7rh09qqvxfybqv">
+            <w:hyperlink w:history="1" r:id="rIdbfeqsuyjdadrwlqyxfpon">
               <w:r>
                 <w:rPr>
                   <w:rFonts w:ascii="Arial" w:cs="Arial" w:eastAsia="Arial" w:hAnsi="Arial"/>
@@ -16901,7 +16901,7 @@
         </w:rPr>
         <w:t xml:space="preserve">© 2026 SeaVuria and ARES. Aligned with KICD objectives. Developed by SeaVuria; technical implementation by ARES (with AI assistance from Claude). Licensed under </w:t>
       </w:r>
-      <w:hyperlink w:history="1" r:id="rIdsbmicwzs0jvtbojipkj1r">
+      <w:hyperlink w:history="1" r:id="rIdqtlojlwhfqmqxgzc8lbqa">
         <w:r>
           <w:rPr>
             <w:rFonts w:ascii="Arial" w:cs="Arial" w:eastAsia="Arial" w:hAnsi="Arial"/>
@@ -16922,7 +16922,7 @@
         </w:rPr>
         <w:t xml:space="preserve"> (</w:t>
       </w:r>
-      <w:hyperlink w:history="1" r:id="rIdqjedpcn3entmqp1eq87d5">
+      <w:hyperlink w:history="1" r:id="rIdfaukrbo4wzxpi9l1spzrx">
         <w:r>
           <w:rPr>
             <w:rFonts w:ascii="Arial" w:cs="Arial" w:eastAsia="Arial" w:hAnsi="Arial"/>
@@ -17935,7 +17935,7 @@
             <w:pPr>
               <w:spacing w:after="20" w:before="0"/>
             </w:pPr>
-            <w:hyperlink w:history="1" r:id="rId1pfh-apyr7acp9ti6cjhh">
+            <w:hyperlink w:history="1" r:id="rIdqzla5ucd8ueidalvt3ecz">
               <w:r>
                 <w:rPr>
                   <w:rFonts w:ascii="Arial" w:cs="Arial" w:eastAsia="Arial" w:hAnsi="Arial"/>
@@ -17984,7 +17984,7 @@
               <w:spacing w:after="10" w:before="0"/>
               <w:ind w:left="120"/>
             </w:pPr>
-            <w:hyperlink w:history="1" r:id="rIda-owweo4ovqxdq1veajpu">
+            <w:hyperlink w:history="1" r:id="rIdzotsaizuzcofuoovwso7d">
               <w:r>
                 <w:rPr>
                   <w:rFonts w:ascii="Arial" w:cs="Arial" w:eastAsia="Arial" w:hAnsi="Arial"/>
@@ -18029,7 +18029,7 @@
             <w:pPr>
               <w:spacing w:after="20" w:before="0"/>
             </w:pPr>
-            <w:hyperlink w:history="1" r:id="rIdfj9jvfxhdmnexzuqlikxq">
+            <w:hyperlink w:history="1" r:id="rIdtocrg1ogsum5er_ovclle">
               <w:r>
                 <w:rPr>
                   <w:rFonts w:ascii="Arial" w:cs="Arial" w:eastAsia="Arial" w:hAnsi="Arial"/>
@@ -18062,7 +18062,7 @@
               <w:spacing w:after="10" w:before="0"/>
               <w:ind w:left="120"/>
             </w:pPr>
-            <w:hyperlink w:history="1" r:id="rIdq8wbgt2yxp1fnx9ir2_yr">
+            <w:hyperlink w:history="1" r:id="rIdtjusjowxc6lu4rp8ygtmz">
               <w:r>
                 <w:rPr>
                   <w:rFonts w:ascii="Arial" w:cs="Arial" w:eastAsia="Arial" w:hAnsi="Arial"/>
@@ -18257,7 +18257,7 @@
             <w:pPr>
               <w:spacing w:after="20" w:before="0"/>
             </w:pPr>
-            <w:hyperlink w:history="1" r:id="rIdddaxblytkpsrrvur9fbja">
+            <w:hyperlink w:history="1" r:id="rIdwgkpa8au1uoscqmosrfss">
               <w:r>
                 <w:rPr>
                   <w:rFonts w:ascii="Arial" w:cs="Arial" w:eastAsia="Arial" w:hAnsi="Arial"/>
@@ -18306,7 +18306,7 @@
               <w:spacing w:after="10" w:before="0"/>
               <w:ind w:left="120"/>
             </w:pPr>
-            <w:hyperlink w:history="1" r:id="rIdx8eexjfgtduhmwkfcj95x">
+            <w:hyperlink w:history="1" r:id="rIdfzg-j6y-healmsah1labn">
               <w:r>
                 <w:rPr>
                   <w:rFonts w:ascii="Arial" w:cs="Arial" w:eastAsia="Arial" w:hAnsi="Arial"/>
@@ -18351,7 +18351,7 @@
             <w:pPr>
               <w:spacing w:after="20" w:before="0"/>
             </w:pPr>
-            <w:hyperlink w:history="1" r:id="rIdndvwyqqzan6xfofbipzue">
+            <w:hyperlink w:history="1" r:id="rId087zlvevu_hfg-3de9zec">
               <w:r>
                 <w:rPr>
                   <w:rFonts w:ascii="Arial" w:cs="Arial" w:eastAsia="Arial" w:hAnsi="Arial"/>
@@ -18384,7 +18384,7 @@
               <w:spacing w:after="10" w:before="0"/>
               <w:ind w:left="120"/>
             </w:pPr>
-            <w:hyperlink w:history="1" r:id="rIdgdfjecpq05vhvwo_a6gby">
+            <w:hyperlink w:history="1" r:id="rIdicmxx3wshpvjaaaugqnj6">
               <w:r>
                 <w:rPr>
                   <w:rFonts w:ascii="Arial" w:cs="Arial" w:eastAsia="Arial" w:hAnsi="Arial"/>
@@ -18579,7 +18579,7 @@
             <w:pPr>
               <w:spacing w:after="20" w:before="0"/>
             </w:pPr>
-            <w:hyperlink w:history="1" r:id="rIdi_rsrdflhzvlkz4dtxhcr">
+            <w:hyperlink w:history="1" r:id="rIdxyzsuaaxjfruq1wr9n4mg">
               <w:r>
                 <w:rPr>
                   <w:rFonts w:ascii="Arial" w:cs="Arial" w:eastAsia="Arial" w:hAnsi="Arial"/>
@@ -18628,7 +18628,7 @@
               <w:spacing w:after="10" w:before="0"/>
               <w:ind w:left="120"/>
             </w:pPr>
-            <w:hyperlink w:history="1" r:id="rIdmfpqh7v4czs0uhbdzx3jh">
+            <w:hyperlink w:history="1" r:id="rIddyw9ncrrd5wkyjfdbhqj-">
               <w:r>
                 <w:rPr>
                   <w:rFonts w:ascii="Arial" w:cs="Arial" w:eastAsia="Arial" w:hAnsi="Arial"/>
@@ -18673,7 +18673,7 @@
             <w:pPr>
               <w:spacing w:after="20" w:before="0"/>
             </w:pPr>
-            <w:hyperlink w:history="1" r:id="rIdk3ed_wzegco_prnagxwh6">
+            <w:hyperlink w:history="1" r:id="rIdiagb4fhdsyupbknq1vzrd">
               <w:r>
                 <w:rPr>
                   <w:rFonts w:ascii="Arial" w:cs="Arial" w:eastAsia="Arial" w:hAnsi="Arial"/>
@@ -18722,7 +18722,7 @@
               <w:spacing w:after="10" w:before="0"/>
               <w:ind w:left="120"/>
             </w:pPr>
-            <w:hyperlink w:history="1" r:id="rIdpvb-iutnqdjtl4vq4kxs8">
+            <w:hyperlink w:history="1" r:id="rIdfd2orucmrnqzkmavvds45">
               <w:r>
                 <w:rPr>
                   <w:rFonts w:ascii="Arial" w:cs="Arial" w:eastAsia="Arial" w:hAnsi="Arial"/>
@@ -18917,7 +18917,7 @@
             <w:pPr>
               <w:spacing w:after="20" w:before="0"/>
             </w:pPr>
-            <w:hyperlink w:history="1" r:id="rId2lhsmak-hlm7ee0nwd6qc">
+            <w:hyperlink w:history="1" r:id="rIdwyxhfnl3vfxmk_u-2zbcy">
               <w:r>
                 <w:rPr>
                   <w:rFonts w:ascii="Arial" w:cs="Arial" w:eastAsia="Arial" w:hAnsi="Arial"/>
@@ -18966,7 +18966,7 @@
               <w:spacing w:after="10" w:before="0"/>
               <w:ind w:left="120"/>
             </w:pPr>
-            <w:hyperlink w:history="1" r:id="rIdg4q12bmol7gjrcreudu_6">
+            <w:hyperlink w:history="1" r:id="rIddtqpcz03lh4p31boq3y3i">
               <w:r>
                 <w:rPr>
                   <w:rFonts w:ascii="Arial" w:cs="Arial" w:eastAsia="Arial" w:hAnsi="Arial"/>
@@ -19011,7 +19011,7 @@
             <w:pPr>
               <w:spacing w:after="20" w:before="0"/>
             </w:pPr>
-            <w:hyperlink w:history="1" r:id="rIdyy3u6jcsgpmsuwea-eove">
+            <w:hyperlink w:history="1" r:id="rIdey2qvu5pusuvi6zuu3mkf">
               <w:r>
                 <w:rPr>
                   <w:rFonts w:ascii="Arial" w:cs="Arial" w:eastAsia="Arial" w:hAnsi="Arial"/>
@@ -19044,7 +19044,7 @@
               <w:spacing w:after="10" w:before="0"/>
               <w:ind w:left="120"/>
             </w:pPr>
-            <w:hyperlink w:history="1" r:id="rIdiyk0sjzwefqxdmy2s2yiq">
+            <w:hyperlink w:history="1" r:id="rIdekgmp2vry-xruucvccwbx">
               <w:r>
                 <w:rPr>
                   <w:rFonts w:ascii="Arial" w:cs="Arial" w:eastAsia="Arial" w:hAnsi="Arial"/>
@@ -19239,7 +19239,7 @@
             <w:pPr>
               <w:spacing w:after="20" w:before="0"/>
             </w:pPr>
-            <w:hyperlink w:history="1" r:id="rId9tpvbfvyasjy1uhfzconu">
+            <w:hyperlink w:history="1" r:id="rIdtdkvxlblaiswyeoodyvlo">
               <w:r>
                 <w:rPr>
                   <w:rFonts w:ascii="Arial" w:cs="Arial" w:eastAsia="Arial" w:hAnsi="Arial"/>
@@ -19288,7 +19288,7 @@
               <w:spacing w:after="10" w:before="0"/>
               <w:ind w:left="120"/>
             </w:pPr>
-            <w:hyperlink w:history="1" r:id="rId_2xdh89g-aj115sqvqqdm">
+            <w:hyperlink w:history="1" r:id="rIdsid-wsrrxt_mlvilneit6">
               <w:r>
                 <w:rPr>
                   <w:rFonts w:ascii="Arial" w:cs="Arial" w:eastAsia="Arial" w:hAnsi="Arial"/>
@@ -19333,7 +19333,7 @@
             <w:pPr>
               <w:spacing w:after="20" w:before="0"/>
             </w:pPr>
-            <w:hyperlink w:history="1" r:id="rIdlpqd5dewxnpglrrxgclnf">
+            <w:hyperlink w:history="1" r:id="rId_ty7kpwnpclhvn2k_euix">
               <w:r>
                 <w:rPr>
                   <w:rFonts w:ascii="Arial" w:cs="Arial" w:eastAsia="Arial" w:hAnsi="Arial"/>
@@ -19366,7 +19366,7 @@
               <w:spacing w:after="10" w:before="0"/>
               <w:ind w:left="120"/>
             </w:pPr>
-            <w:hyperlink w:history="1" r:id="rIdb17b610izuuavykccjsp6">
+            <w:hyperlink w:history="1" r:id="rIdbd4dyropun4clhqjzikhp">
               <w:r>
                 <w:rPr>
                   <w:rFonts w:ascii="Arial" w:cs="Arial" w:eastAsia="Arial" w:hAnsi="Arial"/>
@@ -20106,7 +20106,7 @@
         </w:rPr>
         <w:t xml:space="preserve">© 2026 SeaVuria and ARES. Aligned with KICD objectives. Developed by SeaVuria; technical implementation by ARES (with AI assistance from Claude). Licensed under </w:t>
       </w:r>
-      <w:hyperlink w:history="1" r:id="rIddzbm1lv-xxx206788sxyl">
+      <w:hyperlink w:history="1" r:id="rIdyaxicejpvjgoah5wlo_gn">
         <w:r>
           <w:rPr>
             <w:rFonts w:ascii="Arial" w:cs="Arial" w:eastAsia="Arial" w:hAnsi="Arial"/>
@@ -20127,7 +20127,7 @@
         </w:rPr>
         <w:t xml:space="preserve"> (</w:t>
       </w:r>
-      <w:hyperlink w:history="1" r:id="rIdequa-es4guwhvayhwfqab">
+      <w:hyperlink w:history="1" r:id="rIdajx72eksyphfqoapd3za0">
         <w:r>
           <w:rPr>
             <w:rFonts w:ascii="Arial" w:cs="Arial" w:eastAsia="Arial" w:hAnsi="Arial"/>
@@ -21157,7 +21157,7 @@
               <w:spacing w:after="10" w:before="0"/>
               <w:ind w:left="120"/>
             </w:pPr>
-            <w:hyperlink w:history="1" r:id="rId5djseci0ym0gqhzkg1i4t">
+            <w:hyperlink w:history="1" r:id="rIds1bhnknk4u-sxy-wlgsli">
               <w:r>
                 <w:rPr>
                   <w:rFonts w:ascii="Arial" w:cs="Arial" w:eastAsia="Arial" w:hAnsi="Arial"/>
@@ -21234,7 +21234,7 @@
               <w:spacing w:after="10" w:before="0"/>
               <w:ind w:left="120"/>
             </w:pPr>
-            <w:hyperlink w:history="1" r:id="rIda85rvwykhds9hox3po3n1">
+            <w:hyperlink w:history="1" r:id="rIdahxpta9utwfngu7hsraut">
               <w:r>
                 <w:rPr>
                   <w:rFonts w:ascii="Arial" w:cs="Arial" w:eastAsia="Arial" w:hAnsi="Arial"/>
@@ -21461,7 +21461,7 @@
               <w:spacing w:after="10" w:before="0"/>
               <w:ind w:left="120"/>
             </w:pPr>
-            <w:hyperlink w:history="1" r:id="rIdjq18opjfe7fjvogjyq_z7">
+            <w:hyperlink w:history="1" r:id="rIdknnzujbrhk_y4_bs5rult">
               <w:r>
                 <w:rPr>
                   <w:rFonts w:ascii="Arial" w:cs="Arial" w:eastAsia="Arial" w:hAnsi="Arial"/>
@@ -21538,7 +21538,7 @@
               <w:spacing w:after="10" w:before="0"/>
               <w:ind w:left="120"/>
             </w:pPr>
-            <w:hyperlink w:history="1" r:id="rIdkhd5sw9nqjymdvw-9krjg">
+            <w:hyperlink w:history="1" r:id="rIden-0z1lxop5qgccnq9lmo">
               <w:r>
                 <w:rPr>
                   <w:rFonts w:ascii="Arial" w:cs="Arial" w:eastAsia="Arial" w:hAnsi="Arial"/>
@@ -21765,7 +21765,7 @@
               <w:spacing w:after="10" w:before="0"/>
               <w:ind w:left="120"/>
             </w:pPr>
-            <w:hyperlink w:history="1" r:id="rIdtvo1s41z4asos_deeoslc">
+            <w:hyperlink w:history="1" r:id="rIdzbgqt9l7mezahejx9n_ss">
               <w:r>
                 <w:rPr>
                   <w:rFonts w:ascii="Arial" w:cs="Arial" w:eastAsia="Arial" w:hAnsi="Arial"/>
@@ -21842,7 +21842,7 @@
               <w:spacing w:after="10" w:before="0"/>
               <w:ind w:left="120"/>
             </w:pPr>
-            <w:hyperlink w:history="1" r:id="rIdchwotjznbfykpmlmphlw0">
+            <w:hyperlink w:history="1" r:id="rIdis01axxpmfvf-dbui9s7m">
               <w:r>
                 <w:rPr>
                   <w:rFonts w:ascii="Arial" w:cs="Arial" w:eastAsia="Arial" w:hAnsi="Arial"/>
@@ -22069,7 +22069,7 @@
               <w:spacing w:after="10" w:before="0"/>
               <w:ind w:left="120"/>
             </w:pPr>
-            <w:hyperlink w:history="1" r:id="rIdnkhzvnmccgwi8voxio5jz">
+            <w:hyperlink w:history="1" r:id="rId2glloz6qnsjkg8ekysr6h">
               <w:r>
                 <w:rPr>
                   <w:rFonts w:ascii="Arial" w:cs="Arial" w:eastAsia="Arial" w:hAnsi="Arial"/>
@@ -22146,7 +22146,7 @@
               <w:spacing w:after="10" w:before="0"/>
               <w:ind w:left="120"/>
             </w:pPr>
-            <w:hyperlink w:history="1" r:id="rId15jsy6_meamp5w30pndbg">
+            <w:hyperlink w:history="1" r:id="rIdflaq3gcfh9pb1eesd6yhm">
               <w:r>
                 <w:rPr>
                   <w:rFonts w:ascii="Arial" w:cs="Arial" w:eastAsia="Arial" w:hAnsi="Arial"/>
@@ -22373,7 +22373,7 @@
               <w:spacing w:after="10" w:before="0"/>
               <w:ind w:left="120"/>
             </w:pPr>
-            <w:hyperlink w:history="1" r:id="rIdnj2bdx6qgackctxd68xx6">
+            <w:hyperlink w:history="1" r:id="rIdw0gctnsocc9ig2cie0ic5">
               <w:r>
                 <w:rPr>
                   <w:rFonts w:ascii="Arial" w:cs="Arial" w:eastAsia="Arial" w:hAnsi="Arial"/>
@@ -22450,7 +22450,7 @@
               <w:spacing w:after="10" w:before="0"/>
               <w:ind w:left="120"/>
             </w:pPr>
-            <w:hyperlink w:history="1" r:id="rId7hev0jo3ha2z-namluofe">
+            <w:hyperlink w:history="1" r:id="rId8hsxwbnklzv5mffv3oob0">
               <w:r>
                 <w:rPr>
                   <w:rFonts w:ascii="Arial" w:cs="Arial" w:eastAsia="Arial" w:hAnsi="Arial"/>
@@ -22977,7 +22977,7 @@
         </w:rPr>
         <w:t xml:space="preserve">© 2026 SeaVuria and ARES. Aligned with KICD objectives. Developed by SeaVuria; technical implementation by ARES (with AI assistance from Claude). Licensed under </w:t>
       </w:r>
-      <w:hyperlink w:history="1" r:id="rIddp3zved5v1bt-_mlws7-7">
+      <w:hyperlink w:history="1" r:id="rIdnbdeeqbk4eplpq8bhbip5">
         <w:r>
           <w:rPr>
             <w:rFonts w:ascii="Arial" w:cs="Arial" w:eastAsia="Arial" w:hAnsi="Arial"/>
@@ -22998,7 +22998,7 @@
         </w:rPr>
         <w:t xml:space="preserve"> (</w:t>
       </w:r>
-      <w:hyperlink w:history="1" r:id="rIdyuqaullzjlyjwpsddpqmq">
+      <w:hyperlink w:history="1" r:id="rIdrplheaq7gjlfwskk0c1w5">
         <w:r>
           <w:rPr>
             <w:rFonts w:ascii="Arial" w:cs="Arial" w:eastAsia="Arial" w:hAnsi="Arial"/>
@@ -24267,7 +24267,7 @@
               <w:spacing w:after="10" w:before="0"/>
               <w:ind w:left="120"/>
             </w:pPr>
-            <w:hyperlink w:history="1" r:id="rIdq2fjn2rf7d0q6u3b2vq36">
+            <w:hyperlink w:history="1" r:id="rId7vclpzgwr4khgm2ebguwk">
               <w:r>
                 <w:rPr>
                   <w:rFonts w:ascii="Arial" w:cs="Arial" w:eastAsia="Arial" w:hAnsi="Arial"/>
@@ -24344,7 +24344,7 @@
               <w:spacing w:after="10" w:before="0"/>
               <w:ind w:left="120"/>
             </w:pPr>
-            <w:hyperlink w:history="1" r:id="rIdh_ap8arrqlh5gettzmwjc">
+            <w:hyperlink w:history="1" r:id="rIdgjqufs9yjkfztuknaczng">
               <w:r>
                 <w:rPr>
                   <w:rFonts w:ascii="Arial" w:cs="Arial" w:eastAsia="Arial" w:hAnsi="Arial"/>
@@ -24571,7 +24571,7 @@
               <w:spacing w:after="10" w:before="0"/>
               <w:ind w:left="120"/>
             </w:pPr>
-            <w:hyperlink w:history="1" r:id="rIdnebw3874cktvjxyspyp_g">
+            <w:hyperlink w:history="1" r:id="rIdpejewu2eaa6ehryqnkobe">
               <w:r>
                 <w:rPr>
                   <w:rFonts w:ascii="Arial" w:cs="Arial" w:eastAsia="Arial" w:hAnsi="Arial"/>
@@ -24648,7 +24648,7 @@
               <w:spacing w:after="10" w:before="0"/>
               <w:ind w:left="120"/>
             </w:pPr>
-            <w:hyperlink w:history="1" r:id="rId3tpiyyuzfcs8h6kjllwb4">
+            <w:hyperlink w:history="1" r:id="rIdfffsbtaewvk0rdcvqpxtq">
               <w:r>
                 <w:rPr>
                   <w:rFonts w:ascii="Arial" w:cs="Arial" w:eastAsia="Arial" w:hAnsi="Arial"/>
@@ -24875,7 +24875,7 @@
               <w:spacing w:after="10" w:before="0"/>
               <w:ind w:left="120"/>
             </w:pPr>
-            <w:hyperlink w:history="1" r:id="rIdw1aqdqzbrmimh8tp-jaza">
+            <w:hyperlink w:history="1" r:id="rIdkywnhp_p63kigc29hylgu">
               <w:r>
                 <w:rPr>
                   <w:rFonts w:ascii="Arial" w:cs="Arial" w:eastAsia="Arial" w:hAnsi="Arial"/>
@@ -24952,7 +24952,7 @@
               <w:spacing w:after="10" w:before="0"/>
               <w:ind w:left="120"/>
             </w:pPr>
-            <w:hyperlink w:history="1" r:id="rIdwxitugonhxkcpkmnuk6rz">
+            <w:hyperlink w:history="1" r:id="rIdouw32la4uojdusek9ookf">
               <w:r>
                 <w:rPr>
                   <w:rFonts w:ascii="Arial" w:cs="Arial" w:eastAsia="Arial" w:hAnsi="Arial"/>
@@ -25179,7 +25179,7 @@
               <w:spacing w:after="10" w:before="0"/>
               <w:ind w:left="120"/>
             </w:pPr>
-            <w:hyperlink w:history="1" r:id="rId2b7lpjlhkr8qcdhdfqntg">
+            <w:hyperlink w:history="1" r:id="rIdd5fcmx0fsj4yhii0hd3fc">
               <w:r>
                 <w:rPr>
                   <w:rFonts w:ascii="Arial" w:cs="Arial" w:eastAsia="Arial" w:hAnsi="Arial"/>
@@ -25256,7 +25256,7 @@
               <w:spacing w:after="10" w:before="0"/>
               <w:ind w:left="120"/>
             </w:pPr>
-            <w:hyperlink w:history="1" r:id="rIdghddxbmzsykcfqz9weuiv">
+            <w:hyperlink w:history="1" r:id="rId4vde2ilpibxehore39txi">
               <w:r>
                 <w:rPr>
                   <w:rFonts w:ascii="Arial" w:cs="Arial" w:eastAsia="Arial" w:hAnsi="Arial"/>
@@ -25483,7 +25483,7 @@
               <w:spacing w:after="10" w:before="0"/>
               <w:ind w:left="120"/>
             </w:pPr>
-            <w:hyperlink w:history="1" r:id="rIdpryt-5ad6lbqavusawfg9">
+            <w:hyperlink w:history="1" r:id="rIdfkovnfi4pez_zgv1y43pt">
               <w:r>
                 <w:rPr>
                   <w:rFonts w:ascii="Arial" w:cs="Arial" w:eastAsia="Arial" w:hAnsi="Arial"/>
@@ -25560,7 +25560,7 @@
               <w:spacing w:after="10" w:before="0"/>
               <w:ind w:left="120"/>
             </w:pPr>
-            <w:hyperlink w:history="1" r:id="rIdl_xnw2po0fwqsvy62dsk1">
+            <w:hyperlink w:history="1" r:id="rIdiikldxi0gmdtmpuwdkxje">
               <w:r>
                 <w:rPr>
                   <w:rFonts w:ascii="Arial" w:cs="Arial" w:eastAsia="Arial" w:hAnsi="Arial"/>
@@ -26163,7 +26163,7 @@
         </w:rPr>
         <w:t xml:space="preserve">© 2026 SeaVuria and ARES. Aligned with KICD objectives. Developed by SeaVuria; technical implementation by ARES (with AI assistance from Claude). Licensed under </w:t>
       </w:r>
-      <w:hyperlink w:history="1" r:id="rIdapmd9goeldlqoidyt0yrx">
+      <w:hyperlink w:history="1" r:id="rIdijzjdefv2x29h_w-md7xq">
         <w:r>
           <w:rPr>
             <w:rFonts w:ascii="Arial" w:cs="Arial" w:eastAsia="Arial" w:hAnsi="Arial"/>
@@ -26184,7 +26184,7 @@
         </w:rPr>
         <w:t xml:space="preserve"> (</w:t>
       </w:r>
-      <w:hyperlink w:history="1" r:id="rIdlybbsorgez29vv5tlnfsr">
+      <w:hyperlink w:history="1" r:id="rIdc1u8vyg2b56_pidorcxlx">
         <w:r>
           <w:rPr>
             <w:rFonts w:ascii="Arial" w:cs="Arial" w:eastAsia="Arial" w:hAnsi="Arial"/>

--- a/data/outputs/v2/General_Science/SS1.1_Introduction_to_General_Science/General_Science_Introduction_to_General_Science_CBE_LessonSequence.docx
+++ b/data/outputs/v2/General_Science/SS1.1_Introduction_to_General_Science/General_Science_Introduction_to_General_Science_CBE_LessonSequence.docx
@@ -2106,7 +2106,7 @@
         </w:rPr>
         <w:t xml:space="preserve">© 2026 SeaVuria and ARES. This work is licensed under a </w:t>
       </w:r>
-      <w:hyperlink w:history="1" r:id="rIdcvgr4kqlkyczn8oq5gqgj">
+      <w:hyperlink w:history="1" r:id="rIdt_nvy_-vj_wdqdkedn5o2">
         <w:r>
           <w:rPr>
             <w:rFonts w:ascii="Arial" w:cs="Arial" w:eastAsia="Arial" w:hAnsi="Arial"/>
@@ -2126,7 +2126,7 @@
         </w:rPr>
         <w:t xml:space="preserve"> (</w:t>
       </w:r>
-      <w:hyperlink w:history="1" r:id="rIdjt9djfgigjcnfuh8cqmox">
+      <w:hyperlink w:history="1" r:id="rIdevnogdecd-k65zbvntjis">
         <w:r>
           <w:rPr>
             <w:rFonts w:ascii="Arial" w:cs="Arial" w:eastAsia="Arial" w:hAnsi="Arial"/>
@@ -2146,7 +2146,7 @@
         </w:rPr>
         <w:t xml:space="preserve">). To view a copy of this license, visit </w:t>
       </w:r>
-      <w:hyperlink w:history="1" r:id="rIdzizj_sjqmod2vs-vmqbva">
+      <w:hyperlink w:history="1" r:id="rIdjoejjgtutnqcp3ipj8eys">
         <w:r>
           <w:rPr>
             <w:rFonts w:ascii="Arial" w:cs="Arial" w:eastAsia="Arial" w:hAnsi="Arial"/>
@@ -3158,7 +3158,7 @@
             <w:pPr>
               <w:spacing w:after="20" w:before="0"/>
             </w:pPr>
-            <w:hyperlink w:history="1" r:id="rIdac9bwquufsnuueknn5ank">
+            <w:hyperlink w:history="1" r:id="rIdxd0m4duxvqcszdujzaue8">
               <w:r>
                 <w:rPr>
                   <w:rFonts w:ascii="Arial" w:cs="Arial" w:eastAsia="Arial" w:hAnsi="Arial"/>
@@ -3207,7 +3207,7 @@
               <w:spacing w:after="10" w:before="0"/>
               <w:ind w:left="120"/>
             </w:pPr>
-            <w:hyperlink w:history="1" r:id="rIdkuycyyha54-tluc9wjgk3">
+            <w:hyperlink w:history="1" r:id="rIdsdz2ryzbubructzjytmj0">
               <w:r>
                 <w:rPr>
                   <w:rFonts w:ascii="Arial" w:cs="Arial" w:eastAsia="Arial" w:hAnsi="Arial"/>
@@ -3269,7 +3269,7 @@
               <w:spacing w:after="10" w:before="0"/>
               <w:ind w:left="120"/>
             </w:pPr>
-            <w:hyperlink w:history="1" r:id="rIdvanpug5hx5p1ifjgc9mec">
+            <w:hyperlink w:history="1" r:id="rIdpyglxryfcojiq9ggorwwg">
               <w:r>
                 <w:rPr>
                   <w:rFonts w:ascii="Arial" w:cs="Arial" w:eastAsia="Arial" w:hAnsi="Arial"/>
@@ -3479,7 +3479,7 @@
             <w:pPr>
               <w:spacing w:after="20" w:before="0"/>
             </w:pPr>
-            <w:hyperlink w:history="1" r:id="rIdqfk5kxb1glmy1qq7eumnu">
+            <w:hyperlink w:history="1" r:id="rIdhidwxchjzonvfkmz9q0yz">
               <w:r>
                 <w:rPr>
                   <w:rFonts w:ascii="Arial" w:cs="Arial" w:eastAsia="Arial" w:hAnsi="Arial"/>
@@ -3528,7 +3528,7 @@
               <w:spacing w:after="10" w:before="0"/>
               <w:ind w:left="120"/>
             </w:pPr>
-            <w:hyperlink w:history="1" r:id="rIdo7lkaqwg70iqhzqpvksl7">
+            <w:hyperlink w:history="1" r:id="rIdrvvj9f6c4_oskew2jcy3h">
               <w:r>
                 <w:rPr>
                   <w:rFonts w:ascii="Arial" w:cs="Arial" w:eastAsia="Arial" w:hAnsi="Arial"/>
@@ -3590,7 +3590,7 @@
               <w:spacing w:after="10" w:before="0"/>
               <w:ind w:left="120"/>
             </w:pPr>
-            <w:hyperlink w:history="1" r:id="rIdadsy-k3iydkgbxsoeggfg">
+            <w:hyperlink w:history="1" r:id="rIdbzadx8puv05rn1zuirrby">
               <w:r>
                 <w:rPr>
                   <w:rFonts w:ascii="Arial" w:cs="Arial" w:eastAsia="Arial" w:hAnsi="Arial"/>
@@ -3800,7 +3800,7 @@
             <w:pPr>
               <w:spacing w:after="20" w:before="0"/>
             </w:pPr>
-            <w:hyperlink w:history="1" r:id="rIdxt-7ic38k2wvwkyzy2mfh">
+            <w:hyperlink w:history="1" r:id="rIdfgbbzerlr_q1_yw9u1ns_">
               <w:r>
                 <w:rPr>
                   <w:rFonts w:ascii="Arial" w:cs="Arial" w:eastAsia="Arial" w:hAnsi="Arial"/>
@@ -3849,7 +3849,7 @@
               <w:spacing w:after="10" w:before="0"/>
               <w:ind w:left="120"/>
             </w:pPr>
-            <w:hyperlink w:history="1" r:id="rId17fyojxhgoacpdgqgv8xv">
+            <w:hyperlink w:history="1" r:id="rIdymvge8p_clco9ej0rmjaj">
               <w:r>
                 <w:rPr>
                   <w:rFonts w:ascii="Arial" w:cs="Arial" w:eastAsia="Arial" w:hAnsi="Arial"/>
@@ -3911,7 +3911,7 @@
               <w:spacing w:after="10" w:before="0"/>
               <w:ind w:left="120"/>
             </w:pPr>
-            <w:hyperlink w:history="1" r:id="rIdumwodob6s7gyk5ew0htiy">
+            <w:hyperlink w:history="1" r:id="rIdikphsow5gihdr8brgeeck">
               <w:r>
                 <w:rPr>
                   <w:rFonts w:ascii="Arial" w:cs="Arial" w:eastAsia="Arial" w:hAnsi="Arial"/>
@@ -4121,7 +4121,7 @@
             <w:pPr>
               <w:spacing w:after="20" w:before="0"/>
             </w:pPr>
-            <w:hyperlink w:history="1" r:id="rIdzg7o34jqe6jg9idp9uhct">
+            <w:hyperlink w:history="1" r:id="rId_uyjguik7btnkhwqs8qmf">
               <w:r>
                 <w:rPr>
                   <w:rFonts w:ascii="Arial" w:cs="Arial" w:eastAsia="Arial" w:hAnsi="Arial"/>
@@ -4170,7 +4170,7 @@
               <w:spacing w:after="10" w:before="0"/>
               <w:ind w:left="120"/>
             </w:pPr>
-            <w:hyperlink w:history="1" r:id="rIdwk7lm0xotipqr47pu2gu6">
+            <w:hyperlink w:history="1" r:id="rId9kqbrkuadstaryxy5ivib">
               <w:r>
                 <w:rPr>
                   <w:rFonts w:ascii="Arial" w:cs="Arial" w:eastAsia="Arial" w:hAnsi="Arial"/>
@@ -4232,7 +4232,7 @@
               <w:spacing w:after="10" w:before="0"/>
               <w:ind w:left="120"/>
             </w:pPr>
-            <w:hyperlink w:history="1" r:id="rIdlifal-6vnf08hikwtud71">
+            <w:hyperlink w:history="1" r:id="rIdmwnekybn3pyhbbsuurjqs">
               <w:r>
                 <w:rPr>
                   <w:rFonts w:ascii="Arial" w:cs="Arial" w:eastAsia="Arial" w:hAnsi="Arial"/>
@@ -4442,7 +4442,7 @@
             <w:pPr>
               <w:spacing w:after="20" w:before="0"/>
             </w:pPr>
-            <w:hyperlink w:history="1" r:id="rIdtq7kydceisodq4h5oh6ha">
+            <w:hyperlink w:history="1" r:id="rIdfszklgnwxj5zxisjiyzif">
               <w:r>
                 <w:rPr>
                   <w:rFonts w:ascii="Arial" w:cs="Arial" w:eastAsia="Arial" w:hAnsi="Arial"/>
@@ -4491,7 +4491,7 @@
               <w:spacing w:after="10" w:before="0"/>
               <w:ind w:left="120"/>
             </w:pPr>
-            <w:hyperlink w:history="1" r:id="rIdr-dkfg_bj_qdcyhmh5scy">
+            <w:hyperlink w:history="1" r:id="rIdfepc40hhqz6yhdtoukcgp">
               <w:r>
                 <w:rPr>
                   <w:rFonts w:ascii="Arial" w:cs="Arial" w:eastAsia="Arial" w:hAnsi="Arial"/>
@@ -4553,7 +4553,7 @@
               <w:spacing w:after="10" w:before="0"/>
               <w:ind w:left="120"/>
             </w:pPr>
-            <w:hyperlink w:history="1" r:id="rIdnsuqgvkf3-xzq2y1pibc9">
+            <w:hyperlink w:history="1" r:id="rIdbt8ahsi2zg2ycawbujkrv">
               <w:r>
                 <w:rPr>
                   <w:rFonts w:ascii="Arial" w:cs="Arial" w:eastAsia="Arial" w:hAnsi="Arial"/>
@@ -5080,7 +5080,7 @@
         </w:rPr>
         <w:t xml:space="preserve">© 2026 SeaVuria and ARES. Aligned with KICD objectives. Developed by SeaVuria; technical implementation by ARES (with AI assistance from Claude). Licensed under </w:t>
       </w:r>
-      <w:hyperlink w:history="1" r:id="rIdgyqvqg9yzavjwfeekkunr">
+      <w:hyperlink w:history="1" r:id="rIdojfgxql1sgyuolgorntt_">
         <w:r>
           <w:rPr>
             <w:rFonts w:ascii="Arial" w:cs="Arial" w:eastAsia="Arial" w:hAnsi="Arial"/>
@@ -5101,7 +5101,7 @@
         </w:rPr>
         <w:t xml:space="preserve"> (</w:t>
       </w:r>
-      <w:hyperlink w:history="1" r:id="rIdshwbbof75cj8aniofzu6u">
+      <w:hyperlink w:history="1" r:id="rIdt2clpdxvx7plcpbreexo8">
         <w:r>
           <w:rPr>
             <w:rFonts w:ascii="Arial" w:cs="Arial" w:eastAsia="Arial" w:hAnsi="Arial"/>
@@ -6114,7 +6114,7 @@
             <w:pPr>
               <w:spacing w:after="20" w:before="0"/>
             </w:pPr>
-            <w:hyperlink w:history="1" r:id="rIddxynf06nmt0-atlryvk6r">
+            <w:hyperlink w:history="1" r:id="rIddkkal882sqidd6pgnvj1y">
               <w:r>
                 <w:rPr>
                   <w:rFonts w:ascii="Arial" w:cs="Arial" w:eastAsia="Arial" w:hAnsi="Arial"/>
@@ -6163,7 +6163,7 @@
               <w:spacing w:after="10" w:before="0"/>
               <w:ind w:left="120"/>
             </w:pPr>
-            <w:hyperlink w:history="1" r:id="rId65enaavwi88abkpax49xa">
+            <w:hyperlink w:history="1" r:id="rId7aocm4mksfrudgcmth8xu">
               <w:r>
                 <w:rPr>
                   <w:rFonts w:ascii="Arial" w:cs="Arial" w:eastAsia="Arial" w:hAnsi="Arial"/>
@@ -6225,7 +6225,7 @@
               <w:spacing w:after="10" w:before="0"/>
               <w:ind w:left="120"/>
             </w:pPr>
-            <w:hyperlink w:history="1" r:id="rIdq6ol_khujlgj04jnc2kzy">
+            <w:hyperlink w:history="1" r:id="rIdrtphlpj3chrsathhvrykw">
               <w:r>
                 <w:rPr>
                   <w:rFonts w:ascii="Arial" w:cs="Arial" w:eastAsia="Arial" w:hAnsi="Arial"/>
@@ -6435,7 +6435,7 @@
             <w:pPr>
               <w:spacing w:after="20" w:before="0"/>
             </w:pPr>
-            <w:hyperlink w:history="1" r:id="rIdrmamargfd9wm6slncacts">
+            <w:hyperlink w:history="1" r:id="rIdwdu72bxgvimgvih4gtfe-">
               <w:r>
                 <w:rPr>
                   <w:rFonts w:ascii="Arial" w:cs="Arial" w:eastAsia="Arial" w:hAnsi="Arial"/>
@@ -6484,7 +6484,7 @@
               <w:spacing w:after="10" w:before="0"/>
               <w:ind w:left="120"/>
             </w:pPr>
-            <w:hyperlink w:history="1" r:id="rIdeoje_nvdtied4y7ifcvuo">
+            <w:hyperlink w:history="1" r:id="rIdiadogrttjumzevlxhlycf">
               <w:r>
                 <w:rPr>
                   <w:rFonts w:ascii="Arial" w:cs="Arial" w:eastAsia="Arial" w:hAnsi="Arial"/>
@@ -6546,7 +6546,7 @@
               <w:spacing w:after="10" w:before="0"/>
               <w:ind w:left="120"/>
             </w:pPr>
-            <w:hyperlink w:history="1" r:id="rId_zk8tsjvlkufxvabvncar">
+            <w:hyperlink w:history="1" r:id="rIdnvcf4wfx0bfwsbazzmgia">
               <w:r>
                 <w:rPr>
                   <w:rFonts w:ascii="Arial" w:cs="Arial" w:eastAsia="Arial" w:hAnsi="Arial"/>
@@ -6756,7 +6756,7 @@
             <w:pPr>
               <w:spacing w:after="20" w:before="0"/>
             </w:pPr>
-            <w:hyperlink w:history="1" r:id="rId3yq-imzpizmuqrchnf7ik">
+            <w:hyperlink w:history="1" r:id="rId9xej7ngt9lytnagtiwhme">
               <w:r>
                 <w:rPr>
                   <w:rFonts w:ascii="Arial" w:cs="Arial" w:eastAsia="Arial" w:hAnsi="Arial"/>
@@ -6805,7 +6805,7 @@
               <w:spacing w:after="10" w:before="0"/>
               <w:ind w:left="120"/>
             </w:pPr>
-            <w:hyperlink w:history="1" r:id="rIdd3xccskb-lojtx6btfc9x">
+            <w:hyperlink w:history="1" r:id="rIdejeljff2pwzfawbilw2wz">
               <w:r>
                 <w:rPr>
                   <w:rFonts w:ascii="Arial" w:cs="Arial" w:eastAsia="Arial" w:hAnsi="Arial"/>
@@ -6867,7 +6867,7 @@
               <w:spacing w:after="10" w:before="0"/>
               <w:ind w:left="120"/>
             </w:pPr>
-            <w:hyperlink w:history="1" r:id="rIdnklqdwa9jh25jff0-bley">
+            <w:hyperlink w:history="1" r:id="rId_cbhssro2qcih9wmlvtog">
               <w:r>
                 <w:rPr>
                   <w:rFonts w:ascii="Arial" w:cs="Arial" w:eastAsia="Arial" w:hAnsi="Arial"/>
@@ -7077,7 +7077,7 @@
             <w:pPr>
               <w:spacing w:after="20" w:before="0"/>
             </w:pPr>
-            <w:hyperlink w:history="1" r:id="rIdp1tgmgls7veq9wu5sdni4">
+            <w:hyperlink w:history="1" r:id="rIds5g2g8pv21yzlludurgeo">
               <w:r>
                 <w:rPr>
                   <w:rFonts w:ascii="Arial" w:cs="Arial" w:eastAsia="Arial" w:hAnsi="Arial"/>
@@ -7126,7 +7126,7 @@
               <w:spacing w:after="10" w:before="0"/>
               <w:ind w:left="120"/>
             </w:pPr>
-            <w:hyperlink w:history="1" r:id="rIdy4a4xezvjy5daypg0z91i">
+            <w:hyperlink w:history="1" r:id="rIdyv0vl6m2x8fq7tmhkvzmo">
               <w:r>
                 <w:rPr>
                   <w:rFonts w:ascii="Arial" w:cs="Arial" w:eastAsia="Arial" w:hAnsi="Arial"/>
@@ -7188,7 +7188,7 @@
               <w:spacing w:after="10" w:before="0"/>
               <w:ind w:left="120"/>
             </w:pPr>
-            <w:hyperlink w:history="1" r:id="rIdzhk1ef8wf4zftpdqqc515">
+            <w:hyperlink w:history="1" r:id="rIdega1yvg5sxl72hzydhnth">
               <w:r>
                 <w:rPr>
                   <w:rFonts w:ascii="Arial" w:cs="Arial" w:eastAsia="Arial" w:hAnsi="Arial"/>
@@ -7398,7 +7398,7 @@
             <w:pPr>
               <w:spacing w:after="20" w:before="0"/>
             </w:pPr>
-            <w:hyperlink w:history="1" r:id="rIdeqh3ifp0hha6sd7daf5i0">
+            <w:hyperlink w:history="1" r:id="rIdtjh9lxu-ok1qsxowcvcp0">
               <w:r>
                 <w:rPr>
                   <w:rFonts w:ascii="Arial" w:cs="Arial" w:eastAsia="Arial" w:hAnsi="Arial"/>
@@ -7447,7 +7447,7 @@
               <w:spacing w:after="10" w:before="0"/>
               <w:ind w:left="120"/>
             </w:pPr>
-            <w:hyperlink w:history="1" r:id="rIduej_nw9aibdad3tgu77em">
+            <w:hyperlink w:history="1" r:id="rIdijxnn7hvs5prrkcowxkxj">
               <w:r>
                 <w:rPr>
                   <w:rFonts w:ascii="Arial" w:cs="Arial" w:eastAsia="Arial" w:hAnsi="Arial"/>
@@ -7509,7 +7509,7 @@
               <w:spacing w:after="10" w:before="0"/>
               <w:ind w:left="120"/>
             </w:pPr>
-            <w:hyperlink w:history="1" r:id="rIdxu7glggacmubwmwarnj0t">
+            <w:hyperlink w:history="1" r:id="rIdzuffg5jtcjttqhht0avlu">
               <w:r>
                 <w:rPr>
                   <w:rFonts w:ascii="Arial" w:cs="Arial" w:eastAsia="Arial" w:hAnsi="Arial"/>
@@ -8036,7 +8036,7 @@
         </w:rPr>
         <w:t xml:space="preserve">© 2026 SeaVuria and ARES. Aligned with KICD objectives. Developed by SeaVuria; technical implementation by ARES (with AI assistance from Claude). Licensed under </w:t>
       </w:r>
-      <w:hyperlink w:history="1" r:id="rIdv7njqvbznsshtvhl9l9x0">
+      <w:hyperlink w:history="1" r:id="rIdautz2rdck6b7jtftczsq6">
         <w:r>
           <w:rPr>
             <w:rFonts w:ascii="Arial" w:cs="Arial" w:eastAsia="Arial" w:hAnsi="Arial"/>
@@ -8057,7 +8057,7 @@
         </w:rPr>
         <w:t xml:space="preserve"> (</w:t>
       </w:r>
-      <w:hyperlink w:history="1" r:id="rId71e8piudldu-fy-ld1mux">
+      <w:hyperlink w:history="1" r:id="rIdrndpxnerlaeebhpdfu72v">
         <w:r>
           <w:rPr>
             <w:rFonts w:ascii="Arial" w:cs="Arial" w:eastAsia="Arial" w:hAnsi="Arial"/>
@@ -9087,7 +9087,7 @@
               <w:spacing w:after="10" w:before="0"/>
               <w:ind w:left="120"/>
             </w:pPr>
-            <w:hyperlink w:history="1" r:id="rId7ee6hggqmluj5-jyop_6m">
+            <w:hyperlink w:history="1" r:id="rIdj8insqvqjiupuapq8ct3k">
               <w:r>
                 <w:rPr>
                   <w:rFonts w:ascii="Arial" w:cs="Arial" w:eastAsia="Arial" w:hAnsi="Arial"/>
@@ -9164,7 +9164,7 @@
               <w:spacing w:after="10" w:before="0"/>
               <w:ind w:left="120"/>
             </w:pPr>
-            <w:hyperlink w:history="1" r:id="rIdbvp1omeg5s6b5qtjnt-4n">
+            <w:hyperlink w:history="1" r:id="rId7zehlljkwan-icb7t5pcj">
               <w:r>
                 <w:rPr>
                   <w:rFonts w:ascii="Arial" w:cs="Arial" w:eastAsia="Arial" w:hAnsi="Arial"/>
@@ -9391,7 +9391,7 @@
               <w:spacing w:after="10" w:before="0"/>
               <w:ind w:left="120"/>
             </w:pPr>
-            <w:hyperlink w:history="1" r:id="rIdmkn2c_ynzt94wkqu_2ejs">
+            <w:hyperlink w:history="1" r:id="rIdf8jlmluoevdcecujm0k5k">
               <w:r>
                 <w:rPr>
                   <w:rFonts w:ascii="Arial" w:cs="Arial" w:eastAsia="Arial" w:hAnsi="Arial"/>
@@ -9468,7 +9468,7 @@
               <w:spacing w:after="10" w:before="0"/>
               <w:ind w:left="120"/>
             </w:pPr>
-            <w:hyperlink w:history="1" r:id="rIdbymyty_xx8on72oixrasc">
+            <w:hyperlink w:history="1" r:id="rIdyz-zt-k5ikl83mowmf5c6">
               <w:r>
                 <w:rPr>
                   <w:rFonts w:ascii="Arial" w:cs="Arial" w:eastAsia="Arial" w:hAnsi="Arial"/>
@@ -9695,7 +9695,7 @@
               <w:spacing w:after="10" w:before="0"/>
               <w:ind w:left="120"/>
             </w:pPr>
-            <w:hyperlink w:history="1" r:id="rIdcvo7k7ik9vuqot9xg4gpi">
+            <w:hyperlink w:history="1" r:id="rIddz17gy-p_pkxinr-beh-a">
               <w:r>
                 <w:rPr>
                   <w:rFonts w:ascii="Arial" w:cs="Arial" w:eastAsia="Arial" w:hAnsi="Arial"/>
@@ -9772,7 +9772,7 @@
               <w:spacing w:after="10" w:before="0"/>
               <w:ind w:left="120"/>
             </w:pPr>
-            <w:hyperlink w:history="1" r:id="rIdhrnt_hcjubw91auvjmqwk">
+            <w:hyperlink w:history="1" r:id="rIdscb6sfihgq6q8k-amzhd_">
               <w:r>
                 <w:rPr>
                   <w:rFonts w:ascii="Arial" w:cs="Arial" w:eastAsia="Arial" w:hAnsi="Arial"/>
@@ -9999,7 +9999,7 @@
               <w:spacing w:after="10" w:before="0"/>
               <w:ind w:left="120"/>
             </w:pPr>
-            <w:hyperlink w:history="1" r:id="rIddxmmlekh9y1flvob5vpuw">
+            <w:hyperlink w:history="1" r:id="rId7mmcc13xitspxygg9xecd">
               <w:r>
                 <w:rPr>
                   <w:rFonts w:ascii="Arial" w:cs="Arial" w:eastAsia="Arial" w:hAnsi="Arial"/>
@@ -10076,7 +10076,7 @@
               <w:spacing w:after="10" w:before="0"/>
               <w:ind w:left="120"/>
             </w:pPr>
-            <w:hyperlink w:history="1" r:id="rIdmh578acn_d4bsglkqk1yc">
+            <w:hyperlink w:history="1" r:id="rIdzqdvez0zvw42_jwutmihq">
               <w:r>
                 <w:rPr>
                   <w:rFonts w:ascii="Arial" w:cs="Arial" w:eastAsia="Arial" w:hAnsi="Arial"/>
@@ -10303,7 +10303,7 @@
               <w:spacing w:after="10" w:before="0"/>
               <w:ind w:left="120"/>
             </w:pPr>
-            <w:hyperlink w:history="1" r:id="rIdwozmyrhmmz_qnhkhlyess">
+            <w:hyperlink w:history="1" r:id="rIdxbaryyuxtxwekl4igs-2i">
               <w:r>
                 <w:rPr>
                   <w:rFonts w:ascii="Arial" w:cs="Arial" w:eastAsia="Arial" w:hAnsi="Arial"/>
@@ -10380,7 +10380,7 @@
               <w:spacing w:after="10" w:before="0"/>
               <w:ind w:left="120"/>
             </w:pPr>
-            <w:hyperlink w:history="1" r:id="rIdufjx47qzdrzskm26z6lpn">
+            <w:hyperlink w:history="1" r:id="rIdcshzmebzak-oegn1rrq6e">
               <w:r>
                 <w:rPr>
                   <w:rFonts w:ascii="Arial" w:cs="Arial" w:eastAsia="Arial" w:hAnsi="Arial"/>
@@ -10907,7 +10907,7 @@
         </w:rPr>
         <w:t xml:space="preserve">© 2026 SeaVuria and ARES. Aligned with KICD objectives. Developed by SeaVuria; technical implementation by ARES (with AI assistance from Claude). Licensed under </w:t>
       </w:r>
-      <w:hyperlink w:history="1" r:id="rIdwotfum2udvhhttrb8gn_-">
+      <w:hyperlink w:history="1" r:id="rIduvnxwjmzunozzqreydmgo">
         <w:r>
           <w:rPr>
             <w:rFonts w:ascii="Arial" w:cs="Arial" w:eastAsia="Arial" w:hAnsi="Arial"/>
@@ -10928,7 +10928,7 @@
         </w:rPr>
         <w:t xml:space="preserve"> (</w:t>
       </w:r>
-      <w:hyperlink w:history="1" r:id="rIdyrxtht0jvz6yjs_noo_qj">
+      <w:hyperlink w:history="1" r:id="rIdlos8-99wa-aedy9tgjfmr">
         <w:r>
           <w:rPr>
             <w:rFonts w:ascii="Arial" w:cs="Arial" w:eastAsia="Arial" w:hAnsi="Arial"/>
@@ -11958,7 +11958,7 @@
               <w:spacing w:after="10" w:before="0"/>
               <w:ind w:left="120"/>
             </w:pPr>
-            <w:hyperlink w:history="1" r:id="rIdaopsbyzet3bkvivd88-ce">
+            <w:hyperlink w:history="1" r:id="rIdpzrvvgrsxwh_dtvrr_cod">
               <w:r>
                 <w:rPr>
                   <w:rFonts w:ascii="Arial" w:cs="Arial" w:eastAsia="Arial" w:hAnsi="Arial"/>
@@ -12035,7 +12035,7 @@
               <w:spacing w:after="10" w:before="0"/>
               <w:ind w:left="120"/>
             </w:pPr>
-            <w:hyperlink w:history="1" r:id="rIdqankls6tvwneacfpdw_2o">
+            <w:hyperlink w:history="1" r:id="rIdvo6_ckijdpssffkyntw2_">
               <w:r>
                 <w:rPr>
                   <w:rFonts w:ascii="Arial" w:cs="Arial" w:eastAsia="Arial" w:hAnsi="Arial"/>
@@ -12262,7 +12262,7 @@
               <w:spacing w:after="10" w:before="0"/>
               <w:ind w:left="120"/>
             </w:pPr>
-            <w:hyperlink w:history="1" r:id="rIdfqmj6hggpdyx4mgwvjtad">
+            <w:hyperlink w:history="1" r:id="rIdzj4g_tbm0fbi8cvnraz_l">
               <w:r>
                 <w:rPr>
                   <w:rFonts w:ascii="Arial" w:cs="Arial" w:eastAsia="Arial" w:hAnsi="Arial"/>
@@ -12339,7 +12339,7 @@
               <w:spacing w:after="10" w:before="0"/>
               <w:ind w:left="120"/>
             </w:pPr>
-            <w:hyperlink w:history="1" r:id="rIdp8l1z6bah37om7idpe-tx">
+            <w:hyperlink w:history="1" r:id="rIdisgmkkffg03ft73aapmu2">
               <w:r>
                 <w:rPr>
                   <w:rFonts w:ascii="Arial" w:cs="Arial" w:eastAsia="Arial" w:hAnsi="Arial"/>
@@ -12566,7 +12566,7 @@
               <w:spacing w:after="10" w:before="0"/>
               <w:ind w:left="120"/>
             </w:pPr>
-            <w:hyperlink w:history="1" r:id="rIdqqidtkqtjymajm4bwg1tt">
+            <w:hyperlink w:history="1" r:id="rIdvoz274yczbv2cih9e7gni">
               <w:r>
                 <w:rPr>
                   <w:rFonts w:ascii="Arial" w:cs="Arial" w:eastAsia="Arial" w:hAnsi="Arial"/>
@@ -12643,7 +12643,7 @@
               <w:spacing w:after="10" w:before="0"/>
               <w:ind w:left="120"/>
             </w:pPr>
-            <w:hyperlink w:history="1" r:id="rIdblf5msxnpjz6ytmks3rce">
+            <w:hyperlink w:history="1" r:id="rIdgbbc75wsecnuf0tzfqvsv">
               <w:r>
                 <w:rPr>
                   <w:rFonts w:ascii="Arial" w:cs="Arial" w:eastAsia="Arial" w:hAnsi="Arial"/>
@@ -12870,7 +12870,7 @@
               <w:spacing w:after="10" w:before="0"/>
               <w:ind w:left="120"/>
             </w:pPr>
-            <w:hyperlink w:history="1" r:id="rId2wn6ei08jpufuprjdz3l8">
+            <w:hyperlink w:history="1" r:id="rIda4zhtvs-j7fhmkob7jklb">
               <w:r>
                 <w:rPr>
                   <w:rFonts w:ascii="Arial" w:cs="Arial" w:eastAsia="Arial" w:hAnsi="Arial"/>
@@ -12947,7 +12947,7 @@
               <w:spacing w:after="10" w:before="0"/>
               <w:ind w:left="120"/>
             </w:pPr>
-            <w:hyperlink w:history="1" r:id="rIdlj3qfie0k8gvdxggpnike">
+            <w:hyperlink w:history="1" r:id="rIdhchifdjr4i2mauto6anlp">
               <w:r>
                 <w:rPr>
                   <w:rFonts w:ascii="Arial" w:cs="Arial" w:eastAsia="Arial" w:hAnsi="Arial"/>
@@ -13174,7 +13174,7 @@
               <w:spacing w:after="10" w:before="0"/>
               <w:ind w:left="120"/>
             </w:pPr>
-            <w:hyperlink w:history="1" r:id="rIddbhmhy1qos2juamr-fyer">
+            <w:hyperlink w:history="1" r:id="rIddk-ql8lkqny84xnjm2noo">
               <w:r>
                 <w:rPr>
                   <w:rFonts w:ascii="Arial" w:cs="Arial" w:eastAsia="Arial" w:hAnsi="Arial"/>
@@ -13251,7 +13251,7 @@
               <w:spacing w:after="10" w:before="0"/>
               <w:ind w:left="120"/>
             </w:pPr>
-            <w:hyperlink w:history="1" r:id="rIdqav0mdc9nqt3p1a1duyqa">
+            <w:hyperlink w:history="1" r:id="rIdjdaz9xfuwfvwp2d4gu-pm">
               <w:r>
                 <w:rPr>
                   <w:rFonts w:ascii="Arial" w:cs="Arial" w:eastAsia="Arial" w:hAnsi="Arial"/>
@@ -13892,7 +13892,7 @@
         </w:rPr>
         <w:t xml:space="preserve">© 2026 SeaVuria and ARES. Aligned with KICD objectives. Developed by SeaVuria; technical implementation by ARES (with AI assistance from Claude). Licensed under </w:t>
       </w:r>
-      <w:hyperlink w:history="1" r:id="rIdxi82kanjlr-vrthwojyqp">
+      <w:hyperlink w:history="1" r:id="rIdruiy8awzdzkvgddwcydpt">
         <w:r>
           <w:rPr>
             <w:rFonts w:ascii="Arial" w:cs="Arial" w:eastAsia="Arial" w:hAnsi="Arial"/>
@@ -13913,7 +13913,7 @@
         </w:rPr>
         <w:t xml:space="preserve"> (</w:t>
       </w:r>
-      <w:hyperlink w:history="1" r:id="rIdwca7gdcjghlkfpdblf3at">
+      <w:hyperlink w:history="1" r:id="rIdek_rtv8mx8j5wjouactyp">
         <w:r>
           <w:rPr>
             <w:rFonts w:ascii="Arial" w:cs="Arial" w:eastAsia="Arial" w:hAnsi="Arial"/>
@@ -14926,7 +14926,7 @@
             <w:pPr>
               <w:spacing w:after="20" w:before="0"/>
             </w:pPr>
-            <w:hyperlink w:history="1" r:id="rIdsiynqi4l2vwy44m155wbr">
+            <w:hyperlink w:history="1" r:id="rIdndsymulr5e2ypvfk78op8">
               <w:r>
                 <w:rPr>
                   <w:rFonts w:ascii="Arial" w:cs="Arial" w:eastAsia="Arial" w:hAnsi="Arial"/>
@@ -14959,7 +14959,7 @@
               <w:spacing w:after="10" w:before="0"/>
               <w:ind w:left="120"/>
             </w:pPr>
-            <w:hyperlink w:history="1" r:id="rIdzwk_9vtslmxwjac4qko69">
+            <w:hyperlink w:history="1" r:id="rIdepxftrz6sx7iuxqyvg15l">
               <w:r>
                 <w:rPr>
                   <w:rFonts w:ascii="Arial" w:cs="Arial" w:eastAsia="Arial" w:hAnsi="Arial"/>
@@ -15004,7 +15004,7 @@
             <w:pPr>
               <w:spacing w:after="20" w:before="0"/>
             </w:pPr>
-            <w:hyperlink w:history="1" r:id="rIdbln9qdk3jnznvshu8-qtl">
+            <w:hyperlink w:history="1" r:id="rId55zs21yfpxdxqdwuxl1kl">
               <w:r>
                 <w:rPr>
                   <w:rFonts w:ascii="Arial" w:cs="Arial" w:eastAsia="Arial" w:hAnsi="Arial"/>
@@ -15053,7 +15053,7 @@
               <w:spacing w:after="10" w:before="0"/>
               <w:ind w:left="120"/>
             </w:pPr>
-            <w:hyperlink w:history="1" r:id="rIdyqqn-wopzzke5bfow3_zk">
+            <w:hyperlink w:history="1" r:id="rIdajvmz214u2vbzzmlezxmj">
               <w:r>
                 <w:rPr>
                   <w:rFonts w:ascii="Arial" w:cs="Arial" w:eastAsia="Arial" w:hAnsi="Arial"/>
@@ -15248,7 +15248,7 @@
             <w:pPr>
               <w:spacing w:after="20" w:before="0"/>
             </w:pPr>
-            <w:hyperlink w:history="1" r:id="rIdr55syj9iupta3p7tgdhuf">
+            <w:hyperlink w:history="1" r:id="rId7w9vsdqptzuu-6ycyoark">
               <w:r>
                 <w:rPr>
                   <w:rFonts w:ascii="Arial" w:cs="Arial" w:eastAsia="Arial" w:hAnsi="Arial"/>
@@ -15281,7 +15281,7 @@
               <w:spacing w:after="10" w:before="0"/>
               <w:ind w:left="120"/>
             </w:pPr>
-            <w:hyperlink w:history="1" r:id="rIdjs6mt8rfkqrpe-b8yolhz">
+            <w:hyperlink w:history="1" r:id="rIddgposjyka1nz7px00pk0j">
               <w:r>
                 <w:rPr>
                   <w:rFonts w:ascii="Arial" w:cs="Arial" w:eastAsia="Arial" w:hAnsi="Arial"/>
@@ -15326,7 +15326,7 @@
             <w:pPr>
               <w:spacing w:after="20" w:before="0"/>
             </w:pPr>
-            <w:hyperlink w:history="1" r:id="rIdw0yd9s-eiutbv5lswzvif">
+            <w:hyperlink w:history="1" r:id="rIdtlafc1x5pv7tfxott7xe9">
               <w:r>
                 <w:rPr>
                   <w:rFonts w:ascii="Arial" w:cs="Arial" w:eastAsia="Arial" w:hAnsi="Arial"/>
@@ -15375,7 +15375,7 @@
               <w:spacing w:after="10" w:before="0"/>
               <w:ind w:left="120"/>
             </w:pPr>
-            <w:hyperlink w:history="1" r:id="rIdbk6634uzmdxme0bgzh5d3">
+            <w:hyperlink w:history="1" r:id="rIdziuxf2kimqtvttw_0258f">
               <w:r>
                 <w:rPr>
                   <w:rFonts w:ascii="Arial" w:cs="Arial" w:eastAsia="Arial" w:hAnsi="Arial"/>
@@ -15570,7 +15570,7 @@
             <w:pPr>
               <w:spacing w:after="20" w:before="0"/>
             </w:pPr>
-            <w:hyperlink w:history="1" r:id="rIdkrebrd3k0f3nvnta5zgl9">
+            <w:hyperlink w:history="1" r:id="rIdwxn2cgzq4q8hyutmflzzz">
               <w:r>
                 <w:rPr>
                   <w:rFonts w:ascii="Arial" w:cs="Arial" w:eastAsia="Arial" w:hAnsi="Arial"/>
@@ -15619,7 +15619,7 @@
               <w:spacing w:after="10" w:before="0"/>
               <w:ind w:left="120"/>
             </w:pPr>
-            <w:hyperlink w:history="1" r:id="rIdwohc4mywhxswkm1sdk_i9">
+            <w:hyperlink w:history="1" r:id="rIdhjx8kebj77i66o2rj1ag0">
               <w:r>
                 <w:rPr>
                   <w:rFonts w:ascii="Arial" w:cs="Arial" w:eastAsia="Arial" w:hAnsi="Arial"/>
@@ -15664,7 +15664,7 @@
             <w:pPr>
               <w:spacing w:after="20" w:before="0"/>
             </w:pPr>
-            <w:hyperlink w:history="1" r:id="rIdeyq00e8o50eu5gh2z4iny">
+            <w:hyperlink w:history="1" r:id="rId0d1nic1iz_jnunetyaqgg">
               <w:r>
                 <w:rPr>
                   <w:rFonts w:ascii="Arial" w:cs="Arial" w:eastAsia="Arial" w:hAnsi="Arial"/>
@@ -15713,7 +15713,7 @@
               <w:spacing w:after="10" w:before="0"/>
               <w:ind w:left="120"/>
             </w:pPr>
-            <w:hyperlink w:history="1" r:id="rIdiz15jr76wm1t2esrfg7lt">
+            <w:hyperlink w:history="1" r:id="rIdc6vpbto_0bshvhj-hlcn7">
               <w:r>
                 <w:rPr>
                   <w:rFonts w:ascii="Arial" w:cs="Arial" w:eastAsia="Arial" w:hAnsi="Arial"/>
@@ -15908,7 +15908,7 @@
             <w:pPr>
               <w:spacing w:after="20" w:before="0"/>
             </w:pPr>
-            <w:hyperlink w:history="1" r:id="rId7nemahgmy7sjv5dgzpcjg">
+            <w:hyperlink w:history="1" r:id="rIdovmwxcn3cdf8lfy9x5enl">
               <w:r>
                 <w:rPr>
                   <w:rFonts w:ascii="Arial" w:cs="Arial" w:eastAsia="Arial" w:hAnsi="Arial"/>
@@ -15957,7 +15957,7 @@
               <w:spacing w:after="10" w:before="0"/>
               <w:ind w:left="120"/>
             </w:pPr>
-            <w:hyperlink w:history="1" r:id="rIdtdf1tfojyizaj7wtwth5y">
+            <w:hyperlink w:history="1" r:id="rId1ocipwcblowmv26kpzksk">
               <w:r>
                 <w:rPr>
                   <w:rFonts w:ascii="Arial" w:cs="Arial" w:eastAsia="Arial" w:hAnsi="Arial"/>
@@ -16002,7 +16002,7 @@
             <w:pPr>
               <w:spacing w:after="20" w:before="0"/>
             </w:pPr>
-            <w:hyperlink w:history="1" r:id="rIdpzlba67cdbjnrnmqemvoo">
+            <w:hyperlink w:history="1" r:id="rIdu5my7crbtgozygelv9chz">
               <w:r>
                 <w:rPr>
                   <w:rFonts w:ascii="Arial" w:cs="Arial" w:eastAsia="Arial" w:hAnsi="Arial"/>
@@ -16051,7 +16051,7 @@
               <w:spacing w:after="10" w:before="0"/>
               <w:ind w:left="120"/>
             </w:pPr>
-            <w:hyperlink w:history="1" r:id="rIdpusy-ihq_axdaqls21c3w">
+            <w:hyperlink w:history="1" r:id="rIdga_6-gak-xdydo94bfojb">
               <w:r>
                 <w:rPr>
                   <w:rFonts w:ascii="Arial" w:cs="Arial" w:eastAsia="Arial" w:hAnsi="Arial"/>
@@ -16246,7 +16246,7 @@
             <w:pPr>
               <w:spacing w:after="20" w:before="0"/>
             </w:pPr>
-            <w:hyperlink w:history="1" r:id="rId7ydok5wxxuhnymwtn7lbz">
+            <w:hyperlink w:history="1" r:id="rId21ov1z3mncg3xsjynw6va">
               <w:r>
                 <w:rPr>
                   <w:rFonts w:ascii="Arial" w:cs="Arial" w:eastAsia="Arial" w:hAnsi="Arial"/>
@@ -16295,7 +16295,7 @@
               <w:spacing w:after="10" w:before="0"/>
               <w:ind w:left="120"/>
             </w:pPr>
-            <w:hyperlink w:history="1" r:id="rId29ewiwp-pxuiqgn2duco1">
+            <w:hyperlink w:history="1" r:id="rIdibiiuag0wqr05_l4joknr">
               <w:r>
                 <w:rPr>
                   <w:rFonts w:ascii="Arial" w:cs="Arial" w:eastAsia="Arial" w:hAnsi="Arial"/>
@@ -16340,7 +16340,7 @@
             <w:pPr>
               <w:spacing w:after="20" w:before="0"/>
             </w:pPr>
-            <w:hyperlink w:history="1" r:id="rIdtiukbjoqyprf6kosrpoqi">
+            <w:hyperlink w:history="1" r:id="rIdfqh9ysy3ruayhxisph8y4">
               <w:r>
                 <w:rPr>
                   <w:rFonts w:ascii="Arial" w:cs="Arial" w:eastAsia="Arial" w:hAnsi="Arial"/>
@@ -16389,7 +16389,7 @@
               <w:spacing w:after="10" w:before="0"/>
               <w:ind w:left="120"/>
             </w:pPr>
-            <w:hyperlink w:history="1" r:id="rIdbfeqsuyjdadrwlqyxfpon">
+            <w:hyperlink w:history="1" r:id="rId26fuq8es-kelo40hjxigz">
               <w:r>
                 <w:rPr>
                   <w:rFonts w:ascii="Arial" w:cs="Arial" w:eastAsia="Arial" w:hAnsi="Arial"/>
@@ -16901,7 +16901,7 @@
         </w:rPr>
         <w:t xml:space="preserve">© 2026 SeaVuria and ARES. Aligned with KICD objectives. Developed by SeaVuria; technical implementation by ARES (with AI assistance from Claude). Licensed under </w:t>
       </w:r>
-      <w:hyperlink w:history="1" r:id="rIdqtlojlwhfqmqxgzc8lbqa">
+      <w:hyperlink w:history="1" r:id="rIdlq7aydfite6tbumk-66aj">
         <w:r>
           <w:rPr>
             <w:rFonts w:ascii="Arial" w:cs="Arial" w:eastAsia="Arial" w:hAnsi="Arial"/>
@@ -16922,7 +16922,7 @@
         </w:rPr>
         <w:t xml:space="preserve"> (</w:t>
       </w:r>
-      <w:hyperlink w:history="1" r:id="rIdfaukrbo4wzxpi9l1spzrx">
+      <w:hyperlink w:history="1" r:id="rId_gzpdvuk3esmnymrov4be">
         <w:r>
           <w:rPr>
             <w:rFonts w:ascii="Arial" w:cs="Arial" w:eastAsia="Arial" w:hAnsi="Arial"/>
@@ -17935,7 +17935,7 @@
             <w:pPr>
               <w:spacing w:after="20" w:before="0"/>
             </w:pPr>
-            <w:hyperlink w:history="1" r:id="rIdqzla5ucd8ueidalvt3ecz">
+            <w:hyperlink w:history="1" r:id="rIdnijuhkjuyzm8kkxgrb6vg">
               <w:r>
                 <w:rPr>
                   <w:rFonts w:ascii="Arial" w:cs="Arial" w:eastAsia="Arial" w:hAnsi="Arial"/>
@@ -17984,7 +17984,7 @@
               <w:spacing w:after="10" w:before="0"/>
               <w:ind w:left="120"/>
             </w:pPr>
-            <w:hyperlink w:history="1" r:id="rIdzotsaizuzcofuoovwso7d">
+            <w:hyperlink w:history="1" r:id="rId1nxg8mpz9nqu92uy9t7ar">
               <w:r>
                 <w:rPr>
                   <w:rFonts w:ascii="Arial" w:cs="Arial" w:eastAsia="Arial" w:hAnsi="Arial"/>
@@ -18029,7 +18029,7 @@
             <w:pPr>
               <w:spacing w:after="20" w:before="0"/>
             </w:pPr>
-            <w:hyperlink w:history="1" r:id="rIdtocrg1ogsum5er_ovclle">
+            <w:hyperlink w:history="1" r:id="rIdxf1b7zvbpcukabwzk3n2z">
               <w:r>
                 <w:rPr>
                   <w:rFonts w:ascii="Arial" w:cs="Arial" w:eastAsia="Arial" w:hAnsi="Arial"/>
@@ -18062,7 +18062,7 @@
               <w:spacing w:after="10" w:before="0"/>
               <w:ind w:left="120"/>
             </w:pPr>
-            <w:hyperlink w:history="1" r:id="rIdtjusjowxc6lu4rp8ygtmz">
+            <w:hyperlink w:history="1" r:id="rIdlpdfa2lgqwxojr-mg-ffz">
               <w:r>
                 <w:rPr>
                   <w:rFonts w:ascii="Arial" w:cs="Arial" w:eastAsia="Arial" w:hAnsi="Arial"/>
@@ -18257,7 +18257,7 @@
             <w:pPr>
               <w:spacing w:after="20" w:before="0"/>
             </w:pPr>
-            <w:hyperlink w:history="1" r:id="rIdwgkpa8au1uoscqmosrfss">
+            <w:hyperlink w:history="1" r:id="rIdhfdxqixey4vf1ekzioq_f">
               <w:r>
                 <w:rPr>
                   <w:rFonts w:ascii="Arial" w:cs="Arial" w:eastAsia="Arial" w:hAnsi="Arial"/>
@@ -18306,7 +18306,7 @@
               <w:spacing w:after="10" w:before="0"/>
               <w:ind w:left="120"/>
             </w:pPr>
-            <w:hyperlink w:history="1" r:id="rIdfzg-j6y-healmsah1labn">
+            <w:hyperlink w:history="1" r:id="rIdl82_gsw40gqk3vd7eumbf">
               <w:r>
                 <w:rPr>
                   <w:rFonts w:ascii="Arial" w:cs="Arial" w:eastAsia="Arial" w:hAnsi="Arial"/>
@@ -18351,7 +18351,7 @@
             <w:pPr>
               <w:spacing w:after="20" w:before="0"/>
             </w:pPr>
-            <w:hyperlink w:history="1" r:id="rId087zlvevu_hfg-3de9zec">
+            <w:hyperlink w:history="1" r:id="rIdyczxrri0v27zor_506jnc">
               <w:r>
                 <w:rPr>
                   <w:rFonts w:ascii="Arial" w:cs="Arial" w:eastAsia="Arial" w:hAnsi="Arial"/>
@@ -18384,7 +18384,7 @@
               <w:spacing w:after="10" w:before="0"/>
               <w:ind w:left="120"/>
             </w:pPr>
-            <w:hyperlink w:history="1" r:id="rIdicmxx3wshpvjaaaugqnj6">
+            <w:hyperlink w:history="1" r:id="rIdfmzjcblnnnw5jq85rcvep">
               <w:r>
                 <w:rPr>
                   <w:rFonts w:ascii="Arial" w:cs="Arial" w:eastAsia="Arial" w:hAnsi="Arial"/>
@@ -18579,7 +18579,7 @@
             <w:pPr>
               <w:spacing w:after="20" w:before="0"/>
             </w:pPr>
-            <w:hyperlink w:history="1" r:id="rIdxyzsuaaxjfruq1wr9n4mg">
+            <w:hyperlink w:history="1" r:id="rId7ynbjlvs3_fc8xgditzon">
               <w:r>
                 <w:rPr>
                   <w:rFonts w:ascii="Arial" w:cs="Arial" w:eastAsia="Arial" w:hAnsi="Arial"/>
@@ -18628,7 +18628,7 @@
               <w:spacing w:after="10" w:before="0"/>
               <w:ind w:left="120"/>
             </w:pPr>
-            <w:hyperlink w:history="1" r:id="rIddyw9ncrrd5wkyjfdbhqj-">
+            <w:hyperlink w:history="1" r:id="rIde6-7_z7qaqvb2peamat4d">
               <w:r>
                 <w:rPr>
                   <w:rFonts w:ascii="Arial" w:cs="Arial" w:eastAsia="Arial" w:hAnsi="Arial"/>
@@ -18673,7 +18673,7 @@
             <w:pPr>
               <w:spacing w:after="20" w:before="0"/>
             </w:pPr>
-            <w:hyperlink w:history="1" r:id="rIdiagb4fhdsyupbknq1vzrd">
+            <w:hyperlink w:history="1" r:id="rIduy4fuxxlpgps-loj-yc_9">
               <w:r>
                 <w:rPr>
                   <w:rFonts w:ascii="Arial" w:cs="Arial" w:eastAsia="Arial" w:hAnsi="Arial"/>
@@ -18722,7 +18722,7 @@
               <w:spacing w:after="10" w:before="0"/>
               <w:ind w:left="120"/>
             </w:pPr>
-            <w:hyperlink w:history="1" r:id="rIdfd2orucmrnqzkmavvds45">
+            <w:hyperlink w:history="1" r:id="rIdecsgrj2384zzjwnc9vnfk">
               <w:r>
                 <w:rPr>
                   <w:rFonts w:ascii="Arial" w:cs="Arial" w:eastAsia="Arial" w:hAnsi="Arial"/>
@@ -18917,7 +18917,7 @@
             <w:pPr>
               <w:spacing w:after="20" w:before="0"/>
             </w:pPr>
-            <w:hyperlink w:history="1" r:id="rIdwyxhfnl3vfxmk_u-2zbcy">
+            <w:hyperlink w:history="1" r:id="rIdpcqxuqe7t0wa-kcap_rob">
               <w:r>
                 <w:rPr>
                   <w:rFonts w:ascii="Arial" w:cs="Arial" w:eastAsia="Arial" w:hAnsi="Arial"/>
@@ -18966,7 +18966,7 @@
               <w:spacing w:after="10" w:before="0"/>
               <w:ind w:left="120"/>
             </w:pPr>
-            <w:hyperlink w:history="1" r:id="rIddtqpcz03lh4p31boq3y3i">
+            <w:hyperlink w:history="1" r:id="rIdtzcghtyjzluv1xprkyvbo">
               <w:r>
                 <w:rPr>
                   <w:rFonts w:ascii="Arial" w:cs="Arial" w:eastAsia="Arial" w:hAnsi="Arial"/>
@@ -19011,7 +19011,7 @@
             <w:pPr>
               <w:spacing w:after="20" w:before="0"/>
             </w:pPr>
-            <w:hyperlink w:history="1" r:id="rIdey2qvu5pusuvi6zuu3mkf">
+            <w:hyperlink w:history="1" r:id="rId_ut-ekghxclthxuhxgqfl">
               <w:r>
                 <w:rPr>
                   <w:rFonts w:ascii="Arial" w:cs="Arial" w:eastAsia="Arial" w:hAnsi="Arial"/>
@@ -19044,7 +19044,7 @@
               <w:spacing w:after="10" w:before="0"/>
               <w:ind w:left="120"/>
             </w:pPr>
-            <w:hyperlink w:history="1" r:id="rIdekgmp2vry-xruucvccwbx">
+            <w:hyperlink w:history="1" r:id="rIdv1jdkv5xxwubu777b22c9">
               <w:r>
                 <w:rPr>
                   <w:rFonts w:ascii="Arial" w:cs="Arial" w:eastAsia="Arial" w:hAnsi="Arial"/>
@@ -19239,7 +19239,7 @@
             <w:pPr>
               <w:spacing w:after="20" w:before="0"/>
             </w:pPr>
-            <w:hyperlink w:history="1" r:id="rIdtdkvxlblaiswyeoodyvlo">
+            <w:hyperlink w:history="1" r:id="rIdpcpr1ppfgbvabfqlsy5n8">
               <w:r>
                 <w:rPr>
                   <w:rFonts w:ascii="Arial" w:cs="Arial" w:eastAsia="Arial" w:hAnsi="Arial"/>
@@ -19288,7 +19288,7 @@
               <w:spacing w:after="10" w:before="0"/>
               <w:ind w:left="120"/>
             </w:pPr>
-            <w:hyperlink w:history="1" r:id="rIdsid-wsrrxt_mlvilneit6">
+            <w:hyperlink w:history="1" r:id="rId68fwepbqjp3gzk8kindle">
               <w:r>
                 <w:rPr>
                   <w:rFonts w:ascii="Arial" w:cs="Arial" w:eastAsia="Arial" w:hAnsi="Arial"/>
@@ -19333,7 +19333,7 @@
             <w:pPr>
               <w:spacing w:after="20" w:before="0"/>
             </w:pPr>
-            <w:hyperlink w:history="1" r:id="rId_ty7kpwnpclhvn2k_euix">
+            <w:hyperlink w:history="1" r:id="rIdhvjhoxvipdhln-shwcq1q">
               <w:r>
                 <w:rPr>
                   <w:rFonts w:ascii="Arial" w:cs="Arial" w:eastAsia="Arial" w:hAnsi="Arial"/>
@@ -19366,7 +19366,7 @@
               <w:spacing w:after="10" w:before="0"/>
               <w:ind w:left="120"/>
             </w:pPr>
-            <w:hyperlink w:history="1" r:id="rIdbd4dyropun4clhqjzikhp">
+            <w:hyperlink w:history="1" r:id="rId16um-ekgdheol94h2ufrx">
               <w:r>
                 <w:rPr>
                   <w:rFonts w:ascii="Arial" w:cs="Arial" w:eastAsia="Arial" w:hAnsi="Arial"/>
@@ -20106,7 +20106,7 @@
         </w:rPr>
         <w:t xml:space="preserve">© 2026 SeaVuria and ARES. Aligned with KICD objectives. Developed by SeaVuria; technical implementation by ARES (with AI assistance from Claude). Licensed under </w:t>
       </w:r>
-      <w:hyperlink w:history="1" r:id="rIdyaxicejpvjgoah5wlo_gn">
+      <w:hyperlink w:history="1" r:id="rIderpbc3jlfcodms9i9ivca">
         <w:r>
           <w:rPr>
             <w:rFonts w:ascii="Arial" w:cs="Arial" w:eastAsia="Arial" w:hAnsi="Arial"/>
@@ -20127,7 +20127,7 @@
         </w:rPr>
         <w:t xml:space="preserve"> (</w:t>
       </w:r>
-      <w:hyperlink w:history="1" r:id="rIdajx72eksyphfqoapd3za0">
+      <w:hyperlink w:history="1" r:id="rIdszp2wufz4n5cs85usxtm6">
         <w:r>
           <w:rPr>
             <w:rFonts w:ascii="Arial" w:cs="Arial" w:eastAsia="Arial" w:hAnsi="Arial"/>
@@ -21157,7 +21157,7 @@
               <w:spacing w:after="10" w:before="0"/>
               <w:ind w:left="120"/>
             </w:pPr>
-            <w:hyperlink w:history="1" r:id="rIds1bhnknk4u-sxy-wlgsli">
+            <w:hyperlink w:history="1" r:id="rIdcib6ls9bbrocltfkikhwl">
               <w:r>
                 <w:rPr>
                   <w:rFonts w:ascii="Arial" w:cs="Arial" w:eastAsia="Arial" w:hAnsi="Arial"/>
@@ -21234,7 +21234,7 @@
               <w:spacing w:after="10" w:before="0"/>
               <w:ind w:left="120"/>
             </w:pPr>
-            <w:hyperlink w:history="1" r:id="rIdahxpta9utwfngu7hsraut">
+            <w:hyperlink w:history="1" r:id="rIdy2w_xwfgbe_mbt94cc8fa">
               <w:r>
                 <w:rPr>
                   <w:rFonts w:ascii="Arial" w:cs="Arial" w:eastAsia="Arial" w:hAnsi="Arial"/>
@@ -21461,7 +21461,7 @@
               <w:spacing w:after="10" w:before="0"/>
               <w:ind w:left="120"/>
             </w:pPr>
-            <w:hyperlink w:history="1" r:id="rIdknnzujbrhk_y4_bs5rult">
+            <w:hyperlink w:history="1" r:id="rIdodhoie85vn7zqqabljsp9">
               <w:r>
                 <w:rPr>
                   <w:rFonts w:ascii="Arial" w:cs="Arial" w:eastAsia="Arial" w:hAnsi="Arial"/>
@@ -21538,7 +21538,7 @@
               <w:spacing w:after="10" w:before="0"/>
               <w:ind w:left="120"/>
             </w:pPr>
-            <w:hyperlink w:history="1" r:id="rIden-0z1lxop5qgccnq9lmo">
+            <w:hyperlink w:history="1" r:id="rId3hbftmttto_ug2hbdu3ca">
               <w:r>
                 <w:rPr>
                   <w:rFonts w:ascii="Arial" w:cs="Arial" w:eastAsia="Arial" w:hAnsi="Arial"/>
@@ -21765,7 +21765,7 @@
               <w:spacing w:after="10" w:before="0"/>
               <w:ind w:left="120"/>
             </w:pPr>
-            <w:hyperlink w:history="1" r:id="rIdzbgqt9l7mezahejx9n_ss">
+            <w:hyperlink w:history="1" r:id="rIdw0ujoqr9okzux59al8dey">
               <w:r>
                 <w:rPr>
                   <w:rFonts w:ascii="Arial" w:cs="Arial" w:eastAsia="Arial" w:hAnsi="Arial"/>
@@ -21842,7 +21842,7 @@
               <w:spacing w:after="10" w:before="0"/>
               <w:ind w:left="120"/>
             </w:pPr>
-            <w:hyperlink w:history="1" r:id="rIdis01axxpmfvf-dbui9s7m">
+            <w:hyperlink w:history="1" r:id="rIdridsrgmrhs01dxtmecq0r">
               <w:r>
                 <w:rPr>
                   <w:rFonts w:ascii="Arial" w:cs="Arial" w:eastAsia="Arial" w:hAnsi="Arial"/>
@@ -22069,7 +22069,7 @@
               <w:spacing w:after="10" w:before="0"/>
               <w:ind w:left="120"/>
             </w:pPr>
-            <w:hyperlink w:history="1" r:id="rId2glloz6qnsjkg8ekysr6h">
+            <w:hyperlink w:history="1" r:id="rIde0-ibv-t2_u1ba-llphmn">
               <w:r>
                 <w:rPr>
                   <w:rFonts w:ascii="Arial" w:cs="Arial" w:eastAsia="Arial" w:hAnsi="Arial"/>
@@ -22146,7 +22146,7 @@
               <w:spacing w:after="10" w:before="0"/>
               <w:ind w:left="120"/>
             </w:pPr>
-            <w:hyperlink w:history="1" r:id="rIdflaq3gcfh9pb1eesd6yhm">
+            <w:hyperlink w:history="1" r:id="rIdofkvvfeanjqzlsc-eondq">
               <w:r>
                 <w:rPr>
                   <w:rFonts w:ascii="Arial" w:cs="Arial" w:eastAsia="Arial" w:hAnsi="Arial"/>
@@ -22373,7 +22373,7 @@
               <w:spacing w:after="10" w:before="0"/>
               <w:ind w:left="120"/>
             </w:pPr>
-            <w:hyperlink w:history="1" r:id="rIdw0gctnsocc9ig2cie0ic5">
+            <w:hyperlink w:history="1" r:id="rIdgm3itgdptsv46zmwt1lsi">
               <w:r>
                 <w:rPr>
                   <w:rFonts w:ascii="Arial" w:cs="Arial" w:eastAsia="Arial" w:hAnsi="Arial"/>
@@ -22450,7 +22450,7 @@
               <w:spacing w:after="10" w:before="0"/>
               <w:ind w:left="120"/>
             </w:pPr>
-            <w:hyperlink w:history="1" r:id="rId8hsxwbnklzv5mffv3oob0">
+            <w:hyperlink w:history="1" r:id="rIdhh28slbnblh6sli3btcat">
               <w:r>
                 <w:rPr>
                   <w:rFonts w:ascii="Arial" w:cs="Arial" w:eastAsia="Arial" w:hAnsi="Arial"/>
@@ -22977,7 +22977,7 @@
         </w:rPr>
         <w:t xml:space="preserve">© 2026 SeaVuria and ARES. Aligned with KICD objectives. Developed by SeaVuria; technical implementation by ARES (with AI assistance from Claude). Licensed under </w:t>
       </w:r>
-      <w:hyperlink w:history="1" r:id="rIdnbdeeqbk4eplpq8bhbip5">
+      <w:hyperlink w:history="1" r:id="rIdqyx6lbsyd6xspi6aqffyo">
         <w:r>
           <w:rPr>
             <w:rFonts w:ascii="Arial" w:cs="Arial" w:eastAsia="Arial" w:hAnsi="Arial"/>
@@ -22998,7 +22998,7 @@
         </w:rPr>
         <w:t xml:space="preserve"> (</w:t>
       </w:r>
-      <w:hyperlink w:history="1" r:id="rIdrplheaq7gjlfwskk0c1w5">
+      <w:hyperlink w:history="1" r:id="rId0-enrfdun42qlxozeho7w">
         <w:r>
           <w:rPr>
             <w:rFonts w:ascii="Arial" w:cs="Arial" w:eastAsia="Arial" w:hAnsi="Arial"/>
@@ -24267,7 +24267,7 @@
               <w:spacing w:after="10" w:before="0"/>
               <w:ind w:left="120"/>
             </w:pPr>
-            <w:hyperlink w:history="1" r:id="rId7vclpzgwr4khgm2ebguwk">
+            <w:hyperlink w:history="1" r:id="rId1hlrc5lrr5vamghkpapiu">
               <w:r>
                 <w:rPr>
                   <w:rFonts w:ascii="Arial" w:cs="Arial" w:eastAsia="Arial" w:hAnsi="Arial"/>
@@ -24344,7 +24344,7 @@
               <w:spacing w:after="10" w:before="0"/>
               <w:ind w:left="120"/>
             </w:pPr>
-            <w:hyperlink w:history="1" r:id="rIdgjqufs9yjkfztuknaczng">
+            <w:hyperlink w:history="1" r:id="rIdxxwoer28ckdadyby29olg">
               <w:r>
                 <w:rPr>
                   <w:rFonts w:ascii="Arial" w:cs="Arial" w:eastAsia="Arial" w:hAnsi="Arial"/>
@@ -24571,7 +24571,7 @@
               <w:spacing w:after="10" w:before="0"/>
               <w:ind w:left="120"/>
             </w:pPr>
-            <w:hyperlink w:history="1" r:id="rIdpejewu2eaa6ehryqnkobe">
+            <w:hyperlink w:history="1" r:id="rIdviwr0hjbixivjo1qb7hcf">
               <w:r>
                 <w:rPr>
                   <w:rFonts w:ascii="Arial" w:cs="Arial" w:eastAsia="Arial" w:hAnsi="Arial"/>
@@ -24648,7 +24648,7 @@
               <w:spacing w:after="10" w:before="0"/>
               <w:ind w:left="120"/>
             </w:pPr>
-            <w:hyperlink w:history="1" r:id="rIdfffsbtaewvk0rdcvqpxtq">
+            <w:hyperlink w:history="1" r:id="rIdlhkhjctyqhfxpj624fhif">
               <w:r>
                 <w:rPr>
                   <w:rFonts w:ascii="Arial" w:cs="Arial" w:eastAsia="Arial" w:hAnsi="Arial"/>
@@ -24875,7 +24875,7 @@
               <w:spacing w:after="10" w:before="0"/>
               <w:ind w:left="120"/>
             </w:pPr>
-            <w:hyperlink w:history="1" r:id="rIdkywnhp_p63kigc29hylgu">
+            <w:hyperlink w:history="1" r:id="rId68wxrzj0a64nuclkndkh3">
               <w:r>
                 <w:rPr>
                   <w:rFonts w:ascii="Arial" w:cs="Arial" w:eastAsia="Arial" w:hAnsi="Arial"/>
@@ -24952,7 +24952,7 @@
               <w:spacing w:after="10" w:before="0"/>
               <w:ind w:left="120"/>
             </w:pPr>
-            <w:hyperlink w:history="1" r:id="rIdouw32la4uojdusek9ookf">
+            <w:hyperlink w:history="1" r:id="rIdkwmggf85xextk17sbnf4i">
               <w:r>
                 <w:rPr>
                   <w:rFonts w:ascii="Arial" w:cs="Arial" w:eastAsia="Arial" w:hAnsi="Arial"/>
@@ -25179,7 +25179,7 @@
               <w:spacing w:after="10" w:before="0"/>
               <w:ind w:left="120"/>
             </w:pPr>
-            <w:hyperlink w:history="1" r:id="rIdd5fcmx0fsj4yhii0hd3fc">
+            <w:hyperlink w:history="1" r:id="rIdbkujuebsifjkspsavpytl">
               <w:r>
                 <w:rPr>
                   <w:rFonts w:ascii="Arial" w:cs="Arial" w:eastAsia="Arial" w:hAnsi="Arial"/>
@@ -25256,7 +25256,7 @@
               <w:spacing w:after="10" w:before="0"/>
               <w:ind w:left="120"/>
             </w:pPr>
-            <w:hyperlink w:history="1" r:id="rId4vde2ilpibxehore39txi">
+            <w:hyperlink w:history="1" r:id="rIdwkhzfikfd02jna0bunavm">
               <w:r>
                 <w:rPr>
                   <w:rFonts w:ascii="Arial" w:cs="Arial" w:eastAsia="Arial" w:hAnsi="Arial"/>
@@ -25483,7 +25483,7 @@
               <w:spacing w:after="10" w:before="0"/>
               <w:ind w:left="120"/>
             </w:pPr>
-            <w:hyperlink w:history="1" r:id="rIdfkovnfi4pez_zgv1y43pt">
+            <w:hyperlink w:history="1" r:id="rId4tm5sn19vguabgmvkvta6">
               <w:r>
                 <w:rPr>
                   <w:rFonts w:ascii="Arial" w:cs="Arial" w:eastAsia="Arial" w:hAnsi="Arial"/>
@@ -25560,7 +25560,7 @@
               <w:spacing w:after="10" w:before="0"/>
               <w:ind w:left="120"/>
             </w:pPr>
-            <w:hyperlink w:history="1" r:id="rIdiikldxi0gmdtmpuwdkxje">
+            <w:hyperlink w:history="1" r:id="rIdsljab81dvd-lslwcdim7z">
               <w:r>
                 <w:rPr>
                   <w:rFonts w:ascii="Arial" w:cs="Arial" w:eastAsia="Arial" w:hAnsi="Arial"/>
@@ -26163,7 +26163,7 @@
         </w:rPr>
         <w:t xml:space="preserve">© 2026 SeaVuria and ARES. Aligned with KICD objectives. Developed by SeaVuria; technical implementation by ARES (with AI assistance from Claude). Licensed under </w:t>
       </w:r>
-      <w:hyperlink w:history="1" r:id="rIdijzjdefv2x29h_w-md7xq">
+      <w:hyperlink w:history="1" r:id="rIdkiz0ershfqr4ftzpjmenh">
         <w:r>
           <w:rPr>
             <w:rFonts w:ascii="Arial" w:cs="Arial" w:eastAsia="Arial" w:hAnsi="Arial"/>
@@ -26184,7 +26184,7 @@
         </w:rPr>
         <w:t xml:space="preserve"> (</w:t>
       </w:r>
-      <w:hyperlink w:history="1" r:id="rIdc1u8vyg2b56_pidorcxlx">
+      <w:hyperlink w:history="1" r:id="rIdxjpymiqk6u7m-apvdgisj">
         <w:r>
           <w:rPr>
             <w:rFonts w:ascii="Arial" w:cs="Arial" w:eastAsia="Arial" w:hAnsi="Arial"/>

--- a/data/outputs/v2/General_Science/SS1.1_Introduction_to_General_Science/General_Science_Introduction_to_General_Science_CBE_LessonSequence.docx
+++ b/data/outputs/v2/General_Science/SS1.1_Introduction_to_General_Science/General_Science_Introduction_to_General_Science_CBE_LessonSequence.docx
@@ -4,6 +4,7 @@
   <w:body>
     <w:p>
       <w:pPr>
+        <w:keepNext w:val="false"/>
         <w:spacing w:after="30" w:before="0"/>
         <w:jc w:val="center"/>
       </w:pPr>
@@ -23,6 +24,7 @@
     </w:p>
     <w:p>
       <w:pPr>
+        <w:keepNext w:val="false"/>
         <w:spacing w:after="60" w:before="0"/>
         <w:jc w:val="center"/>
       </w:pPr>
@@ -81,6 +83,7 @@
           </w:tcPr>
           <w:p>
             <w:pPr>
+              <w:keepNext w:val="false"/>
               <w:spacing w:after="40" w:before="0"/>
               <w:jc w:val="center"/>
             </w:pPr>
@@ -115,6 +118,7 @@
           </w:tcPr>
           <w:p>
             <w:pPr>
+              <w:keepNext w:val="false"/>
               <w:spacing w:after="40" w:before="0"/>
               <w:jc w:val="left"/>
             </w:pPr>
@@ -147,6 +151,7 @@
           </w:tcPr>
           <w:p>
             <w:pPr>
+              <w:keepNext w:val="false"/>
               <w:spacing w:after="40" w:before="0"/>
               <w:jc w:val="left"/>
             </w:pPr>
@@ -181,6 +186,7 @@
           </w:tcPr>
           <w:p>
             <w:pPr>
+              <w:keepNext w:val="false"/>
               <w:spacing w:after="40" w:before="0"/>
               <w:jc w:val="left"/>
             </w:pPr>
@@ -213,6 +219,7 @@
           </w:tcPr>
           <w:p>
             <w:pPr>
+              <w:keepNext w:val="false"/>
               <w:spacing w:after="40" w:before="0"/>
               <w:jc w:val="left"/>
             </w:pPr>
@@ -247,6 +254,7 @@
           </w:tcPr>
           <w:p>
             <w:pPr>
+              <w:keepNext w:val="false"/>
               <w:spacing w:after="40" w:before="0"/>
               <w:jc w:val="left"/>
             </w:pPr>
@@ -279,6 +287,7 @@
           </w:tcPr>
           <w:p>
             <w:pPr>
+              <w:keepNext w:val="false"/>
               <w:spacing w:after="40" w:before="0"/>
               <w:jc w:val="left"/>
             </w:pPr>
@@ -313,6 +322,7 @@
           </w:tcPr>
           <w:p>
             <w:pPr>
+              <w:keepNext w:val="false"/>
               <w:spacing w:after="40" w:before="0"/>
               <w:jc w:val="left"/>
             </w:pPr>
@@ -345,6 +355,7 @@
           </w:tcPr>
           <w:p>
             <w:pPr>
+              <w:keepNext w:val="false"/>
               <w:spacing w:after="40" w:before="0"/>
               <w:jc w:val="left"/>
             </w:pPr>
@@ -379,6 +390,7 @@
           </w:tcPr>
           <w:p>
             <w:pPr>
+              <w:keepNext w:val="false"/>
               <w:spacing w:after="40" w:before="0"/>
               <w:jc w:val="left"/>
             </w:pPr>
@@ -411,6 +423,7 @@
           </w:tcPr>
           <w:p>
             <w:pPr>
+              <w:keepNext w:val="false"/>
               <w:spacing w:after="40" w:before="0"/>
               <w:jc w:val="left"/>
             </w:pPr>
@@ -445,6 +458,7 @@
           </w:tcPr>
           <w:p>
             <w:pPr>
+              <w:keepNext w:val="false"/>
               <w:spacing w:after="40" w:before="0"/>
               <w:jc w:val="left"/>
             </w:pPr>
@@ -572,6 +586,7 @@
           </w:tcPr>
           <w:p>
             <w:pPr>
+              <w:keepNext w:val="false"/>
               <w:spacing w:after="40" w:before="0"/>
               <w:jc w:val="left"/>
             </w:pPr>
@@ -604,6 +619,7 @@
           </w:tcPr>
           <w:p>
             <w:pPr>
+              <w:keepNext w:val="false"/>
               <w:spacing w:after="40" w:before="0"/>
               <w:jc w:val="left"/>
             </w:pPr>
@@ -623,6 +639,7 @@
           </w:p>
           <w:p>
             <w:pPr>
+              <w:keepNext w:val="false"/>
               <w:spacing w:after="40" w:before="0"/>
               <w:jc w:val="left"/>
             </w:pPr>
@@ -642,6 +659,7 @@
           </w:p>
           <w:p>
             <w:pPr>
+              <w:keepNext w:val="false"/>
               <w:spacing w:after="40" w:before="0"/>
               <w:jc w:val="left"/>
             </w:pPr>
@@ -661,6 +679,7 @@
           </w:p>
           <w:p>
             <w:pPr>
+              <w:keepNext w:val="false"/>
               <w:spacing w:after="40" w:before="0"/>
               <w:jc w:val="left"/>
             </w:pPr>
@@ -680,6 +699,7 @@
           </w:p>
           <w:p>
             <w:pPr>
+              <w:keepNext w:val="false"/>
               <w:spacing w:after="40" w:before="0"/>
               <w:jc w:val="left"/>
             </w:pPr>
@@ -699,6 +719,7 @@
           </w:p>
           <w:p>
             <w:pPr>
+              <w:keepNext w:val="false"/>
               <w:spacing w:after="40" w:before="0"/>
               <w:jc w:val="left"/>
             </w:pPr>
@@ -733,6 +754,7 @@
           </w:tcPr>
           <w:p>
             <w:pPr>
+              <w:keepNext w:val="false"/>
               <w:spacing w:after="40" w:before="0"/>
               <w:jc w:val="left"/>
             </w:pPr>
@@ -840,6 +862,7 @@
           </w:tcPr>
           <w:p>
             <w:pPr>
+              <w:keepNext w:val="false"/>
               <w:spacing w:after="40" w:before="0"/>
               <w:jc w:val="left"/>
             </w:pPr>
@@ -927,6 +950,7 @@
           </w:tcPr>
           <w:p>
             <w:pPr>
+              <w:keepNext w:val="false"/>
               <w:spacing w:after="40" w:before="0"/>
               <w:jc w:val="left"/>
             </w:pPr>
@@ -1054,6 +1078,7 @@
           </w:tcPr>
           <w:p>
             <w:pPr>
+              <w:keepNext w:val="false"/>
               <w:spacing w:after="40" w:before="0"/>
               <w:jc w:val="left"/>
             </w:pPr>
@@ -1121,6 +1146,7 @@
           </w:tcPr>
           <w:p>
             <w:pPr>
+              <w:keepNext w:val="false"/>
               <w:spacing w:after="40" w:before="0"/>
               <w:jc w:val="left"/>
             </w:pPr>
@@ -1288,6 +1314,7 @@
           </w:tcPr>
           <w:p>
             <w:pPr>
+              <w:keepNext w:val="false"/>
               <w:spacing w:after="40" w:before="0"/>
               <w:jc w:val="left"/>
             </w:pPr>
@@ -1320,6 +1347,7 @@
           </w:tcPr>
           <w:p>
             <w:pPr>
+              <w:keepNext w:val="false"/>
               <w:spacing w:after="40" w:before="0"/>
               <w:jc w:val="left"/>
             </w:pPr>
@@ -1354,6 +1382,7 @@
           </w:tcPr>
           <w:p>
             <w:pPr>
+              <w:keepNext w:val="false"/>
               <w:spacing w:after="40" w:before="0"/>
               <w:jc w:val="left"/>
             </w:pPr>
@@ -1386,6 +1415,7 @@
           </w:tcPr>
           <w:p>
             <w:pPr>
+              <w:keepNext w:val="false"/>
               <w:spacing w:after="40" w:before="0"/>
               <w:jc w:val="left"/>
             </w:pPr>
@@ -1405,6 +1435,7 @@
           </w:p>
           <w:p>
             <w:pPr>
+              <w:keepNext w:val="false"/>
               <w:spacing w:after="40" w:before="0"/>
               <w:jc w:val="left"/>
             </w:pPr>
@@ -1424,6 +1455,7 @@
           </w:p>
           <w:p>
             <w:pPr>
+              <w:keepNext w:val="false"/>
               <w:spacing w:after="40" w:before="0"/>
               <w:jc w:val="left"/>
             </w:pPr>
@@ -1443,6 +1475,7 @@
           </w:p>
           <w:p>
             <w:pPr>
+              <w:keepNext w:val="false"/>
               <w:spacing w:after="40" w:before="0"/>
               <w:jc w:val="left"/>
             </w:pPr>
@@ -1477,6 +1510,7 @@
           </w:tcPr>
           <w:p>
             <w:pPr>
+              <w:keepNext w:val="false"/>
               <w:spacing w:after="40" w:before="0"/>
               <w:jc w:val="left"/>
             </w:pPr>
@@ -1509,6 +1543,7 @@
           </w:tcPr>
           <w:p>
             <w:pPr>
+              <w:keepNext w:val="false"/>
               <w:spacing w:after="40" w:before="0"/>
               <w:jc w:val="left"/>
             </w:pPr>
@@ -1543,6 +1578,7 @@
           </w:tcPr>
           <w:p>
             <w:pPr>
+              <w:keepNext w:val="false"/>
               <w:spacing w:after="40" w:before="0"/>
               <w:jc w:val="left"/>
             </w:pPr>
@@ -1575,6 +1611,7 @@
           </w:tcPr>
           <w:p>
             <w:pPr>
+              <w:keepNext w:val="false"/>
               <w:spacing w:after="40" w:before="0"/>
               <w:jc w:val="left"/>
             </w:pPr>
@@ -1594,6 +1631,7 @@
           </w:p>
           <w:p>
             <w:pPr>
+              <w:keepNext w:val="false"/>
               <w:spacing w:after="40" w:before="0"/>
               <w:jc w:val="left"/>
             </w:pPr>
@@ -1613,6 +1651,7 @@
           </w:p>
           <w:p>
             <w:pPr>
+              <w:keepNext w:val="false"/>
               <w:spacing w:after="40" w:before="0"/>
               <w:jc w:val="left"/>
             </w:pPr>
@@ -1632,6 +1671,7 @@
           </w:p>
           <w:p>
             <w:pPr>
+              <w:keepNext w:val="false"/>
               <w:spacing w:after="40" w:before="0"/>
               <w:jc w:val="left"/>
             </w:pPr>
@@ -1651,6 +1691,7 @@
           </w:p>
           <w:p>
             <w:pPr>
+              <w:keepNext w:val="false"/>
               <w:spacing w:after="40" w:before="0"/>
               <w:jc w:val="left"/>
             </w:pPr>
@@ -1670,6 +1711,7 @@
           </w:p>
           <w:p>
             <w:pPr>
+              <w:keepNext w:val="false"/>
               <w:spacing w:after="40" w:before="0"/>
               <w:jc w:val="left"/>
             </w:pPr>
@@ -1689,6 +1731,7 @@
           </w:p>
           <w:p>
             <w:pPr>
+              <w:keepNext w:val="false"/>
               <w:spacing w:after="40" w:before="0"/>
               <w:jc w:val="left"/>
             </w:pPr>
@@ -1708,6 +1751,7 @@
           </w:p>
           <w:p>
             <w:pPr>
+              <w:keepNext w:val="false"/>
               <w:spacing w:after="40" w:before="0"/>
               <w:jc w:val="left"/>
             </w:pPr>
@@ -1727,6 +1771,7 @@
           </w:p>
           <w:p>
             <w:pPr>
+              <w:keepNext w:val="false"/>
               <w:spacing w:after="40" w:before="0"/>
               <w:jc w:val="left"/>
             </w:pPr>
@@ -1746,6 +1791,7 @@
           </w:p>
           <w:p>
             <w:pPr>
+              <w:keepNext w:val="false"/>
               <w:spacing w:after="40" w:before="0"/>
               <w:jc w:val="left"/>
             </w:pPr>
@@ -1765,6 +1811,7 @@
           </w:p>
           <w:p>
             <w:pPr>
+              <w:keepNext w:val="false"/>
               <w:spacing w:after="40" w:before="0"/>
               <w:jc w:val="left"/>
             </w:pPr>
@@ -1784,6 +1831,7 @@
           </w:p>
           <w:p>
             <w:pPr>
+              <w:keepNext w:val="false"/>
               <w:spacing w:after="40" w:before="0"/>
               <w:jc w:val="left"/>
             </w:pPr>
@@ -1803,6 +1851,7 @@
           </w:p>
           <w:p>
             <w:pPr>
+              <w:keepNext w:val="false"/>
               <w:spacing w:after="40" w:before="0"/>
               <w:jc w:val="left"/>
             </w:pPr>
@@ -1822,6 +1871,7 @@
           </w:p>
           <w:p>
             <w:pPr>
+              <w:keepNext w:val="false"/>
               <w:spacing w:after="40" w:before="0"/>
               <w:jc w:val="left"/>
             </w:pPr>
@@ -1841,6 +1891,7 @@
           </w:p>
           <w:p>
             <w:pPr>
+              <w:keepNext w:val="false"/>
               <w:spacing w:after="40" w:before="0"/>
               <w:jc w:val="left"/>
             </w:pPr>
@@ -1875,6 +1926,7 @@
           </w:tcPr>
           <w:p>
             <w:pPr>
+              <w:keepNext w:val="false"/>
               <w:spacing w:after="40" w:before="0"/>
               <w:jc w:val="left"/>
             </w:pPr>
@@ -2106,7 +2158,7 @@
         </w:rPr>
         <w:t xml:space="preserve">© 2026 SeaVuria and ARES. This work is licensed under a </w:t>
       </w:r>
-      <w:hyperlink w:history="1" r:id="rIdt_nvy_-vj_wdqdkedn5o2">
+      <w:hyperlink w:history="1" r:id="rIdfwgowjckil0vb7xmyklqc">
         <w:r>
           <w:rPr>
             <w:rFonts w:ascii="Arial" w:cs="Arial" w:eastAsia="Arial" w:hAnsi="Arial"/>
@@ -2126,7 +2178,7 @@
         </w:rPr>
         <w:t xml:space="preserve"> (</w:t>
       </w:r>
-      <w:hyperlink w:history="1" r:id="rIdevnogdecd-k65zbvntjis">
+      <w:hyperlink w:history="1" r:id="rIdtarhzydsm1teoitkwl7kq">
         <w:r>
           <w:rPr>
             <w:rFonts w:ascii="Arial" w:cs="Arial" w:eastAsia="Arial" w:hAnsi="Arial"/>
@@ -2146,7 +2198,7 @@
         </w:rPr>
         <w:t xml:space="preserve">). To view a copy of this license, visit </w:t>
       </w:r>
-      <w:hyperlink w:history="1" r:id="rIdjoejjgtutnqcp3ipj8eys">
+      <w:hyperlink w:history="1" r:id="rId37ypupxrswr8fkrqofomb">
         <w:r>
           <w:rPr>
             <w:rFonts w:ascii="Arial" w:cs="Arial" w:eastAsia="Arial" w:hAnsi="Arial"/>
@@ -2205,6 +2257,7 @@
           </w:tcPr>
           <w:p>
             <w:pPr>
+              <w:keepNext w:val="false"/>
               <w:spacing w:after="40" w:before="0"/>
               <w:jc w:val="center"/>
             </w:pPr>
@@ -2240,6 +2293,7 @@
           </w:tcPr>
           <w:p>
             <w:pPr>
+              <w:keepNext w:val="false"/>
               <w:spacing w:after="40" w:before="0"/>
               <w:jc w:val="center"/>
             </w:pPr>
@@ -2274,6 +2328,7 @@
           </w:tcPr>
           <w:p>
             <w:pPr>
+              <w:keepNext w:val="false"/>
               <w:spacing w:after="40" w:before="0"/>
               <w:jc w:val="left"/>
             </w:pPr>
@@ -2306,6 +2361,7 @@
           </w:tcPr>
           <w:p>
             <w:pPr>
+              <w:keepNext w:val="false"/>
               <w:spacing w:after="40" w:before="0"/>
               <w:jc w:val="left"/>
             </w:pPr>
@@ -2340,6 +2396,7 @@
           </w:tcPr>
           <w:p>
             <w:pPr>
+              <w:keepNext w:val="false"/>
               <w:spacing w:after="40" w:before="0"/>
               <w:jc w:val="left"/>
             </w:pPr>
@@ -2372,6 +2429,7 @@
           </w:tcPr>
           <w:p>
             <w:pPr>
+              <w:keepNext w:val="false"/>
               <w:spacing w:after="40" w:before="0"/>
               <w:jc w:val="left"/>
             </w:pPr>
@@ -2406,6 +2464,7 @@
           </w:tcPr>
           <w:p>
             <w:pPr>
+              <w:keepNext w:val="false"/>
               <w:spacing w:after="40" w:before="0"/>
               <w:jc w:val="left"/>
             </w:pPr>
@@ -2438,6 +2497,7 @@
           </w:tcPr>
           <w:p>
             <w:pPr>
+              <w:keepNext w:val="false"/>
               <w:spacing w:after="40" w:before="0"/>
               <w:jc w:val="left"/>
             </w:pPr>
@@ -2472,6 +2532,7 @@
           </w:tcPr>
           <w:p>
             <w:pPr>
+              <w:keepNext w:val="false"/>
               <w:spacing w:after="40" w:before="0"/>
               <w:jc w:val="left"/>
             </w:pPr>
@@ -2504,6 +2565,7 @@
           </w:tcPr>
           <w:p>
             <w:pPr>
+              <w:keepNext w:val="false"/>
               <w:spacing w:after="40" w:before="0"/>
               <w:jc w:val="left"/>
             </w:pPr>
@@ -2538,6 +2600,7 @@
           </w:tcPr>
           <w:p>
             <w:pPr>
+              <w:keepNext w:val="false"/>
               <w:spacing w:after="40" w:before="0"/>
               <w:jc w:val="left"/>
             </w:pPr>
@@ -2570,6 +2633,7 @@
           </w:tcPr>
           <w:p>
             <w:pPr>
+              <w:keepNext w:val="false"/>
               <w:spacing w:after="40" w:before="0"/>
               <w:jc w:val="left"/>
             </w:pPr>
@@ -2604,6 +2668,7 @@
           </w:tcPr>
           <w:p>
             <w:pPr>
+              <w:keepNext w:val="false"/>
               <w:spacing w:after="40" w:before="0"/>
               <w:jc w:val="left"/>
             </w:pPr>
@@ -2636,6 +2701,7 @@
           </w:tcPr>
           <w:p>
             <w:pPr>
+              <w:keepNext w:val="false"/>
               <w:spacing w:after="40" w:before="0"/>
               <w:jc w:val="left"/>
             </w:pPr>
@@ -2670,6 +2736,7 @@
           </w:tcPr>
           <w:p>
             <w:pPr>
+              <w:keepNext w:val="false"/>
               <w:spacing w:after="40" w:before="0"/>
               <w:jc w:val="left"/>
             </w:pPr>
@@ -2702,6 +2769,7 @@
           </w:tcPr>
           <w:p>
             <w:pPr>
+              <w:keepNext w:val="false"/>
               <w:spacing w:after="40" w:before="0"/>
               <w:jc w:val="left"/>
             </w:pPr>
@@ -2736,6 +2804,7 @@
           </w:tcPr>
           <w:p>
             <w:pPr>
+              <w:keepNext w:val="false"/>
               <w:spacing w:after="40" w:before="0"/>
               <w:jc w:val="left"/>
             </w:pPr>
@@ -2768,6 +2837,7 @@
           </w:tcPr>
           <w:p>
             <w:pPr>
+              <w:keepNext w:val="false"/>
               <w:spacing w:after="40" w:before="0"/>
               <w:jc w:val="left"/>
             </w:pPr>
@@ -2827,6 +2897,7 @@
           </w:tcPr>
           <w:p>
             <w:pPr>
+              <w:keepNext w:val="false"/>
               <w:spacing w:after="40" w:before="0"/>
               <w:jc w:val="center"/>
             </w:pPr>
@@ -2861,6 +2932,7 @@
           </w:tcPr>
           <w:p>
             <w:pPr>
+              <w:keepNext w:val="false"/>
               <w:spacing w:after="40" w:before="0"/>
               <w:jc w:val="left"/>
             </w:pPr>
@@ -2925,6 +2997,7 @@
           </w:tcPr>
           <w:p>
             <w:pPr>
+              <w:keepNext w:val="false"/>
               <w:spacing w:after="40" w:before="0"/>
               <w:jc w:val="center"/>
             </w:pPr>
@@ -2959,6 +3032,7 @@
           </w:tcPr>
           <w:p>
             <w:pPr>
+              <w:keepNext w:val="false"/>
               <w:spacing w:after="40" w:before="0"/>
               <w:jc w:val="left"/>
             </w:pPr>
@@ -2991,6 +3065,7 @@
           </w:tcPr>
           <w:p>
             <w:pPr>
+              <w:keepNext w:val="false"/>
               <w:spacing w:after="40" w:before="0"/>
               <w:jc w:val="left"/>
             </w:pPr>
@@ -3023,6 +3098,7 @@
           </w:tcPr>
           <w:p>
             <w:pPr>
+              <w:keepNext w:val="false"/>
               <w:spacing w:after="40" w:before="0"/>
               <w:jc w:val="left"/>
             </w:pPr>
@@ -3055,6 +3131,7 @@
           </w:tcPr>
           <w:p>
             <w:pPr>
+              <w:keepNext w:val="false"/>
               <w:spacing w:after="40" w:before="0"/>
               <w:jc w:val="left"/>
             </w:pPr>
@@ -3087,6 +3164,7 @@
           </w:tcPr>
           <w:p>
             <w:pPr>
+              <w:keepNext w:val="false"/>
               <w:spacing w:after="40" w:before="0"/>
               <w:jc w:val="left"/>
             </w:pPr>
@@ -3121,6 +3199,7 @@
           </w:tcPr>
           <w:p>
             <w:pPr>
+              <w:keepNext w:val="false"/>
               <w:spacing w:after="40" w:before="0"/>
               <w:jc w:val="left"/>
             </w:pPr>
@@ -3158,7 +3237,7 @@
             <w:pPr>
               <w:spacing w:after="20" w:before="0"/>
             </w:pPr>
-            <w:hyperlink w:history="1" r:id="rIdxd0m4duxvqcszdujzaue8">
+            <w:hyperlink w:history="1" r:id="rId8qqef8h-iwobul5d4no65">
               <w:r>
                 <w:rPr>
                   <w:rFonts w:ascii="Arial" w:cs="Arial" w:eastAsia="Arial" w:hAnsi="Arial"/>
@@ -3207,7 +3286,7 @@
               <w:spacing w:after="10" w:before="0"/>
               <w:ind w:left="120"/>
             </w:pPr>
-            <w:hyperlink w:history="1" r:id="rIdsdz2ryzbubructzjytmj0">
+            <w:hyperlink w:history="1" r:id="rIdhfuj7jhbfp3ymnv-tdp3w">
               <w:r>
                 <w:rPr>
                   <w:rFonts w:ascii="Arial" w:cs="Arial" w:eastAsia="Arial" w:hAnsi="Arial"/>
@@ -3269,7 +3348,7 @@
               <w:spacing w:after="10" w:before="0"/>
               <w:ind w:left="120"/>
             </w:pPr>
-            <w:hyperlink w:history="1" r:id="rIdpyglxryfcojiq9ggorwwg">
+            <w:hyperlink w:history="1" r:id="rIdg-nlsohffcnfwle_82ajp">
               <w:r>
                 <w:rPr>
                   <w:rFonts w:ascii="Arial" w:cs="Arial" w:eastAsia="Arial" w:hAnsi="Arial"/>
@@ -3312,6 +3391,7 @@
           </w:tcPr>
           <w:p>
             <w:pPr>
+              <w:keepNext w:val="false"/>
               <w:spacing w:after="40" w:before="0"/>
               <w:jc w:val="left"/>
             </w:pPr>
@@ -3344,6 +3424,7 @@
           </w:tcPr>
           <w:p>
             <w:pPr>
+              <w:keepNext w:val="false"/>
               <w:spacing w:after="40" w:before="0"/>
               <w:jc w:val="left"/>
             </w:pPr>
@@ -3376,6 +3457,7 @@
           </w:tcPr>
           <w:p>
             <w:pPr>
+              <w:keepNext w:val="false"/>
               <w:spacing w:after="40" w:before="0"/>
               <w:jc w:val="left"/>
             </w:pPr>
@@ -3408,6 +3490,7 @@
           </w:tcPr>
           <w:p>
             <w:pPr>
+              <w:keepNext w:val="false"/>
               <w:spacing w:after="40" w:before="0"/>
               <w:jc w:val="left"/>
             </w:pPr>
@@ -3442,6 +3525,7 @@
           </w:tcPr>
           <w:p>
             <w:pPr>
+              <w:keepNext w:val="false"/>
               <w:spacing w:after="40" w:before="0"/>
               <w:jc w:val="left"/>
             </w:pPr>
@@ -3479,7 +3563,7 @@
             <w:pPr>
               <w:spacing w:after="20" w:before="0"/>
             </w:pPr>
-            <w:hyperlink w:history="1" r:id="rIdhidwxchjzonvfkmz9q0yz">
+            <w:hyperlink w:history="1" r:id="rId2iecfft3b6-5l6maxfv2g">
               <w:r>
                 <w:rPr>
                   <w:rFonts w:ascii="Arial" w:cs="Arial" w:eastAsia="Arial" w:hAnsi="Arial"/>
@@ -3528,7 +3612,7 @@
               <w:spacing w:after="10" w:before="0"/>
               <w:ind w:left="120"/>
             </w:pPr>
-            <w:hyperlink w:history="1" r:id="rIdrvvj9f6c4_oskew2jcy3h">
+            <w:hyperlink w:history="1" r:id="rIdpy_316waukzt2uzyqz18a">
               <w:r>
                 <w:rPr>
                   <w:rFonts w:ascii="Arial" w:cs="Arial" w:eastAsia="Arial" w:hAnsi="Arial"/>
@@ -3590,7 +3674,7 @@
               <w:spacing w:after="10" w:before="0"/>
               <w:ind w:left="120"/>
             </w:pPr>
-            <w:hyperlink w:history="1" r:id="rIdbzadx8puv05rn1zuirrby">
+            <w:hyperlink w:history="1" r:id="rIdwf7ek2oxgvx8x632jsepn">
               <w:r>
                 <w:rPr>
                   <w:rFonts w:ascii="Arial" w:cs="Arial" w:eastAsia="Arial" w:hAnsi="Arial"/>
@@ -3633,6 +3717,7 @@
           </w:tcPr>
           <w:p>
             <w:pPr>
+              <w:keepNext w:val="false"/>
               <w:spacing w:after="40" w:before="0"/>
               <w:jc w:val="left"/>
             </w:pPr>
@@ -3665,6 +3750,7 @@
           </w:tcPr>
           <w:p>
             <w:pPr>
+              <w:keepNext w:val="false"/>
               <w:spacing w:after="40" w:before="0"/>
               <w:jc w:val="left"/>
             </w:pPr>
@@ -3697,6 +3783,7 @@
           </w:tcPr>
           <w:p>
             <w:pPr>
+              <w:keepNext w:val="false"/>
               <w:spacing w:after="40" w:before="0"/>
               <w:jc w:val="left"/>
             </w:pPr>
@@ -3729,6 +3816,7 @@
           </w:tcPr>
           <w:p>
             <w:pPr>
+              <w:keepNext w:val="false"/>
               <w:spacing w:after="40" w:before="0"/>
               <w:jc w:val="left"/>
             </w:pPr>
@@ -3763,6 +3851,7 @@
           </w:tcPr>
           <w:p>
             <w:pPr>
+              <w:keepNext w:val="false"/>
               <w:spacing w:after="40" w:before="0"/>
               <w:jc w:val="left"/>
             </w:pPr>
@@ -3800,7 +3889,7 @@
             <w:pPr>
               <w:spacing w:after="20" w:before="0"/>
             </w:pPr>
-            <w:hyperlink w:history="1" r:id="rIdfgbbzerlr_q1_yw9u1ns_">
+            <w:hyperlink w:history="1" r:id="rId3pvys83eqxy9gdlkptwej">
               <w:r>
                 <w:rPr>
                   <w:rFonts w:ascii="Arial" w:cs="Arial" w:eastAsia="Arial" w:hAnsi="Arial"/>
@@ -3849,7 +3938,7 @@
               <w:spacing w:after="10" w:before="0"/>
               <w:ind w:left="120"/>
             </w:pPr>
-            <w:hyperlink w:history="1" r:id="rIdymvge8p_clco9ej0rmjaj">
+            <w:hyperlink w:history="1" r:id="rIdvip9icxoonanpxhc5oin-">
               <w:r>
                 <w:rPr>
                   <w:rFonts w:ascii="Arial" w:cs="Arial" w:eastAsia="Arial" w:hAnsi="Arial"/>
@@ -3911,7 +4000,7 @@
               <w:spacing w:after="10" w:before="0"/>
               <w:ind w:left="120"/>
             </w:pPr>
-            <w:hyperlink w:history="1" r:id="rIdikphsow5gihdr8brgeeck">
+            <w:hyperlink w:history="1" r:id="rIdcdfu42whkk6comf00jotb">
               <w:r>
                 <w:rPr>
                   <w:rFonts w:ascii="Arial" w:cs="Arial" w:eastAsia="Arial" w:hAnsi="Arial"/>
@@ -3954,6 +4043,7 @@
           </w:tcPr>
           <w:p>
             <w:pPr>
+              <w:keepNext w:val="false"/>
               <w:spacing w:after="40" w:before="0"/>
               <w:jc w:val="left"/>
             </w:pPr>
@@ -3986,6 +4076,7 @@
           </w:tcPr>
           <w:p>
             <w:pPr>
+              <w:keepNext w:val="false"/>
               <w:spacing w:after="40" w:before="0"/>
               <w:jc w:val="left"/>
             </w:pPr>
@@ -4018,6 +4109,7 @@
           </w:tcPr>
           <w:p>
             <w:pPr>
+              <w:keepNext w:val="false"/>
               <w:spacing w:after="40" w:before="0"/>
               <w:jc w:val="left"/>
             </w:pPr>
@@ -4050,6 +4142,7 @@
           </w:tcPr>
           <w:p>
             <w:pPr>
+              <w:keepNext w:val="false"/>
               <w:spacing w:after="40" w:before="0"/>
               <w:jc w:val="left"/>
             </w:pPr>
@@ -4084,6 +4177,7 @@
           </w:tcPr>
           <w:p>
             <w:pPr>
+              <w:keepNext w:val="false"/>
               <w:spacing w:after="40" w:before="0"/>
               <w:jc w:val="left"/>
             </w:pPr>
@@ -4121,7 +4215,7 @@
             <w:pPr>
               <w:spacing w:after="20" w:before="0"/>
             </w:pPr>
-            <w:hyperlink w:history="1" r:id="rId_uyjguik7btnkhwqs8qmf">
+            <w:hyperlink w:history="1" r:id="rId9klz6lphmlmz8lcf_8nal">
               <w:r>
                 <w:rPr>
                   <w:rFonts w:ascii="Arial" w:cs="Arial" w:eastAsia="Arial" w:hAnsi="Arial"/>
@@ -4170,7 +4264,7 @@
               <w:spacing w:after="10" w:before="0"/>
               <w:ind w:left="120"/>
             </w:pPr>
-            <w:hyperlink w:history="1" r:id="rId9kqbrkuadstaryxy5ivib">
+            <w:hyperlink w:history="1" r:id="rIda8i0nb13wl2timq8uvpof">
               <w:r>
                 <w:rPr>
                   <w:rFonts w:ascii="Arial" w:cs="Arial" w:eastAsia="Arial" w:hAnsi="Arial"/>
@@ -4232,7 +4326,7 @@
               <w:spacing w:after="10" w:before="0"/>
               <w:ind w:left="120"/>
             </w:pPr>
-            <w:hyperlink w:history="1" r:id="rIdmwnekybn3pyhbbsuurjqs">
+            <w:hyperlink w:history="1" r:id="rIdu-mnuevb34qdphes51yku">
               <w:r>
                 <w:rPr>
                   <w:rFonts w:ascii="Arial" w:cs="Arial" w:eastAsia="Arial" w:hAnsi="Arial"/>
@@ -4275,6 +4369,7 @@
           </w:tcPr>
           <w:p>
             <w:pPr>
+              <w:keepNext w:val="false"/>
               <w:spacing w:after="40" w:before="0"/>
               <w:jc w:val="left"/>
             </w:pPr>
@@ -4307,6 +4402,7 @@
           </w:tcPr>
           <w:p>
             <w:pPr>
+              <w:keepNext w:val="false"/>
               <w:spacing w:after="40" w:before="0"/>
               <w:jc w:val="left"/>
             </w:pPr>
@@ -4339,6 +4435,7 @@
           </w:tcPr>
           <w:p>
             <w:pPr>
+              <w:keepNext w:val="false"/>
               <w:spacing w:after="40" w:before="0"/>
               <w:jc w:val="left"/>
             </w:pPr>
@@ -4371,6 +4468,7 @@
           </w:tcPr>
           <w:p>
             <w:pPr>
+              <w:keepNext w:val="false"/>
               <w:spacing w:after="40" w:before="0"/>
               <w:jc w:val="left"/>
             </w:pPr>
@@ -4405,6 +4503,7 @@
           </w:tcPr>
           <w:p>
             <w:pPr>
+              <w:keepNext w:val="false"/>
               <w:spacing w:after="40" w:before="0"/>
               <w:jc w:val="left"/>
             </w:pPr>
@@ -4442,7 +4541,7 @@
             <w:pPr>
               <w:spacing w:after="20" w:before="0"/>
             </w:pPr>
-            <w:hyperlink w:history="1" r:id="rIdfszklgnwxj5zxisjiyzif">
+            <w:hyperlink w:history="1" r:id="rIdwbenc96gc3dalittngsj7">
               <w:r>
                 <w:rPr>
                   <w:rFonts w:ascii="Arial" w:cs="Arial" w:eastAsia="Arial" w:hAnsi="Arial"/>
@@ -4491,7 +4590,7 @@
               <w:spacing w:after="10" w:before="0"/>
               <w:ind w:left="120"/>
             </w:pPr>
-            <w:hyperlink w:history="1" r:id="rIdfepc40hhqz6yhdtoukcgp">
+            <w:hyperlink w:history="1" r:id="rIdvgvtytlg9tockpmejo1ws">
               <w:r>
                 <w:rPr>
                   <w:rFonts w:ascii="Arial" w:cs="Arial" w:eastAsia="Arial" w:hAnsi="Arial"/>
@@ -4553,7 +4652,7 @@
               <w:spacing w:after="10" w:before="0"/>
               <w:ind w:left="120"/>
             </w:pPr>
-            <w:hyperlink w:history="1" r:id="rIdbt8ahsi2zg2ycawbujkrv">
+            <w:hyperlink w:history="1" r:id="rIdrfv5eanufgy9f4vxfxqum">
               <w:r>
                 <w:rPr>
                   <w:rFonts w:ascii="Arial" w:cs="Arial" w:eastAsia="Arial" w:hAnsi="Arial"/>
@@ -4596,6 +4695,7 @@
           </w:tcPr>
           <w:p>
             <w:pPr>
+              <w:keepNext w:val="false"/>
               <w:spacing w:after="40" w:before="0"/>
               <w:jc w:val="left"/>
             </w:pPr>
@@ -4628,6 +4728,7 @@
           </w:tcPr>
           <w:p>
             <w:pPr>
+              <w:keepNext w:val="false"/>
               <w:spacing w:after="40" w:before="0"/>
               <w:jc w:val="left"/>
             </w:pPr>
@@ -4660,6 +4761,7 @@
           </w:tcPr>
           <w:p>
             <w:pPr>
+              <w:keepNext w:val="false"/>
               <w:spacing w:after="40" w:before="0"/>
               <w:jc w:val="left"/>
             </w:pPr>
@@ -4692,6 +4794,7 @@
           </w:tcPr>
           <w:p>
             <w:pPr>
+              <w:keepNext w:val="false"/>
               <w:spacing w:after="40" w:before="0"/>
               <w:jc w:val="left"/>
             </w:pPr>
@@ -4751,6 +4854,7 @@
           </w:tcPr>
           <w:p>
             <w:pPr>
+              <w:keepNext w:val="false"/>
               <w:spacing w:after="40" w:before="0"/>
               <w:jc w:val="center"/>
             </w:pPr>
@@ -4785,6 +4889,7 @@
           </w:tcPr>
           <w:p>
             <w:pPr>
+              <w:keepNext w:val="false"/>
               <w:spacing w:after="40" w:before="0"/>
               <w:jc w:val="left"/>
             </w:pPr>
@@ -4846,6 +4951,7 @@
           </w:tcPr>
           <w:p>
             <w:pPr>
+              <w:keepNext w:val="false"/>
               <w:spacing w:after="40" w:before="0"/>
               <w:jc w:val="center"/>
             </w:pPr>
@@ -4880,6 +4986,7 @@
           </w:tcPr>
           <w:p>
             <w:pPr>
+              <w:keepNext w:val="false"/>
               <w:spacing w:after="40" w:before="0"/>
               <w:jc w:val="left"/>
             </w:pPr>
@@ -4912,6 +5019,7 @@
           </w:tcPr>
           <w:p>
             <w:pPr>
+              <w:keepNext w:val="false"/>
               <w:spacing w:after="40" w:before="0"/>
               <w:jc w:val="left"/>
             </w:pPr>
@@ -4946,6 +5054,7 @@
           </w:tcPr>
           <w:p>
             <w:pPr>
+              <w:keepNext w:val="false"/>
               <w:spacing w:after="40" w:before="0"/>
               <w:jc w:val="left"/>
             </w:pPr>
@@ -4978,6 +5087,7 @@
           </w:tcPr>
           <w:p>
             <w:pPr>
+              <w:keepNext w:val="false"/>
               <w:spacing w:after="40" w:before="0"/>
               <w:jc w:val="left"/>
             </w:pPr>
@@ -5012,6 +5122,7 @@
           </w:tcPr>
           <w:p>
             <w:pPr>
+              <w:keepNext w:val="false"/>
               <w:spacing w:after="40" w:before="0"/>
               <w:jc w:val="left"/>
             </w:pPr>
@@ -5044,6 +5155,7 @@
           </w:tcPr>
           <w:p>
             <w:pPr>
+              <w:keepNext w:val="false"/>
               <w:spacing w:after="40" w:before="0"/>
               <w:jc w:val="left"/>
             </w:pPr>
@@ -5080,7 +5192,7 @@
         </w:rPr>
         <w:t xml:space="preserve">© 2026 SeaVuria and ARES. Aligned with KICD objectives. Developed by SeaVuria; technical implementation by ARES (with AI assistance from Claude). Licensed under </w:t>
       </w:r>
-      <w:hyperlink w:history="1" r:id="rIdojfgxql1sgyuolgorntt_">
+      <w:hyperlink w:history="1" r:id="rIdocbpmytotak5nno5g7ty3">
         <w:r>
           <w:rPr>
             <w:rFonts w:ascii="Arial" w:cs="Arial" w:eastAsia="Arial" w:hAnsi="Arial"/>
@@ -5101,7 +5213,7 @@
         </w:rPr>
         <w:t xml:space="preserve"> (</w:t>
       </w:r>
-      <w:hyperlink w:history="1" r:id="rIdt2clpdxvx7plcpbreexo8">
+      <w:hyperlink w:history="1" r:id="rIdyzr7vupb3dhaqn3vhrcsk">
         <w:r>
           <w:rPr>
             <w:rFonts w:ascii="Arial" w:cs="Arial" w:eastAsia="Arial" w:hAnsi="Arial"/>
@@ -5161,6 +5273,7 @@
           </w:tcPr>
           <w:p>
             <w:pPr>
+              <w:keepNext w:val="false"/>
               <w:spacing w:after="40" w:before="0"/>
               <w:jc w:val="center"/>
             </w:pPr>
@@ -5196,6 +5309,7 @@
           </w:tcPr>
           <w:p>
             <w:pPr>
+              <w:keepNext w:val="false"/>
               <w:spacing w:after="40" w:before="0"/>
               <w:jc w:val="center"/>
             </w:pPr>
@@ -5230,6 +5344,7 @@
           </w:tcPr>
           <w:p>
             <w:pPr>
+              <w:keepNext w:val="false"/>
               <w:spacing w:after="40" w:before="0"/>
               <w:jc w:val="left"/>
             </w:pPr>
@@ -5262,6 +5377,7 @@
           </w:tcPr>
           <w:p>
             <w:pPr>
+              <w:keepNext w:val="false"/>
               <w:spacing w:after="40" w:before="0"/>
               <w:jc w:val="left"/>
             </w:pPr>
@@ -5296,6 +5412,7 @@
           </w:tcPr>
           <w:p>
             <w:pPr>
+              <w:keepNext w:val="false"/>
               <w:spacing w:after="40" w:before="0"/>
               <w:jc w:val="left"/>
             </w:pPr>
@@ -5328,6 +5445,7 @@
           </w:tcPr>
           <w:p>
             <w:pPr>
+              <w:keepNext w:val="false"/>
               <w:spacing w:after="40" w:before="0"/>
               <w:jc w:val="left"/>
             </w:pPr>
@@ -5362,6 +5480,7 @@
           </w:tcPr>
           <w:p>
             <w:pPr>
+              <w:keepNext w:val="false"/>
               <w:spacing w:after="40" w:before="0"/>
               <w:jc w:val="left"/>
             </w:pPr>
@@ -5394,6 +5513,7 @@
           </w:tcPr>
           <w:p>
             <w:pPr>
+              <w:keepNext w:val="false"/>
               <w:spacing w:after="40" w:before="0"/>
               <w:jc w:val="left"/>
             </w:pPr>
@@ -5428,6 +5548,7 @@
           </w:tcPr>
           <w:p>
             <w:pPr>
+              <w:keepNext w:val="false"/>
               <w:spacing w:after="40" w:before="0"/>
               <w:jc w:val="left"/>
             </w:pPr>
@@ -5460,6 +5581,7 @@
           </w:tcPr>
           <w:p>
             <w:pPr>
+              <w:keepNext w:val="false"/>
               <w:spacing w:after="40" w:before="0"/>
               <w:jc w:val="left"/>
             </w:pPr>
@@ -5494,6 +5616,7 @@
           </w:tcPr>
           <w:p>
             <w:pPr>
+              <w:keepNext w:val="false"/>
               <w:spacing w:after="40" w:before="0"/>
               <w:jc w:val="left"/>
             </w:pPr>
@@ -5526,6 +5649,7 @@
           </w:tcPr>
           <w:p>
             <w:pPr>
+              <w:keepNext w:val="false"/>
               <w:spacing w:after="40" w:before="0"/>
               <w:jc w:val="left"/>
             </w:pPr>
@@ -5560,6 +5684,7 @@
           </w:tcPr>
           <w:p>
             <w:pPr>
+              <w:keepNext w:val="false"/>
               <w:spacing w:after="40" w:before="0"/>
               <w:jc w:val="left"/>
             </w:pPr>
@@ -5592,6 +5717,7 @@
           </w:tcPr>
           <w:p>
             <w:pPr>
+              <w:keepNext w:val="false"/>
               <w:spacing w:after="40" w:before="0"/>
               <w:jc w:val="left"/>
             </w:pPr>
@@ -5626,6 +5752,7 @@
           </w:tcPr>
           <w:p>
             <w:pPr>
+              <w:keepNext w:val="false"/>
               <w:spacing w:after="40" w:before="0"/>
               <w:jc w:val="left"/>
             </w:pPr>
@@ -5658,6 +5785,7 @@
           </w:tcPr>
           <w:p>
             <w:pPr>
+              <w:keepNext w:val="false"/>
               <w:spacing w:after="40" w:before="0"/>
               <w:jc w:val="left"/>
             </w:pPr>
@@ -5692,6 +5820,7 @@
           </w:tcPr>
           <w:p>
             <w:pPr>
+              <w:keepNext w:val="false"/>
               <w:spacing w:after="40" w:before="0"/>
               <w:jc w:val="left"/>
             </w:pPr>
@@ -5724,6 +5853,7 @@
           </w:tcPr>
           <w:p>
             <w:pPr>
+              <w:keepNext w:val="false"/>
               <w:spacing w:after="40" w:before="0"/>
               <w:jc w:val="left"/>
             </w:pPr>
@@ -5783,6 +5913,7 @@
           </w:tcPr>
           <w:p>
             <w:pPr>
+              <w:keepNext w:val="false"/>
               <w:spacing w:after="40" w:before="0"/>
               <w:jc w:val="center"/>
             </w:pPr>
@@ -5817,6 +5948,7 @@
           </w:tcPr>
           <w:p>
             <w:pPr>
+              <w:keepNext w:val="false"/>
               <w:spacing w:after="40" w:before="0"/>
               <w:jc w:val="left"/>
             </w:pPr>
@@ -5881,6 +6013,7 @@
           </w:tcPr>
           <w:p>
             <w:pPr>
+              <w:keepNext w:val="false"/>
               <w:spacing w:after="40" w:before="0"/>
               <w:jc w:val="center"/>
             </w:pPr>
@@ -5915,6 +6048,7 @@
           </w:tcPr>
           <w:p>
             <w:pPr>
+              <w:keepNext w:val="false"/>
               <w:spacing w:after="40" w:before="0"/>
               <w:jc w:val="left"/>
             </w:pPr>
@@ -5947,6 +6081,7 @@
           </w:tcPr>
           <w:p>
             <w:pPr>
+              <w:keepNext w:val="false"/>
               <w:spacing w:after="40" w:before="0"/>
               <w:jc w:val="left"/>
             </w:pPr>
@@ -5979,6 +6114,7 @@
           </w:tcPr>
           <w:p>
             <w:pPr>
+              <w:keepNext w:val="false"/>
               <w:spacing w:after="40" w:before="0"/>
               <w:jc w:val="left"/>
             </w:pPr>
@@ -6011,6 +6147,7 @@
           </w:tcPr>
           <w:p>
             <w:pPr>
+              <w:keepNext w:val="false"/>
               <w:spacing w:after="40" w:before="0"/>
               <w:jc w:val="left"/>
             </w:pPr>
@@ -6043,6 +6180,7 @@
           </w:tcPr>
           <w:p>
             <w:pPr>
+              <w:keepNext w:val="false"/>
               <w:spacing w:after="40" w:before="0"/>
               <w:jc w:val="left"/>
             </w:pPr>
@@ -6077,6 +6215,7 @@
           </w:tcPr>
           <w:p>
             <w:pPr>
+              <w:keepNext w:val="false"/>
               <w:spacing w:after="40" w:before="0"/>
               <w:jc w:val="left"/>
             </w:pPr>
@@ -6114,7 +6253,7 @@
             <w:pPr>
               <w:spacing w:after="20" w:before="0"/>
             </w:pPr>
-            <w:hyperlink w:history="1" r:id="rIddkkal882sqidd6pgnvj1y">
+            <w:hyperlink w:history="1" r:id="rIdxknbdsboqwg3_sjzawybg">
               <w:r>
                 <w:rPr>
                   <w:rFonts w:ascii="Arial" w:cs="Arial" w:eastAsia="Arial" w:hAnsi="Arial"/>
@@ -6163,7 +6302,7 @@
               <w:spacing w:after="10" w:before="0"/>
               <w:ind w:left="120"/>
             </w:pPr>
-            <w:hyperlink w:history="1" r:id="rId7aocm4mksfrudgcmth8xu">
+            <w:hyperlink w:history="1" r:id="rIdlxbaucct6e5ouk-mk25cc">
               <w:r>
                 <w:rPr>
                   <w:rFonts w:ascii="Arial" w:cs="Arial" w:eastAsia="Arial" w:hAnsi="Arial"/>
@@ -6225,7 +6364,7 @@
               <w:spacing w:after="10" w:before="0"/>
               <w:ind w:left="120"/>
             </w:pPr>
-            <w:hyperlink w:history="1" r:id="rIdrtphlpj3chrsathhvrykw">
+            <w:hyperlink w:history="1" r:id="rIdznwvhy7gfetwb9ipakfzs">
               <w:r>
                 <w:rPr>
                   <w:rFonts w:ascii="Arial" w:cs="Arial" w:eastAsia="Arial" w:hAnsi="Arial"/>
@@ -6268,6 +6407,7 @@
           </w:tcPr>
           <w:p>
             <w:pPr>
+              <w:keepNext w:val="false"/>
               <w:spacing w:after="40" w:before="0"/>
               <w:jc w:val="left"/>
             </w:pPr>
@@ -6300,6 +6440,7 @@
           </w:tcPr>
           <w:p>
             <w:pPr>
+              <w:keepNext w:val="false"/>
               <w:spacing w:after="40" w:before="0"/>
               <w:jc w:val="left"/>
             </w:pPr>
@@ -6332,6 +6473,7 @@
           </w:tcPr>
           <w:p>
             <w:pPr>
+              <w:keepNext w:val="false"/>
               <w:spacing w:after="40" w:before="0"/>
               <w:jc w:val="left"/>
             </w:pPr>
@@ -6364,6 +6506,7 @@
           </w:tcPr>
           <w:p>
             <w:pPr>
+              <w:keepNext w:val="false"/>
               <w:spacing w:after="40" w:before="0"/>
               <w:jc w:val="left"/>
             </w:pPr>
@@ -6398,6 +6541,7 @@
           </w:tcPr>
           <w:p>
             <w:pPr>
+              <w:keepNext w:val="false"/>
               <w:spacing w:after="40" w:before="0"/>
               <w:jc w:val="left"/>
             </w:pPr>
@@ -6435,7 +6579,7 @@
             <w:pPr>
               <w:spacing w:after="20" w:before="0"/>
             </w:pPr>
-            <w:hyperlink w:history="1" r:id="rIdwdu72bxgvimgvih4gtfe-">
+            <w:hyperlink w:history="1" r:id="rId32i1phiax6rdj9fidwqvy">
               <w:r>
                 <w:rPr>
                   <w:rFonts w:ascii="Arial" w:cs="Arial" w:eastAsia="Arial" w:hAnsi="Arial"/>
@@ -6484,7 +6628,7 @@
               <w:spacing w:after="10" w:before="0"/>
               <w:ind w:left="120"/>
             </w:pPr>
-            <w:hyperlink w:history="1" r:id="rIdiadogrttjumzevlxhlycf">
+            <w:hyperlink w:history="1" r:id="rId_ymov1ddhisrj3rfps_kl">
               <w:r>
                 <w:rPr>
                   <w:rFonts w:ascii="Arial" w:cs="Arial" w:eastAsia="Arial" w:hAnsi="Arial"/>
@@ -6546,7 +6690,7 @@
               <w:spacing w:after="10" w:before="0"/>
               <w:ind w:left="120"/>
             </w:pPr>
-            <w:hyperlink w:history="1" r:id="rIdnvcf4wfx0bfwsbazzmgia">
+            <w:hyperlink w:history="1" r:id="rIdhsfihtjyhl7xzm874yyz_">
               <w:r>
                 <w:rPr>
                   <w:rFonts w:ascii="Arial" w:cs="Arial" w:eastAsia="Arial" w:hAnsi="Arial"/>
@@ -6589,6 +6733,7 @@
           </w:tcPr>
           <w:p>
             <w:pPr>
+              <w:keepNext w:val="false"/>
               <w:spacing w:after="40" w:before="0"/>
               <w:jc w:val="left"/>
             </w:pPr>
@@ -6621,6 +6766,7 @@
           </w:tcPr>
           <w:p>
             <w:pPr>
+              <w:keepNext w:val="false"/>
               <w:spacing w:after="40" w:before="0"/>
               <w:jc w:val="left"/>
             </w:pPr>
@@ -6653,6 +6799,7 @@
           </w:tcPr>
           <w:p>
             <w:pPr>
+              <w:keepNext w:val="false"/>
               <w:spacing w:after="40" w:before="0"/>
               <w:jc w:val="left"/>
             </w:pPr>
@@ -6685,6 +6832,7 @@
           </w:tcPr>
           <w:p>
             <w:pPr>
+              <w:keepNext w:val="false"/>
               <w:spacing w:after="40" w:before="0"/>
               <w:jc w:val="left"/>
             </w:pPr>
@@ -6719,6 +6867,7 @@
           </w:tcPr>
           <w:p>
             <w:pPr>
+              <w:keepNext w:val="false"/>
               <w:spacing w:after="40" w:before="0"/>
               <w:jc w:val="left"/>
             </w:pPr>
@@ -6756,7 +6905,7 @@
             <w:pPr>
               <w:spacing w:after="20" w:before="0"/>
             </w:pPr>
-            <w:hyperlink w:history="1" r:id="rId9xej7ngt9lytnagtiwhme">
+            <w:hyperlink w:history="1" r:id="rIdsyrp8qa3p_3mdblwdzgbt">
               <w:r>
                 <w:rPr>
                   <w:rFonts w:ascii="Arial" w:cs="Arial" w:eastAsia="Arial" w:hAnsi="Arial"/>
@@ -6805,7 +6954,7 @@
               <w:spacing w:after="10" w:before="0"/>
               <w:ind w:left="120"/>
             </w:pPr>
-            <w:hyperlink w:history="1" r:id="rIdejeljff2pwzfawbilw2wz">
+            <w:hyperlink w:history="1" r:id="rId11lg2qbn92wmoq17xfkdg">
               <w:r>
                 <w:rPr>
                   <w:rFonts w:ascii="Arial" w:cs="Arial" w:eastAsia="Arial" w:hAnsi="Arial"/>
@@ -6867,7 +7016,7 @@
               <w:spacing w:after="10" w:before="0"/>
               <w:ind w:left="120"/>
             </w:pPr>
-            <w:hyperlink w:history="1" r:id="rId_cbhssro2qcih9wmlvtog">
+            <w:hyperlink w:history="1" r:id="rIdxvckub-f7tec-prb2rhr3">
               <w:r>
                 <w:rPr>
                   <w:rFonts w:ascii="Arial" w:cs="Arial" w:eastAsia="Arial" w:hAnsi="Arial"/>
@@ -6910,6 +7059,7 @@
           </w:tcPr>
           <w:p>
             <w:pPr>
+              <w:keepNext w:val="false"/>
               <w:spacing w:after="40" w:before="0"/>
               <w:jc w:val="left"/>
             </w:pPr>
@@ -6942,6 +7092,7 @@
           </w:tcPr>
           <w:p>
             <w:pPr>
+              <w:keepNext w:val="false"/>
               <w:spacing w:after="40" w:before="0"/>
               <w:jc w:val="left"/>
             </w:pPr>
@@ -6974,6 +7125,7 @@
           </w:tcPr>
           <w:p>
             <w:pPr>
+              <w:keepNext w:val="false"/>
               <w:spacing w:after="40" w:before="0"/>
               <w:jc w:val="left"/>
             </w:pPr>
@@ -7006,6 +7158,7 @@
           </w:tcPr>
           <w:p>
             <w:pPr>
+              <w:keepNext w:val="false"/>
               <w:spacing w:after="40" w:before="0"/>
               <w:jc w:val="left"/>
             </w:pPr>
@@ -7040,6 +7193,7 @@
           </w:tcPr>
           <w:p>
             <w:pPr>
+              <w:keepNext w:val="false"/>
               <w:spacing w:after="40" w:before="0"/>
               <w:jc w:val="left"/>
             </w:pPr>
@@ -7077,7 +7231,7 @@
             <w:pPr>
               <w:spacing w:after="20" w:before="0"/>
             </w:pPr>
-            <w:hyperlink w:history="1" r:id="rIds5g2g8pv21yzlludurgeo">
+            <w:hyperlink w:history="1" r:id="rIdquotqpogrspwgtqzh26fs">
               <w:r>
                 <w:rPr>
                   <w:rFonts w:ascii="Arial" w:cs="Arial" w:eastAsia="Arial" w:hAnsi="Arial"/>
@@ -7126,7 +7280,7 @@
               <w:spacing w:after="10" w:before="0"/>
               <w:ind w:left="120"/>
             </w:pPr>
-            <w:hyperlink w:history="1" r:id="rIdyv0vl6m2x8fq7tmhkvzmo">
+            <w:hyperlink w:history="1" r:id="rIdfdqoyopy1hjsnvge-bxgz">
               <w:r>
                 <w:rPr>
                   <w:rFonts w:ascii="Arial" w:cs="Arial" w:eastAsia="Arial" w:hAnsi="Arial"/>
@@ -7188,7 +7342,7 @@
               <w:spacing w:after="10" w:before="0"/>
               <w:ind w:left="120"/>
             </w:pPr>
-            <w:hyperlink w:history="1" r:id="rIdega1yvg5sxl72hzydhnth">
+            <w:hyperlink w:history="1" r:id="rIdyv0wlsi0zz6tmzhhkhdri">
               <w:r>
                 <w:rPr>
                   <w:rFonts w:ascii="Arial" w:cs="Arial" w:eastAsia="Arial" w:hAnsi="Arial"/>
@@ -7231,6 +7385,7 @@
           </w:tcPr>
           <w:p>
             <w:pPr>
+              <w:keepNext w:val="false"/>
               <w:spacing w:after="40" w:before="0"/>
               <w:jc w:val="left"/>
             </w:pPr>
@@ -7263,6 +7418,7 @@
           </w:tcPr>
           <w:p>
             <w:pPr>
+              <w:keepNext w:val="false"/>
               <w:spacing w:after="40" w:before="0"/>
               <w:jc w:val="left"/>
             </w:pPr>
@@ -7295,6 +7451,7 @@
           </w:tcPr>
           <w:p>
             <w:pPr>
+              <w:keepNext w:val="false"/>
               <w:spacing w:after="40" w:before="0"/>
               <w:jc w:val="left"/>
             </w:pPr>
@@ -7327,6 +7484,7 @@
           </w:tcPr>
           <w:p>
             <w:pPr>
+              <w:keepNext w:val="false"/>
               <w:spacing w:after="40" w:before="0"/>
               <w:jc w:val="left"/>
             </w:pPr>
@@ -7361,6 +7519,7 @@
           </w:tcPr>
           <w:p>
             <w:pPr>
+              <w:keepNext w:val="false"/>
               <w:spacing w:after="40" w:before="0"/>
               <w:jc w:val="left"/>
             </w:pPr>
@@ -7398,7 +7557,7 @@
             <w:pPr>
               <w:spacing w:after="20" w:before="0"/>
             </w:pPr>
-            <w:hyperlink w:history="1" r:id="rIdtjh9lxu-ok1qsxowcvcp0">
+            <w:hyperlink w:history="1" r:id="rIdxm0qm9kjzbgck-zvp6zlt">
               <w:r>
                 <w:rPr>
                   <w:rFonts w:ascii="Arial" w:cs="Arial" w:eastAsia="Arial" w:hAnsi="Arial"/>
@@ -7447,7 +7606,7 @@
               <w:spacing w:after="10" w:before="0"/>
               <w:ind w:left="120"/>
             </w:pPr>
-            <w:hyperlink w:history="1" r:id="rIdijxnn7hvs5prrkcowxkxj">
+            <w:hyperlink w:history="1" r:id="rId49fyaidv-5wqsq8x1pplq">
               <w:r>
                 <w:rPr>
                   <w:rFonts w:ascii="Arial" w:cs="Arial" w:eastAsia="Arial" w:hAnsi="Arial"/>
@@ -7509,7 +7668,7 @@
               <w:spacing w:after="10" w:before="0"/>
               <w:ind w:left="120"/>
             </w:pPr>
-            <w:hyperlink w:history="1" r:id="rIdzuffg5jtcjttqhht0avlu">
+            <w:hyperlink w:history="1" r:id="rId40swymans6x5ygdzbtbq_">
               <w:r>
                 <w:rPr>
                   <w:rFonts w:ascii="Arial" w:cs="Arial" w:eastAsia="Arial" w:hAnsi="Arial"/>
@@ -7552,6 +7711,7 @@
           </w:tcPr>
           <w:p>
             <w:pPr>
+              <w:keepNext w:val="false"/>
               <w:spacing w:after="40" w:before="0"/>
               <w:jc w:val="left"/>
             </w:pPr>
@@ -7584,6 +7744,7 @@
           </w:tcPr>
           <w:p>
             <w:pPr>
+              <w:keepNext w:val="false"/>
               <w:spacing w:after="40" w:before="0"/>
               <w:jc w:val="left"/>
             </w:pPr>
@@ -7616,6 +7777,7 @@
           </w:tcPr>
           <w:p>
             <w:pPr>
+              <w:keepNext w:val="false"/>
               <w:spacing w:after="40" w:before="0"/>
               <w:jc w:val="left"/>
             </w:pPr>
@@ -7648,6 +7810,7 @@
           </w:tcPr>
           <w:p>
             <w:pPr>
+              <w:keepNext w:val="false"/>
               <w:spacing w:after="40" w:before="0"/>
               <w:jc w:val="left"/>
             </w:pPr>
@@ -7707,6 +7870,7 @@
           </w:tcPr>
           <w:p>
             <w:pPr>
+              <w:keepNext w:val="false"/>
               <w:spacing w:after="40" w:before="0"/>
               <w:jc w:val="center"/>
             </w:pPr>
@@ -7741,6 +7905,7 @@
           </w:tcPr>
           <w:p>
             <w:pPr>
+              <w:keepNext w:val="false"/>
               <w:spacing w:after="40" w:before="0"/>
               <w:jc w:val="left"/>
             </w:pPr>
@@ -7802,6 +7967,7 @@
           </w:tcPr>
           <w:p>
             <w:pPr>
+              <w:keepNext w:val="false"/>
               <w:spacing w:after="40" w:before="0"/>
               <w:jc w:val="center"/>
             </w:pPr>
@@ -7836,6 +8002,7 @@
           </w:tcPr>
           <w:p>
             <w:pPr>
+              <w:keepNext w:val="false"/>
               <w:spacing w:after="40" w:before="0"/>
               <w:jc w:val="left"/>
             </w:pPr>
@@ -7868,6 +8035,7 @@
           </w:tcPr>
           <w:p>
             <w:pPr>
+              <w:keepNext w:val="false"/>
               <w:spacing w:after="40" w:before="0"/>
               <w:jc w:val="left"/>
             </w:pPr>
@@ -7902,6 +8070,7 @@
           </w:tcPr>
           <w:p>
             <w:pPr>
+              <w:keepNext w:val="false"/>
               <w:spacing w:after="40" w:before="0"/>
               <w:jc w:val="left"/>
             </w:pPr>
@@ -7934,6 +8103,7 @@
           </w:tcPr>
           <w:p>
             <w:pPr>
+              <w:keepNext w:val="false"/>
               <w:spacing w:after="40" w:before="0"/>
               <w:jc w:val="left"/>
             </w:pPr>
@@ -7968,6 +8138,7 @@
           </w:tcPr>
           <w:p>
             <w:pPr>
+              <w:keepNext w:val="false"/>
               <w:spacing w:after="40" w:before="0"/>
               <w:jc w:val="left"/>
             </w:pPr>
@@ -8000,6 +8171,7 @@
           </w:tcPr>
           <w:p>
             <w:pPr>
+              <w:keepNext w:val="false"/>
               <w:spacing w:after="40" w:before="0"/>
               <w:jc w:val="left"/>
             </w:pPr>
@@ -8036,7 +8208,7 @@
         </w:rPr>
         <w:t xml:space="preserve">© 2026 SeaVuria and ARES. Aligned with KICD objectives. Developed by SeaVuria; technical implementation by ARES (with AI assistance from Claude). Licensed under </w:t>
       </w:r>
-      <w:hyperlink w:history="1" r:id="rIdautz2rdck6b7jtftczsq6">
+      <w:hyperlink w:history="1" r:id="rIdncnpotzps1geq9o6kiuvh">
         <w:r>
           <w:rPr>
             <w:rFonts w:ascii="Arial" w:cs="Arial" w:eastAsia="Arial" w:hAnsi="Arial"/>
@@ -8057,7 +8229,7 @@
         </w:rPr>
         <w:t xml:space="preserve"> (</w:t>
       </w:r>
-      <w:hyperlink w:history="1" r:id="rIdrndpxnerlaeebhpdfu72v">
+      <w:hyperlink w:history="1" r:id="rIdc7j1x3wff5qonyvqxdl6t">
         <w:r>
           <w:rPr>
             <w:rFonts w:ascii="Arial" w:cs="Arial" w:eastAsia="Arial" w:hAnsi="Arial"/>
@@ -8117,6 +8289,7 @@
           </w:tcPr>
           <w:p>
             <w:pPr>
+              <w:keepNext w:val="false"/>
               <w:spacing w:after="40" w:before="0"/>
               <w:jc w:val="center"/>
             </w:pPr>
@@ -8152,6 +8325,7 @@
           </w:tcPr>
           <w:p>
             <w:pPr>
+              <w:keepNext w:val="false"/>
               <w:spacing w:after="40" w:before="0"/>
               <w:jc w:val="center"/>
             </w:pPr>
@@ -8186,6 +8360,7 @@
           </w:tcPr>
           <w:p>
             <w:pPr>
+              <w:keepNext w:val="false"/>
               <w:spacing w:after="40" w:before="0"/>
               <w:jc w:val="left"/>
             </w:pPr>
@@ -8218,6 +8393,7 @@
           </w:tcPr>
           <w:p>
             <w:pPr>
+              <w:keepNext w:val="false"/>
               <w:spacing w:after="40" w:before="0"/>
               <w:jc w:val="left"/>
             </w:pPr>
@@ -8252,6 +8428,7 @@
           </w:tcPr>
           <w:p>
             <w:pPr>
+              <w:keepNext w:val="false"/>
               <w:spacing w:after="40" w:before="0"/>
               <w:jc w:val="left"/>
             </w:pPr>
@@ -8284,6 +8461,7 @@
           </w:tcPr>
           <w:p>
             <w:pPr>
+              <w:keepNext w:val="false"/>
               <w:spacing w:after="40" w:before="0"/>
               <w:jc w:val="left"/>
             </w:pPr>
@@ -8318,6 +8496,7 @@
           </w:tcPr>
           <w:p>
             <w:pPr>
+              <w:keepNext w:val="false"/>
               <w:spacing w:after="40" w:before="0"/>
               <w:jc w:val="left"/>
             </w:pPr>
@@ -8350,6 +8529,7 @@
           </w:tcPr>
           <w:p>
             <w:pPr>
+              <w:keepNext w:val="false"/>
               <w:spacing w:after="40" w:before="0"/>
               <w:jc w:val="left"/>
             </w:pPr>
@@ -8384,6 +8564,7 @@
           </w:tcPr>
           <w:p>
             <w:pPr>
+              <w:keepNext w:val="false"/>
               <w:spacing w:after="40" w:before="0"/>
               <w:jc w:val="left"/>
             </w:pPr>
@@ -8416,6 +8597,7 @@
           </w:tcPr>
           <w:p>
             <w:pPr>
+              <w:keepNext w:val="false"/>
               <w:spacing w:after="40" w:before="0"/>
               <w:jc w:val="left"/>
             </w:pPr>
@@ -8450,6 +8632,7 @@
           </w:tcPr>
           <w:p>
             <w:pPr>
+              <w:keepNext w:val="false"/>
               <w:spacing w:after="40" w:before="0"/>
               <w:jc w:val="left"/>
             </w:pPr>
@@ -8482,6 +8665,7 @@
           </w:tcPr>
           <w:p>
             <w:pPr>
+              <w:keepNext w:val="false"/>
               <w:spacing w:after="40" w:before="0"/>
               <w:jc w:val="left"/>
             </w:pPr>
@@ -8516,6 +8700,7 @@
           </w:tcPr>
           <w:p>
             <w:pPr>
+              <w:keepNext w:val="false"/>
               <w:spacing w:after="40" w:before="0"/>
               <w:jc w:val="left"/>
             </w:pPr>
@@ -8548,6 +8733,7 @@
           </w:tcPr>
           <w:p>
             <w:pPr>
+              <w:keepNext w:val="false"/>
               <w:spacing w:after="40" w:before="0"/>
               <w:jc w:val="left"/>
             </w:pPr>
@@ -8582,6 +8768,7 @@
           </w:tcPr>
           <w:p>
             <w:pPr>
+              <w:keepNext w:val="false"/>
               <w:spacing w:after="40" w:before="0"/>
               <w:jc w:val="left"/>
             </w:pPr>
@@ -8614,6 +8801,7 @@
           </w:tcPr>
           <w:p>
             <w:pPr>
+              <w:keepNext w:val="false"/>
               <w:spacing w:after="40" w:before="0"/>
               <w:jc w:val="left"/>
             </w:pPr>
@@ -8648,6 +8836,7 @@
           </w:tcPr>
           <w:p>
             <w:pPr>
+              <w:keepNext w:val="false"/>
               <w:spacing w:after="40" w:before="0"/>
               <w:jc w:val="left"/>
             </w:pPr>
@@ -8680,6 +8869,7 @@
           </w:tcPr>
           <w:p>
             <w:pPr>
+              <w:keepNext w:val="false"/>
               <w:spacing w:after="40" w:before="0"/>
               <w:jc w:val="left"/>
             </w:pPr>
@@ -8739,6 +8929,7 @@
           </w:tcPr>
           <w:p>
             <w:pPr>
+              <w:keepNext w:val="false"/>
               <w:spacing w:after="40" w:before="0"/>
               <w:jc w:val="center"/>
             </w:pPr>
@@ -8773,6 +8964,7 @@
           </w:tcPr>
           <w:p>
             <w:pPr>
+              <w:keepNext w:val="false"/>
               <w:spacing w:after="40" w:before="0"/>
               <w:jc w:val="left"/>
             </w:pPr>
@@ -8837,6 +9029,7 @@
           </w:tcPr>
           <w:p>
             <w:pPr>
+              <w:keepNext w:val="false"/>
               <w:spacing w:after="40" w:before="0"/>
               <w:jc w:val="center"/>
             </w:pPr>
@@ -8871,6 +9064,7 @@
           </w:tcPr>
           <w:p>
             <w:pPr>
+              <w:keepNext w:val="false"/>
               <w:spacing w:after="40" w:before="0"/>
               <w:jc w:val="left"/>
             </w:pPr>
@@ -8903,6 +9097,7 @@
           </w:tcPr>
           <w:p>
             <w:pPr>
+              <w:keepNext w:val="false"/>
               <w:spacing w:after="40" w:before="0"/>
               <w:jc w:val="left"/>
             </w:pPr>
@@ -8935,6 +9130,7 @@
           </w:tcPr>
           <w:p>
             <w:pPr>
+              <w:keepNext w:val="false"/>
               <w:spacing w:after="40" w:before="0"/>
               <w:jc w:val="left"/>
             </w:pPr>
@@ -8967,6 +9163,7 @@
           </w:tcPr>
           <w:p>
             <w:pPr>
+              <w:keepNext w:val="false"/>
               <w:spacing w:after="40" w:before="0"/>
               <w:jc w:val="left"/>
             </w:pPr>
@@ -8999,6 +9196,7 @@
           </w:tcPr>
           <w:p>
             <w:pPr>
+              <w:keepNext w:val="false"/>
               <w:spacing w:after="40" w:before="0"/>
               <w:jc w:val="left"/>
             </w:pPr>
@@ -9033,6 +9231,7 @@
           </w:tcPr>
           <w:p>
             <w:pPr>
+              <w:keepNext w:val="false"/>
               <w:spacing w:after="40" w:before="0"/>
               <w:jc w:val="left"/>
             </w:pPr>
@@ -9087,7 +9286,7 @@
               <w:spacing w:after="10" w:before="0"/>
               <w:ind w:left="120"/>
             </w:pPr>
-            <w:hyperlink w:history="1" r:id="rIdj8insqvqjiupuapq8ct3k">
+            <w:hyperlink w:history="1" r:id="rIdkeu3nhqrk81mh5yofs9iq">
               <w:r>
                 <w:rPr>
                   <w:rFonts w:ascii="Arial" w:cs="Arial" w:eastAsia="Arial" w:hAnsi="Arial"/>
@@ -9164,7 +9363,7 @@
               <w:spacing w:after="10" w:before="0"/>
               <w:ind w:left="120"/>
             </w:pPr>
-            <w:hyperlink w:history="1" r:id="rId7zehlljkwan-icb7t5pcj">
+            <w:hyperlink w:history="1" r:id="rIdvwetpcqedfwuoukxgrqsp">
               <w:r>
                 <w:rPr>
                   <w:rFonts w:ascii="Arial" w:cs="Arial" w:eastAsia="Arial" w:hAnsi="Arial"/>
@@ -9207,6 +9406,7 @@
           </w:tcPr>
           <w:p>
             <w:pPr>
+              <w:keepNext w:val="false"/>
               <w:spacing w:after="40" w:before="0"/>
               <w:jc w:val="left"/>
             </w:pPr>
@@ -9239,6 +9439,7 @@
           </w:tcPr>
           <w:p>
             <w:pPr>
+              <w:keepNext w:val="false"/>
               <w:spacing w:after="40" w:before="0"/>
               <w:jc w:val="left"/>
             </w:pPr>
@@ -9271,6 +9472,7 @@
           </w:tcPr>
           <w:p>
             <w:pPr>
+              <w:keepNext w:val="false"/>
               <w:spacing w:after="40" w:before="0"/>
               <w:jc w:val="left"/>
             </w:pPr>
@@ -9303,6 +9505,7 @@
           </w:tcPr>
           <w:p>
             <w:pPr>
+              <w:keepNext w:val="false"/>
               <w:spacing w:after="40" w:before="0"/>
               <w:jc w:val="left"/>
             </w:pPr>
@@ -9337,6 +9540,7 @@
           </w:tcPr>
           <w:p>
             <w:pPr>
+              <w:keepNext w:val="false"/>
               <w:spacing w:after="40" w:before="0"/>
               <w:jc w:val="left"/>
             </w:pPr>
@@ -9391,7 +9595,7 @@
               <w:spacing w:after="10" w:before="0"/>
               <w:ind w:left="120"/>
             </w:pPr>
-            <w:hyperlink w:history="1" r:id="rIdf8jlmluoevdcecujm0k5k">
+            <w:hyperlink w:history="1" r:id="rIdhkgnuyygrz5rhuxbwtxlc">
               <w:r>
                 <w:rPr>
                   <w:rFonts w:ascii="Arial" w:cs="Arial" w:eastAsia="Arial" w:hAnsi="Arial"/>
@@ -9468,7 +9672,7 @@
               <w:spacing w:after="10" w:before="0"/>
               <w:ind w:left="120"/>
             </w:pPr>
-            <w:hyperlink w:history="1" r:id="rIdyz-zt-k5ikl83mowmf5c6">
+            <w:hyperlink w:history="1" r:id="rId9mpj1hodbpmhmay-thjwx">
               <w:r>
                 <w:rPr>
                   <w:rFonts w:ascii="Arial" w:cs="Arial" w:eastAsia="Arial" w:hAnsi="Arial"/>
@@ -9511,6 +9715,7 @@
           </w:tcPr>
           <w:p>
             <w:pPr>
+              <w:keepNext w:val="false"/>
               <w:spacing w:after="40" w:before="0"/>
               <w:jc w:val="left"/>
             </w:pPr>
@@ -9543,6 +9748,7 @@
           </w:tcPr>
           <w:p>
             <w:pPr>
+              <w:keepNext w:val="false"/>
               <w:spacing w:after="40" w:before="0"/>
               <w:jc w:val="left"/>
             </w:pPr>
@@ -9575,6 +9781,7 @@
           </w:tcPr>
           <w:p>
             <w:pPr>
+              <w:keepNext w:val="false"/>
               <w:spacing w:after="40" w:before="0"/>
               <w:jc w:val="left"/>
             </w:pPr>
@@ -9607,6 +9814,7 @@
           </w:tcPr>
           <w:p>
             <w:pPr>
+              <w:keepNext w:val="false"/>
               <w:spacing w:after="40" w:before="0"/>
               <w:jc w:val="left"/>
             </w:pPr>
@@ -9641,6 +9849,7 @@
           </w:tcPr>
           <w:p>
             <w:pPr>
+              <w:keepNext w:val="false"/>
               <w:spacing w:after="40" w:before="0"/>
               <w:jc w:val="left"/>
             </w:pPr>
@@ -9695,7 +9904,7 @@
               <w:spacing w:after="10" w:before="0"/>
               <w:ind w:left="120"/>
             </w:pPr>
-            <w:hyperlink w:history="1" r:id="rIddz17gy-p_pkxinr-beh-a">
+            <w:hyperlink w:history="1" r:id="rIdfeb_yffvh9tgcoel18tqc">
               <w:r>
                 <w:rPr>
                   <w:rFonts w:ascii="Arial" w:cs="Arial" w:eastAsia="Arial" w:hAnsi="Arial"/>
@@ -9772,7 +9981,7 @@
               <w:spacing w:after="10" w:before="0"/>
               <w:ind w:left="120"/>
             </w:pPr>
-            <w:hyperlink w:history="1" r:id="rIdscb6sfihgq6q8k-amzhd_">
+            <w:hyperlink w:history="1" r:id="rIda6ezsm2osueczycknko-u">
               <w:r>
                 <w:rPr>
                   <w:rFonts w:ascii="Arial" w:cs="Arial" w:eastAsia="Arial" w:hAnsi="Arial"/>
@@ -9815,6 +10024,7 @@
           </w:tcPr>
           <w:p>
             <w:pPr>
+              <w:keepNext w:val="false"/>
               <w:spacing w:after="40" w:before="0"/>
               <w:jc w:val="left"/>
             </w:pPr>
@@ -9847,6 +10057,7 @@
           </w:tcPr>
           <w:p>
             <w:pPr>
+              <w:keepNext w:val="false"/>
               <w:spacing w:after="40" w:before="0"/>
               <w:jc w:val="left"/>
             </w:pPr>
@@ -9879,6 +10090,7 @@
           </w:tcPr>
           <w:p>
             <w:pPr>
+              <w:keepNext w:val="false"/>
               <w:spacing w:after="40" w:before="0"/>
               <w:jc w:val="left"/>
             </w:pPr>
@@ -9911,6 +10123,7 @@
           </w:tcPr>
           <w:p>
             <w:pPr>
+              <w:keepNext w:val="false"/>
               <w:spacing w:after="40" w:before="0"/>
               <w:jc w:val="left"/>
             </w:pPr>
@@ -9945,6 +10158,7 @@
           </w:tcPr>
           <w:p>
             <w:pPr>
+              <w:keepNext w:val="false"/>
               <w:spacing w:after="40" w:before="0"/>
               <w:jc w:val="left"/>
             </w:pPr>
@@ -9999,7 +10213,7 @@
               <w:spacing w:after="10" w:before="0"/>
               <w:ind w:left="120"/>
             </w:pPr>
-            <w:hyperlink w:history="1" r:id="rId7mmcc13xitspxygg9xecd">
+            <w:hyperlink w:history="1" r:id="rIdppfhfsivqezw4pb17ubzm">
               <w:r>
                 <w:rPr>
                   <w:rFonts w:ascii="Arial" w:cs="Arial" w:eastAsia="Arial" w:hAnsi="Arial"/>
@@ -10076,7 +10290,7 @@
               <w:spacing w:after="10" w:before="0"/>
               <w:ind w:left="120"/>
             </w:pPr>
-            <w:hyperlink w:history="1" r:id="rIdzqdvez0zvw42_jwutmihq">
+            <w:hyperlink w:history="1" r:id="rIdcgzjij2xntzvgeaizrldi">
               <w:r>
                 <w:rPr>
                   <w:rFonts w:ascii="Arial" w:cs="Arial" w:eastAsia="Arial" w:hAnsi="Arial"/>
@@ -10119,6 +10333,7 @@
           </w:tcPr>
           <w:p>
             <w:pPr>
+              <w:keepNext w:val="false"/>
               <w:spacing w:after="40" w:before="0"/>
               <w:jc w:val="left"/>
             </w:pPr>
@@ -10151,6 +10366,7 @@
           </w:tcPr>
           <w:p>
             <w:pPr>
+              <w:keepNext w:val="false"/>
               <w:spacing w:after="40" w:before="0"/>
               <w:jc w:val="left"/>
             </w:pPr>
@@ -10183,6 +10399,7 @@
           </w:tcPr>
           <w:p>
             <w:pPr>
+              <w:keepNext w:val="false"/>
               <w:spacing w:after="40" w:before="0"/>
               <w:jc w:val="left"/>
             </w:pPr>
@@ -10215,6 +10432,7 @@
           </w:tcPr>
           <w:p>
             <w:pPr>
+              <w:keepNext w:val="false"/>
               <w:spacing w:after="40" w:before="0"/>
               <w:jc w:val="left"/>
             </w:pPr>
@@ -10249,6 +10467,7 @@
           </w:tcPr>
           <w:p>
             <w:pPr>
+              <w:keepNext w:val="false"/>
               <w:spacing w:after="40" w:before="0"/>
               <w:jc w:val="left"/>
             </w:pPr>
@@ -10303,7 +10522,7 @@
               <w:spacing w:after="10" w:before="0"/>
               <w:ind w:left="120"/>
             </w:pPr>
-            <w:hyperlink w:history="1" r:id="rIdxbaryyuxtxwekl4igs-2i">
+            <w:hyperlink w:history="1" r:id="rId26p1zfylsupn3okvzz9ww">
               <w:r>
                 <w:rPr>
                   <w:rFonts w:ascii="Arial" w:cs="Arial" w:eastAsia="Arial" w:hAnsi="Arial"/>
@@ -10380,7 +10599,7 @@
               <w:spacing w:after="10" w:before="0"/>
               <w:ind w:left="120"/>
             </w:pPr>
-            <w:hyperlink w:history="1" r:id="rIdcshzmebzak-oegn1rrq6e">
+            <w:hyperlink w:history="1" r:id="rId1fs0fx1sidqrquq-tt-yu">
               <w:r>
                 <w:rPr>
                   <w:rFonts w:ascii="Arial" w:cs="Arial" w:eastAsia="Arial" w:hAnsi="Arial"/>
@@ -10423,6 +10642,7 @@
           </w:tcPr>
           <w:p>
             <w:pPr>
+              <w:keepNext w:val="false"/>
               <w:spacing w:after="40" w:before="0"/>
               <w:jc w:val="left"/>
             </w:pPr>
@@ -10455,6 +10675,7 @@
           </w:tcPr>
           <w:p>
             <w:pPr>
+              <w:keepNext w:val="false"/>
               <w:spacing w:after="40" w:before="0"/>
               <w:jc w:val="left"/>
             </w:pPr>
@@ -10487,6 +10708,7 @@
           </w:tcPr>
           <w:p>
             <w:pPr>
+              <w:keepNext w:val="false"/>
               <w:spacing w:after="40" w:before="0"/>
               <w:jc w:val="left"/>
             </w:pPr>
@@ -10519,6 +10741,7 @@
           </w:tcPr>
           <w:p>
             <w:pPr>
+              <w:keepNext w:val="false"/>
               <w:spacing w:after="40" w:before="0"/>
               <w:jc w:val="left"/>
             </w:pPr>
@@ -10578,6 +10801,7 @@
           </w:tcPr>
           <w:p>
             <w:pPr>
+              <w:keepNext w:val="false"/>
               <w:spacing w:after="40" w:before="0"/>
               <w:jc w:val="center"/>
             </w:pPr>
@@ -10612,6 +10836,7 @@
           </w:tcPr>
           <w:p>
             <w:pPr>
+              <w:keepNext w:val="false"/>
               <w:spacing w:after="40" w:before="0"/>
               <w:jc w:val="left"/>
             </w:pPr>
@@ -10673,6 +10898,7 @@
           </w:tcPr>
           <w:p>
             <w:pPr>
+              <w:keepNext w:val="false"/>
               <w:spacing w:after="40" w:before="0"/>
               <w:jc w:val="center"/>
             </w:pPr>
@@ -10707,6 +10933,7 @@
           </w:tcPr>
           <w:p>
             <w:pPr>
+              <w:keepNext w:val="false"/>
               <w:spacing w:after="40" w:before="0"/>
               <w:jc w:val="left"/>
             </w:pPr>
@@ -10739,6 +10966,7 @@
           </w:tcPr>
           <w:p>
             <w:pPr>
+              <w:keepNext w:val="false"/>
               <w:spacing w:after="40" w:before="0"/>
               <w:jc w:val="left"/>
             </w:pPr>
@@ -10773,6 +11001,7 @@
           </w:tcPr>
           <w:p>
             <w:pPr>
+              <w:keepNext w:val="false"/>
               <w:spacing w:after="40" w:before="0"/>
               <w:jc w:val="left"/>
             </w:pPr>
@@ -10805,6 +11034,7 @@
           </w:tcPr>
           <w:p>
             <w:pPr>
+              <w:keepNext w:val="false"/>
               <w:spacing w:after="40" w:before="0"/>
               <w:jc w:val="left"/>
             </w:pPr>
@@ -10839,6 +11069,7 @@
           </w:tcPr>
           <w:p>
             <w:pPr>
+              <w:keepNext w:val="false"/>
               <w:spacing w:after="40" w:before="0"/>
               <w:jc w:val="left"/>
             </w:pPr>
@@ -10871,6 +11102,7 @@
           </w:tcPr>
           <w:p>
             <w:pPr>
+              <w:keepNext w:val="false"/>
               <w:spacing w:after="40" w:before="0"/>
               <w:jc w:val="left"/>
             </w:pPr>
@@ -10907,7 +11139,7 @@
         </w:rPr>
         <w:t xml:space="preserve">© 2026 SeaVuria and ARES. Aligned with KICD objectives. Developed by SeaVuria; technical implementation by ARES (with AI assistance from Claude). Licensed under </w:t>
       </w:r>
-      <w:hyperlink w:history="1" r:id="rIduvnxwjmzunozzqreydmgo">
+      <w:hyperlink w:history="1" r:id="rIdgbgixs4xnlmnxg3atfa4p">
         <w:r>
           <w:rPr>
             <w:rFonts w:ascii="Arial" w:cs="Arial" w:eastAsia="Arial" w:hAnsi="Arial"/>
@@ -10928,7 +11160,7 @@
         </w:rPr>
         <w:t xml:space="preserve"> (</w:t>
       </w:r>
-      <w:hyperlink w:history="1" r:id="rIdlos8-99wa-aedy9tgjfmr">
+      <w:hyperlink w:history="1" r:id="rIdmcmw58cz4bivyspbckedi">
         <w:r>
           <w:rPr>
             <w:rFonts w:ascii="Arial" w:cs="Arial" w:eastAsia="Arial" w:hAnsi="Arial"/>
@@ -10988,6 +11220,7 @@
           </w:tcPr>
           <w:p>
             <w:pPr>
+              <w:keepNext w:val="false"/>
               <w:spacing w:after="40" w:before="0"/>
               <w:jc w:val="center"/>
             </w:pPr>
@@ -11023,6 +11256,7 @@
           </w:tcPr>
           <w:p>
             <w:pPr>
+              <w:keepNext w:val="false"/>
               <w:spacing w:after="40" w:before="0"/>
               <w:jc w:val="center"/>
             </w:pPr>
@@ -11057,6 +11291,7 @@
           </w:tcPr>
           <w:p>
             <w:pPr>
+              <w:keepNext w:val="false"/>
               <w:spacing w:after="40" w:before="0"/>
               <w:jc w:val="left"/>
             </w:pPr>
@@ -11089,6 +11324,7 @@
           </w:tcPr>
           <w:p>
             <w:pPr>
+              <w:keepNext w:val="false"/>
               <w:spacing w:after="40" w:before="0"/>
               <w:jc w:val="left"/>
             </w:pPr>
@@ -11123,6 +11359,7 @@
           </w:tcPr>
           <w:p>
             <w:pPr>
+              <w:keepNext w:val="false"/>
               <w:spacing w:after="40" w:before="0"/>
               <w:jc w:val="left"/>
             </w:pPr>
@@ -11155,6 +11392,7 @@
           </w:tcPr>
           <w:p>
             <w:pPr>
+              <w:keepNext w:val="false"/>
               <w:spacing w:after="40" w:before="0"/>
               <w:jc w:val="left"/>
             </w:pPr>
@@ -11189,6 +11427,7 @@
           </w:tcPr>
           <w:p>
             <w:pPr>
+              <w:keepNext w:val="false"/>
               <w:spacing w:after="40" w:before="0"/>
               <w:jc w:val="left"/>
             </w:pPr>
@@ -11221,6 +11460,7 @@
           </w:tcPr>
           <w:p>
             <w:pPr>
+              <w:keepNext w:val="false"/>
               <w:spacing w:after="40" w:before="0"/>
               <w:jc w:val="left"/>
             </w:pPr>
@@ -11255,6 +11495,7 @@
           </w:tcPr>
           <w:p>
             <w:pPr>
+              <w:keepNext w:val="false"/>
               <w:spacing w:after="40" w:before="0"/>
               <w:jc w:val="left"/>
             </w:pPr>
@@ -11287,6 +11528,7 @@
           </w:tcPr>
           <w:p>
             <w:pPr>
+              <w:keepNext w:val="false"/>
               <w:spacing w:after="40" w:before="0"/>
               <w:jc w:val="left"/>
             </w:pPr>
@@ -11321,6 +11563,7 @@
           </w:tcPr>
           <w:p>
             <w:pPr>
+              <w:keepNext w:val="false"/>
               <w:spacing w:after="40" w:before="0"/>
               <w:jc w:val="left"/>
             </w:pPr>
@@ -11353,6 +11596,7 @@
           </w:tcPr>
           <w:p>
             <w:pPr>
+              <w:keepNext w:val="false"/>
               <w:spacing w:after="40" w:before="0"/>
               <w:jc w:val="left"/>
             </w:pPr>
@@ -11387,6 +11631,7 @@
           </w:tcPr>
           <w:p>
             <w:pPr>
+              <w:keepNext w:val="false"/>
               <w:spacing w:after="40" w:before="0"/>
               <w:jc w:val="left"/>
             </w:pPr>
@@ -11419,6 +11664,7 @@
           </w:tcPr>
           <w:p>
             <w:pPr>
+              <w:keepNext w:val="false"/>
               <w:spacing w:after="40" w:before="0"/>
               <w:jc w:val="left"/>
             </w:pPr>
@@ -11453,6 +11699,7 @@
           </w:tcPr>
           <w:p>
             <w:pPr>
+              <w:keepNext w:val="false"/>
               <w:spacing w:after="40" w:before="0"/>
               <w:jc w:val="left"/>
             </w:pPr>
@@ -11485,6 +11732,7 @@
           </w:tcPr>
           <w:p>
             <w:pPr>
+              <w:keepNext w:val="false"/>
               <w:spacing w:after="40" w:before="0"/>
               <w:jc w:val="left"/>
             </w:pPr>
@@ -11519,6 +11767,7 @@
           </w:tcPr>
           <w:p>
             <w:pPr>
+              <w:keepNext w:val="false"/>
               <w:spacing w:after="40" w:before="0"/>
               <w:jc w:val="left"/>
             </w:pPr>
@@ -11551,6 +11800,7 @@
           </w:tcPr>
           <w:p>
             <w:pPr>
+              <w:keepNext w:val="false"/>
               <w:spacing w:after="40" w:before="0"/>
               <w:jc w:val="left"/>
             </w:pPr>
@@ -11610,6 +11860,7 @@
           </w:tcPr>
           <w:p>
             <w:pPr>
+              <w:keepNext w:val="false"/>
               <w:spacing w:after="40" w:before="0"/>
               <w:jc w:val="center"/>
             </w:pPr>
@@ -11644,6 +11895,7 @@
           </w:tcPr>
           <w:p>
             <w:pPr>
+              <w:keepNext w:val="false"/>
               <w:spacing w:after="40" w:before="0"/>
               <w:jc w:val="left"/>
             </w:pPr>
@@ -11708,6 +11960,7 @@
           </w:tcPr>
           <w:p>
             <w:pPr>
+              <w:keepNext w:val="false"/>
               <w:spacing w:after="40" w:before="0"/>
               <w:jc w:val="center"/>
             </w:pPr>
@@ -11742,6 +11995,7 @@
           </w:tcPr>
           <w:p>
             <w:pPr>
+              <w:keepNext w:val="false"/>
               <w:spacing w:after="40" w:before="0"/>
               <w:jc w:val="left"/>
             </w:pPr>
@@ -11774,6 +12028,7 @@
           </w:tcPr>
           <w:p>
             <w:pPr>
+              <w:keepNext w:val="false"/>
               <w:spacing w:after="40" w:before="0"/>
               <w:jc w:val="left"/>
             </w:pPr>
@@ -11806,6 +12061,7 @@
           </w:tcPr>
           <w:p>
             <w:pPr>
+              <w:keepNext w:val="false"/>
               <w:spacing w:after="40" w:before="0"/>
               <w:jc w:val="left"/>
             </w:pPr>
@@ -11838,6 +12094,7 @@
           </w:tcPr>
           <w:p>
             <w:pPr>
+              <w:keepNext w:val="false"/>
               <w:spacing w:after="40" w:before="0"/>
               <w:jc w:val="left"/>
             </w:pPr>
@@ -11870,6 +12127,7 @@
           </w:tcPr>
           <w:p>
             <w:pPr>
+              <w:keepNext w:val="false"/>
               <w:spacing w:after="40" w:before="0"/>
               <w:jc w:val="left"/>
             </w:pPr>
@@ -11904,6 +12162,7 @@
           </w:tcPr>
           <w:p>
             <w:pPr>
+              <w:keepNext w:val="false"/>
               <w:spacing w:after="40" w:before="0"/>
               <w:jc w:val="left"/>
             </w:pPr>
@@ -11958,7 +12217,7 @@
               <w:spacing w:after="10" w:before="0"/>
               <w:ind w:left="120"/>
             </w:pPr>
-            <w:hyperlink w:history="1" r:id="rIdpzrvvgrsxwh_dtvrr_cod">
+            <w:hyperlink w:history="1" r:id="rId1zd9zg28w9l2p0zp2aino">
               <w:r>
                 <w:rPr>
                   <w:rFonts w:ascii="Arial" w:cs="Arial" w:eastAsia="Arial" w:hAnsi="Arial"/>
@@ -12035,7 +12294,7 @@
               <w:spacing w:after="10" w:before="0"/>
               <w:ind w:left="120"/>
             </w:pPr>
-            <w:hyperlink w:history="1" r:id="rIdvo6_ckijdpssffkyntw2_">
+            <w:hyperlink w:history="1" r:id="rIdurk7pxammkmnoixd9zxsk">
               <w:r>
                 <w:rPr>
                   <w:rFonts w:ascii="Arial" w:cs="Arial" w:eastAsia="Arial" w:hAnsi="Arial"/>
@@ -12078,6 +12337,7 @@
           </w:tcPr>
           <w:p>
             <w:pPr>
+              <w:keepNext w:val="false"/>
               <w:spacing w:after="40" w:before="0"/>
               <w:jc w:val="left"/>
             </w:pPr>
@@ -12110,6 +12370,7 @@
           </w:tcPr>
           <w:p>
             <w:pPr>
+              <w:keepNext w:val="false"/>
               <w:spacing w:after="40" w:before="0"/>
               <w:jc w:val="left"/>
             </w:pPr>
@@ -12142,6 +12403,7 @@
           </w:tcPr>
           <w:p>
             <w:pPr>
+              <w:keepNext w:val="false"/>
               <w:spacing w:after="40" w:before="0"/>
               <w:jc w:val="left"/>
             </w:pPr>
@@ -12174,6 +12436,7 @@
           </w:tcPr>
           <w:p>
             <w:pPr>
+              <w:keepNext w:val="false"/>
               <w:spacing w:after="40" w:before="0"/>
               <w:jc w:val="left"/>
             </w:pPr>
@@ -12208,6 +12471,7 @@
           </w:tcPr>
           <w:p>
             <w:pPr>
+              <w:keepNext w:val="false"/>
               <w:spacing w:after="40" w:before="0"/>
               <w:jc w:val="left"/>
             </w:pPr>
@@ -12262,7 +12526,7 @@
               <w:spacing w:after="10" w:before="0"/>
               <w:ind w:left="120"/>
             </w:pPr>
-            <w:hyperlink w:history="1" r:id="rIdzj4g_tbm0fbi8cvnraz_l">
+            <w:hyperlink w:history="1" r:id="rIdo2mcbcgvpy3t1bukcudnw">
               <w:r>
                 <w:rPr>
                   <w:rFonts w:ascii="Arial" w:cs="Arial" w:eastAsia="Arial" w:hAnsi="Arial"/>
@@ -12339,7 +12603,7 @@
               <w:spacing w:after="10" w:before="0"/>
               <w:ind w:left="120"/>
             </w:pPr>
-            <w:hyperlink w:history="1" r:id="rIdisgmkkffg03ft73aapmu2">
+            <w:hyperlink w:history="1" r:id="rId4zbtichkcbnni5ejbpnmg">
               <w:r>
                 <w:rPr>
                   <w:rFonts w:ascii="Arial" w:cs="Arial" w:eastAsia="Arial" w:hAnsi="Arial"/>
@@ -12382,6 +12646,7 @@
           </w:tcPr>
           <w:p>
             <w:pPr>
+              <w:keepNext w:val="false"/>
               <w:spacing w:after="40" w:before="0"/>
               <w:jc w:val="left"/>
             </w:pPr>
@@ -12414,6 +12679,7 @@
           </w:tcPr>
           <w:p>
             <w:pPr>
+              <w:keepNext w:val="false"/>
               <w:spacing w:after="40" w:before="0"/>
               <w:jc w:val="left"/>
             </w:pPr>
@@ -12446,6 +12712,7 @@
           </w:tcPr>
           <w:p>
             <w:pPr>
+              <w:keepNext w:val="false"/>
               <w:spacing w:after="40" w:before="0"/>
               <w:jc w:val="left"/>
             </w:pPr>
@@ -12478,6 +12745,7 @@
           </w:tcPr>
           <w:p>
             <w:pPr>
+              <w:keepNext w:val="false"/>
               <w:spacing w:after="40" w:before="0"/>
               <w:jc w:val="left"/>
             </w:pPr>
@@ -12512,6 +12780,7 @@
           </w:tcPr>
           <w:p>
             <w:pPr>
+              <w:keepNext w:val="false"/>
               <w:spacing w:after="40" w:before="0"/>
               <w:jc w:val="left"/>
             </w:pPr>
@@ -12566,7 +12835,7 @@
               <w:spacing w:after="10" w:before="0"/>
               <w:ind w:left="120"/>
             </w:pPr>
-            <w:hyperlink w:history="1" r:id="rIdvoz274yczbv2cih9e7gni">
+            <w:hyperlink w:history="1" r:id="rIdqliuxv0_obrofxg6kk_uc">
               <w:r>
                 <w:rPr>
                   <w:rFonts w:ascii="Arial" w:cs="Arial" w:eastAsia="Arial" w:hAnsi="Arial"/>
@@ -12643,7 +12912,7 @@
               <w:spacing w:after="10" w:before="0"/>
               <w:ind w:left="120"/>
             </w:pPr>
-            <w:hyperlink w:history="1" r:id="rIdgbbc75wsecnuf0tzfqvsv">
+            <w:hyperlink w:history="1" r:id="rIdmzvcjfftbfvt-rfhue9ph">
               <w:r>
                 <w:rPr>
                   <w:rFonts w:ascii="Arial" w:cs="Arial" w:eastAsia="Arial" w:hAnsi="Arial"/>
@@ -12686,6 +12955,7 @@
           </w:tcPr>
           <w:p>
             <w:pPr>
+              <w:keepNext w:val="false"/>
               <w:spacing w:after="40" w:before="0"/>
               <w:jc w:val="left"/>
             </w:pPr>
@@ -12718,6 +12988,7 @@
           </w:tcPr>
           <w:p>
             <w:pPr>
+              <w:keepNext w:val="false"/>
               <w:spacing w:after="40" w:before="0"/>
               <w:jc w:val="left"/>
             </w:pPr>
@@ -12750,6 +13021,7 @@
           </w:tcPr>
           <w:p>
             <w:pPr>
+              <w:keepNext w:val="false"/>
               <w:spacing w:after="40" w:before="0"/>
               <w:jc w:val="left"/>
             </w:pPr>
@@ -12782,6 +13054,7 @@
           </w:tcPr>
           <w:p>
             <w:pPr>
+              <w:keepNext w:val="false"/>
               <w:spacing w:after="40" w:before="0"/>
               <w:jc w:val="left"/>
             </w:pPr>
@@ -12816,6 +13089,7 @@
           </w:tcPr>
           <w:p>
             <w:pPr>
+              <w:keepNext w:val="false"/>
               <w:spacing w:after="40" w:before="0"/>
               <w:jc w:val="left"/>
             </w:pPr>
@@ -12870,7 +13144,7 @@
               <w:spacing w:after="10" w:before="0"/>
               <w:ind w:left="120"/>
             </w:pPr>
-            <w:hyperlink w:history="1" r:id="rIda4zhtvs-j7fhmkob7jklb">
+            <w:hyperlink w:history="1" r:id="rId_rl4exrzivo_ggzawptx-">
               <w:r>
                 <w:rPr>
                   <w:rFonts w:ascii="Arial" w:cs="Arial" w:eastAsia="Arial" w:hAnsi="Arial"/>
@@ -12947,7 +13221,7 @@
               <w:spacing w:after="10" w:before="0"/>
               <w:ind w:left="120"/>
             </w:pPr>
-            <w:hyperlink w:history="1" r:id="rIdhchifdjr4i2mauto6anlp">
+            <w:hyperlink w:history="1" r:id="rIdai2egppwtdbmpzucpnocw">
               <w:r>
                 <w:rPr>
                   <w:rFonts w:ascii="Arial" w:cs="Arial" w:eastAsia="Arial" w:hAnsi="Arial"/>
@@ -12990,6 +13264,7 @@
           </w:tcPr>
           <w:p>
             <w:pPr>
+              <w:keepNext w:val="false"/>
               <w:spacing w:after="40" w:before="0"/>
               <w:jc w:val="left"/>
             </w:pPr>
@@ -13022,6 +13297,7 @@
           </w:tcPr>
           <w:p>
             <w:pPr>
+              <w:keepNext w:val="false"/>
               <w:spacing w:after="40" w:before="0"/>
               <w:jc w:val="left"/>
             </w:pPr>
@@ -13054,6 +13330,7 @@
           </w:tcPr>
           <w:p>
             <w:pPr>
+              <w:keepNext w:val="false"/>
               <w:spacing w:after="40" w:before="0"/>
               <w:jc w:val="left"/>
             </w:pPr>
@@ -13086,6 +13363,7 @@
           </w:tcPr>
           <w:p>
             <w:pPr>
+              <w:keepNext w:val="false"/>
               <w:spacing w:after="40" w:before="0"/>
               <w:jc w:val="left"/>
             </w:pPr>
@@ -13120,6 +13398,7 @@
           </w:tcPr>
           <w:p>
             <w:pPr>
+              <w:keepNext w:val="false"/>
               <w:spacing w:after="40" w:before="0"/>
               <w:jc w:val="left"/>
             </w:pPr>
@@ -13174,7 +13453,7 @@
               <w:spacing w:after="10" w:before="0"/>
               <w:ind w:left="120"/>
             </w:pPr>
-            <w:hyperlink w:history="1" r:id="rIddk-ql8lkqny84xnjm2noo">
+            <w:hyperlink w:history="1" r:id="rIdjvyyxnefh7xznyzu6k0td">
               <w:r>
                 <w:rPr>
                   <w:rFonts w:ascii="Arial" w:cs="Arial" w:eastAsia="Arial" w:hAnsi="Arial"/>
@@ -13251,7 +13530,7 @@
               <w:spacing w:after="10" w:before="0"/>
               <w:ind w:left="120"/>
             </w:pPr>
-            <w:hyperlink w:history="1" r:id="rIdjdaz9xfuwfvwp2d4gu-pm">
+            <w:hyperlink w:history="1" r:id="rIdbbh8teoclshrvbnumjbuw">
               <w:r>
                 <w:rPr>
                   <w:rFonts w:ascii="Arial" w:cs="Arial" w:eastAsia="Arial" w:hAnsi="Arial"/>
@@ -13294,6 +13573,7 @@
           </w:tcPr>
           <w:p>
             <w:pPr>
+              <w:keepNext w:val="false"/>
               <w:spacing w:after="40" w:before="0"/>
               <w:jc w:val="left"/>
             </w:pPr>
@@ -13326,6 +13606,7 @@
           </w:tcPr>
           <w:p>
             <w:pPr>
+              <w:keepNext w:val="false"/>
               <w:spacing w:after="40" w:before="0"/>
               <w:jc w:val="left"/>
             </w:pPr>
@@ -13358,6 +13639,7 @@
           </w:tcPr>
           <w:p>
             <w:pPr>
+              <w:keepNext w:val="false"/>
               <w:spacing w:after="40" w:before="0"/>
               <w:jc w:val="left"/>
             </w:pPr>
@@ -13390,6 +13672,7 @@
           </w:tcPr>
           <w:p>
             <w:pPr>
+              <w:keepNext w:val="false"/>
               <w:spacing w:after="40" w:before="0"/>
               <w:jc w:val="left"/>
             </w:pPr>
@@ -13449,6 +13732,7 @@
           </w:tcPr>
           <w:p>
             <w:pPr>
+              <w:keepNext w:val="false"/>
               <w:spacing w:after="40" w:before="0"/>
               <w:jc w:val="center"/>
             </w:pPr>
@@ -13483,6 +13767,7 @@
           </w:tcPr>
           <w:p>
             <w:pPr>
+              <w:keepNext w:val="false"/>
               <w:spacing w:after="40" w:before="0"/>
               <w:jc w:val="left"/>
             </w:pPr>
@@ -13502,6 +13787,7 @@
           </w:p>
           <w:p>
             <w:pPr>
+              <w:keepNext w:val="false"/>
               <w:spacing w:after="40" w:before="0"/>
               <w:jc w:val="left"/>
             </w:pPr>
@@ -13521,6 +13807,7 @@
           </w:p>
           <w:p>
             <w:pPr>
+              <w:keepNext w:val="false"/>
               <w:spacing w:after="40" w:before="0"/>
               <w:jc w:val="left"/>
             </w:pPr>
@@ -13540,6 +13827,7 @@
           </w:p>
           <w:p>
             <w:pPr>
+              <w:keepNext w:val="false"/>
               <w:spacing w:after="40" w:before="0"/>
               <w:jc w:val="left"/>
             </w:pPr>
@@ -13559,6 +13847,7 @@
           </w:p>
           <w:p>
             <w:pPr>
+              <w:keepNext w:val="false"/>
               <w:spacing w:after="40" w:before="0"/>
               <w:jc w:val="left"/>
             </w:pPr>
@@ -13578,6 +13867,7 @@
           </w:p>
           <w:p>
             <w:pPr>
+              <w:keepNext w:val="false"/>
               <w:spacing w:after="40" w:before="0"/>
               <w:jc w:val="left"/>
             </w:pPr>
@@ -13597,6 +13887,7 @@
           </w:p>
           <w:p>
             <w:pPr>
+              <w:keepNext w:val="false"/>
               <w:spacing w:after="40" w:before="0"/>
               <w:jc w:val="left"/>
             </w:pPr>
@@ -13658,6 +13949,7 @@
           </w:tcPr>
           <w:p>
             <w:pPr>
+              <w:keepNext w:val="false"/>
               <w:spacing w:after="40" w:before="0"/>
               <w:jc w:val="center"/>
             </w:pPr>
@@ -13692,6 +13984,7 @@
           </w:tcPr>
           <w:p>
             <w:pPr>
+              <w:keepNext w:val="false"/>
               <w:spacing w:after="40" w:before="0"/>
               <w:jc w:val="left"/>
             </w:pPr>
@@ -13724,6 +14017,7 @@
           </w:tcPr>
           <w:p>
             <w:pPr>
+              <w:keepNext w:val="false"/>
               <w:spacing w:after="40" w:before="0"/>
               <w:jc w:val="left"/>
             </w:pPr>
@@ -13758,6 +14052,7 @@
           </w:tcPr>
           <w:p>
             <w:pPr>
+              <w:keepNext w:val="false"/>
               <w:spacing w:after="40" w:before="0"/>
               <w:jc w:val="left"/>
             </w:pPr>
@@ -13790,6 +14085,7 @@
           </w:tcPr>
           <w:p>
             <w:pPr>
+              <w:keepNext w:val="false"/>
               <w:spacing w:after="40" w:before="0"/>
               <w:jc w:val="left"/>
             </w:pPr>
@@ -13824,6 +14120,7 @@
           </w:tcPr>
           <w:p>
             <w:pPr>
+              <w:keepNext w:val="false"/>
               <w:spacing w:after="40" w:before="0"/>
               <w:jc w:val="left"/>
             </w:pPr>
@@ -13856,6 +14153,7 @@
           </w:tcPr>
           <w:p>
             <w:pPr>
+              <w:keepNext w:val="false"/>
               <w:spacing w:after="40" w:before="0"/>
               <w:jc w:val="left"/>
             </w:pPr>
@@ -13892,7 +14190,7 @@
         </w:rPr>
         <w:t xml:space="preserve">© 2026 SeaVuria and ARES. Aligned with KICD objectives. Developed by SeaVuria; technical implementation by ARES (with AI assistance from Claude). Licensed under </w:t>
       </w:r>
-      <w:hyperlink w:history="1" r:id="rIdruiy8awzdzkvgddwcydpt">
+      <w:hyperlink w:history="1" r:id="rIdcsw_jd7qusddn4aptl4ky">
         <w:r>
           <w:rPr>
             <w:rFonts w:ascii="Arial" w:cs="Arial" w:eastAsia="Arial" w:hAnsi="Arial"/>
@@ -13913,7 +14211,7 @@
         </w:rPr>
         <w:t xml:space="preserve"> (</w:t>
       </w:r>
-      <w:hyperlink w:history="1" r:id="rIdek_rtv8mx8j5wjouactyp">
+      <w:hyperlink w:history="1" r:id="rIdhtq6k6profgzldsaf4ahp">
         <w:r>
           <w:rPr>
             <w:rFonts w:ascii="Arial" w:cs="Arial" w:eastAsia="Arial" w:hAnsi="Arial"/>
@@ -13973,6 +14271,7 @@
           </w:tcPr>
           <w:p>
             <w:pPr>
+              <w:keepNext w:val="false"/>
               <w:spacing w:after="40" w:before="0"/>
               <w:jc w:val="center"/>
             </w:pPr>
@@ -14008,6 +14307,7 @@
           </w:tcPr>
           <w:p>
             <w:pPr>
+              <w:keepNext w:val="false"/>
               <w:spacing w:after="40" w:before="0"/>
               <w:jc w:val="center"/>
             </w:pPr>
@@ -14042,6 +14342,7 @@
           </w:tcPr>
           <w:p>
             <w:pPr>
+              <w:keepNext w:val="false"/>
               <w:spacing w:after="40" w:before="0"/>
               <w:jc w:val="left"/>
             </w:pPr>
@@ -14074,6 +14375,7 @@
           </w:tcPr>
           <w:p>
             <w:pPr>
+              <w:keepNext w:val="false"/>
               <w:spacing w:after="40" w:before="0"/>
               <w:jc w:val="left"/>
             </w:pPr>
@@ -14108,6 +14410,7 @@
           </w:tcPr>
           <w:p>
             <w:pPr>
+              <w:keepNext w:val="false"/>
               <w:spacing w:after="40" w:before="0"/>
               <w:jc w:val="left"/>
             </w:pPr>
@@ -14140,6 +14443,7 @@
           </w:tcPr>
           <w:p>
             <w:pPr>
+              <w:keepNext w:val="false"/>
               <w:spacing w:after="40" w:before="0"/>
               <w:jc w:val="left"/>
             </w:pPr>
@@ -14174,6 +14478,7 @@
           </w:tcPr>
           <w:p>
             <w:pPr>
+              <w:keepNext w:val="false"/>
               <w:spacing w:after="40" w:before="0"/>
               <w:jc w:val="left"/>
             </w:pPr>
@@ -14206,6 +14511,7 @@
           </w:tcPr>
           <w:p>
             <w:pPr>
+              <w:keepNext w:val="false"/>
               <w:spacing w:after="40" w:before="0"/>
               <w:jc w:val="left"/>
             </w:pPr>
@@ -14240,6 +14546,7 @@
           </w:tcPr>
           <w:p>
             <w:pPr>
+              <w:keepNext w:val="false"/>
               <w:spacing w:after="40" w:before="0"/>
               <w:jc w:val="left"/>
             </w:pPr>
@@ -14272,6 +14579,7 @@
           </w:tcPr>
           <w:p>
             <w:pPr>
+              <w:keepNext w:val="false"/>
               <w:spacing w:after="40" w:before="0"/>
               <w:jc w:val="left"/>
             </w:pPr>
@@ -14306,6 +14614,7 @@
           </w:tcPr>
           <w:p>
             <w:pPr>
+              <w:keepNext w:val="false"/>
               <w:spacing w:after="40" w:before="0"/>
               <w:jc w:val="left"/>
             </w:pPr>
@@ -14338,6 +14647,7 @@
           </w:tcPr>
           <w:p>
             <w:pPr>
+              <w:keepNext w:val="false"/>
               <w:spacing w:after="40" w:before="0"/>
               <w:jc w:val="left"/>
             </w:pPr>
@@ -14372,6 +14682,7 @@
           </w:tcPr>
           <w:p>
             <w:pPr>
+              <w:keepNext w:val="false"/>
               <w:spacing w:after="40" w:before="0"/>
               <w:jc w:val="left"/>
             </w:pPr>
@@ -14404,6 +14715,7 @@
           </w:tcPr>
           <w:p>
             <w:pPr>
+              <w:keepNext w:val="false"/>
               <w:spacing w:after="40" w:before="0"/>
               <w:jc w:val="left"/>
             </w:pPr>
@@ -14438,6 +14750,7 @@
           </w:tcPr>
           <w:p>
             <w:pPr>
+              <w:keepNext w:val="false"/>
               <w:spacing w:after="40" w:before="0"/>
               <w:jc w:val="left"/>
             </w:pPr>
@@ -14470,6 +14783,7 @@
           </w:tcPr>
           <w:p>
             <w:pPr>
+              <w:keepNext w:val="false"/>
               <w:spacing w:after="40" w:before="0"/>
               <w:jc w:val="left"/>
             </w:pPr>
@@ -14504,6 +14818,7 @@
           </w:tcPr>
           <w:p>
             <w:pPr>
+              <w:keepNext w:val="false"/>
               <w:spacing w:after="40" w:before="0"/>
               <w:jc w:val="left"/>
             </w:pPr>
@@ -14536,6 +14851,7 @@
           </w:tcPr>
           <w:p>
             <w:pPr>
+              <w:keepNext w:val="false"/>
               <w:spacing w:after="40" w:before="0"/>
               <w:jc w:val="left"/>
             </w:pPr>
@@ -14595,6 +14911,7 @@
           </w:tcPr>
           <w:p>
             <w:pPr>
+              <w:keepNext w:val="false"/>
               <w:spacing w:after="40" w:before="0"/>
               <w:jc w:val="center"/>
             </w:pPr>
@@ -14629,6 +14946,7 @@
           </w:tcPr>
           <w:p>
             <w:pPr>
+              <w:keepNext w:val="false"/>
               <w:spacing w:after="40" w:before="0"/>
               <w:jc w:val="left"/>
             </w:pPr>
@@ -14693,6 +15011,7 @@
           </w:tcPr>
           <w:p>
             <w:pPr>
+              <w:keepNext w:val="false"/>
               <w:spacing w:after="40" w:before="0"/>
               <w:jc w:val="center"/>
             </w:pPr>
@@ -14727,6 +15046,7 @@
           </w:tcPr>
           <w:p>
             <w:pPr>
+              <w:keepNext w:val="false"/>
               <w:spacing w:after="40" w:before="0"/>
               <w:jc w:val="left"/>
             </w:pPr>
@@ -14759,6 +15079,7 @@
           </w:tcPr>
           <w:p>
             <w:pPr>
+              <w:keepNext w:val="false"/>
               <w:spacing w:after="40" w:before="0"/>
               <w:jc w:val="left"/>
             </w:pPr>
@@ -14791,6 +15112,7 @@
           </w:tcPr>
           <w:p>
             <w:pPr>
+              <w:keepNext w:val="false"/>
               <w:spacing w:after="40" w:before="0"/>
               <w:jc w:val="left"/>
             </w:pPr>
@@ -14823,6 +15145,7 @@
           </w:tcPr>
           <w:p>
             <w:pPr>
+              <w:keepNext w:val="false"/>
               <w:spacing w:after="40" w:before="0"/>
               <w:jc w:val="left"/>
             </w:pPr>
@@ -14855,6 +15178,7 @@
           </w:tcPr>
           <w:p>
             <w:pPr>
+              <w:keepNext w:val="false"/>
               <w:spacing w:after="40" w:before="0"/>
               <w:jc w:val="left"/>
             </w:pPr>
@@ -14889,6 +15213,7 @@
           </w:tcPr>
           <w:p>
             <w:pPr>
+              <w:keepNext w:val="false"/>
               <w:spacing w:after="40" w:before="0"/>
               <w:jc w:val="left"/>
             </w:pPr>
@@ -14926,7 +15251,7 @@
             <w:pPr>
               <w:spacing w:after="20" w:before="0"/>
             </w:pPr>
-            <w:hyperlink w:history="1" r:id="rIdndsymulr5e2ypvfk78op8">
+            <w:hyperlink w:history="1" r:id="rIdkxxlcmunhwcfta9ktmd6d">
               <w:r>
                 <w:rPr>
                   <w:rFonts w:ascii="Arial" w:cs="Arial" w:eastAsia="Arial" w:hAnsi="Arial"/>
@@ -14959,7 +15284,7 @@
               <w:spacing w:after="10" w:before="0"/>
               <w:ind w:left="120"/>
             </w:pPr>
-            <w:hyperlink w:history="1" r:id="rIdepxftrz6sx7iuxqyvg15l">
+            <w:hyperlink w:history="1" r:id="rIdfx7zoqfd-cqzlcyurapsc">
               <w:r>
                 <w:rPr>
                   <w:rFonts w:ascii="Arial" w:cs="Arial" w:eastAsia="Arial" w:hAnsi="Arial"/>
@@ -15004,7 +15329,7 @@
             <w:pPr>
               <w:spacing w:after="20" w:before="0"/>
             </w:pPr>
-            <w:hyperlink w:history="1" r:id="rId55zs21yfpxdxqdwuxl1kl">
+            <w:hyperlink w:history="1" r:id="rIdt8dhqm_gcpmw27s0yi8pc">
               <w:r>
                 <w:rPr>
                   <w:rFonts w:ascii="Arial" w:cs="Arial" w:eastAsia="Arial" w:hAnsi="Arial"/>
@@ -15053,7 +15378,7 @@
               <w:spacing w:after="10" w:before="0"/>
               <w:ind w:left="120"/>
             </w:pPr>
-            <w:hyperlink w:history="1" r:id="rIdajvmz214u2vbzzmlezxmj">
+            <w:hyperlink w:history="1" r:id="rIdep5ndc2bnyftmksnla_1s">
               <w:r>
                 <w:rPr>
                   <w:rFonts w:ascii="Arial" w:cs="Arial" w:eastAsia="Arial" w:hAnsi="Arial"/>
@@ -15081,6 +15406,7 @@
           </w:tcPr>
           <w:p>
             <w:pPr>
+              <w:keepNext w:val="false"/>
               <w:spacing w:after="40" w:before="0"/>
               <w:jc w:val="left"/>
             </w:pPr>
@@ -15113,6 +15439,7 @@
           </w:tcPr>
           <w:p>
             <w:pPr>
+              <w:keepNext w:val="false"/>
               <w:spacing w:after="40" w:before="0"/>
               <w:jc w:val="left"/>
             </w:pPr>
@@ -15145,6 +15472,7 @@
           </w:tcPr>
           <w:p>
             <w:pPr>
+              <w:keepNext w:val="false"/>
               <w:spacing w:after="40" w:before="0"/>
               <w:jc w:val="left"/>
             </w:pPr>
@@ -15177,6 +15505,7 @@
           </w:tcPr>
           <w:p>
             <w:pPr>
+              <w:keepNext w:val="false"/>
               <w:spacing w:after="40" w:before="0"/>
               <w:jc w:val="left"/>
             </w:pPr>
@@ -15211,6 +15540,7 @@
           </w:tcPr>
           <w:p>
             <w:pPr>
+              <w:keepNext w:val="false"/>
               <w:spacing w:after="40" w:before="0"/>
               <w:jc w:val="left"/>
             </w:pPr>
@@ -15248,7 +15578,7 @@
             <w:pPr>
               <w:spacing w:after="20" w:before="0"/>
             </w:pPr>
-            <w:hyperlink w:history="1" r:id="rId7w9vsdqptzuu-6ycyoark">
+            <w:hyperlink w:history="1" r:id="rId6sks9qpseufkaqj7tkx81">
               <w:r>
                 <w:rPr>
                   <w:rFonts w:ascii="Arial" w:cs="Arial" w:eastAsia="Arial" w:hAnsi="Arial"/>
@@ -15281,7 +15611,7 @@
               <w:spacing w:after="10" w:before="0"/>
               <w:ind w:left="120"/>
             </w:pPr>
-            <w:hyperlink w:history="1" r:id="rIddgposjyka1nz7px00pk0j">
+            <w:hyperlink w:history="1" r:id="rIdryszkczsokiss7ku4ug8h">
               <w:r>
                 <w:rPr>
                   <w:rFonts w:ascii="Arial" w:cs="Arial" w:eastAsia="Arial" w:hAnsi="Arial"/>
@@ -15326,7 +15656,7 @@
             <w:pPr>
               <w:spacing w:after="20" w:before="0"/>
             </w:pPr>
-            <w:hyperlink w:history="1" r:id="rIdtlafc1x5pv7tfxott7xe9">
+            <w:hyperlink w:history="1" r:id="rIdccr_s6beeb65emk97o3s0">
               <w:r>
                 <w:rPr>
                   <w:rFonts w:ascii="Arial" w:cs="Arial" w:eastAsia="Arial" w:hAnsi="Arial"/>
@@ -15375,7 +15705,7 @@
               <w:spacing w:after="10" w:before="0"/>
               <w:ind w:left="120"/>
             </w:pPr>
-            <w:hyperlink w:history="1" r:id="rIdziuxf2kimqtvttw_0258f">
+            <w:hyperlink w:history="1" r:id="rIdrdvyxlhexvsakksgcc-jh">
               <w:r>
                 <w:rPr>
                   <w:rFonts w:ascii="Arial" w:cs="Arial" w:eastAsia="Arial" w:hAnsi="Arial"/>
@@ -15403,6 +15733,7 @@
           </w:tcPr>
           <w:p>
             <w:pPr>
+              <w:keepNext w:val="false"/>
               <w:spacing w:after="40" w:before="0"/>
               <w:jc w:val="left"/>
             </w:pPr>
@@ -15435,6 +15766,7 @@
           </w:tcPr>
           <w:p>
             <w:pPr>
+              <w:keepNext w:val="false"/>
               <w:spacing w:after="40" w:before="0"/>
               <w:jc w:val="left"/>
             </w:pPr>
@@ -15467,6 +15799,7 @@
           </w:tcPr>
           <w:p>
             <w:pPr>
+              <w:keepNext w:val="false"/>
               <w:spacing w:after="40" w:before="0"/>
               <w:jc w:val="left"/>
             </w:pPr>
@@ -15499,6 +15832,7 @@
           </w:tcPr>
           <w:p>
             <w:pPr>
+              <w:keepNext w:val="false"/>
               <w:spacing w:after="40" w:before="0"/>
               <w:jc w:val="left"/>
             </w:pPr>
@@ -15533,6 +15867,7 @@
           </w:tcPr>
           <w:p>
             <w:pPr>
+              <w:keepNext w:val="false"/>
               <w:spacing w:after="40" w:before="0"/>
               <w:jc w:val="left"/>
             </w:pPr>
@@ -15570,7 +15905,7 @@
             <w:pPr>
               <w:spacing w:after="20" w:before="0"/>
             </w:pPr>
-            <w:hyperlink w:history="1" r:id="rIdwxn2cgzq4q8hyutmflzzz">
+            <w:hyperlink w:history="1" r:id="rId034oohd2i2jfz0uzb-pki">
               <w:r>
                 <w:rPr>
                   <w:rFonts w:ascii="Arial" w:cs="Arial" w:eastAsia="Arial" w:hAnsi="Arial"/>
@@ -15619,7 +15954,7 @@
               <w:spacing w:after="10" w:before="0"/>
               <w:ind w:left="120"/>
             </w:pPr>
-            <w:hyperlink w:history="1" r:id="rIdhjx8kebj77i66o2rj1ag0">
+            <w:hyperlink w:history="1" r:id="rId0a8pvwc_4sg21vgmosdpd">
               <w:r>
                 <w:rPr>
                   <w:rFonts w:ascii="Arial" w:cs="Arial" w:eastAsia="Arial" w:hAnsi="Arial"/>
@@ -15664,7 +15999,7 @@
             <w:pPr>
               <w:spacing w:after="20" w:before="0"/>
             </w:pPr>
-            <w:hyperlink w:history="1" r:id="rId0d1nic1iz_jnunetyaqgg">
+            <w:hyperlink w:history="1" r:id="rIdspdizljt33rgsys0i6tci">
               <w:r>
                 <w:rPr>
                   <w:rFonts w:ascii="Arial" w:cs="Arial" w:eastAsia="Arial" w:hAnsi="Arial"/>
@@ -15713,7 +16048,7 @@
               <w:spacing w:after="10" w:before="0"/>
               <w:ind w:left="120"/>
             </w:pPr>
-            <w:hyperlink w:history="1" r:id="rIdc6vpbto_0bshvhj-hlcn7">
+            <w:hyperlink w:history="1" r:id="rIdbxplrittvsh_ae70mzrrq">
               <w:r>
                 <w:rPr>
                   <w:rFonts w:ascii="Arial" w:cs="Arial" w:eastAsia="Arial" w:hAnsi="Arial"/>
@@ -15741,6 +16076,7 @@
           </w:tcPr>
           <w:p>
             <w:pPr>
+              <w:keepNext w:val="false"/>
               <w:spacing w:after="40" w:before="0"/>
               <w:jc w:val="left"/>
             </w:pPr>
@@ -15773,6 +16109,7 @@
           </w:tcPr>
           <w:p>
             <w:pPr>
+              <w:keepNext w:val="false"/>
               <w:spacing w:after="40" w:before="0"/>
               <w:jc w:val="left"/>
             </w:pPr>
@@ -15805,6 +16142,7 @@
           </w:tcPr>
           <w:p>
             <w:pPr>
+              <w:keepNext w:val="false"/>
               <w:spacing w:after="40" w:before="0"/>
               <w:jc w:val="left"/>
             </w:pPr>
@@ -15837,6 +16175,7 @@
           </w:tcPr>
           <w:p>
             <w:pPr>
+              <w:keepNext w:val="false"/>
               <w:spacing w:after="40" w:before="0"/>
               <w:jc w:val="left"/>
             </w:pPr>
@@ -15871,6 +16210,7 @@
           </w:tcPr>
           <w:p>
             <w:pPr>
+              <w:keepNext w:val="false"/>
               <w:spacing w:after="40" w:before="0"/>
               <w:jc w:val="left"/>
             </w:pPr>
@@ -15908,7 +16248,7 @@
             <w:pPr>
               <w:spacing w:after="20" w:before="0"/>
             </w:pPr>
-            <w:hyperlink w:history="1" r:id="rIdovmwxcn3cdf8lfy9x5enl">
+            <w:hyperlink w:history="1" r:id="rIdmpvvpxadrnsk1inc5p_g7">
               <w:r>
                 <w:rPr>
                   <w:rFonts w:ascii="Arial" w:cs="Arial" w:eastAsia="Arial" w:hAnsi="Arial"/>
@@ -15957,7 +16297,7 @@
               <w:spacing w:after="10" w:before="0"/>
               <w:ind w:left="120"/>
             </w:pPr>
-            <w:hyperlink w:history="1" r:id="rId1ocipwcblowmv26kpzksk">
+            <w:hyperlink w:history="1" r:id="rIdv5q5wi7-jikwa7zyeuf7j">
               <w:r>
                 <w:rPr>
                   <w:rFonts w:ascii="Arial" w:cs="Arial" w:eastAsia="Arial" w:hAnsi="Arial"/>
@@ -16002,7 +16342,7 @@
             <w:pPr>
               <w:spacing w:after="20" w:before="0"/>
             </w:pPr>
-            <w:hyperlink w:history="1" r:id="rIdu5my7crbtgozygelv9chz">
+            <w:hyperlink w:history="1" r:id="rIdw_4-0sx1lhgejocjm7s19">
               <w:r>
                 <w:rPr>
                   <w:rFonts w:ascii="Arial" w:cs="Arial" w:eastAsia="Arial" w:hAnsi="Arial"/>
@@ -16051,7 +16391,7 @@
               <w:spacing w:after="10" w:before="0"/>
               <w:ind w:left="120"/>
             </w:pPr>
-            <w:hyperlink w:history="1" r:id="rIdga_6-gak-xdydo94bfojb">
+            <w:hyperlink w:history="1" r:id="rIdowkv7g7hnhexqczvnxsft">
               <w:r>
                 <w:rPr>
                   <w:rFonts w:ascii="Arial" w:cs="Arial" w:eastAsia="Arial" w:hAnsi="Arial"/>
@@ -16079,6 +16419,7 @@
           </w:tcPr>
           <w:p>
             <w:pPr>
+              <w:keepNext w:val="false"/>
               <w:spacing w:after="40" w:before="0"/>
               <w:jc w:val="left"/>
             </w:pPr>
@@ -16111,6 +16452,7 @@
           </w:tcPr>
           <w:p>
             <w:pPr>
+              <w:keepNext w:val="false"/>
               <w:spacing w:after="40" w:before="0"/>
               <w:jc w:val="left"/>
             </w:pPr>
@@ -16143,6 +16485,7 @@
           </w:tcPr>
           <w:p>
             <w:pPr>
+              <w:keepNext w:val="false"/>
               <w:spacing w:after="40" w:before="0"/>
               <w:jc w:val="left"/>
             </w:pPr>
@@ -16175,6 +16518,7 @@
           </w:tcPr>
           <w:p>
             <w:pPr>
+              <w:keepNext w:val="false"/>
               <w:spacing w:after="40" w:before="0"/>
               <w:jc w:val="left"/>
             </w:pPr>
@@ -16209,6 +16553,7 @@
           </w:tcPr>
           <w:p>
             <w:pPr>
+              <w:keepNext w:val="false"/>
               <w:spacing w:after="40" w:before="0"/>
               <w:jc w:val="left"/>
             </w:pPr>
@@ -16246,7 +16591,7 @@
             <w:pPr>
               <w:spacing w:after="20" w:before="0"/>
             </w:pPr>
-            <w:hyperlink w:history="1" r:id="rId21ov1z3mncg3xsjynw6va">
+            <w:hyperlink w:history="1" r:id="rIdxg5qzaeicgtzfbhzivc8g">
               <w:r>
                 <w:rPr>
                   <w:rFonts w:ascii="Arial" w:cs="Arial" w:eastAsia="Arial" w:hAnsi="Arial"/>
@@ -16295,7 +16640,7 @@
               <w:spacing w:after="10" w:before="0"/>
               <w:ind w:left="120"/>
             </w:pPr>
-            <w:hyperlink w:history="1" r:id="rIdibiiuag0wqr05_l4joknr">
+            <w:hyperlink w:history="1" r:id="rIdmlijttr_3njmsfznkpgrx">
               <w:r>
                 <w:rPr>
                   <w:rFonts w:ascii="Arial" w:cs="Arial" w:eastAsia="Arial" w:hAnsi="Arial"/>
@@ -16340,7 +16685,7 @@
             <w:pPr>
               <w:spacing w:after="20" w:before="0"/>
             </w:pPr>
-            <w:hyperlink w:history="1" r:id="rIdfqh9ysy3ruayhxisph8y4">
+            <w:hyperlink w:history="1" r:id="rIdfzks8v8a9jfpm-q2hon7t">
               <w:r>
                 <w:rPr>
                   <w:rFonts w:ascii="Arial" w:cs="Arial" w:eastAsia="Arial" w:hAnsi="Arial"/>
@@ -16389,7 +16734,7 @@
               <w:spacing w:after="10" w:before="0"/>
               <w:ind w:left="120"/>
             </w:pPr>
-            <w:hyperlink w:history="1" r:id="rId26fuq8es-kelo40hjxigz">
+            <w:hyperlink w:history="1" r:id="rIdzfpombkpwxi8prc_vsfc_">
               <w:r>
                 <w:rPr>
                   <w:rFonts w:ascii="Arial" w:cs="Arial" w:eastAsia="Arial" w:hAnsi="Arial"/>
@@ -16417,6 +16762,7 @@
           </w:tcPr>
           <w:p>
             <w:pPr>
+              <w:keepNext w:val="false"/>
               <w:spacing w:after="40" w:before="0"/>
               <w:jc w:val="left"/>
             </w:pPr>
@@ -16449,6 +16795,7 @@
           </w:tcPr>
           <w:p>
             <w:pPr>
+              <w:keepNext w:val="false"/>
               <w:spacing w:after="40" w:before="0"/>
               <w:jc w:val="left"/>
             </w:pPr>
@@ -16481,6 +16828,7 @@
           </w:tcPr>
           <w:p>
             <w:pPr>
+              <w:keepNext w:val="false"/>
               <w:spacing w:after="40" w:before="0"/>
               <w:jc w:val="left"/>
             </w:pPr>
@@ -16513,6 +16861,7 @@
           </w:tcPr>
           <w:p>
             <w:pPr>
+              <w:keepNext w:val="false"/>
               <w:spacing w:after="40" w:before="0"/>
               <w:jc w:val="left"/>
             </w:pPr>
@@ -16572,6 +16921,7 @@
           </w:tcPr>
           <w:p>
             <w:pPr>
+              <w:keepNext w:val="false"/>
               <w:spacing w:after="40" w:before="0"/>
               <w:jc w:val="center"/>
             </w:pPr>
@@ -16606,6 +16956,7 @@
           </w:tcPr>
           <w:p>
             <w:pPr>
+              <w:keepNext w:val="false"/>
               <w:spacing w:after="40" w:before="0"/>
               <w:jc w:val="left"/>
             </w:pPr>
@@ -16667,6 +17018,7 @@
           </w:tcPr>
           <w:p>
             <w:pPr>
+              <w:keepNext w:val="false"/>
               <w:spacing w:after="40" w:before="0"/>
               <w:jc w:val="center"/>
             </w:pPr>
@@ -16701,6 +17053,7 @@
           </w:tcPr>
           <w:p>
             <w:pPr>
+              <w:keepNext w:val="false"/>
               <w:spacing w:after="40" w:before="0"/>
               <w:jc w:val="left"/>
             </w:pPr>
@@ -16733,6 +17086,7 @@
           </w:tcPr>
           <w:p>
             <w:pPr>
+              <w:keepNext w:val="false"/>
               <w:spacing w:after="40" w:before="0"/>
               <w:jc w:val="left"/>
             </w:pPr>
@@ -16767,6 +17121,7 @@
           </w:tcPr>
           <w:p>
             <w:pPr>
+              <w:keepNext w:val="false"/>
               <w:spacing w:after="40" w:before="0"/>
               <w:jc w:val="left"/>
             </w:pPr>
@@ -16799,6 +17154,7 @@
           </w:tcPr>
           <w:p>
             <w:pPr>
+              <w:keepNext w:val="false"/>
               <w:spacing w:after="40" w:before="0"/>
               <w:jc w:val="left"/>
             </w:pPr>
@@ -16833,6 +17189,7 @@
           </w:tcPr>
           <w:p>
             <w:pPr>
+              <w:keepNext w:val="false"/>
               <w:spacing w:after="40" w:before="0"/>
               <w:jc w:val="left"/>
             </w:pPr>
@@ -16865,6 +17222,7 @@
           </w:tcPr>
           <w:p>
             <w:pPr>
+              <w:keepNext w:val="false"/>
               <w:spacing w:after="40" w:before="0"/>
               <w:jc w:val="left"/>
             </w:pPr>
@@ -16901,7 +17259,7 @@
         </w:rPr>
         <w:t xml:space="preserve">© 2026 SeaVuria and ARES. Aligned with KICD objectives. Developed by SeaVuria; technical implementation by ARES (with AI assistance from Claude). Licensed under </w:t>
       </w:r>
-      <w:hyperlink w:history="1" r:id="rIdlq7aydfite6tbumk-66aj">
+      <w:hyperlink w:history="1" r:id="rIdhhxo3iwxe67gkbbol-x2t">
         <w:r>
           <w:rPr>
             <w:rFonts w:ascii="Arial" w:cs="Arial" w:eastAsia="Arial" w:hAnsi="Arial"/>
@@ -16922,7 +17280,7 @@
         </w:rPr>
         <w:t xml:space="preserve"> (</w:t>
       </w:r>
-      <w:hyperlink w:history="1" r:id="rId_gzpdvuk3esmnymrov4be">
+      <w:hyperlink w:history="1" r:id="rId2fw9fu9pncgzhdn85e9oa">
         <w:r>
           <w:rPr>
             <w:rFonts w:ascii="Arial" w:cs="Arial" w:eastAsia="Arial" w:hAnsi="Arial"/>
@@ -16982,6 +17340,7 @@
           </w:tcPr>
           <w:p>
             <w:pPr>
+              <w:keepNext w:val="false"/>
               <w:spacing w:after="40" w:before="0"/>
               <w:jc w:val="center"/>
             </w:pPr>
@@ -17017,6 +17376,7 @@
           </w:tcPr>
           <w:p>
             <w:pPr>
+              <w:keepNext w:val="false"/>
               <w:spacing w:after="40" w:before="0"/>
               <w:jc w:val="center"/>
             </w:pPr>
@@ -17051,6 +17411,7 @@
           </w:tcPr>
           <w:p>
             <w:pPr>
+              <w:keepNext w:val="false"/>
               <w:spacing w:after="40" w:before="0"/>
               <w:jc w:val="left"/>
             </w:pPr>
@@ -17083,6 +17444,7 @@
           </w:tcPr>
           <w:p>
             <w:pPr>
+              <w:keepNext w:val="false"/>
               <w:spacing w:after="40" w:before="0"/>
               <w:jc w:val="left"/>
             </w:pPr>
@@ -17117,6 +17479,7 @@
           </w:tcPr>
           <w:p>
             <w:pPr>
+              <w:keepNext w:val="false"/>
               <w:spacing w:after="40" w:before="0"/>
               <w:jc w:val="left"/>
             </w:pPr>
@@ -17149,6 +17512,7 @@
           </w:tcPr>
           <w:p>
             <w:pPr>
+              <w:keepNext w:val="false"/>
               <w:spacing w:after="40" w:before="0"/>
               <w:jc w:val="left"/>
             </w:pPr>
@@ -17183,6 +17547,7 @@
           </w:tcPr>
           <w:p>
             <w:pPr>
+              <w:keepNext w:val="false"/>
               <w:spacing w:after="40" w:before="0"/>
               <w:jc w:val="left"/>
             </w:pPr>
@@ -17215,6 +17580,7 @@
           </w:tcPr>
           <w:p>
             <w:pPr>
+              <w:keepNext w:val="false"/>
               <w:spacing w:after="40" w:before="0"/>
               <w:jc w:val="left"/>
             </w:pPr>
@@ -17249,6 +17615,7 @@
           </w:tcPr>
           <w:p>
             <w:pPr>
+              <w:keepNext w:val="false"/>
               <w:spacing w:after="40" w:before="0"/>
               <w:jc w:val="left"/>
             </w:pPr>
@@ -17281,6 +17648,7 @@
           </w:tcPr>
           <w:p>
             <w:pPr>
+              <w:keepNext w:val="false"/>
               <w:spacing w:after="40" w:before="0"/>
               <w:jc w:val="left"/>
             </w:pPr>
@@ -17315,6 +17683,7 @@
           </w:tcPr>
           <w:p>
             <w:pPr>
+              <w:keepNext w:val="false"/>
               <w:spacing w:after="40" w:before="0"/>
               <w:jc w:val="left"/>
             </w:pPr>
@@ -17347,6 +17716,7 @@
           </w:tcPr>
           <w:p>
             <w:pPr>
+              <w:keepNext w:val="false"/>
               <w:spacing w:after="40" w:before="0"/>
               <w:jc w:val="left"/>
             </w:pPr>
@@ -17381,6 +17751,7 @@
           </w:tcPr>
           <w:p>
             <w:pPr>
+              <w:keepNext w:val="false"/>
               <w:spacing w:after="40" w:before="0"/>
               <w:jc w:val="left"/>
             </w:pPr>
@@ -17413,6 +17784,7 @@
           </w:tcPr>
           <w:p>
             <w:pPr>
+              <w:keepNext w:val="false"/>
               <w:spacing w:after="40" w:before="0"/>
               <w:jc w:val="left"/>
             </w:pPr>
@@ -17447,6 +17819,7 @@
           </w:tcPr>
           <w:p>
             <w:pPr>
+              <w:keepNext w:val="false"/>
               <w:spacing w:after="40" w:before="0"/>
               <w:jc w:val="left"/>
             </w:pPr>
@@ -17479,6 +17852,7 @@
           </w:tcPr>
           <w:p>
             <w:pPr>
+              <w:keepNext w:val="false"/>
               <w:spacing w:after="40" w:before="0"/>
               <w:jc w:val="left"/>
             </w:pPr>
@@ -17513,6 +17887,7 @@
           </w:tcPr>
           <w:p>
             <w:pPr>
+              <w:keepNext w:val="false"/>
               <w:spacing w:after="40" w:before="0"/>
               <w:jc w:val="left"/>
             </w:pPr>
@@ -17545,6 +17920,7 @@
           </w:tcPr>
           <w:p>
             <w:pPr>
+              <w:keepNext w:val="false"/>
               <w:spacing w:after="40" w:before="0"/>
               <w:jc w:val="left"/>
             </w:pPr>
@@ -17604,6 +17980,7 @@
           </w:tcPr>
           <w:p>
             <w:pPr>
+              <w:keepNext w:val="false"/>
               <w:spacing w:after="40" w:before="0"/>
               <w:jc w:val="center"/>
             </w:pPr>
@@ -17638,6 +18015,7 @@
           </w:tcPr>
           <w:p>
             <w:pPr>
+              <w:keepNext w:val="false"/>
               <w:spacing w:after="40" w:before="0"/>
               <w:jc w:val="left"/>
             </w:pPr>
@@ -17702,6 +18080,7 @@
           </w:tcPr>
           <w:p>
             <w:pPr>
+              <w:keepNext w:val="false"/>
               <w:spacing w:after="40" w:before="0"/>
               <w:jc w:val="center"/>
             </w:pPr>
@@ -17736,6 +18115,7 @@
           </w:tcPr>
           <w:p>
             <w:pPr>
+              <w:keepNext w:val="false"/>
               <w:spacing w:after="40" w:before="0"/>
               <w:jc w:val="left"/>
             </w:pPr>
@@ -17768,6 +18148,7 @@
           </w:tcPr>
           <w:p>
             <w:pPr>
+              <w:keepNext w:val="false"/>
               <w:spacing w:after="40" w:before="0"/>
               <w:jc w:val="left"/>
             </w:pPr>
@@ -17800,6 +18181,7 @@
           </w:tcPr>
           <w:p>
             <w:pPr>
+              <w:keepNext w:val="false"/>
               <w:spacing w:after="40" w:before="0"/>
               <w:jc w:val="left"/>
             </w:pPr>
@@ -17832,6 +18214,7 @@
           </w:tcPr>
           <w:p>
             <w:pPr>
+              <w:keepNext w:val="false"/>
               <w:spacing w:after="40" w:before="0"/>
               <w:jc w:val="left"/>
             </w:pPr>
@@ -17864,6 +18247,7 @@
           </w:tcPr>
           <w:p>
             <w:pPr>
+              <w:keepNext w:val="false"/>
               <w:spacing w:after="40" w:before="0"/>
               <w:jc w:val="left"/>
             </w:pPr>
@@ -17898,6 +18282,7 @@
           </w:tcPr>
           <w:p>
             <w:pPr>
+              <w:keepNext w:val="false"/>
               <w:spacing w:after="40" w:before="0"/>
               <w:jc w:val="left"/>
             </w:pPr>
@@ -17935,7 +18320,7 @@
             <w:pPr>
               <w:spacing w:after="20" w:before="0"/>
             </w:pPr>
-            <w:hyperlink w:history="1" r:id="rIdnijuhkjuyzm8kkxgrb6vg">
+            <w:hyperlink w:history="1" r:id="rIduqk0eiu1c0swpgs-cumjb">
               <w:r>
                 <w:rPr>
                   <w:rFonts w:ascii="Arial" w:cs="Arial" w:eastAsia="Arial" w:hAnsi="Arial"/>
@@ -17984,7 +18369,7 @@
               <w:spacing w:after="10" w:before="0"/>
               <w:ind w:left="120"/>
             </w:pPr>
-            <w:hyperlink w:history="1" r:id="rId1nxg8mpz9nqu92uy9t7ar">
+            <w:hyperlink w:history="1" r:id="rIdkezm4nsi6vkxytcx3gh6a">
               <w:r>
                 <w:rPr>
                   <w:rFonts w:ascii="Arial" w:cs="Arial" w:eastAsia="Arial" w:hAnsi="Arial"/>
@@ -18029,7 +18414,7 @@
             <w:pPr>
               <w:spacing w:after="20" w:before="0"/>
             </w:pPr>
-            <w:hyperlink w:history="1" r:id="rIdxf1b7zvbpcukabwzk3n2z">
+            <w:hyperlink w:history="1" r:id="rIdt-nycrpr0vqfiyaa5sftc">
               <w:r>
                 <w:rPr>
                   <w:rFonts w:ascii="Arial" w:cs="Arial" w:eastAsia="Arial" w:hAnsi="Arial"/>
@@ -18062,7 +18447,7 @@
               <w:spacing w:after="10" w:before="0"/>
               <w:ind w:left="120"/>
             </w:pPr>
-            <w:hyperlink w:history="1" r:id="rIdlpdfa2lgqwxojr-mg-ffz">
+            <w:hyperlink w:history="1" r:id="rIdwf6kv0qr8io47n3b-z5mk">
               <w:r>
                 <w:rPr>
                   <w:rFonts w:ascii="Arial" w:cs="Arial" w:eastAsia="Arial" w:hAnsi="Arial"/>
@@ -18090,6 +18475,7 @@
           </w:tcPr>
           <w:p>
             <w:pPr>
+              <w:keepNext w:val="false"/>
               <w:spacing w:after="40" w:before="0"/>
               <w:jc w:val="left"/>
             </w:pPr>
@@ -18122,6 +18508,7 @@
           </w:tcPr>
           <w:p>
             <w:pPr>
+              <w:keepNext w:val="false"/>
               <w:spacing w:after="40" w:before="0"/>
               <w:jc w:val="left"/>
             </w:pPr>
@@ -18154,6 +18541,7 @@
           </w:tcPr>
           <w:p>
             <w:pPr>
+              <w:keepNext w:val="false"/>
               <w:spacing w:after="40" w:before="0"/>
               <w:jc w:val="left"/>
             </w:pPr>
@@ -18186,6 +18574,7 @@
           </w:tcPr>
           <w:p>
             <w:pPr>
+              <w:keepNext w:val="false"/>
               <w:spacing w:after="40" w:before="0"/>
               <w:jc w:val="left"/>
             </w:pPr>
@@ -18220,6 +18609,7 @@
           </w:tcPr>
           <w:p>
             <w:pPr>
+              <w:keepNext w:val="false"/>
               <w:spacing w:after="40" w:before="0"/>
               <w:jc w:val="left"/>
             </w:pPr>
@@ -18257,7 +18647,7 @@
             <w:pPr>
               <w:spacing w:after="20" w:before="0"/>
             </w:pPr>
-            <w:hyperlink w:history="1" r:id="rIdhfdxqixey4vf1ekzioq_f">
+            <w:hyperlink w:history="1" r:id="rIdqmbmcvcpkyy2n3qtecq2n">
               <w:r>
                 <w:rPr>
                   <w:rFonts w:ascii="Arial" w:cs="Arial" w:eastAsia="Arial" w:hAnsi="Arial"/>
@@ -18306,7 +18696,7 @@
               <w:spacing w:after="10" w:before="0"/>
               <w:ind w:left="120"/>
             </w:pPr>
-            <w:hyperlink w:history="1" r:id="rIdl82_gsw40gqk3vd7eumbf">
+            <w:hyperlink w:history="1" r:id="rIdh1px0dcuspp9lcl0gsqaj">
               <w:r>
                 <w:rPr>
                   <w:rFonts w:ascii="Arial" w:cs="Arial" w:eastAsia="Arial" w:hAnsi="Arial"/>
@@ -18351,7 +18741,7 @@
             <w:pPr>
               <w:spacing w:after="20" w:before="0"/>
             </w:pPr>
-            <w:hyperlink w:history="1" r:id="rIdyczxrri0v27zor_506jnc">
+            <w:hyperlink w:history="1" r:id="rIdwrprghjbds14yjz1ohuyq">
               <w:r>
                 <w:rPr>
                   <w:rFonts w:ascii="Arial" w:cs="Arial" w:eastAsia="Arial" w:hAnsi="Arial"/>
@@ -18384,7 +18774,7 @@
               <w:spacing w:after="10" w:before="0"/>
               <w:ind w:left="120"/>
             </w:pPr>
-            <w:hyperlink w:history="1" r:id="rIdfmzjcblnnnw5jq85rcvep">
+            <w:hyperlink w:history="1" r:id="rIddu3mih6jja4sc0d2tnerw">
               <w:r>
                 <w:rPr>
                   <w:rFonts w:ascii="Arial" w:cs="Arial" w:eastAsia="Arial" w:hAnsi="Arial"/>
@@ -18412,6 +18802,7 @@
           </w:tcPr>
           <w:p>
             <w:pPr>
+              <w:keepNext w:val="false"/>
               <w:spacing w:after="40" w:before="0"/>
               <w:jc w:val="left"/>
             </w:pPr>
@@ -18444,6 +18835,7 @@
           </w:tcPr>
           <w:p>
             <w:pPr>
+              <w:keepNext w:val="false"/>
               <w:spacing w:after="40" w:before="0"/>
               <w:jc w:val="left"/>
             </w:pPr>
@@ -18476,6 +18868,7 @@
           </w:tcPr>
           <w:p>
             <w:pPr>
+              <w:keepNext w:val="false"/>
               <w:spacing w:after="40" w:before="0"/>
               <w:jc w:val="left"/>
             </w:pPr>
@@ -18508,6 +18901,7 @@
           </w:tcPr>
           <w:p>
             <w:pPr>
+              <w:keepNext w:val="false"/>
               <w:spacing w:after="40" w:before="0"/>
               <w:jc w:val="left"/>
             </w:pPr>
@@ -18542,6 +18936,7 @@
           </w:tcPr>
           <w:p>
             <w:pPr>
+              <w:keepNext w:val="false"/>
               <w:spacing w:after="40" w:before="0"/>
               <w:jc w:val="left"/>
             </w:pPr>
@@ -18579,7 +18974,7 @@
             <w:pPr>
               <w:spacing w:after="20" w:before="0"/>
             </w:pPr>
-            <w:hyperlink w:history="1" r:id="rId7ynbjlvs3_fc8xgditzon">
+            <w:hyperlink w:history="1" r:id="rIdv80jjsi4tzduvtlp9cid2">
               <w:r>
                 <w:rPr>
                   <w:rFonts w:ascii="Arial" w:cs="Arial" w:eastAsia="Arial" w:hAnsi="Arial"/>
@@ -18628,7 +19023,7 @@
               <w:spacing w:after="10" w:before="0"/>
               <w:ind w:left="120"/>
             </w:pPr>
-            <w:hyperlink w:history="1" r:id="rIde6-7_z7qaqvb2peamat4d">
+            <w:hyperlink w:history="1" r:id="rIdef-9xcxf-suhhtsy8ayxo">
               <w:r>
                 <w:rPr>
                   <w:rFonts w:ascii="Arial" w:cs="Arial" w:eastAsia="Arial" w:hAnsi="Arial"/>
@@ -18673,7 +19068,7 @@
             <w:pPr>
               <w:spacing w:after="20" w:before="0"/>
             </w:pPr>
-            <w:hyperlink w:history="1" r:id="rIduy4fuxxlpgps-loj-yc_9">
+            <w:hyperlink w:history="1" r:id="rIdvhxds2fwtqprp8qigudqs">
               <w:r>
                 <w:rPr>
                   <w:rFonts w:ascii="Arial" w:cs="Arial" w:eastAsia="Arial" w:hAnsi="Arial"/>
@@ -18722,7 +19117,7 @@
               <w:spacing w:after="10" w:before="0"/>
               <w:ind w:left="120"/>
             </w:pPr>
-            <w:hyperlink w:history="1" r:id="rIdecsgrj2384zzjwnc9vnfk">
+            <w:hyperlink w:history="1" r:id="rIdinlkvzmpuxoihug3mgqok">
               <w:r>
                 <w:rPr>
                   <w:rFonts w:ascii="Arial" w:cs="Arial" w:eastAsia="Arial" w:hAnsi="Arial"/>
@@ -18750,6 +19145,7 @@
           </w:tcPr>
           <w:p>
             <w:pPr>
+              <w:keepNext w:val="false"/>
               <w:spacing w:after="40" w:before="0"/>
               <w:jc w:val="left"/>
             </w:pPr>
@@ -18782,6 +19178,7 @@
           </w:tcPr>
           <w:p>
             <w:pPr>
+              <w:keepNext w:val="false"/>
               <w:spacing w:after="40" w:before="0"/>
               <w:jc w:val="left"/>
             </w:pPr>
@@ -18814,6 +19211,7 @@
           </w:tcPr>
           <w:p>
             <w:pPr>
+              <w:keepNext w:val="false"/>
               <w:spacing w:after="40" w:before="0"/>
               <w:jc w:val="left"/>
             </w:pPr>
@@ -18846,6 +19244,7 @@
           </w:tcPr>
           <w:p>
             <w:pPr>
+              <w:keepNext w:val="false"/>
               <w:spacing w:after="40" w:before="0"/>
               <w:jc w:val="left"/>
             </w:pPr>
@@ -18880,6 +19279,7 @@
           </w:tcPr>
           <w:p>
             <w:pPr>
+              <w:keepNext w:val="false"/>
               <w:spacing w:after="40" w:before="0"/>
               <w:jc w:val="left"/>
             </w:pPr>
@@ -18917,7 +19317,7 @@
             <w:pPr>
               <w:spacing w:after="20" w:before="0"/>
             </w:pPr>
-            <w:hyperlink w:history="1" r:id="rIdpcqxuqe7t0wa-kcap_rob">
+            <w:hyperlink w:history="1" r:id="rIdgiggbsxeyatbdfb8xe9wd">
               <w:r>
                 <w:rPr>
                   <w:rFonts w:ascii="Arial" w:cs="Arial" w:eastAsia="Arial" w:hAnsi="Arial"/>
@@ -18966,7 +19366,7 @@
               <w:spacing w:after="10" w:before="0"/>
               <w:ind w:left="120"/>
             </w:pPr>
-            <w:hyperlink w:history="1" r:id="rIdtzcghtyjzluv1xprkyvbo">
+            <w:hyperlink w:history="1" r:id="rIdwkj174vbe6nesqvfs740h">
               <w:r>
                 <w:rPr>
                   <w:rFonts w:ascii="Arial" w:cs="Arial" w:eastAsia="Arial" w:hAnsi="Arial"/>
@@ -19011,7 +19411,7 @@
             <w:pPr>
               <w:spacing w:after="20" w:before="0"/>
             </w:pPr>
-            <w:hyperlink w:history="1" r:id="rId_ut-ekghxclthxuhxgqfl">
+            <w:hyperlink w:history="1" r:id="rIdeoxvsbtu5gybsomoptfde">
               <w:r>
                 <w:rPr>
                   <w:rFonts w:ascii="Arial" w:cs="Arial" w:eastAsia="Arial" w:hAnsi="Arial"/>
@@ -19044,7 +19444,7 @@
               <w:spacing w:after="10" w:before="0"/>
               <w:ind w:left="120"/>
             </w:pPr>
-            <w:hyperlink w:history="1" r:id="rIdv1jdkv5xxwubu777b22c9">
+            <w:hyperlink w:history="1" r:id="rIdda-9zq1b8lmsecxlgnzst">
               <w:r>
                 <w:rPr>
                   <w:rFonts w:ascii="Arial" w:cs="Arial" w:eastAsia="Arial" w:hAnsi="Arial"/>
@@ -19072,6 +19472,7 @@
           </w:tcPr>
           <w:p>
             <w:pPr>
+              <w:keepNext w:val="false"/>
               <w:spacing w:after="40" w:before="0"/>
               <w:jc w:val="left"/>
             </w:pPr>
@@ -19104,6 +19505,7 @@
           </w:tcPr>
           <w:p>
             <w:pPr>
+              <w:keepNext w:val="false"/>
               <w:spacing w:after="40" w:before="0"/>
               <w:jc w:val="left"/>
             </w:pPr>
@@ -19136,6 +19538,7 @@
           </w:tcPr>
           <w:p>
             <w:pPr>
+              <w:keepNext w:val="false"/>
               <w:spacing w:after="40" w:before="0"/>
               <w:jc w:val="left"/>
             </w:pPr>
@@ -19168,6 +19571,7 @@
           </w:tcPr>
           <w:p>
             <w:pPr>
+              <w:keepNext w:val="false"/>
               <w:spacing w:after="40" w:before="0"/>
               <w:jc w:val="left"/>
             </w:pPr>
@@ -19202,6 +19606,7 @@
           </w:tcPr>
           <w:p>
             <w:pPr>
+              <w:keepNext w:val="false"/>
               <w:spacing w:after="40" w:before="0"/>
               <w:jc w:val="left"/>
             </w:pPr>
@@ -19239,7 +19644,7 @@
             <w:pPr>
               <w:spacing w:after="20" w:before="0"/>
             </w:pPr>
-            <w:hyperlink w:history="1" r:id="rIdpcpr1ppfgbvabfqlsy5n8">
+            <w:hyperlink w:history="1" r:id="rIdvp14iypdlfzmed0oprntg">
               <w:r>
                 <w:rPr>
                   <w:rFonts w:ascii="Arial" w:cs="Arial" w:eastAsia="Arial" w:hAnsi="Arial"/>
@@ -19288,7 +19693,7 @@
               <w:spacing w:after="10" w:before="0"/>
               <w:ind w:left="120"/>
             </w:pPr>
-            <w:hyperlink w:history="1" r:id="rId68fwepbqjp3gzk8kindle">
+            <w:hyperlink w:history="1" r:id="rIdrq9guvafamxtqmtzhc7lh">
               <w:r>
                 <w:rPr>
                   <w:rFonts w:ascii="Arial" w:cs="Arial" w:eastAsia="Arial" w:hAnsi="Arial"/>
@@ -19333,7 +19738,7 @@
             <w:pPr>
               <w:spacing w:after="20" w:before="0"/>
             </w:pPr>
-            <w:hyperlink w:history="1" r:id="rIdhvjhoxvipdhln-shwcq1q">
+            <w:hyperlink w:history="1" r:id="rIdqt8t6ymlhul2rx0-auwq4">
               <w:r>
                 <w:rPr>
                   <w:rFonts w:ascii="Arial" w:cs="Arial" w:eastAsia="Arial" w:hAnsi="Arial"/>
@@ -19366,7 +19771,7 @@
               <w:spacing w:after="10" w:before="0"/>
               <w:ind w:left="120"/>
             </w:pPr>
-            <w:hyperlink w:history="1" r:id="rId16um-ekgdheol94h2ufrx">
+            <w:hyperlink w:history="1" r:id="rId742kkcgogrhcrn4z5c-wy">
               <w:r>
                 <w:rPr>
                   <w:rFonts w:ascii="Arial" w:cs="Arial" w:eastAsia="Arial" w:hAnsi="Arial"/>
@@ -19394,6 +19799,7 @@
           </w:tcPr>
           <w:p>
             <w:pPr>
+              <w:keepNext w:val="false"/>
               <w:spacing w:after="40" w:before="0"/>
               <w:jc w:val="left"/>
             </w:pPr>
@@ -19426,6 +19832,7 @@
           </w:tcPr>
           <w:p>
             <w:pPr>
+              <w:keepNext w:val="false"/>
               <w:spacing w:after="40" w:before="0"/>
               <w:jc w:val="left"/>
             </w:pPr>
@@ -19458,6 +19865,7 @@
           </w:tcPr>
           <w:p>
             <w:pPr>
+              <w:keepNext w:val="false"/>
               <w:spacing w:after="40" w:before="0"/>
               <w:jc w:val="left"/>
             </w:pPr>
@@ -19490,6 +19898,7 @@
           </w:tcPr>
           <w:p>
             <w:pPr>
+              <w:keepNext w:val="false"/>
               <w:spacing w:after="40" w:before="0"/>
               <w:jc w:val="left"/>
             </w:pPr>
@@ -19549,6 +19958,7 @@
           </w:tcPr>
           <w:p>
             <w:pPr>
+              <w:keepNext w:val="false"/>
               <w:spacing w:after="40" w:before="0"/>
               <w:jc w:val="center"/>
             </w:pPr>
@@ -19583,6 +19993,7 @@
           </w:tcPr>
           <w:p>
             <w:pPr>
+              <w:keepNext w:val="false"/>
               <w:spacing w:after="40" w:before="0"/>
               <w:jc w:val="left"/>
             </w:pPr>
@@ -19602,6 +20013,7 @@
           </w:p>
           <w:p>
             <w:pPr>
+              <w:keepNext w:val="false"/>
               <w:spacing w:after="40" w:before="0"/>
               <w:jc w:val="left"/>
             </w:pPr>
@@ -19621,6 +20033,7 @@
           </w:p>
           <w:p>
             <w:pPr>
+              <w:keepNext w:val="false"/>
               <w:spacing w:after="40" w:before="0"/>
               <w:jc w:val="left"/>
             </w:pPr>
@@ -19640,6 +20053,7 @@
           </w:p>
           <w:p>
             <w:pPr>
+              <w:keepNext w:val="false"/>
               <w:spacing w:after="40" w:before="0"/>
               <w:jc w:val="left"/>
             </w:pPr>
@@ -19659,6 +20073,7 @@
           </w:p>
           <w:p>
             <w:pPr>
+              <w:keepNext w:val="false"/>
               <w:spacing w:after="40" w:before="0"/>
               <w:jc w:val="left"/>
             </w:pPr>
@@ -19678,6 +20093,7 @@
           </w:p>
           <w:p>
             <w:pPr>
+              <w:keepNext w:val="false"/>
               <w:spacing w:after="40" w:before="0"/>
               <w:jc w:val="left"/>
             </w:pPr>
@@ -19697,6 +20113,7 @@
           </w:p>
           <w:p>
             <w:pPr>
+              <w:keepNext w:val="false"/>
               <w:spacing w:after="40" w:before="0"/>
               <w:jc w:val="left"/>
             </w:pPr>
@@ -19716,6 +20133,7 @@
           </w:p>
           <w:p>
             <w:pPr>
+              <w:keepNext w:val="false"/>
               <w:spacing w:after="40" w:before="0"/>
               <w:jc w:val="left"/>
             </w:pPr>
@@ -19735,6 +20153,7 @@
           </w:p>
           <w:p>
             <w:pPr>
+              <w:keepNext w:val="false"/>
               <w:spacing w:after="40" w:before="0"/>
               <w:jc w:val="left"/>
             </w:pPr>
@@ -19754,6 +20173,7 @@
           </w:p>
           <w:p>
             <w:pPr>
+              <w:keepNext w:val="false"/>
               <w:spacing w:after="40" w:before="0"/>
               <w:jc w:val="left"/>
             </w:pPr>
@@ -19773,6 +20193,7 @@
           </w:p>
           <w:p>
             <w:pPr>
+              <w:keepNext w:val="false"/>
               <w:spacing w:after="40" w:before="0"/>
               <w:jc w:val="left"/>
             </w:pPr>
@@ -19792,6 +20213,7 @@
           </w:p>
           <w:p>
             <w:pPr>
+              <w:keepNext w:val="false"/>
               <w:spacing w:after="40" w:before="0"/>
               <w:jc w:val="left"/>
             </w:pPr>
@@ -19811,6 +20233,7 @@
           </w:p>
           <w:p>
             <w:pPr>
+              <w:keepNext w:val="false"/>
               <w:spacing w:after="40" w:before="0"/>
               <w:jc w:val="left"/>
             </w:pPr>
@@ -19872,6 +20295,7 @@
           </w:tcPr>
           <w:p>
             <w:pPr>
+              <w:keepNext w:val="false"/>
               <w:spacing w:after="40" w:before="0"/>
               <w:jc w:val="center"/>
             </w:pPr>
@@ -19906,6 +20330,7 @@
           </w:tcPr>
           <w:p>
             <w:pPr>
+              <w:keepNext w:val="false"/>
               <w:spacing w:after="40" w:before="0"/>
               <w:jc w:val="left"/>
             </w:pPr>
@@ -19938,6 +20363,7 @@
           </w:tcPr>
           <w:p>
             <w:pPr>
+              <w:keepNext w:val="false"/>
               <w:spacing w:after="40" w:before="0"/>
               <w:jc w:val="left"/>
             </w:pPr>
@@ -19972,6 +20398,7 @@
           </w:tcPr>
           <w:p>
             <w:pPr>
+              <w:keepNext w:val="false"/>
               <w:spacing w:after="40" w:before="0"/>
               <w:jc w:val="left"/>
             </w:pPr>
@@ -20004,6 +20431,7 @@
           </w:tcPr>
           <w:p>
             <w:pPr>
+              <w:keepNext w:val="false"/>
               <w:spacing w:after="40" w:before="0"/>
               <w:jc w:val="left"/>
             </w:pPr>
@@ -20038,6 +20466,7 @@
           </w:tcPr>
           <w:p>
             <w:pPr>
+              <w:keepNext w:val="false"/>
               <w:spacing w:after="40" w:before="0"/>
               <w:jc w:val="left"/>
             </w:pPr>
@@ -20070,6 +20499,7 @@
           </w:tcPr>
           <w:p>
             <w:pPr>
+              <w:keepNext w:val="false"/>
               <w:spacing w:after="40" w:before="0"/>
               <w:jc w:val="left"/>
             </w:pPr>
@@ -20106,7 +20536,7 @@
         </w:rPr>
         <w:t xml:space="preserve">© 2026 SeaVuria and ARES. Aligned with KICD objectives. Developed by SeaVuria; technical implementation by ARES (with AI assistance from Claude). Licensed under </w:t>
       </w:r>
-      <w:hyperlink w:history="1" r:id="rIderpbc3jlfcodms9i9ivca">
+      <w:hyperlink w:history="1" r:id="rIdbwd09bvnb_rzo29augb09">
         <w:r>
           <w:rPr>
             <w:rFonts w:ascii="Arial" w:cs="Arial" w:eastAsia="Arial" w:hAnsi="Arial"/>
@@ -20127,7 +20557,7 @@
         </w:rPr>
         <w:t xml:space="preserve"> (</w:t>
       </w:r>
-      <w:hyperlink w:history="1" r:id="rIdszp2wufz4n5cs85usxtm6">
+      <w:hyperlink w:history="1" r:id="rIdom5plxtimgbclwq7m0b44">
         <w:r>
           <w:rPr>
             <w:rFonts w:ascii="Arial" w:cs="Arial" w:eastAsia="Arial" w:hAnsi="Arial"/>
@@ -20187,6 +20617,7 @@
           </w:tcPr>
           <w:p>
             <w:pPr>
+              <w:keepNext w:val="false"/>
               <w:spacing w:after="40" w:before="0"/>
               <w:jc w:val="center"/>
             </w:pPr>
@@ -20222,6 +20653,7 @@
           </w:tcPr>
           <w:p>
             <w:pPr>
+              <w:keepNext w:val="false"/>
               <w:spacing w:after="40" w:before="0"/>
               <w:jc w:val="center"/>
             </w:pPr>
@@ -20256,6 +20688,7 @@
           </w:tcPr>
           <w:p>
             <w:pPr>
+              <w:keepNext w:val="false"/>
               <w:spacing w:after="40" w:before="0"/>
               <w:jc w:val="left"/>
             </w:pPr>
@@ -20288,6 +20721,7 @@
           </w:tcPr>
           <w:p>
             <w:pPr>
+              <w:keepNext w:val="false"/>
               <w:spacing w:after="40" w:before="0"/>
               <w:jc w:val="left"/>
             </w:pPr>
@@ -20322,6 +20756,7 @@
           </w:tcPr>
           <w:p>
             <w:pPr>
+              <w:keepNext w:val="false"/>
               <w:spacing w:after="40" w:before="0"/>
               <w:jc w:val="left"/>
             </w:pPr>
@@ -20354,6 +20789,7 @@
           </w:tcPr>
           <w:p>
             <w:pPr>
+              <w:keepNext w:val="false"/>
               <w:spacing w:after="40" w:before="0"/>
               <w:jc w:val="left"/>
             </w:pPr>
@@ -20388,6 +20824,7 @@
           </w:tcPr>
           <w:p>
             <w:pPr>
+              <w:keepNext w:val="false"/>
               <w:spacing w:after="40" w:before="0"/>
               <w:jc w:val="left"/>
             </w:pPr>
@@ -20420,6 +20857,7 @@
           </w:tcPr>
           <w:p>
             <w:pPr>
+              <w:keepNext w:val="false"/>
               <w:spacing w:after="40" w:before="0"/>
               <w:jc w:val="left"/>
             </w:pPr>
@@ -20454,6 +20892,7 @@
           </w:tcPr>
           <w:p>
             <w:pPr>
+              <w:keepNext w:val="false"/>
               <w:spacing w:after="40" w:before="0"/>
               <w:jc w:val="left"/>
             </w:pPr>
@@ -20486,6 +20925,7 @@
           </w:tcPr>
           <w:p>
             <w:pPr>
+              <w:keepNext w:val="false"/>
               <w:spacing w:after="40" w:before="0"/>
               <w:jc w:val="left"/>
             </w:pPr>
@@ -20520,6 +20960,7 @@
           </w:tcPr>
           <w:p>
             <w:pPr>
+              <w:keepNext w:val="false"/>
               <w:spacing w:after="40" w:before="0"/>
               <w:jc w:val="left"/>
             </w:pPr>
@@ -20552,6 +20993,7 @@
           </w:tcPr>
           <w:p>
             <w:pPr>
+              <w:keepNext w:val="false"/>
               <w:spacing w:after="40" w:before="0"/>
               <w:jc w:val="left"/>
             </w:pPr>
@@ -20586,6 +21028,7 @@
           </w:tcPr>
           <w:p>
             <w:pPr>
+              <w:keepNext w:val="false"/>
               <w:spacing w:after="40" w:before="0"/>
               <w:jc w:val="left"/>
             </w:pPr>
@@ -20618,6 +21061,7 @@
           </w:tcPr>
           <w:p>
             <w:pPr>
+              <w:keepNext w:val="false"/>
               <w:spacing w:after="40" w:before="0"/>
               <w:jc w:val="left"/>
             </w:pPr>
@@ -20652,6 +21096,7 @@
           </w:tcPr>
           <w:p>
             <w:pPr>
+              <w:keepNext w:val="false"/>
               <w:spacing w:after="40" w:before="0"/>
               <w:jc w:val="left"/>
             </w:pPr>
@@ -20684,6 +21129,7 @@
           </w:tcPr>
           <w:p>
             <w:pPr>
+              <w:keepNext w:val="false"/>
               <w:spacing w:after="40" w:before="0"/>
               <w:jc w:val="left"/>
             </w:pPr>
@@ -20718,6 +21164,7 @@
           </w:tcPr>
           <w:p>
             <w:pPr>
+              <w:keepNext w:val="false"/>
               <w:spacing w:after="40" w:before="0"/>
               <w:jc w:val="left"/>
             </w:pPr>
@@ -20750,6 +21197,7 @@
           </w:tcPr>
           <w:p>
             <w:pPr>
+              <w:keepNext w:val="false"/>
               <w:spacing w:after="40" w:before="0"/>
               <w:jc w:val="left"/>
             </w:pPr>
@@ -20809,6 +21257,7 @@
           </w:tcPr>
           <w:p>
             <w:pPr>
+              <w:keepNext w:val="false"/>
               <w:spacing w:after="40" w:before="0"/>
               <w:jc w:val="center"/>
             </w:pPr>
@@ -20843,6 +21292,7 @@
           </w:tcPr>
           <w:p>
             <w:pPr>
+              <w:keepNext w:val="false"/>
               <w:spacing w:after="40" w:before="0"/>
               <w:jc w:val="left"/>
             </w:pPr>
@@ -20907,6 +21357,7 @@
           </w:tcPr>
           <w:p>
             <w:pPr>
+              <w:keepNext w:val="false"/>
               <w:spacing w:after="40" w:before="0"/>
               <w:jc w:val="center"/>
             </w:pPr>
@@ -20941,6 +21392,7 @@
           </w:tcPr>
           <w:p>
             <w:pPr>
+              <w:keepNext w:val="false"/>
               <w:spacing w:after="40" w:before="0"/>
               <w:jc w:val="left"/>
             </w:pPr>
@@ -20973,6 +21425,7 @@
           </w:tcPr>
           <w:p>
             <w:pPr>
+              <w:keepNext w:val="false"/>
               <w:spacing w:after="40" w:before="0"/>
               <w:jc w:val="left"/>
             </w:pPr>
@@ -21005,6 +21458,7 @@
           </w:tcPr>
           <w:p>
             <w:pPr>
+              <w:keepNext w:val="false"/>
               <w:spacing w:after="40" w:before="0"/>
               <w:jc w:val="left"/>
             </w:pPr>
@@ -21037,6 +21491,7 @@
           </w:tcPr>
           <w:p>
             <w:pPr>
+              <w:keepNext w:val="false"/>
               <w:spacing w:after="40" w:before="0"/>
               <w:jc w:val="left"/>
             </w:pPr>
@@ -21069,6 +21524,7 @@
           </w:tcPr>
           <w:p>
             <w:pPr>
+              <w:keepNext w:val="false"/>
               <w:spacing w:after="40" w:before="0"/>
               <w:jc w:val="left"/>
             </w:pPr>
@@ -21103,6 +21559,7 @@
           </w:tcPr>
           <w:p>
             <w:pPr>
+              <w:keepNext w:val="false"/>
               <w:spacing w:after="40" w:before="0"/>
               <w:jc w:val="left"/>
             </w:pPr>
@@ -21157,7 +21614,7 @@
               <w:spacing w:after="10" w:before="0"/>
               <w:ind w:left="120"/>
             </w:pPr>
-            <w:hyperlink w:history="1" r:id="rIdcib6ls9bbrocltfkikhwl">
+            <w:hyperlink w:history="1" r:id="rIde56wu6f1vnpxhks-_2b1v">
               <w:r>
                 <w:rPr>
                   <w:rFonts w:ascii="Arial" w:cs="Arial" w:eastAsia="Arial" w:hAnsi="Arial"/>
@@ -21234,7 +21691,7 @@
               <w:spacing w:after="10" w:before="0"/>
               <w:ind w:left="120"/>
             </w:pPr>
-            <w:hyperlink w:history="1" r:id="rIdy2w_xwfgbe_mbt94cc8fa">
+            <w:hyperlink w:history="1" r:id="rIdfzwy3s2iv6vlykckkz9_s">
               <w:r>
                 <w:rPr>
                   <w:rFonts w:ascii="Arial" w:cs="Arial" w:eastAsia="Arial" w:hAnsi="Arial"/>
@@ -21277,6 +21734,7 @@
           </w:tcPr>
           <w:p>
             <w:pPr>
+              <w:keepNext w:val="false"/>
               <w:spacing w:after="40" w:before="0"/>
               <w:jc w:val="left"/>
             </w:pPr>
@@ -21309,6 +21767,7 @@
           </w:tcPr>
           <w:p>
             <w:pPr>
+              <w:keepNext w:val="false"/>
               <w:spacing w:after="40" w:before="0"/>
               <w:jc w:val="left"/>
             </w:pPr>
@@ -21341,6 +21800,7 @@
           </w:tcPr>
           <w:p>
             <w:pPr>
+              <w:keepNext w:val="false"/>
               <w:spacing w:after="40" w:before="0"/>
               <w:jc w:val="left"/>
             </w:pPr>
@@ -21373,6 +21833,7 @@
           </w:tcPr>
           <w:p>
             <w:pPr>
+              <w:keepNext w:val="false"/>
               <w:spacing w:after="40" w:before="0"/>
               <w:jc w:val="left"/>
             </w:pPr>
@@ -21407,6 +21868,7 @@
           </w:tcPr>
           <w:p>
             <w:pPr>
+              <w:keepNext w:val="false"/>
               <w:spacing w:after="40" w:before="0"/>
               <w:jc w:val="left"/>
             </w:pPr>
@@ -21461,7 +21923,7 @@
               <w:spacing w:after="10" w:before="0"/>
               <w:ind w:left="120"/>
             </w:pPr>
-            <w:hyperlink w:history="1" r:id="rIdodhoie85vn7zqqabljsp9">
+            <w:hyperlink w:history="1" r:id="rIde1bxjnfkxeitsg6nj02qp">
               <w:r>
                 <w:rPr>
                   <w:rFonts w:ascii="Arial" w:cs="Arial" w:eastAsia="Arial" w:hAnsi="Arial"/>
@@ -21538,7 +22000,7 @@
               <w:spacing w:after="10" w:before="0"/>
               <w:ind w:left="120"/>
             </w:pPr>
-            <w:hyperlink w:history="1" r:id="rId3hbftmttto_ug2hbdu3ca">
+            <w:hyperlink w:history="1" r:id="rId2r4m_ilibtqnyedes9p3z">
               <w:r>
                 <w:rPr>
                   <w:rFonts w:ascii="Arial" w:cs="Arial" w:eastAsia="Arial" w:hAnsi="Arial"/>
@@ -21581,6 +22043,7 @@
           </w:tcPr>
           <w:p>
             <w:pPr>
+              <w:keepNext w:val="false"/>
               <w:spacing w:after="40" w:before="0"/>
               <w:jc w:val="left"/>
             </w:pPr>
@@ -21613,6 +22076,7 @@
           </w:tcPr>
           <w:p>
             <w:pPr>
+              <w:keepNext w:val="false"/>
               <w:spacing w:after="40" w:before="0"/>
               <w:jc w:val="left"/>
             </w:pPr>
@@ -21645,6 +22109,7 @@
           </w:tcPr>
           <w:p>
             <w:pPr>
+              <w:keepNext w:val="false"/>
               <w:spacing w:after="40" w:before="0"/>
               <w:jc w:val="left"/>
             </w:pPr>
@@ -21677,6 +22142,7 @@
           </w:tcPr>
           <w:p>
             <w:pPr>
+              <w:keepNext w:val="false"/>
               <w:spacing w:after="40" w:before="0"/>
               <w:jc w:val="left"/>
             </w:pPr>
@@ -21711,6 +22177,7 @@
           </w:tcPr>
           <w:p>
             <w:pPr>
+              <w:keepNext w:val="false"/>
               <w:spacing w:after="40" w:before="0"/>
               <w:jc w:val="left"/>
             </w:pPr>
@@ -21765,7 +22232,7 @@
               <w:spacing w:after="10" w:before="0"/>
               <w:ind w:left="120"/>
             </w:pPr>
-            <w:hyperlink w:history="1" r:id="rIdw0ujoqr9okzux59al8dey">
+            <w:hyperlink w:history="1" r:id="rIdmhlnflpvyvujk47cfuyw8">
               <w:r>
                 <w:rPr>
                   <w:rFonts w:ascii="Arial" w:cs="Arial" w:eastAsia="Arial" w:hAnsi="Arial"/>
@@ -21842,7 +22309,7 @@
               <w:spacing w:after="10" w:before="0"/>
               <w:ind w:left="120"/>
             </w:pPr>
-            <w:hyperlink w:history="1" r:id="rIdridsrgmrhs01dxtmecq0r">
+            <w:hyperlink w:history="1" r:id="rIdke_jdtjxb3f7yyktry62k">
               <w:r>
                 <w:rPr>
                   <w:rFonts w:ascii="Arial" w:cs="Arial" w:eastAsia="Arial" w:hAnsi="Arial"/>
@@ -21885,6 +22352,7 @@
           </w:tcPr>
           <w:p>
             <w:pPr>
+              <w:keepNext w:val="false"/>
               <w:spacing w:after="40" w:before="0"/>
               <w:jc w:val="left"/>
             </w:pPr>
@@ -21917,6 +22385,7 @@
           </w:tcPr>
           <w:p>
             <w:pPr>
+              <w:keepNext w:val="false"/>
               <w:spacing w:after="40" w:before="0"/>
               <w:jc w:val="left"/>
             </w:pPr>
@@ -21949,6 +22418,7 @@
           </w:tcPr>
           <w:p>
             <w:pPr>
+              <w:keepNext w:val="false"/>
               <w:spacing w:after="40" w:before="0"/>
               <w:jc w:val="left"/>
             </w:pPr>
@@ -21981,6 +22451,7 @@
           </w:tcPr>
           <w:p>
             <w:pPr>
+              <w:keepNext w:val="false"/>
               <w:spacing w:after="40" w:before="0"/>
               <w:jc w:val="left"/>
             </w:pPr>
@@ -22015,6 +22486,7 @@
           </w:tcPr>
           <w:p>
             <w:pPr>
+              <w:keepNext w:val="false"/>
               <w:spacing w:after="40" w:before="0"/>
               <w:jc w:val="left"/>
             </w:pPr>
@@ -22069,7 +22541,7 @@
               <w:spacing w:after="10" w:before="0"/>
               <w:ind w:left="120"/>
             </w:pPr>
-            <w:hyperlink w:history="1" r:id="rIde0-ibv-t2_u1ba-llphmn">
+            <w:hyperlink w:history="1" r:id="rIdl8zujmqcucjmxfecxvea3">
               <w:r>
                 <w:rPr>
                   <w:rFonts w:ascii="Arial" w:cs="Arial" w:eastAsia="Arial" w:hAnsi="Arial"/>
@@ -22146,7 +22618,7 @@
               <w:spacing w:after="10" w:before="0"/>
               <w:ind w:left="120"/>
             </w:pPr>
-            <w:hyperlink w:history="1" r:id="rIdofkvvfeanjqzlsc-eondq">
+            <w:hyperlink w:history="1" r:id="rIddahiiy2h5ptorvodoj7_e">
               <w:r>
                 <w:rPr>
                   <w:rFonts w:ascii="Arial" w:cs="Arial" w:eastAsia="Arial" w:hAnsi="Arial"/>
@@ -22189,6 +22661,7 @@
           </w:tcPr>
           <w:p>
             <w:pPr>
+              <w:keepNext w:val="false"/>
               <w:spacing w:after="40" w:before="0"/>
               <w:jc w:val="left"/>
             </w:pPr>
@@ -22221,6 +22694,7 @@
           </w:tcPr>
           <w:p>
             <w:pPr>
+              <w:keepNext w:val="false"/>
               <w:spacing w:after="40" w:before="0"/>
               <w:jc w:val="left"/>
             </w:pPr>
@@ -22253,6 +22727,7 @@
           </w:tcPr>
           <w:p>
             <w:pPr>
+              <w:keepNext w:val="false"/>
               <w:spacing w:after="40" w:before="0"/>
               <w:jc w:val="left"/>
             </w:pPr>
@@ -22285,6 +22760,7 @@
           </w:tcPr>
           <w:p>
             <w:pPr>
+              <w:keepNext w:val="false"/>
               <w:spacing w:after="40" w:before="0"/>
               <w:jc w:val="left"/>
             </w:pPr>
@@ -22319,6 +22795,7 @@
           </w:tcPr>
           <w:p>
             <w:pPr>
+              <w:keepNext w:val="false"/>
               <w:spacing w:after="40" w:before="0"/>
               <w:jc w:val="left"/>
             </w:pPr>
@@ -22373,7 +22850,7 @@
               <w:spacing w:after="10" w:before="0"/>
               <w:ind w:left="120"/>
             </w:pPr>
-            <w:hyperlink w:history="1" r:id="rIdgm3itgdptsv46zmwt1lsi">
+            <w:hyperlink w:history="1" r:id="rIdcelrsqfdrxc0s6sc6m9wy">
               <w:r>
                 <w:rPr>
                   <w:rFonts w:ascii="Arial" w:cs="Arial" w:eastAsia="Arial" w:hAnsi="Arial"/>
@@ -22450,7 +22927,7 @@
               <w:spacing w:after="10" w:before="0"/>
               <w:ind w:left="120"/>
             </w:pPr>
-            <w:hyperlink w:history="1" r:id="rIdhh28slbnblh6sli3btcat">
+            <w:hyperlink w:history="1" r:id="rIdagv3kjjjrxfxdnevfjbx1">
               <w:r>
                 <w:rPr>
                   <w:rFonts w:ascii="Arial" w:cs="Arial" w:eastAsia="Arial" w:hAnsi="Arial"/>
@@ -22493,6 +22970,7 @@
           </w:tcPr>
           <w:p>
             <w:pPr>
+              <w:keepNext w:val="false"/>
               <w:spacing w:after="40" w:before="0"/>
               <w:jc w:val="left"/>
             </w:pPr>
@@ -22525,6 +23003,7 @@
           </w:tcPr>
           <w:p>
             <w:pPr>
+              <w:keepNext w:val="false"/>
               <w:spacing w:after="40" w:before="0"/>
               <w:jc w:val="left"/>
             </w:pPr>
@@ -22557,6 +23036,7 @@
           </w:tcPr>
           <w:p>
             <w:pPr>
+              <w:keepNext w:val="false"/>
               <w:spacing w:after="40" w:before="0"/>
               <w:jc w:val="left"/>
             </w:pPr>
@@ -22589,6 +23069,7 @@
           </w:tcPr>
           <w:p>
             <w:pPr>
+              <w:keepNext w:val="false"/>
               <w:spacing w:after="40" w:before="0"/>
               <w:jc w:val="left"/>
             </w:pPr>
@@ -22648,6 +23129,7 @@
           </w:tcPr>
           <w:p>
             <w:pPr>
+              <w:keepNext w:val="false"/>
               <w:spacing w:after="40" w:before="0"/>
               <w:jc w:val="center"/>
             </w:pPr>
@@ -22682,6 +23164,7 @@
           </w:tcPr>
           <w:p>
             <w:pPr>
+              <w:keepNext w:val="false"/>
               <w:spacing w:after="40" w:before="0"/>
               <w:jc w:val="left"/>
             </w:pPr>
@@ -22743,6 +23226,7 @@
           </w:tcPr>
           <w:p>
             <w:pPr>
+              <w:keepNext w:val="false"/>
               <w:spacing w:after="40" w:before="0"/>
               <w:jc w:val="center"/>
             </w:pPr>
@@ -22777,6 +23261,7 @@
           </w:tcPr>
           <w:p>
             <w:pPr>
+              <w:keepNext w:val="false"/>
               <w:spacing w:after="40" w:before="0"/>
               <w:jc w:val="left"/>
             </w:pPr>
@@ -22809,6 +23294,7 @@
           </w:tcPr>
           <w:p>
             <w:pPr>
+              <w:keepNext w:val="false"/>
               <w:spacing w:after="40" w:before="0"/>
               <w:jc w:val="left"/>
             </w:pPr>
@@ -22843,6 +23329,7 @@
           </w:tcPr>
           <w:p>
             <w:pPr>
+              <w:keepNext w:val="false"/>
               <w:spacing w:after="40" w:before="0"/>
               <w:jc w:val="left"/>
             </w:pPr>
@@ -22875,6 +23362,7 @@
           </w:tcPr>
           <w:p>
             <w:pPr>
+              <w:keepNext w:val="false"/>
               <w:spacing w:after="40" w:before="0"/>
               <w:jc w:val="left"/>
             </w:pPr>
@@ -22909,6 +23397,7 @@
           </w:tcPr>
           <w:p>
             <w:pPr>
+              <w:keepNext w:val="false"/>
               <w:spacing w:after="40" w:before="0"/>
               <w:jc w:val="left"/>
             </w:pPr>
@@ -22941,6 +23430,7 @@
           </w:tcPr>
           <w:p>
             <w:pPr>
+              <w:keepNext w:val="false"/>
               <w:spacing w:after="40" w:before="0"/>
               <w:jc w:val="left"/>
             </w:pPr>
@@ -22977,7 +23467,7 @@
         </w:rPr>
         <w:t xml:space="preserve">© 2026 SeaVuria and ARES. Aligned with KICD objectives. Developed by SeaVuria; technical implementation by ARES (with AI assistance from Claude). Licensed under </w:t>
       </w:r>
-      <w:hyperlink w:history="1" r:id="rIdqyx6lbsyd6xspi6aqffyo">
+      <w:hyperlink w:history="1" r:id="rIdo5g7t8v4cphzf7qaoilu7">
         <w:r>
           <w:rPr>
             <w:rFonts w:ascii="Arial" w:cs="Arial" w:eastAsia="Arial" w:hAnsi="Arial"/>
@@ -22998,7 +23488,7 @@
         </w:rPr>
         <w:t xml:space="preserve"> (</w:t>
       </w:r>
-      <w:hyperlink w:history="1" r:id="rId0-enrfdun42qlxozeho7w">
+      <w:hyperlink w:history="1" r:id="rIdqdkvrgellgt7s7-lwgkol">
         <w:r>
           <w:rPr>
             <w:rFonts w:ascii="Arial" w:cs="Arial" w:eastAsia="Arial" w:hAnsi="Arial"/>
@@ -23058,6 +23548,7 @@
           </w:tcPr>
           <w:p>
             <w:pPr>
+              <w:keepNext w:val="false"/>
               <w:spacing w:after="40" w:before="0"/>
               <w:jc w:val="center"/>
             </w:pPr>
@@ -23093,6 +23584,7 @@
           </w:tcPr>
           <w:p>
             <w:pPr>
+              <w:keepNext w:val="false"/>
               <w:spacing w:after="40" w:before="0"/>
               <w:jc w:val="center"/>
             </w:pPr>
@@ -23127,6 +23619,7 @@
           </w:tcPr>
           <w:p>
             <w:pPr>
+              <w:keepNext w:val="false"/>
               <w:spacing w:after="40" w:before="0"/>
               <w:jc w:val="left"/>
             </w:pPr>
@@ -23159,6 +23652,7 @@
           </w:tcPr>
           <w:p>
             <w:pPr>
+              <w:keepNext w:val="false"/>
               <w:spacing w:after="40" w:before="0"/>
               <w:jc w:val="left"/>
             </w:pPr>
@@ -23193,6 +23687,7 @@
           </w:tcPr>
           <w:p>
             <w:pPr>
+              <w:keepNext w:val="false"/>
               <w:spacing w:after="40" w:before="0"/>
               <w:jc w:val="left"/>
             </w:pPr>
@@ -23225,6 +23720,7 @@
           </w:tcPr>
           <w:p>
             <w:pPr>
+              <w:keepNext w:val="false"/>
               <w:spacing w:after="40" w:before="0"/>
               <w:jc w:val="left"/>
             </w:pPr>
@@ -23259,6 +23755,7 @@
           </w:tcPr>
           <w:p>
             <w:pPr>
+              <w:keepNext w:val="false"/>
               <w:spacing w:after="40" w:before="0"/>
               <w:jc w:val="left"/>
             </w:pPr>
@@ -23386,6 +23883,7 @@
           </w:tcPr>
           <w:p>
             <w:pPr>
+              <w:keepNext w:val="false"/>
               <w:spacing w:after="40" w:before="0"/>
               <w:jc w:val="left"/>
             </w:pPr>
@@ -23513,6 +24011,7 @@
           </w:tcPr>
           <w:p>
             <w:pPr>
+              <w:keepNext w:val="false"/>
               <w:spacing w:after="40" w:before="0"/>
               <w:jc w:val="left"/>
             </w:pPr>
@@ -23620,6 +24119,7 @@
           </w:tcPr>
           <w:p>
             <w:pPr>
+              <w:keepNext w:val="false"/>
               <w:spacing w:after="40" w:before="0"/>
               <w:jc w:val="left"/>
             </w:pPr>
@@ -23652,6 +24152,7 @@
           </w:tcPr>
           <w:p>
             <w:pPr>
+              <w:keepNext w:val="false"/>
               <w:spacing w:after="40" w:before="0"/>
               <w:jc w:val="left"/>
             </w:pPr>
@@ -23686,6 +24187,7 @@
           </w:tcPr>
           <w:p>
             <w:pPr>
+              <w:keepNext w:val="false"/>
               <w:spacing w:after="40" w:before="0"/>
               <w:jc w:val="left"/>
             </w:pPr>
@@ -23718,6 +24220,7 @@
           </w:tcPr>
           <w:p>
             <w:pPr>
+              <w:keepNext w:val="false"/>
               <w:spacing w:after="40" w:before="0"/>
               <w:jc w:val="left"/>
             </w:pPr>
@@ -23752,6 +24255,7 @@
           </w:tcPr>
           <w:p>
             <w:pPr>
+              <w:keepNext w:val="false"/>
               <w:spacing w:after="40" w:before="0"/>
               <w:jc w:val="left"/>
             </w:pPr>
@@ -23784,6 +24288,7 @@
           </w:tcPr>
           <w:p>
             <w:pPr>
+              <w:keepNext w:val="false"/>
               <w:spacing w:after="40" w:before="0"/>
               <w:jc w:val="left"/>
             </w:pPr>
@@ -23843,6 +24348,7 @@
           </w:tcPr>
           <w:p>
             <w:pPr>
+              <w:keepNext w:val="false"/>
               <w:spacing w:after="40" w:before="0"/>
               <w:jc w:val="center"/>
             </w:pPr>
@@ -23877,6 +24383,7 @@
           </w:tcPr>
           <w:p>
             <w:pPr>
+              <w:keepNext w:val="false"/>
               <w:spacing w:after="40" w:before="0"/>
               <w:jc w:val="left"/>
             </w:pPr>
@@ -23896,6 +24403,7 @@
           </w:p>
           <w:p>
             <w:pPr>
+              <w:keepNext w:val="false"/>
               <w:spacing w:after="40" w:before="0"/>
               <w:jc w:val="left"/>
             </w:pPr>
@@ -23915,6 +24423,7 @@
           </w:p>
           <w:p>
             <w:pPr>
+              <w:keepNext w:val="false"/>
               <w:spacing w:after="40" w:before="0"/>
               <w:jc w:val="left"/>
             </w:pPr>
@@ -23934,6 +24443,7 @@
           </w:p>
           <w:p>
             <w:pPr>
+              <w:keepNext w:val="false"/>
               <w:spacing w:after="40" w:before="0"/>
               <w:jc w:val="left"/>
             </w:pPr>
@@ -23953,6 +24463,7 @@
           </w:p>
           <w:p>
             <w:pPr>
+              <w:keepNext w:val="false"/>
               <w:spacing w:after="40" w:before="0"/>
               <w:jc w:val="left"/>
             </w:pPr>
@@ -24017,6 +24528,7 @@
           </w:tcPr>
           <w:p>
             <w:pPr>
+              <w:keepNext w:val="false"/>
               <w:spacing w:after="40" w:before="0"/>
               <w:jc w:val="center"/>
             </w:pPr>
@@ -24051,6 +24563,7 @@
           </w:tcPr>
           <w:p>
             <w:pPr>
+              <w:keepNext w:val="false"/>
               <w:spacing w:after="40" w:before="0"/>
               <w:jc w:val="left"/>
             </w:pPr>
@@ -24083,6 +24596,7 @@
           </w:tcPr>
           <w:p>
             <w:pPr>
+              <w:keepNext w:val="false"/>
               <w:spacing w:after="40" w:before="0"/>
               <w:jc w:val="left"/>
             </w:pPr>
@@ -24115,6 +24629,7 @@
           </w:tcPr>
           <w:p>
             <w:pPr>
+              <w:keepNext w:val="false"/>
               <w:spacing w:after="40" w:before="0"/>
               <w:jc w:val="left"/>
             </w:pPr>
@@ -24147,6 +24662,7 @@
           </w:tcPr>
           <w:p>
             <w:pPr>
+              <w:keepNext w:val="false"/>
               <w:spacing w:after="40" w:before="0"/>
               <w:jc w:val="left"/>
             </w:pPr>
@@ -24179,6 +24695,7 @@
           </w:tcPr>
           <w:p>
             <w:pPr>
+              <w:keepNext w:val="false"/>
               <w:spacing w:after="40" w:before="0"/>
               <w:jc w:val="left"/>
             </w:pPr>
@@ -24213,6 +24730,7 @@
           </w:tcPr>
           <w:p>
             <w:pPr>
+              <w:keepNext w:val="false"/>
               <w:spacing w:after="40" w:before="0"/>
               <w:jc w:val="left"/>
             </w:pPr>
@@ -24267,7 +24785,7 @@
               <w:spacing w:after="10" w:before="0"/>
               <w:ind w:left="120"/>
             </w:pPr>
-            <w:hyperlink w:history="1" r:id="rId1hlrc5lrr5vamghkpapiu">
+            <w:hyperlink w:history="1" r:id="rIdqhqex6g6fm7mjozb0epgm">
               <w:r>
                 <w:rPr>
                   <w:rFonts w:ascii="Arial" w:cs="Arial" w:eastAsia="Arial" w:hAnsi="Arial"/>
@@ -24344,7 +24862,7 @@
               <w:spacing w:after="10" w:before="0"/>
               <w:ind w:left="120"/>
             </w:pPr>
-            <w:hyperlink w:history="1" r:id="rIdxxwoer28ckdadyby29olg">
+            <w:hyperlink w:history="1" r:id="rId1sof4cgi3r9yupcv0-s0e">
               <w:r>
                 <w:rPr>
                   <w:rFonts w:ascii="Arial" w:cs="Arial" w:eastAsia="Arial" w:hAnsi="Arial"/>
@@ -24387,6 +24905,7 @@
           </w:tcPr>
           <w:p>
             <w:pPr>
+              <w:keepNext w:val="false"/>
               <w:spacing w:after="40" w:before="0"/>
               <w:jc w:val="left"/>
             </w:pPr>
@@ -24419,6 +24938,7 @@
           </w:tcPr>
           <w:p>
             <w:pPr>
+              <w:keepNext w:val="false"/>
               <w:spacing w:after="40" w:before="0"/>
               <w:jc w:val="left"/>
             </w:pPr>
@@ -24451,6 +24971,7 @@
           </w:tcPr>
           <w:p>
             <w:pPr>
+              <w:keepNext w:val="false"/>
               <w:spacing w:after="40" w:before="0"/>
               <w:jc w:val="left"/>
             </w:pPr>
@@ -24483,6 +25004,7 @@
           </w:tcPr>
           <w:p>
             <w:pPr>
+              <w:keepNext w:val="false"/>
               <w:spacing w:after="40" w:before="0"/>
               <w:jc w:val="left"/>
             </w:pPr>
@@ -24517,6 +25039,7 @@
           </w:tcPr>
           <w:p>
             <w:pPr>
+              <w:keepNext w:val="false"/>
               <w:spacing w:after="40" w:before="0"/>
               <w:jc w:val="left"/>
             </w:pPr>
@@ -24571,7 +25094,7 @@
               <w:spacing w:after="10" w:before="0"/>
               <w:ind w:left="120"/>
             </w:pPr>
-            <w:hyperlink w:history="1" r:id="rIdviwr0hjbixivjo1qb7hcf">
+            <w:hyperlink w:history="1" r:id="rIddnuklr9u-3jpwau-qwimp">
               <w:r>
                 <w:rPr>
                   <w:rFonts w:ascii="Arial" w:cs="Arial" w:eastAsia="Arial" w:hAnsi="Arial"/>
@@ -24648,7 +25171,7 @@
               <w:spacing w:after="10" w:before="0"/>
               <w:ind w:left="120"/>
             </w:pPr>
-            <w:hyperlink w:history="1" r:id="rIdlhkhjctyqhfxpj624fhif">
+            <w:hyperlink w:history="1" r:id="rIdqp-rhtixen2lbhqojce1j">
               <w:r>
                 <w:rPr>
                   <w:rFonts w:ascii="Arial" w:cs="Arial" w:eastAsia="Arial" w:hAnsi="Arial"/>
@@ -24691,6 +25214,7 @@
           </w:tcPr>
           <w:p>
             <w:pPr>
+              <w:keepNext w:val="false"/>
               <w:spacing w:after="40" w:before="0"/>
               <w:jc w:val="left"/>
             </w:pPr>
@@ -24723,6 +25247,7 @@
           </w:tcPr>
           <w:p>
             <w:pPr>
+              <w:keepNext w:val="false"/>
               <w:spacing w:after="40" w:before="0"/>
               <w:jc w:val="left"/>
             </w:pPr>
@@ -24755,6 +25280,7 @@
           </w:tcPr>
           <w:p>
             <w:pPr>
+              <w:keepNext w:val="false"/>
               <w:spacing w:after="40" w:before="0"/>
               <w:jc w:val="left"/>
             </w:pPr>
@@ -24787,6 +25313,7 @@
           </w:tcPr>
           <w:p>
             <w:pPr>
+              <w:keepNext w:val="false"/>
               <w:spacing w:after="40" w:before="0"/>
               <w:jc w:val="left"/>
             </w:pPr>
@@ -24821,6 +25348,7 @@
           </w:tcPr>
           <w:p>
             <w:pPr>
+              <w:keepNext w:val="false"/>
               <w:spacing w:after="40" w:before="0"/>
               <w:jc w:val="left"/>
             </w:pPr>
@@ -24875,7 +25403,7 @@
               <w:spacing w:after="10" w:before="0"/>
               <w:ind w:left="120"/>
             </w:pPr>
-            <w:hyperlink w:history="1" r:id="rId68wxrzj0a64nuclkndkh3">
+            <w:hyperlink w:history="1" r:id="rIdjlczo_rlqhhik1vdulpve">
               <w:r>
                 <w:rPr>
                   <w:rFonts w:ascii="Arial" w:cs="Arial" w:eastAsia="Arial" w:hAnsi="Arial"/>
@@ -24952,7 +25480,7 @@
               <w:spacing w:after="10" w:before="0"/>
               <w:ind w:left="120"/>
             </w:pPr>
-            <w:hyperlink w:history="1" r:id="rIdkwmggf85xextk17sbnf4i">
+            <w:hyperlink w:history="1" r:id="rIdc7vvnmrm3yjdratuyomt3">
               <w:r>
                 <w:rPr>
                   <w:rFonts w:ascii="Arial" w:cs="Arial" w:eastAsia="Arial" w:hAnsi="Arial"/>
@@ -24995,6 +25523,7 @@
           </w:tcPr>
           <w:p>
             <w:pPr>
+              <w:keepNext w:val="false"/>
               <w:spacing w:after="40" w:before="0"/>
               <w:jc w:val="left"/>
             </w:pPr>
@@ -25027,6 +25556,7 @@
           </w:tcPr>
           <w:p>
             <w:pPr>
+              <w:keepNext w:val="false"/>
               <w:spacing w:after="40" w:before="0"/>
               <w:jc w:val="left"/>
             </w:pPr>
@@ -25059,6 +25589,7 @@
           </w:tcPr>
           <w:p>
             <w:pPr>
+              <w:keepNext w:val="false"/>
               <w:spacing w:after="40" w:before="0"/>
               <w:jc w:val="left"/>
             </w:pPr>
@@ -25091,6 +25622,7 @@
           </w:tcPr>
           <w:p>
             <w:pPr>
+              <w:keepNext w:val="false"/>
               <w:spacing w:after="40" w:before="0"/>
               <w:jc w:val="left"/>
             </w:pPr>
@@ -25125,6 +25657,7 @@
           </w:tcPr>
           <w:p>
             <w:pPr>
+              <w:keepNext w:val="false"/>
               <w:spacing w:after="40" w:before="0"/>
               <w:jc w:val="left"/>
             </w:pPr>
@@ -25179,7 +25712,7 @@
               <w:spacing w:after="10" w:before="0"/>
               <w:ind w:left="120"/>
             </w:pPr>
-            <w:hyperlink w:history="1" r:id="rIdbkujuebsifjkspsavpytl">
+            <w:hyperlink w:history="1" r:id="rIdgyc5geghokttqa2uvuwqz">
               <w:r>
                 <w:rPr>
                   <w:rFonts w:ascii="Arial" w:cs="Arial" w:eastAsia="Arial" w:hAnsi="Arial"/>
@@ -25256,7 +25789,7 @@
               <w:spacing w:after="10" w:before="0"/>
               <w:ind w:left="120"/>
             </w:pPr>
-            <w:hyperlink w:history="1" r:id="rIdwkhzfikfd02jna0bunavm">
+            <w:hyperlink w:history="1" r:id="rIdwxfqgyegy5uhx5vdqo2o1">
               <w:r>
                 <w:rPr>
                   <w:rFonts w:ascii="Arial" w:cs="Arial" w:eastAsia="Arial" w:hAnsi="Arial"/>
@@ -25299,6 +25832,7 @@
           </w:tcPr>
           <w:p>
             <w:pPr>
+              <w:keepNext w:val="false"/>
               <w:spacing w:after="40" w:before="0"/>
               <w:jc w:val="left"/>
             </w:pPr>
@@ -25331,6 +25865,7 @@
           </w:tcPr>
           <w:p>
             <w:pPr>
+              <w:keepNext w:val="false"/>
               <w:spacing w:after="40" w:before="0"/>
               <w:jc w:val="left"/>
             </w:pPr>
@@ -25363,6 +25898,7 @@
           </w:tcPr>
           <w:p>
             <w:pPr>
+              <w:keepNext w:val="false"/>
               <w:spacing w:after="40" w:before="0"/>
               <w:jc w:val="left"/>
             </w:pPr>
@@ -25395,6 +25931,7 @@
           </w:tcPr>
           <w:p>
             <w:pPr>
+              <w:keepNext w:val="false"/>
               <w:spacing w:after="40" w:before="0"/>
               <w:jc w:val="left"/>
             </w:pPr>
@@ -25429,6 +25966,7 @@
           </w:tcPr>
           <w:p>
             <w:pPr>
+              <w:keepNext w:val="false"/>
               <w:spacing w:after="40" w:before="0"/>
               <w:jc w:val="left"/>
             </w:pPr>
@@ -25483,7 +26021,7 @@
               <w:spacing w:after="10" w:before="0"/>
               <w:ind w:left="120"/>
             </w:pPr>
-            <w:hyperlink w:history="1" r:id="rId4tm5sn19vguabgmvkvta6">
+            <w:hyperlink w:history="1" r:id="rIdzrzujq8do1jn5wauwx-ei">
               <w:r>
                 <w:rPr>
                   <w:rFonts w:ascii="Arial" w:cs="Arial" w:eastAsia="Arial" w:hAnsi="Arial"/>
@@ -25560,7 +26098,7 @@
               <w:spacing w:after="10" w:before="0"/>
               <w:ind w:left="120"/>
             </w:pPr>
-            <w:hyperlink w:history="1" r:id="rIdsljab81dvd-lslwcdim7z">
+            <w:hyperlink w:history="1" r:id="rIdvuxsvnsu4rcmmmypie7lo">
               <w:r>
                 <w:rPr>
                   <w:rFonts w:ascii="Arial" w:cs="Arial" w:eastAsia="Arial" w:hAnsi="Arial"/>
@@ -25603,6 +26141,7 @@
           </w:tcPr>
           <w:p>
             <w:pPr>
+              <w:keepNext w:val="false"/>
               <w:spacing w:after="40" w:before="0"/>
               <w:jc w:val="left"/>
             </w:pPr>
@@ -25635,6 +26174,7 @@
           </w:tcPr>
           <w:p>
             <w:pPr>
+              <w:keepNext w:val="false"/>
               <w:spacing w:after="40" w:before="0"/>
               <w:jc w:val="left"/>
             </w:pPr>
@@ -25667,6 +26207,7 @@
           </w:tcPr>
           <w:p>
             <w:pPr>
+              <w:keepNext w:val="false"/>
               <w:spacing w:after="40" w:before="0"/>
               <w:jc w:val="left"/>
             </w:pPr>
@@ -25699,6 +26240,7 @@
           </w:tcPr>
           <w:p>
             <w:pPr>
+              <w:keepNext w:val="false"/>
               <w:spacing w:after="40" w:before="0"/>
               <w:jc w:val="left"/>
             </w:pPr>
@@ -25758,6 +26300,7 @@
           </w:tcPr>
           <w:p>
             <w:pPr>
+              <w:keepNext w:val="false"/>
               <w:spacing w:after="40" w:before="0"/>
               <w:jc w:val="center"/>
             </w:pPr>
@@ -25792,6 +26335,7 @@
           </w:tcPr>
           <w:p>
             <w:pPr>
+              <w:keepNext w:val="false"/>
               <w:spacing w:after="40" w:before="0"/>
               <w:jc w:val="left"/>
             </w:pPr>
@@ -25811,6 +26355,7 @@
           </w:p>
           <w:p>
             <w:pPr>
+              <w:keepNext w:val="false"/>
               <w:spacing w:after="40" w:before="0"/>
               <w:jc w:val="left"/>
             </w:pPr>
@@ -25830,6 +26375,7 @@
           </w:p>
           <w:p>
             <w:pPr>
+              <w:keepNext w:val="false"/>
               <w:spacing w:after="40" w:before="0"/>
               <w:jc w:val="left"/>
             </w:pPr>
@@ -25849,6 +26395,7 @@
           </w:p>
           <w:p>
             <w:pPr>
+              <w:keepNext w:val="false"/>
               <w:spacing w:after="40" w:before="0"/>
               <w:jc w:val="left"/>
             </w:pPr>
@@ -25868,6 +26415,7 @@
           </w:p>
           <w:p>
             <w:pPr>
+              <w:keepNext w:val="false"/>
               <w:spacing w:after="40" w:before="0"/>
               <w:jc w:val="left"/>
             </w:pPr>
@@ -25929,6 +26477,7 @@
           </w:tcPr>
           <w:p>
             <w:pPr>
+              <w:keepNext w:val="false"/>
               <w:spacing w:after="40" w:before="0"/>
               <w:jc w:val="center"/>
             </w:pPr>
@@ -25963,6 +26512,7 @@
           </w:tcPr>
           <w:p>
             <w:pPr>
+              <w:keepNext w:val="false"/>
               <w:spacing w:after="40" w:before="0"/>
               <w:jc w:val="left"/>
             </w:pPr>
@@ -25995,6 +26545,7 @@
           </w:tcPr>
           <w:p>
             <w:pPr>
+              <w:keepNext w:val="false"/>
               <w:spacing w:after="40" w:before="0"/>
               <w:jc w:val="left"/>
             </w:pPr>
@@ -26029,6 +26580,7 @@
           </w:tcPr>
           <w:p>
             <w:pPr>
+              <w:keepNext w:val="false"/>
               <w:spacing w:after="40" w:before="0"/>
               <w:jc w:val="left"/>
             </w:pPr>
@@ -26061,6 +26613,7 @@
           </w:tcPr>
           <w:p>
             <w:pPr>
+              <w:keepNext w:val="false"/>
               <w:spacing w:after="40" w:before="0"/>
               <w:jc w:val="left"/>
             </w:pPr>
@@ -26095,6 +26648,7 @@
           </w:tcPr>
           <w:p>
             <w:pPr>
+              <w:keepNext w:val="false"/>
               <w:spacing w:after="40" w:before="0"/>
               <w:jc w:val="left"/>
             </w:pPr>
@@ -26127,6 +26681,7 @@
           </w:tcPr>
           <w:p>
             <w:pPr>
+              <w:keepNext w:val="false"/>
               <w:spacing w:after="40" w:before="0"/>
               <w:jc w:val="left"/>
             </w:pPr>
@@ -26163,7 +26718,7 @@
         </w:rPr>
         <w:t xml:space="preserve">© 2026 SeaVuria and ARES. Aligned with KICD objectives. Developed by SeaVuria; technical implementation by ARES (with AI assistance from Claude). Licensed under </w:t>
       </w:r>
-      <w:hyperlink w:history="1" r:id="rIdkiz0ershfqr4ftzpjmenh">
+      <w:hyperlink w:history="1" r:id="rId0rusxk1mfjjmg0jwdxpny">
         <w:r>
           <w:rPr>
             <w:rFonts w:ascii="Arial" w:cs="Arial" w:eastAsia="Arial" w:hAnsi="Arial"/>
@@ -26184,7 +26739,7 @@
         </w:rPr>
         <w:t xml:space="preserve"> (</w:t>
       </w:r>
-      <w:hyperlink w:history="1" r:id="rIdxjpymiqk6u7m-apvdgisj">
+      <w:hyperlink w:history="1" r:id="rIdbk26kjsczg-niegldv8tm">
         <w:r>
           <w:rPr>
             <w:rFonts w:ascii="Arial" w:cs="Arial" w:eastAsia="Arial" w:hAnsi="Arial"/>
@@ -26245,6 +26800,7 @@
           </w:tcPr>
           <w:p>
             <w:pPr>
+              <w:keepNext w:val="false"/>
               <w:spacing w:after="40" w:before="0"/>
               <w:jc w:val="center"/>
             </w:pPr>
@@ -26279,6 +26835,7 @@
           </w:tcPr>
           <w:p>
             <w:pPr>
+              <w:keepNext w:val="false"/>
               <w:spacing w:after="40" w:before="0"/>
               <w:jc w:val="left"/>
             </w:pPr>
@@ -26311,6 +26868,7 @@
           </w:tcPr>
           <w:p>
             <w:pPr>
+              <w:keepNext w:val="false"/>
               <w:spacing w:after="40" w:before="0"/>
               <w:jc w:val="left"/>
             </w:pPr>
@@ -26343,6 +26901,7 @@
           </w:tcPr>
           <w:p>
             <w:pPr>
+              <w:keepNext w:val="false"/>
               <w:spacing w:after="40" w:before="0"/>
               <w:jc w:val="left"/>
             </w:pPr>
@@ -26377,6 +26936,7 @@
           </w:tcPr>
           <w:p>
             <w:pPr>
+              <w:keepNext w:val="false"/>
               <w:spacing w:after="40" w:before="0"/>
               <w:jc w:val="left"/>
             </w:pPr>
@@ -26409,6 +26969,7 @@
           </w:tcPr>
           <w:p>
             <w:pPr>
+              <w:keepNext w:val="false"/>
               <w:spacing w:after="40" w:before="0"/>
               <w:jc w:val="left"/>
             </w:pPr>
@@ -26441,6 +27002,7 @@
           </w:tcPr>
           <w:p>
             <w:pPr>
+              <w:keepNext w:val="false"/>
               <w:spacing w:after="40" w:before="0"/>
               <w:jc w:val="left"/>
             </w:pPr>
@@ -26475,6 +27037,7 @@
           </w:tcPr>
           <w:p>
             <w:pPr>
+              <w:keepNext w:val="false"/>
               <w:spacing w:after="40" w:before="0"/>
               <w:jc w:val="left"/>
             </w:pPr>
@@ -26507,6 +27070,7 @@
           </w:tcPr>
           <w:p>
             <w:pPr>
+              <w:keepNext w:val="false"/>
               <w:spacing w:after="40" w:before="0"/>
               <w:jc w:val="left"/>
             </w:pPr>
@@ -26539,6 +27103,7 @@
           </w:tcPr>
           <w:p>
             <w:pPr>
+              <w:keepNext w:val="false"/>
               <w:spacing w:after="40" w:before="0"/>
               <w:jc w:val="left"/>
             </w:pPr>
@@ -26573,6 +27138,7 @@
           </w:tcPr>
           <w:p>
             <w:pPr>
+              <w:keepNext w:val="false"/>
               <w:spacing w:after="40" w:before="0"/>
               <w:jc w:val="left"/>
             </w:pPr>
@@ -26605,6 +27171,7 @@
           </w:tcPr>
           <w:p>
             <w:pPr>
+              <w:keepNext w:val="false"/>
               <w:spacing w:after="40" w:before="0"/>
               <w:jc w:val="left"/>
             </w:pPr>
@@ -26637,6 +27204,7 @@
           </w:tcPr>
           <w:p>
             <w:pPr>
+              <w:keepNext w:val="false"/>
               <w:spacing w:after="40" w:before="0"/>
               <w:jc w:val="left"/>
             </w:pPr>

--- a/data/outputs/v2/General_Science/SS1.1_Introduction_to_General_Science/General_Science_Introduction_to_General_Science_CBE_LessonSequence.docx
+++ b/data/outputs/v2/General_Science/SS1.1_Introduction_to_General_Science/General_Science_Introduction_to_General_Science_CBE_LessonSequence.docx
@@ -2158,7 +2158,7 @@
         </w:rPr>
         <w:t xml:space="preserve">© 2026 SeaVuria and ARES. This work is licensed under a </w:t>
       </w:r>
-      <w:hyperlink w:history="1" r:id="rIdfwgowjckil0vb7xmyklqc">
+      <w:hyperlink w:history="1" r:id="rIdvrydbu5vl2dhk3o-a5gnl">
         <w:r>
           <w:rPr>
             <w:rFonts w:ascii="Arial" w:cs="Arial" w:eastAsia="Arial" w:hAnsi="Arial"/>
@@ -2178,7 +2178,7 @@
         </w:rPr>
         <w:t xml:space="preserve"> (</w:t>
       </w:r>
-      <w:hyperlink w:history="1" r:id="rIdtarhzydsm1teoitkwl7kq">
+      <w:hyperlink w:history="1" r:id="rId6rlqsriomesm_iarr4ljd">
         <w:r>
           <w:rPr>
             <w:rFonts w:ascii="Arial" w:cs="Arial" w:eastAsia="Arial" w:hAnsi="Arial"/>
@@ -2198,7 +2198,7 @@
         </w:rPr>
         <w:t xml:space="preserve">). To view a copy of this license, visit </w:t>
       </w:r>
-      <w:hyperlink w:history="1" r:id="rId37ypupxrswr8fkrqofomb">
+      <w:hyperlink w:history="1" r:id="rIdmhusgethvdzp7libuo1jl">
         <w:r>
           <w:rPr>
             <w:rFonts w:ascii="Arial" w:cs="Arial" w:eastAsia="Arial" w:hAnsi="Arial"/>
@@ -3237,7 +3237,7 @@
             <w:pPr>
               <w:spacing w:after="20" w:before="0"/>
             </w:pPr>
-            <w:hyperlink w:history="1" r:id="rId8qqef8h-iwobul5d4no65">
+            <w:hyperlink w:history="1" r:id="rIdjdaakyfvrarnvdummfogc">
               <w:r>
                 <w:rPr>
                   <w:rFonts w:ascii="Arial" w:cs="Arial" w:eastAsia="Arial" w:hAnsi="Arial"/>
@@ -3286,7 +3286,7 @@
               <w:spacing w:after="10" w:before="0"/>
               <w:ind w:left="120"/>
             </w:pPr>
-            <w:hyperlink w:history="1" r:id="rIdhfuj7jhbfp3ymnv-tdp3w">
+            <w:hyperlink w:history="1" r:id="rIdvg2-1oshkyd3cin8re3sp">
               <w:r>
                 <w:rPr>
                   <w:rFonts w:ascii="Arial" w:cs="Arial" w:eastAsia="Arial" w:hAnsi="Arial"/>
@@ -3348,7 +3348,7 @@
               <w:spacing w:after="10" w:before="0"/>
               <w:ind w:left="120"/>
             </w:pPr>
-            <w:hyperlink w:history="1" r:id="rIdg-nlsohffcnfwle_82ajp">
+            <w:hyperlink w:history="1" r:id="rId2gnsluzzxlnknakyhivi6">
               <w:r>
                 <w:rPr>
                   <w:rFonts w:ascii="Arial" w:cs="Arial" w:eastAsia="Arial" w:hAnsi="Arial"/>
@@ -3563,7 +3563,7 @@
             <w:pPr>
               <w:spacing w:after="20" w:before="0"/>
             </w:pPr>
-            <w:hyperlink w:history="1" r:id="rId2iecfft3b6-5l6maxfv2g">
+            <w:hyperlink w:history="1" r:id="rId45nxz1kwodut72ruwbjtt">
               <w:r>
                 <w:rPr>
                   <w:rFonts w:ascii="Arial" w:cs="Arial" w:eastAsia="Arial" w:hAnsi="Arial"/>
@@ -3612,7 +3612,7 @@
               <w:spacing w:after="10" w:before="0"/>
               <w:ind w:left="120"/>
             </w:pPr>
-            <w:hyperlink w:history="1" r:id="rIdpy_316waukzt2uzyqz18a">
+            <w:hyperlink w:history="1" r:id="rId092xkjnjsbytwoynm0dwt">
               <w:r>
                 <w:rPr>
                   <w:rFonts w:ascii="Arial" w:cs="Arial" w:eastAsia="Arial" w:hAnsi="Arial"/>
@@ -3674,7 +3674,7 @@
               <w:spacing w:after="10" w:before="0"/>
               <w:ind w:left="120"/>
             </w:pPr>
-            <w:hyperlink w:history="1" r:id="rIdwf7ek2oxgvx8x632jsepn">
+            <w:hyperlink w:history="1" r:id="rIdhzekxe3nv5tc3j27ynm6i">
               <w:r>
                 <w:rPr>
                   <w:rFonts w:ascii="Arial" w:cs="Arial" w:eastAsia="Arial" w:hAnsi="Arial"/>
@@ -3889,7 +3889,7 @@
             <w:pPr>
               <w:spacing w:after="20" w:before="0"/>
             </w:pPr>
-            <w:hyperlink w:history="1" r:id="rId3pvys83eqxy9gdlkptwej">
+            <w:hyperlink w:history="1" r:id="rIdndjig5vdzukyc7c8t9vhk">
               <w:r>
                 <w:rPr>
                   <w:rFonts w:ascii="Arial" w:cs="Arial" w:eastAsia="Arial" w:hAnsi="Arial"/>
@@ -3938,7 +3938,7 @@
               <w:spacing w:after="10" w:before="0"/>
               <w:ind w:left="120"/>
             </w:pPr>
-            <w:hyperlink w:history="1" r:id="rIdvip9icxoonanpxhc5oin-">
+            <w:hyperlink w:history="1" r:id="rIdefandgffboyjsrxm8cdbu">
               <w:r>
                 <w:rPr>
                   <w:rFonts w:ascii="Arial" w:cs="Arial" w:eastAsia="Arial" w:hAnsi="Arial"/>
@@ -4000,7 +4000,7 @@
               <w:spacing w:after="10" w:before="0"/>
               <w:ind w:left="120"/>
             </w:pPr>
-            <w:hyperlink w:history="1" r:id="rIdcdfu42whkk6comf00jotb">
+            <w:hyperlink w:history="1" r:id="rIdmowfctprataj7mratpjx4">
               <w:r>
                 <w:rPr>
                   <w:rFonts w:ascii="Arial" w:cs="Arial" w:eastAsia="Arial" w:hAnsi="Arial"/>
@@ -4215,7 +4215,7 @@
             <w:pPr>
               <w:spacing w:after="20" w:before="0"/>
             </w:pPr>
-            <w:hyperlink w:history="1" r:id="rId9klz6lphmlmz8lcf_8nal">
+            <w:hyperlink w:history="1" r:id="rIdrkfy86r0jjze47wjh0dqu">
               <w:r>
                 <w:rPr>
                   <w:rFonts w:ascii="Arial" w:cs="Arial" w:eastAsia="Arial" w:hAnsi="Arial"/>
@@ -4264,7 +4264,7 @@
               <w:spacing w:after="10" w:before="0"/>
               <w:ind w:left="120"/>
             </w:pPr>
-            <w:hyperlink w:history="1" r:id="rIda8i0nb13wl2timq8uvpof">
+            <w:hyperlink w:history="1" r:id="rId0u1zl4ytfzlrjwcxspmfd">
               <w:r>
                 <w:rPr>
                   <w:rFonts w:ascii="Arial" w:cs="Arial" w:eastAsia="Arial" w:hAnsi="Arial"/>
@@ -4326,7 +4326,7 @@
               <w:spacing w:after="10" w:before="0"/>
               <w:ind w:left="120"/>
             </w:pPr>
-            <w:hyperlink w:history="1" r:id="rIdu-mnuevb34qdphes51yku">
+            <w:hyperlink w:history="1" r:id="rIdiypawq59uqe7_nbwjpqxv">
               <w:r>
                 <w:rPr>
                   <w:rFonts w:ascii="Arial" w:cs="Arial" w:eastAsia="Arial" w:hAnsi="Arial"/>
@@ -4541,7 +4541,7 @@
             <w:pPr>
               <w:spacing w:after="20" w:before="0"/>
             </w:pPr>
-            <w:hyperlink w:history="1" r:id="rIdwbenc96gc3dalittngsj7">
+            <w:hyperlink w:history="1" r:id="rIdlreecdkou9jra5mcj4zzd">
               <w:r>
                 <w:rPr>
                   <w:rFonts w:ascii="Arial" w:cs="Arial" w:eastAsia="Arial" w:hAnsi="Arial"/>
@@ -4590,7 +4590,7 @@
               <w:spacing w:after="10" w:before="0"/>
               <w:ind w:left="120"/>
             </w:pPr>
-            <w:hyperlink w:history="1" r:id="rIdvgvtytlg9tockpmejo1ws">
+            <w:hyperlink w:history="1" r:id="rIdtill_vdizpf0qah7k8hwr">
               <w:r>
                 <w:rPr>
                   <w:rFonts w:ascii="Arial" w:cs="Arial" w:eastAsia="Arial" w:hAnsi="Arial"/>
@@ -4652,7 +4652,7 @@
               <w:spacing w:after="10" w:before="0"/>
               <w:ind w:left="120"/>
             </w:pPr>
-            <w:hyperlink w:history="1" r:id="rIdrfv5eanufgy9f4vxfxqum">
+            <w:hyperlink w:history="1" r:id="rId29ml71uhkquyizlcga6am">
               <w:r>
                 <w:rPr>
                   <w:rFonts w:ascii="Arial" w:cs="Arial" w:eastAsia="Arial" w:hAnsi="Arial"/>
@@ -5192,7 +5192,7 @@
         </w:rPr>
         <w:t xml:space="preserve">© 2026 SeaVuria and ARES. Aligned with KICD objectives. Developed by SeaVuria; technical implementation by ARES (with AI assistance from Claude). Licensed under </w:t>
       </w:r>
-      <w:hyperlink w:history="1" r:id="rIdocbpmytotak5nno5g7ty3">
+      <w:hyperlink w:history="1" r:id="rIdjsc7jo3bcdlav_doue3ga">
         <w:r>
           <w:rPr>
             <w:rFonts w:ascii="Arial" w:cs="Arial" w:eastAsia="Arial" w:hAnsi="Arial"/>
@@ -5213,7 +5213,7 @@
         </w:rPr>
         <w:t xml:space="preserve"> (</w:t>
       </w:r>
-      <w:hyperlink w:history="1" r:id="rIdyzr7vupb3dhaqn3vhrcsk">
+      <w:hyperlink w:history="1" r:id="rIdlzcjxn4lwtn0iqjzwdlxn">
         <w:r>
           <w:rPr>
             <w:rFonts w:ascii="Arial" w:cs="Arial" w:eastAsia="Arial" w:hAnsi="Arial"/>
@@ -6253,7 +6253,7 @@
             <w:pPr>
               <w:spacing w:after="20" w:before="0"/>
             </w:pPr>
-            <w:hyperlink w:history="1" r:id="rIdxknbdsboqwg3_sjzawybg">
+            <w:hyperlink w:history="1" r:id="rIdtzqusn1p0m__lf73r8h0h">
               <w:r>
                 <w:rPr>
                   <w:rFonts w:ascii="Arial" w:cs="Arial" w:eastAsia="Arial" w:hAnsi="Arial"/>
@@ -6302,7 +6302,7 @@
               <w:spacing w:after="10" w:before="0"/>
               <w:ind w:left="120"/>
             </w:pPr>
-            <w:hyperlink w:history="1" r:id="rIdlxbaucct6e5ouk-mk25cc">
+            <w:hyperlink w:history="1" r:id="rIdav5jytpv1qm99q5xeug4q">
               <w:r>
                 <w:rPr>
                   <w:rFonts w:ascii="Arial" w:cs="Arial" w:eastAsia="Arial" w:hAnsi="Arial"/>
@@ -6364,7 +6364,7 @@
               <w:spacing w:after="10" w:before="0"/>
               <w:ind w:left="120"/>
             </w:pPr>
-            <w:hyperlink w:history="1" r:id="rIdznwvhy7gfetwb9ipakfzs">
+            <w:hyperlink w:history="1" r:id="rIdmvgmvbnb5siteglqirmtb">
               <w:r>
                 <w:rPr>
                   <w:rFonts w:ascii="Arial" w:cs="Arial" w:eastAsia="Arial" w:hAnsi="Arial"/>
@@ -6579,7 +6579,7 @@
             <w:pPr>
               <w:spacing w:after="20" w:before="0"/>
             </w:pPr>
-            <w:hyperlink w:history="1" r:id="rId32i1phiax6rdj9fidwqvy">
+            <w:hyperlink w:history="1" r:id="rId-lxvjfbbvmgkhogub__--">
               <w:r>
                 <w:rPr>
                   <w:rFonts w:ascii="Arial" w:cs="Arial" w:eastAsia="Arial" w:hAnsi="Arial"/>
@@ -6628,7 +6628,7 @@
               <w:spacing w:after="10" w:before="0"/>
               <w:ind w:left="120"/>
             </w:pPr>
-            <w:hyperlink w:history="1" r:id="rId_ymov1ddhisrj3rfps_kl">
+            <w:hyperlink w:history="1" r:id="rId3e_pby1ydplfmwl6_1qpq">
               <w:r>
                 <w:rPr>
                   <w:rFonts w:ascii="Arial" w:cs="Arial" w:eastAsia="Arial" w:hAnsi="Arial"/>
@@ -6690,7 +6690,7 @@
               <w:spacing w:after="10" w:before="0"/>
               <w:ind w:left="120"/>
             </w:pPr>
-            <w:hyperlink w:history="1" r:id="rIdhsfihtjyhl7xzm874yyz_">
+            <w:hyperlink w:history="1" r:id="rIdmoc23lx_el0ixizkzskjm">
               <w:r>
                 <w:rPr>
                   <w:rFonts w:ascii="Arial" w:cs="Arial" w:eastAsia="Arial" w:hAnsi="Arial"/>
@@ -6905,7 +6905,7 @@
             <w:pPr>
               <w:spacing w:after="20" w:before="0"/>
             </w:pPr>
-            <w:hyperlink w:history="1" r:id="rIdsyrp8qa3p_3mdblwdzgbt">
+            <w:hyperlink w:history="1" r:id="rIdynsuab07o05bcq3ppz8ig">
               <w:r>
                 <w:rPr>
                   <w:rFonts w:ascii="Arial" w:cs="Arial" w:eastAsia="Arial" w:hAnsi="Arial"/>
@@ -6954,7 +6954,7 @@
               <w:spacing w:after="10" w:before="0"/>
               <w:ind w:left="120"/>
             </w:pPr>
-            <w:hyperlink w:history="1" r:id="rId11lg2qbn92wmoq17xfkdg">
+            <w:hyperlink w:history="1" r:id="rIdgdfsz98_l0uybw8hyr9cu">
               <w:r>
                 <w:rPr>
                   <w:rFonts w:ascii="Arial" w:cs="Arial" w:eastAsia="Arial" w:hAnsi="Arial"/>
@@ -7016,7 +7016,7 @@
               <w:spacing w:after="10" w:before="0"/>
               <w:ind w:left="120"/>
             </w:pPr>
-            <w:hyperlink w:history="1" r:id="rIdxvckub-f7tec-prb2rhr3">
+            <w:hyperlink w:history="1" r:id="rIdkspfvh4ojgvs7e9thii4w">
               <w:r>
                 <w:rPr>
                   <w:rFonts w:ascii="Arial" w:cs="Arial" w:eastAsia="Arial" w:hAnsi="Arial"/>
@@ -7231,7 +7231,7 @@
             <w:pPr>
               <w:spacing w:after="20" w:before="0"/>
             </w:pPr>
-            <w:hyperlink w:history="1" r:id="rIdquotqpogrspwgtqzh26fs">
+            <w:hyperlink w:history="1" r:id="rIdsmyawce2z6enxgp-bw9ik">
               <w:r>
                 <w:rPr>
                   <w:rFonts w:ascii="Arial" w:cs="Arial" w:eastAsia="Arial" w:hAnsi="Arial"/>
@@ -7280,7 +7280,7 @@
               <w:spacing w:after="10" w:before="0"/>
               <w:ind w:left="120"/>
             </w:pPr>
-            <w:hyperlink w:history="1" r:id="rIdfdqoyopy1hjsnvge-bxgz">
+            <w:hyperlink w:history="1" r:id="rIdp_cub-jg7a4nolmjcohci">
               <w:r>
                 <w:rPr>
                   <w:rFonts w:ascii="Arial" w:cs="Arial" w:eastAsia="Arial" w:hAnsi="Arial"/>
@@ -7342,7 +7342,7 @@
               <w:spacing w:after="10" w:before="0"/>
               <w:ind w:left="120"/>
             </w:pPr>
-            <w:hyperlink w:history="1" r:id="rIdyv0wlsi0zz6tmzhhkhdri">
+            <w:hyperlink w:history="1" r:id="rIdfosdtcuiezzszl742cbaw">
               <w:r>
                 <w:rPr>
                   <w:rFonts w:ascii="Arial" w:cs="Arial" w:eastAsia="Arial" w:hAnsi="Arial"/>
@@ -7557,7 +7557,7 @@
             <w:pPr>
               <w:spacing w:after="20" w:before="0"/>
             </w:pPr>
-            <w:hyperlink w:history="1" r:id="rIdxm0qm9kjzbgck-zvp6zlt">
+            <w:hyperlink w:history="1" r:id="rIdavbs3yl_faza-uvamf1eq">
               <w:r>
                 <w:rPr>
                   <w:rFonts w:ascii="Arial" w:cs="Arial" w:eastAsia="Arial" w:hAnsi="Arial"/>
@@ -7606,7 +7606,7 @@
               <w:spacing w:after="10" w:before="0"/>
               <w:ind w:left="120"/>
             </w:pPr>
-            <w:hyperlink w:history="1" r:id="rId49fyaidv-5wqsq8x1pplq">
+            <w:hyperlink w:history="1" r:id="rId4wc0vktzjrxelh5iyggvd">
               <w:r>
                 <w:rPr>
                   <w:rFonts w:ascii="Arial" w:cs="Arial" w:eastAsia="Arial" w:hAnsi="Arial"/>
@@ -7668,7 +7668,7 @@
               <w:spacing w:after="10" w:before="0"/>
               <w:ind w:left="120"/>
             </w:pPr>
-            <w:hyperlink w:history="1" r:id="rId40swymans6x5ygdzbtbq_">
+            <w:hyperlink w:history="1" r:id="rIdj_3q0ehd96mohiqnakyfc">
               <w:r>
                 <w:rPr>
                   <w:rFonts w:ascii="Arial" w:cs="Arial" w:eastAsia="Arial" w:hAnsi="Arial"/>
@@ -8208,7 +8208,7 @@
         </w:rPr>
         <w:t xml:space="preserve">© 2026 SeaVuria and ARES. Aligned with KICD objectives. Developed by SeaVuria; technical implementation by ARES (with AI assistance from Claude). Licensed under </w:t>
       </w:r>
-      <w:hyperlink w:history="1" r:id="rIdncnpotzps1geq9o6kiuvh">
+      <w:hyperlink w:history="1" r:id="rId5ylgi7j89fagqxczbldib">
         <w:r>
           <w:rPr>
             <w:rFonts w:ascii="Arial" w:cs="Arial" w:eastAsia="Arial" w:hAnsi="Arial"/>
@@ -8229,7 +8229,7 @@
         </w:rPr>
         <w:t xml:space="preserve"> (</w:t>
       </w:r>
-      <w:hyperlink w:history="1" r:id="rIdc7j1x3wff5qonyvqxdl6t">
+      <w:hyperlink w:history="1" r:id="rIdtkkbklo5othwmpc_fs-cv">
         <w:r>
           <w:rPr>
             <w:rFonts w:ascii="Arial" w:cs="Arial" w:eastAsia="Arial" w:hAnsi="Arial"/>
@@ -9286,7 +9286,7 @@
               <w:spacing w:after="10" w:before="0"/>
               <w:ind w:left="120"/>
             </w:pPr>
-            <w:hyperlink w:history="1" r:id="rIdkeu3nhqrk81mh5yofs9iq">
+            <w:hyperlink w:history="1" r:id="rIdv2vwaiwzitsjeacsyqgax">
               <w:r>
                 <w:rPr>
                   <w:rFonts w:ascii="Arial" w:cs="Arial" w:eastAsia="Arial" w:hAnsi="Arial"/>
@@ -9363,7 +9363,7 @@
               <w:spacing w:after="10" w:before="0"/>
               <w:ind w:left="120"/>
             </w:pPr>
-            <w:hyperlink w:history="1" r:id="rIdvwetpcqedfwuoukxgrqsp">
+            <w:hyperlink w:history="1" r:id="rIdr5hvc08llb58juqjdmt0b">
               <w:r>
                 <w:rPr>
                   <w:rFonts w:ascii="Arial" w:cs="Arial" w:eastAsia="Arial" w:hAnsi="Arial"/>
@@ -9595,7 +9595,7 @@
               <w:spacing w:after="10" w:before="0"/>
               <w:ind w:left="120"/>
             </w:pPr>
-            <w:hyperlink w:history="1" r:id="rIdhkgnuyygrz5rhuxbwtxlc">
+            <w:hyperlink w:history="1" r:id="rIdjxtgec3ne6gstikglskcx">
               <w:r>
                 <w:rPr>
                   <w:rFonts w:ascii="Arial" w:cs="Arial" w:eastAsia="Arial" w:hAnsi="Arial"/>
@@ -9672,7 +9672,7 @@
               <w:spacing w:after="10" w:before="0"/>
               <w:ind w:left="120"/>
             </w:pPr>
-            <w:hyperlink w:history="1" r:id="rId9mpj1hodbpmhmay-thjwx">
+            <w:hyperlink w:history="1" r:id="rIdcby7uf6hppgopcaggxjuj">
               <w:r>
                 <w:rPr>
                   <w:rFonts w:ascii="Arial" w:cs="Arial" w:eastAsia="Arial" w:hAnsi="Arial"/>
@@ -9904,7 +9904,7 @@
               <w:spacing w:after="10" w:before="0"/>
               <w:ind w:left="120"/>
             </w:pPr>
-            <w:hyperlink w:history="1" r:id="rIdfeb_yffvh9tgcoel18tqc">
+            <w:hyperlink w:history="1" r:id="rId8xnn0ljpnntrvh6lqw3xs">
               <w:r>
                 <w:rPr>
                   <w:rFonts w:ascii="Arial" w:cs="Arial" w:eastAsia="Arial" w:hAnsi="Arial"/>
@@ -9981,7 +9981,7 @@
               <w:spacing w:after="10" w:before="0"/>
               <w:ind w:left="120"/>
             </w:pPr>
-            <w:hyperlink w:history="1" r:id="rIda6ezsm2osueczycknko-u">
+            <w:hyperlink w:history="1" r:id="rIdsoioimv0oq1w74-b8rpdf">
               <w:r>
                 <w:rPr>
                   <w:rFonts w:ascii="Arial" w:cs="Arial" w:eastAsia="Arial" w:hAnsi="Arial"/>
@@ -10213,7 +10213,7 @@
               <w:spacing w:after="10" w:before="0"/>
               <w:ind w:left="120"/>
             </w:pPr>
-            <w:hyperlink w:history="1" r:id="rIdppfhfsivqezw4pb17ubzm">
+            <w:hyperlink w:history="1" r:id="rIdfannkqu6h8o1ysxk3lbxc">
               <w:r>
                 <w:rPr>
                   <w:rFonts w:ascii="Arial" w:cs="Arial" w:eastAsia="Arial" w:hAnsi="Arial"/>
@@ -10290,7 +10290,7 @@
               <w:spacing w:after="10" w:before="0"/>
               <w:ind w:left="120"/>
             </w:pPr>
-            <w:hyperlink w:history="1" r:id="rIdcgzjij2xntzvgeaizrldi">
+            <w:hyperlink w:history="1" r:id="rIdrei5b0zukq6qbums9e-ai">
               <w:r>
                 <w:rPr>
                   <w:rFonts w:ascii="Arial" w:cs="Arial" w:eastAsia="Arial" w:hAnsi="Arial"/>
@@ -10522,7 +10522,7 @@
               <w:spacing w:after="10" w:before="0"/>
               <w:ind w:left="120"/>
             </w:pPr>
-            <w:hyperlink w:history="1" r:id="rId26p1zfylsupn3okvzz9ww">
+            <w:hyperlink w:history="1" r:id="rIdmsjtx5yobxmvujrdh7zny">
               <w:r>
                 <w:rPr>
                   <w:rFonts w:ascii="Arial" w:cs="Arial" w:eastAsia="Arial" w:hAnsi="Arial"/>
@@ -10599,7 +10599,7 @@
               <w:spacing w:after="10" w:before="0"/>
               <w:ind w:left="120"/>
             </w:pPr>
-            <w:hyperlink w:history="1" r:id="rId1fs0fx1sidqrquq-tt-yu">
+            <w:hyperlink w:history="1" r:id="rIdvf2f-xptaw_xktr_ryrwj">
               <w:r>
                 <w:rPr>
                   <w:rFonts w:ascii="Arial" w:cs="Arial" w:eastAsia="Arial" w:hAnsi="Arial"/>
@@ -11139,7 +11139,7 @@
         </w:rPr>
         <w:t xml:space="preserve">© 2026 SeaVuria and ARES. Aligned with KICD objectives. Developed by SeaVuria; technical implementation by ARES (with AI assistance from Claude). Licensed under </w:t>
       </w:r>
-      <w:hyperlink w:history="1" r:id="rIdgbgixs4xnlmnxg3atfa4p">
+      <w:hyperlink w:history="1" r:id="rIdm1twi1q3znq32s7sljalq">
         <w:r>
           <w:rPr>
             <w:rFonts w:ascii="Arial" w:cs="Arial" w:eastAsia="Arial" w:hAnsi="Arial"/>
@@ -11160,7 +11160,7 @@
         </w:rPr>
         <w:t xml:space="preserve"> (</w:t>
       </w:r>
-      <w:hyperlink w:history="1" r:id="rIdmcmw58cz4bivyspbckedi">
+      <w:hyperlink w:history="1" r:id="rIdi_5fe8mlsaddpkipiuhxl">
         <w:r>
           <w:rPr>
             <w:rFonts w:ascii="Arial" w:cs="Arial" w:eastAsia="Arial" w:hAnsi="Arial"/>
@@ -12217,7 +12217,7 @@
               <w:spacing w:after="10" w:before="0"/>
               <w:ind w:left="120"/>
             </w:pPr>
-            <w:hyperlink w:history="1" r:id="rId1zd9zg28w9l2p0zp2aino">
+            <w:hyperlink w:history="1" r:id="rId8j6wwc5x90192q7jhacl9">
               <w:r>
                 <w:rPr>
                   <w:rFonts w:ascii="Arial" w:cs="Arial" w:eastAsia="Arial" w:hAnsi="Arial"/>
@@ -12294,7 +12294,7 @@
               <w:spacing w:after="10" w:before="0"/>
               <w:ind w:left="120"/>
             </w:pPr>
-            <w:hyperlink w:history="1" r:id="rIdurk7pxammkmnoixd9zxsk">
+            <w:hyperlink w:history="1" r:id="rIdg7p4aj78fi7e84emnywyn">
               <w:r>
                 <w:rPr>
                   <w:rFonts w:ascii="Arial" w:cs="Arial" w:eastAsia="Arial" w:hAnsi="Arial"/>
@@ -12526,7 +12526,7 @@
               <w:spacing w:after="10" w:before="0"/>
               <w:ind w:left="120"/>
             </w:pPr>
-            <w:hyperlink w:history="1" r:id="rIdo2mcbcgvpy3t1bukcudnw">
+            <w:hyperlink w:history="1" r:id="rIdwt2bw8jcpuh3vx3dsgkys">
               <w:r>
                 <w:rPr>
                   <w:rFonts w:ascii="Arial" w:cs="Arial" w:eastAsia="Arial" w:hAnsi="Arial"/>
@@ -12603,7 +12603,7 @@
               <w:spacing w:after="10" w:before="0"/>
               <w:ind w:left="120"/>
             </w:pPr>
-            <w:hyperlink w:history="1" r:id="rId4zbtichkcbnni5ejbpnmg">
+            <w:hyperlink w:history="1" r:id="rIdaaztumymojcigoh6k5zya">
               <w:r>
                 <w:rPr>
                   <w:rFonts w:ascii="Arial" w:cs="Arial" w:eastAsia="Arial" w:hAnsi="Arial"/>
@@ -12835,7 +12835,7 @@
               <w:spacing w:after="10" w:before="0"/>
               <w:ind w:left="120"/>
             </w:pPr>
-            <w:hyperlink w:history="1" r:id="rIdqliuxv0_obrofxg6kk_uc">
+            <w:hyperlink w:history="1" r:id="rIdgiex7w0cptftedqbcjxjj">
               <w:r>
                 <w:rPr>
                   <w:rFonts w:ascii="Arial" w:cs="Arial" w:eastAsia="Arial" w:hAnsi="Arial"/>
@@ -12912,7 +12912,7 @@
               <w:spacing w:after="10" w:before="0"/>
               <w:ind w:left="120"/>
             </w:pPr>
-            <w:hyperlink w:history="1" r:id="rIdmzvcjfftbfvt-rfhue9ph">
+            <w:hyperlink w:history="1" r:id="rIdc5snzts1ccdqqshpmzwij">
               <w:r>
                 <w:rPr>
                   <w:rFonts w:ascii="Arial" w:cs="Arial" w:eastAsia="Arial" w:hAnsi="Arial"/>
@@ -13144,7 +13144,7 @@
               <w:spacing w:after="10" w:before="0"/>
               <w:ind w:left="120"/>
             </w:pPr>
-            <w:hyperlink w:history="1" r:id="rId_rl4exrzivo_ggzawptx-">
+            <w:hyperlink w:history="1" r:id="rIdl3clyffroomxd98rnp-cm">
               <w:r>
                 <w:rPr>
                   <w:rFonts w:ascii="Arial" w:cs="Arial" w:eastAsia="Arial" w:hAnsi="Arial"/>
@@ -13221,7 +13221,7 @@
               <w:spacing w:after="10" w:before="0"/>
               <w:ind w:left="120"/>
             </w:pPr>
-            <w:hyperlink w:history="1" r:id="rIdai2egppwtdbmpzucpnocw">
+            <w:hyperlink w:history="1" r:id="rIduxd-9ekbz7vrjzojf0rw2">
               <w:r>
                 <w:rPr>
                   <w:rFonts w:ascii="Arial" w:cs="Arial" w:eastAsia="Arial" w:hAnsi="Arial"/>
@@ -13453,7 +13453,7 @@
               <w:spacing w:after="10" w:before="0"/>
               <w:ind w:left="120"/>
             </w:pPr>
-            <w:hyperlink w:history="1" r:id="rIdjvyyxnefh7xznyzu6k0td">
+            <w:hyperlink w:history="1" r:id="rIdxq2oslfzq9y8kv_hndyjq">
               <w:r>
                 <w:rPr>
                   <w:rFonts w:ascii="Arial" w:cs="Arial" w:eastAsia="Arial" w:hAnsi="Arial"/>
@@ -13530,7 +13530,7 @@
               <w:spacing w:after="10" w:before="0"/>
               <w:ind w:left="120"/>
             </w:pPr>
-            <w:hyperlink w:history="1" r:id="rIdbbh8teoclshrvbnumjbuw">
+            <w:hyperlink w:history="1" r:id="rIdg1rwnmh1ptn7ool_n8s_u">
               <w:r>
                 <w:rPr>
                   <w:rFonts w:ascii="Arial" w:cs="Arial" w:eastAsia="Arial" w:hAnsi="Arial"/>
@@ -14190,7 +14190,7 @@
         </w:rPr>
         <w:t xml:space="preserve">© 2026 SeaVuria and ARES. Aligned with KICD objectives. Developed by SeaVuria; technical implementation by ARES (with AI assistance from Claude). Licensed under </w:t>
       </w:r>
-      <w:hyperlink w:history="1" r:id="rIdcsw_jd7qusddn4aptl4ky">
+      <w:hyperlink w:history="1" r:id="rIdp52m-pdxakawqoekjsucn">
         <w:r>
           <w:rPr>
             <w:rFonts w:ascii="Arial" w:cs="Arial" w:eastAsia="Arial" w:hAnsi="Arial"/>
@@ -14211,7 +14211,7 @@
         </w:rPr>
         <w:t xml:space="preserve"> (</w:t>
       </w:r>
-      <w:hyperlink w:history="1" r:id="rIdhtq6k6profgzldsaf4ahp">
+      <w:hyperlink w:history="1" r:id="rId_ky_94vs3layca3-jlkp_">
         <w:r>
           <w:rPr>
             <w:rFonts w:ascii="Arial" w:cs="Arial" w:eastAsia="Arial" w:hAnsi="Arial"/>
@@ -15251,7 +15251,7 @@
             <w:pPr>
               <w:spacing w:after="20" w:before="0"/>
             </w:pPr>
-            <w:hyperlink w:history="1" r:id="rIdkxxlcmunhwcfta9ktmd6d">
+            <w:hyperlink w:history="1" r:id="rIduunrfpwhosbdob2cseg8u">
               <w:r>
                 <w:rPr>
                   <w:rFonts w:ascii="Arial" w:cs="Arial" w:eastAsia="Arial" w:hAnsi="Arial"/>
@@ -15284,7 +15284,7 @@
               <w:spacing w:after="10" w:before="0"/>
               <w:ind w:left="120"/>
             </w:pPr>
-            <w:hyperlink w:history="1" r:id="rIdfx7zoqfd-cqzlcyurapsc">
+            <w:hyperlink w:history="1" r:id="rIdfdixmpsjjyyctmdgihaoo">
               <w:r>
                 <w:rPr>
                   <w:rFonts w:ascii="Arial" w:cs="Arial" w:eastAsia="Arial" w:hAnsi="Arial"/>
@@ -15329,7 +15329,7 @@
             <w:pPr>
               <w:spacing w:after="20" w:before="0"/>
             </w:pPr>
-            <w:hyperlink w:history="1" r:id="rIdt8dhqm_gcpmw27s0yi8pc">
+            <w:hyperlink w:history="1" r:id="rIdzjjrcrf2m5gya3p5uzich">
               <w:r>
                 <w:rPr>
                   <w:rFonts w:ascii="Arial" w:cs="Arial" w:eastAsia="Arial" w:hAnsi="Arial"/>
@@ -15378,7 +15378,7 @@
               <w:spacing w:after="10" w:before="0"/>
               <w:ind w:left="120"/>
             </w:pPr>
-            <w:hyperlink w:history="1" r:id="rIdep5ndc2bnyftmksnla_1s">
+            <w:hyperlink w:history="1" r:id="rIdjdincud_hzhy5w5coxm2n">
               <w:r>
                 <w:rPr>
                   <w:rFonts w:ascii="Arial" w:cs="Arial" w:eastAsia="Arial" w:hAnsi="Arial"/>
@@ -15578,7 +15578,7 @@
             <w:pPr>
               <w:spacing w:after="20" w:before="0"/>
             </w:pPr>
-            <w:hyperlink w:history="1" r:id="rId6sks9qpseufkaqj7tkx81">
+            <w:hyperlink w:history="1" r:id="rIdolyftbco7imlrsewfpsgl">
               <w:r>
                 <w:rPr>
                   <w:rFonts w:ascii="Arial" w:cs="Arial" w:eastAsia="Arial" w:hAnsi="Arial"/>
@@ -15611,7 +15611,7 @@
               <w:spacing w:after="10" w:before="0"/>
               <w:ind w:left="120"/>
             </w:pPr>
-            <w:hyperlink w:history="1" r:id="rIdryszkczsokiss7ku4ug8h">
+            <w:hyperlink w:history="1" r:id="rIdldqlvavpboaobf9vaowug">
               <w:r>
                 <w:rPr>
                   <w:rFonts w:ascii="Arial" w:cs="Arial" w:eastAsia="Arial" w:hAnsi="Arial"/>
@@ -15656,7 +15656,7 @@
             <w:pPr>
               <w:spacing w:after="20" w:before="0"/>
             </w:pPr>
-            <w:hyperlink w:history="1" r:id="rIdccr_s6beeb65emk97o3s0">
+            <w:hyperlink w:history="1" r:id="rId6wo4uxcjgekljz6ubdn0c">
               <w:r>
                 <w:rPr>
                   <w:rFonts w:ascii="Arial" w:cs="Arial" w:eastAsia="Arial" w:hAnsi="Arial"/>
@@ -15705,7 +15705,7 @@
               <w:spacing w:after="10" w:before="0"/>
               <w:ind w:left="120"/>
             </w:pPr>
-            <w:hyperlink w:history="1" r:id="rIdrdvyxlhexvsakksgcc-jh">
+            <w:hyperlink w:history="1" r:id="rIdgh1sgryynijpkuqdujrqx">
               <w:r>
                 <w:rPr>
                   <w:rFonts w:ascii="Arial" w:cs="Arial" w:eastAsia="Arial" w:hAnsi="Arial"/>
@@ -15905,7 +15905,7 @@
             <w:pPr>
               <w:spacing w:after="20" w:before="0"/>
             </w:pPr>
-            <w:hyperlink w:history="1" r:id="rId034oohd2i2jfz0uzb-pki">
+            <w:hyperlink w:history="1" r:id="rIdm8zcepgwr6pfkicxqnsvk">
               <w:r>
                 <w:rPr>
                   <w:rFonts w:ascii="Arial" w:cs="Arial" w:eastAsia="Arial" w:hAnsi="Arial"/>
@@ -15954,7 +15954,7 @@
               <w:spacing w:after="10" w:before="0"/>
               <w:ind w:left="120"/>
             </w:pPr>
-            <w:hyperlink w:history="1" r:id="rId0a8pvwc_4sg21vgmosdpd">
+            <w:hyperlink w:history="1" r:id="rIdldq__7fsdrc14mkxd0b_k">
               <w:r>
                 <w:rPr>
                   <w:rFonts w:ascii="Arial" w:cs="Arial" w:eastAsia="Arial" w:hAnsi="Arial"/>
@@ -15999,7 +15999,7 @@
             <w:pPr>
               <w:spacing w:after="20" w:before="0"/>
             </w:pPr>
-            <w:hyperlink w:history="1" r:id="rIdspdizljt33rgsys0i6tci">
+            <w:hyperlink w:history="1" r:id="rId_k-z-l9ka8ntsu6lhxkui">
               <w:r>
                 <w:rPr>
                   <w:rFonts w:ascii="Arial" w:cs="Arial" w:eastAsia="Arial" w:hAnsi="Arial"/>
@@ -16048,7 +16048,7 @@
               <w:spacing w:after="10" w:before="0"/>
               <w:ind w:left="120"/>
             </w:pPr>
-            <w:hyperlink w:history="1" r:id="rIdbxplrittvsh_ae70mzrrq">
+            <w:hyperlink w:history="1" r:id="rIdvbi8u8nmbghddn7-nxumm">
               <w:r>
                 <w:rPr>
                   <w:rFonts w:ascii="Arial" w:cs="Arial" w:eastAsia="Arial" w:hAnsi="Arial"/>
@@ -16248,7 +16248,7 @@
             <w:pPr>
               <w:spacing w:after="20" w:before="0"/>
             </w:pPr>
-            <w:hyperlink w:history="1" r:id="rIdmpvvpxadrnsk1inc5p_g7">
+            <w:hyperlink w:history="1" r:id="rIdh4nclfjkyh1hfbmo7_xjs">
               <w:r>
                 <w:rPr>
                   <w:rFonts w:ascii="Arial" w:cs="Arial" w:eastAsia="Arial" w:hAnsi="Arial"/>
@@ -16297,7 +16297,7 @@
               <w:spacing w:after="10" w:before="0"/>
               <w:ind w:left="120"/>
             </w:pPr>
-            <w:hyperlink w:history="1" r:id="rIdv5q5wi7-jikwa7zyeuf7j">
+            <w:hyperlink w:history="1" r:id="rIddblqr_jjb0iyoyglphzxq">
               <w:r>
                 <w:rPr>
                   <w:rFonts w:ascii="Arial" w:cs="Arial" w:eastAsia="Arial" w:hAnsi="Arial"/>
@@ -16342,7 +16342,7 @@
             <w:pPr>
               <w:spacing w:after="20" w:before="0"/>
             </w:pPr>
-            <w:hyperlink w:history="1" r:id="rIdw_4-0sx1lhgejocjm7s19">
+            <w:hyperlink w:history="1" r:id="rIdhhkgtsheq3z3efktvggog">
               <w:r>
                 <w:rPr>
                   <w:rFonts w:ascii="Arial" w:cs="Arial" w:eastAsia="Arial" w:hAnsi="Arial"/>
@@ -16391,7 +16391,7 @@
               <w:spacing w:after="10" w:before="0"/>
               <w:ind w:left="120"/>
             </w:pPr>
-            <w:hyperlink w:history="1" r:id="rIdowkv7g7hnhexqczvnxsft">
+            <w:hyperlink w:history="1" r:id="rIdz-dj4blq-ok3ngimxuq8u">
               <w:r>
                 <w:rPr>
                   <w:rFonts w:ascii="Arial" w:cs="Arial" w:eastAsia="Arial" w:hAnsi="Arial"/>
@@ -16591,7 +16591,7 @@
             <w:pPr>
               <w:spacing w:after="20" w:before="0"/>
             </w:pPr>
-            <w:hyperlink w:history="1" r:id="rIdxg5qzaeicgtzfbhzivc8g">
+            <w:hyperlink w:history="1" r:id="rIdagun5eggwyvkpu3q-jphm">
               <w:r>
                 <w:rPr>
                   <w:rFonts w:ascii="Arial" w:cs="Arial" w:eastAsia="Arial" w:hAnsi="Arial"/>
@@ -16640,7 +16640,7 @@
               <w:spacing w:after="10" w:before="0"/>
               <w:ind w:left="120"/>
             </w:pPr>
-            <w:hyperlink w:history="1" r:id="rIdmlijttr_3njmsfznkpgrx">
+            <w:hyperlink w:history="1" r:id="rIdx693cgkd82ziwjdrreoxs">
               <w:r>
                 <w:rPr>
                   <w:rFonts w:ascii="Arial" w:cs="Arial" w:eastAsia="Arial" w:hAnsi="Arial"/>
@@ -16685,7 +16685,7 @@
             <w:pPr>
               <w:spacing w:after="20" w:before="0"/>
             </w:pPr>
-            <w:hyperlink w:history="1" r:id="rIdfzks8v8a9jfpm-q2hon7t">
+            <w:hyperlink w:history="1" r:id="rIdbkf4jemmxj7x9qnyydyfk">
               <w:r>
                 <w:rPr>
                   <w:rFonts w:ascii="Arial" w:cs="Arial" w:eastAsia="Arial" w:hAnsi="Arial"/>
@@ -16734,7 +16734,7 @@
               <w:spacing w:after="10" w:before="0"/>
               <w:ind w:left="120"/>
             </w:pPr>
-            <w:hyperlink w:history="1" r:id="rIdzfpombkpwxi8prc_vsfc_">
+            <w:hyperlink w:history="1" r:id="rIdu_etczm0wgsdt__zjra5q">
               <w:r>
                 <w:rPr>
                   <w:rFonts w:ascii="Arial" w:cs="Arial" w:eastAsia="Arial" w:hAnsi="Arial"/>
@@ -17259,7 +17259,7 @@
         </w:rPr>
         <w:t xml:space="preserve">© 2026 SeaVuria and ARES. Aligned with KICD objectives. Developed by SeaVuria; technical implementation by ARES (with AI assistance from Claude). Licensed under </w:t>
       </w:r>
-      <w:hyperlink w:history="1" r:id="rIdhhxo3iwxe67gkbbol-x2t">
+      <w:hyperlink w:history="1" r:id="rIdmuxadnhadhiz5tlb57ruo">
         <w:r>
           <w:rPr>
             <w:rFonts w:ascii="Arial" w:cs="Arial" w:eastAsia="Arial" w:hAnsi="Arial"/>
@@ -17280,7 +17280,7 @@
         </w:rPr>
         <w:t xml:space="preserve"> (</w:t>
       </w:r>
-      <w:hyperlink w:history="1" r:id="rId2fw9fu9pncgzhdn85e9oa">
+      <w:hyperlink w:history="1" r:id="rIdhoh4grmrghbh0r1mxmysb">
         <w:r>
           <w:rPr>
             <w:rFonts w:ascii="Arial" w:cs="Arial" w:eastAsia="Arial" w:hAnsi="Arial"/>
@@ -18320,7 +18320,7 @@
             <w:pPr>
               <w:spacing w:after="20" w:before="0"/>
             </w:pPr>
-            <w:hyperlink w:history="1" r:id="rIduqk0eiu1c0swpgs-cumjb">
+            <w:hyperlink w:history="1" r:id="rId-fszvu9hjiphqzt3oh9tf">
               <w:r>
                 <w:rPr>
                   <w:rFonts w:ascii="Arial" w:cs="Arial" w:eastAsia="Arial" w:hAnsi="Arial"/>
@@ -18369,7 +18369,7 @@
               <w:spacing w:after="10" w:before="0"/>
               <w:ind w:left="120"/>
             </w:pPr>
-            <w:hyperlink w:history="1" r:id="rIdkezm4nsi6vkxytcx3gh6a">
+            <w:hyperlink w:history="1" r:id="rIdnujer-mggybx7suocrv5r">
               <w:r>
                 <w:rPr>
                   <w:rFonts w:ascii="Arial" w:cs="Arial" w:eastAsia="Arial" w:hAnsi="Arial"/>
@@ -18414,7 +18414,7 @@
             <w:pPr>
               <w:spacing w:after="20" w:before="0"/>
             </w:pPr>
-            <w:hyperlink w:history="1" r:id="rIdt-nycrpr0vqfiyaa5sftc">
+            <w:hyperlink w:history="1" r:id="rIdkqvvxrxkvvshvxmaxtnuj">
               <w:r>
                 <w:rPr>
                   <w:rFonts w:ascii="Arial" w:cs="Arial" w:eastAsia="Arial" w:hAnsi="Arial"/>
@@ -18447,7 +18447,7 @@
               <w:spacing w:after="10" w:before="0"/>
               <w:ind w:left="120"/>
             </w:pPr>
-            <w:hyperlink w:history="1" r:id="rIdwf6kv0qr8io47n3b-z5mk">
+            <w:hyperlink w:history="1" r:id="rIdsge62c9cs_sss0rpwzpcr">
               <w:r>
                 <w:rPr>
                   <w:rFonts w:ascii="Arial" w:cs="Arial" w:eastAsia="Arial" w:hAnsi="Arial"/>
@@ -18647,7 +18647,7 @@
             <w:pPr>
               <w:spacing w:after="20" w:before="0"/>
             </w:pPr>
-            <w:hyperlink w:history="1" r:id="rIdqmbmcvcpkyy2n3qtecq2n">
+            <w:hyperlink w:history="1" r:id="rIdstoieldxmihoqcx4ecxqm">
               <w:r>
                 <w:rPr>
                   <w:rFonts w:ascii="Arial" w:cs="Arial" w:eastAsia="Arial" w:hAnsi="Arial"/>
@@ -18696,7 +18696,7 @@
               <w:spacing w:after="10" w:before="0"/>
               <w:ind w:left="120"/>
             </w:pPr>
-            <w:hyperlink w:history="1" r:id="rIdh1px0dcuspp9lcl0gsqaj">
+            <w:hyperlink w:history="1" r:id="rIdqxnnrqfits6tjhihdayqj">
               <w:r>
                 <w:rPr>
                   <w:rFonts w:ascii="Arial" w:cs="Arial" w:eastAsia="Arial" w:hAnsi="Arial"/>
@@ -18741,7 +18741,7 @@
             <w:pPr>
               <w:spacing w:after="20" w:before="0"/>
             </w:pPr>
-            <w:hyperlink w:history="1" r:id="rIdwrprghjbds14yjz1ohuyq">
+            <w:hyperlink w:history="1" r:id="rIdqwz9mospy5hxm8q7wpzaa">
               <w:r>
                 <w:rPr>
                   <w:rFonts w:ascii="Arial" w:cs="Arial" w:eastAsia="Arial" w:hAnsi="Arial"/>
@@ -18774,7 +18774,7 @@
               <w:spacing w:after="10" w:before="0"/>
               <w:ind w:left="120"/>
             </w:pPr>
-            <w:hyperlink w:history="1" r:id="rIddu3mih6jja4sc0d2tnerw">
+            <w:hyperlink w:history="1" r:id="rIdcfreq3p1drsqb2vibw2kn">
               <w:r>
                 <w:rPr>
                   <w:rFonts w:ascii="Arial" w:cs="Arial" w:eastAsia="Arial" w:hAnsi="Arial"/>
@@ -18974,7 +18974,7 @@
             <w:pPr>
               <w:spacing w:after="20" w:before="0"/>
             </w:pPr>
-            <w:hyperlink w:history="1" r:id="rIdv80jjsi4tzduvtlp9cid2">
+            <w:hyperlink w:history="1" r:id="rIdimugrj7ygohy5milqzv8f">
               <w:r>
                 <w:rPr>
                   <w:rFonts w:ascii="Arial" w:cs="Arial" w:eastAsia="Arial" w:hAnsi="Arial"/>
@@ -19023,7 +19023,7 @@
               <w:spacing w:after="10" w:before="0"/>
               <w:ind w:left="120"/>
             </w:pPr>
-            <w:hyperlink w:history="1" r:id="rIdef-9xcxf-suhhtsy8ayxo">
+            <w:hyperlink w:history="1" r:id="rId21f4eh0l-kakugzzt_9cy">
               <w:r>
                 <w:rPr>
                   <w:rFonts w:ascii="Arial" w:cs="Arial" w:eastAsia="Arial" w:hAnsi="Arial"/>
@@ -19068,7 +19068,7 @@
             <w:pPr>
               <w:spacing w:after="20" w:before="0"/>
             </w:pPr>
-            <w:hyperlink w:history="1" r:id="rIdvhxds2fwtqprp8qigudqs">
+            <w:hyperlink w:history="1" r:id="rIdq9tg1es421_0yu0gjda7n">
               <w:r>
                 <w:rPr>
                   <w:rFonts w:ascii="Arial" w:cs="Arial" w:eastAsia="Arial" w:hAnsi="Arial"/>
@@ -19117,7 +19117,7 @@
               <w:spacing w:after="10" w:before="0"/>
               <w:ind w:left="120"/>
             </w:pPr>
-            <w:hyperlink w:history="1" r:id="rIdinlkvzmpuxoihug3mgqok">
+            <w:hyperlink w:history="1" r:id="rIdeprteqcteasnls2lg0tsn">
               <w:r>
                 <w:rPr>
                   <w:rFonts w:ascii="Arial" w:cs="Arial" w:eastAsia="Arial" w:hAnsi="Arial"/>
@@ -19317,7 +19317,7 @@
             <w:pPr>
               <w:spacing w:after="20" w:before="0"/>
             </w:pPr>
-            <w:hyperlink w:history="1" r:id="rIdgiggbsxeyatbdfb8xe9wd">
+            <w:hyperlink w:history="1" r:id="rIdytdxippd6_8fp0byqprha">
               <w:r>
                 <w:rPr>
                   <w:rFonts w:ascii="Arial" w:cs="Arial" w:eastAsia="Arial" w:hAnsi="Arial"/>
@@ -19366,7 +19366,7 @@
               <w:spacing w:after="10" w:before="0"/>
               <w:ind w:left="120"/>
             </w:pPr>
-            <w:hyperlink w:history="1" r:id="rIdwkj174vbe6nesqvfs740h">
+            <w:hyperlink w:history="1" r:id="rId0ynnvjbnxks4d1kn_hb7f">
               <w:r>
                 <w:rPr>
                   <w:rFonts w:ascii="Arial" w:cs="Arial" w:eastAsia="Arial" w:hAnsi="Arial"/>
@@ -19411,7 +19411,7 @@
             <w:pPr>
               <w:spacing w:after="20" w:before="0"/>
             </w:pPr>
-            <w:hyperlink w:history="1" r:id="rIdeoxvsbtu5gybsomoptfde">
+            <w:hyperlink w:history="1" r:id="rIdui5qmbjmf_zdh7cl635ga">
               <w:r>
                 <w:rPr>
                   <w:rFonts w:ascii="Arial" w:cs="Arial" w:eastAsia="Arial" w:hAnsi="Arial"/>
@@ -19444,7 +19444,7 @@
               <w:spacing w:after="10" w:before="0"/>
               <w:ind w:left="120"/>
             </w:pPr>
-            <w:hyperlink w:history="1" r:id="rIdda-9zq1b8lmsecxlgnzst">
+            <w:hyperlink w:history="1" r:id="rIddcdicrd2l8gmzn-qlvxgt">
               <w:r>
                 <w:rPr>
                   <w:rFonts w:ascii="Arial" w:cs="Arial" w:eastAsia="Arial" w:hAnsi="Arial"/>
@@ -19644,7 +19644,7 @@
             <w:pPr>
               <w:spacing w:after="20" w:before="0"/>
             </w:pPr>
-            <w:hyperlink w:history="1" r:id="rIdvp14iypdlfzmed0oprntg">
+            <w:hyperlink w:history="1" r:id="rIdbswqpwxe4ul1cp_g_ylwe">
               <w:r>
                 <w:rPr>
                   <w:rFonts w:ascii="Arial" w:cs="Arial" w:eastAsia="Arial" w:hAnsi="Arial"/>
@@ -19693,7 +19693,7 @@
               <w:spacing w:after="10" w:before="0"/>
               <w:ind w:left="120"/>
             </w:pPr>
-            <w:hyperlink w:history="1" r:id="rIdrq9guvafamxtqmtzhc7lh">
+            <w:hyperlink w:history="1" r:id="rId5djohzmgmewyhr4ekskw8">
               <w:r>
                 <w:rPr>
                   <w:rFonts w:ascii="Arial" w:cs="Arial" w:eastAsia="Arial" w:hAnsi="Arial"/>
@@ -19738,7 +19738,7 @@
             <w:pPr>
               <w:spacing w:after="20" w:before="0"/>
             </w:pPr>
-            <w:hyperlink w:history="1" r:id="rIdqt8t6ymlhul2rx0-auwq4">
+            <w:hyperlink w:history="1" r:id="rId-zpet4cyi7adcdkfcikyl">
               <w:r>
                 <w:rPr>
                   <w:rFonts w:ascii="Arial" w:cs="Arial" w:eastAsia="Arial" w:hAnsi="Arial"/>
@@ -19771,7 +19771,7 @@
               <w:spacing w:after="10" w:before="0"/>
               <w:ind w:left="120"/>
             </w:pPr>
-            <w:hyperlink w:history="1" r:id="rId742kkcgogrhcrn4z5c-wy">
+            <w:hyperlink w:history="1" r:id="rIdjw8jmxewp6aogwe3iw5kl">
               <w:r>
                 <w:rPr>
                   <w:rFonts w:ascii="Arial" w:cs="Arial" w:eastAsia="Arial" w:hAnsi="Arial"/>
@@ -20536,7 +20536,7 @@
         </w:rPr>
         <w:t xml:space="preserve">© 2026 SeaVuria and ARES. Aligned with KICD objectives. Developed by SeaVuria; technical implementation by ARES (with AI assistance from Claude). Licensed under </w:t>
       </w:r>
-      <w:hyperlink w:history="1" r:id="rIdbwd09bvnb_rzo29augb09">
+      <w:hyperlink w:history="1" r:id="rIdx-gz3gzfj8fmpf72lujo_">
         <w:r>
           <w:rPr>
             <w:rFonts w:ascii="Arial" w:cs="Arial" w:eastAsia="Arial" w:hAnsi="Arial"/>
@@ -20557,7 +20557,7 @@
         </w:rPr>
         <w:t xml:space="preserve"> (</w:t>
       </w:r>
-      <w:hyperlink w:history="1" r:id="rIdom5plxtimgbclwq7m0b44">
+      <w:hyperlink w:history="1" r:id="rIdz8jrqkj8gbvnxhff4fjjd">
         <w:r>
           <w:rPr>
             <w:rFonts w:ascii="Arial" w:cs="Arial" w:eastAsia="Arial" w:hAnsi="Arial"/>
@@ -21614,7 +21614,7 @@
               <w:spacing w:after="10" w:before="0"/>
               <w:ind w:left="120"/>
             </w:pPr>
-            <w:hyperlink w:history="1" r:id="rIde56wu6f1vnpxhks-_2b1v">
+            <w:hyperlink w:history="1" r:id="rId29jf-aammixsybuxuilyk">
               <w:r>
                 <w:rPr>
                   <w:rFonts w:ascii="Arial" w:cs="Arial" w:eastAsia="Arial" w:hAnsi="Arial"/>
@@ -21691,7 +21691,7 @@
               <w:spacing w:after="10" w:before="0"/>
               <w:ind w:left="120"/>
             </w:pPr>
-            <w:hyperlink w:history="1" r:id="rIdfzwy3s2iv6vlykckkz9_s">
+            <w:hyperlink w:history="1" r:id="rIdc08luynf2mkmdv97i-a-8">
               <w:r>
                 <w:rPr>
                   <w:rFonts w:ascii="Arial" w:cs="Arial" w:eastAsia="Arial" w:hAnsi="Arial"/>
@@ -21923,7 +21923,7 @@
               <w:spacing w:after="10" w:before="0"/>
               <w:ind w:left="120"/>
             </w:pPr>
-            <w:hyperlink w:history="1" r:id="rIde1bxjnfkxeitsg6nj02qp">
+            <w:hyperlink w:history="1" r:id="rIdm8w7lsb3znoaei1lora_n">
               <w:r>
                 <w:rPr>
                   <w:rFonts w:ascii="Arial" w:cs="Arial" w:eastAsia="Arial" w:hAnsi="Arial"/>
@@ -22000,7 +22000,7 @@
               <w:spacing w:after="10" w:before="0"/>
               <w:ind w:left="120"/>
             </w:pPr>
-            <w:hyperlink w:history="1" r:id="rId2r4m_ilibtqnyedes9p3z">
+            <w:hyperlink w:history="1" r:id="rIdcxjgcdhh8_jkeeznz11cz">
               <w:r>
                 <w:rPr>
                   <w:rFonts w:ascii="Arial" w:cs="Arial" w:eastAsia="Arial" w:hAnsi="Arial"/>
@@ -22232,7 +22232,7 @@
               <w:spacing w:after="10" w:before="0"/>
               <w:ind w:left="120"/>
             </w:pPr>
-            <w:hyperlink w:history="1" r:id="rIdmhlnflpvyvujk47cfuyw8">
+            <w:hyperlink w:history="1" r:id="rIdo51wkwveznk3iuyjmwevs">
               <w:r>
                 <w:rPr>
                   <w:rFonts w:ascii="Arial" w:cs="Arial" w:eastAsia="Arial" w:hAnsi="Arial"/>
@@ -22309,7 +22309,7 @@
               <w:spacing w:after="10" w:before="0"/>
               <w:ind w:left="120"/>
             </w:pPr>
-            <w:hyperlink w:history="1" r:id="rIdke_jdtjxb3f7yyktry62k">
+            <w:hyperlink w:history="1" r:id="rIdwq8mfna2eqykpbvntvged">
               <w:r>
                 <w:rPr>
                   <w:rFonts w:ascii="Arial" w:cs="Arial" w:eastAsia="Arial" w:hAnsi="Arial"/>
@@ -22541,7 +22541,7 @@
               <w:spacing w:after="10" w:before="0"/>
               <w:ind w:left="120"/>
             </w:pPr>
-            <w:hyperlink w:history="1" r:id="rIdl8zujmqcucjmxfecxvea3">
+            <w:hyperlink w:history="1" r:id="rId9jlyuko2itnufn4dtna_a">
               <w:r>
                 <w:rPr>
                   <w:rFonts w:ascii="Arial" w:cs="Arial" w:eastAsia="Arial" w:hAnsi="Arial"/>
@@ -22618,7 +22618,7 @@
               <w:spacing w:after="10" w:before="0"/>
               <w:ind w:left="120"/>
             </w:pPr>
-            <w:hyperlink w:history="1" r:id="rIddahiiy2h5ptorvodoj7_e">
+            <w:hyperlink w:history="1" r:id="rId0eq4qwoujaisw6jugwgph">
               <w:r>
                 <w:rPr>
                   <w:rFonts w:ascii="Arial" w:cs="Arial" w:eastAsia="Arial" w:hAnsi="Arial"/>
@@ -22850,7 +22850,7 @@
               <w:spacing w:after="10" w:before="0"/>
               <w:ind w:left="120"/>
             </w:pPr>
-            <w:hyperlink w:history="1" r:id="rIdcelrsqfdrxc0s6sc6m9wy">
+            <w:hyperlink w:history="1" r:id="rIdawpiwce76lqmfrjdk9bnj">
               <w:r>
                 <w:rPr>
                   <w:rFonts w:ascii="Arial" w:cs="Arial" w:eastAsia="Arial" w:hAnsi="Arial"/>
@@ -22927,7 +22927,7 @@
               <w:spacing w:after="10" w:before="0"/>
               <w:ind w:left="120"/>
             </w:pPr>
-            <w:hyperlink w:history="1" r:id="rIdagv3kjjjrxfxdnevfjbx1">
+            <w:hyperlink w:history="1" r:id="rIdx0zy-u8mqu6dwtnp59swn">
               <w:r>
                 <w:rPr>
                   <w:rFonts w:ascii="Arial" w:cs="Arial" w:eastAsia="Arial" w:hAnsi="Arial"/>
@@ -23467,7 +23467,7 @@
         </w:rPr>
         <w:t xml:space="preserve">© 2026 SeaVuria and ARES. Aligned with KICD objectives. Developed by SeaVuria; technical implementation by ARES (with AI assistance from Claude). Licensed under </w:t>
       </w:r>
-      <w:hyperlink w:history="1" r:id="rIdo5g7t8v4cphzf7qaoilu7">
+      <w:hyperlink w:history="1" r:id="rId6eypy0lk8fiedemejyb_4">
         <w:r>
           <w:rPr>
             <w:rFonts w:ascii="Arial" w:cs="Arial" w:eastAsia="Arial" w:hAnsi="Arial"/>
@@ -23488,7 +23488,7 @@
         </w:rPr>
         <w:t xml:space="preserve"> (</w:t>
       </w:r>
-      <w:hyperlink w:history="1" r:id="rIdqdkvrgellgt7s7-lwgkol">
+      <w:hyperlink w:history="1" r:id="rIdit8vrncna5zotr-_1qf20">
         <w:r>
           <w:rPr>
             <w:rFonts w:ascii="Arial" w:cs="Arial" w:eastAsia="Arial" w:hAnsi="Arial"/>
@@ -24785,7 +24785,7 @@
               <w:spacing w:after="10" w:before="0"/>
               <w:ind w:left="120"/>
             </w:pPr>
-            <w:hyperlink w:history="1" r:id="rIdqhqex6g6fm7mjozb0epgm">
+            <w:hyperlink w:history="1" r:id="rIdig20o-pjlgjyxxr6tyk7z">
               <w:r>
                 <w:rPr>
                   <w:rFonts w:ascii="Arial" w:cs="Arial" w:eastAsia="Arial" w:hAnsi="Arial"/>
@@ -24862,7 +24862,7 @@
               <w:spacing w:after="10" w:before="0"/>
               <w:ind w:left="120"/>
             </w:pPr>
-            <w:hyperlink w:history="1" r:id="rId1sof4cgi3r9yupcv0-s0e">
+            <w:hyperlink w:history="1" r:id="rIdqwg5db_g2rckkzq5nxdnm">
               <w:r>
                 <w:rPr>
                   <w:rFonts w:ascii="Arial" w:cs="Arial" w:eastAsia="Arial" w:hAnsi="Arial"/>
@@ -25094,7 +25094,7 @@
               <w:spacing w:after="10" w:before="0"/>
               <w:ind w:left="120"/>
             </w:pPr>
-            <w:hyperlink w:history="1" r:id="rIddnuklr9u-3jpwau-qwimp">
+            <w:hyperlink w:history="1" r:id="rId0h0twbcndh-xjefq1enjl">
               <w:r>
                 <w:rPr>
                   <w:rFonts w:ascii="Arial" w:cs="Arial" w:eastAsia="Arial" w:hAnsi="Arial"/>
@@ -25171,7 +25171,7 @@
               <w:spacing w:after="10" w:before="0"/>
               <w:ind w:left="120"/>
             </w:pPr>
-            <w:hyperlink w:history="1" r:id="rIdqp-rhtixen2lbhqojce1j">
+            <w:hyperlink w:history="1" r:id="rIdqxlvsgdv4b2ijecp_2hjj">
               <w:r>
                 <w:rPr>
                   <w:rFonts w:ascii="Arial" w:cs="Arial" w:eastAsia="Arial" w:hAnsi="Arial"/>
@@ -25403,7 +25403,7 @@
               <w:spacing w:after="10" w:before="0"/>
               <w:ind w:left="120"/>
             </w:pPr>
-            <w:hyperlink w:history="1" r:id="rIdjlczo_rlqhhik1vdulpve">
+            <w:hyperlink w:history="1" r:id="rIdtxjzwtxz7offz2dcpbko4">
               <w:r>
                 <w:rPr>
                   <w:rFonts w:ascii="Arial" w:cs="Arial" w:eastAsia="Arial" w:hAnsi="Arial"/>
@@ -25480,7 +25480,7 @@
               <w:spacing w:after="10" w:before="0"/>
               <w:ind w:left="120"/>
             </w:pPr>
-            <w:hyperlink w:history="1" r:id="rIdc7vvnmrm3yjdratuyomt3">
+            <w:hyperlink w:history="1" r:id="rId1vw_i6rs_yqu9uas0c0zm">
               <w:r>
                 <w:rPr>
                   <w:rFonts w:ascii="Arial" w:cs="Arial" w:eastAsia="Arial" w:hAnsi="Arial"/>
@@ -25712,7 +25712,7 @@
               <w:spacing w:after="10" w:before="0"/>
               <w:ind w:left="120"/>
             </w:pPr>
-            <w:hyperlink w:history="1" r:id="rIdgyc5geghokttqa2uvuwqz">
+            <w:hyperlink w:history="1" r:id="rIdfy7u_sbuiazvz3ksafc1z">
               <w:r>
                 <w:rPr>
                   <w:rFonts w:ascii="Arial" w:cs="Arial" w:eastAsia="Arial" w:hAnsi="Arial"/>
@@ -25789,7 +25789,7 @@
               <w:spacing w:after="10" w:before="0"/>
               <w:ind w:left="120"/>
             </w:pPr>
-            <w:hyperlink w:history="1" r:id="rIdwxfqgyegy5uhx5vdqo2o1">
+            <w:hyperlink w:history="1" r:id="rId8jdhjlujupynhhw7qoah_">
               <w:r>
                 <w:rPr>
                   <w:rFonts w:ascii="Arial" w:cs="Arial" w:eastAsia="Arial" w:hAnsi="Arial"/>
@@ -26021,7 +26021,7 @@
               <w:spacing w:after="10" w:before="0"/>
               <w:ind w:left="120"/>
             </w:pPr>
-            <w:hyperlink w:history="1" r:id="rIdzrzujq8do1jn5wauwx-ei">
+            <w:hyperlink w:history="1" r:id="rId-lqnct7iokyw5y9hen7qg">
               <w:r>
                 <w:rPr>
                   <w:rFonts w:ascii="Arial" w:cs="Arial" w:eastAsia="Arial" w:hAnsi="Arial"/>
@@ -26098,7 +26098,7 @@
               <w:spacing w:after="10" w:before="0"/>
               <w:ind w:left="120"/>
             </w:pPr>
-            <w:hyperlink w:history="1" r:id="rIdvuxsvnsu4rcmmmypie7lo">
+            <w:hyperlink w:history="1" r:id="rIdeoaavv2czz1ink1otb7ap">
               <w:r>
                 <w:rPr>
                   <w:rFonts w:ascii="Arial" w:cs="Arial" w:eastAsia="Arial" w:hAnsi="Arial"/>
@@ -26718,7 +26718,7 @@
         </w:rPr>
         <w:t xml:space="preserve">© 2026 SeaVuria and ARES. Aligned with KICD objectives. Developed by SeaVuria; technical implementation by ARES (with AI assistance from Claude). Licensed under </w:t>
       </w:r>
-      <w:hyperlink w:history="1" r:id="rId0rusxk1mfjjmg0jwdxpny">
+      <w:hyperlink w:history="1" r:id="rIdfwo7h5icaddy9leixe_wj">
         <w:r>
           <w:rPr>
             <w:rFonts w:ascii="Arial" w:cs="Arial" w:eastAsia="Arial" w:hAnsi="Arial"/>
@@ -26739,7 +26739,7 @@
         </w:rPr>
         <w:t xml:space="preserve"> (</w:t>
       </w:r>
-      <w:hyperlink w:history="1" r:id="rIdbk26kjsczg-niegldv8tm">
+      <w:hyperlink w:history="1" r:id="rIdo5ifrrqbjq4ubyzwpw4wx">
         <w:r>
           <w:rPr>
             <w:rFonts w:ascii="Arial" w:cs="Arial" w:eastAsia="Arial" w:hAnsi="Arial"/>
